--- a/pc_package/PCP-007_cex.docx
+++ b/pc_package/PCP-007_cex.docx
@@ -814,67 +814,7 @@
         <w:pStyle w:val="FirstParagraph"/>
       </w:pPr>
       <w:r>
-        <w:t xml:space="preserve">ALCOA+, attributable, legible, contemporaneous, original, accurate and complete; AMV,</w:t>
-      </w:r>
-      <w:r>
-        <w:t xml:space="preserve"> </w:t>
-      </w:r>
-      <w:r>
-        <w:t xml:space="preserve">analytical method validation; CEX, cation exchange chromatography; CV, coefficient of</w:t>
-      </w:r>
-      <w:r>
-        <w:t xml:space="preserve"> </w:t>
-      </w:r>
-      <w:r>
-        <w:t xml:space="preserve">variation; DNA, deoxyribonucleic acid; DoE, design of experiments; ELISA, enzyme-linked</w:t>
-      </w:r>
-      <w:r>
-        <w:t xml:space="preserve"> </w:t>
-      </w:r>
-      <w:r>
-        <w:t xml:space="preserve">immunosorbent assay; ELN, electronic laboratory notebook; HCP, host cell protein; HMW,</w:t>
-      </w:r>
-      <w:r>
-        <w:t xml:space="preserve"> </w:t>
-      </w:r>
-      <w:r>
-        <w:t xml:space="preserve">high molecular weight; ICH, International Council for Harmonisation; IgG1, immunoglobulin</w:t>
-      </w:r>
-      <w:r>
-        <w:t xml:space="preserve"> </w:t>
-      </w:r>
-      <w:r>
-        <w:t xml:space="preserve">G subclass 1; LIMS, laboratory information management system; MSAT, Manufacturing Science</w:t>
-      </w:r>
-      <w:r>
-        <w:t xml:space="preserve"> </w:t>
-      </w:r>
-      <w:r>
-        <w:t xml:space="preserve">and Technology; NOR, normal operating range; OD, optical density; PAR, proven acceptable</w:t>
-      </w:r>
-      <w:r>
-        <w:t xml:space="preserve"> </w:t>
-      </w:r>
-      <w:r>
-        <w:t xml:space="preserve">range; PD, Process Development; PRESS, predicted residual error sum of squares; QA, Quality</w:t>
-      </w:r>
-      <w:r>
-        <w:t xml:space="preserve"> </w:t>
-      </w:r>
-      <w:r>
-        <w:t xml:space="preserve">Assurance; qPCR, quantitative polymerase chain reaction; RSM, response-surface methodology;</w:t>
-      </w:r>
-      <w:r>
-        <w:t xml:space="preserve"> </w:t>
-      </w:r>
-      <w:r>
-        <w:t xml:space="preserve">SEC-HPLC, size-exclusion high-performance liquid chromatography; SOP, standard operating</w:t>
-      </w:r>
-      <w:r>
-        <w:t xml:space="preserve"> </w:t>
-      </w:r>
-      <w:r>
-        <w:t xml:space="preserve">procedure.</w:t>
+        <w:t xml:space="preserve">ALCOA+, attributable, legible, contemporaneous, original and accurate, plus complete, consistent, enduring and available; AMV, analytical method validation; CEX, cation exchange chromatography; Cpk, one-sided process capability index; CQA, critical quality attribute; DNA, deoxyribonucleic acid; DoE, design of experiments; DS, drug substance; ELISA, enzyme-linked immunosorbent assay; HCP, host cell protein; HMW, high molecular weight; ICH, International Council for Harmonisation; LOQ, limit of quantitation; MSAT, manufacturing science and technology; NOR, normal operating range; OD, optical density; PAR, proven acceptable range; PRESS, predicted residual error sum of squares; qPCR, quantitative polymerase chain reaction; RPN, risk priority number; RSD, relative standard deviation; RSM, response surface methodology; SEC-HPLC, size exclusion high performance liquid chromatography; SOP, standard operating procedure.</w:t>
       </w:r>
     </w:p>
     <w:p>
@@ -883,7 +823,7 @@
       </w:r>
     </w:p>
     <w:bookmarkEnd w:id="11"/>
-    <w:bookmarkStart w:id="12" w:name="purpose-and-scope"/>
+    <w:bookmarkStart w:id="12" w:name="sec-purpose"/>
     <w:p>
       <w:pPr>
         <w:pStyle w:val="Heading1"/>
@@ -897,159 +837,80 @@
         <w:pStyle w:val="FirstParagraph"/>
       </w:pPr>
       <w:r>
-        <w:t xml:space="preserve">Cation exchange chromatography is the first of the two polishing steps in the A-Mab</w:t>
-      </w:r>
-      <w:r>
-        <w:t xml:space="preserve"> </w:t>
-      </w:r>
-      <w:r>
-        <w:t xml:space="preserve">purification train. The step uses a strong cation exchange resin in bind and elute mode,</w:t>
-      </w:r>
-      <w:r>
-        <w:t xml:space="preserve"> </w:t>
-      </w:r>
-      <w:r>
-        <w:t xml:space="preserve">and a step elution separates the antibody from the impurities that survive capture and</w:t>
-      </w:r>
-      <w:r>
-        <w:t xml:space="preserve"> </w:t>
-      </w:r>
-      <w:r>
-        <w:t xml:space="preserve">low-pH inactivation (PCR-005, PCR-006). It is the principal aggregate reduction step in the</w:t>
-      </w:r>
-      <w:r>
-        <w:t xml:space="preserve"> </w:t>
-      </w:r>
-      <w:r>
-        <w:t xml:space="preserve">process, and it also provides substantial clearance of host cell protein, residual DNA and</w:t>
-      </w:r>
-      <w:r>
-        <w:t xml:space="preserve"> </w:t>
-      </w:r>
-      <w:r>
-        <w:t xml:space="preserve">leached Protein A.</w:t>
-      </w:r>
-    </w:p>
-    <w:p>
-      <w:pPr>
-        <w:pStyle w:val="BodyText"/>
-      </w:pPr>
-      <w:r>
-        <w:t xml:space="preserve">No step downstream of cation exchange reduces aggregate. Anion exchange (PCR-008) and</w:t>
-      </w:r>
-      <w:r>
-        <w:t xml:space="preserve"> </w:t>
-      </w:r>
-      <w:r>
-        <w:t xml:space="preserve">small-virus retentive filtration (PCR-009) act on impurities and on virus, and the</w:t>
-      </w:r>
-      <w:r>
-        <w:t xml:space="preserve"> </w:t>
-      </w:r>
-      <w:r>
-        <w:t xml:space="preserve">ultrafiltration and diafiltration step (PCR-010) concentrates the product and exchanges the</w:t>
-      </w:r>
-      <w:r>
-        <w:t xml:space="preserve"> </w:t>
-      </w:r>
-      <w:r>
-        <w:t xml:space="preserve">buffer, so none of the three removes high molecular weight species. The aggregate content</w:t>
-      </w:r>
-      <w:r>
-        <w:t xml:space="preserve"> </w:t>
-      </w:r>
-      <w:r>
-        <w:t xml:space="preserve">of the drug substance is set by what this step delivers, and the study defined here has to</w:t>
-      </w:r>
-      <w:r>
-        <w:t xml:space="preserve"> </w:t>
-      </w:r>
-      <w:r>
-        <w:t xml:space="preserve">support that claim across the conditions the commercial process may see.</w:t>
-      </w:r>
-    </w:p>
-    <w:p>
-      <w:pPr>
-        <w:pStyle w:val="BodyText"/>
-      </w:pPr>
-      <w:r>
-        <w:t xml:space="preserve">This plan defines the process characterization study for the step. It states the parameters</w:t>
-      </w:r>
-      <w:r>
-        <w:t xml:space="preserve"> </w:t>
-      </w:r>
-      <w:r>
-        <w:t xml:space="preserve">to be studied, the ranges over which they will be varied, the analytical methods, the</w:t>
-      </w:r>
-      <w:r>
-        <w:t xml:space="preserve"> </w:t>
-      </w:r>
-      <w:r>
-        <w:t xml:space="preserve">statistical analysis and the criteria by which the results will be judged. The study will be</w:t>
-      </w:r>
-      <w:r>
-        <w:t xml:space="preserve"> </w:t>
-      </w:r>
-      <w:r>
-        <w:t xml:space="preserve">executed on a qualified scale-down model at the sending site, and its conclusions will be</w:t>
-      </w:r>
-      <w:r>
-        <w:t xml:space="preserve"> </w:t>
-      </w:r>
-      <w:r>
-        <w:t xml:space="preserve">applied to the commercial process at the receiving site through that model. Results,</w:t>
-      </w:r>
-      <w:r>
-        <w:t xml:space="preserve"> </w:t>
-      </w:r>
-      <w:r>
-        <w:t xml:space="preserve">parameter classifications and the operating region will be reported in PCR-007.</w:t>
-      </w:r>
-    </w:p>
-    <w:p>
-      <w:pPr>
-        <w:pStyle w:val="BodyText"/>
-      </w:pPr>
-      <w:r>
-        <w:t xml:space="preserve">The parameters in scope are the 5 listed in</w:t>
-      </w:r>
-      <w:r>
-        <w:t xml:space="preserve"> </w:t>
-      </w:r>
-      <w:hyperlink w:anchor="tbl-params">
+        <w:t xml:space="preserve">This plan defines the Stage 1 characterization study for the cation exchange chromatography step of the A-Mab drug substance process. It states which parameters will be varied, over which ranges, on which model of the commercial column, and how the resulting data will be analysed. The acceptance and decision criteria are fixed here, before any data exist (</w:t>
+      </w:r>
+      <w:hyperlink w:anchor="sec-acceptance">
         <w:r>
           <w:rPr>
             <w:rStyle w:val="Hyperlink"/>
           </w:rPr>
-          <w:t xml:space="preserve">Table 7</w:t>
+          <w:t xml:space="preserve">Section 7</w:t>
         </w:r>
       </w:hyperlink>
       <w:r>
-        <w:t xml:space="preserve">, which are the</w:t>
+        <w:t xml:space="preserve">). The executed study and its conclusions are reported in PCR-007.</w:t>
+      </w:r>
+    </w:p>
+    <w:p>
+      <w:pPr>
+        <w:pStyle w:val="BodyText"/>
+      </w:pPr>
+      <w:r>
+        <w:t xml:space="preserve">The step is operated in bind and elute mode on a strong cation exchange resin. Its principal duty is the reduction of high molecular weight aggregate, and it also delivers a large part of the clearance of host cell protein (HCP), residual DNA and leached Protein A. The step forms no quality attribute of its own. Every attribute in scope is established upstream, and every acceptance criterion used in this plan is a drug substance criterion (</w:t>
+      </w:r>
+      <w:hyperlink w:anchor="tbl-cqa">
+        <w:r>
+          <w:rPr>
+            <w:rStyle w:val="Hyperlink"/>
+          </w:rPr>
+          <w:t xml:space="preserve">Table 4</w:t>
+        </w:r>
+      </w:hyperlink>
+      <w:r>
+        <w:t xml:space="preserve">) that applies at the end of the process.</w:t>
+      </w:r>
+    </w:p>
+    <w:p>
+      <w:pPr>
+        <w:pStyle w:val="BodyText"/>
+      </w:pPr>
+      <w:r>
+        <w:t xml:space="preserve">The study covers the 5 process parameters of the step, of which 4 will be varied together in designed experiments and 1 will be assessed one at a time, over the ranges given in</w:t>
       </w:r>
       <w:r>
         <w:t xml:space="preserve"> </w:t>
       </w:r>
-      <w:r>
-        <w:t xml:space="preserve">parameters the risk assessment assigned to this step for characterization (RA-001). Resin</w:t>
+      <w:hyperlink w:anchor="sec-design">
+        <w:r>
+          <w:rPr>
+            <w:rStyle w:val="Hyperlink"/>
+          </w:rPr>
+          <w:t xml:space="preserve">Section 6</w:t>
+        </w:r>
+      </w:hyperlink>
+      <w:r>
+        <w:t xml:space="preserve">. All runs will be executed on a scale-down model qualified against commercial scale data under SOP-1001, using a representative neutralized pool from the low pH viral inactivation step as feed. The measured responses are the pool aggregate, the pool HCP and the step yield. The work supports the transfer of the drug substance process from the development site to the commercial facility described in PTP-001, and it follows the lifecycle approach to process validation</w:t>
       </w:r>
       <w:r>
         <w:t xml:space="preserve"> </w:t>
       </w:r>
       <w:r>
-        <w:t xml:space="preserve">type, column dimensions, buffer compositions and the collection start threshold are fixed by</w:t>
+        <w:t xml:space="preserve">(U.S. Food and Drug Administration 2011)</w:t>
       </w:r>
       <w:r>
         <w:t xml:space="preserve"> </w:t>
       </w:r>
       <w:r>
-        <w:t xml:space="preserve">the platform and by SOP-2010, and are held constant in every run. Resin life-cycle, packing</w:t>
+        <w:t xml:space="preserve">and the enhanced development approach of ICH Q8 and ICH Q11</w:t>
       </w:r>
       <w:r>
         <w:t xml:space="preserve"> </w:t>
       </w:r>
       <w:r>
-        <w:t xml:space="preserve">quality and sanitization are governed by SOP-2008 and are not characterized here.</w:t>
+        <w:t xml:space="preserve">(International Council for Harmonisation 2009, 2012)</w:t>
+      </w:r>
+      <w:r>
+        <w:t xml:space="preserve">.</w:t>
       </w:r>
     </w:p>
     <w:p>
@@ -1057,55 +918,7 @@
         <w:pStyle w:val="BodyText"/>
       </w:pPr>
       <w:r>
-        <w:t xml:space="preserve">Although some clearance of enveloped virus can be demonstrated across a cation exchange</w:t>
-      </w:r>
-      <w:r>
-        <w:t xml:space="preserve"> </w:t>
-      </w:r>
-      <w:r>
-        <w:t xml:space="preserve">step, no viral clearance claim will be made for this step, and no virus spiking runs are</w:t>
-      </w:r>
-      <w:r>
-        <w:t xml:space="preserve"> </w:t>
-      </w:r>
-      <w:r>
-        <w:t xml:space="preserve">included in this plan. The cumulative clearance claim rests on the low-pH hold (PCR-006),</w:t>
-      </w:r>
-      <w:r>
-        <w:t xml:space="preserve"> </w:t>
-      </w:r>
-      <w:r>
-        <w:t xml:space="preserve">the anion exchange step (PCR-008) and the small-virus retentive filter (PCR-009), and it is</w:t>
-      </w:r>
-      <w:r>
-        <w:t xml:space="preserve"> </w:t>
-      </w:r>
-      <w:r>
-        <w:t xml:space="preserve">consolidated in PCMR-001.</w:t>
-      </w:r>
-    </w:p>
-    <w:bookmarkEnd w:id="12"/>
-    <w:bookmarkStart w:id="13" w:name="objectives"/>
-    <w:p>
-      <w:pPr>
-        <w:pStyle w:val="Heading1"/>
-      </w:pPr>
-      <w:r>
-        <w:t xml:space="preserve">2. Objectives</w:t>
-      </w:r>
-    </w:p>
-    <w:p>
-      <w:pPr>
-        <w:pStyle w:val="FirstParagraph"/>
-      </w:pPr>
-      <w:r>
-        <w:t xml:space="preserve">The study has five objectives, listed below in the order in which the sections of this plan</w:t>
-      </w:r>
-      <w:r>
-        <w:t xml:space="preserve"> </w:t>
-      </w:r>
-      <w:r>
-        <w:t xml:space="preserve">address them.</w:t>
+        <w:t xml:space="preserve">Three things are outside this plan.</w:t>
       </w:r>
     </w:p>
     <w:p>
@@ -1117,33 +930,7 @@
         </w:numPr>
       </w:pPr>
       <w:r>
-        <w:t xml:space="preserve">To quantify the effect of protein load, load and wash conductivity, elution buffer pH</w:t>
-      </w:r>
-      <w:r>
-        <w:t xml:space="preserve"> </w:t>
-      </w:r>
-      <w:r>
-        <w:t xml:space="preserve">and elution stop collect on pool aggregate, pool host cell protein and step yield, over</w:t>
-      </w:r>
-      <w:r>
-        <w:t xml:space="preserve"> </w:t>
-      </w:r>
-      <w:r>
-        <w:t xml:space="preserve">the ranges given in</w:t>
-      </w:r>
-      <w:r>
-        <w:t xml:space="preserve"> </w:t>
-      </w:r>
-      <w:hyperlink w:anchor="tbl-params">
-        <w:r>
-          <w:rPr>
-            <w:rStyle w:val="Hyperlink"/>
-          </w:rPr>
-          <w:t xml:space="preserve">Table 7</w:t>
-        </w:r>
-      </w:hyperlink>
-      <w:r>
-        <w:t xml:space="preserve">.</w:t>
+        <w:t xml:space="preserve">Resin life cycle, packing and sanitization. These are qualified and controlled separately under SOP-2008, and cycle number is held constant across the study.</w:t>
       </w:r>
     </w:p>
     <w:p>
@@ -1155,19 +942,16 @@
         </w:numPr>
       </w:pPr>
       <w:r>
-        <w:t xml:space="preserve">To resolve the interaction between protein load and the conductivity of the load and wash</w:t>
+        <w:t xml:space="preserve">Viral clearance. Cation exchange contributes to the removal of enveloped virus, but no clearance claim is made for this step. The modular claim rests on the low pH hold (PCP-006), anion exchange (PCP-008) and virus filtration (PCP-009), and is consolidated in PCMR-001</w:t>
       </w:r>
       <w:r>
         <w:t xml:space="preserve"> </w:t>
       </w:r>
       <w:r>
-        <w:t xml:space="preserve">buffers that platform experience predicts for host cell protein clearance, together with</w:t>
-      </w:r>
-      <w:r>
-        <w:t xml:space="preserve"> </w:t>
-      </w:r>
-      <w:r>
-        <w:t xml:space="preserve">any further two-factor interaction the screening design finds active.</w:t>
+        <w:t xml:space="preserve">(International Council for Harmonisation 2023a)</w:t>
+      </w:r>
+      <w:r>
+        <w:t xml:space="preserve">.</w:t>
       </w:r>
     </w:p>
     <w:p>
@@ -1179,19 +963,34 @@
         </w:numPr>
       </w:pPr>
       <w:r>
-        <w:t xml:space="preserve">To define the multivariate region over which the attributes this step governs remain</w:t>
+        <w:t xml:space="preserve">Confirmation at commercial scale. The ranges established here are confirmed during Stage 2, in the process performance qualification batches, and not by this study</w:t>
       </w:r>
       <w:r>
         <w:t xml:space="preserve"> </w:t>
       </w:r>
       <w:r>
-        <w:t xml:space="preserve">within their acceptance criteria, using a response-surface model fitted to the</w:t>
-      </w:r>
-      <w:r>
-        <w:t xml:space="preserve"> </w:t>
-      </w:r>
-      <w:r>
-        <w:t xml:space="preserve">4 multivariate parameters.</w:t>
+        <w:t xml:space="preserve">(U.S. Food and Drug Administration 2011)</w:t>
+      </w:r>
+      <w:r>
+        <w:t xml:space="preserve">.</w:t>
+      </w:r>
+    </w:p>
+    <w:bookmarkEnd w:id="12"/>
+    <w:bookmarkStart w:id="13" w:name="sec-objectives"/>
+    <w:p>
+      <w:pPr>
+        <w:pStyle w:val="Heading1"/>
+      </w:pPr>
+      <w:r>
+        <w:t xml:space="preserve">2. Objectives</w:t>
+      </w:r>
+    </w:p>
+    <w:p>
+      <w:pPr>
+        <w:pStyle w:val="FirstParagraph"/>
+      </w:pPr>
+      <w:r>
+        <w:t xml:space="preserve">The study has five objectives.</w:t>
       </w:r>
     </w:p>
     <w:p>
@@ -1199,23 +998,34 @@
         <w:pStyle w:val="Compact"/>
         <w:numPr>
           <w:ilvl w:val="0"/>
-          <w:numId w:val="1001"/>
+          <w:numId w:val="1002"/>
         </w:numPr>
       </w:pPr>
-      <w:r>
-        <w:t xml:space="preserve">To establish a proven acceptable range for each parameter and each governed attribute,</w:t>
+    </w:p>
+    <w:p>
+      <w:pPr>
+        <w:pStyle w:val="Compact"/>
+        <w:numPr>
+          <w:ilvl w:val="1"/>
+          <w:numId w:val="1003"/>
+        </w:numPr>
+      </w:pPr>
+      <w:r>
+        <w:t xml:space="preserve">Quantify the relationship between each of the 5 process parameters and the pool aggregate, the pool HCP and the step yield, over the characterization ranges given in</w:t>
       </w:r>
       <w:r>
         <w:t xml:space="preserve"> </w:t>
       </w:r>
-      <w:r>
-        <w:t xml:space="preserve">both at set-point and with the remaining parameters varying within their normal operating</w:t>
-      </w:r>
-      <w:r>
-        <w:t xml:space="preserve"> </w:t>
-      </w:r>
-      <w:r>
-        <w:t xml:space="preserve">ranges.</w:t>
+      <w:hyperlink w:anchor="sec-design">
+        <w:r>
+          <w:rPr>
+            <w:rStyle w:val="Hyperlink"/>
+          </w:rPr>
+          <w:t xml:space="preserve">Section 6</w:t>
+        </w:r>
+      </w:hyperlink>
+      <w:r>
+        <w:t xml:space="preserve">.</w:t>
       </w:r>
     </w:p>
     <w:p>
@@ -1223,17 +1033,132 @@
         <w:pStyle w:val="Compact"/>
         <w:numPr>
           <w:ilvl w:val="0"/>
-          <w:numId w:val="1001"/>
+          <w:numId w:val="1002"/>
         </w:numPr>
       </w:pPr>
-      <w:r>
-        <w:t xml:space="preserve">To provide the evidence on which each parameter will be classified (SOP-4001) and on</w:t>
+    </w:p>
+    <w:p>
+      <w:pPr>
+        <w:pStyle w:val="Compact"/>
+        <w:numPr>
+          <w:ilvl w:val="1"/>
+          <w:numId w:val="1004"/>
+        </w:numPr>
+      </w:pPr>
+      <w:r>
+        <w:t xml:space="preserve">Identify which parameters and which two factor interactions govern each response, and separate them from those that do not.</w:t>
+      </w:r>
+    </w:p>
+    <w:p>
+      <w:pPr>
+        <w:pStyle w:val="Compact"/>
+        <w:numPr>
+          <w:ilvl w:val="0"/>
+          <w:numId w:val="1002"/>
+        </w:numPr>
+      </w:pPr>
+    </w:p>
+    <w:p>
+      <w:pPr>
+        <w:pStyle w:val="Compact"/>
+        <w:numPr>
+          <w:ilvl w:val="1"/>
+          <w:numId w:val="1005"/>
+        </w:numPr>
+      </w:pPr>
+      <w:r>
+        <w:t xml:space="preserve">Establish the multivariate operating region over which pool aggregate remains within its drug substance criterion, and the proven acceptable range of each parameter for each governed attribute.</w:t>
+      </w:r>
+    </w:p>
+    <w:p>
+      <w:pPr>
+        <w:pStyle w:val="Compact"/>
+        <w:numPr>
+          <w:ilvl w:val="0"/>
+          <w:numId w:val="1002"/>
+        </w:numPr>
+      </w:pPr>
+    </w:p>
+    <w:p>
+      <w:pPr>
+        <w:pStyle w:val="Compact"/>
+        <w:numPr>
+          <w:ilvl w:val="1"/>
+          <w:numId w:val="1006"/>
+        </w:numPr>
+      </w:pPr>
+      <w:r>
+        <w:t xml:space="preserve">Provide the evidence needed to classify every parameter of the step under SOP-4001.</w:t>
+      </w:r>
+    </w:p>
+    <w:p>
+      <w:pPr>
+        <w:pStyle w:val="Compact"/>
+        <w:numPr>
+          <w:ilvl w:val="0"/>
+          <w:numId w:val="1002"/>
+        </w:numPr>
+      </w:pPr>
+    </w:p>
+    <w:p>
+      <w:pPr>
+        <w:pStyle w:val="Compact"/>
+        <w:numPr>
+          <w:ilvl w:val="1"/>
+          <w:numId w:val="1007"/>
+        </w:numPr>
+      </w:pPr>
+      <w:r>
+        <w:t xml:space="preserve">Justify the normal operating ranges to be applied at commercial scale, and define the contribution this step makes to the control strategy.</w:t>
+      </w:r>
+    </w:p>
+    <w:p>
+      <w:pPr>
+        <w:pStyle w:val="FirstParagraph"/>
+      </w:pPr>
+      <w:r>
+        <w:t xml:space="preserve">The first three objectives are met by the designed experiments described in</w:t>
       </w:r>
       <w:r>
         <w:t xml:space="preserve"> </w:t>
       </w:r>
-      <w:r>
-        <w:t xml:space="preserve">which this step’s contribution to the control strategy will be based.</w:t>
+      <w:hyperlink w:anchor="sec-design">
+        <w:r>
+          <w:rPr>
+            <w:rStyle w:val="Hyperlink"/>
+          </w:rPr>
+          <w:t xml:space="preserve">Section 6</w:t>
+        </w:r>
+      </w:hyperlink>
+      <w:r>
+        <w:t xml:space="preserve"> </w:t>
+      </w:r>
+      <w:r>
+        <w:t xml:space="preserve">and by the analysis defined in</w:t>
+      </w:r>
+      <w:r>
+        <w:t xml:space="preserve"> </w:t>
+      </w:r>
+      <w:hyperlink w:anchor="sec-stats">
+        <w:r>
+          <w:rPr>
+            <w:rStyle w:val="Hyperlink"/>
+          </w:rPr>
+          <w:t xml:space="preserve">Section 5.5</w:t>
+        </w:r>
+      </w:hyperlink>
+      <w:r>
+        <w:t xml:space="preserve">. The last two are met from those results and are delivered in PCR-007, which rolls up into PCMR-001.</w:t>
+      </w:r>
+    </w:p>
+    <w:bookmarkEnd w:id="13"/>
+    <w:bookmarkStart w:id="16" w:name="sec-related"/>
+    <w:p>
+      <w:pPr>
+        <w:pStyle w:val="Heading1"/>
+      </w:pPr>
+      <w:r>
+        <w:t xml:space="preserve">3. Related documents</w:t>
       </w:r>
     </w:p>
     <w:p>
@@ -1241,76 +1166,7 @@
         <w:pStyle w:val="FirstParagraph"/>
       </w:pPr>
       <w:r>
-        <w:t xml:space="preserve">The study is a Stage 1 process design activity in the sense of the lifecycle approach to</w:t>
-      </w:r>
-      <w:r>
-        <w:t xml:space="preserve"> </w:t>
-      </w:r>
-      <w:r>
-        <w:t xml:space="preserve">process validation</w:t>
-      </w:r>
-      <w:r>
-        <w:t xml:space="preserve"> </w:t>
-      </w:r>
-      <w:r>
-        <w:t xml:space="preserve">(U.S. Food and Drug Administration 2011)</w:t>
-      </w:r>
-      <w:r>
-        <w:t xml:space="preserve">, and it follows the enhanced development approach of ICH Q8</w:t>
-      </w:r>
-      <w:r>
-        <w:t xml:space="preserve"> </w:t>
-      </w:r>
-      <w:r>
-        <w:t xml:space="preserve">and ICH Q11</w:t>
-      </w:r>
-      <w:r>
-        <w:t xml:space="preserve"> </w:t>
-      </w:r>
-      <w:r>
-        <w:t xml:space="preserve">(International Council for Harmonisation 2009, 2012)</w:t>
-      </w:r>
-      <w:r>
-        <w:t xml:space="preserve">. The methodology, the attribute framework and the</w:t>
-      </w:r>
-      <w:r>
-        <w:t xml:space="preserve"> </w:t>
-      </w:r>
-      <w:r>
-        <w:t xml:space="preserve">classification logic follow the A-Mab case study</w:t>
-      </w:r>
-      <w:r>
-        <w:t xml:space="preserve"> </w:t>
-      </w:r>
-      <w:r>
-        <w:t xml:space="preserve">(CMC Biotech Working Group 2009)</w:t>
-      </w:r>
-      <w:r>
-        <w:t xml:space="preserve">.</w:t>
-      </w:r>
-    </w:p>
-    <w:bookmarkEnd w:id="13"/>
-    <w:bookmarkStart w:id="16" w:name="related-documents"/>
-    <w:p>
-      <w:pPr>
-        <w:pStyle w:val="Heading1"/>
-      </w:pPr>
-      <w:r>
-        <w:t xml:space="preserve">3. Related documents</w:t>
-      </w:r>
-    </w:p>
-    <w:p>
-      <w:pPr>
-        <w:pStyle w:val="FirstParagraph"/>
-      </w:pPr>
-      <w:r>
-        <w:t xml:space="preserve">This plan sits under three parent documents and is paired with one report, and all of them</w:t>
-      </w:r>
-      <w:r>
-        <w:t xml:space="preserve"> </w:t>
-      </w:r>
-      <w:r>
-        <w:t xml:space="preserve">are listed in</w:t>
+        <w:t xml:space="preserve">This plan sits under the transfer plan, the pre-characterization risk assessment and the characterization master plan. Its parents, its paired report and the document it rolls up into are listed in</w:t>
       </w:r>
       <w:r>
         <w:t xml:space="preserve"> </w:t>
@@ -1324,10 +1180,7 @@
         </w:r>
       </w:hyperlink>
       <w:r>
-        <w:t xml:space="preserve"> </w:t>
-      </w:r>
-      <w:r>
-        <w:t xml:space="preserve">with the relationship each bears to this study.</w:t>
+        <w:t xml:space="preserve">.</w:t>
       </w:r>
     </w:p>
     <w:tbl>
@@ -1354,7 +1207,7 @@
               <w:pStyle w:val="ImageCaption"/>
             </w:pPr>
             <w:r>
-              <w:t xml:space="preserve">Table 2: Related documents in the characterization package.</w:t>
+              <w:t xml:space="preserve">Table 2: Related documents in the A-Mab characterization package.</w:t>
             </w:r>
           </w:p>
           <w:tbl>
@@ -1629,7 +1482,7 @@
         <w:pStyle w:val="BodyText"/>
       </w:pPr>
       <w:r>
-        <w:t xml:space="preserve">The procedures that govern execution of the study are listed in</w:t>
+        <w:t xml:space="preserve">The controlled procedures and the validated analytical methods that govern the study are listed in</w:t>
       </w:r>
       <w:r>
         <w:t xml:space="preserve"> </w:t>
@@ -1643,13 +1496,18 @@
         </w:r>
       </w:hyperlink>
       <w:r>
-        <w:t xml:space="preserve">, and the validated</w:t>
-      </w:r>
-      <w:r>
-        <w:t xml:space="preserve"> </w:t>
-      </w:r>
-      <w:r>
-        <w:t xml:space="preserve">analytical methods are listed separately in the analytical methods section below.</w:t>
+        <w:t xml:space="preserve">. Method performance is held in the validation reports and is summarized here only where it bears on the design (</w:t>
+      </w:r>
+      <w:hyperlink w:anchor="sec-analytics">
+        <w:r>
+          <w:rPr>
+            <w:rStyle w:val="Hyperlink"/>
+          </w:rPr>
+          <w:t xml:space="preserve">Section 5.3</w:t>
+        </w:r>
+      </w:hyperlink>
+      <w:r>
+        <w:t xml:space="preserve">).</w:t>
       </w:r>
     </w:p>
     <w:tbl>
@@ -1676,7 +1534,7 @@
               <w:pStyle w:val="ImageCaption"/>
             </w:pPr>
             <w:r>
-              <w:t xml:space="preserve">Table 3: Procedures governing execution of the study.</w:t>
+              <w:t xml:space="preserve">Table 3: Controlled procedures and validated analytical methods for the study.</w:t>
             </w:r>
           </w:p>
           <w:tbl>
@@ -1687,9 +1545,9 @@
               <w:tblLook w:firstRow="1" w:lastRow="0" w:firstColumn="0" w:lastColumn="0" w:noHBand="0" w:noVBand="0" w:val="0020"/>
             </w:tblPr>
             <w:tblGrid>
-              <w:gridCol w:w="1183"/>
-              <w:gridCol w:w="6008"/>
-              <w:gridCol w:w="728"/>
+              <w:gridCol w:w="1050"/>
+              <w:gridCol w:w="5333"/>
+              <w:gridCol w:w="1535"/>
             </w:tblGrid>
             <w:tr>
               <w:trPr>
@@ -1936,6 +1794,170 @@
                   </w:pPr>
                   <w:r>
                     <w:t xml:space="preserve">SOP</w:t>
+                  </w:r>
+                </w:p>
+              </w:tc>
+            </w:tr>
+            <w:tr>
+              <w:tc>
+                <w:tcPr/>
+                <w:p>
+                  <w:pPr>
+                    <w:pStyle w:val="Compact"/>
+                    <w:jc w:val="left"/>
+                    <w:jc w:val="center"/>
+                  </w:pPr>
+                  <w:r>
+                    <w:t xml:space="preserve">AMV-3011</w:t>
+                  </w:r>
+                </w:p>
+              </w:tc>
+              <w:tc>
+                <w:tcPr/>
+                <w:p>
+                  <w:pPr>
+                    <w:pStyle w:val="Compact"/>
+                    <w:jc w:val="left"/>
+                    <w:jc w:val="center"/>
+                  </w:pPr>
+                  <w:r>
+                    <w:t xml:space="preserve">Size-Variants (SEC-HPLC)</w:t>
+                  </w:r>
+                </w:p>
+              </w:tc>
+              <w:tc>
+                <w:tcPr/>
+                <w:p>
+                  <w:pPr>
+                    <w:pStyle w:val="Compact"/>
+                    <w:jc w:val="left"/>
+                    <w:jc w:val="center"/>
+                  </w:pPr>
+                  <w:r>
+                    <w:t xml:space="preserve">Method validation</w:t>
+                  </w:r>
+                </w:p>
+              </w:tc>
+            </w:tr>
+            <w:tr>
+              <w:tc>
+                <w:tcPr/>
+                <w:p>
+                  <w:pPr>
+                    <w:pStyle w:val="Compact"/>
+                    <w:jc w:val="left"/>
+                    <w:jc w:val="center"/>
+                  </w:pPr>
+                  <w:r>
+                    <w:t xml:space="preserve">AMV-3012</w:t>
+                  </w:r>
+                </w:p>
+              </w:tc>
+              <w:tc>
+                <w:tcPr/>
+                <w:p>
+                  <w:pPr>
+                    <w:pStyle w:val="Compact"/>
+                    <w:jc w:val="left"/>
+                    <w:jc w:val="center"/>
+                  </w:pPr>
+                  <w:r>
+                    <w:t xml:space="preserve">Host-Cell Protein ELISA</w:t>
+                  </w:r>
+                </w:p>
+              </w:tc>
+              <w:tc>
+                <w:tcPr/>
+                <w:p>
+                  <w:pPr>
+                    <w:pStyle w:val="Compact"/>
+                    <w:jc w:val="left"/>
+                    <w:jc w:val="center"/>
+                  </w:pPr>
+                  <w:r>
+                    <w:t xml:space="preserve">Method validation</w:t>
+                  </w:r>
+                </w:p>
+              </w:tc>
+            </w:tr>
+            <w:tr>
+              <w:tc>
+                <w:tcPr/>
+                <w:p>
+                  <w:pPr>
+                    <w:pStyle w:val="Compact"/>
+                    <w:jc w:val="left"/>
+                    <w:jc w:val="center"/>
+                  </w:pPr>
+                  <w:r>
+                    <w:t xml:space="preserve">AMV-3014</w:t>
+                  </w:r>
+                </w:p>
+              </w:tc>
+              <w:tc>
+                <w:tcPr/>
+                <w:p>
+                  <w:pPr>
+                    <w:pStyle w:val="Compact"/>
+                    <w:jc w:val="left"/>
+                    <w:jc w:val="center"/>
+                  </w:pPr>
+                  <w:r>
+                    <w:t xml:space="preserve">Residual DNA (qPCR)</w:t>
+                  </w:r>
+                </w:p>
+              </w:tc>
+              <w:tc>
+                <w:tcPr/>
+                <w:p>
+                  <w:pPr>
+                    <w:pStyle w:val="Compact"/>
+                    <w:jc w:val="left"/>
+                    <w:jc w:val="center"/>
+                  </w:pPr>
+                  <w:r>
+                    <w:t xml:space="preserve">Method validation</w:t>
+                  </w:r>
+                </w:p>
+              </w:tc>
+            </w:tr>
+            <w:tr>
+              <w:tc>
+                <w:tcPr/>
+                <w:p>
+                  <w:pPr>
+                    <w:pStyle w:val="Compact"/>
+                    <w:jc w:val="left"/>
+                    <w:jc w:val="center"/>
+                  </w:pPr>
+                  <w:r>
+                    <w:t xml:space="preserve">AMV-3016</w:t>
+                  </w:r>
+                </w:p>
+              </w:tc>
+              <w:tc>
+                <w:tcPr/>
+                <w:p>
+                  <w:pPr>
+                    <w:pStyle w:val="Compact"/>
+                    <w:jc w:val="left"/>
+                    <w:jc w:val="center"/>
+                  </w:pPr>
+                  <w:r>
+                    <w:t xml:space="preserve">Leached Protein A by ELISA (ppm)</w:t>
+                  </w:r>
+                </w:p>
+              </w:tc>
+              <w:tc>
+                <w:tcPr/>
+                <w:p>
+                  <w:pPr>
+                    <w:pStyle w:val="Compact"/>
+                    <w:jc w:val="left"/>
+                    <w:jc w:val="center"/>
+                  </w:pPr>
+                  <w:r>
+                    <w:t xml:space="preserve">Method validation</w:t>
                   </w:r>
                 </w:p>
               </w:tc>
@@ -1947,7 +1969,7 @@
       </w:tr>
     </w:tbl>
     <w:bookmarkEnd w:id="16"/>
-    <w:bookmarkStart w:id="21" w:name="prior-knowledge-and-quality-risk-basis"/>
+    <w:bookmarkStart w:id="22" w:name="sec-prior"/>
     <w:p>
       <w:pPr>
         <w:pStyle w:val="Heading1"/>
@@ -1956,7 +1978,7 @@
         <w:t xml:space="preserve">4. Prior knowledge and quality risk basis</w:t>
       </w:r>
     </w:p>
-    <w:bookmarkStart w:id="17" w:name="Xfc9d08e28ad3e20206826e1b5e1507b6461f659"/>
+    <w:bookmarkStart w:id="17" w:name="sec-uo"/>
     <w:p>
       <w:pPr>
         <w:pStyle w:val="Heading2"/>
@@ -1970,37 +1992,16 @@
         <w:pStyle w:val="FirstParagraph"/>
       </w:pPr>
       <w:r>
-        <w:t xml:space="preserve">The A-Mab downstream process is a platform process, and the cation exchange step is operated</w:t>
+        <w:t xml:space="preserve">The cation exchange step is the polishing operation of a well established platform purification train. The load is the neutralized pool of the low pH viral inactivation step (PCP-006). It is applied to a strong cation exchange resin at a conductivity low enough for the antibody to bind, and impurities that bind weakly pass into the flow through or are removed in the wash. The antibody is then recovered with a pH step elution, and the pool is collected on ultraviolet absorbance between a fixed start criterion on the ascending edge of the peak and a stop criterion on the descending edge. Charge variants and glycosylation variants are not discriminated by the step under platform conditions</w:t>
       </w:r>
       <w:r>
         <w:t xml:space="preserve"> </w:t>
       </w:r>
       <w:r>
-        <w:t xml:space="preserve">in the same mode as it is for three earlier humanized IgG1 products (X-Mab, Y-Mab and</w:t>
-      </w:r>
-      <w:r>
-        <w:t xml:space="preserve"> </w:t>
-      </w:r>
-      <w:r>
-        <w:t xml:space="preserve">Z-Mab). The resin chemistry, the buffer system and the step elution are common to all four</w:t>
-      </w:r>
-      <w:r>
-        <w:t xml:space="preserve"> </w:t>
-      </w:r>
-      <w:r>
-        <w:t xml:space="preserve">products. That experience establishes the mechanism of the separation and the conditions</w:t>
-      </w:r>
-      <w:r>
-        <w:t xml:space="preserve"> </w:t>
-      </w:r>
-      <w:r>
-        <w:t xml:space="preserve">under which the step behaves predictably, so this study is expected to confirm and bound</w:t>
-      </w:r>
-      <w:r>
-        <w:t xml:space="preserve"> </w:t>
-      </w:r>
-      <w:r>
-        <w:t xml:space="preserve">platform behaviour and not to discover it.</w:t>
+        <w:t xml:space="preserve">(CMC Biotech Working Group 2009)</w:t>
+      </w:r>
+      <w:r>
+        <w:t xml:space="preserve">.</w:t>
       </w:r>
     </w:p>
     <w:p>
@@ -2008,49 +2009,7 @@
         <w:pStyle w:val="BodyText"/>
       </w:pPr>
       <w:r>
-        <w:t xml:space="preserve">Aggregate separation on a cation exchanger follows from avidity. A high molecular weight</w:t>
-      </w:r>
-      <w:r>
-        <w:t xml:space="preserve"> </w:t>
-      </w:r>
-      <w:r>
-        <w:t xml:space="preserve">species presents more of the antibody surface to the resin than the monomer does, binds more</w:t>
-      </w:r>
-      <w:r>
-        <w:t xml:space="preserve"> </w:t>
-      </w:r>
-      <w:r>
-        <w:t xml:space="preserve">strongly and elutes later, so the descending edge of the elution peak is enriched in</w:t>
-      </w:r>
-      <w:r>
-        <w:t xml:space="preserve"> </w:t>
-      </w:r>
-      <w:r>
-        <w:t xml:space="preserve">aggregate. Three of the parameters in scope act on that separation, and each acts on a</w:t>
-      </w:r>
-      <w:r>
-        <w:t xml:space="preserve"> </w:t>
-      </w:r>
-      <w:r>
-        <w:t xml:space="preserve">different part of it. Protein load determines how much of the column capacity is occupied</w:t>
-      </w:r>
-      <w:r>
-        <w:t xml:space="preserve"> </w:t>
-      </w:r>
-      <w:r>
-        <w:t xml:space="preserve">and how well the species are resolved, elution buffer pH determines how strongly both</w:t>
-      </w:r>
-      <w:r>
-        <w:t xml:space="preserve"> </w:t>
-      </w:r>
-      <w:r>
-        <w:t xml:space="preserve">species are held at the point of elution, and the stop collect set-point determines how much</w:t>
-      </w:r>
-      <w:r>
-        <w:t xml:space="preserve"> </w:t>
-      </w:r>
-      <w:r>
-        <w:t xml:space="preserve">of the descending edge enters the product pool.</w:t>
+        <w:t xml:space="preserve">The platform train has been used to manufacture three earlier humanized IgG1 antibodies (X-Mab, Y-Mab and Z-Mab) and to supply the A-Mab clinical programme. The resin, the buffer system and the elution mode are unchanged from those products, and the mechanism of separation is the same. That experience shows that the performance of the step is governed by a small number of parameters, and it showed no effect of the remaining parameters across the ranges those earlier campaigns covered. For this reason the study confirms and bounds platform behaviour, and it is not a search for the operating conditions of the step.</w:t>
       </w:r>
     </w:p>
     <w:p>
@@ -2058,141 +2017,100 @@
         <w:pStyle w:val="BodyText"/>
       </w:pPr>
       <w:r>
-        <w:t xml:space="preserve">Host cell protein clearance depends on protein load and on the conductivity of the load and</w:t>
-      </w:r>
-      <w:r>
-        <w:t xml:space="preserve"> </w:t>
-      </w:r>
-      <w:r>
-        <w:t xml:space="preserve">wash buffers. Host cell proteins are a heterogeneous population and much of that population</w:t>
-      </w:r>
-      <w:r>
-        <w:t xml:space="preserve"> </w:t>
-      </w:r>
-      <w:r>
-        <w:t xml:space="preserve">binds the resin weakly. Raising the conductivity screens those weak interactions, so more of</w:t>
-      </w:r>
-      <w:r>
-        <w:t xml:space="preserve"> </w:t>
-      </w:r>
-      <w:r>
-        <w:t xml:space="preserve">the population passes into the flow-through and the wash. Raising the protein load lowers the</w:t>
-      </w:r>
-      <w:r>
-        <w:t xml:space="preserve"> </w:t>
-      </w:r>
-      <w:r>
-        <w:t xml:space="preserve">fraction removed, because the antibody competes for binding sites and displaced species can</w:t>
-      </w:r>
-      <w:r>
-        <w:t xml:space="preserve"> </w:t>
-      </w:r>
-      <w:r>
-        <w:t xml:space="preserve">co-elute with it. The two effects are not additive. Their product sets the pool level, so the</w:t>
-      </w:r>
-      <w:r>
-        <w:t xml:space="preserve"> </w:t>
-      </w:r>
-      <w:r>
-        <w:t xml:space="preserve">rise in pool host cell protein with load is larger when the conductivity is low, and platform</w:t>
-      </w:r>
-      <w:r>
-        <w:t xml:space="preserve"> </w:t>
-      </w:r>
-      <w:r>
-        <w:t xml:space="preserve">experience predicts a significant interaction between the two parameters.</w:t>
-      </w:r>
-    </w:p>
-    <w:p>
-      <w:pPr>
-        <w:pStyle w:val="BodyText"/>
-      </w:pPr>
-      <w:r>
-        <w:t xml:space="preserve">The step does not discriminate charge variants or glycosylation variants under platform</w:t>
-      </w:r>
-      <w:r>
-        <w:t xml:space="preserve"> </w:t>
-      </w:r>
-      <w:r>
-        <w:t xml:space="preserve">conditions, and neither class of variant is measured in this study. Both are formed in the</w:t>
-      </w:r>
-      <w:r>
-        <w:t xml:space="preserve"> </w:t>
-      </w:r>
-      <w:r>
-        <w:t xml:space="preserve">production bioreactor and are controlled there (PCR-003). Clearance of residual DNA and of</w:t>
-      </w:r>
-      <w:r>
-        <w:t xml:space="preserve"> </w:t>
-      </w:r>
-      <w:r>
-        <w:t xml:space="preserve">leached Protein A is expected to be independent of the parameters studied. Residual DNA is</w:t>
-      </w:r>
-      <w:r>
-        <w:t xml:space="preserve"> </w:t>
-      </w:r>
-      <w:r>
-        <w:t xml:space="preserve">polyanionic and does</w:t>
-      </w:r>
-      <w:r>
-        <w:t xml:space="preserve"> </w:t>
-      </w:r>
-      <w:r>
-        <w:t xml:space="preserve">not bind the resin under the load conditions used, and leached Protein A is removed largely</w:t>
-      </w:r>
-      <w:r>
-        <w:t xml:space="preserve"> </w:t>
-      </w:r>
-      <w:r>
-        <w:t xml:space="preserve">in the wash, so both clearances follow from the chemistry of the step and not from its</w:t>
-      </w:r>
-      <w:r>
-        <w:t xml:space="preserve"> </w:t>
-      </w:r>
-      <w:r>
-        <w:t xml:space="preserve">operating point.</w:t>
-      </w:r>
-    </w:p>
-    <w:p>
-      <w:pPr>
-        <w:pStyle w:val="BodyText"/>
-      </w:pPr>
-      <w:r>
-        <w:t xml:space="preserve">The material loaded onto the step is the neutralized and filtered pool from the low-pH viral</w:t>
-      </w:r>
-      <w:r>
-        <w:t xml:space="preserve"> </w:t>
-      </w:r>
-      <w:r>
-        <w:t xml:space="preserve">inactivation step. That hold adds aggregate to the intermediate (PCR-006), so the burden this</w:t>
-      </w:r>
-      <w:r>
-        <w:t xml:space="preserve"> </w:t>
-      </w:r>
-      <w:r>
-        <w:t xml:space="preserve">step has to remove is set upstream and is not constant. At nominal process conditions the</w:t>
-      </w:r>
-      <w:r>
-        <w:t xml:space="preserve"> </w:t>
-      </w:r>
-      <w:r>
-        <w:t xml:space="preserve">intermediate carries about 1.9 % HMW, so the study has to characterize</w:t>
-      </w:r>
-      <w:r>
-        <w:t xml:space="preserve"> </w:t>
-      </w:r>
-      <w:r>
-        <w:t xml:space="preserve">the step at an aggregate burden above nominal as well as at nominal, and the worst-case</w:t>
-      </w:r>
-      <w:r>
-        <w:t xml:space="preserve"> </w:t>
-      </w:r>
-      <w:r>
-        <w:t xml:space="preserve">challenge below defines how that is done.</w:t>
+        <w:t xml:space="preserve">Four mechanisms are expected to matter, and they set the factor list of the multivariate design.</w:t>
+      </w:r>
+    </w:p>
+    <w:p>
+      <w:pPr>
+        <w:pStyle w:val="Compact"/>
+        <w:numPr>
+          <w:ilvl w:val="0"/>
+          <w:numId w:val="1008"/>
+        </w:numPr>
+      </w:pPr>
+      <w:r>
+        <w:t xml:space="preserve">Protein load determines how much of the capacity of the column is used. As the load rises, weakly bound impurities are displaced from the resin into the product peak, so both aggregate clearance and HCP clearance are expected to fall. Yield is expected to fall at the top of the range through breakthrough.</w:t>
+      </w:r>
+    </w:p>
+    <w:p>
+      <w:pPr>
+        <w:pStyle w:val="Compact"/>
+        <w:numPr>
+          <w:ilvl w:val="0"/>
+          <w:numId w:val="1008"/>
+        </w:numPr>
+      </w:pPr>
+      <w:r>
+        <w:t xml:space="preserve">Load and wash conductivity sets the strength of the electrostatic competition at the resin surface. A higher conductivity is expected to weaken the binding of the more weakly retained HCP species, so that more of them are removed in the flow through and the wash. The effect RA-001 records for this parameter is a loss of HCP clearance (</w:t>
+      </w:r>
+      <w:hyperlink w:anchor="tbl-risk">
+        <w:r>
+          <w:rPr>
+            <w:rStyle w:val="Hyperlink"/>
+          </w:rPr>
+          <w:t xml:space="preserve">Table 5</w:t>
+        </w:r>
+      </w:hyperlink>
+      <w:r>
+        <w:t xml:space="preserve">), and on that mechanism the risk sits at the bottom of the range, where the competition is too weak to displace those species.</w:t>
+      </w:r>
+    </w:p>
+    <w:p>
+      <w:pPr>
+        <w:pStyle w:val="Compact"/>
+        <w:numPr>
+          <w:ilvl w:val="0"/>
+          <w:numId w:val="1008"/>
+        </w:numPr>
+      </w:pPr>
+      <w:r>
+        <w:t xml:space="preserve">Elution buffer pH sets the strength of the elution. Aggregate carries a higher charge density than the monomer and is retained more strongly, so a stronger elution is expected to carry more aggregate into the collected pool.</w:t>
+      </w:r>
+    </w:p>
+    <w:p>
+      <w:pPr>
+        <w:pStyle w:val="Compact"/>
+        <w:numPr>
+          <w:ilvl w:val="0"/>
+          <w:numId w:val="1008"/>
+        </w:numPr>
+      </w:pPr>
+      <w:r>
+        <w:t xml:space="preserve">The stop collect criterion sets how much of the descending edge of the elution peak enters the pool. Aggregate is enriched in the trailing edge of a cation exchange elution, so a criterion that admits more of that edge is expected to raise the aggregate of the pool. RA-001 records the effect as a minor increase (</w:t>
+      </w:r>
+      <w:hyperlink w:anchor="tbl-risk">
+        <w:r>
+          <w:rPr>
+            <w:rStyle w:val="Hyperlink"/>
+          </w:rPr>
+          <w:t xml:space="preserve">Table 5</w:t>
+        </w:r>
+      </w:hyperlink>
+      <w:r>
+        <w:t xml:space="preserve">). Whether the criterion also costs yield is one of the questions the design answers, because step yield is measured on every run.</w:t>
+      </w:r>
+    </w:p>
+    <w:p>
+      <w:pPr>
+        <w:pStyle w:val="FirstParagraph"/>
+      </w:pPr>
+      <w:r>
+        <w:t xml:space="preserve">Elution flow rate acts on the separation through residence time and pressure drop, and not through the chemistry that governs binding and elution. It is not expected to interact with the four factors above, and it is assessed one at a time (</w:t>
+      </w:r>
+      <w:hyperlink w:anchor="sec-univariate">
+        <w:r>
+          <w:rPr>
+            <w:rStyle w:val="Hyperlink"/>
+          </w:rPr>
+          <w:t xml:space="preserve">Section 6.4</w:t>
+        </w:r>
+      </w:hyperlink>
+      <w:r>
+        <w:t xml:space="preserve">).</w:t>
       </w:r>
     </w:p>
     <w:bookmarkEnd w:id="17"/>
-    <w:bookmarkStart w:id="19" w:name="quality-attributes-in-scope"/>
+    <w:bookmarkStart w:id="19" w:name="sec-cqas"/>
     <w:p>
       <w:pPr>
         <w:pStyle w:val="Heading2"/>
@@ -2206,19 +2124,7 @@
         <w:pStyle w:val="FirstParagraph"/>
       </w:pPr>
       <w:r>
-        <w:t xml:space="preserve">This step sets no quality attribute of its own, because every attribute it governs is formed</w:t>
-      </w:r>
-      <w:r>
-        <w:t xml:space="preserve"> </w:t>
-      </w:r>
-      <w:r>
-        <w:t xml:space="preserve">upstream and reduced here. The attributes in scope are therefore clearance attributes, and</w:t>
-      </w:r>
-      <w:r>
-        <w:t xml:space="preserve"> </w:t>
-      </w:r>
-      <w:r>
-        <w:t xml:space="preserve">they are listed in</w:t>
+        <w:t xml:space="preserve">The step governs four attributes of the drug substance and sets none of them. Each is listed in</w:t>
       </w:r>
       <w:r>
         <w:t xml:space="preserve"> </w:t>
@@ -2235,25 +2141,13 @@
         <w:t xml:space="preserve"> </w:t>
       </w:r>
       <w:r>
-        <w:t xml:space="preserve">with their drug-substance acceptance criteria and with the</w:t>
+        <w:t xml:space="preserve">with its acceptance criterion, its criticality and its Tool #1 score. Criticality is treated as a continuum, and the attributes scored high or very high are the ones called critical</w:t>
       </w:r>
       <w:r>
         <w:t xml:space="preserve"> </w:t>
       </w:r>
       <w:r>
-        <w:t xml:space="preserve">criticality assigned in the risk assessment (RA-001), which follows the continuum of</w:t>
-      </w:r>
-      <w:r>
-        <w:t xml:space="preserve"> </w:t>
-      </w:r>
-      <w:r>
-        <w:t xml:space="preserve">criticality of ICH Q9</w:t>
-      </w:r>
-      <w:r>
-        <w:t xml:space="preserve"> </w:t>
-      </w:r>
-      <w:r>
-        <w:t xml:space="preserve">(International Council for Harmonisation 2023)</w:t>
+        <w:t xml:space="preserve">(International Council for Harmonisation 2023b; CMC Biotech Working Group 2009)</w:t>
       </w:r>
       <w:r>
         <w:t xml:space="preserve">.</w:t>
@@ -2283,7 +2177,7 @@
               <w:pStyle w:val="ImageCaption"/>
             </w:pPr>
             <w:r>
-              <w:t xml:space="preserve">Table 4: Quality attributes this step controls or clears, with drug-substance acceptance criteria.</w:t>
+              <w:t xml:space="preserve">Table 4: Quality attributes this step governs, with acceptance criteria and criticality.</w:t>
             </w:r>
           </w:p>
           <w:tbl>
@@ -2649,160 +2543,57 @@
         <w:pStyle w:val="BodyText"/>
       </w:pPr>
       <w:r>
-        <w:t xml:space="preserve">Aggregate determines the design of this study, because it is of high criticality, it is</w:t>
-      </w:r>
-      <w:r>
-        <w:t xml:space="preserve"> </w:t>
-      </w:r>
-      <w:r>
-        <w:t xml:space="preserve">reduced at this step alone, and its acceptance criterion is a drug-substance limit of</w:t>
-      </w:r>
-      <w:r>
-        <w:t xml:space="preserve"> </w:t>
-      </w:r>
-      <w:r>
-        <w:t xml:space="preserve">5 % HMW by SEC. Host cell protein is of moderate to high criticality</w:t>
-      </w:r>
-      <w:r>
-        <w:t xml:space="preserve"> </w:t>
-      </w:r>
-      <w:r>
-        <w:t xml:space="preserve">and is reduced at three steps. Protein A capture provides the largest single reduction</w:t>
-      </w:r>
-      <w:r>
-        <w:t xml:space="preserve"> </w:t>
-      </w:r>
-      <w:r>
-        <w:t xml:space="preserve">(PCR-005), this step provides a further reduction, and anion exchange provides the last</w:t>
-      </w:r>
-      <w:r>
-        <w:t xml:space="preserve"> </w:t>
-      </w:r>
-      <w:r>
-        <w:t xml:space="preserve">(PCR-008). This step’s contribution will be reported both as a clearance factor and as a</w:t>
-      </w:r>
-      <w:r>
-        <w:t xml:space="preserve"> </w:t>
-      </w:r>
-      <w:r>
-        <w:t xml:space="preserve">pool level, and neither figure can be judged in isolation from the other two steps.</w:t>
-      </w:r>
-    </w:p>
-    <w:p>
-      <w:pPr>
-        <w:pStyle w:val="BodyText"/>
-      </w:pPr>
-      <w:r>
-        <w:t xml:space="preserve">Residual DNA and leached Protein A are of low to very low criticality at drug-substance level</w:t>
-      </w:r>
-      <w:r>
-        <w:t xml:space="preserve"> </w:t>
-      </w:r>
-      <w:r>
-        <w:t xml:space="preserve">and are cleared with margin by the train as a whole. They will be measured across the step to</w:t>
-      </w:r>
-      <w:r>
-        <w:t xml:space="preserve"> </w:t>
-      </w:r>
-      <w:r>
-        <w:t xml:space="preserve">confirm the platform expectation stated above, but they are not responses of the designed</w:t>
-      </w:r>
-      <w:r>
-        <w:t xml:space="preserve"> </w:t>
-      </w:r>
-      <w:r>
-        <w:t xml:space="preserve">experiments, because no parameter in scope is expected to change them.</w:t>
-      </w:r>
-    </w:p>
-    <w:bookmarkEnd w:id="19"/>
-    <w:bookmarkStart w:id="20" w:name="risk-based-prioritization-of-parameters"/>
-    <w:p>
-      <w:pPr>
-        <w:pStyle w:val="Heading2"/>
-      </w:pPr>
-      <w:r>
-        <w:t xml:space="preserve">4.3 Risk-based prioritization of parameters</w:t>
-      </w:r>
-    </w:p>
-    <w:p>
-      <w:pPr>
-        <w:pStyle w:val="FirstParagraph"/>
-      </w:pPr>
-      <w:r>
-        <w:t xml:space="preserve">The pre-characterization risk assessment set the scope of this study (RA-001), and each</w:t>
-      </w:r>
-      <w:r>
-        <w:t xml:space="preserve"> </w:t>
-      </w:r>
-      <w:r>
-        <w:t xml:space="preserve">parameter was ranked there for its potential impact on quality attributes and for its</w:t>
-      </w:r>
-      <w:r>
-        <w:t xml:space="preserve"> </w:t>
-      </w:r>
-      <w:r>
-        <w:t xml:space="preserve">potential to interact with other parameters, with the combined score determining the study</w:t>
-      </w:r>
-      <w:r>
-        <w:t xml:space="preserve"> </w:t>
-      </w:r>
-      <w:r>
-        <w:t xml:space="preserve">type. Of the 5 parameters in scope, 4 were assigned</w:t>
-      </w:r>
-      <w:r>
-        <w:t xml:space="preserve"> </w:t>
-      </w:r>
-      <w:r>
-        <w:t xml:space="preserve">to the multivariate design and 1 to univariate assessment.</w:t>
-      </w:r>
-    </w:p>
-    <w:p>
-      <w:pPr>
-        <w:pStyle w:val="BodyText"/>
-      </w:pPr>
-      <w:r>
-        <w:t xml:space="preserve">The ranges to be studied are wider than the routine control ranges, and each characterization</w:t>
-      </w:r>
-      <w:r>
-        <w:t xml:space="preserve"> </w:t>
-      </w:r>
-      <w:r>
-        <w:t xml:space="preserve">range spans between 1.3 and 2.1 times the</w:t>
-      </w:r>
-      <w:r>
-        <w:t xml:space="preserve"> </w:t>
-      </w:r>
-      <w:r>
-        <w:t xml:space="preserve">width of the corresponding normal operating range (</w:t>
-      </w:r>
-      <w:hyperlink w:anchor="tbl-params">
+        <w:t xml:space="preserve">Aggregate is the attribute this step governs most directly. Cation exchange is the last step of the train at which high molecular weight aggregate is reduced, so the pool this step delivers carries the aggregate content of the drug substance. The acceptance criterion is not more than 5 % HMW (SEC) and the criticality is high (</w:t>
+      </w:r>
+      <w:hyperlink w:anchor="tbl-cqa">
         <w:r>
           <w:rPr>
             <w:rStyle w:val="Hyperlink"/>
           </w:rPr>
-          <w:t xml:space="preserve">Table 7</w:t>
+          <w:t xml:space="preserve">Table 4</w:t>
         </w:r>
       </w:hyperlink>
       <w:r>
-        <w:t xml:space="preserve">). The widening serves two</w:t>
+        <w:t xml:space="preserve">). The low pH hold immediately upstream generates aggregate, so the material presented to this step carries the highest aggregate burden anywhere in the train, and the clearance the step achieves is what stands between that burden and the specification.</w:t>
+      </w:r>
+    </w:p>
+    <w:p>
+      <w:pPr>
+        <w:pStyle w:val="BodyText"/>
+      </w:pPr>
+      <w:r>
+        <w:t xml:space="preserve">HCP is of moderate to high criticality and is cleared by three steps in series. Protein A capture removes the bulk of it (PCP-005), cation exchange removes a further large fraction, and anion exchange polishes what remains (PCP-008). The drug substance criterion of not more than 100 ng/mg therefore applies to the output of the whole train and not to the pool of one intermediate step.</w:t>
       </w:r>
       <w:r>
         <w:t xml:space="preserve"> </w:t>
       </w:r>
-      <w:r>
-        <w:t xml:space="preserve">purposes: it places the edges of the studied region far enough outside routine operation that</w:t>
-      </w:r>
+      <w:hyperlink w:anchor="sec-acceptance">
+        <w:r>
+          <w:rPr>
+            <w:rStyle w:val="Hyperlink"/>
+          </w:rPr>
+          <w:t xml:space="preserve">Section 7</w:t>
+        </w:r>
+      </w:hyperlink>
       <w:r>
         <w:t xml:space="preserve"> </w:t>
       </w:r>
       <w:r>
-        <w:t xml:space="preserve">an excursion can be assessed against data, and it leaves room for later movement within the</w:t>
+        <w:t xml:space="preserve">states how that distinction is handled in the decision criteria, because it is the one place where this plan does not judge a response against the criterion in</w:t>
       </w:r>
       <w:r>
         <w:t xml:space="preserve"> </w:t>
       </w:r>
-      <w:r>
-        <w:t xml:space="preserve">design space without a new study.</w:t>
+      <w:hyperlink w:anchor="tbl-cqa">
+        <w:r>
+          <w:rPr>
+            <w:rStyle w:val="Hyperlink"/>
+          </w:rPr>
+          <w:t xml:space="preserve">Table 4</w:t>
+        </w:r>
+      </w:hyperlink>
+      <w:r>
+        <w:t xml:space="preserve">.</w:t>
       </w:r>
     </w:p>
     <w:p>
@@ -2810,358 +2601,61 @@
         <w:pStyle w:val="BodyText"/>
       </w:pPr>
       <w:r>
-        <w:t xml:space="preserve">The rationale for each range is as follows.</w:t>
-      </w:r>
-    </w:p>
-    <w:p>
-      <w:pPr>
-        <w:pStyle w:val="Compact"/>
-        <w:numPr>
-          <w:ilvl w:val="0"/>
-          <w:numId w:val="1002"/>
-        </w:numPr>
-      </w:pPr>
-      <w:r>
-        <w:t xml:space="preserve">Protein load will be studied from 10 to 40 g/L resin, against a routine range of</w:t>
+        <w:t xml:space="preserve">Residual DNA and leached Protein A are of low criticality. Both are cleared here by a mechanism that prior knowledge treats as a fixed log reduction, and neither is expected to depend on the factors of the design. Both are measured on every elution pool so that the clearance of the step is documented, but neither is a response of the designed experiments.</w:t>
+      </w:r>
+    </w:p>
+    <w:p>
+      <w:pPr>
+        <w:pStyle w:val="BodyText"/>
+      </w:pPr>
+      <w:r>
+        <w:t xml:space="preserve">The charge variant and glycan attributes are formed in the production bioreactor (PCP-003) and are not modified by charge based purification</w:t>
       </w:r>
       <w:r>
         <w:t xml:space="preserve"> </w:t>
       </w:r>
       <w:r>
-        <w:t xml:space="preserve">18 to 32, because it is the parameter most likely to move in manufacture,</w:t>
+        <w:t xml:space="preserve">(CMC Biotech Working Group 2009)</w:t>
+      </w:r>
+      <w:r>
+        <w:t xml:space="preserve">. They are not responses of this study, and the assumption that the step leaves them unchanged is recorded in</w:t>
       </w:r>
       <w:r>
         <w:t xml:space="preserve"> </w:t>
       </w:r>
-      <w:r>
-        <w:t xml:space="preserve">following the harvest titre and the recovery of the two preceding steps.</w:t>
-      </w:r>
-    </w:p>
-    <w:p>
-      <w:pPr>
-        <w:pStyle w:val="Compact"/>
-        <w:numPr>
-          <w:ilvl w:val="0"/>
-          <w:numId w:val="1002"/>
-        </w:numPr>
-      </w:pPr>
-      <w:r>
-        <w:t xml:space="preserve">Load and wash conductivity will be studied from 3 to 7 mS/cm, a range</w:t>
+      <w:hyperlink w:anchor="sec-risks">
+        <w:r>
+          <w:rPr>
+            <w:rStyle w:val="Hyperlink"/>
+          </w:rPr>
+          <w:t xml:space="preserve">Section 12</w:t>
+        </w:r>
+      </w:hyperlink>
+      <w:r>
+        <w:t xml:space="preserve">.</w:t>
+      </w:r>
+    </w:p>
+    <w:bookmarkEnd w:id="19"/>
+    <w:bookmarkStart w:id="21" w:name="sec-risk"/>
+    <w:p>
+      <w:pPr>
+        <w:pStyle w:val="Heading2"/>
+      </w:pPr>
+      <w:r>
+        <w:t xml:space="preserve">4.3 Risk-based prioritization of parameters</w:t>
+      </w:r>
+    </w:p>
+    <w:p>
+      <w:pPr>
+        <w:pStyle w:val="FirstParagraph"/>
+      </w:pPr>
+      <w:r>
+        <w:t xml:space="preserve">RA-001 assessed every parameter of the step before this plan was written. It records for each parameter a prospective failure mode, the effect that failure would have on the product or on the process, and an initial severity, occurrence and detection score whose product is the initial risk priority number. The study type then follows from what the parameter can affect. A parameter that can affect a quality attribute is carried into the designed experiment of the step, and a parameter that acts on process performance alone is assessed one at a time. The effects and the scores RA-001 assigned to this step are given in</w:t>
       </w:r>
       <w:r>
         <w:t xml:space="preserve"> </w:t>
       </w:r>
-      <w:r>
-        <w:t xml:space="preserve">that covers the buffer preparation tolerance together with the conductivity of the</w:t>
-      </w:r>
-      <w:r>
-        <w:t xml:space="preserve"> </w:t>
-      </w:r>
-      <w:r>
-        <w:t xml:space="preserve">neutralized feed, which varies with the volume of titrant used at the low-pH step.</w:t>
-      </w:r>
-    </w:p>
-    <w:p>
-      <w:pPr>
-        <w:pStyle w:val="Compact"/>
-        <w:numPr>
-          <w:ilvl w:val="0"/>
-          <w:numId w:val="1002"/>
-        </w:numPr>
-      </w:pPr>
-      <w:r>
-        <w:t xml:space="preserve">Elution buffer pH will be studied from 5.8 to 6.2 pH, a range that is</w:t>
-      </w:r>
-      <w:r>
-        <w:t xml:space="preserve"> </w:t>
-      </w:r>
-      <w:r>
-        <w:t xml:space="preserve">narrow in absolute terms because a step elution is sensitive to small changes in pH, and</w:t>
-      </w:r>
-      <w:r>
-        <w:t xml:space="preserve"> </w:t>
-      </w:r>
-      <w:r>
-        <w:t xml:space="preserve">that is still wider than the control range the commercial skid can hold.</w:t>
-      </w:r>
-    </w:p>
-    <w:p>
-      <w:pPr>
-        <w:pStyle w:val="Compact"/>
-        <w:numPr>
-          <w:ilvl w:val="0"/>
-          <w:numId w:val="1002"/>
-        </w:numPr>
-      </w:pPr>
-      <w:r>
-        <w:t xml:space="preserve">Elution stop collect will be studied from 0.5 to 1.5 OD desc., which spans</w:t>
-      </w:r>
-      <w:r>
-        <w:t xml:space="preserve"> </w:t>
-      </w:r>
-      <w:r>
-        <w:t xml:space="preserve">collection stops well before and well after the routine point on the descending edge of</w:t>
-      </w:r>
-      <w:r>
-        <w:t xml:space="preserve"> </w:t>
-      </w:r>
-      <w:r>
-        <w:t xml:space="preserve">the peak.</w:t>
-      </w:r>
-    </w:p>
-    <w:p>
-      <w:pPr>
-        <w:pStyle w:val="Compact"/>
-        <w:numPr>
-          <w:ilvl w:val="0"/>
-          <w:numId w:val="1002"/>
-        </w:numPr>
-      </w:pPr>
-      <w:r>
-        <w:t xml:space="preserve">Elution flow rate will be assessed univariately from 100 to 300 cm/hr, since it</w:t>
-      </w:r>
-      <w:r>
-        <w:t xml:space="preserve"> </w:t>
-      </w:r>
-      <w:r>
-        <w:t xml:space="preserve">acts through residence time and through the pressure drop across the bed and not through</w:t>
-      </w:r>
-      <w:r>
-        <w:t xml:space="preserve"> </w:t>
-      </w:r>
-      <w:r>
-        <w:t xml:space="preserve">the binding chemistry, so no interaction with the other parameters is expected.</w:t>
-      </w:r>
-    </w:p>
-    <w:bookmarkEnd w:id="20"/>
-    <w:bookmarkEnd w:id="21"/>
-    <w:bookmarkStart w:id="29" w:name="materials-and-methods"/>
-    <w:p>
-      <w:pPr>
-        <w:pStyle w:val="Heading1"/>
-      </w:pPr>
-      <w:r>
-        <w:t xml:space="preserve">5. Materials and methods</w:t>
-      </w:r>
-    </w:p>
-    <w:bookmarkStart w:id="22" w:name="scale-down-model-and-its-qualification"/>
-    <w:p>
-      <w:pPr>
-        <w:pStyle w:val="Heading2"/>
-      </w:pPr>
-      <w:r>
-        <w:t xml:space="preserve">5.1 Scale-down model and its qualification</w:t>
-      </w:r>
-    </w:p>
-    <w:p>
-      <w:pPr>
-        <w:pStyle w:val="FirstParagraph"/>
-      </w:pPr>
-      <w:r>
-        <w:t xml:space="preserve">The study will be executed on a scale-down model of the commercial column, qualified against</w:t>
-      </w:r>
-      <w:r>
-        <w:t xml:space="preserve"> </w:t>
-      </w:r>
-      <w:r>
-        <w:t xml:space="preserve">manufacturing-scale data under SOP-1001. The model holds the bed height, the linear velocity,</w:t>
-      </w:r>
-      <w:r>
-        <w:t xml:space="preserve"> </w:t>
-      </w:r>
-      <w:r>
-        <w:t xml:space="preserve">the load in grams per litre of resin and all buffer volumes expressed in column volumes, so</w:t>
-      </w:r>
-      <w:r>
-        <w:t xml:space="preserve"> </w:t>
-      </w:r>
-      <w:r>
-        <w:t xml:space="preserve">that the residence time and the ratio of impurity to available binding capacity match the</w:t>
-      </w:r>
-      <w:r>
-        <w:t xml:space="preserve"> </w:t>
-      </w:r>
-      <w:r>
-        <w:t xml:space="preserve">commercial step. Column efficiency will be verified before each block of runs by plate count</w:t>
-      </w:r>
-      <w:r>
-        <w:t xml:space="preserve"> </w:t>
-      </w:r>
-      <w:r>
-        <w:t xml:space="preserve">and peak asymmetry, and a column outside the acceptance criteria of SOP-2010 will be repacked</w:t>
-      </w:r>
-      <w:r>
-        <w:t xml:space="preserve"> </w:t>
-      </w:r>
-      <w:r>
-        <w:t xml:space="preserve">before use.</w:t>
-      </w:r>
-    </w:p>
-    <w:p>
-      <w:pPr>
-        <w:pStyle w:val="BodyText"/>
-      </w:pPr>
-      <w:r>
-        <w:t xml:space="preserve">Qualification will compare the scale-down model with the commercial-scale process at the</w:t>
-      </w:r>
-      <w:r>
-        <w:t xml:space="preserve"> </w:t>
-      </w:r>
-      <w:r>
-        <w:t xml:space="preserve">set-point condition, and the comparison covers step yield, pool volume, pool aggregate and</w:t>
-      </w:r>
-      <w:r>
-        <w:t xml:space="preserve"> </w:t>
-      </w:r>
-      <w:r>
-        <w:t xml:space="preserve">pool host cell protein, using replicate runs so that means are compared and not single</w:t>
-      </w:r>
-      <w:r>
-        <w:t xml:space="preserve"> </w:t>
-      </w:r>
-      <w:r>
-        <w:t xml:space="preserve">values. The model will be accepted when no statistically significant difference is found in</w:t>
-      </w:r>
-      <w:r>
-        <w:t xml:space="preserve"> </w:t>
-      </w:r>
-      <w:r>
-        <w:t xml:space="preserve">those attributes at alpha = 0.05. The qualification result will be reported in PCR-007 ahead</w:t>
-      </w:r>
-      <w:r>
-        <w:t xml:space="preserve"> </w:t>
-      </w:r>
-      <w:r>
-        <w:t xml:space="preserve">of any characterization result, because every claim in that report depends on it.</w:t>
-      </w:r>
-    </w:p>
-    <w:p>
-      <w:pPr>
-        <w:pStyle w:val="BodyText"/>
-      </w:pPr>
-      <w:r>
-        <w:t xml:space="preserve">Resin used in the study will be within the cycle range qualified under SOP-2008 and the cycle</w:t>
-      </w:r>
-      <w:r>
-        <w:t xml:space="preserve"> </w:t>
-      </w:r>
-      <w:r>
-        <w:t xml:space="preserve">number of each run will be recorded, since resin life-cycle is characterized separately and</w:t>
-      </w:r>
-      <w:r>
-        <w:t xml:space="preserve"> </w:t>
-      </w:r>
-      <w:r>
-        <w:t xml:space="preserve">is not a factor here.</w:t>
-      </w:r>
-    </w:p>
-    <w:bookmarkEnd w:id="22"/>
-    <w:bookmarkStart w:id="23" w:name="operation"/>
-    <w:p>
-      <w:pPr>
-        <w:pStyle w:val="Heading2"/>
-      </w:pPr>
-      <w:r>
-        <w:t xml:space="preserve">5.2 Operation</w:t>
-      </w:r>
-    </w:p>
-    <w:p>
-      <w:pPr>
-        <w:pStyle w:val="FirstParagraph"/>
-      </w:pPr>
-      <w:r>
-        <w:t xml:space="preserve">The step will be operated as described in SOP-2010, and each run comprises equilibration,</w:t>
-      </w:r>
-      <w:r>
-        <w:t xml:space="preserve"> </w:t>
-      </w:r>
-      <w:r>
-        <w:t xml:space="preserve">load, a post-load wash at the conductivity under study, a step elution, and a strip and</w:t>
-      </w:r>
-      <w:r>
-        <w:t xml:space="preserve"> </w:t>
-      </w:r>
-      <w:r>
-        <w:t xml:space="preserve">sanitization cycle. Product collection starts on the ascending edge of the elution peak at a</w:t>
-      </w:r>
-      <w:r>
-        <w:t xml:space="preserve"> </w:t>
-      </w:r>
-      <w:r>
-        <w:t xml:space="preserve">fixed absorbance threshold and ends at the stop collect set-point on the descending edge. The</w:t>
-      </w:r>
-      <w:r>
-        <w:t xml:space="preserve"> </w:t>
-      </w:r>
-      <w:r>
-        <w:t xml:space="preserve">start threshold is held at the platform value in every run, so that the pool boundary under</w:t>
-      </w:r>
-      <w:r>
-        <w:t xml:space="preserve"> </w:t>
-      </w:r>
-      <w:r>
-        <w:t xml:space="preserve">study is the stop point alone.</w:t>
-      </w:r>
-    </w:p>
-    <w:p>
-      <w:pPr>
-        <w:pStyle w:val="BodyText"/>
-      </w:pPr>
-      <w:r>
-        <w:t xml:space="preserve">Load material will be the neutralized and filtered pool from the low-pH viral inactivation</w:t>
-      </w:r>
-      <w:r>
-        <w:t xml:space="preserve"> </w:t>
-      </w:r>
-      <w:r>
-        <w:t xml:space="preserve">step, prepared as a single pooled lot so that feed variability does not confound the factor</w:t>
-      </w:r>
-      <w:r>
-        <w:t xml:space="preserve"> </w:t>
-      </w:r>
-      <w:r>
-        <w:t xml:space="preserve">effects. The pool will be characterized for aggregate, host cell protein, residual DNA and</w:t>
-      </w:r>
-      <w:r>
-        <w:t xml:space="preserve"> </w:t>
-      </w:r>
-      <w:r>
-        <w:t xml:space="preserve">leached Protein A before execution begins, and those values will be reported in PCR-007 as</w:t>
-      </w:r>
-      <w:r>
-        <w:t xml:space="preserve"> </w:t>
-      </w:r>
-      <w:r>
-        <w:t xml:space="preserve">the study feed composition. Aliquots that cannot be run on the day they are drawn will be</w:t>
-      </w:r>
-      <w:r>
-        <w:t xml:space="preserve"> </w:t>
-      </w:r>
-      <w:r>
-        <w:t xml:space="preserve">held under the storage conditions qualified in SOP-2010.</w:t>
-      </w:r>
-    </w:p>
-    <w:bookmarkEnd w:id="23"/>
-    <w:bookmarkStart w:id="25" w:name="analytical-methods"/>
-    <w:p>
-      <w:pPr>
-        <w:pStyle w:val="Heading2"/>
-      </w:pPr>
-      <w:r>
-        <w:t xml:space="preserve">5.3 Analytical methods</w:t>
-      </w:r>
-    </w:p>
-    <w:p>
-      <w:pPr>
-        <w:pStyle w:val="FirstParagraph"/>
-      </w:pPr>
-      <w:r>
-        <w:t xml:space="preserve">The 4 validated methods that support the study are listed in</w:t>
-      </w:r>
-      <w:r>
-        <w:t xml:space="preserve"> </w:t>
-      </w:r>
-      <w:hyperlink w:anchor="tbl-methods">
+      <w:hyperlink w:anchor="tbl-risk">
         <w:r>
           <w:rPr>
             <w:rStyle w:val="Hyperlink"/>
@@ -3170,37 +2664,7 @@
         </w:r>
       </w:hyperlink>
       <w:r>
-        <w:t xml:space="preserve">, and size</w:t>
-      </w:r>
-      <w:r>
-        <w:t xml:space="preserve"> </w:t>
-      </w:r>
-      <w:r>
-        <w:t xml:space="preserve">variants by SEC-HPLC (AMV-3011) is the primary one, reporting the high molecular weight</w:t>
-      </w:r>
-      <w:r>
-        <w:t xml:space="preserve"> </w:t>
-      </w:r>
-      <w:r>
-        <w:t xml:space="preserve">content of both the load and the pool. Host cell protein is measured by ELISA (AMV-3012),</w:t>
-      </w:r>
-      <w:r>
-        <w:t xml:space="preserve"> </w:t>
-      </w:r>
-      <w:r>
-        <w:t xml:space="preserve">residual DNA by qPCR (AMV-3014) and leached Protein A by ELISA (AMV-3016). Accuracy,</w:t>
-      </w:r>
-      <w:r>
-        <w:t xml:space="preserve"> </w:t>
-      </w:r>
-      <w:r>
-        <w:t xml:space="preserve">precision and reportable range are defined in each validation report and are not repeated</w:t>
-      </w:r>
-      <w:r>
-        <w:t xml:space="preserve"> </w:t>
-      </w:r>
-      <w:r>
-        <w:t xml:space="preserve">here.</w:t>
+        <w:t xml:space="preserve">.</w:t>
       </w:r>
     </w:p>
     <w:tbl>
@@ -3216,7 +2680,7 @@
       <w:tr>
         <w:tc>
           <w:tcPr/>
-          <w:bookmarkStart w:id="24" w:name="tbl-methods"/>
+          <w:bookmarkStart w:id="20" w:name="tbl-risk"/>
           <w:p>
             <w:pPr>
               <w:jc w:val="center"/>
@@ -3227,19 +2691,24 @@
               <w:pStyle w:val="ImageCaption"/>
             </w:pPr>
             <w:r>
-              <w:t xml:space="preserve">Table 5: Validated analytical methods used in the study.</w:t>
+              <w:t xml:space="preserve">Table 5: Pre-characterization effects, risk scores and assigned study type for the parameters of the step (RA-001).</w:t>
             </w:r>
           </w:p>
           <w:tbl>
             <w:tblPr>
               <w:tblStyle w:val="Table"/>
-              <w:tblW w:type="auto" w:w="0"/>
+              <w:tblW w:type="pct" w:w="5000"/>
+              <w:tblLayout w:type="fixed"/>
               <w:tblLook w:firstRow="1" w:lastRow="0" w:firstColumn="0" w:lastColumn="0" w:noHBand="0" w:noVBand="0" w:val="0020"/>
             </w:tblPr>
             <w:tblGrid>
-              <w:gridCol w:w="2640"/>
-              <w:gridCol w:w="2640"/>
-              <w:gridCol w:w="2640"/>
+              <w:gridCol w:w="1166"/>
+              <w:gridCol w:w="3984"/>
+              <w:gridCol w:w="388"/>
+              <w:gridCol w:w="388"/>
+              <w:gridCol w:w="388"/>
+              <w:gridCol w:w="728"/>
+              <w:gridCol w:w="874"/>
             </w:tblGrid>
             <w:tr>
               <w:trPr>
@@ -3254,33 +2723,85 @@
                     <w:jc w:val="center"/>
                   </w:pPr>
                   <w:r>
-                    <w:t xml:space="preserve">Reference</w:t>
-                  </w:r>
-                </w:p>
-              </w:tc>
-              <w:tc>
-                <w:tcPr/>
-                <w:p>
-                  <w:pPr>
-                    <w:pStyle w:val="Compact"/>
-                    <w:jc w:val="left"/>
-                    <w:jc w:val="center"/>
-                  </w:pPr>
-                  <w:r>
-                    <w:t xml:space="preserve">Title</w:t>
-                  </w:r>
-                </w:p>
-              </w:tc>
-              <w:tc>
-                <w:tcPr/>
-                <w:p>
-                  <w:pPr>
-                    <w:pStyle w:val="Compact"/>
-                    <w:jc w:val="left"/>
-                    <w:jc w:val="center"/>
-                  </w:pPr>
-                  <w:r>
-                    <w:t xml:space="preserve">Type</w:t>
+                    <w:t xml:space="preserve">Parameter</w:t>
+                  </w:r>
+                </w:p>
+              </w:tc>
+              <w:tc>
+                <w:tcPr/>
+                <w:p>
+                  <w:pPr>
+                    <w:pStyle w:val="Compact"/>
+                    <w:jc w:val="left"/>
+                    <w:jc w:val="center"/>
+                  </w:pPr>
+                  <w:r>
+                    <w:t xml:space="preserve">Effect</w:t>
+                  </w:r>
+                </w:p>
+              </w:tc>
+              <w:tc>
+                <w:tcPr/>
+                <w:p>
+                  <w:pPr>
+                    <w:pStyle w:val="Compact"/>
+                    <w:jc w:val="right"/>
+                    <w:jc w:val="center"/>
+                  </w:pPr>
+                  <w:r>
+                    <w:t xml:space="preserve">Sev.</w:t>
+                  </w:r>
+                </w:p>
+              </w:tc>
+              <w:tc>
+                <w:tcPr/>
+                <w:p>
+                  <w:pPr>
+                    <w:pStyle w:val="Compact"/>
+                    <w:jc w:val="right"/>
+                    <w:jc w:val="center"/>
+                  </w:pPr>
+                  <w:r>
+                    <w:t xml:space="preserve">Occ.</w:t>
+                  </w:r>
+                </w:p>
+              </w:tc>
+              <w:tc>
+                <w:tcPr/>
+                <w:p>
+                  <w:pPr>
+                    <w:pStyle w:val="Compact"/>
+                    <w:jc w:val="right"/>
+                    <w:jc w:val="center"/>
+                  </w:pPr>
+                  <w:r>
+                    <w:t xml:space="preserve">Det.</w:t>
+                  </w:r>
+                </w:p>
+              </w:tc>
+              <w:tc>
+                <w:tcPr/>
+                <w:p>
+                  <w:pPr>
+                    <w:pStyle w:val="Compact"/>
+                    <w:jc w:val="right"/>
+                    <w:jc w:val="center"/>
+                  </w:pPr>
+                  <w:r>
+                    <w:t xml:space="preserve">Initial RPN</w:t>
+                  </w:r>
+                </w:p>
+              </w:tc>
+              <w:tc>
+                <w:tcPr/>
+                <w:p>
+                  <w:pPr>
+                    <w:pStyle w:val="Compact"/>
+                    <w:jc w:val="left"/>
+                    <w:jc w:val="center"/>
+                  </w:pPr>
+                  <w:r>
+                    <w:t xml:space="preserve">Assigned study</w:t>
                   </w:r>
                 </w:p>
               </w:tc>
@@ -3295,33 +2816,85 @@
                     <w:jc w:val="center"/>
                   </w:pPr>
                   <w:r>
-                    <w:t xml:space="preserve">AMV-3011</w:t>
-                  </w:r>
-                </w:p>
-              </w:tc>
-              <w:tc>
-                <w:tcPr/>
-                <w:p>
-                  <w:pPr>
-                    <w:pStyle w:val="Compact"/>
-                    <w:jc w:val="left"/>
-                    <w:jc w:val="center"/>
-                  </w:pPr>
-                  <w:r>
-                    <w:t xml:space="preserve">Size-Variants (SEC-HPLC)</w:t>
-                  </w:r>
-                </w:p>
-              </w:tc>
-              <w:tc>
-                <w:tcPr/>
-                <w:p>
-                  <w:pPr>
-                    <w:pStyle w:val="Compact"/>
-                    <w:jc w:val="left"/>
-                    <w:jc w:val="center"/>
-                  </w:pPr>
-                  <w:r>
-                    <w:t xml:space="preserve">Method validation</w:t>
+                    <w:t xml:space="preserve">Protein load</w:t>
+                  </w:r>
+                </w:p>
+              </w:tc>
+              <w:tc>
+                <w:tcPr/>
+                <w:p>
+                  <w:pPr>
+                    <w:pStyle w:val="Compact"/>
+                    <w:jc w:val="left"/>
+                    <w:jc w:val="center"/>
+                  </w:pPr>
+                  <w:r>
+                    <w:t xml:space="preserve">Reduced aggregate and HCP clearance (interactions with pH and wash conductivity)</w:t>
+                  </w:r>
+                </w:p>
+              </w:tc>
+              <w:tc>
+                <w:tcPr/>
+                <w:p>
+                  <w:pPr>
+                    <w:pStyle w:val="Compact"/>
+                    <w:jc w:val="right"/>
+                    <w:jc w:val="center"/>
+                  </w:pPr>
+                  <w:r>
+                    <w:t xml:space="preserve">8</w:t>
+                  </w:r>
+                </w:p>
+              </w:tc>
+              <w:tc>
+                <w:tcPr/>
+                <w:p>
+                  <w:pPr>
+                    <w:pStyle w:val="Compact"/>
+                    <w:jc w:val="right"/>
+                    <w:jc w:val="center"/>
+                  </w:pPr>
+                  <w:r>
+                    <w:t xml:space="preserve">7</w:t>
+                  </w:r>
+                </w:p>
+              </w:tc>
+              <w:tc>
+                <w:tcPr/>
+                <w:p>
+                  <w:pPr>
+                    <w:pStyle w:val="Compact"/>
+                    <w:jc w:val="right"/>
+                    <w:jc w:val="center"/>
+                  </w:pPr>
+                  <w:r>
+                    <w:t xml:space="preserve">8</w:t>
+                  </w:r>
+                </w:p>
+              </w:tc>
+              <w:tc>
+                <w:tcPr/>
+                <w:p>
+                  <w:pPr>
+                    <w:pStyle w:val="Compact"/>
+                    <w:jc w:val="right"/>
+                    <w:jc w:val="center"/>
+                  </w:pPr>
+                  <w:r>
+                    <w:t xml:space="preserve">448</w:t>
+                  </w:r>
+                </w:p>
+              </w:tc>
+              <w:tc>
+                <w:tcPr/>
+                <w:p>
+                  <w:pPr>
+                    <w:pStyle w:val="Compact"/>
+                    <w:jc w:val="left"/>
+                    <w:jc w:val="center"/>
+                  </w:pPr>
+                  <w:r>
+                    <w:t xml:space="preserve">multivariate DoE</w:t>
                   </w:r>
                 </w:p>
               </w:tc>
@@ -3336,33 +2909,85 @@
                     <w:jc w:val="center"/>
                   </w:pPr>
                   <w:r>
-                    <w:t xml:space="preserve">AMV-3012</w:t>
-                  </w:r>
-                </w:p>
-              </w:tc>
-              <w:tc>
-                <w:tcPr/>
-                <w:p>
-                  <w:pPr>
-                    <w:pStyle w:val="Compact"/>
-                    <w:jc w:val="left"/>
-                    <w:jc w:val="center"/>
-                  </w:pPr>
-                  <w:r>
-                    <w:t xml:space="preserve">Host-Cell Protein ELISA</w:t>
-                  </w:r>
-                </w:p>
-              </w:tc>
-              <w:tc>
-                <w:tcPr/>
-                <w:p>
-                  <w:pPr>
-                    <w:pStyle w:val="Compact"/>
-                    <w:jc w:val="left"/>
-                    <w:jc w:val="center"/>
-                  </w:pPr>
-                  <w:r>
-                    <w:t xml:space="preserve">Method validation</w:t>
+                    <w:t xml:space="preserve">Load/Wash conductivity</w:t>
+                  </w:r>
+                </w:p>
+              </w:tc>
+              <w:tc>
+                <w:tcPr/>
+                <w:p>
+                  <w:pPr>
+                    <w:pStyle w:val="Compact"/>
+                    <w:jc w:val="left"/>
+                    <w:jc w:val="center"/>
+                  </w:pPr>
+                  <w:r>
+                    <w:t xml:space="preserve">Reduced HCP clearance</w:t>
+                  </w:r>
+                </w:p>
+              </w:tc>
+              <w:tc>
+                <w:tcPr/>
+                <w:p>
+                  <w:pPr>
+                    <w:pStyle w:val="Compact"/>
+                    <w:jc w:val="right"/>
+                    <w:jc w:val="center"/>
+                  </w:pPr>
+                  <w:r>
+                    <w:t xml:space="preserve">6</w:t>
+                  </w:r>
+                </w:p>
+              </w:tc>
+              <w:tc>
+                <w:tcPr/>
+                <w:p>
+                  <w:pPr>
+                    <w:pStyle w:val="Compact"/>
+                    <w:jc w:val="right"/>
+                    <w:jc w:val="center"/>
+                  </w:pPr>
+                  <w:r>
+                    <w:t xml:space="preserve">7</w:t>
+                  </w:r>
+                </w:p>
+              </w:tc>
+              <w:tc>
+                <w:tcPr/>
+                <w:p>
+                  <w:pPr>
+                    <w:pStyle w:val="Compact"/>
+                    <w:jc w:val="right"/>
+                    <w:jc w:val="center"/>
+                  </w:pPr>
+                  <w:r>
+                    <w:t xml:space="preserve">8</w:t>
+                  </w:r>
+                </w:p>
+              </w:tc>
+              <w:tc>
+                <w:tcPr/>
+                <w:p>
+                  <w:pPr>
+                    <w:pStyle w:val="Compact"/>
+                    <w:jc w:val="right"/>
+                    <w:jc w:val="center"/>
+                  </w:pPr>
+                  <w:r>
+                    <w:t xml:space="preserve">336</w:t>
+                  </w:r>
+                </w:p>
+              </w:tc>
+              <w:tc>
+                <w:tcPr/>
+                <w:p>
+                  <w:pPr>
+                    <w:pStyle w:val="Compact"/>
+                    <w:jc w:val="left"/>
+                    <w:jc w:val="center"/>
+                  </w:pPr>
+                  <w:r>
+                    <w:t xml:space="preserve">multivariate DoE</w:t>
                   </w:r>
                 </w:p>
               </w:tc>
@@ -3377,33 +3002,85 @@
                     <w:jc w:val="center"/>
                   </w:pPr>
                   <w:r>
-                    <w:t xml:space="preserve">AMV-3014</w:t>
-                  </w:r>
-                </w:p>
-              </w:tc>
-              <w:tc>
-                <w:tcPr/>
-                <w:p>
-                  <w:pPr>
-                    <w:pStyle w:val="Compact"/>
-                    <w:jc w:val="left"/>
-                    <w:jc w:val="center"/>
-                  </w:pPr>
-                  <w:r>
-                    <w:t xml:space="preserve">Residual DNA (qPCR)</w:t>
-                  </w:r>
-                </w:p>
-              </w:tc>
-              <w:tc>
-                <w:tcPr/>
-                <w:p>
-                  <w:pPr>
-                    <w:pStyle w:val="Compact"/>
-                    <w:jc w:val="left"/>
-                    <w:jc w:val="center"/>
-                  </w:pPr>
-                  <w:r>
-                    <w:t xml:space="preserve">Method validation</w:t>
+                    <w:t xml:space="preserve">Elution buffer pH</w:t>
+                  </w:r>
+                </w:p>
+              </w:tc>
+              <w:tc>
+                <w:tcPr/>
+                <w:p>
+                  <w:pPr>
+                    <w:pStyle w:val="Compact"/>
+                    <w:jc w:val="left"/>
+                    <w:jc w:val="center"/>
+                  </w:pPr>
+                  <w:r>
+                    <w:t xml:space="preserve">Alters aggregate distribution and yield</w:t>
+                  </w:r>
+                </w:p>
+              </w:tc>
+              <w:tc>
+                <w:tcPr/>
+                <w:p>
+                  <w:pPr>
+                    <w:pStyle w:val="Compact"/>
+                    <w:jc w:val="right"/>
+                    <w:jc w:val="center"/>
+                  </w:pPr>
+                  <w:r>
+                    <w:t xml:space="preserve">8</w:t>
+                  </w:r>
+                </w:p>
+              </w:tc>
+              <w:tc>
+                <w:tcPr/>
+                <w:p>
+                  <w:pPr>
+                    <w:pStyle w:val="Compact"/>
+                    <w:jc w:val="right"/>
+                    <w:jc w:val="center"/>
+                  </w:pPr>
+                  <w:r>
+                    <w:t xml:space="preserve">7</w:t>
+                  </w:r>
+                </w:p>
+              </w:tc>
+              <w:tc>
+                <w:tcPr/>
+                <w:p>
+                  <w:pPr>
+                    <w:pStyle w:val="Compact"/>
+                    <w:jc w:val="right"/>
+                    <w:jc w:val="center"/>
+                  </w:pPr>
+                  <w:r>
+                    <w:t xml:space="preserve">8</w:t>
+                  </w:r>
+                </w:p>
+              </w:tc>
+              <w:tc>
+                <w:tcPr/>
+                <w:p>
+                  <w:pPr>
+                    <w:pStyle w:val="Compact"/>
+                    <w:jc w:val="right"/>
+                    <w:jc w:val="center"/>
+                  </w:pPr>
+                  <w:r>
+                    <w:t xml:space="preserve">448</w:t>
+                  </w:r>
+                </w:p>
+              </w:tc>
+              <w:tc>
+                <w:tcPr/>
+                <w:p>
+                  <w:pPr>
+                    <w:pStyle w:val="Compact"/>
+                    <w:jc w:val="left"/>
+                    <w:jc w:val="center"/>
+                  </w:pPr>
+                  <w:r>
+                    <w:t xml:space="preserve">multivariate DoE</w:t>
                   </w:r>
                 </w:p>
               </w:tc>
@@ -3418,39 +3095,184 @@
                     <w:jc w:val="center"/>
                   </w:pPr>
                   <w:r>
-                    <w:t xml:space="preserve">AMV-3016</w:t>
-                  </w:r>
-                </w:p>
-              </w:tc>
-              <w:tc>
-                <w:tcPr/>
-                <w:p>
-                  <w:pPr>
-                    <w:pStyle w:val="Compact"/>
-                    <w:jc w:val="left"/>
-                    <w:jc w:val="center"/>
-                  </w:pPr>
-                  <w:r>
-                    <w:t xml:space="preserve">Leached Protein A by ELISA (ppm)</w:t>
-                  </w:r>
-                </w:p>
-              </w:tc>
-              <w:tc>
-                <w:tcPr/>
-                <w:p>
-                  <w:pPr>
-                    <w:pStyle w:val="Compact"/>
-                    <w:jc w:val="left"/>
-                    <w:jc w:val="center"/>
-                  </w:pPr>
-                  <w:r>
-                    <w:t xml:space="preserve">Method validation</w:t>
+                    <w:t xml:space="preserve">Elution stop collect</w:t>
+                  </w:r>
+                </w:p>
+              </w:tc>
+              <w:tc>
+                <w:tcPr/>
+                <w:p>
+                  <w:pPr>
+                    <w:pStyle w:val="Compact"/>
+                    <w:jc w:val="left"/>
+                    <w:jc w:val="center"/>
+                  </w:pPr>
+                  <w:r>
+                    <w:t xml:space="preserve">Minor increase in pool aggregate</w:t>
+                  </w:r>
+                </w:p>
+              </w:tc>
+              <w:tc>
+                <w:tcPr/>
+                <w:p>
+                  <w:pPr>
+                    <w:pStyle w:val="Compact"/>
+                    <w:jc w:val="right"/>
+                    <w:jc w:val="center"/>
+                  </w:pPr>
+                  <w:r>
+                    <w:t xml:space="preserve">8</w:t>
+                  </w:r>
+                </w:p>
+              </w:tc>
+              <w:tc>
+                <w:tcPr/>
+                <w:p>
+                  <w:pPr>
+                    <w:pStyle w:val="Compact"/>
+                    <w:jc w:val="right"/>
+                    <w:jc w:val="center"/>
+                  </w:pPr>
+                  <w:r>
+                    <w:t xml:space="preserve">7</w:t>
+                  </w:r>
+                </w:p>
+              </w:tc>
+              <w:tc>
+                <w:tcPr/>
+                <w:p>
+                  <w:pPr>
+                    <w:pStyle w:val="Compact"/>
+                    <w:jc w:val="right"/>
+                    <w:jc w:val="center"/>
+                  </w:pPr>
+                  <w:r>
+                    <w:t xml:space="preserve">8</w:t>
+                  </w:r>
+                </w:p>
+              </w:tc>
+              <w:tc>
+                <w:tcPr/>
+                <w:p>
+                  <w:pPr>
+                    <w:pStyle w:val="Compact"/>
+                    <w:jc w:val="right"/>
+                    <w:jc w:val="center"/>
+                  </w:pPr>
+                  <w:r>
+                    <w:t xml:space="preserve">448</w:t>
+                  </w:r>
+                </w:p>
+              </w:tc>
+              <w:tc>
+                <w:tcPr/>
+                <w:p>
+                  <w:pPr>
+                    <w:pStyle w:val="Compact"/>
+                    <w:jc w:val="left"/>
+                    <w:jc w:val="center"/>
+                  </w:pPr>
+                  <w:r>
+                    <w:t xml:space="preserve">multivariate DoE</w:t>
+                  </w:r>
+                </w:p>
+              </w:tc>
+            </w:tr>
+            <w:tr>
+              <w:tc>
+                <w:tcPr/>
+                <w:p>
+                  <w:pPr>
+                    <w:pStyle w:val="Compact"/>
+                    <w:jc w:val="left"/>
+                    <w:jc w:val="center"/>
+                  </w:pPr>
+                  <w:r>
+                    <w:t xml:space="preserve">Elution flow rate</w:t>
+                  </w:r>
+                </w:p>
+              </w:tc>
+              <w:tc>
+                <w:tcPr/>
+                <w:p>
+                  <w:pPr>
+                    <w:pStyle w:val="Compact"/>
+                    <w:jc w:val="left"/>
+                    <w:jc w:val="center"/>
+                  </w:pPr>
+                  <w:r>
+                    <w:t xml:space="preserve">Affects peak shape and yield (minor aggregate)</w:t>
+                  </w:r>
+                </w:p>
+              </w:tc>
+              <w:tc>
+                <w:tcPr/>
+                <w:p>
+                  <w:pPr>
+                    <w:pStyle w:val="Compact"/>
+                    <w:jc w:val="right"/>
+                    <w:jc w:val="center"/>
+                  </w:pPr>
+                  <w:r>
+                    <w:t xml:space="preserve">4</w:t>
+                  </w:r>
+                </w:p>
+              </w:tc>
+              <w:tc>
+                <w:tcPr/>
+                <w:p>
+                  <w:pPr>
+                    <w:pStyle w:val="Compact"/>
+                    <w:jc w:val="right"/>
+                    <w:jc w:val="center"/>
+                  </w:pPr>
+                  <w:r>
+                    <w:t xml:space="preserve">4</w:t>
+                  </w:r>
+                </w:p>
+              </w:tc>
+              <w:tc>
+                <w:tcPr/>
+                <w:p>
+                  <w:pPr>
+                    <w:pStyle w:val="Compact"/>
+                    <w:jc w:val="right"/>
+                    <w:jc w:val="center"/>
+                  </w:pPr>
+                  <w:r>
+                    <w:t xml:space="preserve">6</w:t>
+                  </w:r>
+                </w:p>
+              </w:tc>
+              <w:tc>
+                <w:tcPr/>
+                <w:p>
+                  <w:pPr>
+                    <w:pStyle w:val="Compact"/>
+                    <w:jc w:val="right"/>
+                    <w:jc w:val="center"/>
+                  </w:pPr>
+                  <w:r>
+                    <w:t xml:space="preserve">96</w:t>
+                  </w:r>
+                </w:p>
+              </w:tc>
+              <w:tc>
+                <w:tcPr/>
+                <w:p>
+                  <w:pPr>
+                    <w:pStyle w:val="Compact"/>
+                    <w:jc w:val="left"/>
+                    <w:jc w:val="center"/>
+                  </w:pPr>
+                  <w:r>
+                    <w:t xml:space="preserve">univariate</w:t>
                   </w:r>
                 </w:p>
               </w:tc>
             </w:tr>
           </w:tbl>
-          <w:bookmarkEnd w:id="24"/>
+          <w:bookmarkEnd w:id="20"/>
           <w:p/>
         </w:tc>
       </w:tr>
@@ -3460,130 +3282,216 @@
         <w:pStyle w:val="BodyText"/>
       </w:pPr>
       <w:r>
-        <w:t xml:space="preserve">Samples will be assayed in the analytical laboratory at the sending site, under the same</w:t>
+        <w:t xml:space="preserve">The outcome for this step is 4 parameters carried into a multivariate design and 1 assessed one at a time, which is the split shown in the study type column of</w:t>
       </w:r>
       <w:r>
         <w:t xml:space="preserve"> </w:t>
       </w:r>
-      <w:r>
-        <w:t xml:space="preserve">methods used for release testing. The centre-point replicates carry process and assay</w:t>
+      <w:hyperlink w:anchor="tbl-params">
+        <w:r>
+          <w:rPr>
+            <w:rStyle w:val="Hyperlink"/>
+          </w:rPr>
+          <w:t xml:space="preserve">Table 7</w:t>
+        </w:r>
+      </w:hyperlink>
+      <w:r>
+        <w:t xml:space="preserve">. The highest initial risk priority number of the step is 448, and 3 of the 5 parameters reach it, because each of them is linked to the aggregate attribute and inherits its severity. The elution flow rate is the only parameter scored on process performance alone, at 96, and it is the one assessed univariately. No parameter of the step was excluded from study altogether.</w:t>
+      </w:r>
+    </w:p>
+    <w:p>
+      <w:pPr>
+        <w:pStyle w:val="BodyText"/>
+      </w:pPr>
+      <w:r>
+        <w:t xml:space="preserve">The ranges to be studied are wider than the ranges the commercial process will operate in. The characterization range of the protein load is 2.1 times the width of its normal operating range, and the range of the load and wash conductivity is 2.0 times its own. Widening the studied range serves three purposes. It gives the fitted model enough signal to resolve an effect against assay noise, it supports later movement inside the design space, and it locates an edge of failure where one exists inside the knowledge space</w:t>
       </w:r>
       <w:r>
         <w:t xml:space="preserve"> </w:t>
       </w:r>
       <w:r>
-        <w:t xml:space="preserve">variability together, so the pure-error term used in the lack-of-fit test includes the assay</w:t>
+        <w:t xml:space="preserve">(CMC Biotech Working Group 2009)</w:t>
+      </w:r>
+      <w:r>
+        <w:t xml:space="preserve">.</w:t>
+      </w:r>
+    </w:p>
+    <w:p>
+      <w:pPr>
+        <w:pStyle w:val="BodyText"/>
+      </w:pPr>
+      <w:r>
+        <w:t xml:space="preserve">The elution pH range is the narrowest of the four in relative terms, at 1.3 times the width of its normal operating range. Elution pH drives the elution itself, and the platform buffer system holds it inside a narrow band. A wider excursion would change the character of the separation instead of probing its edges, and the resulting model would describe a step that the commercial process would never run.</w:t>
+      </w:r>
+    </w:p>
+    <w:bookmarkEnd w:id="21"/>
+    <w:bookmarkEnd w:id="22"/>
+    <w:bookmarkStart w:id="29" w:name="sec-methods"/>
+    <w:p>
+      <w:pPr>
+        <w:pStyle w:val="Heading1"/>
+      </w:pPr>
+      <w:r>
+        <w:t xml:space="preserve">5. Materials and methods</w:t>
+      </w:r>
+    </w:p>
+    <w:bookmarkStart w:id="23" w:name="sec-sdm"/>
+    <w:p>
+      <w:pPr>
+        <w:pStyle w:val="Heading2"/>
+      </w:pPr>
+      <w:r>
+        <w:t xml:space="preserve">5.1 Scale-down model and its qualification</w:t>
+      </w:r>
+    </w:p>
+    <w:p>
+      <w:pPr>
+        <w:pStyle w:val="FirstParagraph"/>
+      </w:pPr>
+      <w:r>
+        <w:t xml:space="preserve">Every run of this study will be executed on a scale-down model of the commercial column, and the model will be qualified before the first designed experiment starts. The model is built on the standard principles of chromatography scaling. It uses the same resin, the same bed height and the same linear velocity as the commercial column, load is expressed in grams of product per litre of resin, and the wash and elution volumes are normalized to column volumes. Buffers are prepared to the same specification and from the same recipes as at scale.</w:t>
+      </w:r>
+    </w:p>
+    <w:p>
+      <w:pPr>
+        <w:pStyle w:val="BodyText"/>
+      </w:pPr>
+      <w:r>
+        <w:t xml:space="preserve">Qualification follows SOP-1001. Triplicate runs at the set-point of every parameter will be compared with commercial scale data for product yield, pool volume, aggregate clearance, HCP clearance and leached Protein A. Column efficiency will be measured as plate count and peak asymmetry and judged against the packing criteria of SOP-2008. The acceptance criteria for qualification are stated in</w:t>
       </w:r>
       <w:r>
         <w:t xml:space="preserve"> </w:t>
       </w:r>
-      <w:r>
-        <w:t xml:space="preserve">contribution. Where an effect is statistically significant but small against that error,</w:t>
+      <w:hyperlink w:anchor="sec-acceptance">
+        <w:r>
+          <w:rPr>
+            <w:rStyle w:val="Hyperlink"/>
+          </w:rPr>
+          <w:t xml:space="preserve">Section 7</w:t>
+        </w:r>
+      </w:hyperlink>
+      <w:r>
+        <w:t xml:space="preserve">, and the qualification outcome is reported in PCR-007 before any characterization result.</w:t>
+      </w:r>
+    </w:p>
+    <w:p>
+      <w:pPr>
+        <w:pStyle w:val="BodyText"/>
+      </w:pPr>
+      <w:r>
+        <w:t xml:space="preserve">Qualification matters because the conclusions of this study are applied directly to the commercial process. A range proven on the model becomes a range the commercial step may operate in, and a design space derived from the model is defended at the commercial scale. The model is representative for the attributes it was qualified against, at the set-point, and the study assumes that the same representativeness holds across the characterization ranges. That assumption is the principal limitation of the work and is recorded in</w:t>
       </w:r>
       <w:r>
         <w:t xml:space="preserve"> </w:t>
       </w:r>
-      <w:r>
-        <w:t xml:space="preserve">PCR-007 will report it as such and will state the practical size of the change over the range</w:t>
+      <w:hyperlink w:anchor="sec-risks">
+        <w:r>
+          <w:rPr>
+            <w:rStyle w:val="Hyperlink"/>
+          </w:rPr>
+          <w:t xml:space="preserve">Section 12</w:t>
+        </w:r>
+      </w:hyperlink>
+      <w:r>
+        <w:t xml:space="preserve">.</w:t>
+      </w:r>
+    </w:p>
+    <w:p>
+      <w:pPr>
+        <w:pStyle w:val="BodyText"/>
+      </w:pPr>
+      <w:r>
+        <w:t xml:space="preserve">The centre point of each design sits at the set-point of every factor. Its replicates give the pure error of the whole measurement chain, from column operation through sampling to assay, and that term is the reference against which lack of fit is judged (</w:t>
+      </w:r>
+      <w:hyperlink w:anchor="sec-stats">
+        <w:r>
+          <w:rPr>
+            <w:rStyle w:val="Hyperlink"/>
+          </w:rPr>
+          <w:t xml:space="preserve">Section 5.5</w:t>
+        </w:r>
+      </w:hyperlink>
+      <w:r>
+        <w:t xml:space="preserve">).</w:t>
+      </w:r>
+    </w:p>
+    <w:bookmarkEnd w:id="23"/>
+    <w:bookmarkStart w:id="24" w:name="sec-operation"/>
+    <w:p>
+      <w:pPr>
+        <w:pStyle w:val="Heading2"/>
+      </w:pPr>
+      <w:r>
+        <w:t xml:space="preserve">5.2 Operation</w:t>
+      </w:r>
+    </w:p>
+    <w:p>
+      <w:pPr>
+        <w:pStyle w:val="FirstParagraph"/>
+      </w:pPr>
+      <w:r>
+        <w:t xml:space="preserve">The step will be operated as it is at commercial scale, following SOP-2010. A cycle consists of equilibration, load, wash, elution and post-use treatment. The column is equilibrated in the load buffer at the conductivity of the run, the neutralized viral inactivation pool is applied to the target protein load, and the column is washed with the same buffer. The antibody is recovered with a pH step elution at the elution pH of the run. Pool collection starts at a fixed absorbance on the ascending edge of the peak and stops at the stop collect criterion of the run. The column is then stripped, sanitized and stored under SOP-2008.</w:t>
+      </w:r>
+    </w:p>
+    <w:p>
+      <w:pPr>
+        <w:pStyle w:val="BodyText"/>
+      </w:pPr>
+      <w:r>
+        <w:t xml:space="preserve">Inputs held to platform specification are controlled by identity and quality testing and are not characterized. These are the buffer compositions, the resin lot and the packing quality of the column. Chromatography is performed in a temperature controlled chamber, and the chamber temperature is recorded for every run, so that any excursion is available to the analysis as a covariate.</w:t>
+      </w:r>
+    </w:p>
+    <w:p>
+      <w:pPr>
+        <w:pStyle w:val="BodyText"/>
+      </w:pPr>
+      <w:r>
+        <w:t xml:space="preserve">The feed for every run is a neutralized low pH inactivation pool. Each feed lot will be assayed for protein concentration, aggregate and HCP before use, and one lot will be used for all runs of a design wherever the available material allows it. Feed lots are recorded per run, and the lots used are reported in PCR-007.</w:t>
+      </w:r>
+    </w:p>
+    <w:bookmarkEnd w:id="24"/>
+    <w:bookmarkStart w:id="26" w:name="sec-analytics"/>
+    <w:p>
+      <w:pPr>
+        <w:pStyle w:val="Heading2"/>
+      </w:pPr>
+      <w:r>
+        <w:t xml:space="preserve">5.3 Analytical methods</w:t>
+      </w:r>
+    </w:p>
+    <w:p>
+      <w:pPr>
+        <w:pStyle w:val="FirstParagraph"/>
+      </w:pPr>
+      <w:r>
+        <w:t xml:space="preserve">Every response and every attribute in scope is measured with a validated method, and the methods are listed with their validation reports in</w:t>
       </w:r>
       <w:r>
         <w:t xml:space="preserve"> </w:t>
       </w:r>
-      <w:r>
-        <w:t xml:space="preserve">studied.</w:t>
-      </w:r>
-    </w:p>
-    <w:bookmarkEnd w:id="25"/>
-    <w:bookmarkStart w:id="27" w:name="sampling-plan"/>
-    <w:p>
-      <w:pPr>
-        <w:pStyle w:val="Heading2"/>
-      </w:pPr>
-      <w:r>
-        <w:t xml:space="preserve">5.4 Sampling plan</w:t>
-      </w:r>
-    </w:p>
-    <w:p>
-      <w:pPr>
-        <w:pStyle w:val="FirstParagraph"/>
-      </w:pPr>
-      <w:r>
-        <w:t xml:space="preserve">Two samples will be taken from every run: the load sample from the prepared pool aliquot, and</w:t>
+      <w:hyperlink w:anchor="tbl-sops">
+        <w:r>
+          <w:rPr>
+            <w:rStyle w:val="Hyperlink"/>
+          </w:rPr>
+          <w:t xml:space="preserve">Table 3</w:t>
+        </w:r>
+      </w:hyperlink>
+      <w:r>
+        <w:t xml:space="preserve">. Aggregate is measured by size exclusion chromatography (AMV-3011) and reported as the percentage of high molecular weight species. HCP is measured by enzyme-linked immunosorbent assay (AMV-3012) and reported against the product concentration in nanograms per milligram. Residual DNA is measured by quantitative PCR (AMV-3014) and leached Protein A by ELISA (AMV-3016). Product concentration is measured by ultraviolet absorbance. Full validation data for each method are in its validation report and are not restated here.</w:t>
+      </w:r>
+    </w:p>
+    <w:p>
+      <w:pPr>
+        <w:pStyle w:val="BodyText"/>
+      </w:pPr>
+      <w:r>
+        <w:t xml:space="preserve">Two of these methods quantify an impurity in the elution pool, and their validated performance is given in</w:t>
       </w:r>
       <w:r>
         <w:t xml:space="preserve"> </w:t>
       </w:r>
-      <w:r>
-        <w:t xml:space="preserve">the product sample from the collected eluate after mixing and before any hold.</w:t>
-      </w:r>
-    </w:p>
-    <w:p>
-      <w:pPr>
-        <w:pStyle w:val="BodyText"/>
-      </w:pPr>
-      <w:r>
-        <w:t xml:space="preserve">Aggregate and host cell protein will be measured on the load and on the pool of every run in</w:t>
-      </w:r>
-      <w:r>
-        <w:t xml:space="preserve"> </w:t>
-      </w:r>
-      <w:r>
-        <w:t xml:space="preserve">both designs, since they are the responses of the fitted models. Residual DNA and leached</w:t>
-      </w:r>
-      <w:r>
-        <w:t xml:space="preserve"> </w:t>
-      </w:r>
-      <w:r>
-        <w:t xml:space="preserve">Protein A will be measured on the centre-point runs and on the runs at the extremes of</w:t>
-      </w:r>
-      <w:r>
-        <w:t xml:space="preserve"> </w:t>
-      </w:r>
-      <w:r>
-        <w:t xml:space="preserve">protein load and conductivity, which is sufficient to confirm the clearance expectation</w:t>
-      </w:r>
-      <w:r>
-        <w:t xml:space="preserve"> </w:t>
-      </w:r>
-      <w:r>
-        <w:t xml:space="preserve">stated above without adding assay burden that supports no model. Step yield will be</w:t>
-      </w:r>
-      <w:r>
-        <w:t xml:space="preserve"> </w:t>
-      </w:r>
-      <w:r>
-        <w:t xml:space="preserve">calculated for every run from the pool volume and the pool concentration.</w:t>
-      </w:r>
-    </w:p>
-    <w:p>
-      <w:pPr>
-        <w:pStyle w:val="BodyText"/>
-      </w:pPr>
-      <w:r>
-        <w:t xml:space="preserve">The two designs carry different numbers of centre points, in that the screening design</w:t>
-      </w:r>
-      <w:r>
-        <w:t xml:space="preserve"> </w:t>
-      </w:r>
-      <w:r>
-        <w:t xml:space="preserve">carries 3 and the response-surface design carries</w:t>
-      </w:r>
-      <w:r>
-        <w:t xml:space="preserve"> </w:t>
-      </w:r>
-      <w:r>
-        <w:t xml:space="preserve">4, which reflects the greater weight the response-surface analysis</w:t>
-      </w:r>
-      <w:r>
-        <w:t xml:space="preserve"> </w:t>
-      </w:r>
-      <w:r>
-        <w:t xml:space="preserve">places on the pure-error estimate. The whole sampling plan is summarized in</w:t>
-      </w:r>
-      <w:r>
-        <w:t xml:space="preserve"> </w:t>
-      </w:r>
-      <w:hyperlink w:anchor="tbl-sampling">
+      <w:hyperlink w:anchor="tbl-methperf">
         <w:r>
           <w:rPr>
             <w:rStyle w:val="Hyperlink"/>
@@ -3592,7 +3500,7 @@
         </w:r>
       </w:hyperlink>
       <w:r>
-        <w:t xml:space="preserve">.</w:t>
+        <w:t xml:space="preserve">. Performance for the remaining methods is held in their own validation reports and is not reproduced here.</w:t>
       </w:r>
     </w:p>
     <w:tbl>
@@ -3608,7 +3516,7 @@
       <w:tr>
         <w:tc>
           <w:tcPr/>
-          <w:bookmarkStart w:id="26" w:name="tbl-sampling"/>
+          <w:bookmarkStart w:id="25" w:name="tbl-methperf"/>
           <w:p>
             <w:pPr>
               <w:jc w:val="center"/>
@@ -3619,7 +3527,7 @@
               <w:pStyle w:val="ImageCaption"/>
             </w:pPr>
             <w:r>
-              <w:t xml:space="preserve">Table 6: Planned sampling and testing per run.</w:t>
+              <w:t xml:space="preserve">Table 6: Validated performance of the two impurity methods that quantify pool results.</w:t>
             </w:r>
           </w:p>
           <w:tbl>
@@ -3630,10 +3538,12 @@
               <w:tblLook w:firstRow="1" w:lastRow="0" w:firstColumn="0" w:lastColumn="0" w:noHBand="0" w:noVBand="0" w:val="0020"/>
             </w:tblPr>
             <w:tblGrid>
-              <w:gridCol w:w="1980"/>
-              <w:gridCol w:w="1980"/>
-              <w:gridCol w:w="1980"/>
-              <w:gridCol w:w="1980"/>
+              <w:gridCol w:w="776"/>
+              <w:gridCol w:w="2174"/>
+              <w:gridCol w:w="1552"/>
+              <w:gridCol w:w="776"/>
+              <w:gridCol w:w="1242"/>
+              <w:gridCol w:w="1397"/>
             </w:tblGrid>
             <w:tr>
               <w:trPr>
@@ -3644,30 +3554,7 @@
                 <w:p>
                   <w:pPr>
                     <w:pStyle w:val="Compact"/>
-                    <w:jc w:val="center"/>
-                  </w:pPr>
-                  <w:r>
-                    <w:t xml:space="preserve">Sample point</w:t>
-                  </w:r>
-                </w:p>
-              </w:tc>
-              <w:tc>
-                <w:tcPr/>
-                <w:p>
-                  <w:pPr>
-                    <w:pStyle w:val="Compact"/>
-                    <w:jc w:val="center"/>
-                  </w:pPr>
-                  <w:r>
-                    <w:t xml:space="preserve">Attribute</w:t>
-                  </w:r>
-                </w:p>
-              </w:tc>
-              <w:tc>
-                <w:tcPr/>
-                <w:p>
-                  <w:pPr>
-                    <w:pStyle w:val="Compact"/>
+                    <w:jc w:val="left"/>
                     <w:jc w:val="center"/>
                   </w:pPr>
                   <w:r>
@@ -3680,10 +3567,63 @@
                 <w:p>
                   <w:pPr>
                     <w:pStyle w:val="Compact"/>
-                    <w:jc w:val="center"/>
-                  </w:pPr>
-                  <w:r>
-                    <w:t xml:space="preserve">Runs</w:t>
+                    <w:jc w:val="left"/>
+                    <w:jc w:val="center"/>
+                  </w:pPr>
+                  <w:r>
+                    <w:t xml:space="preserve">Title</w:t>
+                  </w:r>
+                </w:p>
+              </w:tc>
+              <w:tc>
+                <w:tcPr/>
+                <w:p>
+                  <w:pPr>
+                    <w:pStyle w:val="Compact"/>
+                    <w:jc w:val="right"/>
+                    <w:jc w:val="center"/>
+                  </w:pPr>
+                  <w:r>
+                    <w:t xml:space="preserve">Precision (%RSD)</w:t>
+                  </w:r>
+                </w:p>
+              </w:tc>
+              <w:tc>
+                <w:tcPr/>
+                <w:p>
+                  <w:pPr>
+                    <w:pStyle w:val="Compact"/>
+                    <w:jc w:val="left"/>
+                    <w:jc w:val="center"/>
+                  </w:pPr>
+                  <w:r>
+                    <w:t xml:space="preserve">LOQ</w:t>
+                  </w:r>
+                </w:p>
+              </w:tc>
+              <w:tc>
+                <w:tcPr/>
+                <w:p>
+                  <w:pPr>
+                    <w:pStyle w:val="Compact"/>
+                    <w:jc w:val="right"/>
+                    <w:jc w:val="center"/>
+                  </w:pPr>
+                  <w:r>
+                    <w:t xml:space="preserve">Accuracy (%)</w:t>
+                  </w:r>
+                </w:p>
+              </w:tc>
+              <w:tc>
+                <w:tcPr/>
+                <w:p>
+                  <w:pPr>
+                    <w:pStyle w:val="Compact"/>
+                    <w:jc w:val="right"/>
+                    <w:jc w:val="center"/>
+                  </w:pPr>
+                  <w:r>
+                    <w:t xml:space="preserve">Variance share</w:t>
                   </w:r>
                 </w:p>
               </w:tc>
@@ -3694,46 +3634,76 @@
                 <w:p>
                   <w:pPr>
                     <w:pStyle w:val="Compact"/>
-                    <w:jc w:val="center"/>
-                  </w:pPr>
-                  <w:r>
-                    <w:t xml:space="preserve">Load (pool aliquot)</w:t>
-                  </w:r>
-                </w:p>
-              </w:tc>
-              <w:tc>
-                <w:tcPr/>
-                <w:p>
-                  <w:pPr>
-                    <w:pStyle w:val="Compact"/>
-                    <w:jc w:val="center"/>
-                  </w:pPr>
-                  <w:r>
-                    <w:t xml:space="preserve">Aggregate (HMW)</w:t>
-                  </w:r>
-                </w:p>
-              </w:tc>
-              <w:tc>
-                <w:tcPr/>
-                <w:p>
-                  <w:pPr>
-                    <w:pStyle w:val="Compact"/>
-                    <w:jc w:val="center"/>
-                  </w:pPr>
-                  <w:r>
-                    <w:t xml:space="preserve">AMV-3011</w:t>
-                  </w:r>
-                </w:p>
-              </w:tc>
-              <w:tc>
-                <w:tcPr/>
-                <w:p>
-                  <w:pPr>
-                    <w:pStyle w:val="Compact"/>
-                    <w:jc w:val="center"/>
-                  </w:pPr>
-                  <w:r>
-                    <w:t xml:space="preserve">Every run</w:t>
+                    <w:jc w:val="left"/>
+                    <w:jc w:val="center"/>
+                  </w:pPr>
+                  <w:r>
+                    <w:t xml:space="preserve">AMV-3012</w:t>
+                  </w:r>
+                </w:p>
+              </w:tc>
+              <w:tc>
+                <w:tcPr/>
+                <w:p>
+                  <w:pPr>
+                    <w:pStyle w:val="Compact"/>
+                    <w:jc w:val="left"/>
+                    <w:jc w:val="center"/>
+                  </w:pPr>
+                  <w:r>
+                    <w:t xml:space="preserve">Host-Cell Protein by ELISA</w:t>
+                  </w:r>
+                </w:p>
+              </w:tc>
+              <w:tc>
+                <w:tcPr/>
+                <w:p>
+                  <w:pPr>
+                    <w:pStyle w:val="Compact"/>
+                    <w:jc w:val="right"/>
+                    <w:jc w:val="center"/>
+                  </w:pPr>
+                  <w:r>
+                    <w:t xml:space="preserve">9.5</w:t>
+                  </w:r>
+                </w:p>
+              </w:tc>
+              <w:tc>
+                <w:tcPr/>
+                <w:p>
+                  <w:pPr>
+                    <w:pStyle w:val="Compact"/>
+                    <w:jc w:val="left"/>
+                    <w:jc w:val="center"/>
+                  </w:pPr>
+                  <w:r>
+                    <w:t xml:space="preserve">1 ng/mg</w:t>
+                  </w:r>
+                </w:p>
+              </w:tc>
+              <w:tc>
+                <w:tcPr/>
+                <w:p>
+                  <w:pPr>
+                    <w:pStyle w:val="Compact"/>
+                    <w:jc w:val="right"/>
+                    <w:jc w:val="center"/>
+                  </w:pPr>
+                  <w:r>
+                    <w:t xml:space="preserve">95</w:t>
+                  </w:r>
+                </w:p>
+              </w:tc>
+              <w:tc>
+                <w:tcPr/>
+                <w:p>
+                  <w:pPr>
+                    <w:pStyle w:val="Compact"/>
+                    <w:jc w:val="right"/>
+                    <w:jc w:val="center"/>
+                  </w:pPr>
+                  <w:r>
+                    <w:t xml:space="preserve">0.4</w:t>
                   </w:r>
                 </w:p>
               </w:tc>
@@ -3744,314 +3714,110 @@
                 <w:p>
                   <w:pPr>
                     <w:pStyle w:val="Compact"/>
-                    <w:jc w:val="center"/>
-                  </w:pPr>
-                  <w:r>
-                    <w:t xml:space="preserve">Load (pool aliquot)</w:t>
-                  </w:r>
-                </w:p>
-              </w:tc>
-              <w:tc>
-                <w:tcPr/>
-                <w:p>
-                  <w:pPr>
-                    <w:pStyle w:val="Compact"/>
-                    <w:jc w:val="center"/>
-                  </w:pPr>
-                  <w:r>
-                    <w:t xml:space="preserve">Host cell protein</w:t>
-                  </w:r>
-                </w:p>
-              </w:tc>
-              <w:tc>
-                <w:tcPr/>
-                <w:p>
-                  <w:pPr>
-                    <w:pStyle w:val="Compact"/>
-                    <w:jc w:val="center"/>
-                  </w:pPr>
-                  <w:r>
-                    <w:t xml:space="preserve">AMV-3012</w:t>
-                  </w:r>
-                </w:p>
-              </w:tc>
-              <w:tc>
-                <w:tcPr/>
-                <w:p>
-                  <w:pPr>
-                    <w:pStyle w:val="Compact"/>
-                    <w:jc w:val="center"/>
-                  </w:pPr>
-                  <w:r>
-                    <w:t xml:space="preserve">Every run</w:t>
-                  </w:r>
-                </w:p>
-              </w:tc>
-            </w:tr>
-            <w:tr>
-              <w:tc>
-                <w:tcPr/>
-                <w:p>
-                  <w:pPr>
-                    <w:pStyle w:val="Compact"/>
-                    <w:jc w:val="center"/>
-                  </w:pPr>
-                  <w:r>
-                    <w:t xml:space="preserve">Load (pool aliquot)</w:t>
-                  </w:r>
-                </w:p>
-              </w:tc>
-              <w:tc>
-                <w:tcPr/>
-                <w:p>
-                  <w:pPr>
-                    <w:pStyle w:val="Compact"/>
-                    <w:jc w:val="center"/>
-                  </w:pPr>
-                  <w:r>
-                    <w:t xml:space="preserve">Residual DNA, leached Protein A</w:t>
-                  </w:r>
-                </w:p>
-              </w:tc>
-              <w:tc>
-                <w:tcPr/>
-                <w:p>
-                  <w:pPr>
-                    <w:pStyle w:val="Compact"/>
-                    <w:jc w:val="center"/>
-                  </w:pPr>
-                  <w:r>
-                    <w:t xml:space="preserve">AMV-3014, AMV-3016</w:t>
-                  </w:r>
-                </w:p>
-              </w:tc>
-              <w:tc>
-                <w:tcPr/>
-                <w:p>
-                  <w:pPr>
-                    <w:pStyle w:val="Compact"/>
-                    <w:jc w:val="center"/>
-                  </w:pPr>
-                  <w:r>
-                    <w:t xml:space="preserve">Centre points and load/conductivity extremes</w:t>
-                  </w:r>
-                </w:p>
-              </w:tc>
-            </w:tr>
-            <w:tr>
-              <w:tc>
-                <w:tcPr/>
-                <w:p>
-                  <w:pPr>
-                    <w:pStyle w:val="Compact"/>
-                    <w:jc w:val="center"/>
-                  </w:pPr>
-                  <w:r>
-                    <w:t xml:space="preserve">Product pool</w:t>
-                  </w:r>
-                </w:p>
-              </w:tc>
-              <w:tc>
-                <w:tcPr/>
-                <w:p>
-                  <w:pPr>
-                    <w:pStyle w:val="Compact"/>
-                    <w:jc w:val="center"/>
-                  </w:pPr>
-                  <w:r>
-                    <w:t xml:space="preserve">Aggregate (HMW)</w:t>
-                  </w:r>
-                </w:p>
-              </w:tc>
-              <w:tc>
-                <w:tcPr/>
-                <w:p>
-                  <w:pPr>
-                    <w:pStyle w:val="Compact"/>
-                    <w:jc w:val="center"/>
-                  </w:pPr>
-                  <w:r>
-                    <w:t xml:space="preserve">AMV-3011</w:t>
-                  </w:r>
-                </w:p>
-              </w:tc>
-              <w:tc>
-                <w:tcPr/>
-                <w:p>
-                  <w:pPr>
-                    <w:pStyle w:val="Compact"/>
-                    <w:jc w:val="center"/>
-                  </w:pPr>
-                  <w:r>
-                    <w:t xml:space="preserve">Every run</w:t>
-                  </w:r>
-                </w:p>
-              </w:tc>
-            </w:tr>
-            <w:tr>
-              <w:tc>
-                <w:tcPr/>
-                <w:p>
-                  <w:pPr>
-                    <w:pStyle w:val="Compact"/>
-                    <w:jc w:val="center"/>
-                  </w:pPr>
-                  <w:r>
-                    <w:t xml:space="preserve">Product pool</w:t>
-                  </w:r>
-                </w:p>
-              </w:tc>
-              <w:tc>
-                <w:tcPr/>
-                <w:p>
-                  <w:pPr>
-                    <w:pStyle w:val="Compact"/>
-                    <w:jc w:val="center"/>
-                  </w:pPr>
-                  <w:r>
-                    <w:t xml:space="preserve">Host cell protein</w:t>
-                  </w:r>
-                </w:p>
-              </w:tc>
-              <w:tc>
-                <w:tcPr/>
-                <w:p>
-                  <w:pPr>
-                    <w:pStyle w:val="Compact"/>
-                    <w:jc w:val="center"/>
-                  </w:pPr>
-                  <w:r>
-                    <w:t xml:space="preserve">AMV-3012</w:t>
-                  </w:r>
-                </w:p>
-              </w:tc>
-              <w:tc>
-                <w:tcPr/>
-                <w:p>
-                  <w:pPr>
-                    <w:pStyle w:val="Compact"/>
-                    <w:jc w:val="center"/>
-                  </w:pPr>
-                  <w:r>
-                    <w:t xml:space="preserve">Every run</w:t>
-                  </w:r>
-                </w:p>
-              </w:tc>
-            </w:tr>
-            <w:tr>
-              <w:tc>
-                <w:tcPr/>
-                <w:p>
-                  <w:pPr>
-                    <w:pStyle w:val="Compact"/>
-                    <w:jc w:val="center"/>
-                  </w:pPr>
-                  <w:r>
-                    <w:t xml:space="preserve">Product pool</w:t>
-                  </w:r>
-                </w:p>
-              </w:tc>
-              <w:tc>
-                <w:tcPr/>
-                <w:p>
-                  <w:pPr>
-                    <w:pStyle w:val="Compact"/>
-                    <w:jc w:val="center"/>
-                  </w:pPr>
-                  <w:r>
-                    <w:t xml:space="preserve">Residual DNA, leached Protein A</w:t>
-                  </w:r>
-                </w:p>
-              </w:tc>
-              <w:tc>
-                <w:tcPr/>
-                <w:p>
-                  <w:pPr>
-                    <w:pStyle w:val="Compact"/>
-                    <w:jc w:val="center"/>
-                  </w:pPr>
-                  <w:r>
-                    <w:t xml:space="preserve">AMV-3014, AMV-3016</w:t>
-                  </w:r>
-                </w:p>
-              </w:tc>
-              <w:tc>
-                <w:tcPr/>
-                <w:p>
-                  <w:pPr>
-                    <w:pStyle w:val="Compact"/>
-                    <w:jc w:val="center"/>
-                  </w:pPr>
-                  <w:r>
-                    <w:t xml:space="preserve">Centre points and load/conductivity extremes</w:t>
-                  </w:r>
-                </w:p>
-              </w:tc>
-            </w:tr>
-            <w:tr>
-              <w:tc>
-                <w:tcPr/>
-                <w:p>
-                  <w:pPr>
-                    <w:pStyle w:val="Compact"/>
-                    <w:jc w:val="center"/>
-                  </w:pPr>
-                  <w:r>
-                    <w:t xml:space="preserve">Product pool</w:t>
-                  </w:r>
-                </w:p>
-              </w:tc>
-              <w:tc>
-                <w:tcPr/>
-                <w:p>
-                  <w:pPr>
-                    <w:pStyle w:val="Compact"/>
-                    <w:jc w:val="center"/>
-                  </w:pPr>
-                  <w:r>
-                    <w:t xml:space="preserve">Volume and concentration (step yield)</w:t>
-                  </w:r>
-                </w:p>
-              </w:tc>
-              <w:tc>
-                <w:tcPr/>
-                <w:p>
-                  <w:pPr>
-                    <w:pStyle w:val="Compact"/>
-                    <w:jc w:val="center"/>
-                  </w:pPr>
-                  <w:r>
-                    <w:t xml:space="preserve">SOP-2010</w:t>
-                  </w:r>
-                </w:p>
-              </w:tc>
-              <w:tc>
-                <w:tcPr/>
-                <w:p>
-                  <w:pPr>
-                    <w:pStyle w:val="Compact"/>
-                    <w:jc w:val="center"/>
-                  </w:pPr>
-                  <w:r>
-                    <w:t xml:space="preserve">Every run</w:t>
+                    <w:jc w:val="left"/>
+                    <w:jc w:val="center"/>
+                  </w:pPr>
+                  <w:r>
+                    <w:t xml:space="preserve">AMV-3016</w:t>
+                  </w:r>
+                </w:p>
+              </w:tc>
+              <w:tc>
+                <w:tcPr/>
+                <w:p>
+                  <w:pPr>
+                    <w:pStyle w:val="Compact"/>
+                    <w:jc w:val="left"/>
+                    <w:jc w:val="center"/>
+                  </w:pPr>
+                  <w:r>
+                    <w:t xml:space="preserve">Leached Protein A by ELISA</w:t>
+                  </w:r>
+                </w:p>
+              </w:tc>
+              <w:tc>
+                <w:tcPr/>
+                <w:p>
+                  <w:pPr>
+                    <w:pStyle w:val="Compact"/>
+                    <w:jc w:val="right"/>
+                    <w:jc w:val="center"/>
+                  </w:pPr>
+                  <w:r>
+                    <w:t xml:space="preserve">6.5</w:t>
+                  </w:r>
+                </w:p>
+              </w:tc>
+              <w:tc>
+                <w:tcPr/>
+                <w:p>
+                  <w:pPr>
+                    <w:pStyle w:val="Compact"/>
+                    <w:jc w:val="left"/>
+                    <w:jc w:val="center"/>
+                  </w:pPr>
+                  <w:r>
+                    <w:t xml:space="preserve">0.25 ppm</w:t>
+                  </w:r>
+                </w:p>
+              </w:tc>
+              <w:tc>
+                <w:tcPr/>
+                <w:p>
+                  <w:pPr>
+                    <w:pStyle w:val="Compact"/>
+                    <w:jc w:val="right"/>
+                    <w:jc w:val="center"/>
+                  </w:pPr>
+                  <w:r>
+                    <w:t xml:space="preserve">97.4</w:t>
+                  </w:r>
+                </w:p>
+              </w:tc>
+              <w:tc>
+                <w:tcPr/>
+                <w:p>
+                  <w:pPr>
+                    <w:pStyle w:val="Compact"/>
+                    <w:jc w:val="right"/>
+                    <w:jc w:val="center"/>
+                  </w:pPr>
+                  <w:r>
+                    <w:t xml:space="preserve">0.41</w:t>
                   </w:r>
                 </w:p>
               </w:tc>
             </w:tr>
           </w:tbl>
-          <w:bookmarkEnd w:id="26"/>
+          <w:bookmarkEnd w:id="25"/>
           <w:p/>
         </w:tc>
       </w:tr>
     </w:tbl>
-    <w:bookmarkEnd w:id="27"/>
-    <w:bookmarkStart w:id="28" w:name="statistical-methods"/>
+    <w:p>
+      <w:pPr>
+        <w:pStyle w:val="BodyText"/>
+      </w:pPr>
+      <w:r>
+        <w:t xml:space="preserve">The HCP assay has an intermediate precision of 9.5 %RSD and a limit of quantitation of 1 ng/mg, and about 40 % of the variance of a pool HCP result is attributable to the method itself. Pool HCP is expected to be the least reproducible of the three responses. The designs carry replicated centre points so that this variance is estimated directly and is not mistaken for lack of fit, and near-limit differences in HCP will be interpreted against the precision of the assay and not as process effects.</w:t>
+      </w:r>
+    </w:p>
+    <w:p>
+      <w:pPr>
+        <w:pStyle w:val="BodyText"/>
+      </w:pPr>
+      <w:r>
+        <w:t xml:space="preserve">The leached Protein A assay is in the table for a different reason. Leached Protein A is not a response of the designed experiments, but it is measured on every elution pool, so its precision of 6.5 %RSD and its limit of quantitation of 0.25 ppm bound what a pool result can show. The method accounts for 41 % of the variance of a leached Protein A result, so a single pool value is read as a check on the clearance of the step and not as the measure of an effect.</w:t>
+      </w:r>
+    </w:p>
+    <w:bookmarkEnd w:id="26"/>
+    <w:bookmarkStart w:id="27" w:name="sec-sampling"/>
     <w:p>
       <w:pPr>
         <w:pStyle w:val="Heading2"/>
       </w:pPr>
       <w:r>
-        <w:t xml:space="preserve">5.5 Statistical methods</w:t>
+        <w:t xml:space="preserve">5.4 Sampling plan</w:t>
       </w:r>
     </w:p>
     <w:p>
@@ -4059,142 +3825,103 @@
         <w:pStyle w:val="FirstParagraph"/>
       </w:pPr>
       <w:r>
-        <w:t xml:space="preserve">All models will be fitted on coded factors, using coded levels −1/0/+1, where the centre</w:t>
+        <w:t xml:space="preserve">Samples are taken at the same points in every run, so that every run yields the same set of results.</w:t>
+      </w:r>
+    </w:p>
+    <w:p>
+      <w:pPr>
+        <w:pStyle w:val="Compact"/>
+        <w:numPr>
+          <w:ilvl w:val="0"/>
+          <w:numId w:val="1009"/>
+        </w:numPr>
+      </w:pPr>
+      <w:r>
+        <w:t xml:space="preserve">The load is sampled once per run and assayed for protein concentration, aggregate and HCP. This fixes the input to the step for that run and allows the clearance to be expressed as a fold reduction.</w:t>
+      </w:r>
+    </w:p>
+    <w:p>
+      <w:pPr>
+        <w:pStyle w:val="Compact"/>
+        <w:numPr>
+          <w:ilvl w:val="0"/>
+          <w:numId w:val="1009"/>
+        </w:numPr>
+      </w:pPr>
+      <w:r>
+        <w:t xml:space="preserve">The flow through and the wash are collected and sampled as one composite per run and assayed for protein concentration, which supports the mass balance of the cycle.</w:t>
+      </w:r>
+    </w:p>
+    <w:p>
+      <w:pPr>
+        <w:pStyle w:val="Compact"/>
+        <w:numPr>
+          <w:ilvl w:val="0"/>
+          <w:numId w:val="1009"/>
+        </w:numPr>
+      </w:pPr>
+      <w:r>
+        <w:t xml:space="preserve">The elution pool is sampled once per run and assayed for protein concentration, aggregate, HCP, residual DNA and leached Protein A. The pool results for the first three of these are the responses of the designed experiments.</w:t>
+      </w:r>
+    </w:p>
+    <w:p>
+      <w:pPr>
+        <w:pStyle w:val="FirstParagraph"/>
+      </w:pPr>
+      <w:r>
+        <w:t xml:space="preserve">47 runs of the designed experiments will be sampled in this way, 19 in the screening design and 28 in the response surface design. Of these, 3 and 4 respectively are centre point replicates at the set-point of every factor. The univariate runs of</w:t>
       </w:r>
       <w:r>
         <w:t xml:space="preserve"> </w:t>
       </w:r>
-      <w:r>
-        <w:t xml:space="preserve">level is the set-point and ±1 are the edges of the characterization range. The screening</w:t>
-      </w:r>
-      <w:r>
-        <w:t xml:space="preserve"> </w:t>
-      </w:r>
-      <w:r>
-        <w:t xml:space="preserve">design will be analysed by ordinary least squares, with all main effects and all two-factor</w:t>
-      </w:r>
-      <w:r>
-        <w:t xml:space="preserve"> </w:t>
-      </w:r>
-      <w:r>
-        <w:t xml:space="preserve">interactions in the model. An effect</w:t>
-      </w:r>
-      <w:r>
-        <w:t xml:space="preserve"> </w:t>
-      </w:r>
-      <w:r>
-        <w:t xml:space="preserve">is reported as twice the coded coefficient, so that it expresses the change in the response</w:t>
-      </w:r>
-      <w:r>
-        <w:t xml:space="preserve"> </w:t>
-      </w:r>
-      <w:r>
-        <w:t xml:space="preserve">across the full studied range of the factor, and significance will be assessed at</w:t>
-      </w:r>
-      <w:r>
-        <w:t xml:space="preserve"> </w:t>
-      </w:r>
-      <w:r>
-        <w:t xml:space="preserve">alpha = 0.05.</w:t>
-      </w:r>
-    </w:p>
-    <w:p>
-      <w:pPr>
-        <w:pStyle w:val="BodyText"/>
-      </w:pPr>
-      <w:r>
-        <w:t xml:space="preserve">The screening analysis identifies which factors and interactions are active. It does not</w:t>
-      </w:r>
-      <w:r>
-        <w:t xml:space="preserve"> </w:t>
-      </w:r>
-      <w:r>
-        <w:t xml:space="preserve">provide the predictive model. The response-surface design adds the axial runs needed to</w:t>
-      </w:r>
-      <w:r>
-        <w:t xml:space="preserve"> </w:t>
-      </w:r>
-      <w:r>
-        <w:t xml:space="preserve">estimate curvature, and the full quadratic model fitted to that design is the model used for</w:t>
-      </w:r>
-      <w:r>
-        <w:t xml:space="preserve"> </w:t>
-      </w:r>
-      <w:r>
-        <w:t xml:space="preserve">the operating region, for the proven acceptable ranges and for every prediction reported in</w:t>
-      </w:r>
-      <w:r>
-        <w:t xml:space="preserve"> </w:t>
-      </w:r>
-      <w:r>
-        <w:t xml:space="preserve">PCR-007. That distinction between the two models will be stated in the report wherever a</w:t>
-      </w:r>
-      <w:r>
-        <w:t xml:space="preserve"> </w:t>
-      </w:r>
-      <w:r>
-        <w:t xml:space="preserve">model is used.</w:t>
-      </w:r>
-    </w:p>
-    <w:p>
-      <w:pPr>
-        <w:pStyle w:val="BodyText"/>
-      </w:pPr>
-      <w:r>
-        <w:t xml:space="preserve">Model adequacy will be judged on four criteria: a significant model F test; a lack-of-fit F</w:t>
-      </w:r>
-      <w:r>
-        <w:t xml:space="preserve"> </w:t>
-      </w:r>
-      <w:r>
-        <w:t xml:space="preserve">test that is not significant against the pure error from the centre points (</w:t>
-      </w:r>
-      <w:hyperlink w:anchor="tbl-sampling">
+      <w:hyperlink w:anchor="sec-univariate">
         <w:r>
           <w:rPr>
             <w:rStyle w:val="Hyperlink"/>
           </w:rPr>
-          <w:t xml:space="preserve">Table 6</w:t>
+          <w:t xml:space="preserve">Section 6.4</w:t>
         </w:r>
       </w:hyperlink>
       <w:r>
-        <w:t xml:space="preserve">);</w:t>
-      </w:r>
-      <w:r>
         <w:t xml:space="preserve"> </w:t>
       </w:r>
       <w:r>
-        <w:t xml:space="preserve">agreement between the adjusted and the predicted coefficient of determination (computed from</w:t>
+        <w:t xml:space="preserve">and the qualification runs of</w:t>
       </w:r>
       <w:r>
         <w:t xml:space="preserve"> </w:t>
       </w:r>
-      <w:r>
-        <w:t xml:space="preserve">PRESS); and residual diagnostics showing no structure against the fitted values and no material</w:t>
-      </w:r>
+      <w:hyperlink w:anchor="sec-sdm">
+        <w:r>
+          <w:rPr>
+            <w:rStyle w:val="Hyperlink"/>
+          </w:rPr>
+          <w:t xml:space="preserve">Section 5.1</w:t>
+        </w:r>
+      </w:hyperlink>
       <w:r>
         <w:t xml:space="preserve"> </w:t>
       </w:r>
       <w:r>
-        <w:t xml:space="preserve">departure from normality. A model that fails on lack of fit will be augmented before it is</w:t>
-      </w:r>
-      <w:r>
-        <w:t xml:space="preserve"> </w:t>
-      </w:r>
-      <w:r>
-        <w:t xml:space="preserve">used, and PCR-007 will describe the augmentation. A response for which no factor is active</w:t>
-      </w:r>
-      <w:r>
-        <w:t xml:space="preserve"> </w:t>
-      </w:r>
-      <w:r>
-        <w:t xml:space="preserve">will be reported as robust over the ranges studied, and that absence of effect will be</w:t>
-      </w:r>
-      <w:r>
-        <w:t xml:space="preserve"> </w:t>
-      </w:r>
-      <w:r>
-        <w:t xml:space="preserve">retained in the knowledge space as evidence of robustness.</w:t>
+        <w:t xml:space="preserve">are sampled at the same points and assayed by the same methods, and they are additional to that count. Each sample is registered against the run that produced it at the time of sampling. Pool samples from one design will be analysed together in a single analytical campaign wherever sample stability allows, so that any drift in the assay does not align with the order of the runs.</w:t>
+      </w:r>
+    </w:p>
+    <w:bookmarkEnd w:id="27"/>
+    <w:bookmarkStart w:id="28" w:name="sec-stats"/>
+    <w:p>
+      <w:pPr>
+        <w:pStyle w:val="Heading2"/>
+      </w:pPr>
+      <w:r>
+        <w:t xml:space="preserve">5.5 Statistical methods</w:t>
+      </w:r>
+    </w:p>
+    <w:p>
+      <w:pPr>
+        <w:pStyle w:val="FirstParagraph"/>
+      </w:pPr>
+      <w:r>
+        <w:t xml:space="preserve">The analysis is defined here and will not be changed after the data have been seen. It follows SOP-1002.</w:t>
       </w:r>
     </w:p>
     <w:p>
@@ -4202,36 +3929,44 @@
         <w:pStyle w:val="BodyText"/>
       </w:pPr>
       <w:r>
-        <w:t xml:space="preserve">Statements about assurance will be made with the other parameters varying and not held. The</w:t>
-      </w:r>
-      <w:r>
-        <w:t xml:space="preserve"> </w:t>
-      </w:r>
-      <w:r>
-        <w:t xml:space="preserve">proven acceptable range analysis propagates the normal operating ranges of the remaining</w:t>
-      </w:r>
-      <w:r>
-        <w:t xml:space="preserve"> </w:t>
-      </w:r>
-      <w:r>
-        <w:t xml:space="preserve">parameters by Monte-Carlo simulation, using 2,000 draws at each of</w:t>
-      </w:r>
-      <w:r>
-        <w:t xml:space="preserve"> </w:t>
-      </w:r>
-      <w:r>
-        <w:t xml:space="preserve">81 points across the characterization range of the parameter under</w:t>
-      </w:r>
-      <w:r>
-        <w:t xml:space="preserve"> </w:t>
-      </w:r>
-      <w:r>
-        <w:t xml:space="preserve">analysis.</w:t>
+        <w:t xml:space="preserve">Factors are coded so that the set-point is 0 and the two edges of the characterization range are -1 and +1. Coding puts every estimated effect on the same scale, and it makes the coefficients of a fitted model comparable across factors that are measured in different units.</w:t>
+      </w:r>
+    </w:p>
+    <w:p>
+      <w:pPr>
+        <w:pStyle w:val="BodyText"/>
+      </w:pPr>
+      <w:r>
+        <w:t xml:space="preserve">The screening data will be fitted by ordinary least squares with all 4 main effects and all 6 two factor interactions. An effect is reported as twice the coded coefficient, which is the change in the response between the low and the high setting of the factor. Significance is judged at α = 0.05.</w:t>
+      </w:r>
+    </w:p>
+    <w:p>
+      <w:pPr>
+        <w:pStyle w:val="BodyText"/>
+      </w:pPr>
+      <w:r>
+        <w:t xml:space="preserve">The response surface data will be fitted with the full quadratic model in the 4 factors, which carries 15 terms including the intercept. This model, and not the screening model, is the predictive model of the step. The design space and the proven acceptable ranges will both be derived from it. The screening design identifies which factors are active and in which direction they act. It sets each factor at two levels, so it holds no information between those levels and cannot estimate curvature. Its coefficients are not used for prediction.</w:t>
+      </w:r>
+    </w:p>
+    <w:p>
+      <w:pPr>
+        <w:pStyle w:val="BodyText"/>
+      </w:pPr>
+      <w:r>
+        <w:t xml:space="preserve">Model adequacy will be judged from R², adjusted R², the predicted R² obtained from the PRESS statistic, the overall F test, and an analysis of variance that partitions the residual sum of squares into lack of fit and pure error. The pure error term comes from the replicated centre points, so lack of fit is judged against the reproducibility of the process and the assay together. Residuals will be inspected against the predicted values and on a normal probability plot, and a model whose residuals show structure will not be used to define an operating region.</w:t>
+      </w:r>
+    </w:p>
+    <w:p>
+      <w:pPr>
+        <w:pStyle w:val="BodyText"/>
+      </w:pPr>
+      <w:r>
+        <w:t xml:space="preserve">Capability at the drug substance will be estimated by Monte Carlo simulation of 2,000 batches with every process parameter varying inside its normal operating range. It is reported for each attribute in scope as a one-sided Cpk together with the margin between the simulated distribution and the limit. Capability estimated this way is a property of the whole train and of the fitted models, so the contribution of this step is stated alongside the contributions of the steps that share the attribute, and never in place of them.</w:t>
       </w:r>
     </w:p>
     <w:bookmarkEnd w:id="28"/>
     <w:bookmarkEnd w:id="29"/>
-    <w:bookmarkStart w:id="37" w:name="study-design"/>
+    <w:bookmarkStart w:id="36" w:name="sec-design"/>
     <w:p>
       <w:pPr>
         <w:pStyle w:val="Heading1"/>
@@ -4240,7 +3975,7 @@
         <w:t xml:space="preserve">6. Study design</w:t>
       </w:r>
     </w:p>
-    <w:bookmarkStart w:id="32" w:name="factors-ranges-and-study-type"/>
+    <w:bookmarkStart w:id="32" w:name="sec-factors"/>
     <w:p>
       <w:pPr>
         <w:pStyle w:val="Heading2"/>
@@ -4254,25 +3989,7 @@
         <w:pStyle w:val="FirstParagraph"/>
       </w:pPr>
       <w:r>
-        <w:t xml:space="preserve">The design has to do two things: separate the effects of parameters that are known to act on</w:t>
-      </w:r>
-      <w:r>
-        <w:t xml:space="preserve"> </w:t>
-      </w:r>
-      <w:r>
-        <w:t xml:space="preserve">the same attribute, and describe the curvature that a clearance step shows near its limits.</w:t>
-      </w:r>
-      <w:r>
-        <w:t xml:space="preserve"> </w:t>
-      </w:r>
-      <w:r>
-        <w:t xml:space="preserve">The parameters, their set-points, their characterization ranges, their normal operating</w:t>
-      </w:r>
-      <w:r>
-        <w:t xml:space="preserve"> </w:t>
-      </w:r>
-      <w:r>
-        <w:t xml:space="preserve">ranges and their assigned study type are given in</w:t>
+        <w:t xml:space="preserve">The parameters of the step, their set-points, the ranges to be studied and the normal operating ranges are given in</w:t>
       </w:r>
       <w:r>
         <w:t xml:space="preserve"> </w:t>
@@ -4286,13 +4003,7 @@
         </w:r>
       </w:hyperlink>
       <w:r>
-        <w:t xml:space="preserve">. No classification appears</w:t>
-      </w:r>
-      <w:r>
-        <w:t xml:space="preserve"> </w:t>
-      </w:r>
-      <w:r>
-        <w:t xml:space="preserve">there, because classification is an outcome of the study and is assigned in PCR-007.</w:t>
+        <w:t xml:space="preserve">.</w:t>
       </w:r>
     </w:p>
     <w:tbl>
@@ -4319,7 +4030,7 @@
               <w:pStyle w:val="ImageCaption"/>
             </w:pPr>
             <w:r>
-              <w:t xml:space="preserve">Table 7: Parameters in scope, with the ranges to be studied and the assigned study type.</w:t>
+              <w:t xml:space="preserve">Table 7: Process parameters, characterization ranges, normal operating ranges and study type.</w:t>
             </w:r>
           </w:p>
           <w:tbl>
@@ -4831,13 +4542,7 @@
         <w:pStyle w:val="BodyText"/>
       </w:pPr>
       <w:r>
-        <w:t xml:space="preserve">The 4 multivariate parameters are coded A to D in the designs and in every</w:t>
-      </w:r>
-      <w:r>
-        <w:t xml:space="preserve"> </w:t>
-      </w:r>
-      <w:r>
-        <w:t xml:space="preserve">table of PCR-007, as set out in</w:t>
+        <w:t xml:space="preserve">Each multivariate factor also carries a coded letter, which is given in</w:t>
       </w:r>
       <w:r>
         <w:t xml:space="preserve"> </w:t>
@@ -4851,13 +4556,10 @@
         </w:r>
       </w:hyperlink>
       <w:r>
-        <w:t xml:space="preserve">. Elution flow rate does not appear there, because</w:t>
-      </w:r>
-      <w:r>
         <w:t xml:space="preserve"> </w:t>
       </w:r>
       <w:r>
-        <w:t xml:space="preserve">it is assessed one factor at a time.</w:t>
+        <w:t xml:space="preserve">and used in place of the parameter name in the planned design matrices.</w:t>
       </w:r>
     </w:p>
     <w:tbl>
@@ -4884,7 +4586,38 @@
               <w:pStyle w:val="ImageCaption"/>
             </w:pPr>
             <w:r>
-              <w:t xml:space="preserve">Table 8: Factor legend for the multivariate designs.</w:t>
+              <w:t xml:space="preserve">Table 8: Coded letters for the multivariate factors, used in</w:t>
+            </w:r>
+            <w:r>
+              <w:t xml:space="preserve"> </w:t>
+            </w:r>
+            <w:hyperlink w:anchor="tbl-appa-coded">
+              <w:r>
+                <w:rPr>
+                  <w:rStyle w:val="Hyperlink"/>
+                </w:rPr>
+                <w:t xml:space="preserve">Table 11</w:t>
+              </w:r>
+            </w:hyperlink>
+            <w:r>
+              <w:t xml:space="preserve"> </w:t>
+            </w:r>
+            <w:r>
+              <w:t xml:space="preserve">and</w:t>
+            </w:r>
+            <w:r>
+              <w:t xml:space="preserve"> </w:t>
+            </w:r>
+            <w:hyperlink w:anchor="tbl-appb-coded">
+              <w:r>
+                <w:rPr>
+                  <w:rStyle w:val="Hyperlink"/>
+                </w:rPr>
+                <w:t xml:space="preserve">Table 12</w:t>
+              </w:r>
+            </w:hyperlink>
+            <w:r>
+              <w:t xml:space="preserve">.</w:t>
             </w:r>
           </w:p>
           <w:tbl>
@@ -5178,146 +4911,75 @@
         </w:tc>
       </w:tr>
     </w:tbl>
-    <w:bookmarkEnd w:id="32"/>
-    <w:bookmarkStart w:id="33" w:name="screening-design"/>
-    <w:p>
-      <w:pPr>
-        <w:pStyle w:val="Heading2"/>
-      </w:pPr>
-      <w:r>
-        <w:t xml:space="preserve">6.2 Screening design</w:t>
-      </w:r>
-    </w:p>
-    <w:p>
-      <w:pPr>
-        <w:pStyle w:val="FirstParagraph"/>
-      </w:pPr>
-      <w:r>
-        <w:t xml:space="preserve">The screening design is a full two-level factorial in the 4 multivariate</w:t>
+    <w:p>
+      <w:pPr>
+        <w:pStyle w:val="BodyText"/>
+      </w:pPr>
+      <w:r>
+        <w:t xml:space="preserve">The protein load will be studied from 10–40 g/L resin against a normal operating range of 18–32, and the load and wash conductivity from 3–7 mS/cm against a normal operating range of 4–6. Elution pH will be studied from 5.8–6.2 and the stop collect criterion from 0.5–1.5 on the descending edge of the elution peak. The set-point of every factor is the centre of its characterization range, so the centre point of both designs is the nominal operating condition of the step, and the normal operating range of each factor lies inside the range this study will bound.</w:t>
+      </w:r>
+    </w:p>
+    <w:p>
+      <w:pPr>
+        <w:pStyle w:val="BodyText"/>
+      </w:pPr>
+      <w:r>
+        <w:t xml:space="preserve">The knowledge space of the step is the box formed by the four multivariate characterization ranges. The elution flow rate is bounded on its own axis, over the range given in</w:t>
       </w:r>
       <w:r>
         <w:t xml:space="preserve"> </w:t>
       </w:r>
-      <w:r>
-        <w:t xml:space="preserve">parameters with 3 centre points, giving 19 runs</w:t>
-      </w:r>
-      <w:r>
-        <w:t xml:space="preserve"> </w:t>
-      </w:r>
-      <w:r>
-        <w:t xml:space="preserve">(Appendix A). It estimates all 4 main effects and all</w:t>
-      </w:r>
-      <w:r>
-        <w:t xml:space="preserve"> </w:t>
-      </w:r>
-      <w:r>
-        <w:t xml:space="preserve">6 two-factor interactions without aliasing. A resolution IV fraction</w:t>
-      </w:r>
-      <w:r>
-        <w:t xml:space="preserve"> </w:t>
-      </w:r>
-      <w:r>
-        <w:t xml:space="preserve">would have cost fewer runs, but it would confound the two-factor interactions in pairs, and</w:t>
-      </w:r>
-      <w:r>
-        <w:t xml:space="preserve"> </w:t>
-      </w:r>
-      <w:r>
-        <w:t xml:space="preserve">the interaction between protein load and conductivity is the one result this study cannot</w:t>
-      </w:r>
-      <w:r>
-        <w:t xml:space="preserve"> </w:t>
-      </w:r>
-      <w:r>
-        <w:t xml:space="preserve">leave confounded.</w:t>
-      </w:r>
-    </w:p>
-    <w:p>
-      <w:pPr>
-        <w:pStyle w:val="BodyText"/>
-      </w:pPr>
-      <w:r>
-        <w:t xml:space="preserve">Runs will be executed in random order (SOP-1002), and the centre points will be distributed</w:t>
-      </w:r>
-      <w:r>
-        <w:t xml:space="preserve"> </w:t>
-      </w:r>
-      <w:r>
-        <w:t xml:space="preserve">through the run order so that any drift over the execution window appears in the pure-error</w:t>
-      </w:r>
-      <w:r>
-        <w:t xml:space="preserve"> </w:t>
-      </w:r>
-      <w:r>
-        <w:t xml:space="preserve">estimate and not in a factor effect.</w:t>
-      </w:r>
-    </w:p>
-    <w:bookmarkEnd w:id="33"/>
-    <w:bookmarkStart w:id="34" w:name="response-surface-design"/>
-    <w:p>
-      <w:pPr>
-        <w:pStyle w:val="Heading2"/>
-      </w:pPr>
-      <w:r>
-        <w:t xml:space="preserve">6.3 Response-surface design</w:t>
-      </w:r>
-    </w:p>
-    <w:p>
-      <w:pPr>
-        <w:pStyle w:val="FirstParagraph"/>
-      </w:pPr>
-      <w:r>
-        <w:t xml:space="preserve">The response-surface design is a face-centred central composite in the same</w:t>
-      </w:r>
-      <w:r>
-        <w:t xml:space="preserve"> </w:t>
-      </w:r>
-      <w:r>
-        <w:t xml:space="preserve">4 parameters (Appendix B). It comprises 16</w:t>
-      </w:r>
-      <w:r>
-        <w:t xml:space="preserve"> </w:t>
-      </w:r>
-      <w:r>
-        <w:t xml:space="preserve">factorial runs, 8 axial runs at the faces of the cube and</w:t>
-      </w:r>
-      <w:r>
-        <w:t xml:space="preserve"> </w:t>
-      </w:r>
-      <w:r>
-        <w:t xml:space="preserve">4 centre points, giving 28 runs. The axial runs</w:t>
-      </w:r>
-      <w:r>
-        <w:t xml:space="preserve"> </w:t>
-      </w:r>
-      <w:r>
-        <w:t xml:space="preserve">sit on the faces and not outside the cube, so that no run is executed outside the</w:t>
-      </w:r>
-      <w:r>
-        <w:t xml:space="preserve"> </w:t>
-      </w:r>
-      <w:r>
-        <w:t xml:space="preserve">characterization ranges in</w:t>
-      </w:r>
-      <w:r>
-        <w:t xml:space="preserve"> </w:t>
-      </w:r>
-      <w:hyperlink w:anchor="tbl-params">
+      <w:hyperlink w:anchor="sec-univariate">
         <w:r>
           <w:rPr>
             <w:rStyle w:val="Hyperlink"/>
           </w:rPr>
-          <w:t xml:space="preserve">Table 7</w:t>
+          <w:t xml:space="preserve">Section 6.4</w:t>
         </w:r>
       </w:hyperlink>
       <w:r>
-        <w:t xml:space="preserve">. Together the two designs comprise</w:t>
+        <w:t xml:space="preserve">. The design space that PCR-007 defines will be a subset of that box, and the process will be operated inside a control space that lies inside the design space</w:t>
       </w:r>
       <w:r>
         <w:t xml:space="preserve"> </w:t>
       </w:r>
       <w:r>
-        <w:t xml:space="preserve">47 runs, and both will be executed on the same feed pool.</w:t>
+        <w:t xml:space="preserve">(CMC Biotech Working Group 2009)</w:t>
+      </w:r>
+      <w:r>
+        <w:t xml:space="preserve">. Nothing in this plan claims performance outside the box.</w:t>
+      </w:r>
+    </w:p>
+    <w:bookmarkEnd w:id="32"/>
+    <w:bookmarkStart w:id="33" w:name="sec-screening"/>
+    <w:p>
+      <w:pPr>
+        <w:pStyle w:val="Heading2"/>
+      </w:pPr>
+      <w:r>
+        <w:t xml:space="preserve">6.2 Screening design</w:t>
+      </w:r>
+    </w:p>
+    <w:p>
+      <w:pPr>
+        <w:pStyle w:val="FirstParagraph"/>
+      </w:pPr>
+      <w:r>
+        <w:t xml:space="preserve">The screening study is a two-level full factorial in the 4 multivariate factors with 3 centre point replicates, which is 19 runs in total. The coded matrix is given in</w:t>
+      </w:r>
+      <w:r>
+        <w:t xml:space="preserve"> </w:t>
+      </w:r>
+      <w:hyperlink w:anchor="tbl-appa-coded">
+        <w:r>
+          <w:rPr>
+            <w:rStyle w:val="Hyperlink"/>
+          </w:rPr>
+          <w:t xml:space="preserve">Table 11</w:t>
+        </w:r>
+      </w:hyperlink>
+      <w:r>
+        <w:t xml:space="preserve">, and the runs will be executed in randomized order (SOP-1002).</w:t>
       </w:r>
     </w:p>
     <w:p>
@@ -5325,29 +4987,117 @@
         <w:pStyle w:val="BodyText"/>
       </w:pPr>
       <w:r>
-        <w:t xml:space="preserve">The quadratic terms matter most for aggregate, whose pool level is the load level divided by</w:t>
+        <w:t xml:space="preserve">A full factorial was chosen in preference to a fractional design because 4 factors need only 16 factorial runs. Fractioning would save little and would alias interactions with main effects, and the mechanisms set out in</w:t>
       </w:r>
       <w:r>
         <w:t xml:space="preserve"> </w:t>
       </w:r>
-      <w:r>
-        <w:t xml:space="preserve">the clearance the step achieves, so a proportional loss of clearance produces a rise in the</w:t>
-      </w:r>
+      <w:hyperlink w:anchor="sec-uo">
+        <w:r>
+          <w:rPr>
+            <w:rStyle w:val="Hyperlink"/>
+          </w:rPr>
+          <w:t xml:space="preserve">Section 4.1</w:t>
+        </w:r>
+      </w:hyperlink>
       <w:r>
         <w:t xml:space="preserve"> </w:t>
       </w:r>
       <w:r>
-        <w:t xml:space="preserve">pool that is more than proportional. A first-order model would describe that only near the</w:t>
+        <w:t xml:space="preserve">predict interactions between load and both of the parameters that control selectivity. All 4 main effects and all 6 two factor interactions are estimated free of each other (</w:t>
+      </w:r>
+      <w:hyperlink w:anchor="tbl-appa-coded">
+        <w:r>
+          <w:rPr>
+            <w:rStyle w:val="Hyperlink"/>
+          </w:rPr>
+          <w:t xml:space="preserve">Table 11</w:t>
+        </w:r>
+      </w:hyperlink>
+      <w:r>
+        <w:t xml:space="preserve">).</w:t>
+      </w:r>
+    </w:p>
+    <w:p>
+      <w:pPr>
+        <w:pStyle w:val="BodyText"/>
+      </w:pPr>
+      <w:r>
+        <w:t xml:space="preserve">The purpose of this design is to identify the factors that matter, which it does with runs at the edges of the knowledge space. It cannot describe curvature, because a two-level design has no information between its levels. The centre point replicates supply that information in aggregate: a difference between the mean of the centre points and the mean of the factorial runs is evidence of curvature, and it is the first evidence that the quadratic terms of the response surface design are needed. The screening model is not used to define an operating region under any outcome.</w:t>
+      </w:r>
+    </w:p>
+    <w:bookmarkEnd w:id="33"/>
+    <w:bookmarkStart w:id="34" w:name="sec-rsm"/>
+    <w:p>
+      <w:pPr>
+        <w:pStyle w:val="Heading2"/>
+      </w:pPr>
+      <w:r>
+        <w:t xml:space="preserve">6.3 Response-surface design</w:t>
+      </w:r>
+    </w:p>
+    <w:p>
+      <w:pPr>
+        <w:pStyle w:val="FirstParagraph"/>
+      </w:pPr>
+      <w:r>
+        <w:t xml:space="preserve">The response surface study is a face-centred central composite design in the same 4 factors. It comprises 16 factorial runs, 8 axial runs and 4 centre point replicates, which is 28 runs in total (</w:t>
+      </w:r>
+      <w:hyperlink w:anchor="tbl-appb-coded">
+        <w:r>
+          <w:rPr>
+            <w:rStyle w:val="Hyperlink"/>
+          </w:rPr>
+          <w:t xml:space="preserve">Table 12</w:t>
+        </w:r>
+      </w:hyperlink>
+      <w:r>
+        <w:t xml:space="preserve">). The axial points sit on the faces of the cube, so no run leaves the characterization range of any factor. That choice keeps every run inside the ranges the scale-down model and the platform buffer system support, at the cost of a design that is not rotatable.</w:t>
+      </w:r>
+    </w:p>
+    <w:p>
+      <w:pPr>
+        <w:pStyle w:val="BodyText"/>
+      </w:pPr>
+      <w:r>
+        <w:t xml:space="preserve">This design estimates the full quadratic model described in</w:t>
       </w:r>
       <w:r>
         <w:t xml:space="preserve"> </w:t>
       </w:r>
-      <w:r>
-        <w:t xml:space="preserve">centre of the region, and an operating region has to be defined at its edges.</w:t>
+      <w:hyperlink w:anchor="sec-stats">
+        <w:r>
+          <w:rPr>
+            <w:rStyle w:val="Hyperlink"/>
+          </w:rPr>
+          <w:t xml:space="preserve">Section 5.5</w:t>
+        </w:r>
+      </w:hyperlink>
+      <w:r>
+        <w:t xml:space="preserve">. It is the predictive model of the step, and it is the basis of the design space and of the proven acceptable ranges reported in PCR-007.</w:t>
+      </w:r>
+    </w:p>
+    <w:p>
+      <w:pPr>
+        <w:pStyle w:val="BodyText"/>
+      </w:pPr>
+      <w:r>
+        <w:t xml:space="preserve">All 4 screening factors are carried into the response surface design. They are carried because RA-001 scored each of them against a quality attribute (</w:t>
+      </w:r>
+      <w:hyperlink w:anchor="tbl-risk">
+        <w:r>
+          <w:rPr>
+            <w:rStyle w:val="Hyperlink"/>
+          </w:rPr>
+          <w:t xml:space="preserve">Table 5</w:t>
+        </w:r>
+      </w:hyperlink>
+      <w:r>
+        <w:t xml:space="preserve">), and because a factor dropped after screening cannot be recovered later without a new study. Where the screening data show a factor to be inactive, that result is reported, and the factor stays in the response surface model as evidence that the step is robust to it across the range studied.</w:t>
       </w:r>
     </w:p>
     <w:bookmarkEnd w:id="34"/>
-    <w:bookmarkStart w:id="35" w:name="univariate-assessment"/>
+    <w:bookmarkStart w:id="35" w:name="sec-univariate"/>
     <w:p>
       <w:pPr>
         <w:pStyle w:val="Heading2"/>
@@ -5361,31 +5111,112 @@
         <w:pStyle w:val="FirstParagraph"/>
       </w:pPr>
       <w:r>
-        <w:t xml:space="preserve">Elution flow rate will be assessed one factor at a time at the low, centre and high settings</w:t>
+        <w:t xml:space="preserve">Elution flow rate will be assessed one at a time, with every other parameter held at its set-point. It will be run at the edges and at the centre of its characterization range of 100–300 cm/hr, with replication at the set-point, and it will be assessed against the same three responses and the same acceptance criteria as the multivariate runs.</w:t>
+      </w:r>
+    </w:p>
+    <w:p>
+      <w:pPr>
+        <w:pStyle w:val="BodyText"/>
+      </w:pPr>
+      <w:r>
+        <w:t xml:space="preserve">Flow rate was kept out of the multivariate design for a mechanistic reason. It acts through residence time and pressure drop, so its effect on the separation is expected to be monotonic and small inside the range studied, and it is not expected to interact with the parameters that set selectivity. A parameter assessed one at a time can support a proven acceptable range, and that is what these runs are for. The range is read from the measured responses of the runs themselves, by the rule given in</w:t>
       </w:r>
       <w:r>
         <w:t xml:space="preserve"> </w:t>
       </w:r>
-      <w:r>
-        <w:t xml:space="preserve">of its range, with the 4 multivariate parameters held at their set-points. Each setting</w:t>
+      <w:hyperlink w:anchor="sec-par">
+        <w:r>
+          <w:rPr>
+            <w:rStyle w:val="Hyperlink"/>
+          </w:rPr>
+          <w:t xml:space="preserve">Section 8</w:t>
+        </w:r>
+      </w:hyperlink>
+      <w:r>
+        <w:t xml:space="preserve">, because the flow rate is not a factor of the fitted model. It cannot support a claim about interactions, and no such claim will be made for it</w:t>
       </w:r>
       <w:r>
         <w:t xml:space="preserve"> </w:t>
       </w:r>
       <w:r>
-        <w:t xml:space="preserve">will be run in duplicate. Flow is expected to act on the separation only through residence</w:t>
+        <w:t xml:space="preserve">(CMC Biotech Working Group 2009)</w:t>
+      </w:r>
+      <w:r>
+        <w:t xml:space="preserve">.</w:t>
+      </w:r>
+    </w:p>
+    <w:bookmarkEnd w:id="35"/>
+    <w:bookmarkEnd w:id="36"/>
+    <w:bookmarkStart w:id="37" w:name="sec-acceptance"/>
+    <w:p>
+      <w:pPr>
+        <w:pStyle w:val="Heading1"/>
+      </w:pPr>
+      <w:r>
+        <w:t xml:space="preserve">7. Acceptance and decision criteria</w:t>
+      </w:r>
+    </w:p>
+    <w:p>
+      <w:pPr>
+        <w:pStyle w:val="FirstParagraph"/>
+      </w:pPr>
+      <w:r>
+        <w:t xml:space="preserve">This section fixes the decision rules before the study is executed. Five decisions will be made in the course of the work, and each has its criterion here. A decision that cannot be made against the criterion stated here is escalated, documented and approved in the same way as an amendment to this plan (</w:t>
+      </w:r>
+      <w:hyperlink w:anchor="sec-approvals">
+        <w:r>
+          <w:rPr>
+            <w:rStyle w:val="Hyperlink"/>
+          </w:rPr>
+          <w:t xml:space="preserve">Section 13</w:t>
+        </w:r>
+      </w:hyperlink>
+      <w:r>
+        <w:t xml:space="preserve">).</w:t>
+      </w:r>
+    </w:p>
+    <w:p>
+      <w:pPr>
+        <w:pStyle w:val="BodyText"/>
+      </w:pPr>
+      <w:r>
+        <w:t xml:space="preserve">Scale-down model qualification. The model is qualified when triplicate runs at the set-point show no statistically significant difference from the commercial scale values of yield, aggregate clearance, HCP clearance and pool volume at α = 0.05, and when column efficiency meets the packing criteria of SOP-2008. A comparison on triplicate runs has little power, so the absence of a significant difference is not on its own evidence of equivalence. The magnitude of each difference is therefore reported with the test, and the risk that a small difference escapes detection at this sample size is carried in</w:t>
       </w:r>
       <w:r>
         <w:t xml:space="preserve"> </w:t>
       </w:r>
-      <w:r>
-        <w:t xml:space="preserve">time and pressure drop, and platform experience gives no reason to expect an interaction with</w:t>
+      <w:hyperlink w:anchor="sec-risks">
+        <w:r>
+          <w:rPr>
+            <w:rStyle w:val="Hyperlink"/>
+          </w:rPr>
+          <w:t xml:space="preserve">Section 12</w:t>
+        </w:r>
+      </w:hyperlink>
+      <w:r>
+        <w:t xml:space="preserve">. No designed experiment starts before the model is qualified, and a failure of qualification stops the study until it has been investigated and the model has been corrected.</w:t>
+      </w:r>
+    </w:p>
+    <w:p>
+      <w:pPr>
+        <w:pStyle w:val="BodyText"/>
+      </w:pPr>
+      <w:r>
+        <w:t xml:space="preserve">Execution. A design is accepted for analysis when every run was executed at its planned settings, when the centre point replicates are consistent with the reproducibility expected of the step, and when every sample was taken and assayed as described in</w:t>
       </w:r>
       <w:r>
         <w:t xml:space="preserve"> </w:t>
       </w:r>
-      <w:r>
-        <w:t xml:space="preserve">the binding chemistry.</w:t>
+      <w:hyperlink w:anchor="sec-sampling">
+        <w:r>
+          <w:rPr>
+            <w:rStyle w:val="Hyperlink"/>
+          </w:rPr>
+          <w:t xml:space="preserve">Section 5.4</w:t>
+        </w:r>
+      </w:hyperlink>
+      <w:r>
+        <w:t xml:space="preserve">. Deviations will be recorded, investigated, impact assessed and reported in PCR-007 with their disposition. Where a run was executed at a setting other than the planned one, and the executed setting lies inside the characterization range, the analysis will use the executed value.</w:t>
       </w:r>
     </w:p>
     <w:p>
@@ -5393,35 +5224,50 @@
         <w:pStyle w:val="BodyText"/>
       </w:pPr>
       <w:r>
-        <w:t xml:space="preserve">The assessment carries a decision rule. If a flow setting changes pool aggregate or pool host</w:t>
+        <w:t xml:space="preserve">Model adequacy. A response surface model is adequate when its overall F test is significant at α = 0.05, when the lack of fit test against pure error is not significant at α = 0.05, and when its residuals show no structure against the predicted values. A model is used for prediction only when its predicted R² is in reasonable agreement with its adjusted R², which is the test of whether it will predict a run it has not seen. Where a response fails these tests, PCR-007 will say so and that response will not be used to define the operating region.</w:t>
+      </w:r>
+    </w:p>
+    <w:p>
+      <w:pPr>
+        <w:pStyle w:val="BodyText"/>
+      </w:pPr>
+      <w:r>
+        <w:t xml:space="preserve">Operating region. The operating region is acceptable when the fitted response surface model predicts pool aggregate at or below 5 % HMW (SEC) across the whole normal operating range of every parameter, and when the region defined in that way contains the set-point with margin on every axis. Step yield is a process performance attribute and not a quality attribute. It is reported for every run and is used to judge the consistency of the step, and it does not by itself constrain the operating region.</w:t>
+      </w:r>
+    </w:p>
+    <w:p>
+      <w:pPr>
+        <w:pStyle w:val="BodyText"/>
+      </w:pPr>
+      <w:r>
+        <w:t xml:space="preserve">Host cell protein is treated differently, and the reason is stated plainly here because it decides how a large part of the study will be read. The drug substance criterion of 100 ng/mg applies to the drug substance and not to the pool of an intermediate step. Anion exchange provides further HCP clearance downstream of this step (PCP-008), so a pool HCP level above the drug substance criterion is not by itself a failure of this step. This plan therefore sets no in-process limit on pool HCP. It commits instead to reporting the fitted model of pool HCP with its ranges, and to carrying that model into the anion exchange characterization and the roll-up in PCMR-001, where the clearance of the three steps is assessed together against the drug substance criterion.</w:t>
+      </w:r>
+    </w:p>
+    <w:p>
+      <w:pPr>
+        <w:pStyle w:val="BodyText"/>
+      </w:pPr>
+      <w:r>
+        <w:t xml:space="preserve">Parameter classification. Each parameter will be classified under SOP-4001 from the effects demonstrated in this study and from the risk that it falls outside the design space in routine operation. A parameter with a demonstrated effect on a critical quality attribute is classified as critical, and as well controlled critical where the control capability of the commercial equipment makes an excursion unlikely. A parameter with no demonstrated effect is classified as a general process parameter, and the evidence of its lack of effect is retained in the knowledge space as evidence of robustness across the range studied</w:t>
       </w:r>
       <w:r>
         <w:t xml:space="preserve"> </w:t>
       </w:r>
       <w:r>
-        <w:t xml:space="preserve">cell protein by more than the centre-point variability of the response-surface design, flow</w:t>
-      </w:r>
-      <w:r>
-        <w:t xml:space="preserve"> </w:t>
-      </w:r>
-      <w:r>
-        <w:t xml:space="preserve">will be carried into a follow-up multivariate study, and PCR-007 will state that the region</w:t>
-      </w:r>
-      <w:r>
-        <w:t xml:space="preserve"> </w:t>
-      </w:r>
-      <w:r>
-        <w:t xml:space="preserve">defined here does not cover flow.</w:t>
-      </w:r>
-    </w:p>
-    <w:bookmarkEnd w:id="35"/>
-    <w:bookmarkStart w:id="36" w:name="worst-case-aggregate-challenge"/>
-    <w:p>
-      <w:pPr>
-        <w:pStyle w:val="Heading2"/>
-      </w:pPr>
-      <w:r>
-        <w:t xml:space="preserve">6.5 Worst-case aggregate challenge</w:t>
+        <w:t xml:space="preserve">(CMC Biotech Working Group 2009)</w:t>
+      </w:r>
+      <w:r>
+        <w:t xml:space="preserve">.</w:t>
+      </w:r>
+    </w:p>
+    <w:bookmarkEnd w:id="37"/>
+    <w:bookmarkStart w:id="38" w:name="sec-par"/>
+    <w:p>
+      <w:pPr>
+        <w:pStyle w:val="Heading1"/>
+      </w:pPr>
+      <w:r>
+        <w:t xml:space="preserve">8. Proven acceptable ranges (planned analysis)</w:t>
       </w:r>
     </w:p>
     <w:p>
@@ -5429,25 +5275,7 @@
         <w:pStyle w:val="FirstParagraph"/>
       </w:pPr>
       <w:r>
-        <w:t xml:space="preserve">Executing both designs on one feed pool controls feed variability, and it leaves one question</w:t>
-      </w:r>
-      <w:r>
-        <w:t xml:space="preserve"> </w:t>
-      </w:r>
-      <w:r>
-        <w:t xml:space="preserve">open. It does not show whether the step still meets the aggregate criterion when the material</w:t>
-      </w:r>
-      <w:r>
-        <w:t xml:space="preserve"> </w:t>
-      </w:r>
-      <w:r>
-        <w:t xml:space="preserve">it receives is worse than nominal. Since no downstream step reduces aggregate, that question</w:t>
-      </w:r>
-      <w:r>
-        <w:t xml:space="preserve"> </w:t>
-      </w:r>
-      <w:r>
-        <w:t xml:space="preserve">has to be answered here.</w:t>
+        <w:t xml:space="preserve">A proven acceptable range will be reported for each governed attribute and each multivariate parameter, and for the elution flow rate from its own runs. The proven acceptable range is a univariate statement about one parameter, and the design space is a multivariate region. Both are reported because they answer different questions, and because a range proven with the other parameters held still is not the same assurance as a region proven with them moving.</w:t>
       </w:r>
     </w:p>
     <w:p>
@@ -5455,160 +5283,7 @@
         <w:pStyle w:val="BodyText"/>
       </w:pPr>
       <w:r>
-        <w:t xml:space="preserve">A worst-case challenge will therefore be run separately from the designed experiments. The</w:t>
-      </w:r>
-      <w:r>
-        <w:t xml:space="preserve"> </w:t>
-      </w:r>
-      <w:r>
-        <w:t xml:space="preserve">challenge feed will be prepared by blending the study pool with material of elevated high</w:t>
-      </w:r>
-      <w:r>
-        <w:t xml:space="preserve"> </w:t>
-      </w:r>
-      <w:r>
-        <w:t xml:space="preserve">molecular weight content, generated by extending the low-pH hold of the same intermediate</w:t>
-      </w:r>
-      <w:r>
-        <w:t xml:space="preserve"> </w:t>
-      </w:r>
-      <w:r>
-        <w:t xml:space="preserve">(PCR-006), to an aggregate level at the drug-substance limit of 5 %</w:t>
-      </w:r>
-      <w:r>
-        <w:t xml:space="preserve"> </w:t>
-      </w:r>
-      <w:r>
-        <w:t xml:space="preserve">HMW. That is a conservative bound on any material this step can be asked to process. The</w:t>
-      </w:r>
-      <w:r>
-        <w:t xml:space="preserve"> </w:t>
-      </w:r>
-      <w:r>
-        <w:t xml:space="preserve">intermediate entering the step at nominal conditions carries about</w:t>
-      </w:r>
-      <w:r>
-        <w:t xml:space="preserve"> </w:t>
-      </w:r>
-      <w:r>
-        <w:t xml:space="preserve">1.9 % HMW (PCR-006), so the challenge loads the step at about</w:t>
-      </w:r>
-      <w:r>
-        <w:t xml:space="preserve"> </w:t>
-      </w:r>
-      <w:r>
-        <w:t xml:space="preserve">2.6 times the expected burden.</w:t>
-      </w:r>
-    </w:p>
-    <w:p>
-      <w:pPr>
-        <w:pStyle w:val="BodyText"/>
-      </w:pPr>
-      <w:r>
-        <w:t xml:space="preserve">The challenge will be run in triplicate at the corner of the characterized region that the</w:t>
-      </w:r>
-      <w:r>
-        <w:t xml:space="preserve"> </w:t>
-      </w:r>
-      <w:r>
-        <w:t xml:space="preserve">fitted response-surface model identifies as least favourable for aggregate clearance, and</w:t>
-      </w:r>
-      <w:r>
-        <w:t xml:space="preserve"> </w:t>
-      </w:r>
-      <w:r>
-        <w:t xml:space="preserve">once at the set-point condition on the same feed for reference. Its acceptance criterion is</w:t>
-      </w:r>
-      <w:r>
-        <w:t xml:space="preserve"> </w:t>
-      </w:r>
-      <w:r>
-        <w:t xml:space="preserve">given below.</w:t>
-      </w:r>
-    </w:p>
-    <w:bookmarkEnd w:id="36"/>
-    <w:bookmarkEnd w:id="37"/>
-    <w:bookmarkStart w:id="38" w:name="acceptance-and-decision-criteria"/>
-    <w:p>
-      <w:pPr>
-        <w:pStyle w:val="Heading1"/>
-      </w:pPr>
-      <w:r>
-        <w:t xml:space="preserve">7. Acceptance and decision criteria</w:t>
-      </w:r>
-    </w:p>
-    <w:p>
-      <w:pPr>
-        <w:pStyle w:val="FirstParagraph"/>
-      </w:pPr>
-      <w:r>
-        <w:t xml:space="preserve">The study will be judged against criteria fixed before execution. They fall into three</w:t>
-      </w:r>
-      <w:r>
-        <w:t xml:space="preserve"> </w:t>
-      </w:r>
-      <w:r>
-        <w:t xml:space="preserve">groups: the qualification of the scale-down model, the adequacy of the fitted models, and the</w:t>
-      </w:r>
-      <w:r>
-        <w:t xml:space="preserve"> </w:t>
-      </w:r>
-      <w:r>
-        <w:t xml:space="preserve">quality outcome at the product pool.</w:t>
-      </w:r>
-    </w:p>
-    <w:p>
-      <w:pPr>
-        <w:pStyle w:val="BodyText"/>
-      </w:pPr>
-      <w:r>
-        <w:t xml:space="preserve">The scale-down model criteria are given above. No characterization result will be interpreted</w:t>
-      </w:r>
-      <w:r>
-        <w:t xml:space="preserve"> </w:t>
-      </w:r>
-      <w:r>
-        <w:t xml:space="preserve">until the model has been qualified against manufacturing-scale data.</w:t>
-      </w:r>
-    </w:p>
-    <w:p>
-      <w:pPr>
-        <w:pStyle w:val="BodyText"/>
-      </w:pPr>
-      <w:r>
-        <w:t xml:space="preserve">The model adequacy criteria are the four given above. A response whose response-surface model</w:t>
-      </w:r>
-      <w:r>
-        <w:t xml:space="preserve"> </w:t>
-      </w:r>
-      <w:r>
-        <w:t xml:space="preserve">meets all four will be used for prediction, for the operating region and for the proven</w:t>
-      </w:r>
-      <w:r>
-        <w:t xml:space="preserve"> </w:t>
-      </w:r>
-      <w:r>
-        <w:t xml:space="preserve">acceptable ranges. A response whose model fails one of them will be reported with the failure</w:t>
-      </w:r>
-      <w:r>
-        <w:t xml:space="preserve"> </w:t>
-      </w:r>
-      <w:r>
-        <w:t xml:space="preserve">stated, and any range claim resting on it will be restricted to the conditions actually</w:t>
-      </w:r>
-      <w:r>
-        <w:t xml:space="preserve"> </w:t>
-      </w:r>
-      <w:r>
-        <w:t xml:space="preserve">tested.</w:t>
-      </w:r>
-    </w:p>
-    <w:p>
-      <w:pPr>
-        <w:pStyle w:val="BodyText"/>
-      </w:pPr>
-      <w:r>
-        <w:t xml:space="preserve">The quality criteria are the drug-substance specifications in</w:t>
+        <w:t xml:space="preserve">The acceptance basis is the drug substance criterion of the attribute, taken from the same register that produced</w:t>
       </w:r>
       <w:r>
         <w:t xml:space="preserve"> </w:t>
@@ -5622,392 +5297,187 @@
         </w:r>
       </w:hyperlink>
       <w:r>
-        <w:t xml:space="preserve">. Pool aggregate must</w:t>
-      </w:r>
-      <w:r>
-        <w:t xml:space="preserve"> </w:t>
-      </w:r>
-      <w:r>
-        <w:t xml:space="preserve">be at or below 5 % HMW. Pool host cell protein is assessed against</w:t>
-      </w:r>
-      <w:r>
-        <w:t xml:space="preserve"> </w:t>
-      </w:r>
-      <w:r>
-        <w:t xml:space="preserve">the drug-substance limit of 100 ng/mg, and this step is one of three</w:t>
-      </w:r>
-      <w:r>
-        <w:t xml:space="preserve"> </w:t>
-      </w:r>
-      <w:r>
-        <w:t xml:space="preserve">that determine whether that limit is met.</w:t>
-      </w:r>
-    </w:p>
-    <w:p>
-      <w:pPr>
-        <w:pStyle w:val="BodyText"/>
-      </w:pPr>
-      <w:r>
-        <w:t xml:space="preserve">Host cell protein needs a second criterion, because a single step cannot be judged alone</w:t>
-      </w:r>
-      <w:r>
-        <w:t xml:space="preserve"> </w:t>
-      </w:r>
-      <w:r>
-        <w:t xml:space="preserve">against a limit that three steps deliver together. The pool level will be assessed against</w:t>
-      </w:r>
-      <w:r>
-        <w:t xml:space="preserve"> </w:t>
-      </w:r>
-      <w:r>
-        <w:t xml:space="preserve">the drug-substance limit, and it will also be assessed as a clearance factor relative to the</w:t>
-      </w:r>
-      <w:r>
-        <w:t xml:space="preserve"> </w:t>
-      </w:r>
-      <w:r>
-        <w:t xml:space="preserve">measured load level. Where the pool level exceeds the drug-substance limit somewhere in the</w:t>
-      </w:r>
-      <w:r>
-        <w:t xml:space="preserve"> </w:t>
-      </w:r>
-      <w:r>
-        <w:t xml:space="preserve">studied region, that condition is not by itself a failure of the step. It becomes a</w:t>
-      </w:r>
-      <w:r>
-        <w:t xml:space="preserve"> </w:t>
-      </w:r>
-      <w:r>
-        <w:t xml:space="preserve">constraint on the operating conditions of the anion exchange step, and the two steps will be</w:t>
-      </w:r>
-      <w:r>
-        <w:t xml:space="preserve"> </w:t>
-      </w:r>
-      <w:r>
-        <w:t xml:space="preserve">reconciled in PCMR-001. One alternative was considered and rejected. Setting an arbitrary</w:t>
-      </w:r>
-      <w:r>
-        <w:t xml:space="preserve"> </w:t>
-      </w:r>
-      <w:r>
-        <w:t xml:space="preserve">in-process limit on host cell protein at this step would be simpler to administer, but it</w:t>
-      </w:r>
-      <w:r>
-        <w:t xml:space="preserve"> </w:t>
-      </w:r>
-      <w:r>
-        <w:t xml:space="preserve">would constrain the operating region without evidence that the constraint is needed.</w:t>
-      </w:r>
-    </w:p>
-    <w:p>
-      <w:pPr>
-        <w:pStyle w:val="BodyText"/>
-      </w:pPr>
-      <w:r>
-        <w:t xml:space="preserve">The worst-case challenge has a single criterion. Pool aggregate must be at or below</w:t>
-      </w:r>
-      <w:r>
-        <w:t xml:space="preserve"> </w:t>
-      </w:r>
-      <w:r>
-        <w:t xml:space="preserve">5 % HMW in every challenge run, with the feed at the drug-substance</w:t>
-      </w:r>
-      <w:r>
-        <w:t xml:space="preserve"> </w:t>
-      </w:r>
-      <w:r>
-        <w:t xml:space="preserve">limit.</w:t>
-      </w:r>
-    </w:p>
-    <w:p>
-      <w:pPr>
-        <w:pStyle w:val="BodyText"/>
-      </w:pPr>
-      <w:r>
-        <w:t xml:space="preserve">Step yield carries no drug-substance specification and is characterized as a process</w:t>
-      </w:r>
-      <w:r>
-        <w:t xml:space="preserve"> </w:t>
-      </w:r>
-      <w:r>
-        <w:t xml:space="preserve">performance attribute. A yield loss at any studied condition will be reported together with</w:t>
-      </w:r>
-      <w:r>
-        <w:t xml:space="preserve"> </w:t>
-      </w:r>
-      <w:r>
-        <w:t xml:space="preserve">the conditions that produce it.</w:t>
-      </w:r>
-    </w:p>
-    <w:p>
-      <w:pPr>
-        <w:pStyle w:val="BodyText"/>
-      </w:pPr>
-      <w:r>
-        <w:t xml:space="preserve">The study will be reported as complete when the scale-down model has been qualified, both</w:t>
-      </w:r>
-      <w:r>
-        <w:t xml:space="preserve"> </w:t>
-      </w:r>
-      <w:r>
-        <w:t xml:space="preserve">designs have been executed and analysed, the univariate assessment and the worst-case</w:t>
-      </w:r>
-      <w:r>
-        <w:t xml:space="preserve"> </w:t>
-      </w:r>
-      <w:r>
-        <w:t xml:space="preserve">challenge have been executed, and every parameter in</w:t>
-      </w:r>
-      <w:r>
-        <w:t xml:space="preserve"> </w:t>
-      </w:r>
-      <w:hyperlink w:anchor="tbl-params">
+        <w:t xml:space="preserve">, so that the criterion used in the calculation is the criterion the process is held to. No back calculation is needed at this step. A viral clearance response would need one, because the log reduction required of a single step is only defined once the clearance credited to the other steps has been subtracted from the cumulative requirement, but this step carries no viral clearance claim (</w:t>
+      </w:r>
+      <w:hyperlink w:anchor="sec-purpose">
         <w:r>
           <w:rPr>
             <w:rStyle w:val="Hyperlink"/>
           </w:rPr>
-          <w:t xml:space="preserve">Table 7</w:t>
+          <w:t xml:space="preserve">Section 1</w:t>
         </w:r>
       </w:hyperlink>
       <w:r>
+        <w:t xml:space="preserve">).</w:t>
+      </w:r>
+    </w:p>
+    <w:p>
+      <w:pPr>
+        <w:pStyle w:val="BodyText"/>
+      </w:pPr>
+      <w:r>
+        <w:t xml:space="preserve">The two governed responses are not read the same way against that basis. The criterion for aggregate binds at this step, because no later step reduces aggregate, so an aggregate range is a range the commercial process is held to. The criterion for HCP does not bind here, because</w:t>
+      </w:r>
+      <w:r>
         <w:t xml:space="preserve"> </w:t>
       </w:r>
-      <w:r>
-        <w:t xml:space="preserve">has been classified under</w:t>
-      </w:r>
-      <w:r>
-        <w:t xml:space="preserve"> </w:t>
-      </w:r>
-      <w:r>
-        <w:t xml:space="preserve">SOP-4001. If a design has to be repeated, the reason, the disposition of the affected data</w:t>
-      </w:r>
-      <w:r>
-        <w:t xml:space="preserve"> </w:t>
-      </w:r>
-      <w:r>
-        <w:t xml:space="preserve">and the re-executed design will be described in the deviations section of PCR-007.</w:t>
-      </w:r>
-    </w:p>
-    <w:bookmarkEnd w:id="38"/>
-    <w:bookmarkStart w:id="39" w:name="X6e399b04be57e9d5f909b4238f9408193405dfd"/>
-    <w:p>
-      <w:pPr>
-        <w:pStyle w:val="Heading1"/>
-      </w:pPr>
-      <w:r>
-        <w:t xml:space="preserve">8. Proven acceptable ranges (planned analysis)</w:t>
-      </w:r>
-    </w:p>
-    <w:p>
-      <w:pPr>
-        <w:pStyle w:val="FirstParagraph"/>
-      </w:pPr>
-      <w:r>
-        <w:t xml:space="preserve">A proven acceptable range will be determined for each parameter and each governed attribute.</w:t>
-      </w:r>
-      <w:r>
-        <w:t xml:space="preserve"> </w:t>
-      </w:r>
-      <w:r>
-        <w:t xml:space="preserve">The design space is multivariate and a proven acceptable range is not, so the two will be</w:t>
-      </w:r>
-      <w:r>
-        <w:t xml:space="preserve"> </w:t>
-      </w:r>
-      <w:r>
-        <w:t xml:space="preserve">reported side by side and neither replaces the other.</w:t>
-      </w:r>
-    </w:p>
-    <w:p>
-      <w:pPr>
-        <w:pStyle w:val="BodyText"/>
-      </w:pPr>
-      <w:r>
-        <w:t xml:space="preserve">The acceptance basis is the drug-substance specification for the attribute (</w:t>
-      </w:r>
-      <w:hyperlink w:anchor="tbl-cqa">
+      <w:hyperlink w:anchor="sec-acceptance">
         <w:r>
           <w:rPr>
             <w:rStyle w:val="Hyperlink"/>
           </w:rPr>
-          <w:t xml:space="preserve">Table 4</w:t>
+          <w:t xml:space="preserve">Section 7</w:t>
         </w:r>
       </w:hyperlink>
       <w:r>
-        <w:t xml:space="preserve">). This</w:t>
-      </w:r>
-      <w:r>
         <w:t xml:space="preserve"> </w:t>
       </w:r>
       <w:r>
-        <w:t xml:space="preserve">step has no viral clearance response, so no criterion is back-calculated from a cumulative</w:t>
+        <w:t xml:space="preserve">sets no step level limit on the pool of an intermediate step. The HCP ranges are computed against the drug substance criterion for information, and they feed the combined assessment of the three clearance steps in PCP-008 and PCMR-001 instead of a pass or fail at this step.</w:t>
+      </w:r>
+    </w:p>
+    <w:p>
+      <w:pPr>
+        <w:pStyle w:val="BodyText"/>
+      </w:pPr>
+      <w:r>
+        <w:t xml:space="preserve">Two analyses will be run for each multivariate parameter and each attribute.</w:t>
+      </w:r>
+    </w:p>
+    <w:p>
+      <w:pPr>
+        <w:pStyle w:val="Compact"/>
+        <w:numPr>
+          <w:ilvl w:val="0"/>
+          <w:numId w:val="1010"/>
+        </w:numPr>
+      </w:pPr>
+      <w:r>
+        <w:t xml:space="preserve">The first holds the other parameters at their set-points and evaluates the fitted response surface model across the characterization range of the parameter of interest.</w:t>
+      </w:r>
+    </w:p>
+    <w:p>
+      <w:pPr>
+        <w:pStyle w:val="Compact"/>
+        <w:numPr>
+          <w:ilvl w:val="0"/>
+          <w:numId w:val="1010"/>
+        </w:numPr>
+      </w:pPr>
+      <w:r>
+        <w:t xml:space="preserve">The second propagates the normal operating ranges of the other parameters. It evaluates the model on a grid of 81 points across that same range, and at each grid point 2,000 batches are drawn with the other parameters distributed inside their normal operating ranges. The residual variability of the model is added to every draw, and a 95 % predictive interval of the attribute is formed at each grid point.</w:t>
+      </w:r>
+    </w:p>
+    <w:p>
+      <w:pPr>
+        <w:pStyle w:val="FirstParagraph"/>
+      </w:pPr>
+      <w:r>
+        <w:t xml:space="preserve">The decision rule is the same in both analyses. The proven acceptable range is the contiguous interval of the parameter, containing the set-point, over which the attribute meets its acceptance criterion. In the first analysis that criterion is applied to the predicted mean. In the second it is applied to the whole 95 % predictive interval, which is a robustness criterion, so the second range is expected to be the narrower of the two.</w:t>
+      </w:r>
+    </w:p>
+    <w:p>
+      <w:pPr>
+        <w:pStyle w:val="BodyText"/>
+      </w:pPr>
+      <w:r>
+        <w:t xml:space="preserve">The elution flow rate is not a factor of the fitted model, so neither analysis applies to it. Its range is read from the measured responses of the univariate runs described in</w:t>
       </w:r>
       <w:r>
         <w:t xml:space="preserve"> </w:t>
       </w:r>
-      <w:r>
-        <w:t xml:space="preserve">requirement, and every criterion used in this analysis is a direct specification limit.</w:t>
-      </w:r>
-    </w:p>
-    <w:p>
-      <w:pPr>
-        <w:pStyle w:val="BodyText"/>
-      </w:pPr>
-      <w:r>
-        <w:t xml:space="preserve">Two analyses will be run for each parameter and each attribute. The first holds the remaining</w:t>
-      </w:r>
-      <w:r>
-        <w:t xml:space="preserve"> </w:t>
-      </w:r>
-      <w:r>
-        <w:t xml:space="preserve">parameters at their set-points and scans the parameter across its characterization range, and</w:t>
-      </w:r>
-      <w:r>
-        <w:t xml:space="preserve"> </w:t>
-      </w:r>
-      <w:r>
-        <w:t xml:space="preserve">it gives the range over which the fitted model predicts an in-limit result under otherwise</w:t>
-      </w:r>
-      <w:r>
-        <w:t xml:space="preserve"> </w:t>
-      </w:r>
-      <w:r>
-        <w:t xml:space="preserve">nominal operation. The second varies the remaining parameters within their normal operating</w:t>
-      </w:r>
-      <w:r>
-        <w:t xml:space="preserve"> </w:t>
-      </w:r>
-      <w:r>
-        <w:t xml:space="preserve">ranges by Monte-Carlo simulation of the fitted model, and it gives the range that survives</w:t>
-      </w:r>
-      <w:r>
-        <w:t xml:space="preserve"> </w:t>
-      </w:r>
-      <w:r>
-        <w:t xml:space="preserve">routine co-variation of everything else.</w:t>
-      </w:r>
-    </w:p>
-    <w:p>
-      <w:pPr>
-        <w:pStyle w:val="BodyText"/>
-      </w:pPr>
-      <w:r>
-        <w:t xml:space="preserve">The decision rule is the same for both analyses. The proven acceptable range is the</w:t>
-      </w:r>
-      <w:r>
-        <w:t xml:space="preserve"> </w:t>
-      </w:r>
-      <w:r>
-        <w:t xml:space="preserve">contiguous interval around the set-point over which the predicted response meets the</w:t>
-      </w:r>
-      <w:r>
-        <w:t xml:space="preserve"> </w:t>
-      </w:r>
-      <w:r>
-        <w:t xml:space="preserve">acceptance criterion. Where the two analyses agree across the whole characterization range,</w:t>
-      </w:r>
-      <w:r>
-        <w:t xml:space="preserve"> </w:t>
-      </w:r>
-      <w:r>
-        <w:t xml:space="preserve">the studied range is proven acceptable and robust to co-variation, and the binding constraint</w:t>
-      </w:r>
-      <w:r>
-        <w:t xml:space="preserve"> </w:t>
-      </w:r>
-      <w:r>
-        <w:t xml:space="preserve">on operation is the multivariate design space and not the range of any single parameter.</w:t>
-      </w:r>
-      <w:r>
-        <w:t xml:space="preserve"> </w:t>
-      </w:r>
-      <w:r>
-        <w:t xml:space="preserve">Where the second analysis is narrower, PCR-007 will name the attribute that binds it and will</w:t>
-      </w:r>
-      <w:r>
-        <w:t xml:space="preserve"> </w:t>
-      </w:r>
-      <w:r>
-        <w:t xml:space="preserve">give the remaining margin to the set-point.</w:t>
-      </w:r>
-    </w:p>
-    <w:p>
-      <w:pPr>
-        <w:pStyle w:val="BodyText"/>
-      </w:pPr>
-      <w:r>
-        <w:t xml:space="preserve">Each governed attribute will be presented with a plot of the response against its governing</w:t>
-      </w:r>
-      <w:r>
-        <w:t xml:space="preserve"> </w:t>
-      </w:r>
-      <w:r>
-        <w:t xml:space="preserve">parameter, with the acceptance limit drawn, the acceptable region shaded, and the set-point</w:t>
-      </w:r>
-      <w:r>
-        <w:t xml:space="preserve"> </w:t>
-      </w:r>
-      <w:r>
-        <w:t xml:space="preserve">and normal operating range marked. The two analyses will appear as the two panels of that</w:t>
-      </w:r>
-      <w:r>
-        <w:t xml:space="preserve"> </w:t>
-      </w:r>
-      <w:r>
-        <w:t xml:space="preserve">plot.</w:t>
-      </w:r>
-    </w:p>
-    <w:p>
-      <w:pPr>
-        <w:pStyle w:val="BodyText"/>
-      </w:pPr>
-      <w:r>
-        <w:t xml:space="preserve">Both analyses rest on the fitted response-surface model, so both are bounded by the</w:t>
-      </w:r>
-      <w:r>
-        <w:t xml:space="preserve"> </w:t>
-      </w:r>
-      <w:r>
-        <w:t xml:space="preserve">characterization ranges in</w:t>
-      </w:r>
-      <w:r>
-        <w:t xml:space="preserve"> </w:t>
-      </w:r>
-      <w:hyperlink w:anchor="tbl-params">
+      <w:hyperlink w:anchor="sec-univariate">
         <w:r>
           <w:rPr>
             <w:rStyle w:val="Hyperlink"/>
           </w:rPr>
-          <w:t xml:space="preserve">Table 7</w:t>
+          <w:t xml:space="preserve">Section 6.4</w:t>
         </w:r>
       </w:hyperlink>
       <w:r>
+        <w:t xml:space="preserve">, as the interval of the flow rate over which those responses meet the same acceptance basis, with every other parameter at its set-point. The range rests on those runs alone. It carries no statement about what happens when the other parameters move, and PCR-007 will report it on that footing.</w:t>
+      </w:r>
+    </w:p>
+    <w:p>
+      <w:pPr>
+        <w:pStyle w:val="BodyText"/>
+      </w:pPr>
+      <w:r>
+        <w:t xml:space="preserve">Each range derived from the fitted model will be reported with a plot of two panels, one for each analysis. The parameter is on the horizontal axis and the attribute on the vertical axis, the acceptance limit is drawn, the acceptable region is shaded green, and the set-point and the normal operating range are marked.</w:t>
+      </w:r>
+    </w:p>
+    <w:p>
+      <w:pPr>
+        <w:pStyle w:val="BodyText"/>
+      </w:pPr>
+      <w:r>
+        <w:t xml:space="preserve">Three outcomes are possible for each pair analysed against the fitted model, and PCR-007 will report which of them applies. Where the whole characterization range is acceptable under both analyses, the parameter is proven acceptable across the range studied and robust to variation of the others inside their normal operating ranges; the constraint that then binds the operating region is the multivariate design space corner and not any univariate range. Where the second analysis gives the narrower range, the report will name the attribute that binds it and state the margin that remains between the normal operating range and the edge of the proven range. Where no interval containing the set-point meets the criterion, the report will state that plainly, and will assess the attribute against the clearance credited to the downstream steps as set out in</w:t>
+      </w:r>
+      <w:r>
         <w:t xml:space="preserve"> </w:t>
       </w:r>
-      <w:r>
-        <w:t xml:space="preserve">and by the validity of the scale-down model. Neither</w:t>
-      </w:r>
-      <w:r>
-        <w:t xml:space="preserve"> </w:t>
-      </w:r>
-      <w:r>
-        <w:t xml:space="preserve">extrapolates beyond the studied region. Neither replaces the confirmation of performance at</w:t>
-      </w:r>
-      <w:r>
-        <w:t xml:space="preserve"> </w:t>
-      </w:r>
-      <w:r>
-        <w:t xml:space="preserve">commercial scale, which is covered by PTP-001.</w:t>
+      <w:hyperlink w:anchor="sec-acceptance">
+        <w:r>
+          <w:rPr>
+            <w:rStyle w:val="Hyperlink"/>
+          </w:rPr>
+          <w:t xml:space="preserve">Section 7</w:t>
+        </w:r>
+      </w:hyperlink>
+      <w:r>
+        <w:t xml:space="preserve">.</w:t>
+      </w:r>
+    </w:p>
+    <w:p>
+      <w:pPr>
+        <w:pStyle w:val="BodyText"/>
+      </w:pPr>
+      <w:r>
+        <w:t xml:space="preserve">Every proven acceptable range reported from this study is bounded by the characterization range that produced it, and by the fitted model or the runs it was read from. None of them is an extrapolation, and none of them is confirmed at commercial scale by this study.</w:t>
+      </w:r>
+    </w:p>
+    <w:bookmarkEnd w:id="38"/>
+    <w:bookmarkStart w:id="39" w:name="sec-data"/>
+    <w:p>
+      <w:pPr>
+        <w:pStyle w:val="Heading1"/>
+      </w:pPr>
+      <w:r>
+        <w:t xml:space="preserve">9. Data management and integrity</w:t>
+      </w:r>
+    </w:p>
+    <w:p>
+      <w:pPr>
+        <w:pStyle w:val="FirstParagraph"/>
+      </w:pPr>
+      <w:r>
+        <w:t xml:space="preserve">Data from this study are managed under the ALCOA+ principles. Chromatograms and instrument data are captured in the chromatography data system with the audit trail enabled, and analytical results are entered in the laboratory information management system against the sample identity assigned at the time of sampling. Executed run settings are recorded from the instrument record and not from the plan.</w:t>
+      </w:r>
+    </w:p>
+    <w:p>
+      <w:pPr>
+        <w:pStyle w:val="BodyText"/>
+      </w:pPr>
+      <w:r>
+        <w:t xml:space="preserve">The statistical analysis is performed under SOP-1002 in a scripted environment, so that the whole analysis can be re-executed from the raw data without a manual step. Every table and figure in PCR-007 is produced by that analysis. Raw data, the analysis scripts and the fitted models are retained for the life of the product under the record retention procedure of the quality system.</w:t>
+      </w:r>
+    </w:p>
+    <w:p>
+      <w:pPr>
+        <w:pStyle w:val="BodyText"/>
+      </w:pPr>
+      <w:r>
+        <w:t xml:space="preserve">A second person reviews the sample registration, the executed design settings and the analysis output before the results are used. Changes made after that review are documented under change control with the reason for the change.</w:t>
       </w:r>
     </w:p>
     <w:bookmarkEnd w:id="39"/>
-    <w:bookmarkStart w:id="40" w:name="data-management-and-integrity"/>
+    <w:bookmarkStart w:id="41" w:name="sec-roles"/>
     <w:p>
       <w:pPr>
         <w:pStyle w:val="Heading1"/>
       </w:pPr>
       <w:r>
-        <w:t xml:space="preserve">9. Data management and integrity</w:t>
+        <w:t xml:space="preserve">10. Roles and responsibilities</w:t>
       </w:r>
     </w:p>
     <w:p>
@@ -6015,61 +5485,7 @@
         <w:pStyle w:val="FirstParagraph"/>
       </w:pPr>
       <w:r>
-        <w:t xml:space="preserve">Study records will be maintained under the site data-integrity procedures and will meet the</w:t>
-      </w:r>
-      <w:r>
-        <w:t xml:space="preserve"> </w:t>
-      </w:r>
-      <w:r>
-        <w:t xml:space="preserve">ALCOA+ expectations. Run execution will be recorded in the electronic laboratory notebook,</w:t>
-      </w:r>
-      <w:r>
-        <w:t xml:space="preserve"> </w:t>
-      </w:r>
-      <w:r>
-        <w:t xml:space="preserve">analytical results in the laboratory information management system, and the statistical</w:t>
-      </w:r>
-      <w:r>
-        <w:t xml:space="preserve"> </w:t>
-      </w:r>
-      <w:r>
-        <w:t xml:space="preserve">analysis in a version-controlled script archived with the study record (SOP-1002). Raw</w:t>
-      </w:r>
-      <w:r>
-        <w:t xml:space="preserve"> </w:t>
-      </w:r>
-      <w:r>
-        <w:t xml:space="preserve">instrument files will be retained without modification, and every derived value in PCR-007</w:t>
-      </w:r>
-      <w:r>
-        <w:t xml:space="preserve"> </w:t>
-      </w:r>
-      <w:r>
-        <w:t xml:space="preserve">will be traceable to the file it came from. A second qualified person will review the</w:t>
-      </w:r>
-      <w:r>
-        <w:t xml:space="preserve"> </w:t>
-      </w:r>
-      <w:r>
-        <w:t xml:space="preserve">analysis before the report is issued.</w:t>
-      </w:r>
-    </w:p>
-    <w:bookmarkEnd w:id="40"/>
-    <w:bookmarkStart w:id="42" w:name="roles-and-responsibilities"/>
-    <w:p>
-      <w:pPr>
-        <w:pStyle w:val="Heading1"/>
-      </w:pPr>
-      <w:r>
-        <w:t xml:space="preserve">10. Roles and responsibilities</w:t>
-      </w:r>
-    </w:p>
-    <w:p>
-      <w:pPr>
-        <w:pStyle w:val="FirstParagraph"/>
-      </w:pPr>
-      <w:r>
-        <w:t xml:space="preserve">Responsibilities are allocated as shown in</w:t>
+        <w:t xml:space="preserve">The study is executed by Process Development with support from the functions listed in</w:t>
       </w:r>
       <w:r>
         <w:t xml:space="preserve"> </w:t>
@@ -6083,25 +5499,7 @@
         </w:r>
       </w:hyperlink>
       <w:r>
-        <w:t xml:space="preserve">. Process Development at the sending</w:t>
-      </w:r>
-      <w:r>
-        <w:t xml:space="preserve"> </w:t>
-      </w:r>
-      <w:r>
-        <w:t xml:space="preserve">site owns the study and the report. Analytical Development owns the methods and the assay</w:t>
-      </w:r>
-      <w:r>
-        <w:t xml:space="preserve"> </w:t>
-      </w:r>
-      <w:r>
-        <w:t xml:space="preserve">data, Statistics owns the design and the analysis, and Quality Assurance approves this plan</w:t>
-      </w:r>
-      <w:r>
-        <w:t xml:space="preserve"> </w:t>
-      </w:r>
-      <w:r>
-        <w:t xml:space="preserve">and the report that follows it.</w:t>
+        <w:t xml:space="preserve">. The approval record in the front matter names the functions that approve this plan.</w:t>
       </w:r>
     </w:p>
     <w:tbl>
@@ -6117,7 +5515,7 @@
       <w:tr>
         <w:tc>
           <w:tcPr/>
-          <w:bookmarkStart w:id="41" w:name="tbl-roles"/>
+          <w:bookmarkStart w:id="40" w:name="tbl-roles"/>
           <w:p>
             <w:pPr>
               <w:jc w:val="center"/>
@@ -6128,7 +5526,7 @@
               <w:pStyle w:val="ImageCaption"/>
             </w:pPr>
             <w:r>
-              <w:t xml:space="preserve">Table 9: Roles and responsibilities for the study.</w:t>
+              <w:t xml:space="preserve">Table 9: Functions and their responsibilities for the study.</w:t>
             </w:r>
           </w:p>
           <w:tbl>
@@ -6180,19 +5578,19 @@
                     <w:jc w:val="center"/>
                   </w:pPr>
                   <w:r>
-                    <w:t xml:space="preserve">Process Development / MSAT (sending site)</w:t>
-                  </w:r>
-                </w:p>
-              </w:tc>
-              <w:tc>
-                <w:tcPr/>
-                <w:p>
-                  <w:pPr>
-                    <w:pStyle w:val="Compact"/>
-                    <w:jc w:val="center"/>
-                  </w:pPr>
-                  <w:r>
-                    <w:t xml:space="preserve">Study ownership; scale-down model; execution; authorship of PCR-007</w:t>
+                    <w:t xml:space="preserve">Process Development / MSAT</w:t>
+                  </w:r>
+                </w:p>
+              </w:tc>
+              <w:tc>
+                <w:tcPr/>
+                <w:p>
+                  <w:pPr>
+                    <w:pStyle w:val="Compact"/>
+                    <w:jc w:val="center"/>
+                  </w:pPr>
+                  <w:r>
+                    <w:t xml:space="preserve">Owns this plan, executes the runs, performs the statistical analysis and authors PCR-007</w:t>
                   </w:r>
                 </w:p>
               </w:tc>
@@ -6218,7 +5616,7 @@
                     <w:jc w:val="center"/>
                   </w:pPr>
                   <w:r>
-                    <w:t xml:space="preserve">Validated methods; sample testing; assay data review</w:t>
+                    <w:t xml:space="preserve">Provides the validated methods, analyses the samples and assesses any method-related finding</w:t>
                   </w:r>
                 </w:p>
               </w:tc>
@@ -6232,19 +5630,19 @@
                     <w:jc w:val="center"/>
                   </w:pPr>
                   <w:r>
-                    <w:t xml:space="preserve">Statistics</w:t>
-                  </w:r>
-                </w:p>
-              </w:tc>
-              <w:tc>
-                <w:tcPr/>
-                <w:p>
-                  <w:pPr>
-                    <w:pStyle w:val="Compact"/>
-                    <w:jc w:val="center"/>
-                  </w:pPr>
-                  <w:r>
-                    <w:t xml:space="preserve">Design generation and randomization; model fitting; region and range analysis</w:t>
+                    <w:t xml:space="preserve">Manufacturing Science</w:t>
+                  </w:r>
+                </w:p>
+              </w:tc>
+              <w:tc>
+                <w:tcPr/>
+                <w:p>
+                  <w:pPr>
+                    <w:pStyle w:val="Compact"/>
+                    <w:jc w:val="center"/>
+                  </w:pPr>
+                  <w:r>
+                    <w:t xml:space="preserve">Confirms that the operation modelled is the operation at commercial scale and reviews the resulting ranges</w:t>
                   </w:r>
                 </w:p>
               </w:tc>
@@ -6258,19 +5656,19 @@
                     <w:jc w:val="center"/>
                   </w:pPr>
                   <w:r>
-                    <w:t xml:space="preserve">Manufacturing Science (receiving site)</w:t>
-                  </w:r>
-                </w:p>
-              </w:tc>
-              <w:tc>
-                <w:tcPr/>
-                <w:p>
-                  <w:pPr>
-                    <w:pStyle w:val="Compact"/>
-                    <w:jc w:val="center"/>
-                  </w:pPr>
-                  <w:r>
-                    <w:t xml:space="preserve">Review of commercial-scale equivalence and of the proposed ranges</w:t>
+                    <w:t xml:space="preserve">Statistics</w:t>
+                  </w:r>
+                </w:p>
+              </w:tc>
+              <w:tc>
+                <w:tcPr/>
+                <w:p>
+                  <w:pPr>
+                    <w:pStyle w:val="Compact"/>
+                    <w:jc w:val="center"/>
+                  </w:pPr>
+                  <w:r>
+                    <w:t xml:space="preserve">Reviews the designs before execution and the fitted models before they are used to define ranges</w:t>
                   </w:r>
                 </w:p>
               </w:tc>
@@ -6296,19 +5694,19 @@
                     <w:jc w:val="center"/>
                   </w:pPr>
                   <w:r>
-                    <w:t xml:space="preserve">Approval of this plan and of PCR-007; deviation oversight</w:t>
+                    <w:t xml:space="preserve">Approves this plan and PCR-007, and oversees the handling of deviations</w:t>
                   </w:r>
                 </w:p>
               </w:tc>
             </w:tr>
           </w:tbl>
-          <w:bookmarkEnd w:id="41"/>
+          <w:bookmarkEnd w:id="40"/>
           <w:p/>
         </w:tc>
       </w:tr>
     </w:tbl>
-    <w:bookmarkEnd w:id="42"/>
-    <w:bookmarkStart w:id="44" w:name="deliverables-and-schedule"/>
+    <w:bookmarkEnd w:id="41"/>
+    <w:bookmarkStart w:id="43" w:name="sec-deliverables"/>
     <w:p>
       <w:pPr>
         <w:pStyle w:val="Heading1"/>
@@ -6322,32 +5720,20 @@
         <w:pStyle w:val="FirstParagraph"/>
       </w:pPr>
       <w:r>
-        <w:t xml:space="preserve">The deliverable is PCR-007. It will report the executed designs, the fitted models, the</w:t>
+        <w:t xml:space="preserve">The deliverable of this plan is PCR-007, which reports the executed study, the fitted models, the design space, the proven acceptable ranges and the classification of every parameter. PCR-007 rolls up into PCMR-001.</w:t>
+      </w:r>
+    </w:p>
+    <w:p>
+      <w:pPr>
+        <w:pStyle w:val="BodyText"/>
+      </w:pPr>
+      <w:r>
+        <w:t xml:space="preserve">The work runs in the phases listed in</w:t>
       </w:r>
       <w:r>
         <w:t xml:space="preserve"> </w:t>
       </w:r>
-      <w:r>
-        <w:t xml:space="preserve">operating region, the proven acceptable ranges, the parameter classifications and any</w:t>
-      </w:r>
-      <w:r>
-        <w:t xml:space="preserve"> </w:t>
-      </w:r>
-      <w:r>
-        <w:t xml:space="preserve">departure from this plan.</w:t>
-      </w:r>
-    </w:p>
-    <w:p>
-      <w:pPr>
-        <w:pStyle w:val="BodyText"/>
-      </w:pPr>
-      <w:r>
-        <w:t xml:space="preserve">The study is executed in the sequential phases listed in</w:t>
-      </w:r>
-      <w:r>
-        <w:t xml:space="preserve"> </w:t>
-      </w:r>
-      <w:hyperlink w:anchor="tbl-schedule">
+      <w:hyperlink w:anchor="tbl-deliverables">
         <w:r>
           <w:rPr>
             <w:rStyle w:val="Hyperlink"/>
@@ -6356,25 +5742,7 @@
         </w:r>
       </w:hyperlink>
       <w:r>
-        <w:t xml:space="preserve">. No calendar dates are</w:t>
-      </w:r>
-      <w:r>
-        <w:t xml:space="preserve"> </w:t>
-      </w:r>
-      <w:r>
-        <w:t xml:space="preserve">fixed here, since execution is scheduled against material availability. The univariate</w:t>
-      </w:r>
-      <w:r>
-        <w:t xml:space="preserve"> </w:t>
-      </w:r>
-      <w:r>
-        <w:t xml:space="preserve">assessment may run in parallel with the response-surface design, because it uses the same</w:t>
-      </w:r>
-      <w:r>
-        <w:t xml:space="preserve"> </w:t>
-      </w:r>
-      <w:r>
-        <w:t xml:space="preserve">feed pool and does not depend on the multivariate result.</w:t>
+        <w:t xml:space="preserve">, in that order. No calendar dates are fixed here. The sequence is fixed, because no design may be executed on an unqualified model, and because the response surface design is executed only once the screening data have confirmed that the ranges and the assumptions of the design still hold.</w:t>
       </w:r>
     </w:p>
     <w:tbl>
@@ -6390,7 +5758,7 @@
       <w:tr>
         <w:tc>
           <w:tcPr/>
-          <w:bookmarkStart w:id="43" w:name="tbl-schedule"/>
+          <w:bookmarkStart w:id="42" w:name="tbl-deliverables"/>
           <w:p>
             <w:pPr>
               <w:jc w:val="center"/>
@@ -6401,7 +5769,7 @@
               <w:pStyle w:val="ImageCaption"/>
             </w:pPr>
             <w:r>
-              <w:t xml:space="preserve">Table 10: Study phases and their outputs.</w:t>
+              <w:t xml:space="preserve">Table 10: Phases of the study, their outputs and their preconditions.</w:t>
             </w:r>
           </w:p>
           <w:tbl>
@@ -6412,8 +5780,9 @@
               <w:tblLook w:firstRow="1" w:lastRow="0" w:firstColumn="0" w:lastColumn="0" w:noHBand="0" w:noVBand="0" w:val="0020"/>
             </w:tblPr>
             <w:tblGrid>
-              <w:gridCol w:w="3960"/>
-              <w:gridCol w:w="3960"/>
+              <w:gridCol w:w="2640"/>
+              <w:gridCol w:w="2640"/>
+              <w:gridCol w:w="2640"/>
             </w:tblGrid>
             <w:tr>
               <w:trPr>
@@ -6427,7 +5796,7 @@
                     <w:jc w:val="center"/>
                   </w:pPr>
                   <w:r>
-                    <w:t xml:space="preserve">Phase</w:t>
+                    <w:t xml:space="preserve">Activity</w:t>
                   </w:r>
                 </w:p>
               </w:tc>
@@ -6440,6 +5809,18 @@
                   </w:pPr>
                   <w:r>
                     <w:t xml:space="preserve">Output</w:t>
+                  </w:r>
+                </w:p>
+              </w:tc>
+              <w:tc>
+                <w:tcPr/>
+                <w:p>
+                  <w:pPr>
+                    <w:pStyle w:val="Compact"/>
+                    <w:jc w:val="center"/>
+                  </w:pPr>
+                  <w:r>
+                    <w:t xml:space="preserve">Precondition</w:t>
                   </w:r>
                 </w:p>
               </w:tc>
@@ -6453,19 +5834,31 @@
                     <w:jc w:val="center"/>
                   </w:pPr>
                   <w:r>
-                    <w:t xml:space="preserve">Scale-down model qualification against manufacturing-scale data</w:t>
-                  </w:r>
-                </w:p>
-              </w:tc>
-              <w:tc>
-                <w:tcPr/>
-                <w:p>
-                  <w:pPr>
-                    <w:pStyle w:val="Compact"/>
-                    <w:jc w:val="center"/>
-                  </w:pPr>
-                  <w:r>
-                    <w:t xml:space="preserve">Qualification data package</w:t>
+                    <w:t xml:space="preserve">Scale-down model qualification</w:t>
+                  </w:r>
+                </w:p>
+              </w:tc>
+              <w:tc>
+                <w:tcPr/>
+                <w:p>
+                  <w:pPr>
+                    <w:pStyle w:val="Compact"/>
+                    <w:jc w:val="center"/>
+                  </w:pPr>
+                  <w:r>
+                    <w:t xml:space="preserve">Qualification summary filed under SOP-1001</w:t>
+                  </w:r>
+                </w:p>
+              </w:tc>
+              <w:tc>
+                <w:tcPr/>
+                <w:p>
+                  <w:pPr>
+                    <w:pStyle w:val="Compact"/>
+                    <w:jc w:val="center"/>
+                  </w:pPr>
+                  <w:r>
+                    <w:t xml:space="preserve">Column packed and qualified under SOP-2008</w:t>
                   </w:r>
                 </w:p>
               </w:tc>
@@ -6479,19 +5872,31 @@
                     <w:jc w:val="center"/>
                   </w:pPr>
                   <w:r>
-                    <w:t xml:space="preserve">Feed pool preparation and characterization</w:t>
-                  </w:r>
-                </w:p>
-              </w:tc>
-              <w:tc>
-                <w:tcPr/>
-                <w:p>
-                  <w:pPr>
-                    <w:pStyle w:val="Compact"/>
-                    <w:jc w:val="center"/>
-                  </w:pPr>
-                  <w:r>
-                    <w:t xml:space="preserve">Study feed composition</w:t>
+                    <w:t xml:space="preserve">Screening design execution and analysis</w:t>
+                  </w:r>
+                </w:p>
+              </w:tc>
+              <w:tc>
+                <w:tcPr/>
+                <w:p>
+                  <w:pPr>
+                    <w:pStyle w:val="Compact"/>
+                    <w:jc w:val="center"/>
+                  </w:pPr>
+                  <w:r>
+                    <w:t xml:space="preserve">Effect estimates for each response</w:t>
+                  </w:r>
+                </w:p>
+              </w:tc>
+              <w:tc>
+                <w:tcPr/>
+                <w:p>
+                  <w:pPr>
+                    <w:pStyle w:val="Compact"/>
+                    <w:jc w:val="center"/>
+                  </w:pPr>
+                  <w:r>
+                    <w:t xml:space="preserve">Model qualified</w:t>
                   </w:r>
                 </w:p>
               </w:tc>
@@ -6505,19 +5910,31 @@
                     <w:jc w:val="center"/>
                   </w:pPr>
                   <w:r>
-                    <w:t xml:space="preserve">Screening design execution and analysis</w:t>
-                  </w:r>
-                </w:p>
-              </w:tc>
-              <w:tc>
-                <w:tcPr/>
-                <w:p>
-                  <w:pPr>
-                    <w:pStyle w:val="Compact"/>
-                    <w:jc w:val="center"/>
-                  </w:pPr>
-                  <w:r>
-                    <w:t xml:space="preserve">Active factors and interactions</w:t>
+                    <w:t xml:space="preserve">Response surface execution and analysis</w:t>
+                  </w:r>
+                </w:p>
+              </w:tc>
+              <w:tc>
+                <w:tcPr/>
+                <w:p>
+                  <w:pPr>
+                    <w:pStyle w:val="Compact"/>
+                    <w:jc w:val="center"/>
+                  </w:pPr>
+                  <w:r>
+                    <w:t xml:space="preserve">Fitted models, operating region, proven acceptable ranges</w:t>
+                  </w:r>
+                </w:p>
+              </w:tc>
+              <w:tc>
+                <w:tcPr/>
+                <w:p>
+                  <w:pPr>
+                    <w:pStyle w:val="Compact"/>
+                    <w:jc w:val="center"/>
+                  </w:pPr>
+                  <w:r>
+                    <w:t xml:space="preserve">Screening analysed and reviewed</w:t>
                   </w:r>
                 </w:p>
               </w:tc>
@@ -6531,19 +5948,31 @@
                     <w:jc w:val="center"/>
                   </w:pPr>
                   <w:r>
-                    <w:t xml:space="preserve">Response-surface design execution and analysis</w:t>
-                  </w:r>
-                </w:p>
-              </w:tc>
-              <w:tc>
-                <w:tcPr/>
-                <w:p>
-                  <w:pPr>
-                    <w:pStyle w:val="Compact"/>
-                    <w:jc w:val="center"/>
-                  </w:pPr>
-                  <w:r>
-                    <w:t xml:space="preserve">Predictive model for each response</w:t>
+                    <w:t xml:space="preserve">Univariate assessment of elution flow rate</w:t>
+                  </w:r>
+                </w:p>
+              </w:tc>
+              <w:tc>
+                <w:tcPr/>
+                <w:p>
+                  <w:pPr>
+                    <w:pStyle w:val="Compact"/>
+                    <w:jc w:val="center"/>
+                  </w:pPr>
+                  <w:r>
+                    <w:t xml:space="preserve">Proven acceptable range for the univariate parameter</w:t>
+                  </w:r>
+                </w:p>
+              </w:tc>
+              <w:tc>
+                <w:tcPr/>
+                <w:p>
+                  <w:pPr>
+                    <w:pStyle w:val="Compact"/>
+                    <w:jc w:val="center"/>
+                  </w:pPr>
+                  <w:r>
+                    <w:t xml:space="preserve">Model qualified</w:t>
                   </w:r>
                 </w:p>
               </w:tc>
@@ -6557,59 +5986,7 @@
                     <w:jc w:val="center"/>
                   </w:pPr>
                   <w:r>
-                    <w:t xml:space="preserve">Univariate assessment of elution flow rate</w:t>
-                  </w:r>
-                </w:p>
-              </w:tc>
-              <w:tc>
-                <w:tcPr/>
-                <w:p>
-                  <w:pPr>
-                    <w:pStyle w:val="Compact"/>
-                    <w:jc w:val="center"/>
-                  </w:pPr>
-                  <w:r>
-                    <w:t xml:space="preserve">Flow decision under the rule stated above</w:t>
-                  </w:r>
-                </w:p>
-              </w:tc>
-            </w:tr>
-            <w:tr>
-              <w:tc>
-                <w:tcPr/>
-                <w:p>
-                  <w:pPr>
-                    <w:pStyle w:val="Compact"/>
-                    <w:jc w:val="center"/>
-                  </w:pPr>
-                  <w:r>
-                    <w:t xml:space="preserve">Worst-case aggregate challenge</w:t>
-                  </w:r>
-                </w:p>
-              </w:tc>
-              <w:tc>
-                <w:tcPr/>
-                <w:p>
-                  <w:pPr>
-                    <w:pStyle w:val="Compact"/>
-                    <w:jc w:val="center"/>
-                  </w:pPr>
-                  <w:r>
-                    <w:t xml:space="preserve">Challenge result against the aggregate criterion</w:t>
-                  </w:r>
-                </w:p>
-              </w:tc>
-            </w:tr>
-            <w:tr>
-              <w:tc>
-                <w:tcPr/>
-                <w:p>
-                  <w:pPr>
-                    <w:pStyle w:val="Compact"/>
-                    <w:jc w:val="center"/>
-                  </w:pPr>
-                  <w:r>
-                    <w:t xml:space="preserve">Region, range and classification analysis, and reporting</w:t>
+                    <w:t xml:space="preserve">Reporting</w:t>
                   </w:r>
                 </w:p>
               </w:tc>
@@ -6622,18 +5999,30 @@
                   </w:pPr>
                   <w:r>
                     <w:t xml:space="preserve">PCR-007</w:t>
+                  </w:r>
+                </w:p>
+              </w:tc>
+              <w:tc>
+                <w:tcPr/>
+                <w:p>
+                  <w:pPr>
+                    <w:pStyle w:val="Compact"/>
+                    <w:jc w:val="center"/>
+                  </w:pPr>
+                  <w:r>
+                    <w:t xml:space="preserve">All phases complete and reviewed</w:t>
                   </w:r>
                 </w:p>
               </w:tc>
             </w:tr>
           </w:tbl>
-          <w:bookmarkEnd w:id="43"/>
+          <w:bookmarkEnd w:id="42"/>
           <w:p/>
         </w:tc>
       </w:tr>
     </w:tbl>
-    <w:bookmarkEnd w:id="44"/>
-    <w:bookmarkStart w:id="45" w:name="risks-and-assumptions"/>
+    <w:bookmarkEnd w:id="43"/>
+    <w:bookmarkStart w:id="44" w:name="sec-risks"/>
     <w:p>
       <w:pPr>
         <w:pStyle w:val="Heading1"/>
@@ -6647,247 +6036,201 @@
         <w:pStyle w:val="FirstParagraph"/>
       </w:pPr>
       <w:r>
-        <w:t xml:space="preserve">Three assumptions carry the study, and each is stated here so that PCR-007 can be read</w:t>
+        <w:t xml:space="preserve">Four risks could affect the conclusions of this study, and each has a control.</w:t>
+      </w:r>
+    </w:p>
+    <w:p>
+      <w:pPr>
+        <w:pStyle w:val="BodyText"/>
+      </w:pPr>
+      <w:r>
+        <w:t xml:space="preserve">Scale-down representativeness. The study assumes that a qualified small column behaves like the commercial column over the whole characterization range, while the qualification evidence is generated at the set-point. The control is the qualification described in</w:t>
       </w:r>
       <w:r>
         <w:t xml:space="preserve"> </w:t>
       </w:r>
-      <w:r>
-        <w:t xml:space="preserve">against them.</w:t>
-      </w:r>
-    </w:p>
-    <w:p>
-      <w:pPr>
-        <w:pStyle w:val="BodyText"/>
-      </w:pPr>
-      <w:r>
-        <w:t xml:space="preserve">The first assumption is that the scale-down model represents the commercial column. The</w:t>
-      </w:r>
-      <w:r>
-        <w:t xml:space="preserve"> </w:t>
-      </w:r>
-      <w:r>
-        <w:t xml:space="preserve">qualification described above tests that assumption at the set-point condition only.</w:t>
-      </w:r>
-      <w:r>
-        <w:t xml:space="preserve"> </w:t>
-      </w:r>
-      <w:r>
-        <w:t xml:space="preserve">Operating regions defined at scale-down are not confirmed at scale at the edges of their</w:t>
-      </w:r>
-      <w:r>
-        <w:t xml:space="preserve"> </w:t>
-      </w:r>
-      <w:r>
-        <w:t xml:space="preserve">ranges, and the strategy for confirming performance at the receiving site is defined in</w:t>
-      </w:r>
-      <w:r>
-        <w:t xml:space="preserve"> </w:t>
-      </w:r>
-      <w:r>
-        <w:t xml:space="preserve">PTP-001.</w:t>
-      </w:r>
-    </w:p>
-    <w:p>
-      <w:pPr>
-        <w:pStyle w:val="BodyText"/>
-      </w:pPr>
-      <w:r>
-        <w:t xml:space="preserve">The second assumption is that a single pooled feed represents the material the step will</w:t>
-      </w:r>
-      <w:r>
-        <w:t xml:space="preserve"> </w:t>
-      </w:r>
-      <w:r>
-        <w:t xml:space="preserve">receive. Aggregate and host cell protein in the feed vary with upstream operation. The study</w:t>
-      </w:r>
-      <w:r>
-        <w:t xml:space="preserve"> </w:t>
-      </w:r>
-      <w:r>
-        <w:t xml:space="preserve">addresses that variation in two ways, in that the load level of both attributes is measured</w:t>
-      </w:r>
-      <w:r>
-        <w:t xml:space="preserve"> </w:t>
-      </w:r>
-      <w:r>
-        <w:t xml:space="preserve">for every run, and the worst-case challenge tests the step at an aggregate burden above</w:t>
-      </w:r>
-      <w:r>
-        <w:t xml:space="preserve"> </w:t>
-      </w:r>
-      <w:r>
-        <w:t xml:space="preserve">nominal. Variation in feed host cell protein is not challenged here, and the range the</w:t>
-      </w:r>
-      <w:r>
-        <w:t xml:space="preserve"> </w:t>
-      </w:r>
-      <w:r>
-        <w:t xml:space="preserve">capture step delivers is reported in PCR-005.</w:t>
-      </w:r>
-    </w:p>
-    <w:p>
-      <w:pPr>
-        <w:pStyle w:val="BodyText"/>
-      </w:pPr>
-      <w:r>
-        <w:t xml:space="preserve">The third assumption is that charge variants and glycosylation variants are unaffected by the</w:t>
-      </w:r>
-      <w:r>
-        <w:t xml:space="preserve"> </w:t>
-      </w:r>
-      <w:r>
-        <w:t xml:space="preserve">step. This rests on the platform experience and the mechanism described above, and it is not</w:t>
-      </w:r>
-      <w:r>
-        <w:t xml:space="preserve"> </w:t>
-      </w:r>
-      <w:r>
-        <w:t xml:space="preserve">tested in this study.</w:t>
-      </w:r>
-    </w:p>
-    <w:p>
-      <w:pPr>
-        <w:pStyle w:val="BodyText"/>
-      </w:pPr>
-      <w:r>
-        <w:t xml:space="preserve">Two risks could delay the study or weaken its conclusions. Insufficient inactivated pool would</w:t>
-      </w:r>
-      <w:r>
-        <w:t xml:space="preserve"> </w:t>
-      </w:r>
-      <w:r>
-        <w:t xml:space="preserve">force execution onto more than one feed lot, which would add a blocking factor to both designs</w:t>
-      </w:r>
-      <w:r>
-        <w:t xml:space="preserve"> </w:t>
-      </w:r>
-      <w:r>
-        <w:t xml:space="preserve">and reduce the precision of the estimated effects. Assay variability at the low end of the</w:t>
-      </w:r>
-      <w:r>
-        <w:t xml:space="preserve"> </w:t>
-      </w:r>
-      <w:r>
-        <w:t xml:space="preserve">host cell protein range could widen the confidence intervals enough that a small effect cannot</w:t>
-      </w:r>
-      <w:r>
-        <w:t xml:space="preserve"> </w:t>
-      </w:r>
-      <w:r>
-        <w:t xml:space="preserve">be resolved, in which case PCR-007 will report the size of the effect the study was able to</w:t>
-      </w:r>
-      <w:r>
-        <w:t xml:space="preserve"> </w:t>
-      </w:r>
-      <w:r>
-        <w:t xml:space="preserve">detect.</w:t>
-      </w:r>
-    </w:p>
-    <w:bookmarkEnd w:id="45"/>
-    <w:bookmarkStart w:id="46" w:name="approvals-1"/>
-    <w:p>
-      <w:pPr>
-        <w:pStyle w:val="Heading1"/>
-      </w:pPr>
-      <w:r>
-        <w:t xml:space="preserve">13. Approvals</w:t>
-      </w:r>
-    </w:p>
-    <w:p>
-      <w:pPr>
-        <w:pStyle w:val="FirstParagraph"/>
-      </w:pPr>
-      <w:r>
-        <w:t xml:space="preserve">This plan takes effect when the approval record in</w:t>
-      </w:r>
-      <w:r>
-        <w:t xml:space="preserve"> </w:t>
-      </w:r>
-      <w:hyperlink w:anchor="tbl-appr">
+      <w:hyperlink w:anchor="sec-sdm">
         <w:r>
           <w:rPr>
             <w:rStyle w:val="Hyperlink"/>
           </w:rPr>
-          <w:t xml:space="preserve">Table 1</w:t>
+          <w:t xml:space="preserve">Section 5.1</w:t>
         </w:r>
       </w:hyperlink>
       <w:r>
         <w:t xml:space="preserve"> </w:t>
       </w:r>
       <w:r>
-        <w:t xml:space="preserve">is complete, and execution may</w:t>
+        <w:t xml:space="preserve">and its acceptance criterion in</w:t>
       </w:r>
       <w:r>
         <w:t xml:space="preserve"> </w:t>
       </w:r>
-      <w:r>
-        <w:t xml:space="preserve">not begin before then. Any change to the design, to the ranges or to the acceptance criteria</w:t>
-      </w:r>
-      <w:r>
-        <w:t xml:space="preserve"> </w:t>
-      </w:r>
-      <w:r>
-        <w:t xml:space="preserve">after approval requires a revision of this plan. Any departure during execution will be</w:t>
-      </w:r>
-      <w:r>
-        <w:t xml:space="preserve"> </w:t>
-      </w:r>
-      <w:r>
-        <w:t xml:space="preserve">recorded at the time and assessed in PCR-007.</w:t>
-      </w:r>
-    </w:p>
-    <w:bookmarkEnd w:id="46"/>
-    <w:bookmarkStart w:id="51" w:name="appendices-ab-planned-design-matrices"/>
-    <w:p>
-      <w:pPr>
-        <w:pStyle w:val="Heading1"/>
-      </w:pPr>
-      <w:r>
-        <w:t xml:space="preserve">14. Appendices A–B — Planned design matrices</w:t>
-      </w:r>
-    </w:p>
-    <w:p>
-      <w:pPr>
-        <w:pStyle w:val="FirstParagraph"/>
-      </w:pPr>
-      <w:r>
-        <w:t xml:space="preserve">The two planned design matrices are given below in coded form, and the natural-unit setting</w:t>
-      </w:r>
-      <w:r>
-        <w:t xml:space="preserve"> </w:t>
-      </w:r>
-      <w:r>
-        <w:t xml:space="preserve">for each coded level follows from the characterization ranges in</w:t>
-      </w:r>
-      <w:r>
-        <w:t xml:space="preserve"> </w:t>
-      </w:r>
-      <w:hyperlink w:anchor="tbl-params">
+      <w:hyperlink w:anchor="sec-acceptance">
         <w:r>
           <w:rPr>
             <w:rStyle w:val="Hyperlink"/>
           </w:rPr>
-          <w:t xml:space="preserve">Table 7</w:t>
+          <w:t xml:space="preserve">Section 7</w:t>
         </w:r>
       </w:hyperlink>
       <w:r>
-        <w:t xml:space="preserve">. No response</w:t>
+        <w:t xml:space="preserve">. The residual risk is that a difference too small to detect in triplicate qualification runs grows at an edge of the knowledge space. Design space edges are not confirmed at commercial scale by this study.</w:t>
+      </w:r>
+    </w:p>
+    <w:p>
+      <w:pPr>
+        <w:pStyle w:val="BodyText"/>
+      </w:pPr>
+      <w:r>
+        <w:t xml:space="preserve">Feed representativeness. The load is an intermediate of the same process, so its aggregate and HCP content depend on how the upstream steps were run. A feed that is not representative displaces the intercept of every fitted model, and the model then describes material the commercial process will not produce. The control is characterization of each feed lot before use, and the use of one lot for all runs of a design wherever the material allows it. PCR-007 will state which lots were used.</w:t>
+      </w:r>
+    </w:p>
+    <w:p>
+      <w:pPr>
+        <w:pStyle w:val="BodyText"/>
+      </w:pPr>
+      <w:r>
+        <w:t xml:space="preserve">Assay variability. About 40 % of the variance of a pool HCP result comes from the method (</w:t>
+      </w:r>
+      <w:hyperlink w:anchor="tbl-methperf">
+        <w:r>
+          <w:rPr>
+            <w:rStyle w:val="Hyperlink"/>
+          </w:rPr>
+          <w:t xml:space="preserve">Table 6</w:t>
+        </w:r>
+      </w:hyperlink>
+      <w:r>
+        <w:t xml:space="preserve">). The control is the replicated centre point, which separates that variance from lack of fit, and the interpretation rule in</w:t>
       </w:r>
       <w:r>
         <w:t xml:space="preserve"> </w:t>
       </w:r>
-      <w:r>
-        <w:t xml:space="preserve">data appear in either matrix, because none exist at the time of approval.</w:t>
-      </w:r>
-    </w:p>
-    <w:bookmarkStart w:id="48" w:name="X7149527b81b82ac7e9fc876cc411d0dd5d45eb6"/>
+      <w:hyperlink w:anchor="sec-analytics">
+        <w:r>
+          <w:rPr>
+            <w:rStyle w:val="Hyperlink"/>
+          </w:rPr>
+          <w:t xml:space="preserve">Section 5.3</w:t>
+        </w:r>
+      </w:hyperlink>
+      <w:r>
+        <w:t xml:space="preserve">, which attributes near-limit differences in HCP to the assay unless the design shows otherwise.</w:t>
+      </w:r>
+    </w:p>
+    <w:p>
+      <w:pPr>
+        <w:pStyle w:val="BodyText"/>
+      </w:pPr>
+      <w:r>
+        <w:t xml:space="preserve">Material and schedule. Resin, buffers and feed have to be available for the runs of a design to be executed close together. The control is that runs within a design are randomized and executed in one campaign wherever possible, so that a break in the campaign is not confounded with a factor setting.</w:t>
+      </w:r>
+    </w:p>
+    <w:p>
+      <w:pPr>
+        <w:pStyle w:val="BodyText"/>
+      </w:pPr>
+      <w:r>
+        <w:t xml:space="preserve">The plan makes three assumptions and states them here so that they can be challenged. The step does not modify the charge variant or glycan attributes, which are not measured in this study. The resin is within its validated cycle life, and cycle number is held constant and is not a factor of the design. The step makes no viral clearance claim, so no small scale spiking study is run here.</w:t>
+      </w:r>
+    </w:p>
+    <w:bookmarkEnd w:id="44"/>
+    <w:bookmarkStart w:id="45" w:name="sec-approvals"/>
+    <w:p>
+      <w:pPr>
+        <w:pStyle w:val="Heading1"/>
+      </w:pPr>
+      <w:r>
+        <w:t xml:space="preserve">13. Approvals</w:t>
+      </w:r>
+    </w:p>
+    <w:p>
+      <w:pPr>
+        <w:pStyle w:val="FirstParagraph"/>
+      </w:pPr>
+      <w:r>
+        <w:t xml:space="preserve">This plan takes effect when it has been approved by the functions listed in the approval record in the front matter, and that record is the authority for executing the study. An amendment to a design, to a range or to an acceptance criterion after approval is documented, justified against the risk basis in</w:t>
+      </w:r>
+      <w:r>
+        <w:t xml:space="preserve"> </w:t>
+      </w:r>
+      <w:hyperlink w:anchor="sec-risk">
+        <w:r>
+          <w:rPr>
+            <w:rStyle w:val="Hyperlink"/>
+          </w:rPr>
+          <w:t xml:space="preserve">Section 4.3</w:t>
+        </w:r>
+      </w:hyperlink>
+      <w:r>
+        <w:t xml:space="preserve"> </w:t>
+      </w:r>
+      <w:r>
+        <w:t xml:space="preserve">and approved in the same way, before the affected runs are executed.</w:t>
+      </w:r>
+    </w:p>
+    <w:bookmarkEnd w:id="45"/>
+    <w:bookmarkStart w:id="50" w:name="sec-appendices"/>
+    <w:p>
+      <w:pPr>
+        <w:pStyle w:val="Heading1"/>
+      </w:pPr>
+      <w:r>
+        <w:t xml:space="preserve">14. Appendices</w:t>
+      </w:r>
+    </w:p>
+    <w:p>
+      <w:pPr>
+        <w:pStyle w:val="FirstParagraph"/>
+      </w:pPr>
+      <w:r>
+        <w:t xml:space="preserve">The planned design matrices are given below. No table in this plan carries a result, because no run has been executed at the time of approval.</w:t>
+      </w:r>
+    </w:p>
+    <w:bookmarkStart w:id="47" w:name="sec-appa"/>
     <w:p>
       <w:pPr>
         <w:pStyle w:val="Heading2"/>
       </w:pPr>
       <w:r>
         <w:t xml:space="preserve">14.1 Appendix A — Planned screening design matrix</w:t>
+      </w:r>
+    </w:p>
+    <w:p>
+      <w:pPr>
+        <w:pStyle w:val="FirstParagraph"/>
+      </w:pPr>
+      <w:r>
+        <w:t xml:space="preserve">The coded settings of the 19 screening runs are given in</w:t>
+      </w:r>
+      <w:r>
+        <w:t xml:space="preserve"> </w:t>
+      </w:r>
+      <w:hyperlink w:anchor="tbl-appa-coded">
+        <w:r>
+          <w:rPr>
+            <w:rStyle w:val="Hyperlink"/>
+          </w:rPr>
+          <w:t xml:space="preserve">Table 11</w:t>
+        </w:r>
+      </w:hyperlink>
+      <w:r>
+        <w:t xml:space="preserve">. Coded -1 and +1 are the edges of the characterization range of a factor and 0 is its set-point, and the letters are those of</w:t>
+      </w:r>
+      <w:r>
+        <w:t xml:space="preserve"> </w:t>
+      </w:r>
+      <w:hyperlink w:anchor="tbl-legend">
+        <w:r>
+          <w:rPr>
+            <w:rStyle w:val="Hyperlink"/>
+          </w:rPr>
+          <w:t xml:space="preserve">Table 8</w:t>
+        </w:r>
+      </w:hyperlink>
+      <w:r>
+        <w:t xml:space="preserve">.</w:t>
       </w:r>
     </w:p>
     <w:tbl>
@@ -6903,7 +6246,7 @@
       <w:tr>
         <w:tc>
           <w:tcPr/>
-          <w:bookmarkStart w:id="47" w:name="tbl-appa"/>
+          <w:bookmarkStart w:id="46" w:name="tbl-appa-coded"/>
           <w:p>
             <w:pPr>
               <w:jc w:val="center"/>
@@ -6914,21 +6257,7 @@
               <w:pStyle w:val="ImageCaption"/>
             </w:pPr>
             <w:r>
-              <w:t xml:space="preserve">Table 11: Planned screening design matrix, coded (factors A to D per</w:t>
-            </w:r>
-            <w:r>
-              <w:t xml:space="preserve"> </w:t>
-            </w:r>
-            <w:hyperlink w:anchor="tbl-legend">
-              <w:r>
-                <w:rPr>
-                  <w:rStyle w:val="Hyperlink"/>
-                </w:rPr>
-                <w:t xml:space="preserve">Table 8</w:t>
-              </w:r>
-            </w:hyperlink>
-            <w:r>
-              <w:t xml:space="preserve">).</w:t>
+              <w:t xml:space="preserve">Table 11: Planned screening design matrix, coded settings.</w:t>
             </w:r>
           </w:p>
           <w:tbl>
@@ -8549,19 +7878,80 @@
               </w:tc>
             </w:tr>
           </w:tbl>
-          <w:bookmarkEnd w:id="47"/>
+          <w:bookmarkEnd w:id="46"/>
           <w:p/>
         </w:tc>
       </w:tr>
     </w:tbl>
-    <w:bookmarkEnd w:id="48"/>
-    <w:bookmarkStart w:id="50" w:name="Xd035249cb2928fc67e6106bc8a61a8b12039d8a"/>
+    <w:p>
+      <w:pPr>
+        <w:pStyle w:val="BodyText"/>
+      </w:pPr>
+      <w:r>
+        <w:t xml:space="preserve">The natural setting of each run follows from</w:t>
+      </w:r>
+      <w:r>
+        <w:t xml:space="preserve"> </w:t>
+      </w:r>
+      <w:hyperlink w:anchor="tbl-params">
+        <w:r>
+          <w:rPr>
+            <w:rStyle w:val="Hyperlink"/>
+          </w:rPr>
+          <w:t xml:space="preserve">Table 7</w:t>
+        </w:r>
+      </w:hyperlink>
+      <w:r>
+        <w:t xml:space="preserve"> </w:t>
+      </w:r>
+      <w:r>
+        <w:t xml:space="preserve">and</w:t>
+      </w:r>
+      <w:r>
+        <w:t xml:space="preserve"> </w:t>
+      </w:r>
+      <w:hyperlink w:anchor="tbl-legend">
+        <w:r>
+          <w:rPr>
+            <w:rStyle w:val="Hyperlink"/>
+          </w:rPr>
+          <w:t xml:space="preserve">Table 8</w:t>
+        </w:r>
+      </w:hyperlink>
+      <w:r>
+        <w:t xml:space="preserve">, and the run sheets issued for execution carry it in natural units.</w:t>
+      </w:r>
+    </w:p>
+    <w:bookmarkEnd w:id="47"/>
+    <w:bookmarkStart w:id="49" w:name="sec-appb"/>
     <w:p>
       <w:pPr>
         <w:pStyle w:val="Heading2"/>
       </w:pPr>
       <w:r>
         <w:t xml:space="preserve">14.2 Appendix B — Planned response-surface design matrix</w:t>
+      </w:r>
+    </w:p>
+    <w:p>
+      <w:pPr>
+        <w:pStyle w:val="FirstParagraph"/>
+      </w:pPr>
+      <w:r>
+        <w:t xml:space="preserve">The coded settings of the 28 response surface runs are given in</w:t>
+      </w:r>
+      <w:r>
+        <w:t xml:space="preserve"> </w:t>
+      </w:r>
+      <w:hyperlink w:anchor="tbl-appb-coded">
+        <w:r>
+          <w:rPr>
+            <w:rStyle w:val="Hyperlink"/>
+          </w:rPr>
+          <w:t xml:space="preserve">Table 12</w:t>
+        </w:r>
+      </w:hyperlink>
+      <w:r>
+        <w:t xml:space="preserve">. The axial runs are the rows with one factor at an edge and the others at 0.</w:t>
       </w:r>
     </w:p>
     <w:tbl>
@@ -8577,7 +7967,7 @@
       <w:tr>
         <w:tc>
           <w:tcPr/>
-          <w:bookmarkStart w:id="49" w:name="tbl-appb"/>
+          <w:bookmarkStart w:id="48" w:name="tbl-appb-coded"/>
           <w:p>
             <w:pPr>
               <w:jc w:val="center"/>
@@ -8588,21 +7978,7 @@
               <w:pStyle w:val="ImageCaption"/>
             </w:pPr>
             <w:r>
-              <w:t xml:space="preserve">Table 12: Planned response-surface design matrix, coded (factors A to D per</w:t>
-            </w:r>
-            <w:r>
-              <w:t xml:space="preserve"> </w:t>
-            </w:r>
-            <w:hyperlink w:anchor="tbl-legend">
-              <w:r>
-                <w:rPr>
-                  <w:rStyle w:val="Hyperlink"/>
-                </w:rPr>
-                <w:t xml:space="preserve">Table 8</w:t>
-              </w:r>
-            </w:hyperlink>
-            <w:r>
-              <w:t xml:space="preserve">).</w:t>
+              <w:t xml:space="preserve">Table 12: Planned response-surface design matrix, coded settings.</w:t>
             </w:r>
           </w:p>
           <w:tbl>
@@ -10943,13 +10319,13 @@
               </w:tc>
             </w:tr>
           </w:tbl>
-          <w:bookmarkEnd w:id="49"/>
+          <w:bookmarkEnd w:id="48"/>
           <w:p/>
         </w:tc>
       </w:tr>
     </w:tbl>
+    <w:bookmarkEnd w:id="49"/>
     <w:bookmarkEnd w:id="50"/>
-    <w:bookmarkEnd w:id="51"/>
     <w:bookmarkStart w:id="58" w:name="references"/>
     <w:p>
       <w:pPr>
@@ -10960,7 +10336,7 @@
       </w:r>
     </w:p>
     <w:bookmarkStart w:id="57" w:name="refs"/>
-    <w:bookmarkStart w:id="52" w:name="ref-amab2009"/>
+    <w:bookmarkStart w:id="51" w:name="ref-amab2009"/>
     <w:p>
       <w:pPr>
         <w:pStyle w:val="Bibliography"/>
@@ -10982,8 +10358,8 @@
         <w:t xml:space="preserve">. CASSS.</w:t>
       </w:r>
     </w:p>
-    <w:bookmarkEnd w:id="52"/>
-    <w:bookmarkStart w:id="53" w:name="ref-ichq8"/>
+    <w:bookmarkEnd w:id="51"/>
+    <w:bookmarkStart w:id="52" w:name="ref-ichq8"/>
     <w:p>
       <w:pPr>
         <w:pStyle w:val="Bibliography"/>
@@ -11005,8 +10381,8 @@
         <w:t xml:space="preserve">. ICH.</w:t>
       </w:r>
     </w:p>
-    <w:bookmarkEnd w:id="53"/>
-    <w:bookmarkStart w:id="54" w:name="ref-ichq11"/>
+    <w:bookmarkEnd w:id="52"/>
+    <w:bookmarkStart w:id="53" w:name="ref-ichq11"/>
     <w:p>
       <w:pPr>
         <w:pStyle w:val="Bibliography"/>
@@ -11028,6 +10404,29 @@
         <w:t xml:space="preserve">. ICH.</w:t>
       </w:r>
     </w:p>
+    <w:bookmarkEnd w:id="53"/>
+    <w:bookmarkStart w:id="54" w:name="ref-ichq5a"/>
+    <w:p>
+      <w:pPr>
+        <w:pStyle w:val="Bibliography"/>
+      </w:pPr>
+      <w:r>
+        <w:t xml:space="preserve">International Council for Harmonisation. 2023a.</w:t>
+      </w:r>
+      <w:r>
+        <w:t xml:space="preserve"> </w:t>
+      </w:r>
+      <w:r>
+        <w:rPr>
+          <w:i/>
+          <w:iCs/>
+        </w:rPr>
+        <w:t xml:space="preserve">ICH Q5A(R2): Viral Safety Evaluation of Biotechnology Products Derived from Cell Lines of Human or Animal Origin</w:t>
+      </w:r>
+      <w:r>
+        <w:t xml:space="preserve">. ICH.</w:t>
+      </w:r>
+    </w:p>
     <w:bookmarkEnd w:id="54"/>
     <w:bookmarkStart w:id="55" w:name="ref-ichq9"/>
     <w:p>
@@ -11035,7 +10434,7 @@
         <w:pStyle w:val="Bibliography"/>
       </w:pPr>
       <w:r>
-        <w:t xml:space="preserve">International Council for Harmonisation. 2023.</w:t>
+        <w:t xml:space="preserve">International Council for Harmonisation. 2023b.</w:t>
       </w:r>
       <w:r>
         <w:t xml:space="preserve"> </w:t>
@@ -11187,91 +10586,6 @@
       </w:pPr>
     </w:lvl>
   </w:abstractNum>
-  <w:abstractNum w:abstractNumId="99411">
-    <w:nsid w:val="00A99411"/>
-    <w:multiLevelType w:val="multilevel"/>
-    <w:lvl w:ilvl="0">
-      <w:start w:val="1"/>
-      <w:numFmt w:val="decimal"/>
-      <w:lvlText w:val="%1."/>
-      <w:lvlJc w:val="left"/>
-      <w:pPr>
-        <w:ind w:left="720" w:hanging="360"/>
-      </w:pPr>
-    </w:lvl>
-    <w:lvl w:ilvl="1">
-      <w:start w:val="1"/>
-      <w:numFmt w:val="decimal"/>
-      <w:lvlText w:val="%2."/>
-      <w:lvlJc w:val="left"/>
-      <w:pPr>
-        <w:ind w:left="1440" w:hanging="360"/>
-      </w:pPr>
-    </w:lvl>
-    <w:lvl w:ilvl="2">
-      <w:start w:val="1"/>
-      <w:numFmt w:val="decimal"/>
-      <w:lvlText w:val="%3."/>
-      <w:lvlJc w:val="left"/>
-      <w:pPr>
-        <w:ind w:left="2160" w:hanging="360"/>
-      </w:pPr>
-    </w:lvl>
-    <w:lvl w:ilvl="3">
-      <w:start w:val="1"/>
-      <w:numFmt w:val="decimal"/>
-      <w:lvlText w:val="%4."/>
-      <w:lvlJc w:val="left"/>
-      <w:pPr>
-        <w:ind w:left="2880" w:hanging="360"/>
-      </w:pPr>
-    </w:lvl>
-    <w:lvl w:ilvl="4">
-      <w:start w:val="1"/>
-      <w:numFmt w:val="decimal"/>
-      <w:lvlText w:val="%5."/>
-      <w:lvlJc w:val="left"/>
-      <w:pPr>
-        <w:ind w:left="3600" w:hanging="360"/>
-      </w:pPr>
-    </w:lvl>
-    <w:lvl w:ilvl="5">
-      <w:start w:val="1"/>
-      <w:numFmt w:val="decimal"/>
-      <w:lvlText w:val="%6."/>
-      <w:lvlJc w:val="left"/>
-      <w:pPr>
-        <w:ind w:left="4320" w:hanging="360"/>
-      </w:pPr>
-    </w:lvl>
-    <w:lvl w:ilvl="6">
-      <w:start w:val="1"/>
-      <w:numFmt w:val="decimal"/>
-      <w:lvlText w:val="%7."/>
-      <w:lvlJc w:val="left"/>
-      <w:pPr>
-        <w:ind w:left="5040" w:hanging="360"/>
-      </w:pPr>
-    </w:lvl>
-    <w:lvl w:ilvl="7">
-      <w:start w:val="1"/>
-      <w:numFmt w:val="decimal"/>
-      <w:lvlText w:val="%8."/>
-      <w:lvlJc w:val="left"/>
-      <w:pPr>
-        <w:ind w:left="5760" w:hanging="360"/>
-      </w:pPr>
-    </w:lvl>
-    <w:lvl w:ilvl="8">
-      <w:start w:val="1"/>
-      <w:numFmt w:val="decimal"/>
-      <w:lvlText w:val="%9."/>
-      <w:lvlJc w:val="left"/>
-      <w:pPr>
-        <w:ind w:left="6480" w:hanging="360"/>
-      </w:pPr>
-    </w:lvl>
-  </w:abstractNum>
   <w:abstractNum w:abstractNumId="991">
     <w:nsid w:val="0000A991"/>
     <w:multiLevelType w:val="multilevel"/>
@@ -11375,11 +10689,442 @@
       </w:rPr>
     </w:lvl>
   </w:abstractNum>
+  <w:abstractNum w:abstractNumId="99531">
+    <w:nsid w:val="00A99531"/>
+    <w:multiLevelType w:val="multilevel"/>
+    <w:lvl w:ilvl="0">
+      <w:start w:val="1"/>
+      <w:numFmt w:val="lowerRoman"/>
+      <w:lvlText w:val="(%1)"/>
+      <w:lvlJc w:val="left"/>
+      <w:pPr>
+        <w:ind w:left="720" w:hanging="360"/>
+      </w:pPr>
+    </w:lvl>
+    <w:lvl w:ilvl="1">
+      <w:start w:val="1"/>
+      <w:numFmt w:val="lowerRoman"/>
+      <w:lvlText w:val="(%2)"/>
+      <w:lvlJc w:val="left"/>
+      <w:pPr>
+        <w:ind w:left="1440" w:hanging="360"/>
+      </w:pPr>
+    </w:lvl>
+    <w:lvl w:ilvl="2">
+      <w:start w:val="1"/>
+      <w:numFmt w:val="lowerRoman"/>
+      <w:lvlText w:val="(%3)"/>
+      <w:lvlJc w:val="left"/>
+      <w:pPr>
+        <w:ind w:left="2160" w:hanging="360"/>
+      </w:pPr>
+    </w:lvl>
+    <w:lvl w:ilvl="3">
+      <w:start w:val="1"/>
+      <w:numFmt w:val="lowerRoman"/>
+      <w:lvlText w:val="(%4)"/>
+      <w:lvlJc w:val="left"/>
+      <w:pPr>
+        <w:ind w:left="2880" w:hanging="360"/>
+      </w:pPr>
+    </w:lvl>
+    <w:lvl w:ilvl="4">
+      <w:start w:val="1"/>
+      <w:numFmt w:val="lowerRoman"/>
+      <w:lvlText w:val="(%5)"/>
+      <w:lvlJc w:val="left"/>
+      <w:pPr>
+        <w:ind w:left="3600" w:hanging="360"/>
+      </w:pPr>
+    </w:lvl>
+    <w:lvl w:ilvl="5">
+      <w:start w:val="1"/>
+      <w:numFmt w:val="lowerRoman"/>
+      <w:lvlText w:val="(%6)"/>
+      <w:lvlJc w:val="left"/>
+      <w:pPr>
+        <w:ind w:left="4320" w:hanging="360"/>
+      </w:pPr>
+    </w:lvl>
+    <w:lvl w:ilvl="6">
+      <w:start w:val="1"/>
+      <w:numFmt w:val="lowerRoman"/>
+      <w:lvlText w:val="(%7)"/>
+      <w:lvlJc w:val="left"/>
+      <w:pPr>
+        <w:ind w:left="5040" w:hanging="360"/>
+      </w:pPr>
+    </w:lvl>
+    <w:lvl w:ilvl="7">
+      <w:start w:val="1"/>
+      <w:numFmt w:val="lowerRoman"/>
+      <w:lvlText w:val="(%8)"/>
+      <w:lvlJc w:val="left"/>
+      <w:pPr>
+        <w:ind w:left="5760" w:hanging="360"/>
+      </w:pPr>
+    </w:lvl>
+    <w:lvl w:ilvl="8">
+      <w:start w:val="1"/>
+      <w:numFmt w:val="lowerRoman"/>
+      <w:lvlText w:val="(%9)"/>
+      <w:lvlJc w:val="left"/>
+      <w:pPr>
+        <w:ind w:left="6480" w:hanging="360"/>
+      </w:pPr>
+    </w:lvl>
+  </w:abstractNum>
+  <w:abstractNum w:abstractNumId="99532">
+    <w:nsid w:val="00A99532"/>
+    <w:multiLevelType w:val="multilevel"/>
+    <w:lvl w:ilvl="0">
+      <w:start w:val="2"/>
+      <w:numFmt w:val="lowerRoman"/>
+      <w:lvlText w:val="(%1)"/>
+      <w:lvlJc w:val="left"/>
+      <w:pPr>
+        <w:ind w:left="720" w:hanging="360"/>
+      </w:pPr>
+    </w:lvl>
+    <w:lvl w:ilvl="1">
+      <w:start w:val="2"/>
+      <w:numFmt w:val="lowerRoman"/>
+      <w:lvlText w:val="(%2)"/>
+      <w:lvlJc w:val="left"/>
+      <w:pPr>
+        <w:ind w:left="1440" w:hanging="360"/>
+      </w:pPr>
+    </w:lvl>
+    <w:lvl w:ilvl="2">
+      <w:start w:val="2"/>
+      <w:numFmt w:val="lowerRoman"/>
+      <w:lvlText w:val="(%3)"/>
+      <w:lvlJc w:val="left"/>
+      <w:pPr>
+        <w:ind w:left="2160" w:hanging="360"/>
+      </w:pPr>
+    </w:lvl>
+    <w:lvl w:ilvl="3">
+      <w:start w:val="2"/>
+      <w:numFmt w:val="lowerRoman"/>
+      <w:lvlText w:val="(%4)"/>
+      <w:lvlJc w:val="left"/>
+      <w:pPr>
+        <w:ind w:left="2880" w:hanging="360"/>
+      </w:pPr>
+    </w:lvl>
+    <w:lvl w:ilvl="4">
+      <w:start w:val="2"/>
+      <w:numFmt w:val="lowerRoman"/>
+      <w:lvlText w:val="(%5)"/>
+      <w:lvlJc w:val="left"/>
+      <w:pPr>
+        <w:ind w:left="3600" w:hanging="360"/>
+      </w:pPr>
+    </w:lvl>
+    <w:lvl w:ilvl="5">
+      <w:start w:val="2"/>
+      <w:numFmt w:val="lowerRoman"/>
+      <w:lvlText w:val="(%6)"/>
+      <w:lvlJc w:val="left"/>
+      <w:pPr>
+        <w:ind w:left="4320" w:hanging="360"/>
+      </w:pPr>
+    </w:lvl>
+    <w:lvl w:ilvl="6">
+      <w:start w:val="2"/>
+      <w:numFmt w:val="lowerRoman"/>
+      <w:lvlText w:val="(%7)"/>
+      <w:lvlJc w:val="left"/>
+      <w:pPr>
+        <w:ind w:left="5040" w:hanging="360"/>
+      </w:pPr>
+    </w:lvl>
+    <w:lvl w:ilvl="7">
+      <w:start w:val="2"/>
+      <w:numFmt w:val="lowerRoman"/>
+      <w:lvlText w:val="(%8)"/>
+      <w:lvlJc w:val="left"/>
+      <w:pPr>
+        <w:ind w:left="5760" w:hanging="360"/>
+      </w:pPr>
+    </w:lvl>
+    <w:lvl w:ilvl="8">
+      <w:start w:val="2"/>
+      <w:numFmt w:val="lowerRoman"/>
+      <w:lvlText w:val="(%9)"/>
+      <w:lvlJc w:val="left"/>
+      <w:pPr>
+        <w:ind w:left="6480" w:hanging="360"/>
+      </w:pPr>
+    </w:lvl>
+  </w:abstractNum>
+  <w:abstractNum w:abstractNumId="99533">
+    <w:nsid w:val="00A99533"/>
+    <w:multiLevelType w:val="multilevel"/>
+    <w:lvl w:ilvl="0">
+      <w:start w:val="3"/>
+      <w:numFmt w:val="lowerRoman"/>
+      <w:lvlText w:val="(%1)"/>
+      <w:lvlJc w:val="left"/>
+      <w:pPr>
+        <w:ind w:left="720" w:hanging="360"/>
+      </w:pPr>
+    </w:lvl>
+    <w:lvl w:ilvl="1">
+      <w:start w:val="3"/>
+      <w:numFmt w:val="lowerRoman"/>
+      <w:lvlText w:val="(%2)"/>
+      <w:lvlJc w:val="left"/>
+      <w:pPr>
+        <w:ind w:left="1440" w:hanging="360"/>
+      </w:pPr>
+    </w:lvl>
+    <w:lvl w:ilvl="2">
+      <w:start w:val="3"/>
+      <w:numFmt w:val="lowerRoman"/>
+      <w:lvlText w:val="(%3)"/>
+      <w:lvlJc w:val="left"/>
+      <w:pPr>
+        <w:ind w:left="2160" w:hanging="360"/>
+      </w:pPr>
+    </w:lvl>
+    <w:lvl w:ilvl="3">
+      <w:start w:val="3"/>
+      <w:numFmt w:val="lowerRoman"/>
+      <w:lvlText w:val="(%4)"/>
+      <w:lvlJc w:val="left"/>
+      <w:pPr>
+        <w:ind w:left="2880" w:hanging="360"/>
+      </w:pPr>
+    </w:lvl>
+    <w:lvl w:ilvl="4">
+      <w:start w:val="3"/>
+      <w:numFmt w:val="lowerRoman"/>
+      <w:lvlText w:val="(%5)"/>
+      <w:lvlJc w:val="left"/>
+      <w:pPr>
+        <w:ind w:left="3600" w:hanging="360"/>
+      </w:pPr>
+    </w:lvl>
+    <w:lvl w:ilvl="5">
+      <w:start w:val="3"/>
+      <w:numFmt w:val="lowerRoman"/>
+      <w:lvlText w:val="(%6)"/>
+      <w:lvlJc w:val="left"/>
+      <w:pPr>
+        <w:ind w:left="4320" w:hanging="360"/>
+      </w:pPr>
+    </w:lvl>
+    <w:lvl w:ilvl="6">
+      <w:start w:val="3"/>
+      <w:numFmt w:val="lowerRoman"/>
+      <w:lvlText w:val="(%7)"/>
+      <w:lvlJc w:val="left"/>
+      <w:pPr>
+        <w:ind w:left="5040" w:hanging="360"/>
+      </w:pPr>
+    </w:lvl>
+    <w:lvl w:ilvl="7">
+      <w:start w:val="3"/>
+      <w:numFmt w:val="lowerRoman"/>
+      <w:lvlText w:val="(%8)"/>
+      <w:lvlJc w:val="left"/>
+      <w:pPr>
+        <w:ind w:left="5760" w:hanging="360"/>
+      </w:pPr>
+    </w:lvl>
+    <w:lvl w:ilvl="8">
+      <w:start w:val="3"/>
+      <w:numFmt w:val="lowerRoman"/>
+      <w:lvlText w:val="(%9)"/>
+      <w:lvlJc w:val="left"/>
+      <w:pPr>
+        <w:ind w:left="6480" w:hanging="360"/>
+      </w:pPr>
+    </w:lvl>
+  </w:abstractNum>
+  <w:abstractNum w:abstractNumId="99534">
+    <w:nsid w:val="00A99534"/>
+    <w:multiLevelType w:val="multilevel"/>
+    <w:lvl w:ilvl="0">
+      <w:start w:val="4"/>
+      <w:numFmt w:val="lowerRoman"/>
+      <w:lvlText w:val="(%1)"/>
+      <w:lvlJc w:val="left"/>
+      <w:pPr>
+        <w:ind w:left="720" w:hanging="360"/>
+      </w:pPr>
+    </w:lvl>
+    <w:lvl w:ilvl="1">
+      <w:start w:val="4"/>
+      <w:numFmt w:val="lowerRoman"/>
+      <w:lvlText w:val="(%2)"/>
+      <w:lvlJc w:val="left"/>
+      <w:pPr>
+        <w:ind w:left="1440" w:hanging="360"/>
+      </w:pPr>
+    </w:lvl>
+    <w:lvl w:ilvl="2">
+      <w:start w:val="4"/>
+      <w:numFmt w:val="lowerRoman"/>
+      <w:lvlText w:val="(%3)"/>
+      <w:lvlJc w:val="left"/>
+      <w:pPr>
+        <w:ind w:left="2160" w:hanging="360"/>
+      </w:pPr>
+    </w:lvl>
+    <w:lvl w:ilvl="3">
+      <w:start w:val="4"/>
+      <w:numFmt w:val="lowerRoman"/>
+      <w:lvlText w:val="(%4)"/>
+      <w:lvlJc w:val="left"/>
+      <w:pPr>
+        <w:ind w:left="2880" w:hanging="360"/>
+      </w:pPr>
+    </w:lvl>
+    <w:lvl w:ilvl="4">
+      <w:start w:val="4"/>
+      <w:numFmt w:val="lowerRoman"/>
+      <w:lvlText w:val="(%5)"/>
+      <w:lvlJc w:val="left"/>
+      <w:pPr>
+        <w:ind w:left="3600" w:hanging="360"/>
+      </w:pPr>
+    </w:lvl>
+    <w:lvl w:ilvl="5">
+      <w:start w:val="4"/>
+      <w:numFmt w:val="lowerRoman"/>
+      <w:lvlText w:val="(%6)"/>
+      <w:lvlJc w:val="left"/>
+      <w:pPr>
+        <w:ind w:left="4320" w:hanging="360"/>
+      </w:pPr>
+    </w:lvl>
+    <w:lvl w:ilvl="6">
+      <w:start w:val="4"/>
+      <w:numFmt w:val="lowerRoman"/>
+      <w:lvlText w:val="(%7)"/>
+      <w:lvlJc w:val="left"/>
+      <w:pPr>
+        <w:ind w:left="5040" w:hanging="360"/>
+      </w:pPr>
+    </w:lvl>
+    <w:lvl w:ilvl="7">
+      <w:start w:val="4"/>
+      <w:numFmt w:val="lowerRoman"/>
+      <w:lvlText w:val="(%8)"/>
+      <w:lvlJc w:val="left"/>
+      <w:pPr>
+        <w:ind w:left="5760" w:hanging="360"/>
+      </w:pPr>
+    </w:lvl>
+    <w:lvl w:ilvl="8">
+      <w:start w:val="4"/>
+      <w:numFmt w:val="lowerRoman"/>
+      <w:lvlText w:val="(%9)"/>
+      <w:lvlJc w:val="left"/>
+      <w:pPr>
+        <w:ind w:left="6480" w:hanging="360"/>
+      </w:pPr>
+    </w:lvl>
+  </w:abstractNum>
+  <w:abstractNum w:abstractNumId="997322">
+    <w:nsid w:val="0A997322"/>
+    <w:multiLevelType w:val="multilevel"/>
+    <w:lvl w:ilvl="0">
+      <w:start w:val="22"/>
+      <w:numFmt w:val="lowerLetter"/>
+      <w:lvlText w:val="(%1)"/>
+      <w:lvlJc w:val="left"/>
+      <w:pPr>
+        <w:ind w:left="720" w:hanging="360"/>
+      </w:pPr>
+    </w:lvl>
+    <w:lvl w:ilvl="1">
+      <w:start w:val="22"/>
+      <w:numFmt w:val="lowerLetter"/>
+      <w:lvlText w:val="(%2)"/>
+      <w:lvlJc w:val="left"/>
+      <w:pPr>
+        <w:ind w:left="1440" w:hanging="360"/>
+      </w:pPr>
+    </w:lvl>
+    <w:lvl w:ilvl="2">
+      <w:start w:val="22"/>
+      <w:numFmt w:val="lowerLetter"/>
+      <w:lvlText w:val="(%3)"/>
+      <w:lvlJc w:val="left"/>
+      <w:pPr>
+        <w:ind w:left="2160" w:hanging="360"/>
+      </w:pPr>
+    </w:lvl>
+    <w:lvl w:ilvl="3">
+      <w:start w:val="22"/>
+      <w:numFmt w:val="lowerLetter"/>
+      <w:lvlText w:val="(%4)"/>
+      <w:lvlJc w:val="left"/>
+      <w:pPr>
+        <w:ind w:left="2880" w:hanging="360"/>
+      </w:pPr>
+    </w:lvl>
+    <w:lvl w:ilvl="4">
+      <w:start w:val="22"/>
+      <w:numFmt w:val="lowerLetter"/>
+      <w:lvlText w:val="(%5)"/>
+      <w:lvlJc w:val="left"/>
+      <w:pPr>
+        <w:ind w:left="3600" w:hanging="360"/>
+      </w:pPr>
+    </w:lvl>
+    <w:lvl w:ilvl="5">
+      <w:start w:val="22"/>
+      <w:numFmt w:val="lowerLetter"/>
+      <w:lvlText w:val="(%6)"/>
+      <w:lvlJc w:val="left"/>
+      <w:pPr>
+        <w:ind w:left="4320" w:hanging="360"/>
+      </w:pPr>
+    </w:lvl>
+    <w:lvl w:ilvl="6">
+      <w:start w:val="22"/>
+      <w:numFmt w:val="lowerLetter"/>
+      <w:lvlText w:val="(%7)"/>
+      <w:lvlJc w:val="left"/>
+      <w:pPr>
+        <w:ind w:left="5040" w:hanging="360"/>
+      </w:pPr>
+    </w:lvl>
+    <w:lvl w:ilvl="7">
+      <w:start w:val="22"/>
+      <w:numFmt w:val="lowerLetter"/>
+      <w:lvlText w:val="(%8)"/>
+      <w:lvlJc w:val="left"/>
+      <w:pPr>
+        <w:ind w:left="5760" w:hanging="360"/>
+      </w:pPr>
+    </w:lvl>
+    <w:lvl w:ilvl="8">
+      <w:start w:val="22"/>
+      <w:numFmt w:val="lowerLetter"/>
+      <w:lvlText w:val="(%9)"/>
+      <w:lvlJc w:val="left"/>
+      <w:pPr>
+        <w:ind w:left="6480" w:hanging="360"/>
+      </w:pPr>
+    </w:lvl>
+  </w:abstractNum>
   <w:num w:numId="1000">
     <w:abstractNumId w:val="990"/>
   </w:num>
   <w:num w:numId="1001">
-    <w:abstractNumId w:val="99411"/>
+    <w:abstractNumId w:val="991"/>
+  </w:num>
+  <w:num w:numId="1002">
+    <w:abstractNumId w:val="991"/>
+  </w:num>
+  <w:num w:numId="1003">
+    <w:abstractNumId w:val="99531"/>
     <w:lvlOverride w:ilvl="0">
       <w:startOverride w:val="1"/>
     </w:lvlOverride>
@@ -11408,7 +11153,133 @@
       <w:startOverride w:val="1"/>
     </w:lvlOverride>
   </w:num>
-  <w:num w:numId="1002">
+  <w:num w:numId="1004">
+    <w:abstractNumId w:val="99532"/>
+    <w:lvlOverride w:ilvl="0">
+      <w:startOverride w:val="2"/>
+    </w:lvlOverride>
+    <w:lvlOverride w:ilvl="1">
+      <w:startOverride w:val="2"/>
+    </w:lvlOverride>
+    <w:lvlOverride w:ilvl="2">
+      <w:startOverride w:val="2"/>
+    </w:lvlOverride>
+    <w:lvlOverride w:ilvl="3">
+      <w:startOverride w:val="2"/>
+    </w:lvlOverride>
+    <w:lvlOverride w:ilvl="4">
+      <w:startOverride w:val="2"/>
+    </w:lvlOverride>
+    <w:lvlOverride w:ilvl="5">
+      <w:startOverride w:val="2"/>
+    </w:lvlOverride>
+    <w:lvlOverride w:ilvl="6">
+      <w:startOverride w:val="2"/>
+    </w:lvlOverride>
+    <w:lvlOverride w:ilvl="7">
+      <w:startOverride w:val="2"/>
+    </w:lvlOverride>
+    <w:lvlOverride w:ilvl="8">
+      <w:startOverride w:val="2"/>
+    </w:lvlOverride>
+  </w:num>
+  <w:num w:numId="1005">
+    <w:abstractNumId w:val="99533"/>
+    <w:lvlOverride w:ilvl="0">
+      <w:startOverride w:val="3"/>
+    </w:lvlOverride>
+    <w:lvlOverride w:ilvl="1">
+      <w:startOverride w:val="3"/>
+    </w:lvlOverride>
+    <w:lvlOverride w:ilvl="2">
+      <w:startOverride w:val="3"/>
+    </w:lvlOverride>
+    <w:lvlOverride w:ilvl="3">
+      <w:startOverride w:val="3"/>
+    </w:lvlOverride>
+    <w:lvlOverride w:ilvl="4">
+      <w:startOverride w:val="3"/>
+    </w:lvlOverride>
+    <w:lvlOverride w:ilvl="5">
+      <w:startOverride w:val="3"/>
+    </w:lvlOverride>
+    <w:lvlOverride w:ilvl="6">
+      <w:startOverride w:val="3"/>
+    </w:lvlOverride>
+    <w:lvlOverride w:ilvl="7">
+      <w:startOverride w:val="3"/>
+    </w:lvlOverride>
+    <w:lvlOverride w:ilvl="8">
+      <w:startOverride w:val="3"/>
+    </w:lvlOverride>
+  </w:num>
+  <w:num w:numId="1006">
+    <w:abstractNumId w:val="99534"/>
+    <w:lvlOverride w:ilvl="0">
+      <w:startOverride w:val="4"/>
+    </w:lvlOverride>
+    <w:lvlOverride w:ilvl="1">
+      <w:startOverride w:val="4"/>
+    </w:lvlOverride>
+    <w:lvlOverride w:ilvl="2">
+      <w:startOverride w:val="4"/>
+    </w:lvlOverride>
+    <w:lvlOverride w:ilvl="3">
+      <w:startOverride w:val="4"/>
+    </w:lvlOverride>
+    <w:lvlOverride w:ilvl="4">
+      <w:startOverride w:val="4"/>
+    </w:lvlOverride>
+    <w:lvlOverride w:ilvl="5">
+      <w:startOverride w:val="4"/>
+    </w:lvlOverride>
+    <w:lvlOverride w:ilvl="6">
+      <w:startOverride w:val="4"/>
+    </w:lvlOverride>
+    <w:lvlOverride w:ilvl="7">
+      <w:startOverride w:val="4"/>
+    </w:lvlOverride>
+    <w:lvlOverride w:ilvl="8">
+      <w:startOverride w:val="4"/>
+    </w:lvlOverride>
+  </w:num>
+  <w:num w:numId="1007">
+    <w:abstractNumId w:val="997322"/>
+    <w:lvlOverride w:ilvl="0">
+      <w:startOverride w:val="22"/>
+    </w:lvlOverride>
+    <w:lvlOverride w:ilvl="1">
+      <w:startOverride w:val="22"/>
+    </w:lvlOverride>
+    <w:lvlOverride w:ilvl="2">
+      <w:startOverride w:val="22"/>
+    </w:lvlOverride>
+    <w:lvlOverride w:ilvl="3">
+      <w:startOverride w:val="22"/>
+    </w:lvlOverride>
+    <w:lvlOverride w:ilvl="4">
+      <w:startOverride w:val="22"/>
+    </w:lvlOverride>
+    <w:lvlOverride w:ilvl="5">
+      <w:startOverride w:val="22"/>
+    </w:lvlOverride>
+    <w:lvlOverride w:ilvl="6">
+      <w:startOverride w:val="22"/>
+    </w:lvlOverride>
+    <w:lvlOverride w:ilvl="7">
+      <w:startOverride w:val="22"/>
+    </w:lvlOverride>
+    <w:lvlOverride w:ilvl="8">
+      <w:startOverride w:val="22"/>
+    </w:lvlOverride>
+  </w:num>
+  <w:num w:numId="1008">
+    <w:abstractNumId w:val="991"/>
+  </w:num>
+  <w:num w:numId="1009">
+    <w:abstractNumId w:val="991"/>
+  </w:num>
+  <w:num w:numId="1010">
     <w:abstractNumId w:val="991"/>
   </w:num>
 </w:numbering>

--- a/pc_package/PCP-007_cex.docx
+++ b/pc_package/PCP-007_cex.docx
@@ -5608,7 +5608,7 @@
         <w:pStyle w:val="BodyText"/>
       </w:pPr>
       <w:r>
-        <w:t xml:space="preserve">The quality criteria are the drug-substance specifications in</w:t>
+        <w:t xml:space="preserve">The quality criteria are in-process limits derived from the drug-substance specifications in</w:t>
       </w:r>
       <w:r>
         <w:t xml:space="preserve"> </w:t>
@@ -5622,25 +5622,31 @@
         </w:r>
       </w:hyperlink>
       <w:r>
-        <w:t xml:space="preserve">. Pool aggregate must</w:t>
-      </w:r>
-      <w:r>
-        <w:t xml:space="preserve"> </w:t>
-      </w:r>
-      <w:r>
-        <w:t xml:space="preserve">be at or below 5 % HMW. Pool host cell protein is assessed against</w:t>
-      </w:r>
-      <w:r>
-        <w:t xml:space="preserve"> </w:t>
-      </w:r>
-      <w:r>
-        <w:t xml:space="preserve">the drug-substance limit of 100 ng/mg, and this step is one of three</w:t>
-      </w:r>
-      <w:r>
-        <w:t xml:space="preserve"> </w:t>
-      </w:r>
-      <w:r>
-        <w:t xml:space="preserve">that determine whether that limit is met.</w:t>
+        <w:t xml:space="preserve">. Pool aggregate is held below the specification of 5 % HMW</w:t>
+      </w:r>
+      <w:r>
+        <w:t xml:space="preserve"> </w:t>
+      </w:r>
+      <w:r>
+        <w:t xml:space="preserve">by an assurance margin, since no later step removes aggregate. Pool host cell protein is</w:t>
+      </w:r>
+      <w:r>
+        <w:t xml:space="preserve"> </w:t>
+      </w:r>
+      <w:r>
+        <w:t xml:space="preserve">assessed against a limit derived from the drug-substance limit of</w:t>
+      </w:r>
+      <w:r>
+        <w:t xml:space="preserve"> </w:t>
+      </w:r>
+      <w:r>
+        <w:t xml:space="preserve">100 ng/mg carried back through the anion exchange clearance, and this</w:t>
+      </w:r>
+      <w:r>
+        <w:t xml:space="preserve"> </w:t>
+      </w:r>
+      <w:r>
+        <w:t xml:space="preserve">step is one of three that determine whether the specification is met.</w:t>
       </w:r>
     </w:p>
     <w:p>
@@ -5823,7 +5829,16 @@
         <w:pStyle w:val="BodyText"/>
       </w:pPr>
       <w:r>
-        <w:t xml:space="preserve">The acceptance basis is the drug-substance specification for the attribute (</w:t>
+        <w:t xml:space="preserve">The acceptance basis is the in-process limit for this pool and not the drug-substance</w:t>
+      </w:r>
+      <w:r>
+        <w:t xml:space="preserve"> </w:t>
+      </w:r>
+      <w:r>
+        <w:t xml:space="preserve">specification in</w:t>
+      </w:r>
+      <w:r>
+        <w:t xml:space="preserve"> </w:t>
       </w:r>
       <w:hyperlink w:anchor="tbl-cqa">
         <w:r>
@@ -5834,19 +5849,37 @@
         </w:r>
       </w:hyperlink>
       <w:r>
-        <w:t xml:space="preserve">). This</w:t>
-      </w:r>
-      <w:r>
-        <w:t xml:space="preserve"> </w:t>
-      </w:r>
-      <w:r>
-        <w:t xml:space="preserve">step has no viral clearance response, so no criterion is back-calculated from a cumulative</w:t>
-      </w:r>
-      <w:r>
-        <w:t xml:space="preserve"> </w:t>
-      </w:r>
-      <w:r>
-        <w:t xml:space="preserve">requirement, and every criterion used in this analysis is a direct specification limit.</w:t>
+        <w:t xml:space="preserve">. Both attributes this step governs are carried forward, aggregate</w:t>
+      </w:r>
+      <w:r>
+        <w:t xml:space="preserve"> </w:t>
+      </w:r>
+      <w:r>
+        <w:t xml:space="preserve">to the drug substance without further removal and host cell protein to anion exchange, so</w:t>
+      </w:r>
+      <w:r>
+        <w:t xml:space="preserve"> </w:t>
+      </w:r>
+      <w:r>
+        <w:t xml:space="preserve">each limit is derived from the drug-substance criterion by carrying it back through whatever</w:t>
+      </w:r>
+      <w:r>
+        <w:t xml:space="preserve"> </w:t>
+      </w:r>
+      <w:r>
+        <w:t xml:space="preserve">clearance still follows and then dividing by an assurance margin. For aggregate no clearance</w:t>
+      </w:r>
+      <w:r>
+        <w:t xml:space="preserve"> </w:t>
+      </w:r>
+      <w:r>
+        <w:t xml:space="preserve">follows, so the margin is the whole of the protection. This step has no viral clearance</w:t>
+      </w:r>
+      <w:r>
+        <w:t xml:space="preserve"> </w:t>
+      </w:r>
+      <w:r>
+        <w:t xml:space="preserve">response, so no criterion is back-calculated from a cumulative clearance requirement.</w:t>
       </w:r>
     </w:p>
     <w:p>

--- a/pc_package/PCP-007_cex.docx
+++ b/pc_package/PCP-007_cex.docx
@@ -814,67 +814,55 @@
         <w:pStyle w:val="FirstParagraph"/>
       </w:pPr>
       <w:r>
-        <w:t xml:space="preserve">ALCOA+, attributable, legible, contemporaneous, original, accurate and complete; AMV,</w:t>
-      </w:r>
-      <w:r>
-        <w:t xml:space="preserve"> </w:t>
-      </w:r>
-      <w:r>
-        <w:t xml:space="preserve">analytical method validation; CEX, cation exchange chromatography; CV, coefficient of</w:t>
-      </w:r>
-      <w:r>
-        <w:t xml:space="preserve"> </w:t>
-      </w:r>
-      <w:r>
-        <w:t xml:space="preserve">variation; DNA, deoxyribonucleic acid; DoE, design of experiments; ELISA, enzyme-linked</w:t>
-      </w:r>
-      <w:r>
-        <w:t xml:space="preserve"> </w:t>
-      </w:r>
-      <w:r>
-        <w:t xml:space="preserve">immunosorbent assay; ELN, electronic laboratory notebook; HCP, host cell protein; HMW,</w:t>
-      </w:r>
-      <w:r>
-        <w:t xml:space="preserve"> </w:t>
-      </w:r>
-      <w:r>
-        <w:t xml:space="preserve">high molecular weight; ICH, International Council for Harmonisation; IgG1, immunoglobulin</w:t>
-      </w:r>
-      <w:r>
-        <w:t xml:space="preserve"> </w:t>
-      </w:r>
-      <w:r>
-        <w:t xml:space="preserve">G subclass 1; LIMS, laboratory information management system; MSAT, Manufacturing Science</w:t>
-      </w:r>
-      <w:r>
-        <w:t xml:space="preserve"> </w:t>
-      </w:r>
-      <w:r>
-        <w:t xml:space="preserve">and Technology; NOR, normal operating range; OD, optical density; PAR, proven acceptable</w:t>
-      </w:r>
-      <w:r>
-        <w:t xml:space="preserve"> </w:t>
-      </w:r>
-      <w:r>
-        <w:t xml:space="preserve">range; PD, Process Development; PRESS, predicted residual error sum of squares; QA, Quality</w:t>
-      </w:r>
-      <w:r>
-        <w:t xml:space="preserve"> </w:t>
-      </w:r>
-      <w:r>
-        <w:t xml:space="preserve">Assurance; qPCR, quantitative polymerase chain reaction; RSM, response-surface methodology;</w:t>
-      </w:r>
-      <w:r>
-        <w:t xml:space="preserve"> </w:t>
-      </w:r>
-      <w:r>
-        <w:t xml:space="preserve">SEC-HPLC, size-exclusion high-performance liquid chromatography; SOP, standard operating</w:t>
-      </w:r>
-      <w:r>
-        <w:t xml:space="preserve"> </w:t>
-      </w:r>
-      <w:r>
-        <w:t xml:space="preserve">procedure.</w:t>
+        <w:t xml:space="preserve">ALCOA+, attributable, legible, contemporaneous, original, accurate, complete, consistent,</w:t>
+      </w:r>
+      <w:r>
+        <w:t xml:space="preserve"> </w:t>
+      </w:r>
+      <w:r>
+        <w:t xml:space="preserve">enduring and available; AMV, analytical method validation; BLA, Biologics License</w:t>
+      </w:r>
+      <w:r>
+        <w:t xml:space="preserve"> </w:t>
+      </w:r>
+      <w:r>
+        <w:t xml:space="preserve">Application; CQA, critical quality attribute; DoE, design of experiments; ELISA,</w:t>
+      </w:r>
+      <w:r>
+        <w:t xml:space="preserve"> </w:t>
+      </w:r>
+      <w:r>
+        <w:t xml:space="preserve">enzyme-linked immunosorbent assay; GPP, general process parameter; HCP, host cell protein;</w:t>
+      </w:r>
+      <w:r>
+        <w:t xml:space="preserve"> </w:t>
+      </w:r>
+      <w:r>
+        <w:t xml:space="preserve">HMW, high molecular weight; ICH, International Council for Harmonisation; MSAT,</w:t>
+      </w:r>
+      <w:r>
+        <w:t xml:space="preserve"> </w:t>
+      </w:r>
+      <w:r>
+        <w:t xml:space="preserve">Manufacturing Science and Technology; NOR, normal operating range; OD, optical density; PAR,</w:t>
+      </w:r>
+      <w:r>
+        <w:t xml:space="preserve"> </w:t>
+      </w:r>
+      <w:r>
+        <w:t xml:space="preserve">proven acceptable range; PD, Process Development; qPCR, quantitative polymerase chain</w:t>
+      </w:r>
+      <w:r>
+        <w:t xml:space="preserve"> </w:t>
+      </w:r>
+      <w:r>
+        <w:t xml:space="preserve">reaction; SEC-HPLC, size exclusion high performance liquid chromatography; SOP, standard</w:t>
+      </w:r>
+      <w:r>
+        <w:t xml:space="preserve"> </w:t>
+      </w:r>
+      <w:r>
+        <w:t xml:space="preserve">operating procedure.</w:t>
       </w:r>
     </w:p>
     <w:p>
@@ -897,37 +885,43 @@
         <w:pStyle w:val="FirstParagraph"/>
       </w:pPr>
       <w:r>
-        <w:t xml:space="preserve">Cation exchange chromatography is the first of the two polishing steps in the A-Mab</w:t>
-      </w:r>
-      <w:r>
-        <w:t xml:space="preserve"> </w:t>
-      </w:r>
-      <w:r>
-        <w:t xml:space="preserve">purification train. The step uses a strong cation exchange resin in bind and elute mode,</w:t>
-      </w:r>
-      <w:r>
-        <w:t xml:space="preserve"> </w:t>
-      </w:r>
-      <w:r>
-        <w:t xml:space="preserve">and a step elution separates the antibody from the impurities that survive capture and</w:t>
-      </w:r>
-      <w:r>
-        <w:t xml:space="preserve"> </w:t>
-      </w:r>
-      <w:r>
-        <w:t xml:space="preserve">low-pH inactivation (PCR-005, PCR-006). It is the principal aggregate reduction step in the</w:t>
-      </w:r>
-      <w:r>
-        <w:t xml:space="preserve"> </w:t>
-      </w:r>
-      <w:r>
-        <w:t xml:space="preserve">process, and it also provides substantial clearance of host cell protein, residual DNA and</w:t>
-      </w:r>
-      <w:r>
-        <w:t xml:space="preserve"> </w:t>
-      </w:r>
-      <w:r>
-        <w:t xml:space="preserve">leached Protein A.</w:t>
+        <w:t xml:space="preserve">Cation exchange chromatography is the aggregate polishing step of the A-Mab drug substance</w:t>
+      </w:r>
+      <w:r>
+        <w:t xml:space="preserve"> </w:t>
+      </w:r>
+      <w:r>
+        <w:t xml:space="preserve">process, operated in bind and elute mode on a strong cation exchange resin. On the resin the antibody is captured at low conductivity, weakly bound impurities are removed in the load and in the wash,</w:t>
+      </w:r>
+      <w:r>
+        <w:t xml:space="preserve"> </w:t>
+      </w:r>
+      <w:r>
+        <w:t xml:space="preserve">then a step change in buffer pH recovers the antibody into the eluate pool. Collection of the eluate stops at a fixed point on the descending side of the ultraviolet peak,</w:t>
+      </w:r>
+      <w:r>
+        <w:t xml:space="preserve"> </w:t>
+      </w:r>
+      <w:r>
+        <w:t xml:space="preserve">which leaves the late eluting aggregate on the column. That point is the main lever on pool</w:t>
+      </w:r>
+      <w:r>
+        <w:t xml:space="preserve"> </w:t>
+      </w:r>
+      <w:r>
+        <w:t xml:space="preserve">purity. Pool purity cannot be recovered downstream, because no later step of the purification</w:t>
+      </w:r>
+      <w:r>
+        <w:t xml:space="preserve"> </w:t>
+      </w:r>
+      <w:r>
+        <w:t xml:space="preserve">train reduces aggregate. The aggregate content of the cation exchange pool therefore sets the</w:t>
+      </w:r>
+      <w:r>
+        <w:t xml:space="preserve"> </w:t>
+      </w:r>
+      <w:r>
+        <w:t xml:space="preserve">aggregate content of the drug substance.</w:t>
       </w:r>
     </w:p>
     <w:p>
@@ -935,37 +929,31 @@
         <w:pStyle w:val="BodyText"/>
       </w:pPr>
       <w:r>
-        <w:t xml:space="preserve">No step downstream of cation exchange reduces aggregate. Anion exchange (PCR-008) and</w:t>
-      </w:r>
-      <w:r>
-        <w:t xml:space="preserve"> </w:t>
-      </w:r>
-      <w:r>
-        <w:t xml:space="preserve">small-virus retentive filtration (PCR-009) act on impurities and on virus, and the</w:t>
-      </w:r>
-      <w:r>
-        <w:t xml:space="preserve"> </w:t>
-      </w:r>
-      <w:r>
-        <w:t xml:space="preserve">ultrafiltration and diafiltration step (PCR-010) concentrates the product and exchanges the</w:t>
-      </w:r>
-      <w:r>
-        <w:t xml:space="preserve"> </w:t>
-      </w:r>
-      <w:r>
-        <w:t xml:space="preserve">buffer, so none of the three removes high molecular weight species. The aggregate content</w:t>
-      </w:r>
-      <w:r>
-        <w:t xml:space="preserve"> </w:t>
-      </w:r>
-      <w:r>
-        <w:t xml:space="preserve">of the drug substance is set by what this step delivers, and the study defined here has to</w:t>
-      </w:r>
-      <w:r>
-        <w:t xml:space="preserve"> </w:t>
-      </w:r>
-      <w:r>
-        <w:t xml:space="preserve">support that claim across the conditions the commercial process may see.</w:t>
+        <w:t xml:space="preserve">The commercial process is being transferred from Novacyte Biologics, Cambridge, MA to Novacyte Biologics, Grafton, WI, under the transfer plan PTP-001. That transfer requires</w:t>
+      </w:r>
+      <w:r>
+        <w:t xml:space="preserve"> </w:t>
+      </w:r>
+      <w:r>
+        <w:t xml:space="preserve">operating ranges for this step that are</w:t>
+      </w:r>
+      <w:r>
+        <w:t xml:space="preserve"> </w:t>
+      </w:r>
+      <w:r>
+        <w:t xml:space="preserve">supported by characterization data generated on a qualified model of the commercial column. The</w:t>
+      </w:r>
+      <w:r>
+        <w:t xml:space="preserve"> </w:t>
+      </w:r>
+      <w:r>
+        <w:t xml:space="preserve">commercial process runs a 15,000 L production bioreactor, from which the</w:t>
+      </w:r>
+      <w:r>
+        <w:t xml:space="preserve"> </w:t>
+      </w:r>
+      <w:r>
+        <w:t xml:space="preserve">chromatography columns are sized. Although the ranges carried over from development have served every clinical campaign, none of them has been challenged across the width now proposed.</w:t>
       </w:r>
     </w:p>
     <w:p>
@@ -973,45 +961,13 @@
         <w:pStyle w:val="BodyText"/>
       </w:pPr>
       <w:r>
-        <w:t xml:space="preserve">This plan defines the process characterization study for the step. It states the parameters</w:t>
-      </w:r>
-      <w:r>
-        <w:t xml:space="preserve"> </w:t>
-      </w:r>
-      <w:r>
-        <w:t xml:space="preserve">to be studied, the ranges over which they will be varied, the analytical methods, the</w:t>
-      </w:r>
-      <w:r>
-        <w:t xml:space="preserve"> </w:t>
-      </w:r>
-      <w:r>
-        <w:t xml:space="preserve">statistical analysis and the criteria by which the results will be judged. The study will be</w:t>
-      </w:r>
-      <w:r>
-        <w:t xml:space="preserve"> </w:t>
-      </w:r>
-      <w:r>
-        <w:t xml:space="preserve">executed on a qualified scale-down model at the sending site, and its conclusions will be</w:t>
-      </w:r>
-      <w:r>
-        <w:t xml:space="preserve"> </w:t>
-      </w:r>
-      <w:r>
-        <w:t xml:space="preserve">applied to the commercial process at the receiving site through that model. Results,</w:t>
-      </w:r>
-      <w:r>
-        <w:t xml:space="preserve"> </w:t>
-      </w:r>
-      <w:r>
-        <w:t xml:space="preserve">parameter classifications and the operating region will be reported in PCR-007.</w:t>
-      </w:r>
-    </w:p>
-    <w:p>
-      <w:pPr>
-        <w:pStyle w:val="BodyText"/>
-      </w:pPr>
-      <w:r>
-        <w:t xml:space="preserve">The parameters in scope are the 5 listed in</w:t>
+        <w:t xml:space="preserve">The studies that will establish those ranges are stated in this plan, which covers the 5</w:t>
+      </w:r>
+      <w:r>
+        <w:t xml:space="preserve"> </w:t>
+      </w:r>
+      <w:r>
+        <w:t xml:space="preserve">parameters listed in</w:t>
       </w:r>
       <w:r>
         <w:t xml:space="preserve"> </w:t>
@@ -1025,31 +981,95 @@
         </w:r>
       </w:hyperlink>
       <w:r>
-        <w:t xml:space="preserve">, which are the</w:t>
-      </w:r>
-      <w:r>
-        <w:t xml:space="preserve"> </w:t>
-      </w:r>
-      <w:r>
-        <w:t xml:space="preserve">parameters the risk assessment assigned to this step for characterization (RA-001). Resin</w:t>
-      </w:r>
-      <w:r>
-        <w:t xml:space="preserve"> </w:t>
-      </w:r>
-      <w:r>
-        <w:t xml:space="preserve">type, column dimensions, buffer compositions and the collection start threshold are fixed by</w:t>
-      </w:r>
-      <w:r>
-        <w:t xml:space="preserve"> </w:t>
-      </w:r>
-      <w:r>
-        <w:t xml:space="preserve">the platform and by SOP-2010, and are held constant in every run. Resin life-cycle, packing</w:t>
-      </w:r>
-      <w:r>
-        <w:t xml:space="preserve"> </w:t>
-      </w:r>
-      <w:r>
-        <w:t xml:space="preserve">quality and sanitization are governed by SOP-2008 and are not characterized here.</w:t>
+        <w:t xml:space="preserve">, the 4 quality attributes listed in</w:t>
+      </w:r>
+      <w:r>
+        <w:t xml:space="preserve"> </w:t>
+      </w:r>
+      <w:hyperlink w:anchor="tbl-cqa">
+        <w:r>
+          <w:rPr>
+            <w:rStyle w:val="Hyperlink"/>
+          </w:rPr>
+          <w:t xml:space="preserve">Table 4</w:t>
+        </w:r>
+      </w:hyperlink>
+      <w:r>
+        <w:t xml:space="preserve">, the acceptance</w:t>
+      </w:r>
+      <w:r>
+        <w:t xml:space="preserve"> </w:t>
+      </w:r>
+      <w:r>
+        <w:t xml:space="preserve">criteria in</w:t>
+      </w:r>
+      <w:r>
+        <w:t xml:space="preserve"> </w:t>
+      </w:r>
+      <w:hyperlink w:anchor="tbl-acc">
+        <w:r>
+          <w:rPr>
+            <w:rStyle w:val="Hyperlink"/>
+          </w:rPr>
+          <w:t xml:space="preserve">Table 9</w:t>
+        </w:r>
+      </w:hyperlink>
+      <w:r>
+        <w:t xml:space="preserve"> </w:t>
+      </w:r>
+      <w:r>
+        <w:t xml:space="preserve">and the decision rules that will be applied to the results. The regulatory</w:t>
+      </w:r>
+      <w:r>
+        <w:t xml:space="preserve"> </w:t>
+      </w:r>
+      <w:r>
+        <w:t xml:space="preserve">basis for those studies is the enhanced development approach of ICH Q8 and</w:t>
+      </w:r>
+      <w:r>
+        <w:t xml:space="preserve"> </w:t>
+      </w:r>
+      <w:r>
+        <w:t xml:space="preserve">ICH Q11, the risk framework of ICH Q9 and the Stage 1 process design expectations of the</w:t>
+      </w:r>
+      <w:r>
+        <w:t xml:space="preserve"> </w:t>
+      </w:r>
+      <w:r>
+        <w:t xml:space="preserve">lifecycle approach to process validation</w:t>
+      </w:r>
+      <w:r>
+        <w:t xml:space="preserve"> </w:t>
+      </w:r>
+      <w:r>
+        <w:t xml:space="preserve">(International Council for Harmonisation 2009, 2012, 2023b; U.S. Food and Drug Administration 2011)</w:t>
+      </w:r>
+      <w:r>
+        <w:t xml:space="preserve">, while the</w:t>
+      </w:r>
+      <w:r>
+        <w:t xml:space="preserve"> </w:t>
+      </w:r>
+      <w:r>
+        <w:t xml:space="preserve">methodology follows the A-Mab case study</w:t>
+      </w:r>
+      <w:r>
+        <w:t xml:space="preserve"> </w:t>
+      </w:r>
+      <w:r>
+        <w:t xml:space="preserve">(CMC Biotech Working Group 2009)</w:t>
+      </w:r>
+      <w:r>
+        <w:t xml:space="preserve"> </w:t>
+      </w:r>
+      <w:r>
+        <w:t xml:space="preserve">and the master plan for this campaign</w:t>
+      </w:r>
+      <w:r>
+        <w:t xml:space="preserve"> </w:t>
+      </w:r>
+      <w:r>
+        <w:t xml:space="preserve">(PCMP-001).</w:t>
       </w:r>
     </w:p>
     <w:p>
@@ -1057,31 +1077,25 @@
         <w:pStyle w:val="BodyText"/>
       </w:pPr>
       <w:r>
-        <w:t xml:space="preserve">Although some clearance of enveloped virus can be demonstrated across a cation exchange</w:t>
-      </w:r>
-      <w:r>
-        <w:t xml:space="preserve"> </w:t>
-      </w:r>
-      <w:r>
-        <w:t xml:space="preserve">step, no viral clearance claim will be made for this step, and no virus spiking runs are</w:t>
-      </w:r>
-      <w:r>
-        <w:t xml:space="preserve"> </w:t>
-      </w:r>
-      <w:r>
-        <w:t xml:space="preserve">included in this plan. The cumulative clearance claim rests on the low-pH hold (PCR-006),</w:t>
-      </w:r>
-      <w:r>
-        <w:t xml:space="preserve"> </w:t>
-      </w:r>
-      <w:r>
-        <w:t xml:space="preserve">the anion exchange step (PCR-008) and the small-virus retentive filter (PCR-009), and it is</w:t>
-      </w:r>
-      <w:r>
-        <w:t xml:space="preserve"> </w:t>
-      </w:r>
-      <w:r>
-        <w:t xml:space="preserve">consolidated in PCMR-001.</w:t>
+        <w:t xml:space="preserve">The scope of this plan runs from the load of the neutralized viral inactivation pool to the end of eluate collection.</w:t>
+      </w:r>
+      <w:r>
+        <w:t xml:space="preserve"> </w:t>
+      </w:r>
+      <w:r>
+        <w:t xml:space="preserve">Column packing, resin lifetime and sanitization are left to SOP-2008. Viral clearance across this step is not studied here, for the reason</w:t>
+      </w:r>
+      <w:r>
+        <w:t xml:space="preserve"> </w:t>
+      </w:r>
+      <w:r>
+        <w:t xml:space="preserve">given in §4.2, while comparability of the drug substance itself is covered by the transfer plan</w:t>
+      </w:r>
+      <w:r>
+        <w:t xml:space="preserve"> </w:t>
+      </w:r>
+      <w:r>
+        <w:t xml:space="preserve">(PTP-001).</w:t>
       </w:r>
     </w:p>
     <w:bookmarkEnd w:id="12"/>
@@ -1099,13 +1113,7 @@
         <w:pStyle w:val="FirstParagraph"/>
       </w:pPr>
       <w:r>
-        <w:t xml:space="preserve">The study has five objectives, listed below in the order in which the sections of this plan</w:t>
-      </w:r>
-      <w:r>
-        <w:t xml:space="preserve"> </w:t>
-      </w:r>
-      <w:r>
-        <w:t xml:space="preserve">address them.</w:t>
+        <w:t xml:space="preserve">This plan has five objectives.</w:t>
       </w:r>
     </w:p>
     <w:p>
@@ -1117,19 +1125,37 @@
         </w:numPr>
       </w:pPr>
       <w:r>
-        <w:t xml:space="preserve">To quantify the effect of protein load, load and wash conductivity, elution buffer pH</w:t>
-      </w:r>
-      <w:r>
-        <w:t xml:space="preserve"> </w:t>
-      </w:r>
-      <w:r>
-        <w:t xml:space="preserve">and elution stop collect on pool aggregate, pool host cell protein and step yield, over</w:t>
-      </w:r>
-      <w:r>
-        <w:t xml:space="preserve"> </w:t>
-      </w:r>
-      <w:r>
-        <w:t xml:space="preserve">the ranges given in</w:t>
+        <w:t xml:space="preserve">The scale-down model of the step will be qualified against the commercial column before any</w:t>
+      </w:r>
+      <w:r>
+        <w:t xml:space="preserve"> </w:t>
+      </w:r>
+      <w:r>
+        <w:t xml:space="preserve">characterization run is executed (§5.1).</w:t>
+      </w:r>
+    </w:p>
+    <w:p>
+      <w:pPr>
+        <w:pStyle w:val="Compact"/>
+        <w:numPr>
+          <w:ilvl w:val="0"/>
+          <w:numId w:val="1001"/>
+        </w:numPr>
+      </w:pPr>
+      <w:r>
+        <w:t xml:space="preserve">The effects of protein load, load and wash conductivity, elution buffer pH and elution stop</w:t>
+      </w:r>
+      <w:r>
+        <w:t xml:space="preserve"> </w:t>
+      </w:r>
+      <w:r>
+        <w:t xml:space="preserve">collect on pool aggregate, pool host cell protein and step yield will be quantified across</w:t>
+      </w:r>
+      <w:r>
+        <w:t xml:space="preserve"> </w:t>
+      </w:r>
+      <w:r>
+        <w:t xml:space="preserve">the characterization ranges given in</w:t>
       </w:r>
       <w:r>
         <w:t xml:space="preserve"> </w:t>
@@ -1143,7 +1169,10 @@
         </w:r>
       </w:hyperlink>
       <w:r>
-        <w:t xml:space="preserve">.</w:t>
+        <w:t xml:space="preserve"> </w:t>
+      </w:r>
+      <w:r>
+        <w:t xml:space="preserve">(§6.2).</w:t>
       </w:r>
     </w:p>
     <w:p>
@@ -1155,19 +1184,36 @@
         </w:numPr>
       </w:pPr>
       <w:r>
-        <w:t xml:space="preserve">To resolve the interaction between protein load and the conductivity of the load and wash</w:t>
-      </w:r>
-      <w:r>
-        <w:t xml:space="preserve"> </w:t>
-      </w:r>
-      <w:r>
-        <w:t xml:space="preserve">buffers that platform experience predicts for host cell protein clearance, together with</w:t>
-      </w:r>
-      <w:r>
-        <w:t xml:space="preserve"> </w:t>
-      </w:r>
-      <w:r>
-        <w:t xml:space="preserve">any further two-factor interaction the screening design finds active.</w:t>
+        <w:t xml:space="preserve">A response-surface model will be fitted to each of the 3 responses, from</w:t>
+      </w:r>
+      <w:r>
+        <w:t xml:space="preserve"> </w:t>
+      </w:r>
+      <w:r>
+        <w:t xml:space="preserve">which the region of the characterized space that meets every pool criterion in</w:t>
+      </w:r>
+      <w:r>
+        <w:t xml:space="preserve"> </w:t>
+      </w:r>
+      <w:hyperlink w:anchor="tbl-acc">
+        <w:r>
+          <w:rPr>
+            <w:rStyle w:val="Hyperlink"/>
+          </w:rPr>
+          <w:t xml:space="preserve">Table 9</w:t>
+        </w:r>
+      </w:hyperlink>
+      <w:r>
+        <w:t xml:space="preserve"> </w:t>
+      </w:r>
+      <w:r>
+        <w:t xml:space="preserve">will</w:t>
+      </w:r>
+      <w:r>
+        <w:t xml:space="preserve"> </w:t>
+      </w:r>
+      <w:r>
+        <w:t xml:space="preserve">be defined (§6.3, §7).</w:t>
       </w:r>
     </w:p>
     <w:p>
@@ -1179,19 +1225,19 @@
         </w:numPr>
       </w:pPr>
       <w:r>
-        <w:t xml:space="preserve">To define the multivariate region over which the attributes this step governs remain</w:t>
-      </w:r>
-      <w:r>
-        <w:t xml:space="preserve"> </w:t>
-      </w:r>
-      <w:r>
-        <w:t xml:space="preserve">within their acceptance criteria, using a response-surface model fitted to the</w:t>
-      </w:r>
-      <w:r>
-        <w:t xml:space="preserve"> </w:t>
-      </w:r>
-      <w:r>
-        <w:t xml:space="preserve">4 multivariate parameters.</w:t>
+        <w:t xml:space="preserve">A proven acceptable range within that region will be determined for each governed attribute against each</w:t>
+      </w:r>
+      <w:r>
+        <w:t xml:space="preserve"> </w:t>
+      </w:r>
+      <w:r>
+        <w:t xml:space="preserve">response-surface parameter, both at the set-points of the other parameters and under normal</w:t>
+      </w:r>
+      <w:r>
+        <w:t xml:space="preserve"> </w:t>
+      </w:r>
+      <w:r>
+        <w:t xml:space="preserve">operating range variation (§8).</w:t>
       </w:r>
     </w:p>
     <w:p>
@@ -1203,37 +1249,19 @@
         </w:numPr>
       </w:pPr>
       <w:r>
-        <w:t xml:space="preserve">To establish a proven acceptable range for each parameter and each governed attribute,</w:t>
-      </w:r>
-      <w:r>
-        <w:t xml:space="preserve"> </w:t>
-      </w:r>
-      <w:r>
-        <w:t xml:space="preserve">both at set-point and with the remaining parameters varying within their normal operating</w:t>
-      </w:r>
-      <w:r>
-        <w:t xml:space="preserve"> </w:t>
-      </w:r>
-      <w:r>
-        <w:t xml:space="preserve">ranges.</w:t>
-      </w:r>
-    </w:p>
-    <w:p>
-      <w:pPr>
-        <w:pStyle w:val="Compact"/>
-        <w:numPr>
-          <w:ilvl w:val="0"/>
-          <w:numId w:val="1001"/>
-        </w:numPr>
-      </w:pPr>
-      <w:r>
-        <w:t xml:space="preserve">To provide the evidence on which each parameter will be classified (SOP-4001) and on</w:t>
-      </w:r>
-      <w:r>
-        <w:t xml:space="preserve"> </w:t>
-      </w:r>
-      <w:r>
-        <w:t xml:space="preserve">which this step’s contribution to the control strategy will be based.</w:t>
+        <w:t xml:space="preserve">The remaining parameter, elution flow rate, will be assessed univariately (§6.4), after which</w:t>
+      </w:r>
+      <w:r>
+        <w:t xml:space="preserve"> </w:t>
+      </w:r>
+      <w:r>
+        <w:t xml:space="preserve">every parameter of the step will be classified under SOP-4001 as an input to the control</w:t>
+      </w:r>
+      <w:r>
+        <w:t xml:space="preserve"> </w:t>
+      </w:r>
+      <w:r>
+        <w:t xml:space="preserve">strategy (§7).</w:t>
       </w:r>
     </w:p>
     <w:p>
@@ -1241,52 +1269,13 @@
         <w:pStyle w:val="FirstParagraph"/>
       </w:pPr>
       <w:r>
-        <w:t xml:space="preserve">The study is a Stage 1 process design activity in the sense of the lifecycle approach to</w:t>
-      </w:r>
-      <w:r>
-        <w:t xml:space="preserve"> </w:t>
-      </w:r>
-      <w:r>
-        <w:t xml:space="preserve">process validation</w:t>
-      </w:r>
-      <w:r>
-        <w:t xml:space="preserve"> </w:t>
-      </w:r>
-      <w:r>
-        <w:t xml:space="preserve">(U.S. Food and Drug Administration 2011)</w:t>
-      </w:r>
-      <w:r>
-        <w:t xml:space="preserve">, and it follows the enhanced development approach of ICH Q8</w:t>
-      </w:r>
-      <w:r>
-        <w:t xml:space="preserve"> </w:t>
-      </w:r>
-      <w:r>
-        <w:t xml:space="preserve">and ICH Q11</w:t>
-      </w:r>
-      <w:r>
-        <w:t xml:space="preserve"> </w:t>
-      </w:r>
-      <w:r>
-        <w:t xml:space="preserve">(International Council for Harmonisation 2009, 2012)</w:t>
-      </w:r>
-      <w:r>
-        <w:t xml:space="preserve">. The methodology, the attribute framework and the</w:t>
-      </w:r>
-      <w:r>
-        <w:t xml:space="preserve"> </w:t>
-      </w:r>
-      <w:r>
-        <w:t xml:space="preserve">classification logic follow the A-Mab case study</w:t>
-      </w:r>
-      <w:r>
-        <w:t xml:space="preserve"> </w:t>
-      </w:r>
-      <w:r>
-        <w:t xml:space="preserve">(CMC Biotech Working Group 2009)</w:t>
-      </w:r>
-      <w:r>
-        <w:t xml:space="preserve">.</w:t>
+        <w:t xml:space="preserve">The five objectives share one deliverable, the process characterization report</w:t>
+      </w:r>
+      <w:r>
+        <w:t xml:space="preserve"> </w:t>
+      </w:r>
+      <w:r>
+        <w:t xml:space="preserve">(PCR-007). The contents of that report are described in §11.</w:t>
       </w:r>
     </w:p>
     <w:bookmarkEnd w:id="13"/>
@@ -1304,18 +1293,12 @@
         <w:pStyle w:val="FirstParagraph"/>
       </w:pPr>
       <w:r>
-        <w:t xml:space="preserve">This plan sits under three parent documents and is paired with one report, and all of them</w:t>
-      </w:r>
-      <w:r>
-        <w:t xml:space="preserve"> </w:t>
-      </w:r>
-      <w:r>
-        <w:t xml:space="preserve">are listed in</w:t>
-      </w:r>
-      <w:r>
-        <w:t xml:space="preserve"> </w:t>
-      </w:r>
-      <w:hyperlink w:anchor="tbl-related">
+        <w:t xml:space="preserve">The documents that scope this plan and receive the report are listed in</w:t>
+      </w:r>
+      <w:r>
+        <w:t xml:space="preserve"> </w:t>
+      </w:r>
+      <w:hyperlink w:anchor="tbl-rel">
         <w:r>
           <w:rPr>
             <w:rStyle w:val="Hyperlink"/>
@@ -1324,10 +1307,13 @@
         </w:r>
       </w:hyperlink>
       <w:r>
-        <w:t xml:space="preserve"> </w:t>
-      </w:r>
-      <w:r>
-        <w:t xml:space="preserve">with the relationship each bears to this study.</w:t>
+        <w:t xml:space="preserve">, which names</w:t>
+      </w:r>
+      <w:r>
+        <w:t xml:space="preserve"> </w:t>
+      </w:r>
+      <w:r>
+        <w:t xml:space="preserve">the parent documents, the paired report and the master report the study rolls up into.</w:t>
       </w:r>
     </w:p>
     <w:tbl>
@@ -1343,7 +1329,7 @@
       <w:tr>
         <w:tc>
           <w:tcPr/>
-          <w:bookmarkStart w:id="14" w:name="tbl-related"/>
+          <w:bookmarkStart w:id="14" w:name="tbl-rel"/>
           <w:p>
             <w:pPr>
               <w:jc w:val="center"/>
@@ -1354,7 +1340,7 @@
               <w:pStyle w:val="ImageCaption"/>
             </w:pPr>
             <w:r>
-              <w:t xml:space="preserve">Table 2: Related documents in the characterization package.</w:t>
+              <w:t xml:space="preserve">Table 2: Related documents in the A-Mab characterization package.</w:t>
             </w:r>
           </w:p>
           <w:tbl>
@@ -1629,12 +1615,12 @@
         <w:pStyle w:val="BodyText"/>
       </w:pPr>
       <w:r>
-        <w:t xml:space="preserve">The procedures that govern execution of the study are listed in</w:t>
-      </w:r>
-      <w:r>
-        <w:t xml:space="preserve"> </w:t>
-      </w:r>
-      <w:hyperlink w:anchor="tbl-sops">
+        <w:t xml:space="preserve">The controlled procedures and validated methods that govern execution of the step are listed in</w:t>
+      </w:r>
+      <w:r>
+        <w:t xml:space="preserve"> </w:t>
+      </w:r>
+      <w:hyperlink w:anchor="tbl-sop">
         <w:r>
           <w:rPr>
             <w:rStyle w:val="Hyperlink"/>
@@ -1643,13 +1629,7 @@
         </w:r>
       </w:hyperlink>
       <w:r>
-        <w:t xml:space="preserve">, and the validated</w:t>
-      </w:r>
-      <w:r>
-        <w:t xml:space="preserve"> </w:t>
-      </w:r>
-      <w:r>
-        <w:t xml:space="preserve">analytical methods are listed separately in the analytical methods section below.</w:t>
+        <w:t xml:space="preserve">, with each one cited in the section that relies on it.</w:t>
       </w:r>
     </w:p>
     <w:tbl>
@@ -1665,7 +1645,7 @@
       <w:tr>
         <w:tc>
           <w:tcPr/>
-          <w:bookmarkStart w:id="15" w:name="tbl-sops"/>
+          <w:bookmarkStart w:id="15" w:name="tbl-sop"/>
           <w:p>
             <w:pPr>
               <w:jc w:val="center"/>
@@ -1676,7 +1656,7 @@
               <w:pStyle w:val="ImageCaption"/>
             </w:pPr>
             <w:r>
-              <w:t xml:space="preserve">Table 3: Procedures governing execution of the study.</w:t>
+              <w:t xml:space="preserve">Table 3: Controlled procedures and validated analytical methods for this step.</w:t>
             </w:r>
           </w:p>
           <w:tbl>
@@ -1687,9 +1667,9 @@
               <w:tblLook w:firstRow="1" w:lastRow="0" w:firstColumn="0" w:lastColumn="0" w:noHBand="0" w:noVBand="0" w:val="0020"/>
             </w:tblPr>
             <w:tblGrid>
-              <w:gridCol w:w="1183"/>
-              <w:gridCol w:w="6008"/>
-              <w:gridCol w:w="728"/>
+              <w:gridCol w:w="1050"/>
+              <w:gridCol w:w="5333"/>
+              <w:gridCol w:w="1535"/>
             </w:tblGrid>
             <w:tr>
               <w:trPr>
@@ -1936,6 +1916,170 @@
                   </w:pPr>
                   <w:r>
                     <w:t xml:space="preserve">SOP</w:t>
+                  </w:r>
+                </w:p>
+              </w:tc>
+            </w:tr>
+            <w:tr>
+              <w:tc>
+                <w:tcPr/>
+                <w:p>
+                  <w:pPr>
+                    <w:pStyle w:val="Compact"/>
+                    <w:jc w:val="left"/>
+                    <w:jc w:val="center"/>
+                  </w:pPr>
+                  <w:r>
+                    <w:t xml:space="preserve">AMV-3011</w:t>
+                  </w:r>
+                </w:p>
+              </w:tc>
+              <w:tc>
+                <w:tcPr/>
+                <w:p>
+                  <w:pPr>
+                    <w:pStyle w:val="Compact"/>
+                    <w:jc w:val="left"/>
+                    <w:jc w:val="center"/>
+                  </w:pPr>
+                  <w:r>
+                    <w:t xml:space="preserve">Size-Variants (SEC-HPLC)</w:t>
+                  </w:r>
+                </w:p>
+              </w:tc>
+              <w:tc>
+                <w:tcPr/>
+                <w:p>
+                  <w:pPr>
+                    <w:pStyle w:val="Compact"/>
+                    <w:jc w:val="left"/>
+                    <w:jc w:val="center"/>
+                  </w:pPr>
+                  <w:r>
+                    <w:t xml:space="preserve">Method validation</w:t>
+                  </w:r>
+                </w:p>
+              </w:tc>
+            </w:tr>
+            <w:tr>
+              <w:tc>
+                <w:tcPr/>
+                <w:p>
+                  <w:pPr>
+                    <w:pStyle w:val="Compact"/>
+                    <w:jc w:val="left"/>
+                    <w:jc w:val="center"/>
+                  </w:pPr>
+                  <w:r>
+                    <w:t xml:space="preserve">AMV-3012</w:t>
+                  </w:r>
+                </w:p>
+              </w:tc>
+              <w:tc>
+                <w:tcPr/>
+                <w:p>
+                  <w:pPr>
+                    <w:pStyle w:val="Compact"/>
+                    <w:jc w:val="left"/>
+                    <w:jc w:val="center"/>
+                  </w:pPr>
+                  <w:r>
+                    <w:t xml:space="preserve">Host-Cell Protein ELISA</w:t>
+                  </w:r>
+                </w:p>
+              </w:tc>
+              <w:tc>
+                <w:tcPr/>
+                <w:p>
+                  <w:pPr>
+                    <w:pStyle w:val="Compact"/>
+                    <w:jc w:val="left"/>
+                    <w:jc w:val="center"/>
+                  </w:pPr>
+                  <w:r>
+                    <w:t xml:space="preserve">Method validation</w:t>
+                  </w:r>
+                </w:p>
+              </w:tc>
+            </w:tr>
+            <w:tr>
+              <w:tc>
+                <w:tcPr/>
+                <w:p>
+                  <w:pPr>
+                    <w:pStyle w:val="Compact"/>
+                    <w:jc w:val="left"/>
+                    <w:jc w:val="center"/>
+                  </w:pPr>
+                  <w:r>
+                    <w:t xml:space="preserve">AMV-3014</w:t>
+                  </w:r>
+                </w:p>
+              </w:tc>
+              <w:tc>
+                <w:tcPr/>
+                <w:p>
+                  <w:pPr>
+                    <w:pStyle w:val="Compact"/>
+                    <w:jc w:val="left"/>
+                    <w:jc w:val="center"/>
+                  </w:pPr>
+                  <w:r>
+                    <w:t xml:space="preserve">Residual DNA (qPCR)</w:t>
+                  </w:r>
+                </w:p>
+              </w:tc>
+              <w:tc>
+                <w:tcPr/>
+                <w:p>
+                  <w:pPr>
+                    <w:pStyle w:val="Compact"/>
+                    <w:jc w:val="left"/>
+                    <w:jc w:val="center"/>
+                  </w:pPr>
+                  <w:r>
+                    <w:t xml:space="preserve">Method validation</w:t>
+                  </w:r>
+                </w:p>
+              </w:tc>
+            </w:tr>
+            <w:tr>
+              <w:tc>
+                <w:tcPr/>
+                <w:p>
+                  <w:pPr>
+                    <w:pStyle w:val="Compact"/>
+                    <w:jc w:val="left"/>
+                    <w:jc w:val="center"/>
+                  </w:pPr>
+                  <w:r>
+                    <w:t xml:space="preserve">AMV-3016</w:t>
+                  </w:r>
+                </w:p>
+              </w:tc>
+              <w:tc>
+                <w:tcPr/>
+                <w:p>
+                  <w:pPr>
+                    <w:pStyle w:val="Compact"/>
+                    <w:jc w:val="left"/>
+                    <w:jc w:val="center"/>
+                  </w:pPr>
+                  <w:r>
+                    <w:t xml:space="preserve">Leached Protein A by ELISA (ppm)</w:t>
+                  </w:r>
+                </w:p>
+              </w:tc>
+              <w:tc>
+                <w:tcPr/>
+                <w:p>
+                  <w:pPr>
+                    <w:pStyle w:val="Compact"/>
+                    <w:jc w:val="left"/>
+                    <w:jc w:val="center"/>
+                  </w:pPr>
+                  <w:r>
+                    <w:t xml:space="preserve">Method validation</w:t>
                   </w:r>
                 </w:p>
               </w:tc>
@@ -1970,37 +2114,45 @@
         <w:pStyle w:val="FirstParagraph"/>
       </w:pPr>
       <w:r>
-        <w:t xml:space="preserve">The A-Mab downstream process is a platform process, and the cation exchange step is operated</w:t>
-      </w:r>
-      <w:r>
-        <w:t xml:space="preserve"> </w:t>
-      </w:r>
-      <w:r>
-        <w:t xml:space="preserve">in the same mode as it is for three earlier humanized IgG1 products (X-Mab, Y-Mab and</w:t>
-      </w:r>
-      <w:r>
-        <w:t xml:space="preserve"> </w:t>
-      </w:r>
-      <w:r>
-        <w:t xml:space="preserve">Z-Mab). The resin chemistry, the buffer system and the step elution are common to all four</w:t>
-      </w:r>
-      <w:r>
-        <w:t xml:space="preserve"> </w:t>
-      </w:r>
-      <w:r>
-        <w:t xml:space="preserve">products. That experience establishes the mechanism of the separation and the conditions</w:t>
-      </w:r>
-      <w:r>
-        <w:t xml:space="preserve"> </w:t>
-      </w:r>
-      <w:r>
-        <w:t xml:space="preserve">under which the step behaves predictably, so this study is expected to confirm and bound</w:t>
-      </w:r>
-      <w:r>
-        <w:t xml:space="preserve"> </w:t>
-      </w:r>
-      <w:r>
-        <w:t xml:space="preserve">platform behaviour and not to discover it.</w:t>
+        <w:t xml:space="preserve">The step follows low-pH viral inactivation and precedes anion exchange, taking the neutralized</w:t>
+      </w:r>
+      <w:r>
+        <w:t xml:space="preserve"> </w:t>
+      </w:r>
+      <w:r>
+        <w:t xml:space="preserve">inactivation pool as the load after adjustment to the load conductivity given in</w:t>
+      </w:r>
+      <w:r>
+        <w:t xml:space="preserve"> </w:t>
+      </w:r>
+      <w:hyperlink w:anchor="tbl-params">
+        <w:r>
+          <w:rPr>
+            <w:rStyle w:val="Hyperlink"/>
+          </w:rPr>
+          <w:t xml:space="preserve">Table 7</w:t>
+        </w:r>
+      </w:hyperlink>
+      <w:r>
+        <w:t xml:space="preserve">.</w:t>
+      </w:r>
+      <w:r>
+        <w:t xml:space="preserve"> </w:t>
+      </w:r>
+      <w:r>
+        <w:t xml:space="preserve">Because the load conductivity is low enough for host cell protein to bind only weakly, much of</w:t>
+      </w:r>
+      <w:r>
+        <w:t xml:space="preserve"> </w:t>
+      </w:r>
+      <w:r>
+        <w:t xml:space="preserve">the burden passes into the flow through and into the wash. The wash removes most of what remains, at some cost in bound</w:t>
+      </w:r>
+      <w:r>
+        <w:t xml:space="preserve"> </w:t>
+      </w:r>
+      <w:r>
+        <w:t xml:space="preserve">antibody.</w:t>
       </w:r>
     </w:p>
     <w:p>
@@ -2008,49 +2160,19 @@
         <w:pStyle w:val="BodyText"/>
       </w:pPr>
       <w:r>
-        <w:t xml:space="preserve">Aggregate separation on a cation exchanger follows from avidity. A high molecular weight</w:t>
-      </w:r>
-      <w:r>
-        <w:t xml:space="preserve"> </w:t>
-      </w:r>
-      <w:r>
-        <w:t xml:space="preserve">species presents more of the antibody surface to the resin than the monomer does, binds more</w:t>
-      </w:r>
-      <w:r>
-        <w:t xml:space="preserve"> </w:t>
-      </w:r>
-      <w:r>
-        <w:t xml:space="preserve">strongly and elutes later, so the descending edge of the elution peak is enriched in</w:t>
-      </w:r>
-      <w:r>
-        <w:t xml:space="preserve"> </w:t>
-      </w:r>
-      <w:r>
-        <w:t xml:space="preserve">aggregate. Three of the parameters in scope act on that separation, and each acts on a</w:t>
-      </w:r>
-      <w:r>
-        <w:t xml:space="preserve"> </w:t>
-      </w:r>
-      <w:r>
-        <w:t xml:space="preserve">different part of it. Protein load determines how much of the column capacity is occupied</w:t>
-      </w:r>
-      <w:r>
-        <w:t xml:space="preserve"> </w:t>
-      </w:r>
-      <w:r>
-        <w:t xml:space="preserve">and how well the species are resolved, elution buffer pH determines how strongly both</w:t>
-      </w:r>
-      <w:r>
-        <w:t xml:space="preserve"> </w:t>
-      </w:r>
-      <w:r>
-        <w:t xml:space="preserve">species are held at the point of elution, and the stop collect set-point determines how much</w:t>
-      </w:r>
-      <w:r>
-        <w:t xml:space="preserve"> </w:t>
-      </w:r>
-      <w:r>
-        <w:t xml:space="preserve">of the descending edge enters the product pool.</w:t>
+        <w:t xml:space="preserve">Aggregate behaves differently. On a cation exchanger, aggregate carries more charge than monomer and elutes later, which places the boundary between the two inside the descending side of the elution peak. The point at which collection stops therefore sets both how much aggregate enters the pool and</w:t>
+      </w:r>
+      <w:r>
+        <w:t xml:space="preserve"> </w:t>
+      </w:r>
+      <w:r>
+        <w:t xml:space="preserve">how much product is recovered by the step. No other parameter of the step trades purity against</w:t>
+      </w:r>
+      <w:r>
+        <w:t xml:space="preserve"> </w:t>
+      </w:r>
+      <w:r>
+        <w:t xml:space="preserve">yield so directly.</w:t>
       </w:r>
     </w:p>
     <w:p>
@@ -2058,49 +2180,25 @@
         <w:pStyle w:val="BodyText"/>
       </w:pPr>
       <w:r>
-        <w:t xml:space="preserve">Host cell protein clearance depends on protein load and on the conductivity of the load and</w:t>
-      </w:r>
-      <w:r>
-        <w:t xml:space="preserve"> </w:t>
-      </w:r>
-      <w:r>
-        <w:t xml:space="preserve">wash buffers. Host cell proteins are a heterogeneous population and much of that population</w:t>
-      </w:r>
-      <w:r>
-        <w:t xml:space="preserve"> </w:t>
-      </w:r>
-      <w:r>
-        <w:t xml:space="preserve">binds the resin weakly. Raising the conductivity screens those weak interactions, so more of</w:t>
-      </w:r>
-      <w:r>
-        <w:t xml:space="preserve"> </w:t>
-      </w:r>
-      <w:r>
-        <w:t xml:space="preserve">the population passes into the flow-through and the wash. Raising the protein load lowers the</w:t>
-      </w:r>
-      <w:r>
-        <w:t xml:space="preserve"> </w:t>
-      </w:r>
-      <w:r>
-        <w:t xml:space="preserve">fraction removed, because the antibody competes for binding sites and displaced species can</w:t>
-      </w:r>
-      <w:r>
-        <w:t xml:space="preserve"> </w:t>
-      </w:r>
-      <w:r>
-        <w:t xml:space="preserve">co-elute with it. The two effects are not additive. Their product sets the pool level, so the</w:t>
-      </w:r>
-      <w:r>
-        <w:t xml:space="preserve"> </w:t>
-      </w:r>
-      <w:r>
-        <w:t xml:space="preserve">rise in pool host cell protein with load is larger when the conductivity is low, and platform</w:t>
-      </w:r>
-      <w:r>
-        <w:t xml:space="preserve"> </w:t>
-      </w:r>
-      <w:r>
-        <w:t xml:space="preserve">experience predicts a significant interaction between the two parameters.</w:t>
+        <w:t xml:space="preserve">Across the ranges studied, protein load acts on both attributes through one mechanism: a higher load occupies more of the</w:t>
+      </w:r>
+      <w:r>
+        <w:t xml:space="preserve"> </w:t>
+      </w:r>
+      <w:r>
+        <w:t xml:space="preserve">resin capacity, which leaves less capacity for the weakly bound impurities and moves the</w:t>
+      </w:r>
+      <w:r>
+        <w:t xml:space="preserve"> </w:t>
+      </w:r>
+      <w:r>
+        <w:t xml:space="preserve">aggregate boundary earlier in the peak. Elution buffer pH acts instead on the strength of the interaction between</w:t>
+      </w:r>
+      <w:r>
+        <w:t xml:space="preserve"> </w:t>
+      </w:r>
+      <w:r>
+        <w:t xml:space="preserve">antibody and resin, which sets where the whole peak sits relative to the collection window.</w:t>
       </w:r>
     </w:p>
     <w:p>
@@ -2108,49 +2206,69 @@
         <w:pStyle w:val="BodyText"/>
       </w:pPr>
       <w:r>
-        <w:t xml:space="preserve">The step does not discriminate charge variants or glycosylation variants under platform</w:t>
-      </w:r>
-      <w:r>
-        <w:t xml:space="preserve"> </w:t>
-      </w:r>
-      <w:r>
-        <w:t xml:space="preserve">conditions, and neither class of variant is measured in this study. Both are formed in the</w:t>
-      </w:r>
-      <w:r>
-        <w:t xml:space="preserve"> </w:t>
-      </w:r>
-      <w:r>
-        <w:t xml:space="preserve">production bioreactor and are controlled there (PCR-003). Clearance of residual DNA and of</w:t>
-      </w:r>
-      <w:r>
-        <w:t xml:space="preserve"> </w:t>
-      </w:r>
-      <w:r>
-        <w:t xml:space="preserve">leached Protein A is expected to be independent of the parameters studied. Residual DNA is</w:t>
-      </w:r>
-      <w:r>
-        <w:t xml:space="preserve"> </w:t>
-      </w:r>
-      <w:r>
-        <w:t xml:space="preserve">polyanionic and does</w:t>
-      </w:r>
-      <w:r>
-        <w:t xml:space="preserve"> </w:t>
-      </w:r>
-      <w:r>
-        <w:t xml:space="preserve">not bind the resin under the load conditions used, and leached Protein A is removed largely</w:t>
-      </w:r>
-      <w:r>
-        <w:t xml:space="preserve"> </w:t>
-      </w:r>
-      <w:r>
-        <w:t xml:space="preserve">in the wash, so both clearances follow from the chemistry of the step and not from its</w:t>
-      </w:r>
-      <w:r>
-        <w:t xml:space="preserve"> </w:t>
-      </w:r>
-      <w:r>
-        <w:t xml:space="preserve">operating point.</w:t>
+        <w:t xml:space="preserve">The same resin and buffer system are used across the Novacyte humanized IgG1 platform, on which</w:t>
+      </w:r>
+      <w:r>
+        <w:t xml:space="preserve"> </w:t>
+      </w:r>
+      <w:r>
+        <w:t xml:space="preserve">three licensed antibodies (X-Mab, Y-Mab and Z-Mab) have been manufactured in the same elution</w:t>
+      </w:r>
+      <w:r>
+        <w:t xml:space="preserve"> </w:t>
+      </w:r>
+      <w:r>
+        <w:t xml:space="preserve">mode. That platform history establishes the mechanisms described above and supports the ranges</w:t>
+      </w:r>
+      <w:r>
+        <w:t xml:space="preserve"> </w:t>
+      </w:r>
+      <w:r>
+        <w:t xml:space="preserve">proposed in</w:t>
+      </w:r>
+      <w:r>
+        <w:t xml:space="preserve"> </w:t>
+      </w:r>
+      <w:hyperlink w:anchor="tbl-params">
+        <w:r>
+          <w:rPr>
+            <w:rStyle w:val="Hyperlink"/>
+          </w:rPr>
+          <w:t xml:space="preserve">Table 7</w:t>
+        </w:r>
+      </w:hyperlink>
+      <w:r>
+        <w:t xml:space="preserve">, since the separation depends on the resin chemistry and the buffer</w:t>
+      </w:r>
+      <w:r>
+        <w:t xml:space="preserve"> </w:t>
+      </w:r>
+      <w:r>
+        <w:t xml:space="preserve">system before it depends on the molecule. Platform history does not</w:t>
+      </w:r>
+      <w:r>
+        <w:t xml:space="preserve"> </w:t>
+      </w:r>
+      <w:r>
+        <w:t xml:space="preserve">fix the size of the effects for A-Mab, because the aggregate and host cell protein burden</w:t>
+      </w:r>
+      <w:r>
+        <w:t xml:space="preserve"> </w:t>
+      </w:r>
+      <w:r>
+        <w:t xml:space="preserve">entering the step depends on the culture conditions (PCP-003) and on the low-pH hold (PCP-006).</w:t>
+      </w:r>
+      <w:r>
+        <w:t xml:space="preserve"> </w:t>
+      </w:r>
+      <w:r>
+        <w:t xml:space="preserve">Therefore the size of each effect is measured in this study, with the platform contributing the</w:t>
+      </w:r>
+      <w:r>
+        <w:t xml:space="preserve"> </w:t>
+      </w:r>
+      <w:r>
+        <w:t xml:space="preserve">mechanism and the starting ranges.</w:t>
       </w:r>
     </w:p>
     <w:p>
@@ -2158,37 +2276,28 @@
         <w:pStyle w:val="BodyText"/>
       </w:pPr>
       <w:r>
-        <w:t xml:space="preserve">The material loaded onto the step is the neutralized and filtered pool from the low-pH viral</w:t>
-      </w:r>
-      <w:r>
-        <w:t xml:space="preserve"> </w:t>
-      </w:r>
-      <w:r>
-        <w:t xml:space="preserve">inactivation step. That hold adds aggregate to the intermediate (PCR-006), so the burden this</w:t>
-      </w:r>
-      <w:r>
-        <w:t xml:space="preserve"> </w:t>
-      </w:r>
-      <w:r>
-        <w:t xml:space="preserve">step has to remove is set upstream and is not constant. At nominal process conditions the</w:t>
-      </w:r>
-      <w:r>
-        <w:t xml:space="preserve"> </w:t>
-      </w:r>
-      <w:r>
-        <w:t xml:space="preserve">intermediate carries about 1.9 % HMW, so the study has to characterize</w:t>
-      </w:r>
-      <w:r>
-        <w:t xml:space="preserve"> </w:t>
-      </w:r>
-      <w:r>
-        <w:t xml:space="preserve">the step at an aggregate burden above nominal as well as at nominal, and the worst-case</w:t>
-      </w:r>
-      <w:r>
-        <w:t xml:space="preserve"> </w:t>
-      </w:r>
-      <w:r>
-        <w:t xml:space="preserve">challenge below defines how that is done.</w:t>
+        <w:t xml:space="preserve">Platform experience also bounds what the step is expected to do. Charge variants and glycosylation variants are not modified by a cation exchange step operated within platform conditions, which</w:t>
+      </w:r>
+      <w:r>
+        <w:t xml:space="preserve"> </w:t>
+      </w:r>
+      <w:r>
+        <w:t xml:space="preserve">is consistent with the binding mechanism</w:t>
+      </w:r>
+      <w:r>
+        <w:t xml:space="preserve"> </w:t>
+      </w:r>
+      <w:r>
+        <w:t xml:space="preserve">(CMC Biotech Working Group 2009)</w:t>
+      </w:r>
+      <w:r>
+        <w:t xml:space="preserve">. However, the same experience gives no</w:t>
+      </w:r>
+      <w:r>
+        <w:t xml:space="preserve"> </w:t>
+      </w:r>
+      <w:r>
+        <w:t xml:space="preserve">basis for assuming that aggregate removal is robust across the ranges now proposed, because those ranges are wider than any operated in the clinical campaigns.</w:t>
       </w:r>
     </w:p>
     <w:bookmarkEnd w:id="17"/>
@@ -2206,19 +2315,13 @@
         <w:pStyle w:val="FirstParagraph"/>
       </w:pPr>
       <w:r>
-        <w:t xml:space="preserve">This step sets no quality attribute of its own, because every attribute it governs is formed</w:t>
-      </w:r>
-      <w:r>
-        <w:t xml:space="preserve"> </w:t>
-      </w:r>
-      <w:r>
-        <w:t xml:space="preserve">upstream and reduced here. The attributes in scope are therefore clearance attributes, and</w:t>
-      </w:r>
-      <w:r>
-        <w:t xml:space="preserve"> </w:t>
-      </w:r>
-      <w:r>
-        <w:t xml:space="preserve">they are listed in</w:t>
+        <w:t xml:space="preserve">The step forms no quality attribute. The 4 attributes in scope are formed upstream and are</w:t>
+      </w:r>
+      <w:r>
+        <w:t xml:space="preserve"> </w:t>
+      </w:r>
+      <w:r>
+        <w:t xml:space="preserve">only reduced here. Each attribute is listed in</w:t>
       </w:r>
       <w:r>
         <w:t xml:space="preserve"> </w:t>
@@ -2235,28 +2338,13 @@
         <w:t xml:space="preserve"> </w:t>
       </w:r>
       <w:r>
-        <w:t xml:space="preserve">with their drug-substance acceptance criteria and with the</w:t>
-      </w:r>
-      <w:r>
-        <w:t xml:space="preserve"> </w:t>
-      </w:r>
-      <w:r>
-        <w:t xml:space="preserve">criticality assigned in the risk assessment (RA-001), which follows the continuum of</w:t>
-      </w:r>
-      <w:r>
-        <w:t xml:space="preserve"> </w:t>
-      </w:r>
-      <w:r>
-        <w:t xml:space="preserve">criticality of ICH Q9</w:t>
-      </w:r>
-      <w:r>
-        <w:t xml:space="preserve"> </w:t>
-      </w:r>
-      <w:r>
-        <w:t xml:space="preserve">(International Council for Harmonisation 2023)</w:t>
-      </w:r>
-      <w:r>
-        <w:t xml:space="preserve">.</w:t>
+        <w:t xml:space="preserve">with the drug-substance criterion, the category and the</w:t>
+      </w:r>
+      <w:r>
+        <w:t xml:space="preserve"> </w:t>
+      </w:r>
+      <w:r>
+        <w:t xml:space="preserve">criticality assigned in RA-001.</w:t>
       </w:r>
     </w:p>
     <w:tbl>
@@ -2283,7 +2371,7 @@
               <w:pStyle w:val="ImageCaption"/>
             </w:pPr>
             <w:r>
-              <w:t xml:space="preserve">Table 4: Quality attributes this step controls or clears, with drug-substance acceptance criteria.</w:t>
+              <w:t xml:space="preserve">Table 4: Quality attributes governed by the cation exchange step.</w:t>
             </w:r>
           </w:p>
           <w:tbl>
@@ -2649,43 +2737,19 @@
         <w:pStyle w:val="BodyText"/>
       </w:pPr>
       <w:r>
-        <w:t xml:space="preserve">Aggregate determines the design of this study, because it is of high criticality, it is</w:t>
-      </w:r>
-      <w:r>
-        <w:t xml:space="preserve"> </w:t>
-      </w:r>
-      <w:r>
-        <w:t xml:space="preserve">reduced at this step alone, and its acceptance criterion is a drug-substance limit of</w:t>
-      </w:r>
-      <w:r>
-        <w:t xml:space="preserve"> </w:t>
-      </w:r>
-      <w:r>
-        <w:t xml:space="preserve">5 % HMW by SEC. Host cell protein is of moderate to high criticality</w:t>
-      </w:r>
-      <w:r>
-        <w:t xml:space="preserve"> </w:t>
-      </w:r>
-      <w:r>
-        <w:t xml:space="preserve">and is reduced at three steps. Protein A capture provides the largest single reduction</w:t>
-      </w:r>
-      <w:r>
-        <w:t xml:space="preserve"> </w:t>
-      </w:r>
-      <w:r>
-        <w:t xml:space="preserve">(PCR-005), this step provides a further reduction, and anion exchange provides the last</w:t>
-      </w:r>
-      <w:r>
-        <w:t xml:space="preserve"> </w:t>
-      </w:r>
-      <w:r>
-        <w:t xml:space="preserve">(PCR-008). This step’s contribution will be reported both as a clearance factor and as a</w:t>
-      </w:r>
-      <w:r>
-        <w:t xml:space="preserve"> </w:t>
-      </w:r>
-      <w:r>
-        <w:t xml:space="preserve">pool level, and neither figure can be judged in isolation from the other two steps.</w:t>
+        <w:t xml:space="preserve">Aggregate is the attribute the step governs most directly, at high criticality</w:t>
+      </w:r>
+      <w:r>
+        <w:t xml:space="preserve"> </w:t>
+      </w:r>
+      <w:r>
+        <w:t xml:space="preserve">and by the mechanism described in §4.1. Because no later step of the train reduces aggregate, the content of the pool carries through to the drug substance. The pool criterion in §7 is set</w:t>
+      </w:r>
+      <w:r>
+        <w:t xml:space="preserve"> </w:t>
+      </w:r>
+      <w:r>
+        <w:t xml:space="preserve">on that basis.</w:t>
       </w:r>
     </w:p>
     <w:p>
@@ -2693,67 +2757,25 @@
         <w:pStyle w:val="BodyText"/>
       </w:pPr>
       <w:r>
-        <w:t xml:space="preserve">Residual DNA and leached Protein A are of low to very low criticality at drug-substance level</w:t>
-      </w:r>
-      <w:r>
-        <w:t xml:space="preserve"> </w:t>
-      </w:r>
-      <w:r>
-        <w:t xml:space="preserve">and are cleared with margin by the train as a whole. They will be measured across the step to</w:t>
-      </w:r>
-      <w:r>
-        <w:t xml:space="preserve"> </w:t>
-      </w:r>
-      <w:r>
-        <w:t xml:space="preserve">confirm the platform expectation stated above, but they are not responses of the designed</w:t>
-      </w:r>
-      <w:r>
-        <w:t xml:space="preserve"> </w:t>
-      </w:r>
-      <w:r>
-        <w:t xml:space="preserve">experiments, because no parameter in scope is expected to change them.</w:t>
-      </w:r>
-    </w:p>
-    <w:bookmarkEnd w:id="19"/>
-    <w:bookmarkStart w:id="20" w:name="risk-based-prioritization-of-parameters"/>
-    <w:p>
-      <w:pPr>
-        <w:pStyle w:val="Heading2"/>
-      </w:pPr>
-      <w:r>
-        <w:t xml:space="preserve">4.3 Risk-based prioritization of parameters</w:t>
-      </w:r>
-    </w:p>
-    <w:p>
-      <w:pPr>
-        <w:pStyle w:val="FirstParagraph"/>
-      </w:pPr>
-      <w:r>
-        <w:t xml:space="preserve">The pre-characterization risk assessment set the scope of this study (RA-001), and each</w:t>
-      </w:r>
-      <w:r>
-        <w:t xml:space="preserve"> </w:t>
-      </w:r>
-      <w:r>
-        <w:t xml:space="preserve">parameter was ranked there for its potential impact on quality attributes and for its</w:t>
-      </w:r>
-      <w:r>
-        <w:t xml:space="preserve"> </w:t>
-      </w:r>
-      <w:r>
-        <w:t xml:space="preserve">potential to interact with other parameters, with the combined score determining the study</w:t>
-      </w:r>
-      <w:r>
-        <w:t xml:space="preserve"> </w:t>
-      </w:r>
-      <w:r>
-        <w:t xml:space="preserve">type. Of the 5 parameters in scope, 4 were assigned</w:t>
-      </w:r>
-      <w:r>
-        <w:t xml:space="preserve"> </w:t>
-      </w:r>
-      <w:r>
-        <w:t xml:space="preserve">to the multivariate design and 1 to univariate assessment.</w:t>
+        <w:t xml:space="preserve">Host cell protein is of moderate to high criticality and is cleared by three steps in sequence.</w:t>
+      </w:r>
+      <w:r>
+        <w:t xml:space="preserve"> </w:t>
+      </w:r>
+      <w:r>
+        <w:t xml:space="preserve">Protein A removes the bulk of the burden (PCP-005), cation exchange removes a further large</w:t>
+      </w:r>
+      <w:r>
+        <w:t xml:space="preserve"> </w:t>
+      </w:r>
+      <w:r>
+        <w:t xml:space="preserve">fraction, then anion exchange delivers the final reduction (PCP-008).</w:t>
+      </w:r>
+      <w:r>
+        <w:t xml:space="preserve"> </w:t>
+      </w:r>
+      <w:r>
+        <w:t xml:space="preserve">Because no single step is credited with the whole clearance, §7 states the share this step must deliver.</w:t>
       </w:r>
     </w:p>
     <w:p>
@@ -2761,19 +2783,36 @@
         <w:pStyle w:val="BodyText"/>
       </w:pPr>
       <w:r>
-        <w:t xml:space="preserve">The ranges to be studied are wider than the routine control ranges, and each characterization</w:t>
-      </w:r>
-      <w:r>
-        <w:t xml:space="preserve"> </w:t>
-      </w:r>
-      <w:r>
-        <w:t xml:space="preserve">range spans between 1.3 and 2.1 times the</w:t>
-      </w:r>
-      <w:r>
-        <w:t xml:space="preserve"> </w:t>
-      </w:r>
-      <w:r>
-        <w:t xml:space="preserve">width of the corresponding normal operating range (</w:t>
+        <w:t xml:space="preserve">By contrast, residual DNA is of very low criticality and clears by a wide margin across the</w:t>
+      </w:r>
+      <w:r>
+        <w:t xml:space="preserve"> </w:t>
+      </w:r>
+      <w:r>
+        <w:t xml:space="preserve">three chromatography steps, while leached Protein A is formed at the capture step (PCP-005) and</w:t>
+      </w:r>
+      <w:r>
+        <w:t xml:space="preserve"> </w:t>
+      </w:r>
+      <w:r>
+        <w:t xml:space="preserve">is reduced here and again at anion exchange, at low to moderate criticality.</w:t>
+      </w:r>
+    </w:p>
+    <w:p>
+      <w:pPr>
+        <w:pStyle w:val="BodyText"/>
+      </w:pPr>
+      <w:r>
+        <w:t xml:space="preserve">Two of the 4 attributes are treated as responses of the designed experiments,</w:t>
+      </w:r>
+      <w:r>
+        <w:t xml:space="preserve"> </w:t>
+      </w:r>
+      <w:r>
+        <w:t xml:space="preserve">because pool aggregate and pool host cell protein depend on the parameters in</w:t>
+      </w:r>
+      <w:r>
+        <w:t xml:space="preserve"> </w:t>
       </w:r>
       <w:hyperlink w:anchor="tbl-params">
         <w:r>
@@ -2784,25 +2823,22 @@
         </w:r>
       </w:hyperlink>
       <w:r>
-        <w:t xml:space="preserve">). The widening serves two</w:t>
-      </w:r>
-      <w:r>
-        <w:t xml:space="preserve"> </w:t>
-      </w:r>
-      <w:r>
-        <w:t xml:space="preserve">purposes: it places the edges of the studied region far enough outside routine operation that</w:t>
-      </w:r>
-      <w:r>
-        <w:t xml:space="preserve"> </w:t>
-      </w:r>
-      <w:r>
-        <w:t xml:space="preserve">an excursion can be assessed against data, and it leaves room for later movement within the</w:t>
-      </w:r>
-      <w:r>
-        <w:t xml:space="preserve"> </w:t>
-      </w:r>
-      <w:r>
-        <w:t xml:space="preserve">design space without a new study.</w:t>
+        <w:t xml:space="preserve"> </w:t>
+      </w:r>
+      <w:r>
+        <w:t xml:space="preserve">through the mechanisms described in §4.1. The mechanisms in §4.1 give no basis on which residual DNA or leached Protein A would depend on</w:t>
+      </w:r>
+      <w:r>
+        <w:t xml:space="preserve"> </w:t>
+      </w:r>
+      <w:r>
+        <w:t xml:space="preserve">those parameters. Both are therefore measured</w:t>
+      </w:r>
+      <w:r>
+        <w:t xml:space="preserve"> </w:t>
+      </w:r>
+      <w:r>
+        <w:t xml:space="preserve">on the centre-point runs as a confirmation of platform clearance, without a model (§5.4).</w:t>
       </w:r>
     </w:p>
     <w:p>
@@ -2810,127 +2846,256 @@
         <w:pStyle w:val="BodyText"/>
       </w:pPr>
       <w:r>
-        <w:t xml:space="preserve">The rationale for each range is as follows.</w:t>
-      </w:r>
-    </w:p>
-    <w:p>
-      <w:pPr>
-        <w:pStyle w:val="Compact"/>
-        <w:numPr>
-          <w:ilvl w:val="0"/>
-          <w:numId w:val="1002"/>
-        </w:numPr>
-      </w:pPr>
-      <w:r>
-        <w:t xml:space="preserve">Protein load will be studied from 10 to 40 g/L resin, against a routine range of</w:t>
-      </w:r>
-      <w:r>
-        <w:t xml:space="preserve"> </w:t>
-      </w:r>
-      <w:r>
-        <w:t xml:space="preserve">18 to 32, because it is the parameter most likely to move in manufacture,</w:t>
-      </w:r>
-      <w:r>
-        <w:t xml:space="preserve"> </w:t>
-      </w:r>
-      <w:r>
-        <w:t xml:space="preserve">following the harvest titre and the recovery of the two preceding steps.</w:t>
-      </w:r>
-    </w:p>
-    <w:p>
-      <w:pPr>
-        <w:pStyle w:val="Compact"/>
-        <w:numPr>
-          <w:ilvl w:val="0"/>
-          <w:numId w:val="1002"/>
-        </w:numPr>
-      </w:pPr>
-      <w:r>
-        <w:t xml:space="preserve">Load and wash conductivity will be studied from 3 to 7 mS/cm, a range</w:t>
-      </w:r>
-      <w:r>
-        <w:t xml:space="preserve"> </w:t>
-      </w:r>
-      <w:r>
-        <w:t xml:space="preserve">that covers the buffer preparation tolerance together with the conductivity of the</w:t>
-      </w:r>
-      <w:r>
-        <w:t xml:space="preserve"> </w:t>
-      </w:r>
-      <w:r>
-        <w:t xml:space="preserve">neutralized feed, which varies with the volume of titrant used at the low-pH step.</w:t>
-      </w:r>
-    </w:p>
-    <w:p>
-      <w:pPr>
-        <w:pStyle w:val="Compact"/>
-        <w:numPr>
-          <w:ilvl w:val="0"/>
-          <w:numId w:val="1002"/>
-        </w:numPr>
-      </w:pPr>
-      <w:r>
-        <w:t xml:space="preserve">Elution buffer pH will be studied from 5.8 to 6.2 pH, a range that is</w:t>
-      </w:r>
-      <w:r>
-        <w:t xml:space="preserve"> </w:t>
-      </w:r>
-      <w:r>
-        <w:t xml:space="preserve">narrow in absolute terms because a step elution is sensitive to small changes in pH, and</w:t>
-      </w:r>
-      <w:r>
-        <w:t xml:space="preserve"> </w:t>
-      </w:r>
-      <w:r>
-        <w:t xml:space="preserve">that is still wider than the control range the commercial skid can hold.</w:t>
-      </w:r>
-    </w:p>
-    <w:p>
-      <w:pPr>
-        <w:pStyle w:val="Compact"/>
-        <w:numPr>
-          <w:ilvl w:val="0"/>
-          <w:numId w:val="1002"/>
-        </w:numPr>
-      </w:pPr>
-      <w:r>
-        <w:t xml:space="preserve">Elution stop collect will be studied from 0.5 to 1.5 OD desc., which spans</w:t>
-      </w:r>
-      <w:r>
-        <w:t xml:space="preserve"> </w:t>
-      </w:r>
-      <w:r>
-        <w:t xml:space="preserve">collection stops well before and well after the routine point on the descending edge of</w:t>
-      </w:r>
-      <w:r>
-        <w:t xml:space="preserve"> </w:t>
-      </w:r>
-      <w:r>
-        <w:t xml:space="preserve">the peak.</w:t>
-      </w:r>
-    </w:p>
-    <w:p>
-      <w:pPr>
-        <w:pStyle w:val="Compact"/>
-        <w:numPr>
-          <w:ilvl w:val="0"/>
-          <w:numId w:val="1002"/>
-        </w:numPr>
-      </w:pPr>
-      <w:r>
-        <w:t xml:space="preserve">Elution flow rate will be assessed univariately from 100 to 300 cm/hr, since it</w:t>
-      </w:r>
-      <w:r>
-        <w:t xml:space="preserve"> </w:t>
-      </w:r>
-      <w:r>
-        <w:t xml:space="preserve">acts through residence time and through the pressure drop across the bed and not through</w:t>
-      </w:r>
-      <w:r>
-        <w:t xml:space="preserve"> </w:t>
-      </w:r>
-      <w:r>
-        <w:t xml:space="preserve">the binding chemistry, so no interaction with the other parameters is expected.</w:t>
+        <w:t xml:space="preserve">Some viral clearance can be demonstrated across a cation exchange step, although no claim is</w:t>
+      </w:r>
+      <w:r>
+        <w:t xml:space="preserve"> </w:t>
+      </w:r>
+      <w:r>
+        <w:t xml:space="preserve">made for this step. The cumulative claim for the drug substance rests on low-pH inactivation</w:t>
+      </w:r>
+      <w:r>
+        <w:t xml:space="preserve"> </w:t>
+      </w:r>
+      <w:r>
+        <w:t xml:space="preserve">(PCP-006), anion exchange (PCP-008) and small-virus retentive filtration (PCP-009), whose</w:t>
+      </w:r>
+      <w:r>
+        <w:t xml:space="preserve"> </w:t>
+      </w:r>
+      <w:r>
+        <w:t xml:space="preserve">contributions PCMR-001 consolidates</w:t>
+      </w:r>
+      <w:r>
+        <w:t xml:space="preserve"> </w:t>
+      </w:r>
+      <w:r>
+        <w:t xml:space="preserve">(International Council for Harmonisation 2023a)</w:t>
+      </w:r>
+      <w:r>
+        <w:t xml:space="preserve">.</w:t>
+      </w:r>
+    </w:p>
+    <w:p>
+      <w:pPr>
+        <w:pStyle w:val="BodyText"/>
+      </w:pPr>
+      <w:r>
+        <w:t xml:space="preserve">Step yield is a process performance attribute and carries no drug-substance criterion, but</w:t>
+      </w:r>
+      <w:r>
+        <w:t xml:space="preserve"> </w:t>
+      </w:r>
+      <w:r>
+        <w:t xml:space="preserve">yield is measured on every run because elution stop collect trades recovery against aggregate</w:t>
+      </w:r>
+      <w:r>
+        <w:t xml:space="preserve"> </w:t>
+      </w:r>
+      <w:r>
+        <w:t xml:space="preserve">removal, which means a collection range chosen on aggregate alone could be unusable in</w:t>
+      </w:r>
+      <w:r>
+        <w:t xml:space="preserve"> </w:t>
+      </w:r>
+      <w:r>
+        <w:t xml:space="preserve">manufacture.</w:t>
+      </w:r>
+    </w:p>
+    <w:bookmarkEnd w:id="19"/>
+    <w:bookmarkStart w:id="20" w:name="risk-based-prioritization-of-parameters"/>
+    <w:p>
+      <w:pPr>
+        <w:pStyle w:val="Heading2"/>
+      </w:pPr>
+      <w:r>
+        <w:t xml:space="preserve">4.3 Risk-based prioritization of parameters</w:t>
+      </w:r>
+    </w:p>
+    <w:p>
+      <w:pPr>
+        <w:pStyle w:val="FirstParagraph"/>
+      </w:pPr>
+      <w:r>
+        <w:t xml:space="preserve">Every parameter of the step was ranked in RA-001 for potential impact on the attributes in</w:t>
+      </w:r>
+      <w:r>
+        <w:t xml:space="preserve"> </w:t>
+      </w:r>
+      <w:hyperlink w:anchor="tbl-cqa">
+        <w:r>
+          <w:rPr>
+            <w:rStyle w:val="Hyperlink"/>
+          </w:rPr>
+          <w:t xml:space="preserve">Table 4</w:t>
+        </w:r>
+      </w:hyperlink>
+      <w:r>
+        <w:t xml:space="preserve"> </w:t>
+      </w:r>
+      <w:r>
+        <w:t xml:space="preserve">and for potential interaction with the other parameters. 4 of the 5 parameters were</w:t>
+      </w:r>
+      <w:r>
+        <w:t xml:space="preserve"> </w:t>
+      </w:r>
+      <w:r>
+        <w:t xml:space="preserve">placed in the multivariate group by that ranking, with 1 placed in the univariate group. The</w:t>
+      </w:r>
+      <w:r>
+        <w:t xml:space="preserve"> </w:t>
+      </w:r>
+      <w:r>
+        <w:t xml:space="preserve">resulting groups and the ranges to be studied are given in</w:t>
+      </w:r>
+      <w:r>
+        <w:t xml:space="preserve"> </w:t>
+      </w:r>
+      <w:hyperlink w:anchor="tbl-params">
+        <w:r>
+          <w:rPr>
+            <w:rStyle w:val="Hyperlink"/>
+          </w:rPr>
+          <w:t xml:space="preserve">Table 7</w:t>
+        </w:r>
+      </w:hyperlink>
+      <w:r>
+        <w:t xml:space="preserve">.</w:t>
+      </w:r>
+    </w:p>
+    <w:p>
+      <w:pPr>
+        <w:pStyle w:val="BodyText"/>
+      </w:pPr>
+      <w:r>
+        <w:t xml:space="preserve">The multivariate group holds protein load, load and wash conductivity, elution buffer pH and</w:t>
+      </w:r>
+      <w:r>
+        <w:t xml:space="preserve"> </w:t>
+      </w:r>
+      <w:r>
+        <w:t xml:space="preserve">elution stop collect, because each of the four has a mechanism that links it to</w:t>
+      </w:r>
+      <w:r>
+        <w:t xml:space="preserve"> </w:t>
+      </w:r>
+      <w:r>
+        <w:t xml:space="preserve">at least one attribute in</w:t>
+      </w:r>
+      <w:r>
+        <w:t xml:space="preserve"> </w:t>
+      </w:r>
+      <w:hyperlink w:anchor="tbl-cqa">
+        <w:r>
+          <w:rPr>
+            <w:rStyle w:val="Hyperlink"/>
+          </w:rPr>
+          <w:t xml:space="preserve">Table 4</w:t>
+        </w:r>
+      </w:hyperlink>
+      <w:r>
+        <w:t xml:space="preserve"> </w:t>
+      </w:r>
+      <w:r>
+        <w:t xml:space="preserve">(§4.1) and a plausible interaction with at least one of the</w:t>
+      </w:r>
+      <w:r>
+        <w:t xml:space="preserve"> </w:t>
+      </w:r>
+      <w:r>
+        <w:t xml:space="preserve">other three.</w:t>
+      </w:r>
+    </w:p>
+    <w:p>
+      <w:pPr>
+        <w:pStyle w:val="BodyText"/>
+      </w:pPr>
+      <w:r>
+        <w:t xml:space="preserve">The interaction between protein load and load and wash conductivity was ranked highest, since a</w:t>
+      </w:r>
+      <w:r>
+        <w:t xml:space="preserve"> </w:t>
+      </w:r>
+      <w:r>
+        <w:t xml:space="preserve">high load leaves less resin capacity for the weakly bound host cell protein while a high wash</w:t>
+      </w:r>
+      <w:r>
+        <w:t xml:space="preserve"> </w:t>
+      </w:r>
+      <w:r>
+        <w:t xml:space="preserve">conductivity removes more of what remains, which makes the effect of either parameter depend on</w:t>
+      </w:r>
+      <w:r>
+        <w:t xml:space="preserve"> </w:t>
+      </w:r>
+      <w:r>
+        <w:t xml:space="preserve">the level of the other. The interaction between protein load and elution buffer pH was ranked</w:t>
+      </w:r>
+      <w:r>
+        <w:t xml:space="preserve"> </w:t>
+      </w:r>
+      <w:r>
+        <w:t xml:space="preserve">second, because both move the aggregate boundary relative to the collection window.</w:t>
+      </w:r>
+    </w:p>
+    <w:p>
+      <w:pPr>
+        <w:pStyle w:val="BodyText"/>
+      </w:pPr>
+      <w:r>
+        <w:t xml:space="preserve">Elution flow rate was assigned to the univariate group, because flow rate acts through two</w:t>
+      </w:r>
+      <w:r>
+        <w:t xml:space="preserve"> </w:t>
+      </w:r>
+      <w:r>
+        <w:t xml:space="preserve">mechanisms alone, residence time and peak sharpness. Neither mechanism is expected to interact</w:t>
+      </w:r>
+      <w:r>
+        <w:t xml:space="preserve"> </w:t>
+      </w:r>
+      <w:r>
+        <w:t xml:space="preserve">with the other four parameters over the range in</w:t>
+      </w:r>
+      <w:r>
+        <w:t xml:space="preserve"> </w:t>
+      </w:r>
+      <w:hyperlink w:anchor="tbl-params">
+        <w:r>
+          <w:rPr>
+            <w:rStyle w:val="Hyperlink"/>
+          </w:rPr>
+          <w:t xml:space="preserve">Table 7</w:t>
+        </w:r>
+      </w:hyperlink>
+      <w:r>
+        <w:t xml:space="preserve">. A univariate study of that</w:t>
+      </w:r>
+      <w:r>
+        <w:t xml:space="preserve"> </w:t>
+      </w:r>
+      <w:r>
+        <w:t xml:space="preserve">parameter is therefore sufficient, as described in §6.4.</w:t>
+      </w:r>
+    </w:p>
+    <w:p>
+      <w:pPr>
+        <w:pStyle w:val="BodyText"/>
+      </w:pPr>
+      <w:r>
+        <w:t xml:space="preserve">Operating conditions that RA-001 did not rank for study, principally buffer composition, bed</w:t>
+      </w:r>
+      <w:r>
+        <w:t xml:space="preserve"> </w:t>
+      </w:r>
+      <w:r>
+        <w:t xml:space="preserve">height and equilibration volume, are held at the platform set-points in SOP-2010. However, the</w:t>
+      </w:r>
+      <w:r>
+        <w:t xml:space="preserve"> </w:t>
+      </w:r>
+      <w:r>
+        <w:t xml:space="preserve">study then supports the proposed ranges at those settings only, an assumption recorded in §12.</w:t>
       </w:r>
     </w:p>
     <w:bookmarkEnd w:id="20"/>
@@ -2944,7 +3109,7 @@
         <w:t xml:space="preserve">5. Materials and methods</w:t>
       </w:r>
     </w:p>
-    <w:bookmarkStart w:id="22" w:name="scale-down-model-and-its-qualification"/>
+    <w:bookmarkStart w:id="23" w:name="scale-down-model-and-its-qualification"/>
     <w:p>
       <w:pPr>
         <w:pStyle w:val="Heading2"/>
@@ -2958,43 +3123,31 @@
         <w:pStyle w:val="FirstParagraph"/>
       </w:pPr>
       <w:r>
-        <w:t xml:space="preserve">The study will be executed on a scale-down model of the commercial column, qualified against</w:t>
-      </w:r>
-      <w:r>
-        <w:t xml:space="preserve"> </w:t>
-      </w:r>
-      <w:r>
-        <w:t xml:space="preserve">manufacturing-scale data under SOP-1001. The model holds the bed height, the linear velocity,</w:t>
-      </w:r>
-      <w:r>
-        <w:t xml:space="preserve"> </w:t>
-      </w:r>
-      <w:r>
-        <w:t xml:space="preserve">the load in grams per litre of resin and all buffer volumes expressed in column volumes, so</w:t>
-      </w:r>
-      <w:r>
-        <w:t xml:space="preserve"> </w:t>
-      </w:r>
-      <w:r>
-        <w:t xml:space="preserve">that the residence time and the ratio of impurity to available binding capacity match the</w:t>
-      </w:r>
-      <w:r>
-        <w:t xml:space="preserve"> </w:t>
-      </w:r>
-      <w:r>
-        <w:t xml:space="preserve">commercial step. Column efficiency will be verified before each block of runs by plate count</w:t>
-      </w:r>
-      <w:r>
-        <w:t xml:space="preserve"> </w:t>
-      </w:r>
-      <w:r>
-        <w:t xml:space="preserve">and peak asymmetry, and a column outside the acceptance criteria of SOP-2010 will be repacked</w:t>
-      </w:r>
-      <w:r>
-        <w:t xml:space="preserve"> </w:t>
-      </w:r>
-      <w:r>
-        <w:t xml:space="preserve">before use.</w:t>
+        <w:t xml:space="preserve">A scale-down chromatography system will be qualified as a model of the commercial cation</w:t>
+      </w:r>
+      <w:r>
+        <w:t xml:space="preserve"> </w:t>
+      </w:r>
+      <w:r>
+        <w:t xml:space="preserve">exchange step before any characterization run is executed. The model holds the bed height, the</w:t>
+      </w:r>
+      <w:r>
+        <w:t xml:space="preserve"> </w:t>
+      </w:r>
+      <w:r>
+        <w:t xml:space="preserve">linear flow velocity, the protein load per litre of resin and the load, wash and elution volumes</w:t>
+      </w:r>
+      <w:r>
+        <w:t xml:space="preserve"> </w:t>
+      </w:r>
+      <w:r>
+        <w:t xml:space="preserve">in column volumes at the commercial values. Before each block of runs, column efficiency will be verified by plate count and peak asymmetry</w:t>
+      </w:r>
+      <w:r>
+        <w:t xml:space="preserve"> </w:t>
+      </w:r>
+      <w:r>
+        <w:t xml:space="preserve">under SOP-1001 and SOP-2008.</w:t>
       </w:r>
     </w:p>
     <w:p>
@@ -3002,37 +3155,45 @@
         <w:pStyle w:val="BodyText"/>
       </w:pPr>
       <w:r>
-        <w:t xml:space="preserve">Qualification will compare the scale-down model with the commercial-scale process at the</w:t>
-      </w:r>
-      <w:r>
-        <w:t xml:space="preserve"> </w:t>
-      </w:r>
-      <w:r>
-        <w:t xml:space="preserve">set-point condition, and the comparison covers step yield, pool volume, pool aggregate and</w:t>
-      </w:r>
-      <w:r>
-        <w:t xml:space="preserve"> </w:t>
-      </w:r>
-      <w:r>
-        <w:t xml:space="preserve">pool host cell protein, using replicate runs so that means are compared and not single</w:t>
-      </w:r>
-      <w:r>
-        <w:t xml:space="preserve"> </w:t>
-      </w:r>
-      <w:r>
-        <w:t xml:space="preserve">values. The model will be accepted when no statistically significant difference is found in</w:t>
-      </w:r>
-      <w:r>
-        <w:t xml:space="preserve"> </w:t>
-      </w:r>
-      <w:r>
-        <w:t xml:space="preserve">those attributes at alpha = 0.05. The qualification result will be reported in PCR-007 ahead</w:t>
-      </w:r>
-      <w:r>
-        <w:t xml:space="preserve"> </w:t>
-      </w:r>
-      <w:r>
-        <w:t xml:space="preserve">of any characterization result, because every claim in that report depends on it.</w:t>
+        <w:t xml:space="preserve">For the qualification, triplicate runs will be executed at the set-points in</w:t>
+      </w:r>
+      <w:r>
+        <w:t xml:space="preserve"> </w:t>
+      </w:r>
+      <w:hyperlink w:anchor="tbl-params">
+        <w:r>
+          <w:rPr>
+            <w:rStyle w:val="Hyperlink"/>
+          </w:rPr>
+          <w:t xml:space="preserve">Table 7</w:t>
+        </w:r>
+      </w:hyperlink>
+      <w:r>
+        <w:t xml:space="preserve">, on</w:t>
+      </w:r>
+      <w:r>
+        <w:t xml:space="preserve"> </w:t>
+      </w:r>
+      <w:r>
+        <w:t xml:space="preserve">neutralized viral inactivation pool produced by a scale-down train (PCP-006), which keeps the aggregate and host</w:t>
+      </w:r>
+      <w:r>
+        <w:t xml:space="preserve"> </w:t>
+      </w:r>
+      <w:r>
+        <w:t xml:space="preserve">cell protein burden entering the step representative of commercial operation. The performance</w:t>
+      </w:r>
+      <w:r>
+        <w:t xml:space="preserve"> </w:t>
+      </w:r>
+      <w:r>
+        <w:t xml:space="preserve">parameters compared across scales are step yield, pool aggregate, pool host cell protein,</w:t>
+      </w:r>
+      <w:r>
+        <w:t xml:space="preserve"> </w:t>
+      </w:r>
+      <w:r>
+        <w:t xml:space="preserve">residual DNA and leached Protein A.</w:t>
       </w:r>
     </w:p>
     <w:p>
@@ -3040,67 +3201,46 @@
         <w:pStyle w:val="BodyText"/>
       </w:pPr>
       <w:r>
-        <w:t xml:space="preserve">Resin used in the study will be within the cycle range qualified under SOP-2008 and the cycle</w:t>
-      </w:r>
-      <w:r>
-        <w:t xml:space="preserve"> </w:t>
-      </w:r>
-      <w:r>
-        <w:t xml:space="preserve">number of each run will be recorded, since resin life-cycle is characterized separately and</w:t>
-      </w:r>
-      <w:r>
-        <w:t xml:space="preserve"> </w:t>
-      </w:r>
-      <w:r>
-        <w:t xml:space="preserve">is not a factor here.</w:t>
-      </w:r>
-    </w:p>
-    <w:bookmarkEnd w:id="22"/>
-    <w:bookmarkStart w:id="23" w:name="operation"/>
-    <w:p>
-      <w:pPr>
-        <w:pStyle w:val="Heading2"/>
-      </w:pPr>
-      <w:r>
-        <w:t xml:space="preserve">5.2 Operation</w:t>
-      </w:r>
-    </w:p>
-    <w:p>
-      <w:pPr>
-        <w:pStyle w:val="FirstParagraph"/>
-      </w:pPr>
-      <w:r>
-        <w:t xml:space="preserve">The step will be operated as described in SOP-2010, and each run comprises equilibration,</w:t>
-      </w:r>
-      <w:r>
-        <w:t xml:space="preserve"> </w:t>
-      </w:r>
-      <w:r>
-        <w:t xml:space="preserve">load, a post-load wash at the conductivity under study, a step elution, and a strip and</w:t>
-      </w:r>
-      <w:r>
-        <w:t xml:space="preserve"> </w:t>
-      </w:r>
-      <w:r>
-        <w:t xml:space="preserve">sanitization cycle. Product collection starts on the ascending edge of the elution peak at a</w:t>
-      </w:r>
-      <w:r>
-        <w:t xml:space="preserve"> </w:t>
-      </w:r>
-      <w:r>
-        <w:t xml:space="preserve">fixed absorbance threshold and ends at the stop collect set-point on the descending edge. The</w:t>
-      </w:r>
-      <w:r>
-        <w:t xml:space="preserve"> </w:t>
-      </w:r>
-      <w:r>
-        <w:t xml:space="preserve">start threshold is held at the platform value in every run, so that the pool boundary under</w:t>
-      </w:r>
-      <w:r>
-        <w:t xml:space="preserve"> </w:t>
-      </w:r>
-      <w:r>
-        <w:t xml:space="preserve">study is the stop point alone.</w:t>
+        <w:t xml:space="preserve">The model will be accepted where no statistically significant difference is found between the</w:t>
+      </w:r>
+      <w:r>
+        <w:t xml:space="preserve"> </w:t>
+      </w:r>
+      <w:r>
+        <w:t xml:space="preserve">scale-down and the commercial values of any of those five performance parameters at α = 0.05,</w:t>
+      </w:r>
+      <w:r>
+        <w:t xml:space="preserve"> </w:t>
+      </w:r>
+      <w:r>
+        <w:t xml:space="preserve">and where column efficiency meets the limits in SOP-2008. Where a difference is found, the</w:t>
+      </w:r>
+      <w:r>
+        <w:t xml:space="preserve"> </w:t>
+      </w:r>
+      <w:r>
+        <w:t xml:space="preserve">model will be modified and requalified before the characterization runs begin. Modification and requalification of the model are required by the lifecycle approach to process</w:t>
+      </w:r>
+      <w:r>
+        <w:t xml:space="preserve"> </w:t>
+      </w:r>
+      <w:r>
+        <w:t xml:space="preserve">validation</w:t>
+      </w:r>
+      <w:r>
+        <w:t xml:space="preserve"> </w:t>
+      </w:r>
+      <w:r>
+        <w:t xml:space="preserve">(U.S. Food and Drug Administration 2011)</w:t>
+      </w:r>
+      <w:r>
+        <w:t xml:space="preserve">, because the conclusions of the study are applied directly to the</w:t>
+      </w:r>
+      <w:r>
+        <w:t xml:space="preserve"> </w:t>
+      </w:r>
+      <w:r>
+        <w:t xml:space="preserve">commercial process.</w:t>
       </w:r>
     </w:p>
     <w:p>
@@ -3108,60 +3248,18 @@
         <w:pStyle w:val="BodyText"/>
       </w:pPr>
       <w:r>
-        <w:t xml:space="preserve">Load material will be the neutralized and filtered pool from the low-pH viral inactivation</w:t>
-      </w:r>
-      <w:r>
-        <w:t xml:space="preserve"> </w:t>
-      </w:r>
-      <w:r>
-        <w:t xml:space="preserve">step, prepared as a single pooled lot so that feed variability does not confound the factor</w:t>
-      </w:r>
-      <w:r>
-        <w:t xml:space="preserve"> </w:t>
-      </w:r>
-      <w:r>
-        <w:t xml:space="preserve">effects. The pool will be characterized for aggregate, host cell protein, residual DNA and</w:t>
-      </w:r>
-      <w:r>
-        <w:t xml:space="preserve"> </w:t>
-      </w:r>
-      <w:r>
-        <w:t xml:space="preserve">leached Protein A before execution begins, and those values will be reported in PCR-007 as</w:t>
-      </w:r>
-      <w:r>
-        <w:t xml:space="preserve"> </w:t>
-      </w:r>
-      <w:r>
-        <w:t xml:space="preserve">the study feed composition. Aliquots that cannot be run on the day they are drawn will be</w:t>
-      </w:r>
-      <w:r>
-        <w:t xml:space="preserve"> </w:t>
-      </w:r>
-      <w:r>
-        <w:t xml:space="preserve">held under the storage conditions qualified in SOP-2010.</w:t>
-      </w:r>
-    </w:p>
-    <w:bookmarkEnd w:id="23"/>
-    <w:bookmarkStart w:id="25" w:name="analytical-methods"/>
-    <w:p>
-      <w:pPr>
-        <w:pStyle w:val="Heading2"/>
-      </w:pPr>
-      <w:r>
-        <w:t xml:space="preserve">5.3 Analytical methods</w:t>
-      </w:r>
-    </w:p>
-    <w:p>
-      <w:pPr>
-        <w:pStyle w:val="FirstParagraph"/>
-      </w:pPr>
-      <w:r>
-        <w:t xml:space="preserve">The 4 validated methods that support the study are listed in</w:t>
-      </w:r>
-      <w:r>
-        <w:t xml:space="preserve"> </w:t>
-      </w:r>
-      <w:hyperlink w:anchor="tbl-methods">
+        <w:t xml:space="preserve">Runs will be executed in the temperature-controlled chromatography chamber</w:t>
+      </w:r>
+      <w:r>
+        <w:t xml:space="preserve"> </w:t>
+      </w:r>
+      <w:r>
+        <w:t xml:space="preserve">listed in</w:t>
+      </w:r>
+      <w:r>
+        <w:t xml:space="preserve"> </w:t>
+      </w:r>
+      <w:hyperlink w:anchor="tbl-eq">
         <w:r>
           <w:rPr>
             <w:rStyle w:val="Hyperlink"/>
@@ -3170,37 +3268,7 @@
         </w:r>
       </w:hyperlink>
       <w:r>
-        <w:t xml:space="preserve">, and size</w:t>
-      </w:r>
-      <w:r>
-        <w:t xml:space="preserve"> </w:t>
-      </w:r>
-      <w:r>
-        <w:t xml:space="preserve">variants by SEC-HPLC (AMV-3011) is the primary one, reporting the high molecular weight</w:t>
-      </w:r>
-      <w:r>
-        <w:t xml:space="preserve"> </w:t>
-      </w:r>
-      <w:r>
-        <w:t xml:space="preserve">content of both the load and the pool. Host cell protein is measured by ELISA (AMV-3012),</w:t>
-      </w:r>
-      <w:r>
-        <w:t xml:space="preserve"> </w:t>
-      </w:r>
-      <w:r>
-        <w:t xml:space="preserve">residual DNA by qPCR (AMV-3014) and leached Protein A by ELISA (AMV-3016). Accuracy,</w:t>
-      </w:r>
-      <w:r>
-        <w:t xml:space="preserve"> </w:t>
-      </w:r>
-      <w:r>
-        <w:t xml:space="preserve">precision and reportable range are defined in each validation report and are not repeated</w:t>
-      </w:r>
-      <w:r>
-        <w:t xml:space="preserve"> </w:t>
-      </w:r>
-      <w:r>
-        <w:t xml:space="preserve">here.</w:t>
+        <w:t xml:space="preserve">, which is under calibration and change control.</w:t>
       </w:r>
     </w:p>
     <w:tbl>
@@ -3216,7 +3284,7 @@
       <w:tr>
         <w:tc>
           <w:tcPr/>
-          <w:bookmarkStart w:id="24" w:name="tbl-methods"/>
+          <w:bookmarkStart w:id="22" w:name="tbl-eq"/>
           <w:p>
             <w:pPr>
               <w:jc w:val="center"/>
@@ -3227,19 +3295,21 @@
               <w:pStyle w:val="ImageCaption"/>
             </w:pPr>
             <w:r>
-              <w:t xml:space="preserve">Table 5: Validated analytical methods used in the study.</w:t>
+              <w:t xml:space="preserve">Table 5: Instrumented scale-down equipment used for this study.</w:t>
             </w:r>
           </w:p>
           <w:tbl>
             <w:tblPr>
               <w:tblStyle w:val="Table"/>
-              <w:tblW w:type="auto" w:w="0"/>
+              <w:tblW w:type="pct" w:w="5000"/>
+              <w:tblLayout w:type="fixed"/>
               <w:tblLook w:firstRow="1" w:lastRow="0" w:firstColumn="0" w:lastColumn="0" w:noHBand="0" w:noVBand="0" w:val="0020"/>
             </w:tblPr>
             <w:tblGrid>
-              <w:gridCol w:w="2640"/>
-              <w:gridCol w:w="2640"/>
-              <w:gridCol w:w="2640"/>
+              <w:gridCol w:w="911"/>
+              <w:gridCol w:w="3294"/>
+              <w:gridCol w:w="2032"/>
+              <w:gridCol w:w="1682"/>
             </w:tblGrid>
             <w:tr>
               <w:trPr>
@@ -3254,33 +3324,46 @@
                     <w:jc w:val="center"/>
                   </w:pPr>
                   <w:r>
-                    <w:t xml:space="preserve">Reference</w:t>
-                  </w:r>
-                </w:p>
-              </w:tc>
-              <w:tc>
-                <w:tcPr/>
-                <w:p>
-                  <w:pPr>
-                    <w:pStyle w:val="Compact"/>
-                    <w:jc w:val="left"/>
-                    <w:jc w:val="center"/>
-                  </w:pPr>
-                  <w:r>
-                    <w:t xml:space="preserve">Title</w:t>
-                  </w:r>
-                </w:p>
-              </w:tc>
-              <w:tc>
-                <w:tcPr/>
-                <w:p>
-                  <w:pPr>
-                    <w:pStyle w:val="Compact"/>
-                    <w:jc w:val="left"/>
-                    <w:jc w:val="center"/>
-                  </w:pPr>
-                  <w:r>
-                    <w:t xml:space="preserve">Type</w:t>
+                    <w:t xml:space="preserve">Equipment</w:t>
+                  </w:r>
+                </w:p>
+              </w:tc>
+              <w:tc>
+                <w:tcPr/>
+                <w:p>
+                  <w:pPr>
+                    <w:pStyle w:val="Compact"/>
+                    <w:jc w:val="left"/>
+                    <w:jc w:val="center"/>
+                  </w:pPr>
+                  <w:r>
+                    <w:t xml:space="preserve">Description</w:t>
+                  </w:r>
+                </w:p>
+              </w:tc>
+              <w:tc>
+                <w:tcPr/>
+                <w:p>
+                  <w:pPr>
+                    <w:pStyle w:val="Compact"/>
+                    <w:jc w:val="left"/>
+                    <w:jc w:val="center"/>
+                  </w:pPr>
+                  <w:r>
+                    <w:t xml:space="preserve">Calibration status</w:t>
+                  </w:r>
+                </w:p>
+              </w:tc>
+              <w:tc>
+                <w:tcPr/>
+                <w:p>
+                  <w:pPr>
+                    <w:pStyle w:val="Compact"/>
+                    <w:jc w:val="left"/>
+                    <w:jc w:val="center"/>
+                  </w:pPr>
+                  <w:r>
+                    <w:t xml:space="preserve">Next calibration due</w:t>
                   </w:r>
                 </w:p>
               </w:tc>
@@ -3295,162 +3378,52 @@
                     <w:jc w:val="center"/>
                   </w:pPr>
                   <w:r>
-                    <w:t xml:space="preserve">AMV-3011</w:t>
-                  </w:r>
-                </w:p>
-              </w:tc>
-              <w:tc>
-                <w:tcPr/>
-                <w:p>
-                  <w:pPr>
-                    <w:pStyle w:val="Compact"/>
-                    <w:jc w:val="left"/>
-                    <w:jc w:val="center"/>
-                  </w:pPr>
-                  <w:r>
-                    <w:t xml:space="preserve">Size-Variants (SEC-HPLC)</w:t>
-                  </w:r>
-                </w:p>
-              </w:tc>
-              <w:tc>
-                <w:tcPr/>
-                <w:p>
-                  <w:pPr>
-                    <w:pStyle w:val="Compact"/>
-                    <w:jc w:val="left"/>
-                    <w:jc w:val="center"/>
-                  </w:pPr>
-                  <w:r>
-                    <w:t xml:space="preserve">Method validation</w:t>
-                  </w:r>
-                </w:p>
-              </w:tc>
-            </w:tr>
-            <w:tr>
-              <w:tc>
-                <w:tcPr/>
-                <w:p>
-                  <w:pPr>
-                    <w:pStyle w:val="Compact"/>
-                    <w:jc w:val="left"/>
-                    <w:jc w:val="center"/>
-                  </w:pPr>
-                  <w:r>
-                    <w:t xml:space="preserve">AMV-3012</w:t>
-                  </w:r>
-                </w:p>
-              </w:tc>
-              <w:tc>
-                <w:tcPr/>
-                <w:p>
-                  <w:pPr>
-                    <w:pStyle w:val="Compact"/>
-                    <w:jc w:val="left"/>
-                    <w:jc w:val="center"/>
-                  </w:pPr>
-                  <w:r>
-                    <w:t xml:space="preserve">Host-Cell Protein ELISA</w:t>
-                  </w:r>
-                </w:p>
-              </w:tc>
-              <w:tc>
-                <w:tcPr/>
-                <w:p>
-                  <w:pPr>
-                    <w:pStyle w:val="Compact"/>
-                    <w:jc w:val="left"/>
-                    <w:jc w:val="center"/>
-                  </w:pPr>
-                  <w:r>
-                    <w:t xml:space="preserve">Method validation</w:t>
-                  </w:r>
-                </w:p>
-              </w:tc>
-            </w:tr>
-            <w:tr>
-              <w:tc>
-                <w:tcPr/>
-                <w:p>
-                  <w:pPr>
-                    <w:pStyle w:val="Compact"/>
-                    <w:jc w:val="left"/>
-                    <w:jc w:val="center"/>
-                  </w:pPr>
-                  <w:r>
-                    <w:t xml:space="preserve">AMV-3014</w:t>
-                  </w:r>
-                </w:p>
-              </w:tc>
-              <w:tc>
-                <w:tcPr/>
-                <w:p>
-                  <w:pPr>
-                    <w:pStyle w:val="Compact"/>
-                    <w:jc w:val="left"/>
-                    <w:jc w:val="center"/>
-                  </w:pPr>
-                  <w:r>
-                    <w:t xml:space="preserve">Residual DNA (qPCR)</w:t>
-                  </w:r>
-                </w:p>
-              </w:tc>
-              <w:tc>
-                <w:tcPr/>
-                <w:p>
-                  <w:pPr>
-                    <w:pStyle w:val="Compact"/>
-                    <w:jc w:val="left"/>
-                    <w:jc w:val="center"/>
-                  </w:pPr>
-                  <w:r>
-                    <w:t xml:space="preserve">Method validation</w:t>
-                  </w:r>
-                </w:p>
-              </w:tc>
-            </w:tr>
-            <w:tr>
-              <w:tc>
-                <w:tcPr/>
-                <w:p>
-                  <w:pPr>
-                    <w:pStyle w:val="Compact"/>
-                    <w:jc w:val="left"/>
-                    <w:jc w:val="center"/>
-                  </w:pPr>
-                  <w:r>
-                    <w:t xml:space="preserve">AMV-3016</w:t>
-                  </w:r>
-                </w:p>
-              </w:tc>
-              <w:tc>
-                <w:tcPr/>
-                <w:p>
-                  <w:pPr>
-                    <w:pStyle w:val="Compact"/>
-                    <w:jc w:val="left"/>
-                    <w:jc w:val="center"/>
-                  </w:pPr>
-                  <w:r>
-                    <w:t xml:space="preserve">Leached Protein A by ELISA (ppm)</w:t>
-                  </w:r>
-                </w:p>
-              </w:tc>
-              <w:tc>
-                <w:tcPr/>
-                <w:p>
-                  <w:pPr>
-                    <w:pStyle w:val="Compact"/>
-                    <w:jc w:val="left"/>
-                    <w:jc w:val="center"/>
-                  </w:pPr>
-                  <w:r>
-                    <w:t xml:space="preserve">Method validation</w:t>
+                    <w:t xml:space="preserve">EQ-CHR-118</w:t>
+                  </w:r>
+                </w:p>
+              </w:tc>
+              <w:tc>
+                <w:tcPr/>
+                <w:p>
+                  <w:pPr>
+                    <w:pStyle w:val="Compact"/>
+                    <w:jc w:val="left"/>
+                    <w:jc w:val="center"/>
+                  </w:pPr>
+                  <w:r>
+                    <w:t xml:space="preserve">temperature-controlled chromatography chamber</w:t>
+                  </w:r>
+                </w:p>
+              </w:tc>
+              <w:tc>
+                <w:tcPr/>
+                <w:p>
+                  <w:pPr>
+                    <w:pStyle w:val="Compact"/>
+                    <w:jc w:val="left"/>
+                    <w:jc w:val="center"/>
+                  </w:pPr>
+                  <w:r>
+                    <w:t xml:space="preserve">in calibration at execution</w:t>
+                  </w:r>
+                </w:p>
+              </w:tc>
+              <w:tc>
+                <w:tcPr/>
+                <w:p>
+                  <w:pPr>
+                    <w:pStyle w:val="Compact"/>
+                    <w:jc w:val="left"/>
+                    <w:jc w:val="center"/>
+                  </w:pPr>
+                  <w:r>
+                    <w:t xml:space="preserve">2026-05-30</w:t>
                   </w:r>
                 </w:p>
               </w:tc>
             </w:tr>
           </w:tbl>
-          <w:bookmarkEnd w:id="24"/>
+          <w:bookmarkEnd w:id="22"/>
           <w:p/>
         </w:tc>
       </w:tr>
@@ -3460,37 +3433,273 @@
         <w:pStyle w:val="BodyText"/>
       </w:pPr>
       <w:r>
-        <w:t xml:space="preserve">Samples will be assayed in the analytical laboratory at the sending site, under the same</w:t>
-      </w:r>
-      <w:r>
-        <w:t xml:space="preserve"> </w:t>
-      </w:r>
-      <w:r>
-        <w:t xml:space="preserve">methods used for release testing. The centre-point replicates carry process and assay</w:t>
-      </w:r>
-      <w:r>
-        <w:t xml:space="preserve"> </w:t>
-      </w:r>
-      <w:r>
-        <w:t xml:space="preserve">variability together, so the pure-error term used in the lack-of-fit test includes the assay</w:t>
-      </w:r>
-      <w:r>
-        <w:t xml:space="preserve"> </w:t>
-      </w:r>
-      <w:r>
-        <w:t xml:space="preserve">contribution. Where an effect is statistically significant but small against that error,</w:t>
-      </w:r>
-      <w:r>
-        <w:t xml:space="preserve"> </w:t>
-      </w:r>
-      <w:r>
-        <w:t xml:space="preserve">PCR-007 will report it as such and will state the practical size of the change over the range</w:t>
-      </w:r>
-      <w:r>
-        <w:t xml:space="preserve"> </w:t>
-      </w:r>
-      <w:r>
-        <w:t xml:space="preserve">studied.</w:t>
+        <w:t xml:space="preserve">Qualification supports predictions of mean performance at commercial scale, but the conclusions</w:t>
+      </w:r>
+      <w:r>
+        <w:t xml:space="preserve"> </w:t>
+      </w:r>
+      <w:r>
+        <w:t xml:space="preserve">do not extend to feed streams outside the range of the material used for the comparison. That limit on the conclusions is recorded in §12.</w:t>
+      </w:r>
+    </w:p>
+    <w:bookmarkEnd w:id="23"/>
+    <w:bookmarkStart w:id="24" w:name="operation"/>
+    <w:p>
+      <w:pPr>
+        <w:pStyle w:val="Heading2"/>
+      </w:pPr>
+      <w:r>
+        <w:t xml:space="preserve">5.2 Operation</w:t>
+      </w:r>
+    </w:p>
+    <w:p>
+      <w:pPr>
+        <w:pStyle w:val="FirstParagraph"/>
+      </w:pPr>
+      <w:r>
+        <w:t xml:space="preserve">Each run follows SOP-2010, under which the column is equilibrated, loaded to the target protein</w:t>
+      </w:r>
+      <w:r>
+        <w:t xml:space="preserve"> </w:t>
+      </w:r>
+      <w:r>
+        <w:t xml:space="preserve">load, washed at the load conductivity, then eluted by a step change to the elution buffer.</w:t>
+      </w:r>
+      <w:r>
+        <w:t xml:space="preserve"> </w:t>
+      </w:r>
+      <w:r>
+        <w:t xml:space="preserve">Collection begins on the ascending side of the ultraviolet peak at a fixed</w:t>
+      </w:r>
+      <w:r>
+        <w:t xml:space="preserve"> </w:t>
+      </w:r>
+      <w:r>
+        <w:t xml:space="preserve">threshold and stops at the descending value given in</w:t>
+      </w:r>
+      <w:r>
+        <w:t xml:space="preserve"> </w:t>
+      </w:r>
+      <w:hyperlink w:anchor="tbl-params">
+        <w:r>
+          <w:rPr>
+            <w:rStyle w:val="Hyperlink"/>
+          </w:rPr>
+          <w:t xml:space="preserve">Table 7</w:t>
+        </w:r>
+      </w:hyperlink>
+      <w:r>
+        <w:t xml:space="preserve">. The column is then stripped, sanitized and</w:t>
+      </w:r>
+      <w:r>
+        <w:t xml:space="preserve"> </w:t>
+      </w:r>
+      <w:r>
+        <w:t xml:space="preserve">re-equilibrated under SOP-2008.</w:t>
+      </w:r>
+    </w:p>
+    <w:p>
+      <w:pPr>
+        <w:pStyle w:val="BodyText"/>
+      </w:pPr>
+      <w:r>
+        <w:t xml:space="preserve">Load conductivity and wash conductivity are prepared from the same buffer and are studied as</w:t>
+      </w:r>
+      <w:r>
+        <w:t xml:space="preserve"> </w:t>
+      </w:r>
+      <w:r>
+        <w:t xml:space="preserve">one parameter, as</w:t>
+      </w:r>
+      <w:r>
+        <w:t xml:space="preserve"> </w:t>
+      </w:r>
+      <w:hyperlink w:anchor="tbl-params">
+        <w:r>
+          <w:rPr>
+            <w:rStyle w:val="Hyperlink"/>
+          </w:rPr>
+          <w:t xml:space="preserve">Table 7</w:t>
+        </w:r>
+      </w:hyperlink>
+      <w:r>
+        <w:t xml:space="preserve"> </w:t>
+      </w:r>
+      <w:r>
+        <w:t xml:space="preserve">shows, because varying them independently would add a factor to</w:t>
+      </w:r>
+      <w:r>
+        <w:t xml:space="preserve"> </w:t>
+      </w:r>
+      <w:r>
+        <w:t xml:space="preserve">every design without a mechanism that would justify the split. Throughout each run, temperature is held under ambient chamber control in the unit listed in</w:t>
+      </w:r>
+      <w:r>
+        <w:t xml:space="preserve"> </w:t>
+      </w:r>
+      <w:hyperlink w:anchor="tbl-eq">
+        <w:r>
+          <w:rPr>
+            <w:rStyle w:val="Hyperlink"/>
+          </w:rPr>
+          <w:t xml:space="preserve">Table 5</w:t>
+        </w:r>
+      </w:hyperlink>
+      <w:r>
+        <w:t xml:space="preserve">, which keeps a variable that</w:t>
+      </w:r>
+      <w:r>
+        <w:t xml:space="preserve"> </w:t>
+      </w:r>
+      <w:r>
+        <w:t xml:space="preserve">is not studied here from drifting between runs.</w:t>
+      </w:r>
+    </w:p>
+    <w:p>
+      <w:pPr>
+        <w:pStyle w:val="BodyText"/>
+      </w:pPr>
+      <w:r>
+        <w:t xml:space="preserve">Resin lot and column will be held constant across the whole study, which removes resin lot as a</w:t>
+      </w:r>
+      <w:r>
+        <w:t xml:space="preserve"> </w:t>
+      </w:r>
+      <w:r>
+        <w:t xml:space="preserve">source of variance between runs. The conclusions are correspondingly bounded to one resin lot.</w:t>
+      </w:r>
+      <w:r>
+        <w:t xml:space="preserve"> </w:t>
+      </w:r>
+      <w:r>
+        <w:t xml:space="preserve">That bound is recorded in §12, while equivalence between resin lots is governed</w:t>
+      </w:r>
+      <w:r>
+        <w:t xml:space="preserve"> </w:t>
+      </w:r>
+      <w:r>
+        <w:t xml:space="preserve">separately under SOP-2008.</w:t>
+      </w:r>
+    </w:p>
+    <w:bookmarkEnd w:id="24"/>
+    <w:bookmarkStart w:id="25" w:name="analytical-methods"/>
+    <w:p>
+      <w:pPr>
+        <w:pStyle w:val="Heading2"/>
+      </w:pPr>
+      <w:r>
+        <w:t xml:space="preserve">5.3 Analytical methods</w:t>
+      </w:r>
+    </w:p>
+    <w:p>
+      <w:pPr>
+        <w:pStyle w:val="FirstParagraph"/>
+      </w:pPr>
+      <w:r>
+        <w:t xml:space="preserve">Every attribute in</w:t>
+      </w:r>
+      <w:r>
+        <w:t xml:space="preserve"> </w:t>
+      </w:r>
+      <w:hyperlink w:anchor="tbl-cqa">
+        <w:r>
+          <w:rPr>
+            <w:rStyle w:val="Hyperlink"/>
+          </w:rPr>
+          <w:t xml:space="preserve">Table 4</w:t>
+        </w:r>
+      </w:hyperlink>
+      <w:r>
+        <w:t xml:space="preserve"> </w:t>
+      </w:r>
+      <w:r>
+        <w:t xml:space="preserve">is measured by a validated method, of which the four that apply to</w:t>
+      </w:r>
+      <w:r>
+        <w:t xml:space="preserve"> </w:t>
+      </w:r>
+      <w:r>
+        <w:t xml:space="preserve">this step are listed in</w:t>
+      </w:r>
+      <w:r>
+        <w:t xml:space="preserve"> </w:t>
+      </w:r>
+      <w:hyperlink w:anchor="tbl-sop">
+        <w:r>
+          <w:rPr>
+            <w:rStyle w:val="Hyperlink"/>
+          </w:rPr>
+          <w:t xml:space="preserve">Table 3</w:t>
+        </w:r>
+      </w:hyperlink>
+      <w:r>
+        <w:t xml:space="preserve">.</w:t>
+      </w:r>
+    </w:p>
+    <w:p>
+      <w:pPr>
+        <w:pStyle w:val="BodyText"/>
+      </w:pPr>
+      <w:r>
+        <w:t xml:space="preserve">Size variants, including the aggregate response, are measured by size exclusion chromatography</w:t>
+      </w:r>
+      <w:r>
+        <w:t xml:space="preserve"> </w:t>
+      </w:r>
+      <w:r>
+        <w:t xml:space="preserve">under AMV-3011, host cell protein by ELISA under AMV-3012, residual DNA by quantitative PCR</w:t>
+      </w:r>
+      <w:r>
+        <w:t xml:space="preserve"> </w:t>
+      </w:r>
+      <w:r>
+        <w:t xml:space="preserve">under AMV-3014 and leached Protein A by ELISA under AMV-3016. For every run, step yield is calculated from the product mass in the pool and the product mass</w:t>
+      </w:r>
+      <w:r>
+        <w:t xml:space="preserve"> </w:t>
+      </w:r>
+      <w:r>
+        <w:t xml:space="preserve">loaded, both determined by ultraviolet absorbance.</w:t>
+      </w:r>
+    </w:p>
+    <w:p>
+      <w:pPr>
+        <w:pStyle w:val="BodyText"/>
+      </w:pPr>
+      <w:r>
+        <w:t xml:space="preserve">Assay variability enters the study as part of the pure error term, which the centre-point</w:t>
+      </w:r>
+      <w:r>
+        <w:t xml:space="preserve"> </w:t>
+      </w:r>
+      <w:r>
+        <w:t xml:space="preserve">replicates of both designs separate from model lack of fit (§5.5). The largest single contributor to that pure error is the size exclusion assay, because aggregate</w:t>
+      </w:r>
+      <w:r>
+        <w:t xml:space="preserve"> </w:t>
+      </w:r>
+      <w:r>
+        <w:t xml:space="preserve">in the pool is expected to sit low in the working range of the method. That assay risk is</w:t>
+      </w:r>
+      <w:r>
+        <w:t xml:space="preserve"> </w:t>
+      </w:r>
+      <w:r>
+        <w:t xml:space="preserve">treated in §12.</w:t>
+      </w:r>
+    </w:p>
+    <w:p>
+      <w:pPr>
+        <w:pStyle w:val="BodyText"/>
+      </w:pPr>
+      <w:r>
+        <w:t xml:space="preserve">After execution, samples will be tested inside the stability window each method validation</w:t>
+      </w:r>
+      <w:r>
+        <w:t xml:space="preserve"> </w:t>
+      </w:r>
+      <w:r>
+        <w:t xml:space="preserve">states, with any sample that cannot be tested inside that window reported as a deviation under §9.</w:t>
       </w:r>
     </w:p>
     <w:bookmarkEnd w:id="25"/>
@@ -3508,82 +3717,18 @@
         <w:pStyle w:val="FirstParagraph"/>
       </w:pPr>
       <w:r>
-        <w:t xml:space="preserve">Two samples will be taken from every run: the load sample from the prepared pool aliquot, and</w:t>
-      </w:r>
-      <w:r>
-        <w:t xml:space="preserve"> </w:t>
-      </w:r>
-      <w:r>
-        <w:t xml:space="preserve">the product sample from the collected eluate after mixing and before any hold.</w:t>
-      </w:r>
-    </w:p>
-    <w:p>
-      <w:pPr>
-        <w:pStyle w:val="BodyText"/>
-      </w:pPr>
-      <w:r>
-        <w:t xml:space="preserve">Aggregate and host cell protein will be measured on the load and on the pool of every run in</w:t>
-      </w:r>
-      <w:r>
-        <w:t xml:space="preserve"> </w:t>
-      </w:r>
-      <w:r>
-        <w:t xml:space="preserve">both designs, since they are the responses of the fitted models. Residual DNA and leached</w:t>
-      </w:r>
-      <w:r>
-        <w:t xml:space="preserve"> </w:t>
-      </w:r>
-      <w:r>
-        <w:t xml:space="preserve">Protein A will be measured on the centre-point runs and on the runs at the extremes of</w:t>
-      </w:r>
-      <w:r>
-        <w:t xml:space="preserve"> </w:t>
-      </w:r>
-      <w:r>
-        <w:t xml:space="preserve">protein load and conductivity, which is sufficient to confirm the clearance expectation</w:t>
-      </w:r>
-      <w:r>
-        <w:t xml:space="preserve"> </w:t>
-      </w:r>
-      <w:r>
-        <w:t xml:space="preserve">stated above without adding assay burden that supports no model. Step yield will be</w:t>
-      </w:r>
-      <w:r>
-        <w:t xml:space="preserve"> </w:t>
-      </w:r>
-      <w:r>
-        <w:t xml:space="preserve">calculated for every run from the pool volume and the pool concentration.</w:t>
-      </w:r>
-    </w:p>
-    <w:p>
-      <w:pPr>
-        <w:pStyle w:val="BodyText"/>
-      </w:pPr>
-      <w:r>
-        <w:t xml:space="preserve">The two designs carry different numbers of centre points, in that the screening design</w:t>
-      </w:r>
-      <w:r>
-        <w:t xml:space="preserve"> </w:t>
-      </w:r>
-      <w:r>
-        <w:t xml:space="preserve">carries 3 and the response-surface design carries</w:t>
-      </w:r>
-      <w:r>
-        <w:t xml:space="preserve"> </w:t>
-      </w:r>
-      <w:r>
-        <w:t xml:space="preserve">4, which reflects the greater weight the response-surface analysis</w:t>
-      </w:r>
-      <w:r>
-        <w:t xml:space="preserve"> </w:t>
-      </w:r>
-      <w:r>
-        <w:t xml:space="preserve">places on the pure-error estimate. The whole sampling plan is summarized in</w:t>
-      </w:r>
-      <w:r>
-        <w:t xml:space="preserve"> </w:t>
-      </w:r>
-      <w:hyperlink w:anchor="tbl-sampling">
+        <w:t xml:space="preserve">Samples are taken twice in every run, once from the column load and once from the eluate pool.</w:t>
+      </w:r>
+      <w:r>
+        <w:t xml:space="preserve"> </w:t>
+      </w:r>
+      <w:r>
+        <w:t xml:space="preserve">The attributes measured at each sample point, the method and the runs sampled are given in</w:t>
+      </w:r>
+      <w:r>
+        <w:t xml:space="preserve"> </w:t>
+      </w:r>
+      <w:hyperlink w:anchor="tbl-samp">
         <w:r>
           <w:rPr>
             <w:rStyle w:val="Hyperlink"/>
@@ -3608,7 +3753,7 @@
       <w:tr>
         <w:tc>
           <w:tcPr/>
-          <w:bookmarkStart w:id="26" w:name="tbl-sampling"/>
+          <w:bookmarkStart w:id="26" w:name="tbl-samp"/>
           <w:p>
             <w:pPr>
               <w:jc w:val="center"/>
@@ -3619,7 +3764,7 @@
               <w:pStyle w:val="ImageCaption"/>
             </w:pPr>
             <w:r>
-              <w:t xml:space="preserve">Table 6: Planned sampling and testing per run.</w:t>
+              <w:t xml:space="preserve">Table 6: Planned sampling and testing per characterization run.</w:t>
             </w:r>
           </w:p>
           <w:tbl>
@@ -3630,10 +3775,10 @@
               <w:tblLook w:firstRow="1" w:lastRow="0" w:firstColumn="0" w:lastColumn="0" w:noHBand="0" w:noVBand="0" w:val="0020"/>
             </w:tblPr>
             <w:tblGrid>
-              <w:gridCol w:w="1980"/>
-              <w:gridCol w:w="1980"/>
-              <w:gridCol w:w="1980"/>
-              <w:gridCol w:w="1980"/>
+              <w:gridCol w:w="1306"/>
+              <w:gridCol w:w="2939"/>
+              <w:gridCol w:w="1959"/>
+              <w:gridCol w:w="1714"/>
             </w:tblGrid>
             <w:tr>
               <w:trPr>
@@ -3644,6 +3789,7 @@
                 <w:p>
                   <w:pPr>
                     <w:pStyle w:val="Compact"/>
+                    <w:jc w:val="left"/>
                     <w:jc w:val="center"/>
                   </w:pPr>
                   <w:r>
@@ -3656,6 +3802,7 @@
                 <w:p>
                   <w:pPr>
                     <w:pStyle w:val="Compact"/>
+                    <w:jc w:val="left"/>
                     <w:jc w:val="center"/>
                   </w:pPr>
                   <w:r>
@@ -3668,6 +3815,7 @@
                 <w:p>
                   <w:pPr>
                     <w:pStyle w:val="Compact"/>
+                    <w:jc w:val="left"/>
                     <w:jc w:val="center"/>
                   </w:pPr>
                   <w:r>
@@ -3680,10 +3828,11 @@
                 <w:p>
                   <w:pPr>
                     <w:pStyle w:val="Compact"/>
-                    <w:jc w:val="center"/>
-                  </w:pPr>
-                  <w:r>
-                    <w:t xml:space="preserve">Runs</w:t>
+                    <w:jc w:val="left"/>
+                    <w:jc w:val="center"/>
+                  </w:pPr>
+                  <w:r>
+                    <w:t xml:space="preserve">Runs sampled</w:t>
                   </w:r>
                 </w:p>
               </w:tc>
@@ -3694,18 +3843,20 @@
                 <w:p>
                   <w:pPr>
                     <w:pStyle w:val="Compact"/>
-                    <w:jc w:val="center"/>
-                  </w:pPr>
-                  <w:r>
-                    <w:t xml:space="preserve">Load (pool aliquot)</w:t>
-                  </w:r>
-                </w:p>
-              </w:tc>
-              <w:tc>
-                <w:tcPr/>
-                <w:p>
-                  <w:pPr>
-                    <w:pStyle w:val="Compact"/>
+                    <w:jc w:val="left"/>
+                    <w:jc w:val="center"/>
+                  </w:pPr>
+                  <w:r>
+                    <w:t xml:space="preserve">Column load</w:t>
+                  </w:r>
+                </w:p>
+              </w:tc>
+              <w:tc>
+                <w:tcPr/>
+                <w:p>
+                  <w:pPr>
+                    <w:pStyle w:val="Compact"/>
+                    <w:jc w:val="left"/>
                     <w:jc w:val="center"/>
                   </w:pPr>
                   <w:r>
@@ -3718,22 +3869,24 @@
                 <w:p>
                   <w:pPr>
                     <w:pStyle w:val="Compact"/>
-                    <w:jc w:val="center"/>
-                  </w:pPr>
-                  <w:r>
-                    <w:t xml:space="preserve">AMV-3011</w:t>
-                  </w:r>
-                </w:p>
-              </w:tc>
-              <w:tc>
-                <w:tcPr/>
-                <w:p>
-                  <w:pPr>
-                    <w:pStyle w:val="Compact"/>
-                    <w:jc w:val="center"/>
-                  </w:pPr>
-                  <w:r>
-                    <w:t xml:space="preserve">Every run</w:t>
+                    <w:jc w:val="left"/>
+                    <w:jc w:val="center"/>
+                  </w:pPr>
+                  <w:r>
+                    <w:t xml:space="preserve">SEC-HPLC (AMV-3011)</w:t>
+                  </w:r>
+                </w:p>
+              </w:tc>
+              <w:tc>
+                <w:tcPr/>
+                <w:p>
+                  <w:pPr>
+                    <w:pStyle w:val="Compact"/>
+                    <w:jc w:val="left"/>
+                    <w:jc w:val="center"/>
+                  </w:pPr>
+                  <w:r>
+                    <w:t xml:space="preserve">every run</w:t>
                   </w:r>
                 </w:p>
               </w:tc>
@@ -3744,18 +3897,20 @@
                 <w:p>
                   <w:pPr>
                     <w:pStyle w:val="Compact"/>
-                    <w:jc w:val="center"/>
-                  </w:pPr>
-                  <w:r>
-                    <w:t xml:space="preserve">Load (pool aliquot)</w:t>
-                  </w:r>
-                </w:p>
-              </w:tc>
-              <w:tc>
-                <w:tcPr/>
-                <w:p>
-                  <w:pPr>
-                    <w:pStyle w:val="Compact"/>
+                    <w:jc w:val="left"/>
+                    <w:jc w:val="center"/>
+                  </w:pPr>
+                  <w:r>
+                    <w:t xml:space="preserve">Column load</w:t>
+                  </w:r>
+                </w:p>
+              </w:tc>
+              <w:tc>
+                <w:tcPr/>
+                <w:p>
+                  <w:pPr>
+                    <w:pStyle w:val="Compact"/>
+                    <w:jc w:val="left"/>
                     <w:jc w:val="center"/>
                   </w:pPr>
                   <w:r>
@@ -3768,22 +3923,24 @@
                 <w:p>
                   <w:pPr>
                     <w:pStyle w:val="Compact"/>
-                    <w:jc w:val="center"/>
-                  </w:pPr>
-                  <w:r>
-                    <w:t xml:space="preserve">AMV-3012</w:t>
-                  </w:r>
-                </w:p>
-              </w:tc>
-              <w:tc>
-                <w:tcPr/>
-                <w:p>
-                  <w:pPr>
-                    <w:pStyle w:val="Compact"/>
-                    <w:jc w:val="center"/>
-                  </w:pPr>
-                  <w:r>
-                    <w:t xml:space="preserve">Every run</w:t>
+                    <w:jc w:val="left"/>
+                    <w:jc w:val="center"/>
+                  </w:pPr>
+                  <w:r>
+                    <w:t xml:space="preserve">ELISA (AMV-3012)</w:t>
+                  </w:r>
+                </w:p>
+              </w:tc>
+              <w:tc>
+                <w:tcPr/>
+                <w:p>
+                  <w:pPr>
+                    <w:pStyle w:val="Compact"/>
+                    <w:jc w:val="left"/>
+                    <w:jc w:val="center"/>
+                  </w:pPr>
+                  <w:r>
+                    <w:t xml:space="preserve">every run</w:t>
                   </w:r>
                 </w:p>
               </w:tc>
@@ -3794,46 +3951,50 @@
                 <w:p>
                   <w:pPr>
                     <w:pStyle w:val="Compact"/>
-                    <w:jc w:val="center"/>
-                  </w:pPr>
-                  <w:r>
-                    <w:t xml:space="preserve">Load (pool aliquot)</w:t>
-                  </w:r>
-                </w:p>
-              </w:tc>
-              <w:tc>
-                <w:tcPr/>
-                <w:p>
-                  <w:pPr>
-                    <w:pStyle w:val="Compact"/>
-                    <w:jc w:val="center"/>
-                  </w:pPr>
-                  <w:r>
-                    <w:t xml:space="preserve">Residual DNA, leached Protein A</w:t>
-                  </w:r>
-                </w:p>
-              </w:tc>
-              <w:tc>
-                <w:tcPr/>
-                <w:p>
-                  <w:pPr>
-                    <w:pStyle w:val="Compact"/>
-                    <w:jc w:val="center"/>
-                  </w:pPr>
-                  <w:r>
-                    <w:t xml:space="preserve">AMV-3014, AMV-3016</w:t>
-                  </w:r>
-                </w:p>
-              </w:tc>
-              <w:tc>
-                <w:tcPr/>
-                <w:p>
-                  <w:pPr>
-                    <w:pStyle w:val="Compact"/>
-                    <w:jc w:val="center"/>
-                  </w:pPr>
-                  <w:r>
-                    <w:t xml:space="preserve">Centre points and load/conductivity extremes</w:t>
+                    <w:jc w:val="left"/>
+                    <w:jc w:val="center"/>
+                  </w:pPr>
+                  <w:r>
+                    <w:t xml:space="preserve">Column load</w:t>
+                  </w:r>
+                </w:p>
+              </w:tc>
+              <w:tc>
+                <w:tcPr/>
+                <w:p>
+                  <w:pPr>
+                    <w:pStyle w:val="Compact"/>
+                    <w:jc w:val="left"/>
+                    <w:jc w:val="center"/>
+                  </w:pPr>
+                  <w:r>
+                    <w:t xml:space="preserve">Protein concentration</w:t>
+                  </w:r>
+                </w:p>
+              </w:tc>
+              <w:tc>
+                <w:tcPr/>
+                <w:p>
+                  <w:pPr>
+                    <w:pStyle w:val="Compact"/>
+                    <w:jc w:val="left"/>
+                    <w:jc w:val="center"/>
+                  </w:pPr>
+                  <w:r>
+                    <w:t xml:space="preserve">Ultraviolet absorbance</w:t>
+                  </w:r>
+                </w:p>
+              </w:tc>
+              <w:tc>
+                <w:tcPr/>
+                <w:p>
+                  <w:pPr>
+                    <w:pStyle w:val="Compact"/>
+                    <w:jc w:val="left"/>
+                    <w:jc w:val="center"/>
+                  </w:pPr>
+                  <w:r>
+                    <w:t xml:space="preserve">every run</w:t>
                   </w:r>
                 </w:p>
               </w:tc>
@@ -3844,18 +4005,20 @@
                 <w:p>
                   <w:pPr>
                     <w:pStyle w:val="Compact"/>
-                    <w:jc w:val="center"/>
-                  </w:pPr>
-                  <w:r>
-                    <w:t xml:space="preserve">Product pool</w:t>
-                  </w:r>
-                </w:p>
-              </w:tc>
-              <w:tc>
-                <w:tcPr/>
-                <w:p>
-                  <w:pPr>
-                    <w:pStyle w:val="Compact"/>
+                    <w:jc w:val="left"/>
+                    <w:jc w:val="center"/>
+                  </w:pPr>
+                  <w:r>
+                    <w:t xml:space="preserve">Eluate pool</w:t>
+                  </w:r>
+                </w:p>
+              </w:tc>
+              <w:tc>
+                <w:tcPr/>
+                <w:p>
+                  <w:pPr>
+                    <w:pStyle w:val="Compact"/>
+                    <w:jc w:val="left"/>
                     <w:jc w:val="center"/>
                   </w:pPr>
                   <w:r>
@@ -3868,22 +4031,24 @@
                 <w:p>
                   <w:pPr>
                     <w:pStyle w:val="Compact"/>
-                    <w:jc w:val="center"/>
-                  </w:pPr>
-                  <w:r>
-                    <w:t xml:space="preserve">AMV-3011</w:t>
-                  </w:r>
-                </w:p>
-              </w:tc>
-              <w:tc>
-                <w:tcPr/>
-                <w:p>
-                  <w:pPr>
-                    <w:pStyle w:val="Compact"/>
-                    <w:jc w:val="center"/>
-                  </w:pPr>
-                  <w:r>
-                    <w:t xml:space="preserve">Every run</w:t>
+                    <w:jc w:val="left"/>
+                    <w:jc w:val="center"/>
+                  </w:pPr>
+                  <w:r>
+                    <w:t xml:space="preserve">SEC-HPLC (AMV-3011)</w:t>
+                  </w:r>
+                </w:p>
+              </w:tc>
+              <w:tc>
+                <w:tcPr/>
+                <w:p>
+                  <w:pPr>
+                    <w:pStyle w:val="Compact"/>
+                    <w:jc w:val="left"/>
+                    <w:jc w:val="center"/>
+                  </w:pPr>
+                  <w:r>
+                    <w:t xml:space="preserve">every run</w:t>
                   </w:r>
                 </w:p>
               </w:tc>
@@ -3894,18 +4059,20 @@
                 <w:p>
                   <w:pPr>
                     <w:pStyle w:val="Compact"/>
-                    <w:jc w:val="center"/>
-                  </w:pPr>
-                  <w:r>
-                    <w:t xml:space="preserve">Product pool</w:t>
-                  </w:r>
-                </w:p>
-              </w:tc>
-              <w:tc>
-                <w:tcPr/>
-                <w:p>
-                  <w:pPr>
-                    <w:pStyle w:val="Compact"/>
+                    <w:jc w:val="left"/>
+                    <w:jc w:val="center"/>
+                  </w:pPr>
+                  <w:r>
+                    <w:t xml:space="preserve">Eluate pool</w:t>
+                  </w:r>
+                </w:p>
+              </w:tc>
+              <w:tc>
+                <w:tcPr/>
+                <w:p>
+                  <w:pPr>
+                    <w:pStyle w:val="Compact"/>
+                    <w:jc w:val="left"/>
                     <w:jc w:val="center"/>
                   </w:pPr>
                   <w:r>
@@ -3918,22 +4085,24 @@
                 <w:p>
                   <w:pPr>
                     <w:pStyle w:val="Compact"/>
-                    <w:jc w:val="center"/>
-                  </w:pPr>
-                  <w:r>
-                    <w:t xml:space="preserve">AMV-3012</w:t>
-                  </w:r>
-                </w:p>
-              </w:tc>
-              <w:tc>
-                <w:tcPr/>
-                <w:p>
-                  <w:pPr>
-                    <w:pStyle w:val="Compact"/>
-                    <w:jc w:val="center"/>
-                  </w:pPr>
-                  <w:r>
-                    <w:t xml:space="preserve">Every run</w:t>
+                    <w:jc w:val="left"/>
+                    <w:jc w:val="center"/>
+                  </w:pPr>
+                  <w:r>
+                    <w:t xml:space="preserve">ELISA (AMV-3012)</w:t>
+                  </w:r>
+                </w:p>
+              </w:tc>
+              <w:tc>
+                <w:tcPr/>
+                <w:p>
+                  <w:pPr>
+                    <w:pStyle w:val="Compact"/>
+                    <w:jc w:val="left"/>
+                    <w:jc w:val="center"/>
+                  </w:pPr>
+                  <w:r>
+                    <w:t xml:space="preserve">every run</w:t>
                   </w:r>
                 </w:p>
               </w:tc>
@@ -3944,46 +4113,50 @@
                 <w:p>
                   <w:pPr>
                     <w:pStyle w:val="Compact"/>
-                    <w:jc w:val="center"/>
-                  </w:pPr>
-                  <w:r>
-                    <w:t xml:space="preserve">Product pool</w:t>
-                  </w:r>
-                </w:p>
-              </w:tc>
-              <w:tc>
-                <w:tcPr/>
-                <w:p>
-                  <w:pPr>
-                    <w:pStyle w:val="Compact"/>
-                    <w:jc w:val="center"/>
-                  </w:pPr>
-                  <w:r>
-                    <w:t xml:space="preserve">Residual DNA, leached Protein A</w:t>
-                  </w:r>
-                </w:p>
-              </w:tc>
-              <w:tc>
-                <w:tcPr/>
-                <w:p>
-                  <w:pPr>
-                    <w:pStyle w:val="Compact"/>
-                    <w:jc w:val="center"/>
-                  </w:pPr>
-                  <w:r>
-                    <w:t xml:space="preserve">AMV-3014, AMV-3016</w:t>
-                  </w:r>
-                </w:p>
-              </w:tc>
-              <w:tc>
-                <w:tcPr/>
-                <w:p>
-                  <w:pPr>
-                    <w:pStyle w:val="Compact"/>
-                    <w:jc w:val="center"/>
-                  </w:pPr>
-                  <w:r>
-                    <w:t xml:space="preserve">Centre points and load/conductivity extremes</w:t>
+                    <w:jc w:val="left"/>
+                    <w:jc w:val="center"/>
+                  </w:pPr>
+                  <w:r>
+                    <w:t xml:space="preserve">Eluate pool</w:t>
+                  </w:r>
+                </w:p>
+              </w:tc>
+              <w:tc>
+                <w:tcPr/>
+                <w:p>
+                  <w:pPr>
+                    <w:pStyle w:val="Compact"/>
+                    <w:jc w:val="left"/>
+                    <w:jc w:val="center"/>
+                  </w:pPr>
+                  <w:r>
+                    <w:t xml:space="preserve">Protein concentration (step yield)</w:t>
+                  </w:r>
+                </w:p>
+              </w:tc>
+              <w:tc>
+                <w:tcPr/>
+                <w:p>
+                  <w:pPr>
+                    <w:pStyle w:val="Compact"/>
+                    <w:jc w:val="left"/>
+                    <w:jc w:val="center"/>
+                  </w:pPr>
+                  <w:r>
+                    <w:t xml:space="preserve">Ultraviolet absorbance</w:t>
+                  </w:r>
+                </w:p>
+              </w:tc>
+              <w:tc>
+                <w:tcPr/>
+                <w:p>
+                  <w:pPr>
+                    <w:pStyle w:val="Compact"/>
+                    <w:jc w:val="left"/>
+                    <w:jc w:val="center"/>
+                  </w:pPr>
+                  <w:r>
+                    <w:t xml:space="preserve">every run</w:t>
                   </w:r>
                 </w:p>
               </w:tc>
@@ -3994,46 +4167,104 @@
                 <w:p>
                   <w:pPr>
                     <w:pStyle w:val="Compact"/>
-                    <w:jc w:val="center"/>
-                  </w:pPr>
-                  <w:r>
-                    <w:t xml:space="preserve">Product pool</w:t>
-                  </w:r>
-                </w:p>
-              </w:tc>
-              <w:tc>
-                <w:tcPr/>
-                <w:p>
-                  <w:pPr>
-                    <w:pStyle w:val="Compact"/>
-                    <w:jc w:val="center"/>
-                  </w:pPr>
-                  <w:r>
-                    <w:t xml:space="preserve">Volume and concentration (step yield)</w:t>
-                  </w:r>
-                </w:p>
-              </w:tc>
-              <w:tc>
-                <w:tcPr/>
-                <w:p>
-                  <w:pPr>
-                    <w:pStyle w:val="Compact"/>
-                    <w:jc w:val="center"/>
-                  </w:pPr>
-                  <w:r>
-                    <w:t xml:space="preserve">SOP-2010</w:t>
-                  </w:r>
-                </w:p>
-              </w:tc>
-              <w:tc>
-                <w:tcPr/>
-                <w:p>
-                  <w:pPr>
-                    <w:pStyle w:val="Compact"/>
-                    <w:jc w:val="center"/>
-                  </w:pPr>
-                  <w:r>
-                    <w:t xml:space="preserve">Every run</w:t>
+                    <w:jc w:val="left"/>
+                    <w:jc w:val="center"/>
+                  </w:pPr>
+                  <w:r>
+                    <w:t xml:space="preserve">Eluate pool</w:t>
+                  </w:r>
+                </w:p>
+              </w:tc>
+              <w:tc>
+                <w:tcPr/>
+                <w:p>
+                  <w:pPr>
+                    <w:pStyle w:val="Compact"/>
+                    <w:jc w:val="left"/>
+                    <w:jc w:val="center"/>
+                  </w:pPr>
+                  <w:r>
+                    <w:t xml:space="preserve">Residual DNA</w:t>
+                  </w:r>
+                </w:p>
+              </w:tc>
+              <w:tc>
+                <w:tcPr/>
+                <w:p>
+                  <w:pPr>
+                    <w:pStyle w:val="Compact"/>
+                    <w:jc w:val="left"/>
+                    <w:jc w:val="center"/>
+                  </w:pPr>
+                  <w:r>
+                    <w:t xml:space="preserve">qPCR (AMV-3014)</w:t>
+                  </w:r>
+                </w:p>
+              </w:tc>
+              <w:tc>
+                <w:tcPr/>
+                <w:p>
+                  <w:pPr>
+                    <w:pStyle w:val="Compact"/>
+                    <w:jc w:val="left"/>
+                    <w:jc w:val="center"/>
+                  </w:pPr>
+                  <w:r>
+                    <w:t xml:space="preserve">7 centre-point runs</w:t>
+                  </w:r>
+                </w:p>
+              </w:tc>
+            </w:tr>
+            <w:tr>
+              <w:tc>
+                <w:tcPr/>
+                <w:p>
+                  <w:pPr>
+                    <w:pStyle w:val="Compact"/>
+                    <w:jc w:val="left"/>
+                    <w:jc w:val="center"/>
+                  </w:pPr>
+                  <w:r>
+                    <w:t xml:space="preserve">Eluate pool</w:t>
+                  </w:r>
+                </w:p>
+              </w:tc>
+              <w:tc>
+                <w:tcPr/>
+                <w:p>
+                  <w:pPr>
+                    <w:pStyle w:val="Compact"/>
+                    <w:jc w:val="left"/>
+                    <w:jc w:val="center"/>
+                  </w:pPr>
+                  <w:r>
+                    <w:t xml:space="preserve">Leached Protein A</w:t>
+                  </w:r>
+                </w:p>
+              </w:tc>
+              <w:tc>
+                <w:tcPr/>
+                <w:p>
+                  <w:pPr>
+                    <w:pStyle w:val="Compact"/>
+                    <w:jc w:val="left"/>
+                    <w:jc w:val="center"/>
+                  </w:pPr>
+                  <w:r>
+                    <w:t xml:space="preserve">ELISA (AMV-3016)</w:t>
+                  </w:r>
+                </w:p>
+              </w:tc>
+              <w:tc>
+                <w:tcPr/>
+                <w:p>
+                  <w:pPr>
+                    <w:pStyle w:val="Compact"/>
+                    <w:jc w:val="left"/>
+                    <w:jc w:val="center"/>
+                  </w:pPr>
+                  <w:r>
+                    <w:t xml:space="preserve">7 centre-point runs</w:t>
                   </w:r>
                 </w:p>
               </w:tc>
@@ -4044,6 +4275,67 @@
         </w:tc>
       </w:tr>
     </w:tbl>
+    <w:p>
+      <w:pPr>
+        <w:pStyle w:val="BodyText"/>
+      </w:pPr>
+      <w:r>
+        <w:t xml:space="preserve">On every run of both designs, aggregate, host cell protein and step yield are measured, because</w:t>
+      </w:r>
+      <w:r>
+        <w:t xml:space="preserve"> </w:t>
+      </w:r>
+      <w:r>
+        <w:t xml:space="preserve">all three are responses of the models in §6. On the 7 centre-point runs, residual DNA and leached Protein A are also measured, which</w:t>
+      </w:r>
+      <w:r>
+        <w:t xml:space="preserve"> </w:t>
+      </w:r>
+      <w:r>
+        <w:t xml:space="preserve">confirms the platform clearance without adding runs to either design.</w:t>
+      </w:r>
+    </w:p>
+    <w:p>
+      <w:pPr>
+        <w:pStyle w:val="BodyText"/>
+      </w:pPr>
+      <w:r>
+        <w:t xml:space="preserve">In addition, the load sample is measured for aggregate and host cell protein on every run,</w:t>
+      </w:r>
+      <w:r>
+        <w:t xml:space="preserve"> </w:t>
+      </w:r>
+      <w:r>
+        <w:t xml:space="preserve">because the input level is a known source of variance at a cation exchange step</w:t>
+      </w:r>
+      <w:r>
+        <w:t xml:space="preserve"> </w:t>
+      </w:r>
+      <w:r>
+        <w:t xml:space="preserve">(CMC Biotech Working Group 2009)</w:t>
+      </w:r>
+      <w:r>
+        <w:t xml:space="preserve">.</w:t>
+      </w:r>
+      <w:r>
+        <w:t xml:space="preserve"> </w:t>
+      </w:r>
+      <w:r>
+        <w:t xml:space="preserve">Recording the input level allows an analysis adjusted for the load, where the spread of the</w:t>
+      </w:r>
+      <w:r>
+        <w:t xml:space="preserve"> </w:t>
+      </w:r>
+      <w:r>
+        <w:t xml:space="preserve">centre points requires one. For the duration of the study, retained pool samples will be held frozen, which allows an</w:t>
+      </w:r>
+      <w:r>
+        <w:t xml:space="preserve"> </w:t>
+      </w:r>
+      <w:r>
+        <w:t xml:space="preserve">invalidated assay result to be repeated without repeating the chromatography run.</w:t>
+      </w:r>
+    </w:p>
     <w:bookmarkEnd w:id="27"/>
     <w:bookmarkStart w:id="28" w:name="statistical-methods"/>
     <w:p>
@@ -4059,220 +4351,13 @@
         <w:pStyle w:val="FirstParagraph"/>
       </w:pPr>
       <w:r>
-        <w:t xml:space="preserve">All models will be fitted on coded factors, using coded levels −1/0/+1, where the centre</w:t>
-      </w:r>
-      <w:r>
-        <w:t xml:space="preserve"> </w:t>
-      </w:r>
-      <w:r>
-        <w:t xml:space="preserve">level is the set-point and ±1 are the edges of the characterization range. The screening</w:t>
-      </w:r>
-      <w:r>
-        <w:t xml:space="preserve"> </w:t>
-      </w:r>
-      <w:r>
-        <w:t xml:space="preserve">design will be analysed by ordinary least squares, with all main effects and all two-factor</w:t>
-      </w:r>
-      <w:r>
-        <w:t xml:space="preserve"> </w:t>
-      </w:r>
-      <w:r>
-        <w:t xml:space="preserve">interactions in the model. An effect</w:t>
-      </w:r>
-      <w:r>
-        <w:t xml:space="preserve"> </w:t>
-      </w:r>
-      <w:r>
-        <w:t xml:space="preserve">is reported as twice the coded coefficient, so that it expresses the change in the response</w:t>
-      </w:r>
-      <w:r>
-        <w:t xml:space="preserve"> </w:t>
-      </w:r>
-      <w:r>
-        <w:t xml:space="preserve">across the full studied range of the factor, and significance will be assessed at</w:t>
-      </w:r>
-      <w:r>
-        <w:t xml:space="preserve"> </w:t>
-      </w:r>
-      <w:r>
-        <w:t xml:space="preserve">alpha = 0.05.</w:t>
-      </w:r>
-    </w:p>
-    <w:p>
-      <w:pPr>
-        <w:pStyle w:val="BodyText"/>
-      </w:pPr>
-      <w:r>
-        <w:t xml:space="preserve">The screening analysis identifies which factors and interactions are active. It does not</w:t>
-      </w:r>
-      <w:r>
-        <w:t xml:space="preserve"> </w:t>
-      </w:r>
-      <w:r>
-        <w:t xml:space="preserve">provide the predictive model. The response-surface design adds the axial runs needed to</w:t>
-      </w:r>
-      <w:r>
-        <w:t xml:space="preserve"> </w:t>
-      </w:r>
-      <w:r>
-        <w:t xml:space="preserve">estimate curvature, and the full quadratic model fitted to that design is the model used for</w:t>
-      </w:r>
-      <w:r>
-        <w:t xml:space="preserve"> </w:t>
-      </w:r>
-      <w:r>
-        <w:t xml:space="preserve">the operating region, for the proven acceptable ranges and for every prediction reported in</w:t>
-      </w:r>
-      <w:r>
-        <w:t xml:space="preserve"> </w:t>
-      </w:r>
-      <w:r>
-        <w:t xml:space="preserve">PCR-007. That distinction between the two models will be stated in the report wherever a</w:t>
-      </w:r>
-      <w:r>
-        <w:t xml:space="preserve"> </w:t>
-      </w:r>
-      <w:r>
-        <w:t xml:space="preserve">model is used.</w:t>
-      </w:r>
-    </w:p>
-    <w:p>
-      <w:pPr>
-        <w:pStyle w:val="BodyText"/>
-      </w:pPr>
-      <w:r>
-        <w:t xml:space="preserve">Model adequacy will be judged on four criteria: a significant model F test; a lack-of-fit F</w:t>
-      </w:r>
-      <w:r>
-        <w:t xml:space="preserve"> </w:t>
-      </w:r>
-      <w:r>
-        <w:t xml:space="preserve">test that is not significant against the pure error from the centre points (</w:t>
-      </w:r>
-      <w:hyperlink w:anchor="tbl-sampling">
-        <w:r>
-          <w:rPr>
-            <w:rStyle w:val="Hyperlink"/>
-          </w:rPr>
-          <w:t xml:space="preserve">Table 6</w:t>
-        </w:r>
-      </w:hyperlink>
-      <w:r>
-        <w:t xml:space="preserve">);</w:t>
-      </w:r>
-      <w:r>
-        <w:t xml:space="preserve"> </w:t>
-      </w:r>
-      <w:r>
-        <w:t xml:space="preserve">agreement between the adjusted and the predicted coefficient of determination (computed from</w:t>
-      </w:r>
-      <w:r>
-        <w:t xml:space="preserve"> </w:t>
-      </w:r>
-      <w:r>
-        <w:t xml:space="preserve">PRESS); and residual diagnostics showing no structure against the fitted values and no material</w:t>
-      </w:r>
-      <w:r>
-        <w:t xml:space="preserve"> </w:t>
-      </w:r>
-      <w:r>
-        <w:t xml:space="preserve">departure from normality. A model that fails on lack of fit will be augmented before it is</w:t>
-      </w:r>
-      <w:r>
-        <w:t xml:space="preserve"> </w:t>
-      </w:r>
-      <w:r>
-        <w:t xml:space="preserve">used, and PCR-007 will describe the augmentation. A response for which no factor is active</w:t>
-      </w:r>
-      <w:r>
-        <w:t xml:space="preserve"> </w:t>
-      </w:r>
-      <w:r>
-        <w:t xml:space="preserve">will be reported as robust over the ranges studied, and that absence of effect will be</w:t>
-      </w:r>
-      <w:r>
-        <w:t xml:space="preserve"> </w:t>
-      </w:r>
-      <w:r>
-        <w:t xml:space="preserve">retained in the knowledge space as evidence of robustness.</w:t>
-      </w:r>
-    </w:p>
-    <w:p>
-      <w:pPr>
-        <w:pStyle w:val="BodyText"/>
-      </w:pPr>
-      <w:r>
-        <w:t xml:space="preserve">Statements about assurance will be made with the other parameters varying and not held. The</w:t>
-      </w:r>
-      <w:r>
-        <w:t xml:space="preserve"> </w:t>
-      </w:r>
-      <w:r>
-        <w:t xml:space="preserve">proven acceptable range analysis propagates the normal operating ranges of the remaining</w:t>
-      </w:r>
-      <w:r>
-        <w:t xml:space="preserve"> </w:t>
-      </w:r>
-      <w:r>
-        <w:t xml:space="preserve">parameters by Monte-Carlo simulation, using 2,000 draws at each of</w:t>
-      </w:r>
-      <w:r>
-        <w:t xml:space="preserve"> </w:t>
-      </w:r>
-      <w:r>
-        <w:t xml:space="preserve">81 points across the characterization range of the parameter under</w:t>
-      </w:r>
-      <w:r>
-        <w:t xml:space="preserve"> </w:t>
-      </w:r>
-      <w:r>
-        <w:t xml:space="preserve">analysis.</w:t>
-      </w:r>
-    </w:p>
-    <w:bookmarkEnd w:id="28"/>
-    <w:bookmarkEnd w:id="29"/>
-    <w:bookmarkStart w:id="37" w:name="study-design"/>
-    <w:p>
-      <w:pPr>
-        <w:pStyle w:val="Heading1"/>
-      </w:pPr>
-      <w:r>
-        <w:t xml:space="preserve">6. Study design</w:t>
-      </w:r>
-    </w:p>
-    <w:bookmarkStart w:id="32" w:name="factors-ranges-and-study-type"/>
-    <w:p>
-      <w:pPr>
-        <w:pStyle w:val="Heading2"/>
-      </w:pPr>
-      <w:r>
-        <w:t xml:space="preserve">6.1 Factors, ranges and study type</w:t>
-      </w:r>
-    </w:p>
-    <w:p>
-      <w:pPr>
-        <w:pStyle w:val="FirstParagraph"/>
-      </w:pPr>
-      <w:r>
-        <w:t xml:space="preserve">The design has to do two things: separate the effects of parameters that are known to act on</w:t>
-      </w:r>
-      <w:r>
-        <w:t xml:space="preserve"> </w:t>
-      </w:r>
-      <w:r>
-        <w:t xml:space="preserve">the same attribute, and describe the curvature that a clearance step shows near its limits.</w:t>
-      </w:r>
-      <w:r>
-        <w:t xml:space="preserve"> </w:t>
-      </w:r>
-      <w:r>
-        <w:t xml:space="preserve">The parameters, their set-points, their characterization ranges, their normal operating</w:t>
-      </w:r>
-      <w:r>
-        <w:t xml:space="preserve"> </w:t>
-      </w:r>
-      <w:r>
-        <w:t xml:space="preserve">ranges and their assigned study type are given in</w:t>
+        <w:t xml:space="preserve">All designs are generated and analysed under SOP-1002, with effects estimated on coded factor</w:t>
+      </w:r>
+      <w:r>
+        <w:t xml:space="preserve"> </w:t>
+      </w:r>
+      <w:r>
+        <w:t xml:space="preserve">levels, where −1 and +1 are the edges of the characterization range in</w:t>
       </w:r>
       <w:r>
         <w:t xml:space="preserve"> </w:t>
@@ -4286,13 +4371,197 @@
         </w:r>
       </w:hyperlink>
       <w:r>
-        <w:t xml:space="preserve">. No classification appears</w:t>
-      </w:r>
-      <w:r>
-        <w:t xml:space="preserve"> </w:t>
-      </w:r>
-      <w:r>
-        <w:t xml:space="preserve">there, because classification is an outcome of the study and is assigned in PCR-007.</w:t>
+        <w:t xml:space="preserve">. An effect is therefore the change in the response across the full range studied. Terms are judged significant at α = 0.05.</w:t>
+      </w:r>
+    </w:p>
+    <w:p>
+      <w:pPr>
+        <w:pStyle w:val="BodyText"/>
+      </w:pPr>
+      <w:r>
+        <w:t xml:space="preserve">The screening design is analysed with a model carrying the intercept, the 4 main</w:t>
+      </w:r>
+      <w:r>
+        <w:t xml:space="preserve"> </w:t>
+      </w:r>
+      <w:r>
+        <w:t xml:space="preserve">effects and the 6 two-factor interactions, which leaves 8</w:t>
+      </w:r>
+      <w:r>
+        <w:t xml:space="preserve"> </w:t>
+      </w:r>
+      <w:r>
+        <w:t xml:space="preserve">residual degrees of freedom from 19 runs and 11 model terms.</w:t>
+      </w:r>
+      <w:r>
+        <w:t xml:space="preserve"> </w:t>
+      </w:r>
+      <w:r>
+        <w:t xml:space="preserve">The response-surface design is analysed with the full quadratic model, which adds the</w:t>
+      </w:r>
+      <w:r>
+        <w:t xml:space="preserve"> </w:t>
+      </w:r>
+      <w:r>
+        <w:t xml:space="preserve">4 quadratic terms and leaves 13 residual degrees of freedom from</w:t>
+      </w:r>
+      <w:r>
+        <w:t xml:space="preserve"> </w:t>
+      </w:r>
+      <w:r>
+        <w:t xml:space="preserve">28 runs and 15 model terms.</w:t>
+      </w:r>
+    </w:p>
+    <w:p>
+      <w:pPr>
+        <w:pStyle w:val="BodyText"/>
+      </w:pPr>
+      <w:r>
+        <w:t xml:space="preserve">Both model fits therefore retain enough residual degrees of freedom for a lack of fit test</w:t>
+      </w:r>
+      <w:r>
+        <w:t xml:space="preserve"> </w:t>
+      </w:r>
+      <w:r>
+        <w:t xml:space="preserve">against pure error, which is estimated from the 3 centre-point replicates of</w:t>
+      </w:r>
+      <w:r>
+        <w:t xml:space="preserve"> </w:t>
+      </w:r>
+      <w:r>
+        <w:t xml:space="preserve">the screening design and the 4 replicates of the response-surface design.</w:t>
+      </w:r>
+      <w:r>
+        <w:t xml:space="preserve"> </w:t>
+      </w:r>
+      <w:r>
+        <w:t xml:space="preserve">Neither model sits near saturation, which matters because a saturated fit cannot be tested for</w:t>
+      </w:r>
+      <w:r>
+        <w:t xml:space="preserve"> </w:t>
+      </w:r>
+      <w:r>
+        <w:t xml:space="preserve">lack of fit at all.</w:t>
+      </w:r>
+    </w:p>
+    <w:p>
+      <w:pPr>
+        <w:pStyle w:val="BodyText"/>
+      </w:pPr>
+      <w:r>
+        <w:t xml:space="preserve">The parameters that carry an effect are identified from the screening analysis, while the</w:t>
+      </w:r>
+      <w:r>
+        <w:t xml:space="preserve"> </w:t>
+      </w:r>
+      <w:r>
+        <w:t xml:space="preserve">response-surface model is the predictive model of this study. Consequently the operating region in §7 and the proven acceptable ranges in §8 are derived from</w:t>
+      </w:r>
+      <w:r>
+        <w:t xml:space="preserve"> </w:t>
+      </w:r>
+      <w:r>
+        <w:t xml:space="preserve">the response-surface model alone. The screening model is never presented as predictive.</w:t>
+      </w:r>
+    </w:p>
+    <w:p>
+      <w:pPr>
+        <w:pStyle w:val="BodyText"/>
+      </w:pPr>
+      <w:r>
+        <w:t xml:space="preserve">Model adequacy is judged on the regression F test, the coefficient of determination with its</w:t>
+      </w:r>
+      <w:r>
+        <w:t xml:space="preserve"> </w:t>
+      </w:r>
+      <w:r>
+        <w:t xml:space="preserve">adjusted and predicted values, the lack of fit test against pure error and the residual</w:t>
+      </w:r>
+      <w:r>
+        <w:t xml:space="preserve"> </w:t>
+      </w:r>
+      <w:r>
+        <w:t xml:space="preserve">diagnostics, for each of which §7 states the threshold that will be applied. Within each design, the runs are executed in a randomized order, which is recorded with the data and is available to</w:t>
+      </w:r>
+      <w:r>
+        <w:t xml:space="preserve"> </w:t>
+      </w:r>
+      <w:r>
+        <w:t xml:space="preserve">the analysis as a blocking term where a trend appears.</w:t>
+      </w:r>
+    </w:p>
+    <w:bookmarkEnd w:id="28"/>
+    <w:bookmarkEnd w:id="29"/>
+    <w:bookmarkStart w:id="36" w:name="study-design"/>
+    <w:p>
+      <w:pPr>
+        <w:pStyle w:val="Heading1"/>
+      </w:pPr>
+      <w:r>
+        <w:t xml:space="preserve">6. Study design</w:t>
+      </w:r>
+    </w:p>
+    <w:bookmarkStart w:id="32" w:name="factors-ranges-and-study-type"/>
+    <w:p>
+      <w:pPr>
+        <w:pStyle w:val="Heading2"/>
+      </w:pPr>
+      <w:r>
+        <w:t xml:space="preserve">6.1 Factors, ranges and study type</w:t>
+      </w:r>
+    </w:p>
+    <w:p>
+      <w:pPr>
+        <w:pStyle w:val="FirstParagraph"/>
+      </w:pPr>
+      <w:r>
+        <w:t xml:space="preserve">The 5 parameters of the step are listed in</w:t>
+      </w:r>
+      <w:r>
+        <w:t xml:space="preserve"> </w:t>
+      </w:r>
+      <w:hyperlink w:anchor="tbl-params">
+        <w:r>
+          <w:rPr>
+            <w:rStyle w:val="Hyperlink"/>
+          </w:rPr>
+          <w:t xml:space="preserve">Table 7</w:t>
+        </w:r>
+      </w:hyperlink>
+      <w:r>
+        <w:t xml:space="preserve"> </w:t>
+      </w:r>
+      <w:r>
+        <w:t xml:space="preserve">with the set-point, the range to be</w:t>
+      </w:r>
+      <w:r>
+        <w:t xml:space="preserve"> </w:t>
+      </w:r>
+      <w:r>
+        <w:t xml:space="preserve">studied, the normal operating range and the study type.</w:t>
+      </w:r>
+      <w:r>
+        <w:t xml:space="preserve"> </w:t>
+      </w:r>
+      <w:hyperlink w:anchor="tbl-legend">
+        <w:r>
+          <w:rPr>
+            <w:rStyle w:val="Hyperlink"/>
+          </w:rPr>
+          <w:t xml:space="preserve">Table 8</w:t>
+        </w:r>
+      </w:hyperlink>
+      <w:r>
+        <w:t xml:space="preserve"> </w:t>
+      </w:r>
+      <w:r>
+        <w:t xml:space="preserve">gives the letter codes used</w:t>
+      </w:r>
+      <w:r>
+        <w:t xml:space="preserve"> </w:t>
+      </w:r>
+      <w:r>
+        <w:t xml:space="preserve">in the design matrices.</w:t>
       </w:r>
     </w:p>
     <w:tbl>
@@ -4319,7 +4588,7 @@
               <w:pStyle w:val="ImageCaption"/>
             </w:pPr>
             <w:r>
-              <w:t xml:space="preserve">Table 7: Parameters in scope, with the ranges to be studied and the assigned study type.</w:t>
+              <w:t xml:space="preserve">Table 7: Parameters, set-points, characterization ranges and study type.</w:t>
             </w:r>
           </w:p>
           <w:tbl>
@@ -4831,33 +5100,7 @@
         <w:pStyle w:val="BodyText"/>
       </w:pPr>
       <w:r>
-        <w:t xml:space="preserve">The 4 multivariate parameters are coded A to D in the designs and in every</w:t>
-      </w:r>
-      <w:r>
-        <w:t xml:space="preserve"> </w:t>
-      </w:r>
-      <w:r>
-        <w:t xml:space="preserve">table of PCR-007, as set out in</w:t>
-      </w:r>
-      <w:r>
-        <w:t xml:space="preserve"> </w:t>
-      </w:r>
-      <w:hyperlink w:anchor="tbl-legend">
-        <w:r>
-          <w:rPr>
-            <w:rStyle w:val="Hyperlink"/>
-          </w:rPr>
-          <w:t xml:space="preserve">Table 8</w:t>
-        </w:r>
-      </w:hyperlink>
-      <w:r>
-        <w:t xml:space="preserve">. Elution flow rate does not appear there, because</w:t>
-      </w:r>
-      <w:r>
-        <w:t xml:space="preserve"> </w:t>
-      </w:r>
-      <w:r>
-        <w:t xml:space="preserve">it is assessed one factor at a time.</w:t>
+        <w:t xml:space="preserve"> </w:t>
       </w:r>
     </w:p>
     <w:tbl>
@@ -4884,7 +5127,7 @@
               <w:pStyle w:val="ImageCaption"/>
             </w:pPr>
             <w:r>
-              <w:t xml:space="preserve">Table 8: Factor legend for the multivariate designs.</w:t>
+              <w:t xml:space="preserve">Table 8: Factor letter codes used in the planned design matrices.</w:t>
             </w:r>
           </w:p>
           <w:tbl>
@@ -5178,126 +5421,12 @@
         </w:tc>
       </w:tr>
     </w:tbl>
-    <w:bookmarkEnd w:id="32"/>
-    <w:bookmarkStart w:id="33" w:name="screening-design"/>
-    <w:p>
-      <w:pPr>
-        <w:pStyle w:val="Heading2"/>
-      </w:pPr>
-      <w:r>
-        <w:t xml:space="preserve">6.2 Screening design</w:t>
-      </w:r>
-    </w:p>
-    <w:p>
-      <w:pPr>
-        <w:pStyle w:val="FirstParagraph"/>
-      </w:pPr>
-      <w:r>
-        <w:t xml:space="preserve">The screening design is a full two-level factorial in the 4 multivariate</w:t>
-      </w:r>
-      <w:r>
-        <w:t xml:space="preserve"> </w:t>
-      </w:r>
-      <w:r>
-        <w:t xml:space="preserve">parameters with 3 centre points, giving 19 runs</w:t>
-      </w:r>
-      <w:r>
-        <w:t xml:space="preserve"> </w:t>
-      </w:r>
-      <w:r>
-        <w:t xml:space="preserve">(Appendix A). It estimates all 4 main effects and all</w:t>
-      </w:r>
-      <w:r>
-        <w:t xml:space="preserve"> </w:t>
-      </w:r>
-      <w:r>
-        <w:t xml:space="preserve">6 two-factor interactions without aliasing. A resolution IV fraction</w:t>
-      </w:r>
-      <w:r>
-        <w:t xml:space="preserve"> </w:t>
-      </w:r>
-      <w:r>
-        <w:t xml:space="preserve">would have cost fewer runs, but it would confound the two-factor interactions in pairs, and</w:t>
-      </w:r>
-      <w:r>
-        <w:t xml:space="preserve"> </w:t>
-      </w:r>
-      <w:r>
-        <w:t xml:space="preserve">the interaction between protein load and conductivity is the one result this study cannot</w:t>
-      </w:r>
-      <w:r>
-        <w:t xml:space="preserve"> </w:t>
-      </w:r>
-      <w:r>
-        <w:t xml:space="preserve">leave confounded.</w:t>
-      </w:r>
-    </w:p>
     <w:p>
       <w:pPr>
         <w:pStyle w:val="BodyText"/>
       </w:pPr>
       <w:r>
-        <w:t xml:space="preserve">Runs will be executed in random order (SOP-1002), and the centre points will be distributed</w:t>
-      </w:r>
-      <w:r>
-        <w:t xml:space="preserve"> </w:t>
-      </w:r>
-      <w:r>
-        <w:t xml:space="preserve">through the run order so that any drift over the execution window appears in the pure-error</w:t>
-      </w:r>
-      <w:r>
-        <w:t xml:space="preserve"> </w:t>
-      </w:r>
-      <w:r>
-        <w:t xml:space="preserve">estimate and not in a factor effect.</w:t>
-      </w:r>
-    </w:p>
-    <w:bookmarkEnd w:id="33"/>
-    <w:bookmarkStart w:id="34" w:name="response-surface-design"/>
-    <w:p>
-      <w:pPr>
-        <w:pStyle w:val="Heading2"/>
-      </w:pPr>
-      <w:r>
-        <w:t xml:space="preserve">6.3 Response-surface design</w:t>
-      </w:r>
-    </w:p>
-    <w:p>
-      <w:pPr>
-        <w:pStyle w:val="FirstParagraph"/>
-      </w:pPr>
-      <w:r>
-        <w:t xml:space="preserve">The response-surface design is a face-centred central composite in the same</w:t>
-      </w:r>
-      <w:r>
-        <w:t xml:space="preserve"> </w:t>
-      </w:r>
-      <w:r>
-        <w:t xml:space="preserve">4 parameters (Appendix B). It comprises 16</w:t>
-      </w:r>
-      <w:r>
-        <w:t xml:space="preserve"> </w:t>
-      </w:r>
-      <w:r>
-        <w:t xml:space="preserve">factorial runs, 8 axial runs at the faces of the cube and</w:t>
-      </w:r>
-      <w:r>
-        <w:t xml:space="preserve"> </w:t>
-      </w:r>
-      <w:r>
-        <w:t xml:space="preserve">4 centre points, giving 28 runs. The axial runs</w:t>
-      </w:r>
-      <w:r>
-        <w:t xml:space="preserve"> </w:t>
-      </w:r>
-      <w:r>
-        <w:t xml:space="preserve">sit on the faces and not outside the cube, so that no run is executed outside the</w:t>
-      </w:r>
-      <w:r>
-        <w:t xml:space="preserve"> </w:t>
-      </w:r>
-      <w:r>
-        <w:t xml:space="preserve">characterization ranges in</w:t>
+        <w:t xml:space="preserve">By design, each characterization range in</w:t>
       </w:r>
       <w:r>
         <w:t xml:space="preserve"> </w:t>
@@ -5311,13 +5440,22 @@
         </w:r>
       </w:hyperlink>
       <w:r>
-        <w:t xml:space="preserve">. Together the two designs comprise</w:t>
-      </w:r>
-      <w:r>
-        <w:t xml:space="preserve"> </w:t>
-      </w:r>
-      <w:r>
-        <w:t xml:space="preserve">47 runs, and both will be executed on the same feed pool.</w:t>
+        <w:t xml:space="preserve"> </w:t>
+      </w:r>
+      <w:r>
+        <w:t xml:space="preserve">extends beyond the normal operating range</w:t>
+      </w:r>
+      <w:r>
+        <w:t xml:space="preserve"> </w:t>
+      </w:r>
+      <w:r>
+        <w:t xml:space="preserve">on both sides. A range that stops at the normal operating edge cannot show where performance</w:t>
+      </w:r>
+      <w:r>
+        <w:t xml:space="preserve"> </w:t>
+      </w:r>
+      <w:r>
+        <w:t xml:space="preserve">breaks down, nor can it support a proven acceptable range wider than the one already in use.</w:t>
       </w:r>
     </w:p>
     <w:p>
@@ -5325,25 +5463,284 @@
         <w:pStyle w:val="BodyText"/>
       </w:pPr>
       <w:r>
-        <w:t xml:space="preserve">The quadratic terms matter most for aggregate, whose pool level is the load level divided by</w:t>
-      </w:r>
-      <w:r>
-        <w:t xml:space="preserve"> </w:t>
-      </w:r>
-      <w:r>
-        <w:t xml:space="preserve">the clearance the step achieves, so a proportional loss of clearance produces a rise in the</w:t>
-      </w:r>
-      <w:r>
-        <w:t xml:space="preserve"> </w:t>
-      </w:r>
-      <w:r>
-        <w:t xml:space="preserve">pool that is more than proportional. A first-order model would describe that only near the</w:t>
-      </w:r>
-      <w:r>
-        <w:t xml:space="preserve"> </w:t>
-      </w:r>
-      <w:r>
-        <w:t xml:space="preserve">centre of the region, and an operating region has to be defined at its edges.</w:t>
+        <w:t xml:space="preserve">The range studied for protein load runs from 10–40 g/L resin against its normal operating range of 18–32, the widest expansion of the five, because the upper</w:t>
+      </w:r>
+      <w:r>
+        <w:t xml:space="preserve"> </w:t>
+      </w:r>
+      <w:r>
+        <w:t xml:space="preserve">edge covers both a campaign in which the capture pool arrives more concentrated than planned</w:t>
+      </w:r>
+      <w:r>
+        <w:t xml:space="preserve"> </w:t>
+      </w:r>
+      <w:r>
+        <w:t xml:space="preserve">and a later increase in column productivity. Load and wash conductivity is studied from</w:t>
+      </w:r>
+      <w:r>
+        <w:t xml:space="preserve"> </w:t>
+      </w:r>
+      <w:r>
+        <w:t xml:space="preserve">3–7 mS/cm against a normal operating range of</w:t>
+      </w:r>
+      <w:r>
+        <w:t xml:space="preserve"> </w:t>
+      </w:r>
+      <w:r>
+        <w:t xml:space="preserve">4–6, a range that covers buffer preparation tolerance and the</w:t>
+      </w:r>
+      <w:r>
+        <w:t xml:space="preserve"> </w:t>
+      </w:r>
+      <w:r>
+        <w:t xml:space="preserve">conductivity the neutralized inactivation pool can carry into the step.</w:t>
+      </w:r>
+    </w:p>
+    <w:p>
+      <w:pPr>
+        <w:pStyle w:val="BodyText"/>
+      </w:pPr>
+      <w:r>
+        <w:t xml:space="preserve">Elution buffer pH is studied from 5.8–6.2 against a normal operating range</w:t>
+      </w:r>
+      <w:r>
+        <w:t xml:space="preserve"> </w:t>
+      </w:r>
+      <w:r>
+        <w:t xml:space="preserve">of 5.85–6.15, which is the narrowest expansion of the five, since a</w:t>
+      </w:r>
+      <w:r>
+        <w:t xml:space="preserve"> </w:t>
+      </w:r>
+      <w:r>
+        <w:t xml:space="preserve">wider range would move the elution outside the platform window and would test a step the</w:t>
+      </w:r>
+      <w:r>
+        <w:t xml:space="preserve"> </w:t>
+      </w:r>
+      <w:r>
+        <w:t xml:space="preserve">process would never run. However, the narrow range also limits what the response-surface model</w:t>
+      </w:r>
+      <w:r>
+        <w:t xml:space="preserve"> </w:t>
+      </w:r>
+      <w:r>
+        <w:t xml:space="preserve">can say about pH, a limit recorded in §12.</w:t>
+      </w:r>
+    </w:p>
+    <w:p>
+      <w:pPr>
+        <w:pStyle w:val="BodyText"/>
+      </w:pPr>
+      <w:r>
+        <w:t xml:space="preserve">The range for elution stop collect runs from 0.5–1.5 OD on the descending side of the peak, against</w:t>
+      </w:r>
+      <w:r>
+        <w:t xml:space="preserve"> </w:t>
+      </w:r>
+      <w:r>
+        <w:t xml:space="preserve">a normal operating range of 0.7–1.3, where</w:t>
+      </w:r>
+      <w:r>
+        <w:t xml:space="preserve"> </w:t>
+      </w:r>
+      <w:r>
+        <w:t xml:space="preserve">the lower edge is a conservative collection that gives up yield for purity and the upper edge</w:t>
+      </w:r>
+      <w:r>
+        <w:t xml:space="preserve"> </w:t>
+      </w:r>
+      <w:r>
+        <w:t xml:space="preserve">collects into the aggregate boundary described in §4.1. For elution flow rate the range runs from 100–300 cm/hr against a normal operating range of 150–250,</w:t>
+      </w:r>
+      <w:r>
+        <w:t xml:space="preserve"> </w:t>
+      </w:r>
+      <w:r>
+        <w:t xml:space="preserve">with the upper edge bounded by the pressure the packed bed tolerates under SOP-2008.</w:t>
+      </w:r>
+    </w:p>
+    <w:bookmarkEnd w:id="32"/>
+    <w:bookmarkStart w:id="33" w:name="screening-design"/>
+    <w:p>
+      <w:pPr>
+        <w:pStyle w:val="Heading2"/>
+      </w:pPr>
+      <w:r>
+        <w:t xml:space="preserve">6.2 Screening design</w:t>
+      </w:r>
+    </w:p>
+    <w:p>
+      <w:pPr>
+        <w:pStyle w:val="FirstParagraph"/>
+      </w:pPr>
+      <w:r>
+        <w:t xml:space="preserve">The 4 multivariate parameters enter a two-level factorial design of</w:t>
+      </w:r>
+      <w:r>
+        <w:t xml:space="preserve"> </w:t>
+      </w:r>
+      <w:r>
+        <w:t xml:space="preserve">16 factorial runs and 3 centre-point replicates,</w:t>
+      </w:r>
+      <w:r>
+        <w:t xml:space="preserve"> </w:t>
+      </w:r>
+      <w:r>
+        <w:t xml:space="preserve">19 runs in total. The design is full in the four factors. Every main effect and every two-factor interaction is</w:t>
+      </w:r>
+      <w:r>
+        <w:t xml:space="preserve"> </w:t>
+      </w:r>
+      <w:r>
+        <w:t xml:space="preserve">therefore estimable without aliasing, as the interaction ranking in §4.3 requires. The planned design matrix is given in Appendix A, in coded factor levels.</w:t>
+      </w:r>
+      <w:r>
+        <w:t xml:space="preserve"> </w:t>
+      </w:r>
+      <w:r>
+        <w:t xml:space="preserve">The purpose of that design is to identify the parameters whose effect on the three</w:t>
+      </w:r>
+      <w:r>
+        <w:t xml:space="preserve"> </w:t>
+      </w:r>
+      <w:r>
+        <w:t xml:space="preserve">responses is largest, after which the parameters identified are carried into the</w:t>
+      </w:r>
+      <w:r>
+        <w:t xml:space="preserve"> </w:t>
+      </w:r>
+      <w:r>
+        <w:t xml:space="preserve">response-surface stage</w:t>
+      </w:r>
+      <w:r>
+        <w:t xml:space="preserve"> </w:t>
+      </w:r>
+      <w:r>
+        <w:t xml:space="preserve">(U.S. Food and Drug Administration 2011)</w:t>
+      </w:r>
+      <w:r>
+        <w:t xml:space="preserve">. A screening design of this size does not estimate curvature,</w:t>
+      </w:r>
+      <w:r>
+        <w:t xml:space="preserve"> </w:t>
+      </w:r>
+      <w:r>
+        <w:t xml:space="preserve">because every factorial point sits at an edge of the range. The centre-point replicates</w:t>
+      </w:r>
+      <w:r>
+        <w:t xml:space="preserve"> </w:t>
+      </w:r>
+      <w:r>
+        <w:t xml:space="preserve">indicate whether curvature is present, without locating it in any one factor.</w:t>
+      </w:r>
+    </w:p>
+    <w:p>
+      <w:pPr>
+        <w:pStyle w:val="BodyText"/>
+      </w:pPr>
+      <w:r>
+        <w:t xml:space="preserve">Although Appendix B is written on the assumption that all four multivariate parameters carry an</w:t>
+      </w:r>
+      <w:r>
+        <w:t xml:space="preserve"> </w:t>
+      </w:r>
+      <w:r>
+        <w:t xml:space="preserve">effect, the screening stage may identify fewer, in which case the matrix will be re-issued</w:t>
+      </w:r>
+      <w:r>
+        <w:t xml:space="preserve"> </w:t>
+      </w:r>
+      <w:r>
+        <w:t xml:space="preserve">before execution as an amendment to this plan.</w:t>
+      </w:r>
+    </w:p>
+    <w:bookmarkEnd w:id="33"/>
+    <w:bookmarkStart w:id="34" w:name="response-surface-design"/>
+    <w:p>
+      <w:pPr>
+        <w:pStyle w:val="Heading2"/>
+      </w:pPr>
+      <w:r>
+        <w:t xml:space="preserve">6.3 Response-surface design</w:t>
+      </w:r>
+    </w:p>
+    <w:p>
+      <w:pPr>
+        <w:pStyle w:val="FirstParagraph"/>
+      </w:pPr>
+      <w:r>
+        <w:t xml:space="preserve">The parameters carried forward from screening enter a face-centred central composite design of</w:t>
+      </w:r>
+      <w:r>
+        <w:t xml:space="preserve"> </w:t>
+      </w:r>
+      <w:r>
+        <w:t xml:space="preserve">16 factorial runs, 8 axial runs and 4</w:t>
+      </w:r>
+      <w:r>
+        <w:t xml:space="preserve"> </w:t>
+      </w:r>
+      <w:r>
+        <w:t xml:space="preserve">centre-point replicates, 28 runs in total. The axial points sit on the faces of the coded cube at ±1, which keeps every run inside the</w:t>
+      </w:r>
+      <w:r>
+        <w:t xml:space="preserve"> </w:t>
+      </w:r>
+      <w:r>
+        <w:t xml:space="preserve">ranges in</w:t>
+      </w:r>
+      <w:r>
+        <w:t xml:space="preserve"> </w:t>
+      </w:r>
+      <w:hyperlink w:anchor="tbl-params">
+        <w:r>
+          <w:rPr>
+            <w:rStyle w:val="Hyperlink"/>
+          </w:rPr>
+          <w:t xml:space="preserve">Table 7</w:t>
+        </w:r>
+      </w:hyperlink>
+      <w:r>
+        <w:t xml:space="preserve">. The planned matrix in coded factor levels is given in Appendix B.</w:t>
+      </w:r>
+    </w:p>
+    <w:p>
+      <w:pPr>
+        <w:pStyle w:val="BodyText"/>
+      </w:pPr>
+      <w:r>
+        <w:t xml:space="preserve">At the response-surface stage, the fitted model carries the intercept, the 4 main effects, the 6</w:t>
+      </w:r>
+      <w:r>
+        <w:t xml:space="preserve"> </w:t>
+      </w:r>
+      <w:r>
+        <w:t xml:space="preserve">two-factor interactions and the 4 quadratic terms, with each quadratic term</w:t>
+      </w:r>
+      <w:r>
+        <w:t xml:space="preserve"> </w:t>
+      </w:r>
+      <w:r>
+        <w:t xml:space="preserve">estimated from three levels of the factor. Three levels estimate curvature less precisely than</w:t>
+      </w:r>
+      <w:r>
+        <w:t xml:space="preserve"> </w:t>
+      </w:r>
+      <w:r>
+        <w:t xml:space="preserve">a rotatable design would, which is a real cost of the choice. However, a rotatable design places the axial runs outside the coded cube, where they would fall</w:t>
+      </w:r>
+      <w:r>
+        <w:t xml:space="preserve"> </w:t>
+      </w:r>
+      <w:r>
+        <w:t xml:space="preserve">outside the characterization ranges this plan claims. The faced design was chosen for that</w:t>
+      </w:r>
+      <w:r>
+        <w:t xml:space="preserve"> </w:t>
+      </w:r>
+      <w:r>
+        <w:t xml:space="preserve">reason.</w:t>
       </w:r>
     </w:p>
     <w:bookmarkEnd w:id="34"/>
@@ -5361,31 +5758,38 @@
         <w:pStyle w:val="FirstParagraph"/>
       </w:pPr>
       <w:r>
-        <w:t xml:space="preserve">Elution flow rate will be assessed one factor at a time at the low, centre and high settings</w:t>
-      </w:r>
-      <w:r>
-        <w:t xml:space="preserve"> </w:t>
-      </w:r>
-      <w:r>
-        <w:t xml:space="preserve">of its range, with the 4 multivariate parameters held at their set-points. Each setting</w:t>
-      </w:r>
-      <w:r>
-        <w:t xml:space="preserve"> </w:t>
-      </w:r>
-      <w:r>
-        <w:t xml:space="preserve">will be run in duplicate. Flow is expected to act on the separation only through residence</w:t>
-      </w:r>
-      <w:r>
-        <w:t xml:space="preserve"> </w:t>
-      </w:r>
-      <w:r>
-        <w:t xml:space="preserve">time and pressure drop, and platform experience gives no reason to expect an interaction with</w:t>
-      </w:r>
-      <w:r>
-        <w:t xml:space="preserve"> </w:t>
-      </w:r>
-      <w:r>
-        <w:t xml:space="preserve">the binding chemistry.</w:t>
+        <w:t xml:space="preserve">Elution flow rate is assessed one parameter at a time, at 3 levels: the low</w:t>
+      </w:r>
+      <w:r>
+        <w:t xml:space="preserve"> </w:t>
+      </w:r>
+      <w:r>
+        <w:t xml:space="preserve">edge of the characterization range, the set-point and the high edge (</w:t>
+      </w:r>
+      <w:hyperlink w:anchor="tbl-params">
+        <w:r>
+          <w:rPr>
+            <w:rStyle w:val="Hyperlink"/>
+          </w:rPr>
+          <w:t xml:space="preserve">Table 7</w:t>
+        </w:r>
+      </w:hyperlink>
+      <w:r>
+        <w:t xml:space="preserve">). While flow rate moves, the other four parameters are held at their set-points in</w:t>
+      </w:r>
+      <w:r>
+        <w:t xml:space="preserve"> </w:t>
+      </w:r>
+      <w:hyperlink w:anchor="tbl-params">
+        <w:r>
+          <w:rPr>
+            <w:rStyle w:val="Hyperlink"/>
+          </w:rPr>
+          <w:t xml:space="preserve">Table 7</w:t>
+        </w:r>
+      </w:hyperlink>
+      <w:r>
+        <w:t xml:space="preserve">. Each level is executed in duplicate, which gives 6 runs.</w:t>
       </w:r>
     </w:p>
     <w:p>
@@ -5393,35 +5797,67 @@
         <w:pStyle w:val="BodyText"/>
       </w:pPr>
       <w:r>
-        <w:t xml:space="preserve">The assessment carries a decision rule. If a flow setting changes pool aggregate or pool host</w:t>
-      </w:r>
-      <w:r>
-        <w:t xml:space="preserve"> </w:t>
-      </w:r>
-      <w:r>
-        <w:t xml:space="preserve">cell protein by more than the centre-point variability of the response-surface design, flow</w:t>
-      </w:r>
-      <w:r>
-        <w:t xml:space="preserve"> </w:t>
-      </w:r>
-      <w:r>
-        <w:t xml:space="preserve">will be carried into a follow-up multivariate study, and PCR-007 will state that the region</w:t>
-      </w:r>
-      <w:r>
-        <w:t xml:space="preserve"> </w:t>
-      </w:r>
-      <w:r>
-        <w:t xml:space="preserve">defined here does not cover flow.</w:t>
+        <w:t xml:space="preserve">The three levels bracket the normal operating range, with the same three responses measured as</w:t>
+      </w:r>
+      <w:r>
+        <w:t xml:space="preserve"> </w:t>
+      </w:r>
+      <w:r>
+        <w:t xml:space="preserve">in the multivariate designs and under the same methods (</w:t>
+      </w:r>
+      <w:hyperlink w:anchor="tbl-samp">
+        <w:r>
+          <w:rPr>
+            <w:rStyle w:val="Hyperlink"/>
+          </w:rPr>
+          <w:t xml:space="preserve">Table 6</w:t>
+        </w:r>
+      </w:hyperlink>
+      <w:r>
+        <w:t xml:space="preserve">).</w:t>
+      </w:r>
+    </w:p>
+    <w:p>
+      <w:pPr>
+        <w:pStyle w:val="BodyText"/>
+      </w:pPr>
+      <w:r>
+        <w:t xml:space="preserve">A univariate design cannot determine an interaction between flow rate and the other parameters,</w:t>
+      </w:r>
+      <w:r>
+        <w:t xml:space="preserve"> </w:t>
+      </w:r>
+      <w:r>
+        <w:t xml:space="preserve">where the effect of flow rate would depend on the level of the others. That design therefore supports a proven acceptable range for flow rate at the set-points of the</w:t>
+      </w:r>
+      <w:r>
+        <w:t xml:space="preserve"> </w:t>
+      </w:r>
+      <w:r>
+        <w:t xml:space="preserve">other four parameters only. The limit on that range is recorded in §12. Together with the two</w:t>
+      </w:r>
+      <w:r>
+        <w:t xml:space="preserve"> </w:t>
+      </w:r>
+      <w:r>
+        <w:t xml:space="preserve">multivariate designs, the univariate block brings the study to 53</w:t>
+      </w:r>
+      <w:r>
+        <w:t xml:space="preserve"> </w:t>
+      </w:r>
+      <w:r>
+        <w:t xml:space="preserve">characterization runs.</w:t>
       </w:r>
     </w:p>
     <w:bookmarkEnd w:id="35"/>
-    <w:bookmarkStart w:id="36" w:name="worst-case-aggregate-challenge"/>
-    <w:p>
-      <w:pPr>
-        <w:pStyle w:val="Heading2"/>
-      </w:pPr>
-      <w:r>
-        <w:t xml:space="preserve">6.5 Worst-case aggregate challenge</w:t>
+    <w:bookmarkEnd w:id="36"/>
+    <w:bookmarkStart w:id="38" w:name="acceptance-and-decision-criteria"/>
+    <w:p>
+      <w:pPr>
+        <w:pStyle w:val="Heading1"/>
+      </w:pPr>
+      <w:r>
+        <w:t xml:space="preserve">7. Acceptance and decision criteria</w:t>
       </w:r>
     </w:p>
     <w:p>
@@ -5429,186 +5865,13 @@
         <w:pStyle w:val="FirstParagraph"/>
       </w:pPr>
       <w:r>
-        <w:t xml:space="preserve">Executing both designs on one feed pool controls feed variability, and it leaves one question</w:t>
-      </w:r>
-      <w:r>
-        <w:t xml:space="preserve"> </w:t>
-      </w:r>
-      <w:r>
-        <w:t xml:space="preserve">open. It does not show whether the step still meets the aggregate criterion when the material</w:t>
-      </w:r>
-      <w:r>
-        <w:t xml:space="preserve"> </w:t>
-      </w:r>
-      <w:r>
-        <w:t xml:space="preserve">it receives is worse than nominal. Since no downstream step reduces aggregate, that question</w:t>
-      </w:r>
-      <w:r>
-        <w:t xml:space="preserve"> </w:t>
-      </w:r>
-      <w:r>
-        <w:t xml:space="preserve">has to be answered here.</w:t>
-      </w:r>
-    </w:p>
-    <w:p>
-      <w:pPr>
-        <w:pStyle w:val="BodyText"/>
-      </w:pPr>
-      <w:r>
-        <w:t xml:space="preserve">A worst-case challenge will therefore be run separately from the designed experiments. The</w:t>
-      </w:r>
-      <w:r>
-        <w:t xml:space="preserve"> </w:t>
-      </w:r>
-      <w:r>
-        <w:t xml:space="preserve">challenge feed will be prepared by blending the study pool with material of elevated high</w:t>
-      </w:r>
-      <w:r>
-        <w:t xml:space="preserve"> </w:t>
-      </w:r>
-      <w:r>
-        <w:t xml:space="preserve">molecular weight content, generated by extending the low-pH hold of the same intermediate</w:t>
-      </w:r>
-      <w:r>
-        <w:t xml:space="preserve"> </w:t>
-      </w:r>
-      <w:r>
-        <w:t xml:space="preserve">(PCR-006), to an aggregate level at the drug-substance limit of 5 %</w:t>
-      </w:r>
-      <w:r>
-        <w:t xml:space="preserve"> </w:t>
-      </w:r>
-      <w:r>
-        <w:t xml:space="preserve">HMW. That is a conservative bound on any material this step can be asked to process. The</w:t>
-      </w:r>
-      <w:r>
-        <w:t xml:space="preserve"> </w:t>
-      </w:r>
-      <w:r>
-        <w:t xml:space="preserve">intermediate entering the step at nominal conditions carries about</w:t>
-      </w:r>
-      <w:r>
-        <w:t xml:space="preserve"> </w:t>
-      </w:r>
-      <w:r>
-        <w:t xml:space="preserve">1.9 % HMW (PCR-006), so the challenge loads the step at about</w:t>
-      </w:r>
-      <w:r>
-        <w:t xml:space="preserve"> </w:t>
-      </w:r>
-      <w:r>
-        <w:t xml:space="preserve">2.6 times the expected burden.</w:t>
-      </w:r>
-    </w:p>
-    <w:p>
-      <w:pPr>
-        <w:pStyle w:val="BodyText"/>
-      </w:pPr>
-      <w:r>
-        <w:t xml:space="preserve">The challenge will be run in triplicate at the corner of the characterized region that the</w:t>
-      </w:r>
-      <w:r>
-        <w:t xml:space="preserve"> </w:t>
-      </w:r>
-      <w:r>
-        <w:t xml:space="preserve">fitted response-surface model identifies as least favourable for aggregate clearance, and</w:t>
-      </w:r>
-      <w:r>
-        <w:t xml:space="preserve"> </w:t>
-      </w:r>
-      <w:r>
-        <w:t xml:space="preserve">once at the set-point condition on the same feed for reference. Its acceptance criterion is</w:t>
-      </w:r>
-      <w:r>
-        <w:t xml:space="preserve"> </w:t>
-      </w:r>
-      <w:r>
-        <w:t xml:space="preserve">given below.</w:t>
-      </w:r>
-    </w:p>
-    <w:bookmarkEnd w:id="36"/>
-    <w:bookmarkEnd w:id="37"/>
-    <w:bookmarkStart w:id="38" w:name="acceptance-and-decision-criteria"/>
-    <w:p>
-      <w:pPr>
-        <w:pStyle w:val="Heading1"/>
-      </w:pPr>
-      <w:r>
-        <w:t xml:space="preserve">7. Acceptance and decision criteria</w:t>
-      </w:r>
-    </w:p>
-    <w:p>
-      <w:pPr>
-        <w:pStyle w:val="FirstParagraph"/>
-      </w:pPr>
-      <w:r>
-        <w:t xml:space="preserve">The study will be judged against criteria fixed before execution. They fall into three</w:t>
-      </w:r>
-      <w:r>
-        <w:t xml:space="preserve"> </w:t>
-      </w:r>
-      <w:r>
-        <w:t xml:space="preserve">groups: the qualification of the scale-down model, the adequacy of the fitted models, and the</w:t>
-      </w:r>
-      <w:r>
-        <w:t xml:space="preserve"> </w:t>
-      </w:r>
-      <w:r>
-        <w:t xml:space="preserve">quality outcome at the product pool.</w:t>
-      </w:r>
-    </w:p>
-    <w:p>
-      <w:pPr>
-        <w:pStyle w:val="BodyText"/>
-      </w:pPr>
-      <w:r>
-        <w:t xml:space="preserve">The scale-down model criteria are given above. No characterization result will be interpreted</w:t>
-      </w:r>
-      <w:r>
-        <w:t xml:space="preserve"> </w:t>
-      </w:r>
-      <w:r>
-        <w:t xml:space="preserve">until the model has been qualified against manufacturing-scale data.</w:t>
-      </w:r>
-    </w:p>
-    <w:p>
-      <w:pPr>
-        <w:pStyle w:val="BodyText"/>
-      </w:pPr>
-      <w:r>
-        <w:t xml:space="preserve">The model adequacy criteria are the four given above. A response whose response-surface model</w:t>
-      </w:r>
-      <w:r>
-        <w:t xml:space="preserve"> </w:t>
-      </w:r>
-      <w:r>
-        <w:t xml:space="preserve">meets all four will be used for prediction, for the operating region and for the proven</w:t>
-      </w:r>
-      <w:r>
-        <w:t xml:space="preserve"> </w:t>
-      </w:r>
-      <w:r>
-        <w:t xml:space="preserve">acceptable ranges. A response whose model fails one of them will be reported with the failure</w:t>
-      </w:r>
-      <w:r>
-        <w:t xml:space="preserve"> </w:t>
-      </w:r>
-      <w:r>
-        <w:t xml:space="preserve">stated, and any range claim resting on it will be restricted to the conditions actually</w:t>
-      </w:r>
-      <w:r>
-        <w:t xml:space="preserve"> </w:t>
-      </w:r>
-      <w:r>
-        <w:t xml:space="preserve">tested.</w:t>
-      </w:r>
-    </w:p>
-    <w:p>
-      <w:pPr>
-        <w:pStyle w:val="BodyText"/>
-      </w:pPr>
-      <w:r>
-        <w:t xml:space="preserve">The quality criteria are in-process limits derived from the drug-substance specifications in</w:t>
+        <w:t xml:space="preserve">Two sets of criteria apply to this step in different places, since the drug-substance criteria</w:t>
+      </w:r>
+      <w:r>
+        <w:t xml:space="preserve"> </w:t>
+      </w:r>
+      <w:r>
+        <w:t xml:space="preserve">in</w:t>
       </w:r>
       <w:r>
         <w:t xml:space="preserve"> </w:t>
@@ -5622,87 +5885,474 @@
         </w:r>
       </w:hyperlink>
       <w:r>
-        <w:t xml:space="preserve">. Pool aggregate is held below the specification of 5 % HMW</w:t>
-      </w:r>
-      <w:r>
-        <w:t xml:space="preserve"> </w:t>
-      </w:r>
-      <w:r>
-        <w:t xml:space="preserve">by an assurance margin, since no later step removes aggregate. Pool host cell protein is</w:t>
-      </w:r>
-      <w:r>
-        <w:t xml:space="preserve"> </w:t>
-      </w:r>
-      <w:r>
-        <w:t xml:space="preserve">assessed against a limit derived from the drug-substance limit of</w:t>
-      </w:r>
-      <w:r>
-        <w:t xml:space="preserve"> </w:t>
-      </w:r>
-      <w:r>
-        <w:t xml:space="preserve">100 ng/mg carried back through the anion exchange clearance, and this</w:t>
-      </w:r>
-      <w:r>
-        <w:t xml:space="preserve"> </w:t>
-      </w:r>
-      <w:r>
-        <w:t xml:space="preserve">step is one of three that determine whether the specification is met.</w:t>
-      </w:r>
-    </w:p>
+        <w:t xml:space="preserve"> </w:t>
+      </w:r>
+      <w:r>
+        <w:t xml:space="preserve">apply to the final drug substance after every remaining step of the train, while</w:t>
+      </w:r>
+      <w:r>
+        <w:t xml:space="preserve"> </w:t>
+      </w:r>
+      <w:r>
+        <w:t xml:space="preserve">the criteria in</w:t>
+      </w:r>
+      <w:r>
+        <w:t xml:space="preserve"> </w:t>
+      </w:r>
+      <w:hyperlink w:anchor="tbl-acc">
+        <w:r>
+          <w:rPr>
+            <w:rStyle w:val="Hyperlink"/>
+          </w:rPr>
+          <w:t xml:space="preserve">Table 9</w:t>
+        </w:r>
+      </w:hyperlink>
+      <w:r>
+        <w:t xml:space="preserve"> </w:t>
+      </w:r>
+      <w:r>
+        <w:t xml:space="preserve">apply to the cation exchange pool itself. Every decision rule in this</w:t>
+      </w:r>
+      <w:r>
+        <w:t xml:space="preserve"> </w:t>
+      </w:r>
+      <w:r>
+        <w:t xml:space="preserve">plan is taken against the pool criteria, which are the criteria this step alone can be held</w:t>
+      </w:r>
+      <w:r>
+        <w:t xml:space="preserve"> </w:t>
+      </w:r>
+      <w:r>
+        <w:t xml:space="preserve">to.</w:t>
+      </w:r>
+    </w:p>
+    <w:tbl>
+      <w:tblPr>
+        <w:tblStyle w:val="Table"/>
+        <w:tblW w:type="pct" w:w="5000"/>
+        <w:tblLayout w:type="fixed"/>
+        <w:tblLook w:firstRow="0" w:lastRow="0" w:firstColumn="0" w:lastColumn="0" w:noHBand="0" w:noVBand="0" w:val="0000"/>
+      </w:tblPr>
+      <w:tblGrid>
+        <w:gridCol w:w="7920"/>
+      </w:tblGrid>
+      <w:tr>
+        <w:tc>
+          <w:tcPr/>
+          <w:bookmarkStart w:id="37" w:name="tbl-acc"/>
+          <w:p>
+            <w:pPr>
+              <w:jc w:val="center"/>
+            </w:pPr>
+            <w:pPr>
+              <w:jc w:val="left"/>
+              <w:spacing w:before="200"/>
+              <w:pStyle w:val="ImageCaption"/>
+            </w:pPr>
+            <w:r>
+              <w:t xml:space="preserve">Table 9: Acceptance criteria applied to the cation exchange pool, with the drug-substance criteria for reference.</w:t>
+            </w:r>
+          </w:p>
+          <w:tbl>
+            <w:tblPr>
+              <w:tblStyle w:val="Table"/>
+              <w:tblW w:type="pct" w:w="5000"/>
+              <w:tblLayout w:type="fixed"/>
+              <w:tblLook w:firstRow="1" w:lastRow="0" w:firstColumn="0" w:lastColumn="0" w:noHBand="0" w:noVBand="0" w:val="0020"/>
+            </w:tblPr>
+            <w:tblGrid>
+              <w:gridCol w:w="1885"/>
+              <w:gridCol w:w="1131"/>
+              <w:gridCol w:w="2112"/>
+              <w:gridCol w:w="1357"/>
+              <w:gridCol w:w="1433"/>
+            </w:tblGrid>
+            <w:tr>
+              <w:trPr>
+                <w:tblHeader w:val="on"/>
+              </w:trPr>
+              <w:tc>
+                <w:tcPr/>
+                <w:p>
+                  <w:pPr>
+                    <w:pStyle w:val="Compact"/>
+                    <w:jc w:val="left"/>
+                    <w:jc w:val="center"/>
+                  </w:pPr>
+                  <w:r>
+                    <w:t xml:space="preserve">Attribute</w:t>
+                  </w:r>
+                </w:p>
+              </w:tc>
+              <w:tc>
+                <w:tcPr/>
+                <w:p>
+                  <w:pPr>
+                    <w:pStyle w:val="Compact"/>
+                    <w:jc w:val="left"/>
+                    <w:jc w:val="center"/>
+                  </w:pPr>
+                  <w:r>
+                    <w:t xml:space="preserve">Criticality</w:t>
+                  </w:r>
+                </w:p>
+              </w:tc>
+              <w:tc>
+                <w:tcPr/>
+                <w:p>
+                  <w:pPr>
+                    <w:pStyle w:val="Compact"/>
+                    <w:jc w:val="left"/>
+                    <w:jc w:val="center"/>
+                  </w:pPr>
+                  <w:r>
+                    <w:t xml:space="preserve">Drug-substance criterion</w:t>
+                  </w:r>
+                </w:p>
+              </w:tc>
+              <w:tc>
+                <w:tcPr/>
+                <w:p>
+                  <w:pPr>
+                    <w:pStyle w:val="Compact"/>
+                    <w:jc w:val="left"/>
+                    <w:jc w:val="center"/>
+                  </w:pPr>
+                  <w:r>
+                    <w:t xml:space="preserve">Pool criterion</w:t>
+                  </w:r>
+                </w:p>
+              </w:tc>
+              <w:tc>
+                <w:tcPr/>
+                <w:p>
+                  <w:pPr>
+                    <w:pStyle w:val="Compact"/>
+                    <w:jc w:val="left"/>
+                    <w:jc w:val="center"/>
+                  </w:pPr>
+                  <w:r>
+                    <w:t xml:space="preserve">Basis</w:t>
+                  </w:r>
+                </w:p>
+              </w:tc>
+            </w:tr>
+            <w:tr>
+              <w:tc>
+                <w:tcPr/>
+                <w:p>
+                  <w:pPr>
+                    <w:pStyle w:val="Compact"/>
+                    <w:jc w:val="left"/>
+                    <w:jc w:val="center"/>
+                  </w:pPr>
+                  <w:r>
+                    <w:t xml:space="preserve">Aggregates (HMW)</w:t>
+                  </w:r>
+                </w:p>
+              </w:tc>
+              <w:tc>
+                <w:tcPr/>
+                <w:p>
+                  <w:pPr>
+                    <w:pStyle w:val="Compact"/>
+                    <w:jc w:val="left"/>
+                    <w:jc w:val="center"/>
+                  </w:pPr>
+                  <w:r>
+                    <w:t xml:space="preserve">H</w:t>
+                  </w:r>
+                </w:p>
+              </w:tc>
+              <w:tc>
+                <w:tcPr/>
+                <w:p>
+                  <w:pPr>
+                    <w:pStyle w:val="Compact"/>
+                    <w:jc w:val="left"/>
+                    <w:jc w:val="center"/>
+                  </w:pPr>
+                  <w:r>
+                    <w:t xml:space="preserve">0–5 % HMW (SEC)</w:t>
+                  </w:r>
+                </w:p>
+              </w:tc>
+              <w:tc>
+                <w:tcPr/>
+                <w:p>
+                  <w:pPr>
+                    <w:pStyle w:val="Compact"/>
+                    <w:jc w:val="left"/>
+                    <w:jc w:val="center"/>
+                  </w:pPr>
+                  <w:r>
+                    <w:t xml:space="preserve">≤ 1</w:t>
+                  </w:r>
+                </w:p>
+              </w:tc>
+              <w:tc>
+                <w:tcPr/>
+                <w:p>
+                  <w:pPr>
+                    <w:pStyle w:val="Compact"/>
+                    <w:jc w:val="left"/>
+                    <w:jc w:val="center"/>
+                  </w:pPr>
+                  <w:r>
+                    <w:t xml:space="preserve">in-process</w:t>
+                  </w:r>
+                </w:p>
+              </w:tc>
+            </w:tr>
+            <w:tr>
+              <w:tc>
+                <w:tcPr/>
+                <w:p>
+                  <w:pPr>
+                    <w:pStyle w:val="Compact"/>
+                    <w:jc w:val="left"/>
+                    <w:jc w:val="center"/>
+                  </w:pPr>
+                  <w:r>
+                    <w:t xml:space="preserve">Host Cell Protein (HCP)</w:t>
+                  </w:r>
+                </w:p>
+              </w:tc>
+              <w:tc>
+                <w:tcPr/>
+                <w:p>
+                  <w:pPr>
+                    <w:pStyle w:val="Compact"/>
+                    <w:jc w:val="left"/>
+                    <w:jc w:val="center"/>
+                  </w:pPr>
+                  <w:r>
+                    <w:t xml:space="preserve">M-H</w:t>
+                  </w:r>
+                </w:p>
+              </w:tc>
+              <w:tc>
+                <w:tcPr/>
+                <w:p>
+                  <w:pPr>
+                    <w:pStyle w:val="Compact"/>
+                    <w:jc w:val="left"/>
+                    <w:jc w:val="center"/>
+                  </w:pPr>
+                  <w:r>
+                    <w:t xml:space="preserve">0–100 ng/mg</w:t>
+                  </w:r>
+                </w:p>
+              </w:tc>
+              <w:tc>
+                <w:tcPr/>
+                <w:p>
+                  <w:pPr>
+                    <w:pStyle w:val="Compact"/>
+                    <w:jc w:val="left"/>
+                    <w:jc w:val="center"/>
+                  </w:pPr>
+                  <w:r>
+                    <w:t xml:space="preserve">≤ 193</w:t>
+                  </w:r>
+                </w:p>
+              </w:tc>
+              <w:tc>
+                <w:tcPr/>
+                <w:p>
+                  <w:pPr>
+                    <w:pStyle w:val="Compact"/>
+                    <w:jc w:val="left"/>
+                    <w:jc w:val="center"/>
+                  </w:pPr>
+                  <w:r>
+                    <w:t xml:space="preserve">in-process</w:t>
+                  </w:r>
+                </w:p>
+              </w:tc>
+            </w:tr>
+            <w:tr>
+              <w:tc>
+                <w:tcPr/>
+                <w:p>
+                  <w:pPr>
+                    <w:pStyle w:val="Compact"/>
+                    <w:jc w:val="left"/>
+                    <w:jc w:val="center"/>
+                  </w:pPr>
+                  <w:r>
+                    <w:t xml:space="preserve">Residual DNA</w:t>
+                  </w:r>
+                </w:p>
+              </w:tc>
+              <w:tc>
+                <w:tcPr/>
+                <w:p>
+                  <w:pPr>
+                    <w:pStyle w:val="Compact"/>
+                    <w:jc w:val="left"/>
+                    <w:jc w:val="center"/>
+                  </w:pPr>
+                  <w:r>
+                    <w:t xml:space="preserve">VL</w:t>
+                  </w:r>
+                </w:p>
+              </w:tc>
+              <w:tc>
+                <w:tcPr/>
+                <w:p>
+                  <w:pPr>
+                    <w:pStyle w:val="Compact"/>
+                    <w:jc w:val="left"/>
+                    <w:jc w:val="center"/>
+                  </w:pPr>
+                  <w:r>
+                    <w:t xml:space="preserve">0–0.001 ng/dose</w:t>
+                  </w:r>
+                </w:p>
+              </w:tc>
+              <w:tc>
+                <w:tcPr/>
+                <w:p>
+                  <w:pPr>
+                    <w:pStyle w:val="Compact"/>
+                    <w:jc w:val="left"/>
+                    <w:jc w:val="center"/>
+                  </w:pPr>
+                  <w:r>
+                    <w:t xml:space="preserve">—</w:t>
+                  </w:r>
+                </w:p>
+              </w:tc>
+              <w:tc>
+                <w:tcPr/>
+                <w:p>
+                  <w:pPr>
+                    <w:pStyle w:val="Compact"/>
+                    <w:jc w:val="left"/>
+                    <w:jc w:val="center"/>
+                  </w:pPr>
+                  <w:r>
+                    <w:t xml:space="preserve">confirmation only</w:t>
+                  </w:r>
+                </w:p>
+              </w:tc>
+            </w:tr>
+            <w:tr>
+              <w:tc>
+                <w:tcPr/>
+                <w:p>
+                  <w:pPr>
+                    <w:pStyle w:val="Compact"/>
+                    <w:jc w:val="left"/>
+                    <w:jc w:val="center"/>
+                  </w:pPr>
+                  <w:r>
+                    <w:t xml:space="preserve">Leached Protein A</w:t>
+                  </w:r>
+                </w:p>
+              </w:tc>
+              <w:tc>
+                <w:tcPr/>
+                <w:p>
+                  <w:pPr>
+                    <w:pStyle w:val="Compact"/>
+                    <w:jc w:val="left"/>
+                    <w:jc w:val="center"/>
+                  </w:pPr>
+                  <w:r>
+                    <w:t xml:space="preserve">L-M</w:t>
+                  </w:r>
+                </w:p>
+              </w:tc>
+              <w:tc>
+                <w:tcPr/>
+                <w:p>
+                  <w:pPr>
+                    <w:pStyle w:val="Compact"/>
+                    <w:jc w:val="left"/>
+                    <w:jc w:val="center"/>
+                  </w:pPr>
+                  <w:r>
+                    <w:t xml:space="preserve">0–5 ppm</w:t>
+                  </w:r>
+                </w:p>
+              </w:tc>
+              <w:tc>
+                <w:tcPr/>
+                <w:p>
+                  <w:pPr>
+                    <w:pStyle w:val="Compact"/>
+                    <w:jc w:val="left"/>
+                    <w:jc w:val="center"/>
+                  </w:pPr>
+                  <w:r>
+                    <w:t xml:space="preserve">—</w:t>
+                  </w:r>
+                </w:p>
+              </w:tc>
+              <w:tc>
+                <w:tcPr/>
+                <w:p>
+                  <w:pPr>
+                    <w:pStyle w:val="Compact"/>
+                    <w:jc w:val="left"/>
+                    <w:jc w:val="center"/>
+                  </w:pPr>
+                  <w:r>
+                    <w:t xml:space="preserve">confirmation only</w:t>
+                  </w:r>
+                </w:p>
+              </w:tc>
+            </w:tr>
+          </w:tbl>
+          <w:bookmarkEnd w:id="37"/>
+          <w:p/>
+        </w:tc>
+      </w:tr>
+    </w:tbl>
     <w:p>
       <w:pPr>
         <w:pStyle w:val="BodyText"/>
       </w:pPr>
       <w:r>
-        <w:t xml:space="preserve">Host cell protein needs a second criterion, because a single step cannot be judged alone</w:t>
-      </w:r>
-      <w:r>
-        <w:t xml:space="preserve"> </w:t>
-      </w:r>
-      <w:r>
-        <w:t xml:space="preserve">against a limit that three steps deliver together. The pool level will be assessed against</w:t>
-      </w:r>
-      <w:r>
-        <w:t xml:space="preserve"> </w:t>
-      </w:r>
-      <w:r>
-        <w:t xml:space="preserve">the drug-substance limit, and it will also be assessed as a clearance factor relative to the</w:t>
-      </w:r>
-      <w:r>
-        <w:t xml:space="preserve"> </w:t>
-      </w:r>
-      <w:r>
-        <w:t xml:space="preserve">measured load level. Where the pool level exceeds the drug-substance limit somewhere in the</w:t>
-      </w:r>
-      <w:r>
-        <w:t xml:space="preserve"> </w:t>
-      </w:r>
-      <w:r>
-        <w:t xml:space="preserve">studied region, that condition is not by itself a failure of the step. It becomes a</w:t>
-      </w:r>
-      <w:r>
-        <w:t xml:space="preserve"> </w:t>
-      </w:r>
-      <w:r>
-        <w:t xml:space="preserve">constraint on the operating conditions of the anion exchange step, and the two steps will be</w:t>
-      </w:r>
-      <w:r>
-        <w:t xml:space="preserve"> </w:t>
-      </w:r>
-      <w:r>
-        <w:t xml:space="preserve">reconciled in PCMR-001. One alternative was considered and rejected. Setting an arbitrary</w:t>
-      </w:r>
-      <w:r>
-        <w:t xml:space="preserve"> </w:t>
-      </w:r>
-      <w:r>
-        <w:t xml:space="preserve">in-process limit on host cell protein at this step would be simpler to administer, but it</w:t>
-      </w:r>
-      <w:r>
-        <w:t xml:space="preserve"> </w:t>
-      </w:r>
-      <w:r>
-        <w:t xml:space="preserve">would constrain the operating region without evidence that the constraint is needed.</w:t>
+        <w:t xml:space="preserve">The pool is an intermediate and cannot be judged against a drug-substance criterion where later</w:t>
+      </w:r>
+      <w:r>
+        <w:t xml:space="preserve"> </w:t>
+      </w:r>
+      <w:r>
+        <w:t xml:space="preserve">steps still reduce the attribute, as anion exchange does for host cell protein after this step (PCP-008).</w:t>
+      </w:r>
+      <w:r>
+        <w:t xml:space="preserve"> </w:t>
+      </w:r>
+      <w:r>
+        <w:t xml:space="preserve">The pool criterion for host cell protein is therefore the drug-substance criterion of 100 ng/mg</w:t>
+      </w:r>
+      <w:r>
+        <w:t xml:space="preserve"> </w:t>
+      </w:r>
+      <w:r>
+        <w:t xml:space="preserve">carried back through the clearance credited to anion exchange, divided by an assurance margin of</w:t>
+      </w:r>
+      <w:r>
+        <w:t xml:space="preserve"> </w:t>
+      </w:r>
+      <w:r>
+        <w:t xml:space="preserve">3.2. The resulting pool criterion is 193 ng/mg. That criterion works as an in-process control instead</w:t>
+      </w:r>
+      <w:r>
+        <w:t xml:space="preserve"> </w:t>
+      </w:r>
+      <w:r>
+        <w:t xml:space="preserve">of a break-even point, because the margin holds it above the value at which the drug substance</w:t>
+      </w:r>
+      <w:r>
+        <w:t xml:space="preserve"> </w:t>
+      </w:r>
+      <w:r>
+        <w:t xml:space="preserve">would depend on every later step delivering nominal clearance exactly.</w:t>
       </w:r>
     </w:p>
     <w:p>
@@ -5710,19 +6360,25 @@
         <w:pStyle w:val="BodyText"/>
       </w:pPr>
       <w:r>
-        <w:t xml:space="preserve">The worst-case challenge has a single criterion. Pool aggregate must be at or below</w:t>
-      </w:r>
-      <w:r>
-        <w:t xml:space="preserve"> </w:t>
-      </w:r>
-      <w:r>
-        <w:t xml:space="preserve">5 % HMW in every challenge run, with the feed at the drug-substance</w:t>
-      </w:r>
-      <w:r>
-        <w:t xml:space="preserve"> </w:t>
-      </w:r>
-      <w:r>
-        <w:t xml:space="preserve">limit.</w:t>
+        <w:t xml:space="preserve">The aggregate criterion is derived differently, because no later step of the train reduces the</w:t>
+      </w:r>
+      <w:r>
+        <w:t xml:space="preserve"> </w:t>
+      </w:r>
+      <w:r>
+        <w:t xml:space="preserve">level once the pool has been collected. The back calculation for aggregate therefore carries the drug-substance criterion of 5 % HMW through</w:t>
+      </w:r>
+      <w:r>
+        <w:t xml:space="preserve"> </w:t>
+      </w:r>
+      <w:r>
+        <w:t xml:space="preserve">unchanged, which leaves the assurance margin of 5 to account for the whole of the difference.</w:t>
+      </w:r>
+      <w:r>
+        <w:t xml:space="preserve"> </w:t>
+      </w:r>
+      <w:r>
+        <w:t xml:space="preserve">That calculation gives a pool criterion of 1 % HMW.</w:t>
       </w:r>
     </w:p>
     <w:p>
@@ -5730,19 +6386,36 @@
         <w:pStyle w:val="BodyText"/>
       </w:pPr>
       <w:r>
-        <w:t xml:space="preserve">Step yield carries no drug-substance specification and is characterized as a process</w:t>
-      </w:r>
-      <w:r>
-        <w:t xml:space="preserve"> </w:t>
-      </w:r>
-      <w:r>
-        <w:t xml:space="preserve">performance attribute. A yield loss at any studied condition will be reported together with</w:t>
-      </w:r>
-      <w:r>
-        <w:t xml:space="preserve"> </w:t>
-      </w:r>
-      <w:r>
-        <w:t xml:space="preserve">the conditions that produce it.</w:t>
+        <w:t xml:space="preserve">Residual DNA and leached Protein A carry no pool criterion in</w:t>
+      </w:r>
+      <w:r>
+        <w:t xml:space="preserve"> </w:t>
+      </w:r>
+      <w:hyperlink w:anchor="tbl-acc">
+        <w:r>
+          <w:rPr>
+            <w:rStyle w:val="Hyperlink"/>
+          </w:rPr>
+          <w:t xml:space="preserve">Table 9</w:t>
+        </w:r>
+      </w:hyperlink>
+      <w:r>
+        <w:t xml:space="preserve"> </w:t>
+      </w:r>
+      <w:r>
+        <w:t xml:space="preserve">and enter no decision</w:t>
+      </w:r>
+      <w:r>
+        <w:t xml:space="preserve"> </w:t>
+      </w:r>
+      <w:r>
+        <w:t xml:space="preserve">rule of this plan, being measured against the drug-substance criteria as a confirmation of</w:t>
+      </w:r>
+      <w:r>
+        <w:t xml:space="preserve"> </w:t>
+      </w:r>
+      <w:r>
+        <w:t xml:space="preserve">platform clearance (§5.4).</w:t>
       </w:r>
     </w:p>
     <w:p>
@@ -5750,19 +6423,45 @@
         <w:pStyle w:val="BodyText"/>
       </w:pPr>
       <w:r>
-        <w:t xml:space="preserve">The study will be reported as complete when the scale-down model has been qualified, both</w:t>
-      </w:r>
-      <w:r>
-        <w:t xml:space="preserve"> </w:t>
-      </w:r>
-      <w:r>
-        <w:t xml:space="preserve">designs have been executed and analysed, the univariate assessment and the worst-case</w:t>
-      </w:r>
-      <w:r>
-        <w:t xml:space="preserve"> </w:t>
-      </w:r>
-      <w:r>
-        <w:t xml:space="preserve">challenge have been executed, and every parameter in</w:t>
+        <w:t xml:space="preserve">A response-surface model will be accepted as predictive for a response only where four</w:t>
+      </w:r>
+      <w:r>
+        <w:t xml:space="preserve"> </w:t>
+      </w:r>
+      <w:r>
+        <w:t xml:space="preserve">conditions hold together. The regression of the model is significant at α = 0.05, the lack of fit test</w:t>
+      </w:r>
+      <w:r>
+        <w:t xml:space="preserve"> </w:t>
+      </w:r>
+      <w:r>
+        <w:t xml:space="preserve">against pure error is not significant at α = 0.05, the predicted coefficient of determination</w:t>
+      </w:r>
+      <w:r>
+        <w:t xml:space="preserve"> </w:t>
+      </w:r>
+      <w:r>
+        <w:t xml:space="preserve">stays close to the adjusted value by the numerical rule in SOP-1002, with the residual</w:t>
+      </w:r>
+      <w:r>
+        <w:t xml:space="preserve"> </w:t>
+      </w:r>
+      <w:r>
+        <w:t xml:space="preserve">diagnostics showing no pattern against predicted value or against run order.</w:t>
+      </w:r>
+    </w:p>
+    <w:p>
+      <w:pPr>
+        <w:pStyle w:val="BodyText"/>
+      </w:pPr>
+      <w:r>
+        <w:t xml:space="preserve">Where a model fails any of the four conditions, the response will be reported without a design</w:t>
+      </w:r>
+      <w:r>
+        <w:t xml:space="preserve"> </w:t>
+      </w:r>
+      <w:r>
+        <w:t xml:space="preserve">space claim. The parameters that govern that response will then be held at their normal operating ranges in</w:t>
       </w:r>
       <w:r>
         <w:t xml:space="preserve"> </w:t>
@@ -5776,52 +6475,7 @@
         </w:r>
       </w:hyperlink>
       <w:r>
-        <w:t xml:space="preserve"> </w:t>
-      </w:r>
-      <w:r>
-        <w:t xml:space="preserve">has been classified under</w:t>
-      </w:r>
-      <w:r>
-        <w:t xml:space="preserve"> </w:t>
-      </w:r>
-      <w:r>
-        <w:t xml:space="preserve">SOP-4001. If a design has to be repeated, the reason, the disposition of the affected data</w:t>
-      </w:r>
-      <w:r>
-        <w:t xml:space="preserve"> </w:t>
-      </w:r>
-      <w:r>
-        <w:t xml:space="preserve">and the re-executed design will be described in the deviations section of PCR-007.</w:t>
-      </w:r>
-    </w:p>
-    <w:bookmarkEnd w:id="38"/>
-    <w:bookmarkStart w:id="39" w:name="X6e399b04be57e9d5f909b4238f9408193405dfd"/>
-    <w:p>
-      <w:pPr>
-        <w:pStyle w:val="Heading1"/>
-      </w:pPr>
-      <w:r>
-        <w:t xml:space="preserve">8. Proven acceptable ranges (planned analysis)</w:t>
-      </w:r>
-    </w:p>
-    <w:p>
-      <w:pPr>
-        <w:pStyle w:val="FirstParagraph"/>
-      </w:pPr>
-      <w:r>
-        <w:t xml:space="preserve">A proven acceptable range will be determined for each parameter and each governed attribute.</w:t>
-      </w:r>
-      <w:r>
-        <w:t xml:space="preserve"> </w:t>
-      </w:r>
-      <w:r>
-        <w:t xml:space="preserve">The design space is multivariate and a proven acceptable range is not, so the two will be</w:t>
-      </w:r>
-      <w:r>
-        <w:t xml:space="preserve"> </w:t>
-      </w:r>
-      <w:r>
-        <w:t xml:space="preserve">reported side by side and neither replaces the other.</w:t>
+        <w:t xml:space="preserve">. That response and the reason for the failure will be reported in PCR-007.</w:t>
       </w:r>
     </w:p>
     <w:p>
@@ -5829,179 +6483,33 @@
         <w:pStyle w:val="BodyText"/>
       </w:pPr>
       <w:r>
-        <w:t xml:space="preserve">The acceptance basis is the in-process limit for this pool and not the drug-substance</w:t>
-      </w:r>
-      <w:r>
-        <w:t xml:space="preserve"> </w:t>
-      </w:r>
-      <w:r>
-        <w:t xml:space="preserve">specification in</w:t>
-      </w:r>
-      <w:r>
-        <w:t xml:space="preserve"> </w:t>
-      </w:r>
-      <w:hyperlink w:anchor="tbl-cqa">
+        <w:t xml:space="preserve">The operating region will be declared as the part of the characterized space in which the mean</w:t>
+      </w:r>
+      <w:r>
+        <w:t xml:space="preserve"> </w:t>
+      </w:r>
+      <w:r>
+        <w:t xml:space="preserve">prediction of every accepted model meets the pool criterion in</w:t>
+      </w:r>
+      <w:r>
+        <w:t xml:space="preserve"> </w:t>
+      </w:r>
+      <w:hyperlink w:anchor="tbl-acc">
         <w:r>
           <w:rPr>
             <w:rStyle w:val="Hyperlink"/>
           </w:rPr>
-          <w:t xml:space="preserve">Table 4</w:t>
+          <w:t xml:space="preserve">Table 9</w:t>
         </w:r>
       </w:hyperlink>
       <w:r>
-        <w:t xml:space="preserve">. Both attributes this step governs are carried forward, aggregate</w:t>
-      </w:r>
-      <w:r>
-        <w:t xml:space="preserve"> </w:t>
-      </w:r>
-      <w:r>
-        <w:t xml:space="preserve">to the drug substance without further removal and host cell protein to anion exchange, so</w:t>
-      </w:r>
-      <w:r>
-        <w:t xml:space="preserve"> </w:t>
-      </w:r>
-      <w:r>
-        <w:t xml:space="preserve">each limit is derived from the drug-substance criterion by carrying it back through whatever</w:t>
-      </w:r>
-      <w:r>
-        <w:t xml:space="preserve"> </w:t>
-      </w:r>
-      <w:r>
-        <w:t xml:space="preserve">clearance still follows and then dividing by an assurance margin. For aggregate no clearance</w:t>
-      </w:r>
-      <w:r>
-        <w:t xml:space="preserve"> </w:t>
-      </w:r>
-      <w:r>
-        <w:t xml:space="preserve">follows, so the margin is the whole of the protection. This step has no viral clearance</w:t>
-      </w:r>
-      <w:r>
-        <w:t xml:space="preserve"> </w:t>
-      </w:r>
-      <w:r>
-        <w:t xml:space="preserve">response, so no criterion is back-calculated from a cumulative clearance requirement.</w:t>
-      </w:r>
-    </w:p>
-    <w:p>
-      <w:pPr>
-        <w:pStyle w:val="BodyText"/>
-      </w:pPr>
-      <w:r>
-        <w:t xml:space="preserve">Two analyses will be run for each parameter and each attribute. The first holds the remaining</w:t>
-      </w:r>
-      <w:r>
-        <w:t xml:space="preserve"> </w:t>
-      </w:r>
-      <w:r>
-        <w:t xml:space="preserve">parameters at their set-points and scans the parameter across its characterization range, and</w:t>
-      </w:r>
-      <w:r>
-        <w:t xml:space="preserve"> </w:t>
-      </w:r>
-      <w:r>
-        <w:t xml:space="preserve">it gives the range over which the fitted model predicts an in-limit result under otherwise</w:t>
-      </w:r>
-      <w:r>
-        <w:t xml:space="preserve"> </w:t>
-      </w:r>
-      <w:r>
-        <w:t xml:space="preserve">nominal operation. The second varies the remaining parameters within their normal operating</w:t>
-      </w:r>
-      <w:r>
-        <w:t xml:space="preserve"> </w:t>
-      </w:r>
-      <w:r>
-        <w:t xml:space="preserve">ranges by Monte-Carlo simulation of the fitted model, and it gives the range that survives</w:t>
-      </w:r>
-      <w:r>
-        <w:t xml:space="preserve"> </w:t>
-      </w:r>
-      <w:r>
-        <w:t xml:space="preserve">routine co-variation of everything else.</w:t>
-      </w:r>
-    </w:p>
-    <w:p>
-      <w:pPr>
-        <w:pStyle w:val="BodyText"/>
-      </w:pPr>
-      <w:r>
-        <w:t xml:space="preserve">The decision rule is the same for both analyses. The proven acceptable range is the</w:t>
-      </w:r>
-      <w:r>
-        <w:t xml:space="preserve"> </w:t>
-      </w:r>
-      <w:r>
-        <w:t xml:space="preserve">contiguous interval around the set-point over which the predicted response meets the</w:t>
-      </w:r>
-      <w:r>
-        <w:t xml:space="preserve"> </w:t>
-      </w:r>
-      <w:r>
-        <w:t xml:space="preserve">acceptance criterion. Where the two analyses agree across the whole characterization range,</w:t>
-      </w:r>
-      <w:r>
-        <w:t xml:space="preserve"> </w:t>
-      </w:r>
-      <w:r>
-        <w:t xml:space="preserve">the studied range is proven acceptable and robust to co-variation, and the binding constraint</w:t>
-      </w:r>
-      <w:r>
-        <w:t xml:space="preserve"> </w:t>
-      </w:r>
-      <w:r>
-        <w:t xml:space="preserve">on operation is the multivariate design space and not the range of any single parameter.</w:t>
-      </w:r>
-      <w:r>
-        <w:t xml:space="preserve"> </w:t>
-      </w:r>
-      <w:r>
-        <w:t xml:space="preserve">Where the second analysis is narrower, PCR-007 will name the attribute that binds it and will</w:t>
-      </w:r>
-      <w:r>
-        <w:t xml:space="preserve"> </w:t>
-      </w:r>
-      <w:r>
-        <w:t xml:space="preserve">give the remaining margin to the set-point.</w:t>
-      </w:r>
-    </w:p>
-    <w:p>
-      <w:pPr>
-        <w:pStyle w:val="BodyText"/>
-      </w:pPr>
-      <w:r>
-        <w:t xml:space="preserve">Each governed attribute will be presented with a plot of the response against its governing</w:t>
-      </w:r>
-      <w:r>
-        <w:t xml:space="preserve"> </w:t>
-      </w:r>
-      <w:r>
-        <w:t xml:space="preserve">parameter, with the acceptance limit drawn, the acceptable region shaded, and the set-point</w:t>
-      </w:r>
-      <w:r>
-        <w:t xml:space="preserve"> </w:t>
-      </w:r>
-      <w:r>
-        <w:t xml:space="preserve">and normal operating range marked. The two analyses will appear as the two panels of that</w:t>
-      </w:r>
-      <w:r>
-        <w:t xml:space="preserve"> </w:t>
-      </w:r>
-      <w:r>
-        <w:t xml:space="preserve">plot.</w:t>
-      </w:r>
-    </w:p>
-    <w:p>
-      <w:pPr>
-        <w:pStyle w:val="BodyText"/>
-      </w:pPr>
-      <w:r>
-        <w:t xml:space="preserve">Both analyses rest on the fitted response-surface model, so both are bounded by the</w:t>
-      </w:r>
-      <w:r>
-        <w:t xml:space="preserve"> </w:t>
-      </w:r>
-      <w:r>
-        <w:t xml:space="preserve">characterization ranges in</w:t>
+        <w:t xml:space="preserve">, bounded by the ranges</w:t>
+      </w:r>
+      <w:r>
+        <w:t xml:space="preserve"> </w:t>
+      </w:r>
+      <w:r>
+        <w:t xml:space="preserve">in</w:t>
       </w:r>
       <w:r>
         <w:t xml:space="preserve"> </w:t>
@@ -6018,29 +6526,131 @@
         <w:t xml:space="preserve"> </w:t>
       </w:r>
       <w:r>
-        <w:t xml:space="preserve">and by the validity of the scale-down model. Neither</w:t>
-      </w:r>
-      <w:r>
-        <w:t xml:space="preserve"> </w:t>
-      </w:r>
-      <w:r>
-        <w:t xml:space="preserve">extrapolates beyond the studied region. Neither replaces the confirmation of performance at</w:t>
-      </w:r>
-      <w:r>
-        <w:t xml:space="preserve"> </w:t>
-      </w:r>
-      <w:r>
-        <w:t xml:space="preserve">commercial scale, which is covered by PTP-001.</w:t>
-      </w:r>
-    </w:p>
-    <w:bookmarkEnd w:id="39"/>
-    <w:bookmarkStart w:id="40" w:name="data-management-and-integrity"/>
+        <w:t xml:space="preserve">and by the scale-down assumptions in §5.1. A mean level model gives roughly even</w:t>
+      </w:r>
+      <w:r>
+        <w:t xml:space="preserve"> </w:t>
+      </w:r>
+      <w:r>
+        <w:t xml:space="preserve">odds of meeting a criterion at the edge of the region, where the variability is symmetric about</w:t>
+      </w:r>
+      <w:r>
+        <w:t xml:space="preserve"> </w:t>
+      </w:r>
+      <w:r>
+        <w:t xml:space="preserve">the mean</w:t>
+      </w:r>
+      <w:r>
+        <w:t xml:space="preserve"> </w:t>
+      </w:r>
+      <w:r>
+        <w:t xml:space="preserve">(CMC Biotech Working Group 2009)</w:t>
+      </w:r>
+      <w:r>
+        <w:t xml:space="preserve">. For this reason the normal operating ranges in</w:t>
+      </w:r>
+      <w:r>
+        <w:t xml:space="preserve"> </w:t>
+      </w:r>
+      <w:hyperlink w:anchor="tbl-params">
+        <w:r>
+          <w:rPr>
+            <w:rStyle w:val="Hyperlink"/>
+          </w:rPr>
+          <w:t xml:space="preserve">Table 7</w:t>
+        </w:r>
+      </w:hyperlink>
+      <w:r>
+        <w:t xml:space="preserve"> </w:t>
+      </w:r>
+      <w:r>
+        <w:t xml:space="preserve">must lie inside the declared region. The</w:t>
+      </w:r>
+      <w:r>
+        <w:t xml:space="preserve"> </w:t>
+      </w:r>
+      <w:r>
+        <w:t xml:space="preserve">same ranges are re-examined in §8 by an analysis that propagates the variation through the</w:t>
+      </w:r>
+      <w:r>
+        <w:t xml:space="preserve"> </w:t>
+      </w:r>
+      <w:r>
+        <w:t xml:space="preserve">model.</w:t>
+      </w:r>
+    </w:p>
+    <w:p>
+      <w:pPr>
+        <w:pStyle w:val="BodyText"/>
+      </w:pPr>
+      <w:r>
+        <w:t xml:space="preserve">Once the analysis is complete, each parameter will be classified under SOP-4001 on the evidence</w:t>
+      </w:r>
+      <w:r>
+        <w:t xml:space="preserve"> </w:t>
+      </w:r>
+      <w:r>
+        <w:t xml:space="preserve">the study produces. A parameter whose variation across the characterization range moves a governed</w:t>
+      </w:r>
+      <w:r>
+        <w:t xml:space="preserve"> </w:t>
+      </w:r>
+      <w:r>
+        <w:t xml:space="preserve">attribute towards the pool criterion will be classified as quality linked. A parameter with no resolvable effect on any governed attribute will be classified as a general</w:t>
+      </w:r>
+      <w:r>
+        <w:t xml:space="preserve"> </w:t>
+      </w:r>
+      <w:r>
+        <w:t xml:space="preserve">process parameter and will be retained in the knowledge space as evidence of robustness. Each parameter classification will be reported in PCR-007 with the</w:t>
+      </w:r>
+      <w:r>
+        <w:t xml:space="preserve"> </w:t>
+      </w:r>
+      <w:r>
+        <w:t xml:space="preserve">reason for it.</w:t>
+      </w:r>
+    </w:p>
+    <w:p>
+      <w:pPr>
+        <w:pStyle w:val="BodyText"/>
+      </w:pPr>
+      <w:r>
+        <w:t xml:space="preserve">The study passes where three conditions hold at the end of execution: the scale-down model is</w:t>
+      </w:r>
+      <w:r>
+        <w:t xml:space="preserve"> </w:t>
+      </w:r>
+      <w:r>
+        <w:t xml:space="preserve">qualified under §5.1, every response either has an accepted model or has a stated reason for</w:t>
+      </w:r>
+      <w:r>
+        <w:t xml:space="preserve"> </w:t>
+      </w:r>
+      <w:r>
+        <w:t xml:space="preserve">the absence of one, with the declared operating region containing the normal operating ranges</w:t>
+      </w:r>
+      <w:r>
+        <w:t xml:space="preserve"> </w:t>
+      </w:r>
+      <w:r>
+        <w:t xml:space="preserve">of all 5 parameters. A failure of any of the three is itself a study outcome</w:t>
+      </w:r>
+      <w:r>
+        <w:t xml:space="preserve"> </w:t>
+      </w:r>
+      <w:r>
+        <w:t xml:space="preserve">and will be reported as such in PCR-007, together with the ranges the data do support.</w:t>
+      </w:r>
+    </w:p>
+    <w:bookmarkEnd w:id="38"/>
+    <w:bookmarkStart w:id="39" w:name="X6e399b04be57e9d5f909b4238f9408193405dfd"/>
     <w:p>
       <w:pPr>
         <w:pStyle w:val="Heading1"/>
       </w:pPr>
       <w:r>
-        <w:t xml:space="preserve">9. Data management and integrity</w:t>
+        <w:t xml:space="preserve">8. Proven acceptable ranges (planned analysis)</w:t>
       </w:r>
     </w:p>
     <w:p>
@@ -6048,66 +6658,39 @@
         <w:pStyle w:val="FirstParagraph"/>
       </w:pPr>
       <w:r>
-        <w:t xml:space="preserve">Study records will be maintained under the site data-integrity procedures and will meet the</w:t>
-      </w:r>
-      <w:r>
-        <w:t xml:space="preserve"> </w:t>
-      </w:r>
-      <w:r>
-        <w:t xml:space="preserve">ALCOA+ expectations. Run execution will be recorded in the electronic laboratory notebook,</w:t>
-      </w:r>
-      <w:r>
-        <w:t xml:space="preserve"> </w:t>
-      </w:r>
-      <w:r>
-        <w:t xml:space="preserve">analytical results in the laboratory information management system, and the statistical</w:t>
-      </w:r>
-      <w:r>
-        <w:t xml:space="preserve"> </w:t>
-      </w:r>
-      <w:r>
-        <w:t xml:space="preserve">analysis in a version-controlled script archived with the study record (SOP-1002). Raw</w:t>
-      </w:r>
-      <w:r>
-        <w:t xml:space="preserve"> </w:t>
-      </w:r>
-      <w:r>
-        <w:t xml:space="preserve">instrument files will be retained without modification, and every derived value in PCR-007</w:t>
-      </w:r>
-      <w:r>
-        <w:t xml:space="preserve"> </w:t>
-      </w:r>
-      <w:r>
-        <w:t xml:space="preserve">will be traceable to the file it came from. A second qualified person will review the</w:t>
-      </w:r>
-      <w:r>
-        <w:t xml:space="preserve"> </w:t>
-      </w:r>
-      <w:r>
-        <w:t xml:space="preserve">analysis before the report is issued.</w:t>
-      </w:r>
-    </w:p>
-    <w:bookmarkEnd w:id="40"/>
-    <w:bookmarkStart w:id="42" w:name="roles-and-responsibilities"/>
-    <w:p>
-      <w:pPr>
-        <w:pStyle w:val="Heading1"/>
-      </w:pPr>
-      <w:r>
-        <w:t xml:space="preserve">10. Roles and responsibilities</w:t>
-      </w:r>
-    </w:p>
-    <w:p>
-      <w:pPr>
-        <w:pStyle w:val="FirstParagraph"/>
-      </w:pPr>
-      <w:r>
-        <w:t xml:space="preserve">Responsibilities are allocated as shown in</w:t>
-      </w:r>
-      <w:r>
-        <w:t xml:space="preserve"> </w:t>
-      </w:r>
-      <w:hyperlink w:anchor="tbl-roles">
+        <w:t xml:space="preserve">A proven acceptable range is the range of one parameter over which a governed attribute stays</w:t>
+      </w:r>
+      <w:r>
+        <w:t xml:space="preserve"> </w:t>
+      </w:r>
+      <w:r>
+        <w:t xml:space="preserve">within acceptance, with the other parameters at stated settings</w:t>
+      </w:r>
+      <w:r>
+        <w:t xml:space="preserve"> </w:t>
+      </w:r>
+      <w:r>
+        <w:t xml:space="preserve">(International Council for Harmonisation 2009)</w:t>
+      </w:r>
+      <w:r>
+        <w:t xml:space="preserve">. That range will be determined for each of the 2 governed attributes against each of the 4</w:t>
+      </w:r>
+      <w:r>
+        <w:t xml:space="preserve"> </w:t>
+      </w:r>
+      <w:r>
+        <w:t xml:space="preserve">response-surface parameters, which gives 8 combinations. Each combination is judged against</w:t>
+      </w:r>
+      <w:r>
+        <w:t xml:space="preserve"> </w:t>
+      </w:r>
+      <w:r>
+        <w:t xml:space="preserve">the pool criterion in</w:t>
+      </w:r>
+      <w:r>
+        <w:t xml:space="preserve"> </w:t>
+      </w:r>
+      <w:hyperlink w:anchor="tbl-acc">
         <w:r>
           <w:rPr>
             <w:rStyle w:val="Hyperlink"/>
@@ -6116,25 +6699,331 @@
         </w:r>
       </w:hyperlink>
       <w:r>
-        <w:t xml:space="preserve">. Process Development at the sending</w:t>
-      </w:r>
-      <w:r>
-        <w:t xml:space="preserve"> </w:t>
-      </w:r>
-      <w:r>
-        <w:t xml:space="preserve">site owns the study and the report. Analytical Development owns the methods and the assay</w:t>
-      </w:r>
-      <w:r>
-        <w:t xml:space="preserve"> </w:t>
-      </w:r>
-      <w:r>
-        <w:t xml:space="preserve">data, Statistics owns the design and the analysis, and Quality Assurance approves this plan</w:t>
-      </w:r>
-      <w:r>
-        <w:t xml:space="preserve"> </w:t>
-      </w:r>
-      <w:r>
-        <w:t xml:space="preserve">and the report that follows it.</w:t>
+        <w:t xml:space="preserve">.</w:t>
+      </w:r>
+    </w:p>
+    <w:p>
+      <w:pPr>
+        <w:pStyle w:val="BodyText"/>
+      </w:pPr>
+      <w:r>
+        <w:t xml:space="preserve">Each combination is covered by two analyses. The first analysis holds the other parameters at</w:t>
+      </w:r>
+      <w:r>
+        <w:t xml:space="preserve"> </w:t>
+      </w:r>
+      <w:r>
+        <w:t xml:space="preserve">their set-points and evaluates the fitted response-surface model across the characterization range of</w:t>
+      </w:r>
+      <w:r>
+        <w:t xml:space="preserve"> </w:t>
+      </w:r>
+      <w:r>
+        <w:t xml:space="preserve">the parameter of interest, on a grid of 201 points. The second analysis varies the other parameters within their normal operating ranges in</w:t>
+      </w:r>
+      <w:r>
+        <w:t xml:space="preserve"> </w:t>
+      </w:r>
+      <w:hyperlink w:anchor="tbl-params">
+        <w:r>
+          <w:rPr>
+            <w:rStyle w:val="Hyperlink"/>
+          </w:rPr>
+          <w:t xml:space="preserve">Table 7</w:t>
+        </w:r>
+      </w:hyperlink>
+      <w:r>
+        <w:t xml:space="preserve"> </w:t>
+      </w:r>
+      <w:r>
+        <w:t xml:space="preserve">and propagates that variation</w:t>
+      </w:r>
+      <w:r>
+        <w:t xml:space="preserve"> </w:t>
+      </w:r>
+      <w:r>
+        <w:t xml:space="preserve">through the same model by Monte-Carlo, on a grid of 81 points.</w:t>
+      </w:r>
+    </w:p>
+    <w:p>
+      <w:pPr>
+        <w:pStyle w:val="BodyText"/>
+      </w:pPr>
+      <w:r>
+        <w:t xml:space="preserve">Each Monte-Carlo grid point draws 2,000 values, in which settings for the</w:t>
+      </w:r>
+      <w:r>
+        <w:t xml:space="preserve"> </w:t>
+      </w:r>
+      <w:r>
+        <w:t xml:space="preserve">other parameters are taken from a normal distribution centred on the set-point, with the normal</w:t>
+      </w:r>
+      <w:r>
+        <w:t xml:space="preserve"> </w:t>
+      </w:r>
+      <w:r>
+        <w:t xml:space="preserve">operating range spanning six standard deviations and each draw clipped to the characterization</w:t>
+      </w:r>
+      <w:r>
+        <w:t xml:space="preserve"> </w:t>
+      </w:r>
+      <w:r>
+        <w:t xml:space="preserve">range. A residual term with the standard deviation of the fitted model is then added to each draw. Each draw therefore carries model error as well as parameter variation. The decision rule</w:t>
+      </w:r>
+      <w:r>
+        <w:t xml:space="preserve"> </w:t>
+      </w:r>
+      <w:r>
+        <w:t xml:space="preserve">differs between the two analyses. Under the first, the parameter range</w:t>
+      </w:r>
+      <w:r>
+        <w:t xml:space="preserve"> </w:t>
+      </w:r>
+      <w:r>
+        <w:t xml:space="preserve">qualifies where the mean prediction meets the pool criterion, while under the second the range</w:t>
+      </w:r>
+      <w:r>
+        <w:t xml:space="preserve"> </w:t>
+      </w:r>
+      <w:r>
+        <w:t xml:space="preserve">qualifies where the 95 % predictive interval meets the same criterion. The second rule is a</w:t>
+      </w:r>
+      <w:r>
+        <w:t xml:space="preserve"> </w:t>
+      </w:r>
+      <w:r>
+        <w:t xml:space="preserve">robustness rule and returns the narrower of the two ranges.</w:t>
+      </w:r>
+    </w:p>
+    <w:p>
+      <w:pPr>
+        <w:pStyle w:val="BodyText"/>
+      </w:pPr>
+      <w:r>
+        <w:t xml:space="preserve">The reported range is the contiguous interval around the set-point over which the rule holds.</w:t>
+      </w:r>
+      <w:r>
+        <w:t xml:space="preserve"> </w:t>
+      </w:r>
+      <w:r>
+        <w:t xml:space="preserve">Where the set-point itself fails the rule, no proven acceptable range is reported for that</w:t>
+      </w:r>
+      <w:r>
+        <w:t xml:space="preserve"> </w:t>
+      </w:r>
+      <w:r>
+        <w:t xml:space="preserve">combination. PCR-007 will state that outcome plainly.</w:t>
+      </w:r>
+    </w:p>
+    <w:p>
+      <w:pPr>
+        <w:pStyle w:val="BodyText"/>
+      </w:pPr>
+      <w:r>
+        <w:t xml:space="preserve">The set-point of each of the 4 response-surface parameters lies at the midpoint of</w:t>
+      </w:r>
+      <w:r>
+        <w:t xml:space="preserve"> </w:t>
+      </w:r>
+      <w:r>
+        <w:t xml:space="preserve">the characterization range in</w:t>
+      </w:r>
+      <w:r>
+        <w:t xml:space="preserve"> </w:t>
+      </w:r>
+      <w:hyperlink w:anchor="tbl-params">
+        <w:r>
+          <w:rPr>
+            <w:rStyle w:val="Hyperlink"/>
+          </w:rPr>
+          <w:t xml:space="preserve">Table 7</w:t>
+        </w:r>
+      </w:hyperlink>
+      <w:r>
+        <w:t xml:space="preserve">, which means the first analysis evaluates the model</w:t>
+      </w:r>
+      <w:r>
+        <w:t xml:space="preserve"> </w:t>
+      </w:r>
+      <w:r>
+        <w:t xml:space="preserve">at the centre of the coded design as well as at the set-points.</w:t>
+      </w:r>
+    </w:p>
+    <w:p>
+      <w:pPr>
+        <w:pStyle w:val="BodyText"/>
+      </w:pPr>
+      <w:r>
+        <w:t xml:space="preserve">Each parameter will be reported against the attribute as a plot, with the acceptable region</w:t>
+      </w:r>
+      <w:r>
+        <w:t xml:space="preserve"> </w:t>
+      </w:r>
+      <w:r>
+        <w:t xml:space="preserve">shaded green and with the set-point and the normal operating range marked. One such plot will be</w:t>
+      </w:r>
+      <w:r>
+        <w:t xml:space="preserve"> </w:t>
+      </w:r>
+      <w:r>
+        <w:t xml:space="preserve">carried in PCR-007 for each governed attribute, against the parameter with the largest main</w:t>
+      </w:r>
+      <w:r>
+        <w:t xml:space="preserve"> </w:t>
+      </w:r>
+      <w:r>
+        <w:t xml:space="preserve">effect on that attribute. The remaining combinations will be reported in tabulated form.</w:t>
+      </w:r>
+    </w:p>
+    <w:p>
+      <w:pPr>
+        <w:pStyle w:val="BodyText"/>
+      </w:pPr>
+      <w:r>
+        <w:t xml:space="preserve">The analysis rests entirely on the fitted response-surface model, which bounds every range it</w:t>
+      </w:r>
+      <w:r>
+        <w:t xml:space="preserve"> </w:t>
+      </w:r>
+      <w:r>
+        <w:t xml:space="preserve">returns. Therefore no proven acceptable range will extend beyond the characterization range in</w:t>
+      </w:r>
+      <w:r>
+        <w:t xml:space="preserve"> </w:t>
+      </w:r>
+      <w:hyperlink w:anchor="tbl-params">
+        <w:r>
+          <w:rPr>
+            <w:rStyle w:val="Hyperlink"/>
+          </w:rPr>
+          <w:t xml:space="preserve">Table 7</w:t>
+        </w:r>
+      </w:hyperlink>
+      <w:r>
+        <w:t xml:space="preserve">, nor beyond the scale-down assumptions of §5.1 and the model assumptions of §7.</w:t>
+      </w:r>
+    </w:p>
+    <w:bookmarkEnd w:id="39"/>
+    <w:bookmarkStart w:id="40" w:name="data-management-and-integrity"/>
+    <w:p>
+      <w:pPr>
+        <w:pStyle w:val="Heading1"/>
+      </w:pPr>
+      <w:r>
+        <w:t xml:space="preserve">9. Data management and integrity</w:t>
+      </w:r>
+    </w:p>
+    <w:p>
+      <w:pPr>
+        <w:pStyle w:val="FirstParagraph"/>
+      </w:pPr>
+      <w:r>
+        <w:t xml:space="preserve">Throughout the study, data are recorded and retained under the Novacyte data integrity</w:t>
+      </w:r>
+      <w:r>
+        <w:t xml:space="preserve"> </w:t>
+      </w:r>
+      <w:r>
+        <w:t xml:space="preserve">procedures, with raw chromatograms, run records and assay results captured in the validated systems that</w:t>
+      </w:r>
+      <w:r>
+        <w:t xml:space="preserve"> </w:t>
+      </w:r>
+      <w:r>
+        <w:t xml:space="preserve">own them and with audit trails enabled. Records follow ALCOA+, which requires each record to be</w:t>
+      </w:r>
+      <w:r>
+        <w:t xml:space="preserve"> </w:t>
+      </w:r>
+      <w:r>
+        <w:t xml:space="preserve">attributable, legible, contemporaneous, original and accurate, as well as complete, consistent,</w:t>
+      </w:r>
+      <w:r>
+        <w:t xml:space="preserve"> </w:t>
+      </w:r>
+      <w:r>
+        <w:t xml:space="preserve">enduring and available.</w:t>
+      </w:r>
+    </w:p>
+    <w:p>
+      <w:pPr>
+        <w:pStyle w:val="BodyText"/>
+      </w:pPr>
+      <w:r>
+        <w:t xml:space="preserve">Before analysis, every design matrix, every executed run order and every dataset is reviewed by</w:t>
+      </w:r>
+      <w:r>
+        <w:t xml:space="preserve"> </w:t>
+      </w:r>
+      <w:r>
+        <w:t xml:space="preserve">a second person. The analysis itself is reviewed by Statistics under SOP-1002.</w:t>
+      </w:r>
+    </w:p>
+    <w:p>
+      <w:pPr>
+        <w:pStyle w:val="BodyText"/>
+      </w:pPr>
+      <w:r>
+        <w:t xml:space="preserve">During execution, deviations from this plan are recorded as they occur and are assessed for</w:t>
+      </w:r>
+      <w:r>
+        <w:t xml:space="preserve"> </w:t>
+      </w:r>
+      <w:r>
+        <w:t xml:space="preserve">impact on the affected design, with PCR-007 stating the disposition of each one. A run excluded from an</w:t>
+      </w:r>
+      <w:r>
+        <w:t xml:space="preserve"> </w:t>
+      </w:r>
+      <w:r>
+        <w:t xml:space="preserve">analysis will be reported with the reason for exclusion, which must be established before the</w:t>
+      </w:r>
+      <w:r>
+        <w:t xml:space="preserve"> </w:t>
+      </w:r>
+      <w:r>
+        <w:t xml:space="preserve">analysis has been seen.</w:t>
+      </w:r>
+    </w:p>
+    <w:bookmarkEnd w:id="40"/>
+    <w:bookmarkStart w:id="42" w:name="roles-and-responsibilities"/>
+    <w:p>
+      <w:pPr>
+        <w:pStyle w:val="Heading1"/>
+      </w:pPr>
+      <w:r>
+        <w:t xml:space="preserve">10. Roles and responsibilities</w:t>
+      </w:r>
+    </w:p>
+    <w:p>
+      <w:pPr>
+        <w:pStyle w:val="FirstParagraph"/>
+      </w:pPr>
+      <w:r>
+        <w:t xml:space="preserve">The functions listed in</w:t>
+      </w:r>
+      <w:r>
+        <w:t xml:space="preserve"> </w:t>
+      </w:r>
+      <w:hyperlink w:anchor="tbl-roles">
+        <w:r>
+          <w:rPr>
+            <w:rStyle w:val="Hyperlink"/>
+          </w:rPr>
+          <w:t xml:space="preserve">Table 10</w:t>
+        </w:r>
+      </w:hyperlink>
+      <w:r>
+        <w:t xml:space="preserve"> </w:t>
+      </w:r>
+      <w:r>
+        <w:t xml:space="preserve">execute this plan, with Process Development owning the plan,</w:t>
+      </w:r>
+      <w:r>
+        <w:t xml:space="preserve"> </w:t>
+      </w:r>
+      <w:r>
+        <w:t xml:space="preserve">the execution and the report.</w:t>
       </w:r>
     </w:p>
     <w:tbl>
@@ -6161,7 +7050,7 @@
               <w:pStyle w:val="ImageCaption"/>
             </w:pPr>
             <w:r>
-              <w:t xml:space="preserve">Table 9: Roles and responsibilities for the study.</w:t>
+              <w:t xml:space="preserve">Table 10: Functions and responsibilities for the execution of this plan.</w:t>
             </w:r>
           </w:p>
           <w:tbl>
@@ -6172,8 +7061,8 @@
               <w:tblLook w:firstRow="1" w:lastRow="0" w:firstColumn="0" w:lastColumn="0" w:noHBand="0" w:noVBand="0" w:val="0020"/>
             </w:tblPr>
             <w:tblGrid>
-              <w:gridCol w:w="3960"/>
-              <w:gridCol w:w="3960"/>
+              <w:gridCol w:w="2286"/>
+              <w:gridCol w:w="5633"/>
             </w:tblGrid>
             <w:tr>
               <w:trPr>
@@ -6184,6 +7073,7 @@
                 <w:p>
                   <w:pPr>
                     <w:pStyle w:val="Compact"/>
+                    <w:jc w:val="left"/>
                     <w:jc w:val="center"/>
                   </w:pPr>
                   <w:r>
@@ -6196,6 +7086,7 @@
                 <w:p>
                   <w:pPr>
                     <w:pStyle w:val="Compact"/>
+                    <w:jc w:val="left"/>
                     <w:jc w:val="center"/>
                   </w:pPr>
                   <w:r>
@@ -6210,22 +7101,24 @@
                 <w:p>
                   <w:pPr>
                     <w:pStyle w:val="Compact"/>
-                    <w:jc w:val="center"/>
-                  </w:pPr>
-                  <w:r>
-                    <w:t xml:space="preserve">Process Development / MSAT (sending site)</w:t>
-                  </w:r>
-                </w:p>
-              </w:tc>
-              <w:tc>
-                <w:tcPr/>
-                <w:p>
-                  <w:pPr>
-                    <w:pStyle w:val="Compact"/>
-                    <w:jc w:val="center"/>
-                  </w:pPr>
-                  <w:r>
-                    <w:t xml:space="preserve">Study ownership; scale-down model; execution; authorship of PCR-007</w:t>
+                    <w:jc w:val="left"/>
+                    <w:jc w:val="center"/>
+                  </w:pPr>
+                  <w:r>
+                    <w:t xml:space="preserve">Process Development / MSAT</w:t>
+                  </w:r>
+                </w:p>
+              </w:tc>
+              <w:tc>
+                <w:tcPr/>
+                <w:p>
+                  <w:pPr>
+                    <w:pStyle w:val="Compact"/>
+                    <w:jc w:val="left"/>
+                    <w:jc w:val="center"/>
+                  </w:pPr>
+                  <w:r>
+                    <w:t xml:space="preserve">Owns this plan, executes the runs, writes PCR-007</w:t>
                   </w:r>
                 </w:p>
               </w:tc>
@@ -6236,22 +7129,24 @@
                 <w:p>
                   <w:pPr>
                     <w:pStyle w:val="Compact"/>
-                    <w:jc w:val="center"/>
-                  </w:pPr>
-                  <w:r>
-                    <w:t xml:space="preserve">Analytical Development</w:t>
-                  </w:r>
-                </w:p>
-              </w:tc>
-              <w:tc>
-                <w:tcPr/>
-                <w:p>
-                  <w:pPr>
-                    <w:pStyle w:val="Compact"/>
-                    <w:jc w:val="center"/>
-                  </w:pPr>
-                  <w:r>
-                    <w:t xml:space="preserve">Validated methods; sample testing; assay data review</w:t>
+                    <w:jc w:val="left"/>
+                    <w:jc w:val="center"/>
+                  </w:pPr>
+                  <w:r>
+                    <w:t xml:space="preserve">Statistics</w:t>
+                  </w:r>
+                </w:p>
+              </w:tc>
+              <w:tc>
+                <w:tcPr/>
+                <w:p>
+                  <w:pPr>
+                    <w:pStyle w:val="Compact"/>
+                    <w:jc w:val="left"/>
+                    <w:jc w:val="center"/>
+                  </w:pPr>
+                  <w:r>
+                    <w:t xml:space="preserve">Generates the designs, performs the analysis, judges model adequacy</w:t>
                   </w:r>
                 </w:p>
               </w:tc>
@@ -6262,22 +7157,24 @@
                 <w:p>
                   <w:pPr>
                     <w:pStyle w:val="Compact"/>
-                    <w:jc w:val="center"/>
-                  </w:pPr>
-                  <w:r>
-                    <w:t xml:space="preserve">Statistics</w:t>
-                  </w:r>
-                </w:p>
-              </w:tc>
-              <w:tc>
-                <w:tcPr/>
-                <w:p>
-                  <w:pPr>
-                    <w:pStyle w:val="Compact"/>
-                    <w:jc w:val="center"/>
-                  </w:pPr>
-                  <w:r>
-                    <w:t xml:space="preserve">Design generation and randomization; model fitting; region and range analysis</w:t>
+                    <w:jc w:val="left"/>
+                    <w:jc w:val="center"/>
+                  </w:pPr>
+                  <w:r>
+                    <w:t xml:space="preserve">Analytical Development</w:t>
+                  </w:r>
+                </w:p>
+              </w:tc>
+              <w:tc>
+                <w:tcPr/>
+                <w:p>
+                  <w:pPr>
+                    <w:pStyle w:val="Compact"/>
+                    <w:jc w:val="left"/>
+                    <w:jc w:val="center"/>
+                  </w:pPr>
+                  <w:r>
+                    <w:t xml:space="preserve">Runs the validated methods, reports assay performance</w:t>
                   </w:r>
                 </w:p>
               </w:tc>
@@ -6288,22 +7185,24 @@
                 <w:p>
                   <w:pPr>
                     <w:pStyle w:val="Compact"/>
-                    <w:jc w:val="center"/>
-                  </w:pPr>
-                  <w:r>
-                    <w:t xml:space="preserve">Manufacturing Science (receiving site)</w:t>
-                  </w:r>
-                </w:p>
-              </w:tc>
-              <w:tc>
-                <w:tcPr/>
-                <w:p>
-                  <w:pPr>
-                    <w:pStyle w:val="Compact"/>
-                    <w:jc w:val="center"/>
-                  </w:pPr>
-                  <w:r>
-                    <w:t xml:space="preserve">Review of commercial-scale equivalence and of the proposed ranges</w:t>
+                    <w:jc w:val="left"/>
+                    <w:jc w:val="center"/>
+                  </w:pPr>
+                  <w:r>
+                    <w:t xml:space="preserve">Manufacturing Science</w:t>
+                  </w:r>
+                </w:p>
+              </w:tc>
+              <w:tc>
+                <w:tcPr/>
+                <w:p>
+                  <w:pPr>
+                    <w:pStyle w:val="Compact"/>
+                    <w:jc w:val="left"/>
+                    <w:jc w:val="center"/>
+                  </w:pPr>
+                  <w:r>
+                    <w:t xml:space="preserve">Supplies commercial-scale data for the scale-down comparison</w:t>
                   </w:r>
                 </w:p>
               </w:tc>
@@ -6314,6 +7213,7 @@
                 <w:p>
                   <w:pPr>
                     <w:pStyle w:val="Compact"/>
+                    <w:jc w:val="left"/>
                     <w:jc w:val="center"/>
                   </w:pPr>
                   <w:r>
@@ -6326,10 +7226,11 @@
                 <w:p>
                   <w:pPr>
                     <w:pStyle w:val="Compact"/>
-                    <w:jc w:val="center"/>
-                  </w:pPr>
-                  <w:r>
-                    <w:t xml:space="preserve">Approval of this plan and of PCR-007; deviation oversight</w:t>
+                    <w:jc w:val="left"/>
+                    <w:jc w:val="center"/>
+                  </w:pPr>
+                  <w:r>
+                    <w:t xml:space="preserve">Approves this plan, oversees deviations, approves PCR-007</w:t>
                   </w:r>
                 </w:p>
               </w:tc>
@@ -6340,8 +7241,28 @@
         </w:tc>
       </w:tr>
     </w:tbl>
+    <w:p>
+      <w:pPr>
+        <w:pStyle w:val="BodyText"/>
+      </w:pPr>
+      <w:r>
+        <w:t xml:space="preserve">Quality Assurance approves this plan before execution begins and approves PCR-007 on completion.</w:t>
+      </w:r>
+      <w:r>
+        <w:t xml:space="preserve"> </w:t>
+      </w:r>
+      <w:r>
+        <w:t xml:space="preserve">Statistics is independent of execution, which keeps the analysis separate from the group that</w:t>
+      </w:r>
+      <w:r>
+        <w:t xml:space="preserve"> </w:t>
+      </w:r>
+      <w:r>
+        <w:t xml:space="preserve">generates the data.</w:t>
+      </w:r>
+    </w:p>
     <w:bookmarkEnd w:id="42"/>
-    <w:bookmarkStart w:id="44" w:name="deliverables-and-schedule"/>
+    <w:bookmarkStart w:id="43" w:name="deliverables-and-schedule"/>
     <w:p>
       <w:pPr>
         <w:pStyle w:val="Heading1"/>
@@ -6355,19 +7276,31 @@
         <w:pStyle w:val="FirstParagraph"/>
       </w:pPr>
       <w:r>
-        <w:t xml:space="preserve">The deliverable is PCR-007. It will report the executed designs, the fitted models, the</w:t>
-      </w:r>
-      <w:r>
-        <w:t xml:space="preserve"> </w:t>
-      </w:r>
-      <w:r>
-        <w:t xml:space="preserve">operating region, the proven acceptable ranges, the parameter classifications and any</w:t>
-      </w:r>
-      <w:r>
-        <w:t xml:space="preserve"> </w:t>
-      </w:r>
-      <w:r>
-        <w:t xml:space="preserve">departure from this plan.</w:t>
+        <w:t xml:space="preserve">The deliverable of this plan is PCR-007, the process characterization report for the cation</w:t>
+      </w:r>
+      <w:r>
+        <w:t xml:space="preserve"> </w:t>
+      </w:r>
+      <w:r>
+        <w:t xml:space="preserve">exchange step, which will report the qualification of the scale-down model, the screening</w:t>
+      </w:r>
+      <w:r>
+        <w:t xml:space="preserve"> </w:t>
+      </w:r>
+      <w:r>
+        <w:t xml:space="preserve">result, the response-surface models, the operating region, the proven acceptable ranges and the</w:t>
+      </w:r>
+      <w:r>
+        <w:t xml:space="preserve"> </w:t>
+      </w:r>
+      <w:r>
+        <w:t xml:space="preserve">parameter classification. PCR-007 in turn rolls up into the master report for the campaign</w:t>
+      </w:r>
+      <w:r>
+        <w:t xml:space="preserve"> </w:t>
+      </w:r>
+      <w:r>
+        <w:t xml:space="preserve">(PCMR-001), which consolidates the operating regions and the classifications of every step.</w:t>
       </w:r>
     </w:p>
     <w:p>
@@ -6375,39 +7308,314 @@
         <w:pStyle w:val="BodyText"/>
       </w:pPr>
       <w:r>
-        <w:t xml:space="preserve">The study is executed in the sequential phases listed in</w:t>
-      </w:r>
-      <w:r>
-        <w:t xml:space="preserve"> </w:t>
-      </w:r>
-      <w:hyperlink w:anchor="tbl-schedule">
+        <w:t xml:space="preserve">The work runs in four phases in sequence, beginning with scale-down model qualification,</w:t>
+      </w:r>
+      <w:r>
+        <w:t xml:space="preserve"> </w:t>
+      </w:r>
+      <w:r>
+        <w:t xml:space="preserve">followed by the screening design of 19 runs, then the response-surface design of</w:t>
+      </w:r>
+      <w:r>
+        <w:t xml:space="preserve"> </w:t>
+      </w:r>
+      <w:r>
+        <w:t xml:space="preserve">28 runs, and completed by the univariate assessment of 6</w:t>
+      </w:r>
+      <w:r>
+        <w:t xml:space="preserve"> </w:t>
+      </w:r>
+      <w:r>
+        <w:t xml:space="preserve">runs. The response-surface stage does not begin until the screening result has been reviewed</w:t>
+      </w:r>
+      <w:r>
+        <w:t xml:space="preserve"> </w:t>
+      </w:r>
+      <w:r>
+        <w:t xml:space="preserve">under §6.2. The univariate runs may be executed in parallel with either multivariate block,</w:t>
+      </w:r>
+      <w:r>
+        <w:t xml:space="preserve"> </w:t>
+      </w:r>
+      <w:r>
+        <w:t xml:space="preserve">because the analysis of those runs is independent of both.</w:t>
+      </w:r>
+    </w:p>
+    <w:p>
+      <w:pPr>
+        <w:pStyle w:val="BodyText"/>
+      </w:pPr>
+      <w:r>
+        <w:t xml:space="preserve">No calendar dates are fixed in this plan, because the campaign schedule is held in the transfer</w:t>
+      </w:r>
+      <w:r>
+        <w:t xml:space="preserve"> </w:t>
+      </w:r>
+      <w:r>
+        <w:t xml:space="preserve">plan (PTP-001) and is maintained there.</w:t>
+      </w:r>
+    </w:p>
+    <w:bookmarkEnd w:id="43"/>
+    <w:bookmarkStart w:id="44" w:name="risks-and-assumptions"/>
+    <w:p>
+      <w:pPr>
+        <w:pStyle w:val="Heading1"/>
+      </w:pPr>
+      <w:r>
+        <w:t xml:space="preserve">12. Risks and assumptions</w:t>
+      </w:r>
+    </w:p>
+    <w:p>
+      <w:pPr>
+        <w:pStyle w:val="FirstParagraph"/>
+      </w:pPr>
+      <w:r>
+        <w:t xml:space="preserve">The largest risk to this study is the representativeness of the scale-down model, because a</w:t>
+      </w:r>
+      <w:r>
+        <w:t xml:space="preserve"> </w:t>
+      </w:r>
+      <w:r>
+        <w:t xml:space="preserve">chromatography model that matches bed height, linear velocity and load can still differ from</w:t>
+      </w:r>
+      <w:r>
+        <w:t xml:space="preserve"> </w:t>
+      </w:r>
+      <w:r>
+        <w:t xml:space="preserve">the commercial column in wall effects and in flow distribution. Qualification under §5.1</w:t>
+      </w:r>
+      <w:r>
+        <w:t xml:space="preserve"> </w:t>
+      </w:r>
+      <w:r>
+        <w:t xml:space="preserve">addresses the risk, since a failure at that stage stops the study instead of biasing the</w:t>
+      </w:r>
+      <w:r>
+        <w:t xml:space="preserve"> </w:t>
+      </w:r>
+      <w:r>
+        <w:t xml:space="preserve">result.</w:t>
+      </w:r>
+    </w:p>
+    <w:p>
+      <w:pPr>
+        <w:pStyle w:val="BodyText"/>
+      </w:pPr>
+      <w:r>
+        <w:t xml:space="preserve">The second risk is the supply of representative load material, since every run needs</w:t>
+      </w:r>
+      <w:r>
+        <w:t xml:space="preserve"> </w:t>
+      </w:r>
+      <w:r>
+        <w:t xml:space="preserve">neutralized viral inactivation pool with an aggregate and host cell protein burden typical of</w:t>
+      </w:r>
+      <w:r>
+        <w:t xml:space="preserve"> </w:t>
+      </w:r>
+      <w:r>
+        <w:t xml:space="preserve">commercial operation. Material outside that burden would shift the level of the responses</w:t>
+      </w:r>
+      <w:r>
+        <w:t xml:space="preserve"> </w:t>
+      </w:r>
+      <w:r>
+        <w:t xml:space="preserve">without necessarily changing the effects, which is the risk the load measurement on every run</w:t>
+      </w:r>
+      <w:r>
+        <w:t xml:space="preserve"> </w:t>
+      </w:r>
+      <w:r>
+        <w:t xml:space="preserve">addresses (§5.4). The third risk is analytical, in that aggregate at the level expected in the pool sits low in the</w:t>
+      </w:r>
+      <w:r>
+        <w:t xml:space="preserve"> </w:t>
+      </w:r>
+      <w:r>
+        <w:t xml:space="preserve">working range of the size exclusion method. Assay variability then contributes a large share of the pure error, which the</w:t>
+      </w:r>
+      <w:r>
+        <w:t xml:space="preserve"> </w:t>
+      </w:r>
+      <w:r>
+        <w:t xml:space="preserve">centre-point replicates will quantify.</w:t>
+      </w:r>
+    </w:p>
+    <w:p>
+      <w:pPr>
+        <w:pStyle w:val="BodyText"/>
+      </w:pPr>
+      <w:r>
+        <w:t xml:space="preserve">Four assumptions underlie this plan. The first of those assumptions treats the risk ranking in RA-001 as correct, which means a</w:t>
+      </w:r>
+      <w:r>
+        <w:t xml:space="preserve"> </w:t>
+      </w:r>
+      <w:r>
+        <w:t xml:space="preserve">parameter ranked low there is held at set-point and is not studied here. The</w:t>
+      </w:r>
+      <w:r>
+        <w:t xml:space="preserve"> </w:t>
+      </w:r>
+      <w:r>
+        <w:t xml:space="preserve">characterization ranges in</w:t>
+      </w:r>
+      <w:r>
+        <w:t xml:space="preserve"> </w:t>
+      </w:r>
+      <w:hyperlink w:anchor="tbl-params">
         <w:r>
           <w:rPr>
             <w:rStyle w:val="Hyperlink"/>
           </w:rPr>
-          <w:t xml:space="preserve">Table 10</w:t>
+          <w:t xml:space="preserve">Table 7</w:t>
         </w:r>
       </w:hyperlink>
       <w:r>
-        <w:t xml:space="preserve">. No calendar dates are</w:t>
-      </w:r>
-      <w:r>
-        <w:t xml:space="preserve"> </w:t>
-      </w:r>
-      <w:r>
-        <w:t xml:space="preserve">fixed here, since execution is scheduled against material availability. The univariate</w:t>
-      </w:r>
-      <w:r>
-        <w:t xml:space="preserve"> </w:t>
-      </w:r>
-      <w:r>
-        <w:t xml:space="preserve">assessment may run in parallel with the response-surface design, because it uses the same</w:t>
-      </w:r>
-      <w:r>
-        <w:t xml:space="preserve"> </w:t>
-      </w:r>
-      <w:r>
-        <w:t xml:space="preserve">feed pool and does not depend on the multivariate result.</w:t>
+        <w:t xml:space="preserve"> </w:t>
+      </w:r>
+      <w:r>
+        <w:t xml:space="preserve">are treated as wide enough to expose any edge of failure</w:t>
+      </w:r>
+      <w:r>
+        <w:t xml:space="preserve"> </w:t>
+      </w:r>
+      <w:r>
+        <w:t xml:space="preserve">that matters to the control strategy. One resin lot is treated as representative of the resin used at</w:t>
+      </w:r>
+      <w:r>
+        <w:t xml:space="preserve"> </w:t>
+      </w:r>
+      <w:r>
+        <w:t xml:space="preserve">commercial scale (§5.2). The quadratic model form is treated as adequate over the ranges studied, an assumption</w:t>
+      </w:r>
+      <w:r>
+        <w:t xml:space="preserve"> </w:t>
+      </w:r>
+      <w:r>
+        <w:t xml:space="preserve">that the lack of fit test in §7 exists to test.</w:t>
+      </w:r>
+    </w:p>
+    <w:p>
+      <w:pPr>
+        <w:pStyle w:val="BodyText"/>
+      </w:pPr>
+      <w:r>
+        <w:t xml:space="preserve">Each assumption is recorded here so that PCR-007 can report against it. An assumption that fails</w:t>
+      </w:r>
+      <w:r>
+        <w:t xml:space="preserve"> </w:t>
+      </w:r>
+      <w:r>
+        <w:t xml:space="preserve">during execution becomes a deviation under §9.</w:t>
+      </w:r>
+    </w:p>
+    <w:bookmarkEnd w:id="44"/>
+    <w:bookmarkStart w:id="45" w:name="approvals-1"/>
+    <w:p>
+      <w:pPr>
+        <w:pStyle w:val="Heading1"/>
+      </w:pPr>
+      <w:r>
+        <w:t xml:space="preserve">13. Approvals</w:t>
+      </w:r>
+    </w:p>
+    <w:p>
+      <w:pPr>
+        <w:pStyle w:val="FirstParagraph"/>
+      </w:pPr>
+      <w:r>
+        <w:t xml:space="preserve">This plan takes effect when the approvers named in the approval record at the front of the</w:t>
+      </w:r>
+      <w:r>
+        <w:t xml:space="preserve"> </w:t>
+      </w:r>
+      <w:r>
+        <w:t xml:space="preserve">document have signed it. The signatories are listed there by role. No characterization run may</w:t>
+      </w:r>
+      <w:r>
+        <w:t xml:space="preserve"> </w:t>
+      </w:r>
+      <w:r>
+        <w:t xml:space="preserve">be executed before that record is complete.</w:t>
+      </w:r>
+    </w:p>
+    <w:bookmarkEnd w:id="45"/>
+    <w:bookmarkStart w:id="47" w:name="X7149527b81b82ac7e9fc876cc411d0dd5d45eb6"/>
+    <w:p>
+      <w:pPr>
+        <w:pStyle w:val="Heading1"/>
+      </w:pPr>
+      <w:r>
+        <w:t xml:space="preserve">Appendix A — Planned screening design matrix</w:t>
+      </w:r>
+    </w:p>
+    <w:p>
+      <w:pPr>
+        <w:pStyle w:val="FirstParagraph"/>
+      </w:pPr>
+      <w:r>
+        <w:t xml:space="preserve">The coded matrix of the planned screening design is given in</w:t>
+      </w:r>
+      <w:r>
+        <w:t xml:space="preserve"> </w:t>
+      </w:r>
+      <w:hyperlink w:anchor="tbl-appa-coded">
+        <w:r>
+          <w:rPr>
+            <w:rStyle w:val="Hyperlink"/>
+          </w:rPr>
+          <w:t xml:space="preserve">Table 11</w:t>
+        </w:r>
+      </w:hyperlink>
+      <w:r>
+        <w:t xml:space="preserve">. Factor letters</w:t>
+      </w:r>
+      <w:r>
+        <w:t xml:space="preserve"> </w:t>
+      </w:r>
+      <w:r>
+        <w:t xml:space="preserve">are defined in</w:t>
+      </w:r>
+      <w:r>
+        <w:t xml:space="preserve"> </w:t>
+      </w:r>
+      <w:hyperlink w:anchor="tbl-legend">
+        <w:r>
+          <w:rPr>
+            <w:rStyle w:val="Hyperlink"/>
+          </w:rPr>
+          <w:t xml:space="preserve">Table 8</w:t>
+        </w:r>
+      </w:hyperlink>
+      <w:r>
+        <w:t xml:space="preserve">. The natural value of each coded level follows from the</w:t>
+      </w:r>
+      <w:r>
+        <w:t xml:space="preserve"> </w:t>
+      </w:r>
+      <w:r>
+        <w:t xml:space="preserve">characterization ranges in</w:t>
+      </w:r>
+      <w:r>
+        <w:t xml:space="preserve"> </w:t>
+      </w:r>
+      <w:hyperlink w:anchor="tbl-params">
+        <w:r>
+          <w:rPr>
+            <w:rStyle w:val="Hyperlink"/>
+          </w:rPr>
+          <w:t xml:space="preserve">Table 7</w:t>
+        </w:r>
+      </w:hyperlink>
+      <w:r>
+        <w:t xml:space="preserve">. Response columns are absent because no run has been</w:t>
+      </w:r>
+      <w:r>
+        <w:t xml:space="preserve"> </w:t>
+      </w:r>
+      <w:r>
+        <w:t xml:space="preserve">executed.</w:t>
       </w:r>
     </w:p>
     <w:tbl>
@@ -6423,7 +7631,7 @@
       <w:tr>
         <w:tc>
           <w:tcPr/>
-          <w:bookmarkStart w:id="43" w:name="tbl-schedule"/>
+          <w:bookmarkStart w:id="46" w:name="tbl-appa-coded"/>
           <w:p>
             <w:pPr>
               <w:jc w:val="center"/>
@@ -6434,534 +7642,7 @@
               <w:pStyle w:val="ImageCaption"/>
             </w:pPr>
             <w:r>
-              <w:t xml:space="preserve">Table 10: Study phases and their outputs.</w:t>
-            </w:r>
-          </w:p>
-          <w:tbl>
-            <w:tblPr>
-              <w:tblStyle w:val="Table"/>
-              <w:tblW w:type="pct" w:w="5000"/>
-              <w:tblLayout w:type="fixed"/>
-              <w:tblLook w:firstRow="1" w:lastRow="0" w:firstColumn="0" w:lastColumn="0" w:noHBand="0" w:noVBand="0" w:val="0020"/>
-            </w:tblPr>
-            <w:tblGrid>
-              <w:gridCol w:w="3960"/>
-              <w:gridCol w:w="3960"/>
-            </w:tblGrid>
-            <w:tr>
-              <w:trPr>
-                <w:tblHeader w:val="on"/>
-              </w:trPr>
-              <w:tc>
-                <w:tcPr/>
-                <w:p>
-                  <w:pPr>
-                    <w:pStyle w:val="Compact"/>
-                    <w:jc w:val="center"/>
-                  </w:pPr>
-                  <w:r>
-                    <w:t xml:space="preserve">Phase</w:t>
-                  </w:r>
-                </w:p>
-              </w:tc>
-              <w:tc>
-                <w:tcPr/>
-                <w:p>
-                  <w:pPr>
-                    <w:pStyle w:val="Compact"/>
-                    <w:jc w:val="center"/>
-                  </w:pPr>
-                  <w:r>
-                    <w:t xml:space="preserve">Output</w:t>
-                  </w:r>
-                </w:p>
-              </w:tc>
-            </w:tr>
-            <w:tr>
-              <w:tc>
-                <w:tcPr/>
-                <w:p>
-                  <w:pPr>
-                    <w:pStyle w:val="Compact"/>
-                    <w:jc w:val="center"/>
-                  </w:pPr>
-                  <w:r>
-                    <w:t xml:space="preserve">Scale-down model qualification against manufacturing-scale data</w:t>
-                  </w:r>
-                </w:p>
-              </w:tc>
-              <w:tc>
-                <w:tcPr/>
-                <w:p>
-                  <w:pPr>
-                    <w:pStyle w:val="Compact"/>
-                    <w:jc w:val="center"/>
-                  </w:pPr>
-                  <w:r>
-                    <w:t xml:space="preserve">Qualification data package</w:t>
-                  </w:r>
-                </w:p>
-              </w:tc>
-            </w:tr>
-            <w:tr>
-              <w:tc>
-                <w:tcPr/>
-                <w:p>
-                  <w:pPr>
-                    <w:pStyle w:val="Compact"/>
-                    <w:jc w:val="center"/>
-                  </w:pPr>
-                  <w:r>
-                    <w:t xml:space="preserve">Feed pool preparation and characterization</w:t>
-                  </w:r>
-                </w:p>
-              </w:tc>
-              <w:tc>
-                <w:tcPr/>
-                <w:p>
-                  <w:pPr>
-                    <w:pStyle w:val="Compact"/>
-                    <w:jc w:val="center"/>
-                  </w:pPr>
-                  <w:r>
-                    <w:t xml:space="preserve">Study feed composition</w:t>
-                  </w:r>
-                </w:p>
-              </w:tc>
-            </w:tr>
-            <w:tr>
-              <w:tc>
-                <w:tcPr/>
-                <w:p>
-                  <w:pPr>
-                    <w:pStyle w:val="Compact"/>
-                    <w:jc w:val="center"/>
-                  </w:pPr>
-                  <w:r>
-                    <w:t xml:space="preserve">Screening design execution and analysis</w:t>
-                  </w:r>
-                </w:p>
-              </w:tc>
-              <w:tc>
-                <w:tcPr/>
-                <w:p>
-                  <w:pPr>
-                    <w:pStyle w:val="Compact"/>
-                    <w:jc w:val="center"/>
-                  </w:pPr>
-                  <w:r>
-                    <w:t xml:space="preserve">Active factors and interactions</w:t>
-                  </w:r>
-                </w:p>
-              </w:tc>
-            </w:tr>
-            <w:tr>
-              <w:tc>
-                <w:tcPr/>
-                <w:p>
-                  <w:pPr>
-                    <w:pStyle w:val="Compact"/>
-                    <w:jc w:val="center"/>
-                  </w:pPr>
-                  <w:r>
-                    <w:t xml:space="preserve">Response-surface design execution and analysis</w:t>
-                  </w:r>
-                </w:p>
-              </w:tc>
-              <w:tc>
-                <w:tcPr/>
-                <w:p>
-                  <w:pPr>
-                    <w:pStyle w:val="Compact"/>
-                    <w:jc w:val="center"/>
-                  </w:pPr>
-                  <w:r>
-                    <w:t xml:space="preserve">Predictive model for each response</w:t>
-                  </w:r>
-                </w:p>
-              </w:tc>
-            </w:tr>
-            <w:tr>
-              <w:tc>
-                <w:tcPr/>
-                <w:p>
-                  <w:pPr>
-                    <w:pStyle w:val="Compact"/>
-                    <w:jc w:val="center"/>
-                  </w:pPr>
-                  <w:r>
-                    <w:t xml:space="preserve">Univariate assessment of elution flow rate</w:t>
-                  </w:r>
-                </w:p>
-              </w:tc>
-              <w:tc>
-                <w:tcPr/>
-                <w:p>
-                  <w:pPr>
-                    <w:pStyle w:val="Compact"/>
-                    <w:jc w:val="center"/>
-                  </w:pPr>
-                  <w:r>
-                    <w:t xml:space="preserve">Flow decision under the rule stated above</w:t>
-                  </w:r>
-                </w:p>
-              </w:tc>
-            </w:tr>
-            <w:tr>
-              <w:tc>
-                <w:tcPr/>
-                <w:p>
-                  <w:pPr>
-                    <w:pStyle w:val="Compact"/>
-                    <w:jc w:val="center"/>
-                  </w:pPr>
-                  <w:r>
-                    <w:t xml:space="preserve">Worst-case aggregate challenge</w:t>
-                  </w:r>
-                </w:p>
-              </w:tc>
-              <w:tc>
-                <w:tcPr/>
-                <w:p>
-                  <w:pPr>
-                    <w:pStyle w:val="Compact"/>
-                    <w:jc w:val="center"/>
-                  </w:pPr>
-                  <w:r>
-                    <w:t xml:space="preserve">Challenge result against the aggregate criterion</w:t>
-                  </w:r>
-                </w:p>
-              </w:tc>
-            </w:tr>
-            <w:tr>
-              <w:tc>
-                <w:tcPr/>
-                <w:p>
-                  <w:pPr>
-                    <w:pStyle w:val="Compact"/>
-                    <w:jc w:val="center"/>
-                  </w:pPr>
-                  <w:r>
-                    <w:t xml:space="preserve">Region, range and classification analysis, and reporting</w:t>
-                  </w:r>
-                </w:p>
-              </w:tc>
-              <w:tc>
-                <w:tcPr/>
-                <w:p>
-                  <w:pPr>
-                    <w:pStyle w:val="Compact"/>
-                    <w:jc w:val="center"/>
-                  </w:pPr>
-                  <w:r>
-                    <w:t xml:space="preserve">PCR-007</w:t>
-                  </w:r>
-                </w:p>
-              </w:tc>
-            </w:tr>
-          </w:tbl>
-          <w:bookmarkEnd w:id="43"/>
-          <w:p/>
-        </w:tc>
-      </w:tr>
-    </w:tbl>
-    <w:bookmarkEnd w:id="44"/>
-    <w:bookmarkStart w:id="45" w:name="risks-and-assumptions"/>
-    <w:p>
-      <w:pPr>
-        <w:pStyle w:val="Heading1"/>
-      </w:pPr>
-      <w:r>
-        <w:t xml:space="preserve">12. Risks and assumptions</w:t>
-      </w:r>
-    </w:p>
-    <w:p>
-      <w:pPr>
-        <w:pStyle w:val="FirstParagraph"/>
-      </w:pPr>
-      <w:r>
-        <w:t xml:space="preserve">Three assumptions carry the study, and each is stated here so that PCR-007 can be read</w:t>
-      </w:r>
-      <w:r>
-        <w:t xml:space="preserve"> </w:t>
-      </w:r>
-      <w:r>
-        <w:t xml:space="preserve">against them.</w:t>
-      </w:r>
-    </w:p>
-    <w:p>
-      <w:pPr>
-        <w:pStyle w:val="BodyText"/>
-      </w:pPr>
-      <w:r>
-        <w:t xml:space="preserve">The first assumption is that the scale-down model represents the commercial column. The</w:t>
-      </w:r>
-      <w:r>
-        <w:t xml:space="preserve"> </w:t>
-      </w:r>
-      <w:r>
-        <w:t xml:space="preserve">qualification described above tests that assumption at the set-point condition only.</w:t>
-      </w:r>
-      <w:r>
-        <w:t xml:space="preserve"> </w:t>
-      </w:r>
-      <w:r>
-        <w:t xml:space="preserve">Operating regions defined at scale-down are not confirmed at scale at the edges of their</w:t>
-      </w:r>
-      <w:r>
-        <w:t xml:space="preserve"> </w:t>
-      </w:r>
-      <w:r>
-        <w:t xml:space="preserve">ranges, and the strategy for confirming performance at the receiving site is defined in</w:t>
-      </w:r>
-      <w:r>
-        <w:t xml:space="preserve"> </w:t>
-      </w:r>
-      <w:r>
-        <w:t xml:space="preserve">PTP-001.</w:t>
-      </w:r>
-    </w:p>
-    <w:p>
-      <w:pPr>
-        <w:pStyle w:val="BodyText"/>
-      </w:pPr>
-      <w:r>
-        <w:t xml:space="preserve">The second assumption is that a single pooled feed represents the material the step will</w:t>
-      </w:r>
-      <w:r>
-        <w:t xml:space="preserve"> </w:t>
-      </w:r>
-      <w:r>
-        <w:t xml:space="preserve">receive. Aggregate and host cell protein in the feed vary with upstream operation. The study</w:t>
-      </w:r>
-      <w:r>
-        <w:t xml:space="preserve"> </w:t>
-      </w:r>
-      <w:r>
-        <w:t xml:space="preserve">addresses that variation in two ways, in that the load level of both attributes is measured</w:t>
-      </w:r>
-      <w:r>
-        <w:t xml:space="preserve"> </w:t>
-      </w:r>
-      <w:r>
-        <w:t xml:space="preserve">for every run, and the worst-case challenge tests the step at an aggregate burden above</w:t>
-      </w:r>
-      <w:r>
-        <w:t xml:space="preserve"> </w:t>
-      </w:r>
-      <w:r>
-        <w:t xml:space="preserve">nominal. Variation in feed host cell protein is not challenged here, and the range the</w:t>
-      </w:r>
-      <w:r>
-        <w:t xml:space="preserve"> </w:t>
-      </w:r>
-      <w:r>
-        <w:t xml:space="preserve">capture step delivers is reported in PCR-005.</w:t>
-      </w:r>
-    </w:p>
-    <w:p>
-      <w:pPr>
-        <w:pStyle w:val="BodyText"/>
-      </w:pPr>
-      <w:r>
-        <w:t xml:space="preserve">The third assumption is that charge variants and glycosylation variants are unaffected by the</w:t>
-      </w:r>
-      <w:r>
-        <w:t xml:space="preserve"> </w:t>
-      </w:r>
-      <w:r>
-        <w:t xml:space="preserve">step. This rests on the platform experience and the mechanism described above, and it is not</w:t>
-      </w:r>
-      <w:r>
-        <w:t xml:space="preserve"> </w:t>
-      </w:r>
-      <w:r>
-        <w:t xml:space="preserve">tested in this study.</w:t>
-      </w:r>
-    </w:p>
-    <w:p>
-      <w:pPr>
-        <w:pStyle w:val="BodyText"/>
-      </w:pPr>
-      <w:r>
-        <w:t xml:space="preserve">Two risks could delay the study or weaken its conclusions. Insufficient inactivated pool would</w:t>
-      </w:r>
-      <w:r>
-        <w:t xml:space="preserve"> </w:t>
-      </w:r>
-      <w:r>
-        <w:t xml:space="preserve">force execution onto more than one feed lot, which would add a blocking factor to both designs</w:t>
-      </w:r>
-      <w:r>
-        <w:t xml:space="preserve"> </w:t>
-      </w:r>
-      <w:r>
-        <w:t xml:space="preserve">and reduce the precision of the estimated effects. Assay variability at the low end of the</w:t>
-      </w:r>
-      <w:r>
-        <w:t xml:space="preserve"> </w:t>
-      </w:r>
-      <w:r>
-        <w:t xml:space="preserve">host cell protein range could widen the confidence intervals enough that a small effect cannot</w:t>
-      </w:r>
-      <w:r>
-        <w:t xml:space="preserve"> </w:t>
-      </w:r>
-      <w:r>
-        <w:t xml:space="preserve">be resolved, in which case PCR-007 will report the size of the effect the study was able to</w:t>
-      </w:r>
-      <w:r>
-        <w:t xml:space="preserve"> </w:t>
-      </w:r>
-      <w:r>
-        <w:t xml:space="preserve">detect.</w:t>
-      </w:r>
-    </w:p>
-    <w:bookmarkEnd w:id="45"/>
-    <w:bookmarkStart w:id="46" w:name="approvals-1"/>
-    <w:p>
-      <w:pPr>
-        <w:pStyle w:val="Heading1"/>
-      </w:pPr>
-      <w:r>
-        <w:t xml:space="preserve">13. Approvals</w:t>
-      </w:r>
-    </w:p>
-    <w:p>
-      <w:pPr>
-        <w:pStyle w:val="FirstParagraph"/>
-      </w:pPr>
-      <w:r>
-        <w:t xml:space="preserve">This plan takes effect when the approval record in</w:t>
-      </w:r>
-      <w:r>
-        <w:t xml:space="preserve"> </w:t>
-      </w:r>
-      <w:hyperlink w:anchor="tbl-appr">
-        <w:r>
-          <w:rPr>
-            <w:rStyle w:val="Hyperlink"/>
-          </w:rPr>
-          <w:t xml:space="preserve">Table 1</w:t>
-        </w:r>
-      </w:hyperlink>
-      <w:r>
-        <w:t xml:space="preserve"> </w:t>
-      </w:r>
-      <w:r>
-        <w:t xml:space="preserve">is complete, and execution may</w:t>
-      </w:r>
-      <w:r>
-        <w:t xml:space="preserve"> </w:t>
-      </w:r>
-      <w:r>
-        <w:t xml:space="preserve">not begin before then. Any change to the design, to the ranges or to the acceptance criteria</w:t>
-      </w:r>
-      <w:r>
-        <w:t xml:space="preserve"> </w:t>
-      </w:r>
-      <w:r>
-        <w:t xml:space="preserve">after approval requires a revision of this plan. Any departure during execution will be</w:t>
-      </w:r>
-      <w:r>
-        <w:t xml:space="preserve"> </w:t>
-      </w:r>
-      <w:r>
-        <w:t xml:space="preserve">recorded at the time and assessed in PCR-007.</w:t>
-      </w:r>
-    </w:p>
-    <w:bookmarkEnd w:id="46"/>
-    <w:bookmarkStart w:id="51" w:name="appendices-ab-planned-design-matrices"/>
-    <w:p>
-      <w:pPr>
-        <w:pStyle w:val="Heading1"/>
-      </w:pPr>
-      <w:r>
-        <w:t xml:space="preserve">14. Appendices A–B — Planned design matrices</w:t>
-      </w:r>
-    </w:p>
-    <w:p>
-      <w:pPr>
-        <w:pStyle w:val="FirstParagraph"/>
-      </w:pPr>
-      <w:r>
-        <w:t xml:space="preserve">The two planned design matrices are given below in coded form, and the natural-unit setting</w:t>
-      </w:r>
-      <w:r>
-        <w:t xml:space="preserve"> </w:t>
-      </w:r>
-      <w:r>
-        <w:t xml:space="preserve">for each coded level follows from the characterization ranges in</w:t>
-      </w:r>
-      <w:r>
-        <w:t xml:space="preserve"> </w:t>
-      </w:r>
-      <w:hyperlink w:anchor="tbl-params">
-        <w:r>
-          <w:rPr>
-            <w:rStyle w:val="Hyperlink"/>
-          </w:rPr>
-          <w:t xml:space="preserve">Table 7</w:t>
-        </w:r>
-      </w:hyperlink>
-      <w:r>
-        <w:t xml:space="preserve">. No response</w:t>
-      </w:r>
-      <w:r>
-        <w:t xml:space="preserve"> </w:t>
-      </w:r>
-      <w:r>
-        <w:t xml:space="preserve">data appear in either matrix, because none exist at the time of approval.</w:t>
-      </w:r>
-    </w:p>
-    <w:bookmarkStart w:id="48" w:name="X7149527b81b82ac7e9fc876cc411d0dd5d45eb6"/>
-    <w:p>
-      <w:pPr>
-        <w:pStyle w:val="Heading2"/>
-      </w:pPr>
-      <w:r>
-        <w:t xml:space="preserve">14.1 Appendix A — Planned screening design matrix</w:t>
-      </w:r>
-    </w:p>
-    <w:tbl>
-      <w:tblPr>
-        <w:tblStyle w:val="Table"/>
-        <w:tblW w:type="pct" w:w="5000"/>
-        <w:tblLayout w:type="fixed"/>
-        <w:tblLook w:firstRow="0" w:lastRow="0" w:firstColumn="0" w:lastColumn="0" w:noHBand="0" w:noVBand="0" w:val="0000"/>
-      </w:tblPr>
-      <w:tblGrid>
-        <w:gridCol w:w="7920"/>
-      </w:tblGrid>
-      <w:tr>
-        <w:tc>
-          <w:tcPr/>
-          <w:bookmarkStart w:id="47" w:name="tbl-appa"/>
-          <w:p>
-            <w:pPr>
-              <w:jc w:val="center"/>
-            </w:pPr>
-            <w:pPr>
-              <w:jc w:val="left"/>
-              <w:spacing w:before="200"/>
-              <w:pStyle w:val="ImageCaption"/>
-            </w:pPr>
-            <w:r>
-              <w:t xml:space="preserve">Table 11: Planned screening design matrix, coded (factors A to D per</w:t>
-            </w:r>
-            <w:r>
-              <w:t xml:space="preserve"> </w:t>
-            </w:r>
-            <w:hyperlink w:anchor="tbl-legend">
-              <w:r>
-                <w:rPr>
-                  <w:rStyle w:val="Hyperlink"/>
-                </w:rPr>
-                <w:t xml:space="preserve">Table 8</w:t>
-              </w:r>
-            </w:hyperlink>
-            <w:r>
-              <w:t xml:space="preserve">).</w:t>
+              <w:t xml:space="preserve">Table 11: Planned screening design, coded factor levels.</w:t>
             </w:r>
           </w:p>
           <w:tbl>
@@ -8582,19 +9263,67 @@
               </w:tc>
             </w:tr>
           </w:tbl>
-          <w:bookmarkEnd w:id="47"/>
+          <w:bookmarkEnd w:id="46"/>
           <w:p/>
         </w:tc>
       </w:tr>
     </w:tbl>
-    <w:bookmarkEnd w:id="48"/>
-    <w:bookmarkStart w:id="50" w:name="Xd035249cb2928fc67e6106bc8a61a8b12039d8a"/>
-    <w:p>
-      <w:pPr>
-        <w:pStyle w:val="Heading2"/>
-      </w:pPr>
-      <w:r>
-        <w:t xml:space="preserve">14.2 Appendix B — Planned response-surface design matrix</w:t>
+    <w:bookmarkEnd w:id="47"/>
+    <w:bookmarkStart w:id="49" w:name="Xd035249cb2928fc67e6106bc8a61a8b12039d8a"/>
+    <w:p>
+      <w:pPr>
+        <w:pStyle w:val="Heading1"/>
+      </w:pPr>
+      <w:r>
+        <w:t xml:space="preserve">Appendix B — Planned response-surface design matrix</w:t>
+      </w:r>
+    </w:p>
+    <w:p>
+      <w:pPr>
+        <w:pStyle w:val="FirstParagraph"/>
+      </w:pPr>
+      <w:r>
+        <w:t xml:space="preserve">The coded matrix of the planned response-surface design is given in</w:t>
+      </w:r>
+      <w:r>
+        <w:t xml:space="preserve"> </w:t>
+      </w:r>
+      <w:hyperlink w:anchor="tbl-appb-coded">
+        <w:r>
+          <w:rPr>
+            <w:rStyle w:val="Hyperlink"/>
+          </w:rPr>
+          <w:t xml:space="preserve">Table 12</w:t>
+        </w:r>
+      </w:hyperlink>
+      <w:r>
+        <w:t xml:space="preserve">, on the</w:t>
+      </w:r>
+      <w:r>
+        <w:t xml:space="preserve"> </w:t>
+      </w:r>
+      <w:r>
+        <w:t xml:space="preserve">same convention as</w:t>
+      </w:r>
+      <w:r>
+        <w:t xml:space="preserve"> </w:t>
+      </w:r>
+      <w:hyperlink w:anchor="tbl-appa-coded">
+        <w:r>
+          <w:rPr>
+            <w:rStyle w:val="Hyperlink"/>
+          </w:rPr>
+          <w:t xml:space="preserve">Table 11</w:t>
+        </w:r>
+      </w:hyperlink>
+      <w:r>
+        <w:t xml:space="preserve">. The matrix is written on the assumption</w:t>
+      </w:r>
+      <w:r>
+        <w:t xml:space="preserve"> </w:t>
+      </w:r>
+      <w:r>
+        <w:t xml:space="preserve">stated in §6.2 and will be re-issued if the screening stage identifies fewer parameters.</w:t>
       </w:r>
     </w:p>
     <w:tbl>
@@ -8610,7 +9339,7 @@
       <w:tr>
         <w:tc>
           <w:tcPr/>
-          <w:bookmarkStart w:id="49" w:name="tbl-appb"/>
+          <w:bookmarkStart w:id="48" w:name="tbl-appb-coded"/>
           <w:p>
             <w:pPr>
               <w:jc w:val="center"/>
@@ -8621,21 +9350,7 @@
               <w:pStyle w:val="ImageCaption"/>
             </w:pPr>
             <w:r>
-              <w:t xml:space="preserve">Table 12: Planned response-surface design matrix, coded (factors A to D per</w:t>
-            </w:r>
-            <w:r>
-              <w:t xml:space="preserve"> </w:t>
-            </w:r>
-            <w:hyperlink w:anchor="tbl-legend">
-              <w:r>
-                <w:rPr>
-                  <w:rStyle w:val="Hyperlink"/>
-                </w:rPr>
-                <w:t xml:space="preserve">Table 8</w:t>
-              </w:r>
-            </w:hyperlink>
-            <w:r>
-              <w:t xml:space="preserve">).</w:t>
+              <w:t xml:space="preserve">Table 12: Planned response-surface design, coded factor levels.</w:t>
             </w:r>
           </w:p>
           <w:tbl>
@@ -10976,14 +11691,13 @@
               </w:tc>
             </w:tr>
           </w:tbl>
-          <w:bookmarkEnd w:id="49"/>
+          <w:bookmarkEnd w:id="48"/>
           <w:p/>
         </w:tc>
       </w:tr>
     </w:tbl>
-    <w:bookmarkEnd w:id="50"/>
-    <w:bookmarkEnd w:id="51"/>
-    <w:bookmarkStart w:id="58" w:name="references"/>
+    <w:bookmarkEnd w:id="49"/>
+    <w:bookmarkStart w:id="57" w:name="references"/>
     <w:p>
       <w:pPr>
         <w:pStyle w:val="Heading1"/>
@@ -10992,8 +11706,8 @@
         <w:t xml:space="preserve">References</w:t>
       </w:r>
     </w:p>
-    <w:bookmarkStart w:id="57" w:name="refs"/>
-    <w:bookmarkStart w:id="52" w:name="ref-amab2009"/>
+    <w:bookmarkStart w:id="56" w:name="refs"/>
+    <w:bookmarkStart w:id="50" w:name="ref-amab2009"/>
     <w:p>
       <w:pPr>
         <w:pStyle w:val="Bibliography"/>
@@ -11015,8 +11729,8 @@
         <w:t xml:space="preserve">. CASSS.</w:t>
       </w:r>
     </w:p>
-    <w:bookmarkEnd w:id="52"/>
-    <w:bookmarkStart w:id="53" w:name="ref-ichq8"/>
+    <w:bookmarkEnd w:id="50"/>
+    <w:bookmarkStart w:id="51" w:name="ref-ichq8"/>
     <w:p>
       <w:pPr>
         <w:pStyle w:val="Bibliography"/>
@@ -11038,8 +11752,8 @@
         <w:t xml:space="preserve">. ICH.</w:t>
       </w:r>
     </w:p>
-    <w:bookmarkEnd w:id="53"/>
-    <w:bookmarkStart w:id="54" w:name="ref-ichq11"/>
+    <w:bookmarkEnd w:id="51"/>
+    <w:bookmarkStart w:id="52" w:name="ref-ichq11"/>
     <w:p>
       <w:pPr>
         <w:pStyle w:val="Bibliography"/>
@@ -11061,14 +11775,37 @@
         <w:t xml:space="preserve">. ICH.</w:t>
       </w:r>
     </w:p>
-    <w:bookmarkEnd w:id="54"/>
-    <w:bookmarkStart w:id="55" w:name="ref-ichq9"/>
+    <w:bookmarkEnd w:id="52"/>
+    <w:bookmarkStart w:id="53" w:name="ref-ichq5a"/>
     <w:p>
       <w:pPr>
         <w:pStyle w:val="Bibliography"/>
       </w:pPr>
       <w:r>
-        <w:t xml:space="preserve">International Council for Harmonisation. 2023.</w:t>
+        <w:t xml:space="preserve">International Council for Harmonisation. 2023a.</w:t>
+      </w:r>
+      <w:r>
+        <w:t xml:space="preserve"> </w:t>
+      </w:r>
+      <w:r>
+        <w:rPr>
+          <w:i/>
+          <w:iCs/>
+        </w:rPr>
+        <w:t xml:space="preserve">ICH Q5A(R2): Viral Safety Evaluation of Biotechnology Products Derived from Cell Lines of Human or Animal Origin</w:t>
+      </w:r>
+      <w:r>
+        <w:t xml:space="preserve">. ICH.</w:t>
+      </w:r>
+    </w:p>
+    <w:bookmarkEnd w:id="53"/>
+    <w:bookmarkStart w:id="54" w:name="ref-ichq9"/>
+    <w:p>
+      <w:pPr>
+        <w:pStyle w:val="Bibliography"/>
+      </w:pPr>
+      <w:r>
+        <w:t xml:space="preserve">International Council for Harmonisation. 2023b.</w:t>
       </w:r>
       <w:r>
         <w:t xml:space="preserve"> </w:t>
@@ -11084,8 +11821,8 @@
         <w:t xml:space="preserve">. ICH.</w:t>
       </w:r>
     </w:p>
-    <w:bookmarkEnd w:id="55"/>
-    <w:bookmarkStart w:id="56" w:name="ref-fda2011"/>
+    <w:bookmarkEnd w:id="54"/>
+    <w:bookmarkStart w:id="55" w:name="ref-fda2011"/>
     <w:p>
       <w:pPr>
         <w:pStyle w:val="Bibliography"/>
@@ -11107,9 +11844,9 @@
         <w:t xml:space="preserve">. FDA.</w:t>
       </w:r>
     </w:p>
+    <w:bookmarkEnd w:id="55"/>
     <w:bookmarkEnd w:id="56"/>
     <w:bookmarkEnd w:id="57"/>
-    <w:bookmarkEnd w:id="58"/>
     <w:sectPr>
       <w:footnotePr>
         <w:numRestart w:val="eachSect"/>
@@ -11220,91 +11957,6 @@
       </w:pPr>
     </w:lvl>
   </w:abstractNum>
-  <w:abstractNum w:abstractNumId="99411">
-    <w:nsid w:val="00A99411"/>
-    <w:multiLevelType w:val="multilevel"/>
-    <w:lvl w:ilvl="0">
-      <w:start w:val="1"/>
-      <w:numFmt w:val="decimal"/>
-      <w:lvlText w:val="%1."/>
-      <w:lvlJc w:val="left"/>
-      <w:pPr>
-        <w:ind w:left="720" w:hanging="360"/>
-      </w:pPr>
-    </w:lvl>
-    <w:lvl w:ilvl="1">
-      <w:start w:val="1"/>
-      <w:numFmt w:val="decimal"/>
-      <w:lvlText w:val="%2."/>
-      <w:lvlJc w:val="left"/>
-      <w:pPr>
-        <w:ind w:left="1440" w:hanging="360"/>
-      </w:pPr>
-    </w:lvl>
-    <w:lvl w:ilvl="2">
-      <w:start w:val="1"/>
-      <w:numFmt w:val="decimal"/>
-      <w:lvlText w:val="%3."/>
-      <w:lvlJc w:val="left"/>
-      <w:pPr>
-        <w:ind w:left="2160" w:hanging="360"/>
-      </w:pPr>
-    </w:lvl>
-    <w:lvl w:ilvl="3">
-      <w:start w:val="1"/>
-      <w:numFmt w:val="decimal"/>
-      <w:lvlText w:val="%4."/>
-      <w:lvlJc w:val="left"/>
-      <w:pPr>
-        <w:ind w:left="2880" w:hanging="360"/>
-      </w:pPr>
-    </w:lvl>
-    <w:lvl w:ilvl="4">
-      <w:start w:val="1"/>
-      <w:numFmt w:val="decimal"/>
-      <w:lvlText w:val="%5."/>
-      <w:lvlJc w:val="left"/>
-      <w:pPr>
-        <w:ind w:left="3600" w:hanging="360"/>
-      </w:pPr>
-    </w:lvl>
-    <w:lvl w:ilvl="5">
-      <w:start w:val="1"/>
-      <w:numFmt w:val="decimal"/>
-      <w:lvlText w:val="%6."/>
-      <w:lvlJc w:val="left"/>
-      <w:pPr>
-        <w:ind w:left="4320" w:hanging="360"/>
-      </w:pPr>
-    </w:lvl>
-    <w:lvl w:ilvl="6">
-      <w:start w:val="1"/>
-      <w:numFmt w:val="decimal"/>
-      <w:lvlText w:val="%7."/>
-      <w:lvlJc w:val="left"/>
-      <w:pPr>
-        <w:ind w:left="5040" w:hanging="360"/>
-      </w:pPr>
-    </w:lvl>
-    <w:lvl w:ilvl="7">
-      <w:start w:val="1"/>
-      <w:numFmt w:val="decimal"/>
-      <w:lvlText w:val="%8."/>
-      <w:lvlJc w:val="left"/>
-      <w:pPr>
-        <w:ind w:left="5760" w:hanging="360"/>
-      </w:pPr>
-    </w:lvl>
-    <w:lvl w:ilvl="8">
-      <w:start w:val="1"/>
-      <w:numFmt w:val="decimal"/>
-      <w:lvlText w:val="%9."/>
-      <w:lvlJc w:val="left"/>
-      <w:pPr>
-        <w:ind w:left="6480" w:hanging="360"/>
-      </w:pPr>
-    </w:lvl>
-  </w:abstractNum>
   <w:abstractNum w:abstractNumId="991">
     <w:nsid w:val="0000A991"/>
     <w:multiLevelType w:val="multilevel"/>
@@ -11412,36 +12064,6 @@
     <w:abstractNumId w:val="990"/>
   </w:num>
   <w:num w:numId="1001">
-    <w:abstractNumId w:val="99411"/>
-    <w:lvlOverride w:ilvl="0">
-      <w:startOverride w:val="1"/>
-    </w:lvlOverride>
-    <w:lvlOverride w:ilvl="1">
-      <w:startOverride w:val="1"/>
-    </w:lvlOverride>
-    <w:lvlOverride w:ilvl="2">
-      <w:startOverride w:val="1"/>
-    </w:lvlOverride>
-    <w:lvlOverride w:ilvl="3">
-      <w:startOverride w:val="1"/>
-    </w:lvlOverride>
-    <w:lvlOverride w:ilvl="4">
-      <w:startOverride w:val="1"/>
-    </w:lvlOverride>
-    <w:lvlOverride w:ilvl="5">
-      <w:startOverride w:val="1"/>
-    </w:lvlOverride>
-    <w:lvlOverride w:ilvl="6">
-      <w:startOverride w:val="1"/>
-    </w:lvlOverride>
-    <w:lvlOverride w:ilvl="7">
-      <w:startOverride w:val="1"/>
-    </w:lvlOverride>
-    <w:lvlOverride w:ilvl="8">
-      <w:startOverride w:val="1"/>
-    </w:lvlOverride>
-  </w:num>
-  <w:num w:numId="1002">
     <w:abstractNumId w:val="991"/>
   </w:num>
 </w:numbering>

--- a/pc_package/PCP-007_cex.docx
+++ b/pc_package/PCP-007_cex.docx
@@ -814,55 +814,79 @@
         <w:pStyle w:val="FirstParagraph"/>
       </w:pPr>
       <w:r>
-        <w:t xml:space="preserve">ALCOA+, attributable, legible, contemporaneous, original, accurate, complete, consistent,</w:t>
+        <w:t xml:space="preserve">AEX, anion exchange chromatography; ALCOA+, attributable, legible, contemporaneous,</w:t>
       </w:r>
       <w:r>
         <w:t xml:space="preserve"> </w:t>
       </w:r>
       <w:r>
-        <w:t xml:space="preserve">enduring and available; AMV, analytical method validation; BLA, Biologics License</w:t>
+        <w:t xml:space="preserve">original, accurate and complete, consistent, enduring, available; AMV, analytical method</w:t>
       </w:r>
       <w:r>
         <w:t xml:space="preserve"> </w:t>
       </w:r>
       <w:r>
-        <w:t xml:space="preserve">Application; CQA, critical quality attribute; DoE, design of experiments; ELISA,</w:t>
+        <w:t xml:space="preserve">validation; CCD, central composite design; CEX, cation exchange chromatography; CPP,</w:t>
       </w:r>
       <w:r>
         <w:t xml:space="preserve"> </w:t>
       </w:r>
       <w:r>
-        <w:t xml:space="preserve">enzyme-linked immunosorbent assay; GPP, general process parameter; HCP, host cell protein;</w:t>
+        <w:t xml:space="preserve">critical process parameter; CQA, critical quality attribute; DNA, deoxyribonucleic acid;</w:t>
       </w:r>
       <w:r>
         <w:t xml:space="preserve"> </w:t>
       </w:r>
       <w:r>
-        <w:t xml:space="preserve">HMW, high molecular weight; ICH, International Council for Harmonisation; MSAT,</w:t>
+        <w:t xml:space="preserve">DoE, design of experiments; ELISA, enzyme linked immunosorbent assay; GPP, general process</w:t>
       </w:r>
       <w:r>
         <w:t xml:space="preserve"> </w:t>
       </w:r>
       <w:r>
-        <w:t xml:space="preserve">Manufacturing Science and Technology; NOR, normal operating range; OD, optical density; PAR,</w:t>
+        <w:t xml:space="preserve">parameter; HCP, host cell protein; HMW, high molecular weight; ICH, International Council</w:t>
       </w:r>
       <w:r>
         <w:t xml:space="preserve"> </w:t>
       </w:r>
       <w:r>
-        <w:t xml:space="preserve">proven acceptable range; PD, Process Development; qPCR, quantitative polymerase chain</w:t>
+        <w:t xml:space="preserve">for Harmonisation; IgG1, immunoglobulin G isotype; KPP, key process parameter; MSAT,</w:t>
       </w:r>
       <w:r>
         <w:t xml:space="preserve"> </w:t>
       </w:r>
       <w:r>
-        <w:t xml:space="preserve">reaction; SEC-HPLC, size exclusion high performance liquid chromatography; SOP, standard</w:t>
+        <w:t xml:space="preserve">Manufacturing Science and Technology; NOR, normal operating range; OD, optical density;</w:t>
       </w:r>
       <w:r>
         <w:t xml:space="preserve"> </w:t>
       </w:r>
       <w:r>
-        <w:t xml:space="preserve">operating procedure.</w:t>
+        <w:t xml:space="preserve">PAR, proven acceptable range; PD, Process Development; PPQ, process performance</w:t>
+      </w:r>
+      <w:r>
+        <w:t xml:space="preserve"> </w:t>
+      </w:r>
+      <w:r>
+        <w:t xml:space="preserve">qualification; qPCR, quantitative polymerase chain reaction; QA, Quality Assurance; RSM,</w:t>
+      </w:r>
+      <w:r>
+        <w:t xml:space="preserve"> </w:t>
+      </w:r>
+      <w:r>
+        <w:t xml:space="preserve">response surface methodology; SDM, scale-down model; SEC, size exclusion chromatography;</w:t>
+      </w:r>
+      <w:r>
+        <w:t xml:space="preserve"> </w:t>
+      </w:r>
+      <w:r>
+        <w:t xml:space="preserve">SOP, standard operating procedure; UV, ultraviolet; WC-CPP, well-controlled critical</w:t>
+      </w:r>
+      <w:r>
+        <w:t xml:space="preserve"> </w:t>
+      </w:r>
+      <w:r>
+        <w:t xml:space="preserve">process parameter.</w:t>
       </w:r>
     </w:p>
     <w:p>
@@ -885,89 +909,7 @@
         <w:pStyle w:val="FirstParagraph"/>
       </w:pPr>
       <w:r>
-        <w:t xml:space="preserve">Cation exchange chromatography is the aggregate polishing step of the A-Mab drug substance</w:t>
-      </w:r>
-      <w:r>
-        <w:t xml:space="preserve"> </w:t>
-      </w:r>
-      <w:r>
-        <w:t xml:space="preserve">process, operated in bind and elute mode on a strong cation exchange resin. On the resin the antibody is captured at low conductivity, weakly bound impurities are removed in the load and in the wash,</w:t>
-      </w:r>
-      <w:r>
-        <w:t xml:space="preserve"> </w:t>
-      </w:r>
-      <w:r>
-        <w:t xml:space="preserve">then a step change in buffer pH recovers the antibody into the eluate pool. Collection of the eluate stops at a fixed point on the descending side of the ultraviolet peak,</w:t>
-      </w:r>
-      <w:r>
-        <w:t xml:space="preserve"> </w:t>
-      </w:r>
-      <w:r>
-        <w:t xml:space="preserve">which leaves the late eluting aggregate on the column. That point is the main lever on pool</w:t>
-      </w:r>
-      <w:r>
-        <w:t xml:space="preserve"> </w:t>
-      </w:r>
-      <w:r>
-        <w:t xml:space="preserve">purity. Pool purity cannot be recovered downstream, because no later step of the purification</w:t>
-      </w:r>
-      <w:r>
-        <w:t xml:space="preserve"> </w:t>
-      </w:r>
-      <w:r>
-        <w:t xml:space="preserve">train reduces aggregate. The aggregate content of the cation exchange pool therefore sets the</w:t>
-      </w:r>
-      <w:r>
-        <w:t xml:space="preserve"> </w:t>
-      </w:r>
-      <w:r>
-        <w:t xml:space="preserve">aggregate content of the drug substance.</w:t>
-      </w:r>
-    </w:p>
-    <w:p>
-      <w:pPr>
-        <w:pStyle w:val="BodyText"/>
-      </w:pPr>
-      <w:r>
-        <w:t xml:space="preserve">The commercial process is being transferred from Novacyte Biologics, Cambridge, MA to Novacyte Biologics, Grafton, WI, under the transfer plan PTP-001. That transfer requires</w:t>
-      </w:r>
-      <w:r>
-        <w:t xml:space="preserve"> </w:t>
-      </w:r>
-      <w:r>
-        <w:t xml:space="preserve">operating ranges for this step that are</w:t>
-      </w:r>
-      <w:r>
-        <w:t xml:space="preserve"> </w:t>
-      </w:r>
-      <w:r>
-        <w:t xml:space="preserve">supported by characterization data generated on a qualified model of the commercial column. The</w:t>
-      </w:r>
-      <w:r>
-        <w:t xml:space="preserve"> </w:t>
-      </w:r>
-      <w:r>
-        <w:t xml:space="preserve">commercial process runs a 15,000 L production bioreactor, from which the</w:t>
-      </w:r>
-      <w:r>
-        <w:t xml:space="preserve"> </w:t>
-      </w:r>
-      <w:r>
-        <w:t xml:space="preserve">chromatography columns are sized. Although the ranges carried over from development have served every clinical campaign, none of them has been challenged across the width now proposed.</w:t>
-      </w:r>
-    </w:p>
-    <w:p>
-      <w:pPr>
-        <w:pStyle w:val="BodyText"/>
-      </w:pPr>
-      <w:r>
-        <w:t xml:space="preserve">The studies that will establish those ranges are stated in this plan, which covers the 5</w:t>
-      </w:r>
-      <w:r>
-        <w:t xml:space="preserve"> </w:t>
-      </w:r>
-      <w:r>
-        <w:t xml:space="preserve">parameters listed in</w:t>
+        <w:t xml:space="preserve">The A-Mab drug substance process is being transferred from Novacyte Biologics — Cambridge, MA (Development) to Novacyte Biologics — Grafton, WI (Commercial DS) under the transfer plan PTP-001. This plan describes the Stage 1 characterization of the cation exchange chromatography step, which is Step 7 of the drug substance train and its principal polishing operation. The studies will be executed on a qualified scale-down model of the commercial column, in support of a process that operates at a 15,000 L production bioreactor scale at the receiving site. Their purpose is to measure how far the aggregate content, the host cell protein content and the yield of the eluate pool move as each parameter is varied across the ranges in</w:t>
       </w:r>
       <w:r>
         <w:t xml:space="preserve"> </w:t>
@@ -977,125 +919,67 @@
           <w:rPr>
             <w:rStyle w:val="Hyperlink"/>
           </w:rPr>
-          <w:t xml:space="preserve">Table 7</w:t>
+          <w:t xml:space="preserve">Table 6</w:t>
         </w:r>
       </w:hyperlink>
       <w:r>
-        <w:t xml:space="preserve">, the 4 quality attributes listed in</w:t>
+        <w:t xml:space="preserve">, to define the region over which the pool meets its criteria, and to justify the ranges and the controls that will be applied in commercial manufacture</w:t>
       </w:r>
       <w:r>
         <w:t xml:space="preserve"> </w:t>
       </w:r>
-      <w:hyperlink w:anchor="tbl-cqa">
+      <w:r>
+        <w:t xml:space="preserve">(U.S. Food and Drug Administration 2011)</w:t>
+      </w:r>
+      <w:r>
+        <w:t xml:space="preserve">.</w:t>
+      </w:r>
+    </w:p>
+    <w:p>
+      <w:pPr>
+        <w:pStyle w:val="BodyText"/>
+      </w:pPr>
+      <w:r>
+        <w:t xml:space="preserve">The scope of this plan covers the 5 process parameters of the step, the size variant and impurity attributes the step clears, and the step yield. 4 parameters will be studied in a multivariate design and 1 will be assessed one at a time, on the assignment made in RA-001. The feed to the step is the neutralized pool of the low pH viral inactivation step, and its attributes are treated as inputs to the study rather than as factors of it.</w:t>
+      </w:r>
+    </w:p>
+    <w:p>
+      <w:pPr>
+        <w:pStyle w:val="BodyText"/>
+      </w:pPr>
+      <w:r>
+        <w:t xml:space="preserve">Three activities lie outside this plan. Resin life cycle, sanitization and repacking are qualified separately under SOP-2008, and the studies here will be run on resin inside that qualified life. Validation of the analytical methods is covered by the method validation reports in</w:t>
+      </w:r>
+      <w:r>
+        <w:t xml:space="preserve"> </w:t>
+      </w:r>
+      <w:hyperlink w:anchor="tbl-sops">
         <w:r>
           <w:rPr>
             <w:rStyle w:val="Hyperlink"/>
           </w:rPr>
-          <w:t xml:space="preserve">Table 4</w:t>
+          <w:t xml:space="preserve">Table 3</w:t>
         </w:r>
       </w:hyperlink>
       <w:r>
-        <w:t xml:space="preserve">, the acceptance</w:t>
+        <w:t xml:space="preserve">, and this plan uses those methods as validated. Confirmation of the ranges at commercial scale belongs to Stage 2 and to the process performance qualification batches, which follow the transfer.</w:t>
+      </w:r>
+    </w:p>
+    <w:p>
+      <w:pPr>
+        <w:pStyle w:val="BodyText"/>
+      </w:pPr>
+      <w:r>
+        <w:t xml:space="preserve">No viral clearance claim is made for the cation exchange step. Clearance of enveloped and small viruses is claimed at the low pH inactivation step, the anion exchange step and the virus filtration step, and the cumulative claim is consolidated in PCMR-001</w:t>
       </w:r>
       <w:r>
         <w:t xml:space="preserve"> </w:t>
       </w:r>
       <w:r>
-        <w:t xml:space="preserve">criteria in</w:t>
-      </w:r>
-      <w:r>
-        <w:t xml:space="preserve"> </w:t>
-      </w:r>
-      <w:hyperlink w:anchor="tbl-acc">
-        <w:r>
-          <w:rPr>
-            <w:rStyle w:val="Hyperlink"/>
-          </w:rPr>
-          <w:t xml:space="preserve">Table 9</w:t>
-        </w:r>
-      </w:hyperlink>
-      <w:r>
-        <w:t xml:space="preserve"> </w:t>
-      </w:r>
-      <w:r>
-        <w:t xml:space="preserve">and the decision rules that will be applied to the results. The regulatory</w:t>
-      </w:r>
-      <w:r>
-        <w:t xml:space="preserve"> </w:t>
-      </w:r>
-      <w:r>
-        <w:t xml:space="preserve">basis for those studies is the enhanced development approach of ICH Q8 and</w:t>
-      </w:r>
-      <w:r>
-        <w:t xml:space="preserve"> </w:t>
-      </w:r>
-      <w:r>
-        <w:t xml:space="preserve">ICH Q11, the risk framework of ICH Q9 and the Stage 1 process design expectations of the</w:t>
-      </w:r>
-      <w:r>
-        <w:t xml:space="preserve"> </w:t>
-      </w:r>
-      <w:r>
-        <w:t xml:space="preserve">lifecycle approach to process validation</w:t>
-      </w:r>
-      <w:r>
-        <w:t xml:space="preserve"> </w:t>
-      </w:r>
-      <w:r>
-        <w:t xml:space="preserve">(International Council for Harmonisation 2009, 2012, 2023b; U.S. Food and Drug Administration 2011)</w:t>
-      </w:r>
-      <w:r>
-        <w:t xml:space="preserve">, while the</w:t>
-      </w:r>
-      <w:r>
-        <w:t xml:space="preserve"> </w:t>
-      </w:r>
-      <w:r>
-        <w:t xml:space="preserve">methodology follows the A-Mab case study</w:t>
-      </w:r>
-      <w:r>
-        <w:t xml:space="preserve"> </w:t>
-      </w:r>
-      <w:r>
-        <w:t xml:space="preserve">(CMC Biotech Working Group 2009)</w:t>
-      </w:r>
-      <w:r>
-        <w:t xml:space="preserve"> </w:t>
-      </w:r>
-      <w:r>
-        <w:t xml:space="preserve">and the master plan for this campaign</w:t>
-      </w:r>
-      <w:r>
-        <w:t xml:space="preserve"> </w:t>
-      </w:r>
-      <w:r>
-        <w:t xml:space="preserve">(PCMP-001).</w:t>
-      </w:r>
-    </w:p>
-    <w:p>
-      <w:pPr>
-        <w:pStyle w:val="BodyText"/>
-      </w:pPr>
-      <w:r>
-        <w:t xml:space="preserve">The scope of this plan runs from the load of the neutralized viral inactivation pool to the end of eluate collection.</w:t>
-      </w:r>
-      <w:r>
-        <w:t xml:space="preserve"> </w:t>
-      </w:r>
-      <w:r>
-        <w:t xml:space="preserve">Column packing, resin lifetime and sanitization are left to SOP-2008. Viral clearance across this step is not studied here, for the reason</w:t>
-      </w:r>
-      <w:r>
-        <w:t xml:space="preserve"> </w:t>
-      </w:r>
-      <w:r>
-        <w:t xml:space="preserve">given in §4.2, while comparability of the drug substance itself is covered by the transfer plan</w:t>
-      </w:r>
-      <w:r>
-        <w:t xml:space="preserve"> </w:t>
-      </w:r>
-      <w:r>
-        <w:t xml:space="preserve">(PTP-001).</w:t>
+        <w:t xml:space="preserve">(International Council for Harmonisation 2023a)</w:t>
+      </w:r>
+      <w:r>
+        <w:t xml:space="preserve">. Cation exchange contributes clearance of host cell protein, DNA and leached Protein A, and those contributions are within scope.</w:t>
       </w:r>
     </w:p>
     <w:bookmarkEnd w:id="12"/>
@@ -1113,7 +997,7 @@
         <w:pStyle w:val="FirstParagraph"/>
       </w:pPr>
       <w:r>
-        <w:t xml:space="preserve">This plan has five objectives.</w:t>
+        <w:t xml:space="preserve">The study has five objectives.</w:t>
       </w:r>
     </w:p>
     <w:p>
@@ -1125,13 +1009,7 @@
         </w:numPr>
       </w:pPr>
       <w:r>
-        <w:t xml:space="preserve">The scale-down model of the step will be qualified against the commercial column before any</w:t>
-      </w:r>
-      <w:r>
-        <w:t xml:space="preserve"> </w:t>
-      </w:r>
-      <w:r>
-        <w:t xml:space="preserve">characterization run is executed (§5.1).</w:t>
+        <w:t xml:space="preserve">To quantify the relationship between each studied parameter and each response of the step, over ranges wider than the ranges in which the step will be operated.</w:t>
       </w:r>
     </w:p>
     <w:p>
@@ -1143,36 +1021,21 @@
         </w:numPr>
       </w:pPr>
       <w:r>
-        <w:t xml:space="preserve">The effects of protein load, load and wash conductivity, elution buffer pH and elution stop</w:t>
+        <w:t xml:space="preserve">To define the multivariate region over which the fitted models predict that the aggregate and the host cell protein content of the eluate pool both meet the criteria in</w:t>
       </w:r>
       <w:r>
         <w:t xml:space="preserve"> </w:t>
       </w:r>
-      <w:r>
-        <w:t xml:space="preserve">collect on pool aggregate, pool host cell protein and step yield will be quantified across</w:t>
-      </w:r>
-      <w:r>
-        <w:t xml:space="preserve"> </w:t>
-      </w:r>
-      <w:r>
-        <w:t xml:space="preserve">the characterization ranges given in</w:t>
-      </w:r>
-      <w:r>
-        <w:t xml:space="preserve"> </w:t>
-      </w:r>
-      <w:hyperlink w:anchor="tbl-params">
+      <w:hyperlink w:anchor="tbl-crit">
         <w:r>
           <w:rPr>
             <w:rStyle w:val="Hyperlink"/>
           </w:rPr>
-          <w:t xml:space="preserve">Table 7</w:t>
+          <w:t xml:space="preserve">Table 8</w:t>
         </w:r>
       </w:hyperlink>
       <w:r>
-        <w:t xml:space="preserve"> </w:t>
-      </w:r>
-      <w:r>
-        <w:t xml:space="preserve">(§6.2).</w:t>
+        <w:t xml:space="preserve">.</w:t>
       </w:r>
     </w:p>
     <w:p>
@@ -1184,36 +1047,7 @@
         </w:numPr>
       </w:pPr>
       <w:r>
-        <w:t xml:space="preserve">A response-surface model will be fitted to each of the 3 responses, from</w:t>
-      </w:r>
-      <w:r>
-        <w:t xml:space="preserve"> </w:t>
-      </w:r>
-      <w:r>
-        <w:t xml:space="preserve">which the region of the characterized space that meets every pool criterion in</w:t>
-      </w:r>
-      <w:r>
-        <w:t xml:space="preserve"> </w:t>
-      </w:r>
-      <w:hyperlink w:anchor="tbl-acc">
-        <w:r>
-          <w:rPr>
-            <w:rStyle w:val="Hyperlink"/>
-          </w:rPr>
-          <w:t xml:space="preserve">Table 9</w:t>
-        </w:r>
-      </w:hyperlink>
-      <w:r>
-        <w:t xml:space="preserve"> </w:t>
-      </w:r>
-      <w:r>
-        <w:t xml:space="preserve">will</w:t>
-      </w:r>
-      <w:r>
-        <w:t xml:space="preserve"> </w:t>
-      </w:r>
-      <w:r>
-        <w:t xml:space="preserve">be defined (§6.3, §7).</w:t>
+        <w:t xml:space="preserve">To establish a proven acceptable range for each parameter against the aggregate and the host cell protein content of the pool, both with the rest of the step at target and with the rest of the step varying within its normal operating ranges.</w:t>
       </w:r>
     </w:p>
     <w:p>
@@ -1225,19 +1059,7 @@
         </w:numPr>
       </w:pPr>
       <w:r>
-        <w:t xml:space="preserve">A proven acceptable range within that region will be determined for each governed attribute against each</w:t>
-      </w:r>
-      <w:r>
-        <w:t xml:space="preserve"> </w:t>
-      </w:r>
-      <w:r>
-        <w:t xml:space="preserve">response-surface parameter, both at the set-points of the other parameters and under normal</w:t>
-      </w:r>
-      <w:r>
-        <w:t xml:space="preserve"> </w:t>
-      </w:r>
-      <w:r>
-        <w:t xml:space="preserve">operating range variation (§8).</w:t>
+        <w:t xml:space="preserve">To classify each parameter under SOP-4001, from the size of its demonstrated effect and from the capability with which the parameter is controlled.</w:t>
       </w:r>
     </w:p>
     <w:p>
@@ -1249,19 +1071,7 @@
         </w:numPr>
       </w:pPr>
       <w:r>
-        <w:t xml:space="preserve">The remaining parameter, elution flow rate, will be assessed univariately (§6.4), after which</w:t>
-      </w:r>
-      <w:r>
-        <w:t xml:space="preserve"> </w:t>
-      </w:r>
-      <w:r>
-        <w:t xml:space="preserve">every parameter of the step will be classified under SOP-4001 as an input to the control</w:t>
-      </w:r>
-      <w:r>
-        <w:t xml:space="preserve"> </w:t>
-      </w:r>
-      <w:r>
-        <w:t xml:space="preserve">strategy (§7).</w:t>
+        <w:t xml:space="preserve">To state the ranges, in-process controls and monitoring this step contributes to the control strategy, and to justify them for Stage 2.</w:t>
       </w:r>
     </w:p>
     <w:p>
@@ -1269,13 +1079,7 @@
         <w:pStyle w:val="FirstParagraph"/>
       </w:pPr>
       <w:r>
-        <w:t xml:space="preserve">The five objectives share one deliverable, the process characterization report</w:t>
-      </w:r>
-      <w:r>
-        <w:t xml:space="preserve"> </w:t>
-      </w:r>
-      <w:r>
-        <w:t xml:space="preserve">(PCR-007). The contents of that report are described in §11.</w:t>
+        <w:t xml:space="preserve">The report PCR-007 will present the outcome against each of these objectives.</w:t>
       </w:r>
     </w:p>
     <w:bookmarkEnd w:id="13"/>
@@ -1292,13 +1096,7 @@
       <w:pPr>
         <w:pStyle w:val="FirstParagraph"/>
       </w:pPr>
-      <w:r>
-        <w:t xml:space="preserve">The documents that scope this plan and receive the report are listed in</w:t>
-      </w:r>
-      <w:r>
-        <w:t xml:space="preserve"> </w:t>
-      </w:r>
-      <w:hyperlink w:anchor="tbl-rel">
+      <w:hyperlink w:anchor="tbl-related">
         <w:r>
           <w:rPr>
             <w:rStyle w:val="Hyperlink"/>
@@ -1307,13 +1105,24 @@
         </w:r>
       </w:hyperlink>
       <w:r>
-        <w:t xml:space="preserve">, which names</w:t>
-      </w:r>
-      <w:r>
         <w:t xml:space="preserve"> </w:t>
       </w:r>
       <w:r>
-        <w:t xml:space="preserve">the parent documents, the paired report and the master report the study rolls up into.</w:t>
+        <w:t xml:space="preserve">lists the documents this plan depends on and the document it delivers. RA-001 set the scope of the study, this plan executes that scope, and PCR-007 will report the outcome. The controlled procedures and method validations that govern the work are listed in</w:t>
+      </w:r>
+      <w:r>
+        <w:t xml:space="preserve"> </w:t>
+      </w:r>
+      <w:hyperlink w:anchor="tbl-sops">
+        <w:r>
+          <w:rPr>
+            <w:rStyle w:val="Hyperlink"/>
+          </w:rPr>
+          <w:t xml:space="preserve">Table 3</w:t>
+        </w:r>
+      </w:hyperlink>
+      <w:r>
+        <w:t xml:space="preserve">.</w:t>
       </w:r>
     </w:p>
     <w:tbl>
@@ -1329,7 +1138,7 @@
       <w:tr>
         <w:tc>
           <w:tcPr/>
-          <w:bookmarkStart w:id="14" w:name="tbl-rel"/>
+          <w:bookmarkStart w:id="14" w:name="tbl-related"/>
           <w:p>
             <w:pPr>
               <w:jc w:val="center"/>
@@ -1340,7 +1149,7 @@
               <w:pStyle w:val="ImageCaption"/>
             </w:pPr>
             <w:r>
-              <w:t xml:space="preserve">Table 2: Related documents in the A-Mab characterization package.</w:t>
+              <w:t xml:space="preserve">Table 2: Related documents in the characterization package.</w:t>
             </w:r>
           </w:p>
           <w:tbl>
@@ -1615,21 +1424,7 @@
         <w:pStyle w:val="BodyText"/>
       </w:pPr>
       <w:r>
-        <w:t xml:space="preserve">The controlled procedures and validated methods that govern execution of the step are listed in</w:t>
-      </w:r>
-      <w:r>
         <w:t xml:space="preserve"> </w:t>
-      </w:r>
-      <w:hyperlink w:anchor="tbl-sop">
-        <w:r>
-          <w:rPr>
-            <w:rStyle w:val="Hyperlink"/>
-          </w:rPr>
-          <w:t xml:space="preserve">Table 3</w:t>
-        </w:r>
-      </w:hyperlink>
-      <w:r>
-        <w:t xml:space="preserve">, with each one cited in the section that relies on it.</w:t>
       </w:r>
     </w:p>
     <w:tbl>
@@ -1645,7 +1440,7 @@
       <w:tr>
         <w:tc>
           <w:tcPr/>
-          <w:bookmarkStart w:id="15" w:name="tbl-sop"/>
+          <w:bookmarkStart w:id="15" w:name="tbl-sops"/>
           <w:p>
             <w:pPr>
               <w:jc w:val="center"/>
@@ -1656,7 +1451,7 @@
               <w:pStyle w:val="ImageCaption"/>
             </w:pPr>
             <w:r>
-              <w:t xml:space="preserve">Table 3: Controlled procedures and validated analytical methods for this step.</w:t>
+              <w:t xml:space="preserve">Table 3: Controlled procedures and analytical method validations that govern this study.</w:t>
             </w:r>
           </w:p>
           <w:tbl>
@@ -2114,13 +1909,95 @@
         <w:pStyle w:val="FirstParagraph"/>
       </w:pPr>
       <w:r>
-        <w:t xml:space="preserve">The step follows low-pH viral inactivation and precedes anion exchange, taking the neutralized</w:t>
-      </w:r>
-      <w:r>
-        <w:t xml:space="preserve"> </w:t>
-      </w:r>
-      <w:r>
-        <w:t xml:space="preserve">inactivation pool as the load after adjustment to the load conductivity given in</w:t>
+        <w:t xml:space="preserve">The cation exchange step is operated in bind and elute mode and is the principal aggregate polishing operation of the purification train. Below its isoelectric point the antibody carries a net positive charge and binds the sulfonate ligand of the resin. It is eluted by raising the pH of the elution buffer, which weakens the electrostatic attraction. Aggregate presents more positive surface to the ligand than monomer does and is therefore retained more strongly, so it elutes later than monomer. The clearance the step achieves depends on how well the two species are resolved and on the point at which pool collection is stopped.</w:t>
+      </w:r>
+    </w:p>
+    <w:p>
+      <w:pPr>
+        <w:pStyle w:val="BodyText"/>
+      </w:pPr>
+      <w:r>
+        <w:t xml:space="preserve">Host cell protein, DNA and leached Protein A are cleared because they carry a net negative charge at the load pH and are therefore not retained by the sulfonate ligand. Most host cell proteins are acidic at the operating pH, so they leave in the load flow through, and the weakly bound remainder is displaced during the wash. DNA carries a strong negative charge and is repelled by the ligand, so it passes through in the load and its clearance is large and insensitive to the operating parameters. Leached Protein A and its fragments are acidic as well and do not bind under load conditions, and the fraction that is complexed with the antibody is released when the antibody binds the ligand. The step therefore clears leached Protein A by a modest factor that is a property of the chemistry rather than of any parameter studied here.</w:t>
+      </w:r>
+    </w:p>
+    <w:p>
+      <w:pPr>
+        <w:pStyle w:val="BodyText"/>
+      </w:pPr>
+      <w:r>
+        <w:t xml:space="preserve">Yield is lost at the two edges of the pool. Monomer that elutes beyond the stop collect point is left in the tail, and monomer that co-elutes with the aggregate that is cut away is lost with it.</w:t>
+      </w:r>
+    </w:p>
+    <w:p>
+      <w:pPr>
+        <w:pStyle w:val="BodyText"/>
+      </w:pPr>
+      <w:r>
+        <w:t xml:space="preserve">The step has been operated on Novacyte’s humanized IgG1 platform for three previous products (X-Mab, Y-Mab and Z-Mab) and throughout A-Mab clinical and engineering manufacture. The resin chemistry, the buffer system and the mode of operation are unchanged for A-Mab. This experience establishes the mechanisms above and identifies the parameters worth studying, so the studies in this plan are intended to bound and confirm platform behaviour rather than to discover it. Prior knowledge is not carried across as a numerical claim. Every range and every criterion reported in PCR-007 will rest on data generated under this plan.</w:t>
+      </w:r>
+    </w:p>
+    <w:p>
+      <w:pPr>
+        <w:pStyle w:val="BodyText"/>
+      </w:pPr>
+      <w:r>
+        <w:t xml:space="preserve">Four expectations follow from that experience, and the multivariate design is built to test them.</w:t>
+      </w:r>
+    </w:p>
+    <w:p>
+      <w:pPr>
+        <w:pStyle w:val="Compact"/>
+        <w:numPr>
+          <w:ilvl w:val="0"/>
+          <w:numId w:val="1002"/>
+        </w:numPr>
+      </w:pPr>
+      <w:r>
+        <w:t xml:space="preserve">A higher protein load occupies more of the sulfonate ligand, so at the top of the studied range the column approaches its dynamic binding capacity. As occupancy rises the monomer and the aggregate peak both broaden and overlap further, and weakly bound host cell protein finds fewer free ligand sites from which the wash would otherwise displace it. Rising ligand occupancy is therefore expected to move aggregate clearance, host cell protein clearance and yield in the same direction, all three falling as load rises.</w:t>
+      </w:r>
+    </w:p>
+    <w:p>
+      <w:pPr>
+        <w:pStyle w:val="Compact"/>
+        <w:numPr>
+          <w:ilvl w:val="0"/>
+          <w:numId w:val="1002"/>
+        </w:numPr>
+      </w:pPr>
+      <w:r>
+        <w:t xml:space="preserve">Load and wash conductivity sets the ionic strength that shields the charge on the ligand and on the bound species. A higher conductivity is expected to strip more of the weakly bound host cell protein during the wash, while the antibody, which binds more strongly, stays bound. Its effect should fall on impurity clearance rather than on the aggregate separation, which happens during elution.</w:t>
+      </w:r>
+    </w:p>
+    <w:p>
+      <w:pPr>
+        <w:pStyle w:val="Compact"/>
+        <w:numPr>
+          <w:ilvl w:val="0"/>
+          <w:numId w:val="1002"/>
+        </w:numPr>
+      </w:pPr>
+      <w:r>
+        <w:t xml:space="preserve">Elution buffer pH sets the net charge on the antibody at the moment of elution. A higher pH within the studied range weakens binding and brings monomer and aggregate off the column earlier and closer together, so it is expected to reduce the resolution on which aggregate clearance depends.</w:t>
+      </w:r>
+    </w:p>
+    <w:p>
+      <w:pPr>
+        <w:pStyle w:val="Compact"/>
+        <w:numPr>
+          <w:ilvl w:val="0"/>
+          <w:numId w:val="1002"/>
+        </w:numPr>
+      </w:pPr>
+      <w:r>
+        <w:t xml:space="preserve">Monomer elutes ahead of aggregate, so the material still leaving the column on the descending edge of the peak is progressively richer in aggregate. Stopping collection later therefore recovers more monomer from the tail and carries the leading part of the aggregate peak into the pool, and stopping earlier leaves both behind.</w:t>
+      </w:r>
+    </w:p>
+    <w:p>
+      <w:pPr>
+        <w:pStyle w:val="FirstParagraph"/>
+      </w:pPr>
+      <w:r>
+        <w:t xml:space="preserve">Elution flow rate sets the residence time of the antibody in the pores of the resin during elution, and a longer residence time lets the antibody equilibrate more completely with the mobile phase and so sharpens the elution peak. Over the range in</w:t>
       </w:r>
       <w:r>
         <w:t xml:space="preserve"> </w:t>
@@ -2130,174 +2007,11 @@
           <w:rPr>
             <w:rStyle w:val="Hyperlink"/>
           </w:rPr>
-          <w:t xml:space="preserve">Table 7</w:t>
+          <w:t xml:space="preserve">Table 6</w:t>
         </w:r>
       </w:hyperlink>
       <w:r>
-        <w:t xml:space="preserve">.</w:t>
-      </w:r>
-      <w:r>
-        <w:t xml:space="preserve"> </w:t>
-      </w:r>
-      <w:r>
-        <w:t xml:space="preserve">Because the load conductivity is low enough for host cell protein to bind only weakly, much of</w:t>
-      </w:r>
-      <w:r>
-        <w:t xml:space="preserve"> </w:t>
-      </w:r>
-      <w:r>
-        <w:t xml:space="preserve">the burden passes into the flow through and into the wash. The wash removes most of what remains, at some cost in bound</w:t>
-      </w:r>
-      <w:r>
-        <w:t xml:space="preserve"> </w:t>
-      </w:r>
-      <w:r>
-        <w:t xml:space="preserve">antibody.</w:t>
-      </w:r>
-    </w:p>
-    <w:p>
-      <w:pPr>
-        <w:pStyle w:val="BodyText"/>
-      </w:pPr>
-      <w:r>
-        <w:t xml:space="preserve">Aggregate behaves differently. On a cation exchanger, aggregate carries more charge than monomer and elutes later, which places the boundary between the two inside the descending side of the elution peak. The point at which collection stops therefore sets both how much aggregate enters the pool and</w:t>
-      </w:r>
-      <w:r>
-        <w:t xml:space="preserve"> </w:t>
-      </w:r>
-      <w:r>
-        <w:t xml:space="preserve">how much product is recovered by the step. No other parameter of the step trades purity against</w:t>
-      </w:r>
-      <w:r>
-        <w:t xml:space="preserve"> </w:t>
-      </w:r>
-      <w:r>
-        <w:t xml:space="preserve">yield so directly.</w:t>
-      </w:r>
-    </w:p>
-    <w:p>
-      <w:pPr>
-        <w:pStyle w:val="BodyText"/>
-      </w:pPr>
-      <w:r>
-        <w:t xml:space="preserve">Across the ranges studied, protein load acts on both attributes through one mechanism: a higher load occupies more of the</w:t>
-      </w:r>
-      <w:r>
-        <w:t xml:space="preserve"> </w:t>
-      </w:r>
-      <w:r>
-        <w:t xml:space="preserve">resin capacity, which leaves less capacity for the weakly bound impurities and moves the</w:t>
-      </w:r>
-      <w:r>
-        <w:t xml:space="preserve"> </w:t>
-      </w:r>
-      <w:r>
-        <w:t xml:space="preserve">aggregate boundary earlier in the peak. Elution buffer pH acts instead on the strength of the interaction between</w:t>
-      </w:r>
-      <w:r>
-        <w:t xml:space="preserve"> </w:t>
-      </w:r>
-      <w:r>
-        <w:t xml:space="preserve">antibody and resin, which sets where the whole peak sits relative to the collection window.</w:t>
-      </w:r>
-    </w:p>
-    <w:p>
-      <w:pPr>
-        <w:pStyle w:val="BodyText"/>
-      </w:pPr>
-      <w:r>
-        <w:t xml:space="preserve">The same resin and buffer system are used across the Novacyte humanized IgG1 platform, on which</w:t>
-      </w:r>
-      <w:r>
-        <w:t xml:space="preserve"> </w:t>
-      </w:r>
-      <w:r>
-        <w:t xml:space="preserve">three licensed antibodies (X-Mab, Y-Mab and Z-Mab) have been manufactured in the same elution</w:t>
-      </w:r>
-      <w:r>
-        <w:t xml:space="preserve"> </w:t>
-      </w:r>
-      <w:r>
-        <w:t xml:space="preserve">mode. That platform history establishes the mechanisms described above and supports the ranges</w:t>
-      </w:r>
-      <w:r>
-        <w:t xml:space="preserve"> </w:t>
-      </w:r>
-      <w:r>
-        <w:t xml:space="preserve">proposed in</w:t>
-      </w:r>
-      <w:r>
-        <w:t xml:space="preserve"> </w:t>
-      </w:r>
-      <w:hyperlink w:anchor="tbl-params">
-        <w:r>
-          <w:rPr>
-            <w:rStyle w:val="Hyperlink"/>
-          </w:rPr>
-          <w:t xml:space="preserve">Table 7</w:t>
-        </w:r>
-      </w:hyperlink>
-      <w:r>
-        <w:t xml:space="preserve">, since the separation depends on the resin chemistry and the buffer</w:t>
-      </w:r>
-      <w:r>
-        <w:t xml:space="preserve"> </w:t>
-      </w:r>
-      <w:r>
-        <w:t xml:space="preserve">system before it depends on the molecule. Platform history does not</w:t>
-      </w:r>
-      <w:r>
-        <w:t xml:space="preserve"> </w:t>
-      </w:r>
-      <w:r>
-        <w:t xml:space="preserve">fix the size of the effects for A-Mab, because the aggregate and host cell protein burden</w:t>
-      </w:r>
-      <w:r>
-        <w:t xml:space="preserve"> </w:t>
-      </w:r>
-      <w:r>
-        <w:t xml:space="preserve">entering the step depends on the culture conditions (PCP-003) and on the low-pH hold (PCP-006).</w:t>
-      </w:r>
-      <w:r>
-        <w:t xml:space="preserve"> </w:t>
-      </w:r>
-      <w:r>
-        <w:t xml:space="preserve">Therefore the size of each effect is measured in this study, with the platform contributing the</w:t>
-      </w:r>
-      <w:r>
-        <w:t xml:space="preserve"> </w:t>
-      </w:r>
-      <w:r>
-        <w:t xml:space="preserve">mechanism and the starting ranges.</w:t>
-      </w:r>
-    </w:p>
-    <w:p>
-      <w:pPr>
-        <w:pStyle w:val="BodyText"/>
-      </w:pPr>
-      <w:r>
-        <w:t xml:space="preserve">Platform experience also bounds what the step is expected to do. Charge variants and glycosylation variants are not modified by a cation exchange step operated within platform conditions, which</w:t>
-      </w:r>
-      <w:r>
-        <w:t xml:space="preserve"> </w:t>
-      </w:r>
-      <w:r>
-        <w:t xml:space="preserve">is consistent with the binding mechanism</w:t>
-      </w:r>
-      <w:r>
-        <w:t xml:space="preserve"> </w:t>
-      </w:r>
-      <w:r>
-        <w:t xml:space="preserve">(CMC Biotech Working Group 2009)</w:t>
-      </w:r>
-      <w:r>
-        <w:t xml:space="preserve">. However, the same experience gives no</w:t>
-      </w:r>
-      <w:r>
-        <w:t xml:space="preserve"> </w:t>
-      </w:r>
-      <w:r>
-        <w:t xml:space="preserve">basis for assuming that aggregate removal is robust across the ranges now proposed, because those ranges are wider than any operated in the clinical campaigns.</w:t>
+        <w:t xml:space="preserve">, and at the particle size of the platform resin, the change in peak sharpness is expected to be too small to move the aggregate content of the pool.</w:t>
       </w:r>
     </w:p>
     <w:bookmarkEnd w:id="17"/>
@@ -2315,13 +2029,7 @@
         <w:pStyle w:val="FirstParagraph"/>
       </w:pPr>
       <w:r>
-        <w:t xml:space="preserve">The step forms no quality attribute. The 4 attributes in scope are formed upstream and are</w:t>
-      </w:r>
-      <w:r>
-        <w:t xml:space="preserve"> </w:t>
-      </w:r>
-      <w:r>
-        <w:t xml:space="preserve">only reduced here. Each attribute is listed in</w:t>
+        <w:t xml:space="preserve">The cation exchange step forms no quality attribute of its own. Aggregate is formed in the production bioreactor and is added to during the low pH hold, host cell protein and DNA enter with the harvested cell culture fluid, and leached Protein A is released from the capture resin. This step removes them.</w:t>
       </w:r>
       <w:r>
         <w:t xml:space="preserve"> </w:t>
@@ -2338,13 +2046,25 @@
         <w:t xml:space="preserve"> </w:t>
       </w:r>
       <w:r>
-        <w:t xml:space="preserve">with the drug-substance criterion, the category and the</w:t>
+        <w:t xml:space="preserve">lists the four attributes in scope with their drug substance acceptance criteria and the criticality assigned to each. Criticality follows the continuum of ICH Q9 rather than a binary split</w:t>
       </w:r>
       <w:r>
         <w:t xml:space="preserve"> </w:t>
       </w:r>
       <w:r>
-        <w:t xml:space="preserve">criticality assigned in RA-001.</w:t>
+        <w:t xml:space="preserve">(International Council for Harmonisation 2023b)</w:t>
+      </w:r>
+      <w:r>
+        <w:t xml:space="preserve">, and it was assigned with Tool #1 of the case study, which combines the impact of the attribute on safety and efficacy with the uncertainty in that impact</w:t>
+      </w:r>
+      <w:r>
+        <w:t xml:space="preserve"> </w:t>
+      </w:r>
+      <w:r>
+        <w:t xml:space="preserve">(CMC Biotech Working Group 2009)</w:t>
+      </w:r>
+      <w:r>
+        <w:t xml:space="preserve">. Attributes of high and very high criticality are called critical.</w:t>
       </w:r>
     </w:p>
     <w:tbl>
@@ -2371,7 +2091,7 @@
               <w:pStyle w:val="ImageCaption"/>
             </w:pPr>
             <w:r>
-              <w:t xml:space="preserve">Table 4: Quality attributes governed by the cation exchange step.</w:t>
+              <w:t xml:space="preserve">Table 4: Quality attributes cleared by the cation exchange step, with drug substance acceptance criteria and assigned criticality.</w:t>
             </w:r>
           </w:p>
           <w:tbl>
@@ -2737,79 +2457,7 @@
         <w:pStyle w:val="BodyText"/>
       </w:pPr>
       <w:r>
-        <w:t xml:space="preserve">Aggregate is the attribute the step governs most directly, at high criticality</w:t>
-      </w:r>
-      <w:r>
-        <w:t xml:space="preserve"> </w:t>
-      </w:r>
-      <w:r>
-        <w:t xml:space="preserve">and by the mechanism described in §4.1. Because no later step of the train reduces aggregate, the content of the pool carries through to the drug substance. The pool criterion in §7 is set</w:t>
-      </w:r>
-      <w:r>
-        <w:t xml:space="preserve"> </w:t>
-      </w:r>
-      <w:r>
-        <w:t xml:space="preserve">on that basis.</w:t>
-      </w:r>
-    </w:p>
-    <w:p>
-      <w:pPr>
-        <w:pStyle w:val="BodyText"/>
-      </w:pPr>
-      <w:r>
-        <w:t xml:space="preserve">Host cell protein is of moderate to high criticality and is cleared by three steps in sequence.</w:t>
-      </w:r>
-      <w:r>
-        <w:t xml:space="preserve"> </w:t>
-      </w:r>
-      <w:r>
-        <w:t xml:space="preserve">Protein A removes the bulk of the burden (PCP-005), cation exchange removes a further large</w:t>
-      </w:r>
-      <w:r>
-        <w:t xml:space="preserve"> </w:t>
-      </w:r>
-      <w:r>
-        <w:t xml:space="preserve">fraction, then anion exchange delivers the final reduction (PCP-008).</w:t>
-      </w:r>
-      <w:r>
-        <w:t xml:space="preserve"> </w:t>
-      </w:r>
-      <w:r>
-        <w:t xml:space="preserve">Because no single step is credited with the whole clearance, §7 states the share this step must deliver.</w:t>
-      </w:r>
-    </w:p>
-    <w:p>
-      <w:pPr>
-        <w:pStyle w:val="BodyText"/>
-      </w:pPr>
-      <w:r>
-        <w:t xml:space="preserve">By contrast, residual DNA is of very low criticality and clears by a wide margin across the</w:t>
-      </w:r>
-      <w:r>
-        <w:t xml:space="preserve"> </w:t>
-      </w:r>
-      <w:r>
-        <w:t xml:space="preserve">three chromatography steps, while leached Protein A is formed at the capture step (PCP-005) and</w:t>
-      </w:r>
-      <w:r>
-        <w:t xml:space="preserve"> </w:t>
-      </w:r>
-      <w:r>
-        <w:t xml:space="preserve">is reduced here and again at anion exchange, at low to moderate criticality.</w:t>
-      </w:r>
-    </w:p>
-    <w:p>
-      <w:pPr>
-        <w:pStyle w:val="BodyText"/>
-      </w:pPr>
-      <w:r>
-        <w:t xml:space="preserve">Two of the 4 attributes are treated as responses of the designed experiments,</w:t>
-      </w:r>
-      <w:r>
-        <w:t xml:space="preserve"> </w:t>
-      </w:r>
-      <w:r>
-        <w:t xml:space="preserve">because pool aggregate and pool host cell protein depend on the parameters in</w:t>
+        <w:t xml:space="preserve">Two of the four attributes will be measured as responses of the designed experiments. Aggregate is the attribute the step exists to control and carries the highest criticality of the four. Host cell protein is cleared here and again at the anion exchange step, so this step must hand on a pool that the remaining train can bring to the drug substance criterion. Residual DNA and leached Protein A will be measured across the step so that their clearance is confirmed, and neither is treated as a response of the designed experiments, because DNA is repelled by the sulfonate ligand at every conductivity and pH in</w:t>
       </w:r>
       <w:r>
         <w:t xml:space="preserve"> </w:t>
@@ -2819,26 +2467,14 @@
           <w:rPr>
             <w:rStyle w:val="Hyperlink"/>
           </w:rPr>
-          <w:t xml:space="preserve">Table 7</w:t>
+          <w:t xml:space="preserve">Table 6</w:t>
         </w:r>
       </w:hyperlink>
       <w:r>
         <w:t xml:space="preserve"> </w:t>
       </w:r>
       <w:r>
-        <w:t xml:space="preserve">through the mechanisms described in §4.1. The mechanisms in §4.1 give no basis on which residual DNA or leached Protein A would depend on</w:t>
-      </w:r>
-      <w:r>
-        <w:t xml:space="preserve"> </w:t>
-      </w:r>
-      <w:r>
-        <w:t xml:space="preserve">those parameters. Both are therefore measured</w:t>
-      </w:r>
-      <w:r>
-        <w:t xml:space="preserve"> </w:t>
-      </w:r>
-      <w:r>
-        <w:t xml:space="preserve">on the centre-point runs as a confirmation of platform clearance, without a model (§5.4).</w:t>
+        <w:t xml:space="preserve">and leached Protein A stays unbound over the same range. PCR-007 will report the clearance observed for both, and will claim a parameter dependence for neither unless the data show one.</w:t>
       </w:r>
     </w:p>
     <w:p>
@@ -2846,78 +2482,7 @@
         <w:pStyle w:val="BodyText"/>
       </w:pPr>
       <w:r>
-        <w:t xml:space="preserve">Some viral clearance can be demonstrated across a cation exchange step, although no claim is</w:t>
-      </w:r>
-      <w:r>
-        <w:t xml:space="preserve"> </w:t>
-      </w:r>
-      <w:r>
-        <w:t xml:space="preserve">made for this step. The cumulative claim for the drug substance rests on low-pH inactivation</w:t>
-      </w:r>
-      <w:r>
-        <w:t xml:space="preserve"> </w:t>
-      </w:r>
-      <w:r>
-        <w:t xml:space="preserve">(PCP-006), anion exchange (PCP-008) and small-virus retentive filtration (PCP-009), whose</w:t>
-      </w:r>
-      <w:r>
-        <w:t xml:space="preserve"> </w:t>
-      </w:r>
-      <w:r>
-        <w:t xml:space="preserve">contributions PCMR-001 consolidates</w:t>
-      </w:r>
-      <w:r>
-        <w:t xml:space="preserve"> </w:t>
-      </w:r>
-      <w:r>
-        <w:t xml:space="preserve">(International Council for Harmonisation 2023a)</w:t>
-      </w:r>
-      <w:r>
-        <w:t xml:space="preserve">.</w:t>
-      </w:r>
-    </w:p>
-    <w:p>
-      <w:pPr>
-        <w:pStyle w:val="BodyText"/>
-      </w:pPr>
-      <w:r>
-        <w:t xml:space="preserve">Step yield is a process performance attribute and carries no drug-substance criterion, but</w:t>
-      </w:r>
-      <w:r>
-        <w:t xml:space="preserve"> </w:t>
-      </w:r>
-      <w:r>
-        <w:t xml:space="preserve">yield is measured on every run because elution stop collect trades recovery against aggregate</w:t>
-      </w:r>
-      <w:r>
-        <w:t xml:space="preserve"> </w:t>
-      </w:r>
-      <w:r>
-        <w:t xml:space="preserve">removal, which means a collection range chosen on aggregate alone could be unusable in</w:t>
-      </w:r>
-      <w:r>
-        <w:t xml:space="preserve"> </w:t>
-      </w:r>
-      <w:r>
-        <w:t xml:space="preserve">manufacture.</w:t>
-      </w:r>
-    </w:p>
-    <w:bookmarkEnd w:id="19"/>
-    <w:bookmarkStart w:id="20" w:name="risk-based-prioritization-of-parameters"/>
-    <w:p>
-      <w:pPr>
-        <w:pStyle w:val="Heading2"/>
-      </w:pPr>
-      <w:r>
-        <w:t xml:space="preserve">4.3 Risk-based prioritization of parameters</w:t>
-      </w:r>
-    </w:p>
-    <w:p>
-      <w:pPr>
-        <w:pStyle w:val="FirstParagraph"/>
-      </w:pPr>
-      <w:r>
-        <w:t xml:space="preserve">Every parameter of the step was ranked in RA-001 for potential impact on the attributes in</w:t>
+        <w:t xml:space="preserve">Step yield is a process performance attribute rather than a quality attribute. It is measured on every run because the monomer that is cut away with the aggregate is lost from the pool, so the aggregate clearance and the yield of a setting have to be read together. It has no acceptance criterion in</w:t>
       </w:r>
       <w:r>
         <w:t xml:space="preserve"> </w:t>
@@ -2931,22 +2496,64 @@
         </w:r>
       </w:hyperlink>
       <w:r>
+        <w:t xml:space="preserve">.</w:t>
+      </w:r>
+    </w:p>
+    <w:bookmarkEnd w:id="19"/>
+    <w:bookmarkStart w:id="20" w:name="risk-based-prioritization-of-parameters"/>
+    <w:p>
+      <w:pPr>
+        <w:pStyle w:val="Heading2"/>
+      </w:pPr>
+      <w:r>
+        <w:t xml:space="preserve">4.3 Risk-based prioritization of parameters</w:t>
+      </w:r>
+    </w:p>
+    <w:p>
+      <w:pPr>
+        <w:pStyle w:val="FirstParagraph"/>
+      </w:pPr>
+      <w:r>
+        <w:t xml:space="preserve">RA-001 set the scope of this study. All process parameters of the cation exchange step were carried into a risk ranking and filtering exercise, in which each parameter was given one ranking for its potential impact on a quality attribute and a second for its potential to interact with other parameters, and the two rankings were combined into a study assignment</w:t>
+      </w:r>
+      <w:r>
         <w:t xml:space="preserve"> </w:t>
       </w:r>
       <w:r>
-        <w:t xml:space="preserve">and for potential interaction with the other parameters. 4 of the 5 parameters were</w:t>
+        <w:t xml:space="preserve">(CMC Biotech Working Group 2009)</w:t>
+      </w:r>
+      <w:r>
+        <w:t xml:space="preserve">. Where no data or rationale were available to make an assessment, the parameter was ranked at the highest level.</w:t>
+      </w:r>
+    </w:p>
+    <w:p>
+      <w:pPr>
+        <w:pStyle w:val="BodyText"/>
+      </w:pPr>
+      <w:r>
+        <w:t xml:space="preserve">The assignment produced three groups. 4 parameters were assigned to the multivariate design. Protein load, elution buffer pH and elution stop collect each move the aggregate peak relative to the point at which collection stops, and protein load acts with the load and wash conductivity to set how much weakly bound host cell protein survives the wash, so the effects of the four on the pool cannot be assumed to add. Elution flow rate was assigned to a univariate assessment, since it changes the residence time of the antibody in the pores of the resin rather than the strength with which the antibody binds the ligand, and its expected effect on the separation is small. Parameters that are fixed by equipment design or held to platform specification, such as bed height, column packing quality and buffer composition, were not assigned a new study. Their ranges are supported by the platform knowledge space and by the operation and life cycle procedures in</w:t>
       </w:r>
       <w:r>
         <w:t xml:space="preserve"> </w:t>
       </w:r>
-      <w:r>
-        <w:t xml:space="preserve">placed in the multivariate group by that ranking, with 1 placed in the univariate group. The</w:t>
-      </w:r>
-      <w:r>
-        <w:t xml:space="preserve"> </w:t>
-      </w:r>
-      <w:r>
-        <w:t xml:space="preserve">resulting groups and the ranges to be studied are given in</w:t>
+      <w:hyperlink w:anchor="tbl-sops">
+        <w:r>
+          <w:rPr>
+            <w:rStyle w:val="Hyperlink"/>
+          </w:rPr>
+          <w:t xml:space="preserve">Table 3</w:t>
+        </w:r>
+      </w:hyperlink>
+      <w:r>
+        <w:t xml:space="preserve">.</w:t>
+      </w:r>
+    </w:p>
+    <w:p>
+      <w:pPr>
+        <w:pStyle w:val="BodyText"/>
+      </w:pPr>
+      <w:r>
+        <w:t xml:space="preserve">The ranges in</w:t>
       </w:r>
       <w:r>
         <w:t xml:space="preserve"> </w:t>
@@ -2956,11 +2563,51 @@
           <w:rPr>
             <w:rStyle w:val="Hyperlink"/>
           </w:rPr>
-          <w:t xml:space="preserve">Table 7</w:t>
+          <w:t xml:space="preserve">Table 6</w:t>
         </w:r>
       </w:hyperlink>
       <w:r>
-        <w:t xml:space="preserve">.</w:t>
+        <w:t xml:space="preserve"> </w:t>
+      </w:r>
+      <w:r>
+        <w:t xml:space="preserve">are wider than the normal operating ranges in every case. Each was set from the control capability of the commercial equipment and from the range over which the platform has been operated, so that the study bounds the step beyond the region in which it will run and supports later movement within the region it defines</w:t>
+      </w:r>
+      <w:r>
+        <w:t xml:space="preserve"> </w:t>
+      </w:r>
+      <w:r>
+        <w:t xml:space="preserve">(International Council for Harmonisation 2009)</w:t>
+      </w:r>
+      <w:r>
+        <w:t xml:space="preserve">. Ranges were not widened past the point at which the step would fail for a reason that is already understood. The elution buffer pH range stops short of the pH at which the antibody would no longer bind reproducibly, because a run at such a pH would confirm the mechanism and would tell the study nothing about the operating region.</w:t>
+      </w:r>
+    </w:p>
+    <w:bookmarkEnd w:id="20"/>
+    <w:bookmarkEnd w:id="21"/>
+    <w:bookmarkStart w:id="28" w:name="materials-and-methods"/>
+    <w:p>
+      <w:pPr>
+        <w:pStyle w:val="Heading1"/>
+      </w:pPr>
+      <w:r>
+        <w:t xml:space="preserve">5. Materials and methods</w:t>
+      </w:r>
+    </w:p>
+    <w:bookmarkStart w:id="22" w:name="scale-down-model-and-its-qualification"/>
+    <w:p>
+      <w:pPr>
+        <w:pStyle w:val="Heading2"/>
+      </w:pPr>
+      <w:r>
+        <w:t xml:space="preserve">5.1 Scale-down model and its qualification</w:t>
+      </w:r>
+    </w:p>
+    <w:p>
+      <w:pPr>
+        <w:pStyle w:val="FirstParagraph"/>
+      </w:pPr>
+      <w:r>
+        <w:t xml:space="preserve">The studies will be run on a laboratory column packed with the same resin type and to the same bed height as the commercial column, and operated at the same linear velocities. Protein load will be set in grams of antibody per litre of resin, and the equilibration, wash, elution and strip volumes will be set in column volumes, so that every parameter of the study is expressed at its commercial equivalent. Packing quality will be verified before each campaign by plate count and peak asymmetry, and a column that fails either test will be repacked before use. The model and its operation are described in SOP-1001 and SOP-2010.</w:t>
       </w:r>
     </w:p>
     <w:p>
@@ -2968,94 +2615,7 @@
         <w:pStyle w:val="BodyText"/>
       </w:pPr>
       <w:r>
-        <w:t xml:space="preserve">The multivariate group holds protein load, load and wash conductivity, elution buffer pH and</w:t>
-      </w:r>
-      <w:r>
-        <w:t xml:space="preserve"> </w:t>
-      </w:r>
-      <w:r>
-        <w:t xml:space="preserve">elution stop collect, because each of the four has a mechanism that links it to</w:t>
-      </w:r>
-      <w:r>
-        <w:t xml:space="preserve"> </w:t>
-      </w:r>
-      <w:r>
-        <w:t xml:space="preserve">at least one attribute in</w:t>
-      </w:r>
-      <w:r>
-        <w:t xml:space="preserve"> </w:t>
-      </w:r>
-      <w:hyperlink w:anchor="tbl-cqa">
-        <w:r>
-          <w:rPr>
-            <w:rStyle w:val="Hyperlink"/>
-          </w:rPr>
-          <w:t xml:space="preserve">Table 4</w:t>
-        </w:r>
-      </w:hyperlink>
-      <w:r>
-        <w:t xml:space="preserve"> </w:t>
-      </w:r>
-      <w:r>
-        <w:t xml:space="preserve">(§4.1) and a plausible interaction with at least one of the</w:t>
-      </w:r>
-      <w:r>
-        <w:t xml:space="preserve"> </w:t>
-      </w:r>
-      <w:r>
-        <w:t xml:space="preserve">other three.</w:t>
-      </w:r>
-    </w:p>
-    <w:p>
-      <w:pPr>
-        <w:pStyle w:val="BodyText"/>
-      </w:pPr>
-      <w:r>
-        <w:t xml:space="preserve">The interaction between protein load and load and wash conductivity was ranked highest, since a</w:t>
-      </w:r>
-      <w:r>
-        <w:t xml:space="preserve"> </w:t>
-      </w:r>
-      <w:r>
-        <w:t xml:space="preserve">high load leaves less resin capacity for the weakly bound host cell protein while a high wash</w:t>
-      </w:r>
-      <w:r>
-        <w:t xml:space="preserve"> </w:t>
-      </w:r>
-      <w:r>
-        <w:t xml:space="preserve">conductivity removes more of what remains, which makes the effect of either parameter depend on</w:t>
-      </w:r>
-      <w:r>
-        <w:t xml:space="preserve"> </w:t>
-      </w:r>
-      <w:r>
-        <w:t xml:space="preserve">the level of the other. The interaction between protein load and elution buffer pH was ranked</w:t>
-      </w:r>
-      <w:r>
-        <w:t xml:space="preserve"> </w:t>
-      </w:r>
-      <w:r>
-        <w:t xml:space="preserve">second, because both move the aggregate boundary relative to the collection window.</w:t>
-      </w:r>
-    </w:p>
-    <w:p>
-      <w:pPr>
-        <w:pStyle w:val="BodyText"/>
-      </w:pPr>
-      <w:r>
-        <w:t xml:space="preserve">Elution flow rate was assigned to the univariate group, because flow rate acts through two</w:t>
-      </w:r>
-      <w:r>
-        <w:t xml:space="preserve"> </w:t>
-      </w:r>
-      <w:r>
-        <w:t xml:space="preserve">mechanisms alone, residence time and peak sharpness. Neither mechanism is expected to interact</w:t>
-      </w:r>
-      <w:r>
-        <w:t xml:space="preserve"> </w:t>
-      </w:r>
-      <w:r>
-        <w:t xml:space="preserve">with the other four parameters over the range in</w:t>
+        <w:t xml:space="preserve">The model will be qualified against commercial scale data before any characterization run is executed. Qualification will compare the model and the commercial step at the set-point condition of</w:t>
       </w:r>
       <w:r>
         <w:t xml:space="preserve"> </w:t>
@@ -3065,17 +2625,14 @@
           <w:rPr>
             <w:rStyle w:val="Hyperlink"/>
           </w:rPr>
-          <w:t xml:space="preserve">Table 7</w:t>
+          <w:t xml:space="preserve">Table 6</w:t>
         </w:r>
       </w:hyperlink>
       <w:r>
-        <w:t xml:space="preserve">. A univariate study of that</w:t>
-      </w:r>
-      <w:r>
         <w:t xml:space="preserve"> </w:t>
       </w:r>
       <w:r>
-        <w:t xml:space="preserve">parameter is therefore sufficient, as described in §6.4.</w:t>
+        <w:t xml:space="preserve">on the attributes that enter and leave the step, which are step yield, pool aggregate, pool host cell protein, residual DNA and leached Protein A. The comparison will be made from replicate runs at small scale against the available at-scale batches, and the model will be accepted where no statistically significant difference is found on any of those attributes. Where a difference is found, its cause should be established and the model modified before characterization proceeds, as SOP-1001 requires.</w:t>
       </w:r>
     </w:p>
     <w:p>
@@ -3083,39 +2640,25 @@
         <w:pStyle w:val="BodyText"/>
       </w:pPr>
       <w:r>
-        <w:t xml:space="preserve">Operating conditions that RA-001 did not rank for study, principally buffer composition, bed</w:t>
-      </w:r>
-      <w:r>
-        <w:t xml:space="preserve"> </w:t>
-      </w:r>
-      <w:r>
-        <w:t xml:space="preserve">height and equilibration volume, are held at the platform set-points in SOP-2010. However, the</w:t>
-      </w:r>
-      <w:r>
-        <w:t xml:space="preserve"> </w:t>
-      </w:r>
-      <w:r>
-        <w:t xml:space="preserve">study then supports the proposed ranges at those settings only, an assumption recorded in §12.</w:t>
-      </w:r>
-    </w:p>
-    <w:bookmarkEnd w:id="20"/>
-    <w:bookmarkEnd w:id="21"/>
-    <w:bookmarkStart w:id="29" w:name="materials-and-methods"/>
-    <w:p>
-      <w:pPr>
-        <w:pStyle w:val="Heading1"/>
-      </w:pPr>
-      <w:r>
-        <w:t xml:space="preserve">5. Materials and methods</w:t>
-      </w:r>
-    </w:p>
-    <w:bookmarkStart w:id="23" w:name="scale-down-model-and-its-qualification"/>
+        <w:t xml:space="preserve">Reproducibility of the qualified model will be re-established inside each designed experiment. The centre point runs of both designs are executed at the set-point of every factor, so their spread measures the reproducibility of the model under study conditions and provides the pure error term against which lack of fit is tested (see §5.5). It is the only estimate of experimental error the analysis uses.</w:t>
+      </w:r>
+    </w:p>
+    <w:p>
+      <w:pPr>
+        <w:pStyle w:val="BodyText"/>
+      </w:pPr>
+      <w:r>
+        <w:t xml:space="preserve">The claims this study makes are bounded by the model. A scale-down column reproduces the chromatography of the commercial column, and it does not reproduce the hold times, the pool volumes or the mixing of the commercial suite. Conclusions drawn here apply to the commercial step through the qualification above, and they will be confirmed at scale during Stage 2.</w:t>
+      </w:r>
+    </w:p>
+    <w:bookmarkEnd w:id="22"/>
+    <w:bookmarkStart w:id="23" w:name="operation"/>
     <w:p>
       <w:pPr>
         <w:pStyle w:val="Heading2"/>
       </w:pPr>
       <w:r>
-        <w:t xml:space="preserve">5.1 Scale-down model and its qualification</w:t>
+        <w:t xml:space="preserve">5.2 Operation</w:t>
       </w:r>
     </w:p>
     <w:p>
@@ -3123,39 +2666,7 @@
         <w:pStyle w:val="FirstParagraph"/>
       </w:pPr>
       <w:r>
-        <w:t xml:space="preserve">A scale-down chromatography system will be qualified as a model of the commercial cation</w:t>
-      </w:r>
-      <w:r>
-        <w:t xml:space="preserve"> </w:t>
-      </w:r>
-      <w:r>
-        <w:t xml:space="preserve">exchange step before any characterization run is executed. The model holds the bed height, the</w:t>
-      </w:r>
-      <w:r>
-        <w:t xml:space="preserve"> </w:t>
-      </w:r>
-      <w:r>
-        <w:t xml:space="preserve">linear flow velocity, the protein load per litre of resin and the load, wash and elution volumes</w:t>
-      </w:r>
-      <w:r>
-        <w:t xml:space="preserve"> </w:t>
-      </w:r>
-      <w:r>
-        <w:t xml:space="preserve">in column volumes at the commercial values. Before each block of runs, column efficiency will be verified by plate count and peak asymmetry</w:t>
-      </w:r>
-      <w:r>
-        <w:t xml:space="preserve"> </w:t>
-      </w:r>
-      <w:r>
-        <w:t xml:space="preserve">under SOP-1001 and SOP-2008.</w:t>
-      </w:r>
-    </w:p>
-    <w:p>
-      <w:pPr>
-        <w:pStyle w:val="BodyText"/>
-      </w:pPr>
-      <w:r>
-        <w:t xml:space="preserve">For the qualification, triplicate runs will be executed at the set-points in</w:t>
+        <w:t xml:space="preserve">The step receives the neutralized pool of the low pH viral inactivation step. The pool is adjusted to the load conductivity given in</w:t>
       </w:r>
       <w:r>
         <w:t xml:space="preserve"> </w:t>
@@ -3165,101 +2676,59 @@
           <w:rPr>
             <w:rStyle w:val="Hyperlink"/>
           </w:rPr>
-          <w:t xml:space="preserve">Table 7</w:t>
+          <w:t xml:space="preserve">Table 6</w:t>
         </w:r>
       </w:hyperlink>
       <w:r>
-        <w:t xml:space="preserve">, on</w:t>
-      </w:r>
-      <w:r>
         <w:t xml:space="preserve"> </w:t>
       </w:r>
       <w:r>
-        <w:t xml:space="preserve">neutralized viral inactivation pool produced by a scale-down train (PCP-006), which keeps the aggregate and host</w:t>
+        <w:t xml:space="preserve">and is loaded onto the equilibrated column at the target protein load. The column is then washed at the same conductivity as the load, so one buffer sets the ionic strength for both operations and the two cannot be varied independently. Elution is a step change to the elution buffer at the pH under study. The pool is collected between a threshold on the ascending edge of the elution peak and the stop collect threshold on the descending edge, both read as ultraviolet absorbance relative to the peak maximum. After collection the column is stripped, sanitized and re-equilibrated under SOP-2008.</w:t>
+      </w:r>
+    </w:p>
+    <w:p>
+      <w:pPr>
+        <w:pStyle w:val="BodyText"/>
+      </w:pPr>
+      <w:r>
+        <w:t xml:space="preserve">Buffer preparation, column packing and resin storage are held to platform specification and are governed by the procedures in</w:t>
       </w:r>
       <w:r>
         <w:t xml:space="preserve"> </w:t>
       </w:r>
-      <w:r>
-        <w:t xml:space="preserve">cell protein burden entering the step representative of commercial operation. The performance</w:t>
+      <w:hyperlink w:anchor="tbl-sops">
+        <w:r>
+          <w:rPr>
+            <w:rStyle w:val="Hyperlink"/>
+          </w:rPr>
+          <w:t xml:space="preserve">Table 3</w:t>
+        </w:r>
+      </w:hyperlink>
+      <w:r>
+        <w:t xml:space="preserve">. They are identity and quality controlled inputs to this study rather than factors of it. Chromatography is performed under ambient temperature control and temperature is not varied, because the platform operates the step at controlled room temperature at both sites and the transfer introduces no difference in that control.</w:t>
+      </w:r>
+    </w:p>
+    <w:bookmarkEnd w:id="23"/>
+    <w:bookmarkStart w:id="25" w:name="analytical-methods"/>
+    <w:p>
+      <w:pPr>
+        <w:pStyle w:val="Heading2"/>
+      </w:pPr>
+      <w:r>
+        <w:t xml:space="preserve">5.3 Analytical methods</w:t>
+      </w:r>
+    </w:p>
+    <w:p>
+      <w:pPr>
+        <w:pStyle w:val="FirstParagraph"/>
+      </w:pPr>
+      <w:r>
+        <w:t xml:space="preserve">Every response and every attribute in scope will be measured by a validated method.</w:t>
       </w:r>
       <w:r>
         <w:t xml:space="preserve"> </w:t>
       </w:r>
-      <w:r>
-        <w:t xml:space="preserve">parameters compared across scales are step yield, pool aggregate, pool host cell protein,</w:t>
-      </w:r>
-      <w:r>
-        <w:t xml:space="preserve"> </w:t>
-      </w:r>
-      <w:r>
-        <w:t xml:space="preserve">residual DNA and leached Protein A.</w:t>
-      </w:r>
-    </w:p>
-    <w:p>
-      <w:pPr>
-        <w:pStyle w:val="BodyText"/>
-      </w:pPr>
-      <w:r>
-        <w:t xml:space="preserve">The model will be accepted where no statistically significant difference is found between the</w:t>
-      </w:r>
-      <w:r>
-        <w:t xml:space="preserve"> </w:t>
-      </w:r>
-      <w:r>
-        <w:t xml:space="preserve">scale-down and the commercial values of any of those five performance parameters at α = 0.05,</w:t>
-      </w:r>
-      <w:r>
-        <w:t xml:space="preserve"> </w:t>
-      </w:r>
-      <w:r>
-        <w:t xml:space="preserve">and where column efficiency meets the limits in SOP-2008. Where a difference is found, the</w:t>
-      </w:r>
-      <w:r>
-        <w:t xml:space="preserve"> </w:t>
-      </w:r>
-      <w:r>
-        <w:t xml:space="preserve">model will be modified and requalified before the characterization runs begin. Modification and requalification of the model are required by the lifecycle approach to process</w:t>
-      </w:r>
-      <w:r>
-        <w:t xml:space="preserve"> </w:t>
-      </w:r>
-      <w:r>
-        <w:t xml:space="preserve">validation</w:t>
-      </w:r>
-      <w:r>
-        <w:t xml:space="preserve"> </w:t>
-      </w:r>
-      <w:r>
-        <w:t xml:space="preserve">(U.S. Food and Drug Administration 2011)</w:t>
-      </w:r>
-      <w:r>
-        <w:t xml:space="preserve">, because the conclusions of the study are applied directly to the</w:t>
-      </w:r>
-      <w:r>
-        <w:t xml:space="preserve"> </w:t>
-      </w:r>
-      <w:r>
-        <w:t xml:space="preserve">commercial process.</w:t>
-      </w:r>
-    </w:p>
-    <w:p>
-      <w:pPr>
-        <w:pStyle w:val="BodyText"/>
-      </w:pPr>
-      <w:r>
-        <w:t xml:space="preserve">Runs will be executed in the temperature-controlled chromatography chamber</w:t>
-      </w:r>
-      <w:r>
-        <w:t xml:space="preserve"> </w:t>
-      </w:r>
-      <w:r>
-        <w:t xml:space="preserve">listed in</w:t>
-      </w:r>
-      <w:r>
-        <w:t xml:space="preserve"> </w:t>
-      </w:r>
-      <w:hyperlink w:anchor="tbl-eq">
+      <w:hyperlink w:anchor="tbl-amv">
         <w:r>
           <w:rPr>
             <w:rStyle w:val="Hyperlink"/>
@@ -3268,7 +2737,10 @@
         </w:r>
       </w:hyperlink>
       <w:r>
-        <w:t xml:space="preserve">, which is under calibration and change control.</w:t>
+        <w:t xml:space="preserve"> </w:t>
+      </w:r>
+      <w:r>
+        <w:t xml:space="preserve">lists the method validation reports that apply. Pool aggregate will be measured by size exclusion chromatography under AMV-3011 and reported as the percentage of high molecular weight species. Host cell protein will be measured by enzyme linked immunosorbent assay under AMV-3012 and reported per milligram of antibody, so that the reported value does not move with the concentration of the pool. Residual DNA will be measured by quantitative polymerase chain reaction under AMV-3014, and leached Protein A by enzyme linked immunosorbent assay under AMV-3016. Step yield will be calculated from the antibody mass in the pool and in the load, each determined by ultraviolet absorbance against the extinction coefficient of A-Mab.</w:t>
       </w:r>
     </w:p>
     <w:tbl>
@@ -3284,7 +2756,7 @@
       <w:tr>
         <w:tc>
           <w:tcPr/>
-          <w:bookmarkStart w:id="22" w:name="tbl-eq"/>
+          <w:bookmarkStart w:id="24" w:name="tbl-amv"/>
           <w:p>
             <w:pPr>
               <w:jc w:val="center"/>
@@ -3295,21 +2767,19 @@
               <w:pStyle w:val="ImageCaption"/>
             </w:pPr>
             <w:r>
-              <w:t xml:space="preserve">Table 5: Instrumented scale-down equipment used for this study.</w:t>
+              <w:t xml:space="preserve">Table 5: Validated analytical methods used in the study.</w:t>
             </w:r>
           </w:p>
           <w:tbl>
             <w:tblPr>
               <w:tblStyle w:val="Table"/>
-              <w:tblW w:type="pct" w:w="5000"/>
-              <w:tblLayout w:type="fixed"/>
+              <w:tblW w:type="auto" w:w="0"/>
               <w:tblLook w:firstRow="1" w:lastRow="0" w:firstColumn="0" w:lastColumn="0" w:noHBand="0" w:noVBand="0" w:val="0020"/>
             </w:tblPr>
             <w:tblGrid>
-              <w:gridCol w:w="911"/>
-              <w:gridCol w:w="3294"/>
-              <w:gridCol w:w="2032"/>
-              <w:gridCol w:w="1682"/>
+              <w:gridCol w:w="2640"/>
+              <w:gridCol w:w="2640"/>
+              <w:gridCol w:w="2640"/>
             </w:tblGrid>
             <w:tr>
               <w:trPr>
@@ -3324,46 +2794,33 @@
                     <w:jc w:val="center"/>
                   </w:pPr>
                   <w:r>
-                    <w:t xml:space="preserve">Equipment</w:t>
-                  </w:r>
-                </w:p>
-              </w:tc>
-              <w:tc>
-                <w:tcPr/>
-                <w:p>
-                  <w:pPr>
-                    <w:pStyle w:val="Compact"/>
-                    <w:jc w:val="left"/>
-                    <w:jc w:val="center"/>
-                  </w:pPr>
-                  <w:r>
-                    <w:t xml:space="preserve">Description</w:t>
-                  </w:r>
-                </w:p>
-              </w:tc>
-              <w:tc>
-                <w:tcPr/>
-                <w:p>
-                  <w:pPr>
-                    <w:pStyle w:val="Compact"/>
-                    <w:jc w:val="left"/>
-                    <w:jc w:val="center"/>
-                  </w:pPr>
-                  <w:r>
-                    <w:t xml:space="preserve">Calibration status</w:t>
-                  </w:r>
-                </w:p>
-              </w:tc>
-              <w:tc>
-                <w:tcPr/>
-                <w:p>
-                  <w:pPr>
-                    <w:pStyle w:val="Compact"/>
-                    <w:jc w:val="left"/>
-                    <w:jc w:val="center"/>
-                  </w:pPr>
-                  <w:r>
-                    <w:t xml:space="preserve">Next calibration due</w:t>
+                    <w:t xml:space="preserve">Reference</w:t>
+                  </w:r>
+                </w:p>
+              </w:tc>
+              <w:tc>
+                <w:tcPr/>
+                <w:p>
+                  <w:pPr>
+                    <w:pStyle w:val="Compact"/>
+                    <w:jc w:val="left"/>
+                    <w:jc w:val="center"/>
+                  </w:pPr>
+                  <w:r>
+                    <w:t xml:space="preserve">Title</w:t>
+                  </w:r>
+                </w:p>
+              </w:tc>
+              <w:tc>
+                <w:tcPr/>
+                <w:p>
+                  <w:pPr>
+                    <w:pStyle w:val="Compact"/>
+                    <w:jc w:val="left"/>
+                    <w:jc w:val="center"/>
+                  </w:pPr>
+                  <w:r>
+                    <w:t xml:space="preserve">Type</w:t>
                   </w:r>
                 </w:p>
               </w:tc>
@@ -3378,52 +2835,162 @@
                     <w:jc w:val="center"/>
                   </w:pPr>
                   <w:r>
-                    <w:t xml:space="preserve">EQ-CHR-118</w:t>
-                  </w:r>
-                </w:p>
-              </w:tc>
-              <w:tc>
-                <w:tcPr/>
-                <w:p>
-                  <w:pPr>
-                    <w:pStyle w:val="Compact"/>
-                    <w:jc w:val="left"/>
-                    <w:jc w:val="center"/>
-                  </w:pPr>
-                  <w:r>
-                    <w:t xml:space="preserve">temperature-controlled chromatography chamber</w:t>
-                  </w:r>
-                </w:p>
-              </w:tc>
-              <w:tc>
-                <w:tcPr/>
-                <w:p>
-                  <w:pPr>
-                    <w:pStyle w:val="Compact"/>
-                    <w:jc w:val="left"/>
-                    <w:jc w:val="center"/>
-                  </w:pPr>
-                  <w:r>
-                    <w:t xml:space="preserve">in calibration at execution</w:t>
-                  </w:r>
-                </w:p>
-              </w:tc>
-              <w:tc>
-                <w:tcPr/>
-                <w:p>
-                  <w:pPr>
-                    <w:pStyle w:val="Compact"/>
-                    <w:jc w:val="left"/>
-                    <w:jc w:val="center"/>
-                  </w:pPr>
-                  <w:r>
-                    <w:t xml:space="preserve">2026-05-30</w:t>
+                    <w:t xml:space="preserve">AMV-3011</w:t>
+                  </w:r>
+                </w:p>
+              </w:tc>
+              <w:tc>
+                <w:tcPr/>
+                <w:p>
+                  <w:pPr>
+                    <w:pStyle w:val="Compact"/>
+                    <w:jc w:val="left"/>
+                    <w:jc w:val="center"/>
+                  </w:pPr>
+                  <w:r>
+                    <w:t xml:space="preserve">Size-Variants (SEC-HPLC)</w:t>
+                  </w:r>
+                </w:p>
+              </w:tc>
+              <w:tc>
+                <w:tcPr/>
+                <w:p>
+                  <w:pPr>
+                    <w:pStyle w:val="Compact"/>
+                    <w:jc w:val="left"/>
+                    <w:jc w:val="center"/>
+                  </w:pPr>
+                  <w:r>
+                    <w:t xml:space="preserve">Method validation</w:t>
+                  </w:r>
+                </w:p>
+              </w:tc>
+            </w:tr>
+            <w:tr>
+              <w:tc>
+                <w:tcPr/>
+                <w:p>
+                  <w:pPr>
+                    <w:pStyle w:val="Compact"/>
+                    <w:jc w:val="left"/>
+                    <w:jc w:val="center"/>
+                  </w:pPr>
+                  <w:r>
+                    <w:t xml:space="preserve">AMV-3012</w:t>
+                  </w:r>
+                </w:p>
+              </w:tc>
+              <w:tc>
+                <w:tcPr/>
+                <w:p>
+                  <w:pPr>
+                    <w:pStyle w:val="Compact"/>
+                    <w:jc w:val="left"/>
+                    <w:jc w:val="center"/>
+                  </w:pPr>
+                  <w:r>
+                    <w:t xml:space="preserve">Host-Cell Protein ELISA</w:t>
+                  </w:r>
+                </w:p>
+              </w:tc>
+              <w:tc>
+                <w:tcPr/>
+                <w:p>
+                  <w:pPr>
+                    <w:pStyle w:val="Compact"/>
+                    <w:jc w:val="left"/>
+                    <w:jc w:val="center"/>
+                  </w:pPr>
+                  <w:r>
+                    <w:t xml:space="preserve">Method validation</w:t>
+                  </w:r>
+                </w:p>
+              </w:tc>
+            </w:tr>
+            <w:tr>
+              <w:tc>
+                <w:tcPr/>
+                <w:p>
+                  <w:pPr>
+                    <w:pStyle w:val="Compact"/>
+                    <w:jc w:val="left"/>
+                    <w:jc w:val="center"/>
+                  </w:pPr>
+                  <w:r>
+                    <w:t xml:space="preserve">AMV-3014</w:t>
+                  </w:r>
+                </w:p>
+              </w:tc>
+              <w:tc>
+                <w:tcPr/>
+                <w:p>
+                  <w:pPr>
+                    <w:pStyle w:val="Compact"/>
+                    <w:jc w:val="left"/>
+                    <w:jc w:val="center"/>
+                  </w:pPr>
+                  <w:r>
+                    <w:t xml:space="preserve">Residual DNA (qPCR)</w:t>
+                  </w:r>
+                </w:p>
+              </w:tc>
+              <w:tc>
+                <w:tcPr/>
+                <w:p>
+                  <w:pPr>
+                    <w:pStyle w:val="Compact"/>
+                    <w:jc w:val="left"/>
+                    <w:jc w:val="center"/>
+                  </w:pPr>
+                  <w:r>
+                    <w:t xml:space="preserve">Method validation</w:t>
+                  </w:r>
+                </w:p>
+              </w:tc>
+            </w:tr>
+            <w:tr>
+              <w:tc>
+                <w:tcPr/>
+                <w:p>
+                  <w:pPr>
+                    <w:pStyle w:val="Compact"/>
+                    <w:jc w:val="left"/>
+                    <w:jc w:val="center"/>
+                  </w:pPr>
+                  <w:r>
+                    <w:t xml:space="preserve">AMV-3016</w:t>
+                  </w:r>
+                </w:p>
+              </w:tc>
+              <w:tc>
+                <w:tcPr/>
+                <w:p>
+                  <w:pPr>
+                    <w:pStyle w:val="Compact"/>
+                    <w:jc w:val="left"/>
+                    <w:jc w:val="center"/>
+                  </w:pPr>
+                  <w:r>
+                    <w:t xml:space="preserve">Leached Protein A by ELISA (ppm)</w:t>
+                  </w:r>
+                </w:p>
+              </w:tc>
+              <w:tc>
+                <w:tcPr/>
+                <w:p>
+                  <w:pPr>
+                    <w:pStyle w:val="Compact"/>
+                    <w:jc w:val="left"/>
+                    <w:jc w:val="center"/>
+                  </w:pPr>
+                  <w:r>
+                    <w:t xml:space="preserve">Method validation</w:t>
                   </w:r>
                 </w:p>
               </w:tc>
             </w:tr>
           </w:tbl>
-          <w:bookmarkEnd w:id="22"/>
+          <w:bookmarkEnd w:id="24"/>
           <w:p/>
         </w:tc>
       </w:tr>
@@ -3433,54 +3000,56 @@
         <w:pStyle w:val="BodyText"/>
       </w:pPr>
       <w:r>
-        <w:t xml:space="preserve">Qualification supports predictions of mean performance at commercial scale, but the conclusions</w:t>
+        <w:t xml:space="preserve">Assay variability enters the analysis at two points and is handled at both. It is part of the residual variance of each fitted model, and it is part of the centre point spread that estimates pure error, so a response measured by a less precise assay will carry a wider prediction interval and a less sensitive lack of fit test. Where a predicted value sits within assay variability of its criterion, PCR-007 should attribute the result to the assay and should not claim an effect. Host cell protein is expected to be the least reproducible of the three responses, and the centre point runs will establish whether that expectation holds.</w:t>
+      </w:r>
+    </w:p>
+    <w:bookmarkEnd w:id="25"/>
+    <w:bookmarkStart w:id="26" w:name="sampling-plan"/>
+    <w:p>
+      <w:pPr>
+        <w:pStyle w:val="Heading2"/>
+      </w:pPr>
+      <w:r>
+        <w:t xml:space="preserve">5.4 Sampling plan</w:t>
+      </w:r>
+    </w:p>
+    <w:p>
+      <w:pPr>
+        <w:pStyle w:val="FirstParagraph"/>
+      </w:pPr>
+      <w:r>
+        <w:t xml:space="preserve">Each run will be sampled at four points. The load will be sampled after conditioning, so that the aggregate, host cell protein, DNA and leached Protein A levels entering the step are known for every run. The flow through and the wash will each be sampled as a single pooled fraction, which allows the host cell protein mass balance across the step to be closed. The eluate pool will be sampled after collection and mixing are complete, and it carries every response of the study. A strip fraction will be sampled and retained, and will be tested only where a run fails to close its mass balance.</w:t>
+      </w:r>
+    </w:p>
+    <w:p>
+      <w:pPr>
+        <w:pStyle w:val="BodyText"/>
+      </w:pPr>
+      <w:r>
+        <w:t xml:space="preserve">Replication is concentrated at the centre point. The screening design carries 3 centre point runs and the response surface design carries 4, each executed at the set-point of every factor. Samples will be assigned to analytical runs in an order that does not follow the design order, so that drift in an assay cannot align with a factor. Retained samples will be held under the conditions and for the period stated in SOP-2010, so that a re-test is possible where a result is questioned.</w:t>
+      </w:r>
+    </w:p>
+    <w:bookmarkEnd w:id="26"/>
+    <w:bookmarkStart w:id="27" w:name="statistical-methods"/>
+    <w:p>
+      <w:pPr>
+        <w:pStyle w:val="Heading2"/>
+      </w:pPr>
+      <w:r>
+        <w:t xml:space="preserve">5.5 Statistical methods</w:t>
+      </w:r>
+    </w:p>
+    <w:p>
+      <w:pPr>
+        <w:pStyle w:val="FirstParagraph"/>
+      </w:pPr>
+      <w:r>
+        <w:t xml:space="preserve">All factors will be analysed in coded units. Each factor is coded so that its set-point is 0 and the edges of its studied range are -1 and +1, which makes the estimated effects comparable across factors carrying different units and makes the intercept the predicted response at the centre of the design. The letter codes are given in</w:t>
       </w:r>
       <w:r>
         <w:t xml:space="preserve"> </w:t>
       </w:r>
-      <w:r>
-        <w:t xml:space="preserve">do not extend to feed streams outside the range of the material used for the comparison. That limit on the conclusions is recorded in §12.</w:t>
-      </w:r>
-    </w:p>
-    <w:bookmarkEnd w:id="23"/>
-    <w:bookmarkStart w:id="24" w:name="operation"/>
-    <w:p>
-      <w:pPr>
-        <w:pStyle w:val="Heading2"/>
-      </w:pPr>
-      <w:r>
-        <w:t xml:space="preserve">5.2 Operation</w:t>
-      </w:r>
-    </w:p>
-    <w:p>
-      <w:pPr>
-        <w:pStyle w:val="FirstParagraph"/>
-      </w:pPr>
-      <w:r>
-        <w:t xml:space="preserve">Each run follows SOP-2010, under which the column is equilibrated, loaded to the target protein</w:t>
-      </w:r>
-      <w:r>
-        <w:t xml:space="preserve"> </w:t>
-      </w:r>
-      <w:r>
-        <w:t xml:space="preserve">load, washed at the load conductivity, then eluted by a step change to the elution buffer.</w:t>
-      </w:r>
-      <w:r>
-        <w:t xml:space="preserve"> </w:t>
-      </w:r>
-      <w:r>
-        <w:t xml:space="preserve">Collection begins on the ascending side of the ultraviolet peak at a fixed</w:t>
-      </w:r>
-      <w:r>
-        <w:t xml:space="preserve"> </w:t>
-      </w:r>
-      <w:r>
-        <w:t xml:space="preserve">threshold and stops at the descending value given in</w:t>
-      </w:r>
-      <w:r>
-        <w:t xml:space="preserve"> </w:t>
-      </w:r>
-      <w:hyperlink w:anchor="tbl-params">
+      <w:hyperlink w:anchor="tbl-legend">
         <w:r>
           <w:rPr>
             <w:rStyle w:val="Hyperlink"/>
@@ -3489,13 +3058,10 @@
         </w:r>
       </w:hyperlink>
       <w:r>
-        <w:t xml:space="preserve">. The column is then stripped, sanitized and</w:t>
-      </w:r>
-      <w:r>
         <w:t xml:space="preserve"> </w:t>
       </w:r>
       <w:r>
-        <w:t xml:space="preserve">re-equilibrated under SOP-2008.</w:t>
+        <w:t xml:space="preserve">and are used for the terms of both models.</w:t>
       </w:r>
     </w:p>
     <w:p>
@@ -3503,56 +3069,48 @@
         <w:pStyle w:val="BodyText"/>
       </w:pPr>
       <w:r>
-        <w:t xml:space="preserve">Load conductivity and wash conductivity are prepared from the same buffer and are studied as</w:t>
+        <w:t xml:space="preserve">The screening design will be analysed by ordinary least squares with all main effects and all two factor interactions. An effect will be reported as twice the coded coefficient, which is the change in the response across the full studied range of that factor. Terms will be judged significant at p &lt; 0.05. The purpose of the screening analysis is to identify which factors and which interactions change each response, and by how much across the studied range. It is not the predictive model of the step, since a model without quadratic terms cannot describe curvature, and the response surface model is the model from which the operating region, the proven acceptable ranges and the capability estimate will all be derived.</w:t>
+      </w:r>
+    </w:p>
+    <w:p>
+      <w:pPr>
+        <w:pStyle w:val="BodyText"/>
+      </w:pPr>
+      <w:r>
+        <w:t xml:space="preserve">The response surface design will be analysed as a full quadratic model in its 4 factors, with main effects, two factor interactions and pure quadratic terms. Model adequacy will be judged on four things together. The overall F test of the model should be significant at p &lt; 0.05. The coefficient of determination, its adjustment for the number of terms in the model, and the predicted coefficient of determination computed from the prediction error sum of squares should lie close to one another, because a predicted value well below the adjusted value indicates a model that describes the runs it was built on and predicts poorly. The lack of fit mean square will be tested against the pure error mean square from the centre point replicates, and a significant lack of fit means the model form is inadequate for that response. Residuals will be examined against the fitted values and on a normal quantile plot, and any run that carries the fit will be identified.</w:t>
+      </w:r>
+    </w:p>
+    <w:p>
+      <w:pPr>
+        <w:pStyle w:val="BodyText"/>
+      </w:pPr>
+      <w:r>
+        <w:t xml:space="preserve">A factor with no significant term in either model will be reported as having no demonstrated effect on that response. Such a statement is bounded by the range studied and by the power the design carries, and PCR-007 will state it in those terms rather than as an absence of effect in general.</w:t>
+      </w:r>
+    </w:p>
+    <w:p>
+      <w:pPr>
+        <w:pStyle w:val="BodyText"/>
+      </w:pPr>
+      <w:r>
+        <w:t xml:space="preserve">Capability at commercial scale will be estimated by Monte Carlo simulation. 2,000 batches will be simulated with every parameter drawn within its normal operating range, the fitted models will be evaluated at each draw, and a one sided capability index will be computed for each attribute in</w:t>
       </w:r>
       <w:r>
         <w:t xml:space="preserve"> </w:t>
       </w:r>
-      <w:r>
-        <w:t xml:space="preserve">one parameter, as</w:t>
-      </w:r>
-      <w:r>
-        <w:t xml:space="preserve"> </w:t>
-      </w:r>
-      <w:hyperlink w:anchor="tbl-params">
+      <w:hyperlink w:anchor="tbl-crit">
         <w:r>
           <w:rPr>
             <w:rStyle w:val="Hyperlink"/>
           </w:rPr>
-          <w:t xml:space="preserve">Table 7</w:t>
+          <w:t xml:space="preserve">Table 8</w:t>
         </w:r>
       </w:hyperlink>
       <w:r>
         <w:t xml:space="preserve"> </w:t>
       </w:r>
       <w:r>
-        <w:t xml:space="preserve">shows, because varying them independently would add a factor to</w:t>
-      </w:r>
-      <w:r>
-        <w:t xml:space="preserve"> </w:t>
-      </w:r>
-      <w:r>
-        <w:t xml:space="preserve">every design without a mechanism that would justify the split. Throughout each run, temperature is held under ambient chamber control in the unit listed in</w:t>
-      </w:r>
-      <w:r>
-        <w:t xml:space="preserve"> </w:t>
-      </w:r>
-      <w:hyperlink w:anchor="tbl-eq">
-        <w:r>
-          <w:rPr>
-            <w:rStyle w:val="Hyperlink"/>
-          </w:rPr>
-          <w:t xml:space="preserve">Table 5</w:t>
-        </w:r>
-      </w:hyperlink>
-      <w:r>
-        <w:t xml:space="preserve">, which keeps a variable that</w:t>
-      </w:r>
-      <w:r>
-        <w:t xml:space="preserve"> </w:t>
-      </w:r>
-      <w:r>
-        <w:t xml:space="preserve">is not studied here from drifting between runs.</w:t>
+        <w:t xml:space="preserve">against its criterion. No minimum capability index is set as an acceptance criterion in this plan. The decision rule is the one stated in §7, and the capability estimate will be reported alongside it, with the margin between the predicted distribution and the limit, as supporting evidence.</w:t>
       </w:r>
     </w:p>
     <w:p>
@@ -3560,175 +3118,34 @@
         <w:pStyle w:val="BodyText"/>
       </w:pPr>
       <w:r>
-        <w:t xml:space="preserve">Resin lot and column will be held constant across the whole study, which removes resin lot as a</w:t>
-      </w:r>
-      <w:r>
-        <w:t xml:space="preserve"> </w:t>
-      </w:r>
-      <w:r>
-        <w:t xml:space="preserve">source of variance between runs. The conclusions are correspondingly bounded to one resin lot.</w:t>
-      </w:r>
-      <w:r>
-        <w:t xml:space="preserve"> </w:t>
-      </w:r>
-      <w:r>
-        <w:t xml:space="preserve">That bound is recorded in §12, while equivalence between resin lots is governed</w:t>
-      </w:r>
-      <w:r>
-        <w:t xml:space="preserve"> </w:t>
-      </w:r>
-      <w:r>
-        <w:t xml:space="preserve">separately under SOP-2008.</w:t>
-      </w:r>
-    </w:p>
-    <w:bookmarkEnd w:id="24"/>
-    <w:bookmarkStart w:id="25" w:name="analytical-methods"/>
+        <w:t xml:space="preserve">The proven acceptable range analysis is described in §8. Both of its analyses use the response surface model, and its Monte Carlo component uses a fixed random seed, so that a repeat of the analysis on the recorded data returns the same ranges.</w:t>
+      </w:r>
+    </w:p>
+    <w:bookmarkEnd w:id="27"/>
+    <w:bookmarkEnd w:id="28"/>
+    <w:bookmarkStart w:id="35" w:name="study-design"/>
+    <w:p>
+      <w:pPr>
+        <w:pStyle w:val="Heading1"/>
+      </w:pPr>
+      <w:r>
+        <w:t xml:space="preserve">6. Study design</w:t>
+      </w:r>
+    </w:p>
+    <w:bookmarkStart w:id="31" w:name="factors-ranges-and-study-type"/>
     <w:p>
       <w:pPr>
         <w:pStyle w:val="Heading2"/>
       </w:pPr>
       <w:r>
-        <w:t xml:space="preserve">5.3 Analytical methods</w:t>
+        <w:t xml:space="preserve">6.1 Factors, ranges and study type</w:t>
       </w:r>
     </w:p>
     <w:p>
       <w:pPr>
         <w:pStyle w:val="FirstParagraph"/>
       </w:pPr>
-      <w:r>
-        <w:t xml:space="preserve">Every attribute in</w:t>
-      </w:r>
-      <w:r>
-        <w:t xml:space="preserve"> </w:t>
-      </w:r>
-      <w:hyperlink w:anchor="tbl-cqa">
-        <w:r>
-          <w:rPr>
-            <w:rStyle w:val="Hyperlink"/>
-          </w:rPr>
-          <w:t xml:space="preserve">Table 4</w:t>
-        </w:r>
-      </w:hyperlink>
-      <w:r>
-        <w:t xml:space="preserve"> </w:t>
-      </w:r>
-      <w:r>
-        <w:t xml:space="preserve">is measured by a validated method, of which the four that apply to</w:t>
-      </w:r>
-      <w:r>
-        <w:t xml:space="preserve"> </w:t>
-      </w:r>
-      <w:r>
-        <w:t xml:space="preserve">this step are listed in</w:t>
-      </w:r>
-      <w:r>
-        <w:t xml:space="preserve"> </w:t>
-      </w:r>
-      <w:hyperlink w:anchor="tbl-sop">
-        <w:r>
-          <w:rPr>
-            <w:rStyle w:val="Hyperlink"/>
-          </w:rPr>
-          <w:t xml:space="preserve">Table 3</w:t>
-        </w:r>
-      </w:hyperlink>
-      <w:r>
-        <w:t xml:space="preserve">.</w:t>
-      </w:r>
-    </w:p>
-    <w:p>
-      <w:pPr>
-        <w:pStyle w:val="BodyText"/>
-      </w:pPr>
-      <w:r>
-        <w:t xml:space="preserve">Size variants, including the aggregate response, are measured by size exclusion chromatography</w:t>
-      </w:r>
-      <w:r>
-        <w:t xml:space="preserve"> </w:t>
-      </w:r>
-      <w:r>
-        <w:t xml:space="preserve">under AMV-3011, host cell protein by ELISA under AMV-3012, residual DNA by quantitative PCR</w:t>
-      </w:r>
-      <w:r>
-        <w:t xml:space="preserve"> </w:t>
-      </w:r>
-      <w:r>
-        <w:t xml:space="preserve">under AMV-3014 and leached Protein A by ELISA under AMV-3016. For every run, step yield is calculated from the product mass in the pool and the product mass</w:t>
-      </w:r>
-      <w:r>
-        <w:t xml:space="preserve"> </w:t>
-      </w:r>
-      <w:r>
-        <w:t xml:space="preserve">loaded, both determined by ultraviolet absorbance.</w:t>
-      </w:r>
-    </w:p>
-    <w:p>
-      <w:pPr>
-        <w:pStyle w:val="BodyText"/>
-      </w:pPr>
-      <w:r>
-        <w:t xml:space="preserve">Assay variability enters the study as part of the pure error term, which the centre-point</w:t>
-      </w:r>
-      <w:r>
-        <w:t xml:space="preserve"> </w:t>
-      </w:r>
-      <w:r>
-        <w:t xml:space="preserve">replicates of both designs separate from model lack of fit (§5.5). The largest single contributor to that pure error is the size exclusion assay, because aggregate</w:t>
-      </w:r>
-      <w:r>
-        <w:t xml:space="preserve"> </w:t>
-      </w:r>
-      <w:r>
-        <w:t xml:space="preserve">in the pool is expected to sit low in the working range of the method. That assay risk is</w:t>
-      </w:r>
-      <w:r>
-        <w:t xml:space="preserve"> </w:t>
-      </w:r>
-      <w:r>
-        <w:t xml:space="preserve">treated in §12.</w:t>
-      </w:r>
-    </w:p>
-    <w:p>
-      <w:pPr>
-        <w:pStyle w:val="BodyText"/>
-      </w:pPr>
-      <w:r>
-        <w:t xml:space="preserve">After execution, samples will be tested inside the stability window each method validation</w:t>
-      </w:r>
-      <w:r>
-        <w:t xml:space="preserve"> </w:t>
-      </w:r>
-      <w:r>
-        <w:t xml:space="preserve">states, with any sample that cannot be tested inside that window reported as a deviation under §9.</w:t>
-      </w:r>
-    </w:p>
-    <w:bookmarkEnd w:id="25"/>
-    <w:bookmarkStart w:id="27" w:name="sampling-plan"/>
-    <w:p>
-      <w:pPr>
-        <w:pStyle w:val="Heading2"/>
-      </w:pPr>
-      <w:r>
-        <w:t xml:space="preserve">5.4 Sampling plan</w:t>
-      </w:r>
-    </w:p>
-    <w:p>
-      <w:pPr>
-        <w:pStyle w:val="FirstParagraph"/>
-      </w:pPr>
-      <w:r>
-        <w:t xml:space="preserve">Samples are taken twice in every run, once from the column load and once from the eluate pool.</w:t>
-      </w:r>
-      <w:r>
-        <w:t xml:space="preserve"> </w:t>
-      </w:r>
-      <w:r>
-        <w:t xml:space="preserve">The attributes measured at each sample point, the method and the runs sampled are given in</w:t>
-      </w:r>
-      <w:r>
-        <w:t xml:space="preserve"> </w:t>
-      </w:r>
-      <w:hyperlink w:anchor="tbl-samp">
+      <w:hyperlink w:anchor="tbl-params">
         <w:r>
           <w:rPr>
             <w:rStyle w:val="Hyperlink"/>
@@ -3737,7 +3154,10 @@
         </w:r>
       </w:hyperlink>
       <w:r>
-        <w:t xml:space="preserve">.</w:t>
+        <w:t xml:space="preserve"> </w:t>
+      </w:r>
+      <w:r>
+        <w:t xml:space="preserve">gives the parameters of the step with their set-points, the range each will be studied over, the normal operating range and the study assigned to it. The table carries no classification, because classification is an outcome of the study and will be reported in PCR-007 under SOP-4001.</w:t>
       </w:r>
     </w:p>
     <w:tbl>
@@ -3753,7 +3173,7 @@
       <w:tr>
         <w:tc>
           <w:tcPr/>
-          <w:bookmarkStart w:id="26" w:name="tbl-samp"/>
+          <w:bookmarkStart w:id="29" w:name="tbl-params"/>
           <w:p>
             <w:pPr>
               <w:jc w:val="center"/>
@@ -3764,831 +3184,7 @@
               <w:pStyle w:val="ImageCaption"/>
             </w:pPr>
             <w:r>
-              <w:t xml:space="preserve">Table 6: Planned sampling and testing per characterization run.</w:t>
-            </w:r>
-          </w:p>
-          <w:tbl>
-            <w:tblPr>
-              <w:tblStyle w:val="Table"/>
-              <w:tblW w:type="pct" w:w="5000"/>
-              <w:tblLayout w:type="fixed"/>
-              <w:tblLook w:firstRow="1" w:lastRow="0" w:firstColumn="0" w:lastColumn="0" w:noHBand="0" w:noVBand="0" w:val="0020"/>
-            </w:tblPr>
-            <w:tblGrid>
-              <w:gridCol w:w="1306"/>
-              <w:gridCol w:w="2939"/>
-              <w:gridCol w:w="1959"/>
-              <w:gridCol w:w="1714"/>
-            </w:tblGrid>
-            <w:tr>
-              <w:trPr>
-                <w:tblHeader w:val="on"/>
-              </w:trPr>
-              <w:tc>
-                <w:tcPr/>
-                <w:p>
-                  <w:pPr>
-                    <w:pStyle w:val="Compact"/>
-                    <w:jc w:val="left"/>
-                    <w:jc w:val="center"/>
-                  </w:pPr>
-                  <w:r>
-                    <w:t xml:space="preserve">Sample point</w:t>
-                  </w:r>
-                </w:p>
-              </w:tc>
-              <w:tc>
-                <w:tcPr/>
-                <w:p>
-                  <w:pPr>
-                    <w:pStyle w:val="Compact"/>
-                    <w:jc w:val="left"/>
-                    <w:jc w:val="center"/>
-                  </w:pPr>
-                  <w:r>
-                    <w:t xml:space="preserve">Attribute</w:t>
-                  </w:r>
-                </w:p>
-              </w:tc>
-              <w:tc>
-                <w:tcPr/>
-                <w:p>
-                  <w:pPr>
-                    <w:pStyle w:val="Compact"/>
-                    <w:jc w:val="left"/>
-                    <w:jc w:val="center"/>
-                  </w:pPr>
-                  <w:r>
-                    <w:t xml:space="preserve">Method</w:t>
-                  </w:r>
-                </w:p>
-              </w:tc>
-              <w:tc>
-                <w:tcPr/>
-                <w:p>
-                  <w:pPr>
-                    <w:pStyle w:val="Compact"/>
-                    <w:jc w:val="left"/>
-                    <w:jc w:val="center"/>
-                  </w:pPr>
-                  <w:r>
-                    <w:t xml:space="preserve">Runs sampled</w:t>
-                  </w:r>
-                </w:p>
-              </w:tc>
-            </w:tr>
-            <w:tr>
-              <w:tc>
-                <w:tcPr/>
-                <w:p>
-                  <w:pPr>
-                    <w:pStyle w:val="Compact"/>
-                    <w:jc w:val="left"/>
-                    <w:jc w:val="center"/>
-                  </w:pPr>
-                  <w:r>
-                    <w:t xml:space="preserve">Column load</w:t>
-                  </w:r>
-                </w:p>
-              </w:tc>
-              <w:tc>
-                <w:tcPr/>
-                <w:p>
-                  <w:pPr>
-                    <w:pStyle w:val="Compact"/>
-                    <w:jc w:val="left"/>
-                    <w:jc w:val="center"/>
-                  </w:pPr>
-                  <w:r>
-                    <w:t xml:space="preserve">Aggregate (HMW)</w:t>
-                  </w:r>
-                </w:p>
-              </w:tc>
-              <w:tc>
-                <w:tcPr/>
-                <w:p>
-                  <w:pPr>
-                    <w:pStyle w:val="Compact"/>
-                    <w:jc w:val="left"/>
-                    <w:jc w:val="center"/>
-                  </w:pPr>
-                  <w:r>
-                    <w:t xml:space="preserve">SEC-HPLC (AMV-3011)</w:t>
-                  </w:r>
-                </w:p>
-              </w:tc>
-              <w:tc>
-                <w:tcPr/>
-                <w:p>
-                  <w:pPr>
-                    <w:pStyle w:val="Compact"/>
-                    <w:jc w:val="left"/>
-                    <w:jc w:val="center"/>
-                  </w:pPr>
-                  <w:r>
-                    <w:t xml:space="preserve">every run</w:t>
-                  </w:r>
-                </w:p>
-              </w:tc>
-            </w:tr>
-            <w:tr>
-              <w:tc>
-                <w:tcPr/>
-                <w:p>
-                  <w:pPr>
-                    <w:pStyle w:val="Compact"/>
-                    <w:jc w:val="left"/>
-                    <w:jc w:val="center"/>
-                  </w:pPr>
-                  <w:r>
-                    <w:t xml:space="preserve">Column load</w:t>
-                  </w:r>
-                </w:p>
-              </w:tc>
-              <w:tc>
-                <w:tcPr/>
-                <w:p>
-                  <w:pPr>
-                    <w:pStyle w:val="Compact"/>
-                    <w:jc w:val="left"/>
-                    <w:jc w:val="center"/>
-                  </w:pPr>
-                  <w:r>
-                    <w:t xml:space="preserve">Host cell protein</w:t>
-                  </w:r>
-                </w:p>
-              </w:tc>
-              <w:tc>
-                <w:tcPr/>
-                <w:p>
-                  <w:pPr>
-                    <w:pStyle w:val="Compact"/>
-                    <w:jc w:val="left"/>
-                    <w:jc w:val="center"/>
-                  </w:pPr>
-                  <w:r>
-                    <w:t xml:space="preserve">ELISA (AMV-3012)</w:t>
-                  </w:r>
-                </w:p>
-              </w:tc>
-              <w:tc>
-                <w:tcPr/>
-                <w:p>
-                  <w:pPr>
-                    <w:pStyle w:val="Compact"/>
-                    <w:jc w:val="left"/>
-                    <w:jc w:val="center"/>
-                  </w:pPr>
-                  <w:r>
-                    <w:t xml:space="preserve">every run</w:t>
-                  </w:r>
-                </w:p>
-              </w:tc>
-            </w:tr>
-            <w:tr>
-              <w:tc>
-                <w:tcPr/>
-                <w:p>
-                  <w:pPr>
-                    <w:pStyle w:val="Compact"/>
-                    <w:jc w:val="left"/>
-                    <w:jc w:val="center"/>
-                  </w:pPr>
-                  <w:r>
-                    <w:t xml:space="preserve">Column load</w:t>
-                  </w:r>
-                </w:p>
-              </w:tc>
-              <w:tc>
-                <w:tcPr/>
-                <w:p>
-                  <w:pPr>
-                    <w:pStyle w:val="Compact"/>
-                    <w:jc w:val="left"/>
-                    <w:jc w:val="center"/>
-                  </w:pPr>
-                  <w:r>
-                    <w:t xml:space="preserve">Protein concentration</w:t>
-                  </w:r>
-                </w:p>
-              </w:tc>
-              <w:tc>
-                <w:tcPr/>
-                <w:p>
-                  <w:pPr>
-                    <w:pStyle w:val="Compact"/>
-                    <w:jc w:val="left"/>
-                    <w:jc w:val="center"/>
-                  </w:pPr>
-                  <w:r>
-                    <w:t xml:space="preserve">Ultraviolet absorbance</w:t>
-                  </w:r>
-                </w:p>
-              </w:tc>
-              <w:tc>
-                <w:tcPr/>
-                <w:p>
-                  <w:pPr>
-                    <w:pStyle w:val="Compact"/>
-                    <w:jc w:val="left"/>
-                    <w:jc w:val="center"/>
-                  </w:pPr>
-                  <w:r>
-                    <w:t xml:space="preserve">every run</w:t>
-                  </w:r>
-                </w:p>
-              </w:tc>
-            </w:tr>
-            <w:tr>
-              <w:tc>
-                <w:tcPr/>
-                <w:p>
-                  <w:pPr>
-                    <w:pStyle w:val="Compact"/>
-                    <w:jc w:val="left"/>
-                    <w:jc w:val="center"/>
-                  </w:pPr>
-                  <w:r>
-                    <w:t xml:space="preserve">Eluate pool</w:t>
-                  </w:r>
-                </w:p>
-              </w:tc>
-              <w:tc>
-                <w:tcPr/>
-                <w:p>
-                  <w:pPr>
-                    <w:pStyle w:val="Compact"/>
-                    <w:jc w:val="left"/>
-                    <w:jc w:val="center"/>
-                  </w:pPr>
-                  <w:r>
-                    <w:t xml:space="preserve">Aggregate (HMW)</w:t>
-                  </w:r>
-                </w:p>
-              </w:tc>
-              <w:tc>
-                <w:tcPr/>
-                <w:p>
-                  <w:pPr>
-                    <w:pStyle w:val="Compact"/>
-                    <w:jc w:val="left"/>
-                    <w:jc w:val="center"/>
-                  </w:pPr>
-                  <w:r>
-                    <w:t xml:space="preserve">SEC-HPLC (AMV-3011)</w:t>
-                  </w:r>
-                </w:p>
-              </w:tc>
-              <w:tc>
-                <w:tcPr/>
-                <w:p>
-                  <w:pPr>
-                    <w:pStyle w:val="Compact"/>
-                    <w:jc w:val="left"/>
-                    <w:jc w:val="center"/>
-                  </w:pPr>
-                  <w:r>
-                    <w:t xml:space="preserve">every run</w:t>
-                  </w:r>
-                </w:p>
-              </w:tc>
-            </w:tr>
-            <w:tr>
-              <w:tc>
-                <w:tcPr/>
-                <w:p>
-                  <w:pPr>
-                    <w:pStyle w:val="Compact"/>
-                    <w:jc w:val="left"/>
-                    <w:jc w:val="center"/>
-                  </w:pPr>
-                  <w:r>
-                    <w:t xml:space="preserve">Eluate pool</w:t>
-                  </w:r>
-                </w:p>
-              </w:tc>
-              <w:tc>
-                <w:tcPr/>
-                <w:p>
-                  <w:pPr>
-                    <w:pStyle w:val="Compact"/>
-                    <w:jc w:val="left"/>
-                    <w:jc w:val="center"/>
-                  </w:pPr>
-                  <w:r>
-                    <w:t xml:space="preserve">Host cell protein</w:t>
-                  </w:r>
-                </w:p>
-              </w:tc>
-              <w:tc>
-                <w:tcPr/>
-                <w:p>
-                  <w:pPr>
-                    <w:pStyle w:val="Compact"/>
-                    <w:jc w:val="left"/>
-                    <w:jc w:val="center"/>
-                  </w:pPr>
-                  <w:r>
-                    <w:t xml:space="preserve">ELISA (AMV-3012)</w:t>
-                  </w:r>
-                </w:p>
-              </w:tc>
-              <w:tc>
-                <w:tcPr/>
-                <w:p>
-                  <w:pPr>
-                    <w:pStyle w:val="Compact"/>
-                    <w:jc w:val="left"/>
-                    <w:jc w:val="center"/>
-                  </w:pPr>
-                  <w:r>
-                    <w:t xml:space="preserve">every run</w:t>
-                  </w:r>
-                </w:p>
-              </w:tc>
-            </w:tr>
-            <w:tr>
-              <w:tc>
-                <w:tcPr/>
-                <w:p>
-                  <w:pPr>
-                    <w:pStyle w:val="Compact"/>
-                    <w:jc w:val="left"/>
-                    <w:jc w:val="center"/>
-                  </w:pPr>
-                  <w:r>
-                    <w:t xml:space="preserve">Eluate pool</w:t>
-                  </w:r>
-                </w:p>
-              </w:tc>
-              <w:tc>
-                <w:tcPr/>
-                <w:p>
-                  <w:pPr>
-                    <w:pStyle w:val="Compact"/>
-                    <w:jc w:val="left"/>
-                    <w:jc w:val="center"/>
-                  </w:pPr>
-                  <w:r>
-                    <w:t xml:space="preserve">Protein concentration (step yield)</w:t>
-                  </w:r>
-                </w:p>
-              </w:tc>
-              <w:tc>
-                <w:tcPr/>
-                <w:p>
-                  <w:pPr>
-                    <w:pStyle w:val="Compact"/>
-                    <w:jc w:val="left"/>
-                    <w:jc w:val="center"/>
-                  </w:pPr>
-                  <w:r>
-                    <w:t xml:space="preserve">Ultraviolet absorbance</w:t>
-                  </w:r>
-                </w:p>
-              </w:tc>
-              <w:tc>
-                <w:tcPr/>
-                <w:p>
-                  <w:pPr>
-                    <w:pStyle w:val="Compact"/>
-                    <w:jc w:val="left"/>
-                    <w:jc w:val="center"/>
-                  </w:pPr>
-                  <w:r>
-                    <w:t xml:space="preserve">every run</w:t>
-                  </w:r>
-                </w:p>
-              </w:tc>
-            </w:tr>
-            <w:tr>
-              <w:tc>
-                <w:tcPr/>
-                <w:p>
-                  <w:pPr>
-                    <w:pStyle w:val="Compact"/>
-                    <w:jc w:val="left"/>
-                    <w:jc w:val="center"/>
-                  </w:pPr>
-                  <w:r>
-                    <w:t xml:space="preserve">Eluate pool</w:t>
-                  </w:r>
-                </w:p>
-              </w:tc>
-              <w:tc>
-                <w:tcPr/>
-                <w:p>
-                  <w:pPr>
-                    <w:pStyle w:val="Compact"/>
-                    <w:jc w:val="left"/>
-                    <w:jc w:val="center"/>
-                  </w:pPr>
-                  <w:r>
-                    <w:t xml:space="preserve">Residual DNA</w:t>
-                  </w:r>
-                </w:p>
-              </w:tc>
-              <w:tc>
-                <w:tcPr/>
-                <w:p>
-                  <w:pPr>
-                    <w:pStyle w:val="Compact"/>
-                    <w:jc w:val="left"/>
-                    <w:jc w:val="center"/>
-                  </w:pPr>
-                  <w:r>
-                    <w:t xml:space="preserve">qPCR (AMV-3014)</w:t>
-                  </w:r>
-                </w:p>
-              </w:tc>
-              <w:tc>
-                <w:tcPr/>
-                <w:p>
-                  <w:pPr>
-                    <w:pStyle w:val="Compact"/>
-                    <w:jc w:val="left"/>
-                    <w:jc w:val="center"/>
-                  </w:pPr>
-                  <w:r>
-                    <w:t xml:space="preserve">7 centre-point runs</w:t>
-                  </w:r>
-                </w:p>
-              </w:tc>
-            </w:tr>
-            <w:tr>
-              <w:tc>
-                <w:tcPr/>
-                <w:p>
-                  <w:pPr>
-                    <w:pStyle w:val="Compact"/>
-                    <w:jc w:val="left"/>
-                    <w:jc w:val="center"/>
-                  </w:pPr>
-                  <w:r>
-                    <w:t xml:space="preserve">Eluate pool</w:t>
-                  </w:r>
-                </w:p>
-              </w:tc>
-              <w:tc>
-                <w:tcPr/>
-                <w:p>
-                  <w:pPr>
-                    <w:pStyle w:val="Compact"/>
-                    <w:jc w:val="left"/>
-                    <w:jc w:val="center"/>
-                  </w:pPr>
-                  <w:r>
-                    <w:t xml:space="preserve">Leached Protein A</w:t>
-                  </w:r>
-                </w:p>
-              </w:tc>
-              <w:tc>
-                <w:tcPr/>
-                <w:p>
-                  <w:pPr>
-                    <w:pStyle w:val="Compact"/>
-                    <w:jc w:val="left"/>
-                    <w:jc w:val="center"/>
-                  </w:pPr>
-                  <w:r>
-                    <w:t xml:space="preserve">ELISA (AMV-3016)</w:t>
-                  </w:r>
-                </w:p>
-              </w:tc>
-              <w:tc>
-                <w:tcPr/>
-                <w:p>
-                  <w:pPr>
-                    <w:pStyle w:val="Compact"/>
-                    <w:jc w:val="left"/>
-                    <w:jc w:val="center"/>
-                  </w:pPr>
-                  <w:r>
-                    <w:t xml:space="preserve">7 centre-point runs</w:t>
-                  </w:r>
-                </w:p>
-              </w:tc>
-            </w:tr>
-          </w:tbl>
-          <w:bookmarkEnd w:id="26"/>
-          <w:p/>
-        </w:tc>
-      </w:tr>
-    </w:tbl>
-    <w:p>
-      <w:pPr>
-        <w:pStyle w:val="BodyText"/>
-      </w:pPr>
-      <w:r>
-        <w:t xml:space="preserve">On every run of both designs, aggregate, host cell protein and step yield are measured, because</w:t>
-      </w:r>
-      <w:r>
-        <w:t xml:space="preserve"> </w:t>
-      </w:r>
-      <w:r>
-        <w:t xml:space="preserve">all three are responses of the models in §6. On the 7 centre-point runs, residual DNA and leached Protein A are also measured, which</w:t>
-      </w:r>
-      <w:r>
-        <w:t xml:space="preserve"> </w:t>
-      </w:r>
-      <w:r>
-        <w:t xml:space="preserve">confirms the platform clearance without adding runs to either design.</w:t>
-      </w:r>
-    </w:p>
-    <w:p>
-      <w:pPr>
-        <w:pStyle w:val="BodyText"/>
-      </w:pPr>
-      <w:r>
-        <w:t xml:space="preserve">In addition, the load sample is measured for aggregate and host cell protein on every run,</w:t>
-      </w:r>
-      <w:r>
-        <w:t xml:space="preserve"> </w:t>
-      </w:r>
-      <w:r>
-        <w:t xml:space="preserve">because the input level is a known source of variance at a cation exchange step</w:t>
-      </w:r>
-      <w:r>
-        <w:t xml:space="preserve"> </w:t>
-      </w:r>
-      <w:r>
-        <w:t xml:space="preserve">(CMC Biotech Working Group 2009)</w:t>
-      </w:r>
-      <w:r>
-        <w:t xml:space="preserve">.</w:t>
-      </w:r>
-      <w:r>
-        <w:t xml:space="preserve"> </w:t>
-      </w:r>
-      <w:r>
-        <w:t xml:space="preserve">Recording the input level allows an analysis adjusted for the load, where the spread of the</w:t>
-      </w:r>
-      <w:r>
-        <w:t xml:space="preserve"> </w:t>
-      </w:r>
-      <w:r>
-        <w:t xml:space="preserve">centre points requires one. For the duration of the study, retained pool samples will be held frozen, which allows an</w:t>
-      </w:r>
-      <w:r>
-        <w:t xml:space="preserve"> </w:t>
-      </w:r>
-      <w:r>
-        <w:t xml:space="preserve">invalidated assay result to be repeated without repeating the chromatography run.</w:t>
-      </w:r>
-    </w:p>
-    <w:bookmarkEnd w:id="27"/>
-    <w:bookmarkStart w:id="28" w:name="statistical-methods"/>
-    <w:p>
-      <w:pPr>
-        <w:pStyle w:val="Heading2"/>
-      </w:pPr>
-      <w:r>
-        <w:t xml:space="preserve">5.5 Statistical methods</w:t>
-      </w:r>
-    </w:p>
-    <w:p>
-      <w:pPr>
-        <w:pStyle w:val="FirstParagraph"/>
-      </w:pPr>
-      <w:r>
-        <w:t xml:space="preserve">All designs are generated and analysed under SOP-1002, with effects estimated on coded factor</w:t>
-      </w:r>
-      <w:r>
-        <w:t xml:space="preserve"> </w:t>
-      </w:r>
-      <w:r>
-        <w:t xml:space="preserve">levels, where −1 and +1 are the edges of the characterization range in</w:t>
-      </w:r>
-      <w:r>
-        <w:t xml:space="preserve"> </w:t>
-      </w:r>
-      <w:hyperlink w:anchor="tbl-params">
-        <w:r>
-          <w:rPr>
-            <w:rStyle w:val="Hyperlink"/>
-          </w:rPr>
-          <w:t xml:space="preserve">Table 7</w:t>
-        </w:r>
-      </w:hyperlink>
-      <w:r>
-        <w:t xml:space="preserve">. An effect is therefore the change in the response across the full range studied. Terms are judged significant at α = 0.05.</w:t>
-      </w:r>
-    </w:p>
-    <w:p>
-      <w:pPr>
-        <w:pStyle w:val="BodyText"/>
-      </w:pPr>
-      <w:r>
-        <w:t xml:space="preserve">The screening design is analysed with a model carrying the intercept, the 4 main</w:t>
-      </w:r>
-      <w:r>
-        <w:t xml:space="preserve"> </w:t>
-      </w:r>
-      <w:r>
-        <w:t xml:space="preserve">effects and the 6 two-factor interactions, which leaves 8</w:t>
-      </w:r>
-      <w:r>
-        <w:t xml:space="preserve"> </w:t>
-      </w:r>
-      <w:r>
-        <w:t xml:space="preserve">residual degrees of freedom from 19 runs and 11 model terms.</w:t>
-      </w:r>
-      <w:r>
-        <w:t xml:space="preserve"> </w:t>
-      </w:r>
-      <w:r>
-        <w:t xml:space="preserve">The response-surface design is analysed with the full quadratic model, which adds the</w:t>
-      </w:r>
-      <w:r>
-        <w:t xml:space="preserve"> </w:t>
-      </w:r>
-      <w:r>
-        <w:t xml:space="preserve">4 quadratic terms and leaves 13 residual degrees of freedom from</w:t>
-      </w:r>
-      <w:r>
-        <w:t xml:space="preserve"> </w:t>
-      </w:r>
-      <w:r>
-        <w:t xml:space="preserve">28 runs and 15 model terms.</w:t>
-      </w:r>
-    </w:p>
-    <w:p>
-      <w:pPr>
-        <w:pStyle w:val="BodyText"/>
-      </w:pPr>
-      <w:r>
-        <w:t xml:space="preserve">Both model fits therefore retain enough residual degrees of freedom for a lack of fit test</w:t>
-      </w:r>
-      <w:r>
-        <w:t xml:space="preserve"> </w:t>
-      </w:r>
-      <w:r>
-        <w:t xml:space="preserve">against pure error, which is estimated from the 3 centre-point replicates of</w:t>
-      </w:r>
-      <w:r>
-        <w:t xml:space="preserve"> </w:t>
-      </w:r>
-      <w:r>
-        <w:t xml:space="preserve">the screening design and the 4 replicates of the response-surface design.</w:t>
-      </w:r>
-      <w:r>
-        <w:t xml:space="preserve"> </w:t>
-      </w:r>
-      <w:r>
-        <w:t xml:space="preserve">Neither model sits near saturation, which matters because a saturated fit cannot be tested for</w:t>
-      </w:r>
-      <w:r>
-        <w:t xml:space="preserve"> </w:t>
-      </w:r>
-      <w:r>
-        <w:t xml:space="preserve">lack of fit at all.</w:t>
-      </w:r>
-    </w:p>
-    <w:p>
-      <w:pPr>
-        <w:pStyle w:val="BodyText"/>
-      </w:pPr>
-      <w:r>
-        <w:t xml:space="preserve">The parameters that carry an effect are identified from the screening analysis, while the</w:t>
-      </w:r>
-      <w:r>
-        <w:t xml:space="preserve"> </w:t>
-      </w:r>
-      <w:r>
-        <w:t xml:space="preserve">response-surface model is the predictive model of this study. Consequently the operating region in §7 and the proven acceptable ranges in §8 are derived from</w:t>
-      </w:r>
-      <w:r>
-        <w:t xml:space="preserve"> </w:t>
-      </w:r>
-      <w:r>
-        <w:t xml:space="preserve">the response-surface model alone. The screening model is never presented as predictive.</w:t>
-      </w:r>
-    </w:p>
-    <w:p>
-      <w:pPr>
-        <w:pStyle w:val="BodyText"/>
-      </w:pPr>
-      <w:r>
-        <w:t xml:space="preserve">Model adequacy is judged on the regression F test, the coefficient of determination with its</w:t>
-      </w:r>
-      <w:r>
-        <w:t xml:space="preserve"> </w:t>
-      </w:r>
-      <w:r>
-        <w:t xml:space="preserve">adjusted and predicted values, the lack of fit test against pure error and the residual</w:t>
-      </w:r>
-      <w:r>
-        <w:t xml:space="preserve"> </w:t>
-      </w:r>
-      <w:r>
-        <w:t xml:space="preserve">diagnostics, for each of which §7 states the threshold that will be applied. Within each design, the runs are executed in a randomized order, which is recorded with the data and is available to</w:t>
-      </w:r>
-      <w:r>
-        <w:t xml:space="preserve"> </w:t>
-      </w:r>
-      <w:r>
-        <w:t xml:space="preserve">the analysis as a blocking term where a trend appears.</w:t>
-      </w:r>
-    </w:p>
-    <w:bookmarkEnd w:id="28"/>
-    <w:bookmarkEnd w:id="29"/>
-    <w:bookmarkStart w:id="36" w:name="study-design"/>
-    <w:p>
-      <w:pPr>
-        <w:pStyle w:val="Heading1"/>
-      </w:pPr>
-      <w:r>
-        <w:t xml:space="preserve">6. Study design</w:t>
-      </w:r>
-    </w:p>
-    <w:bookmarkStart w:id="32" w:name="factors-ranges-and-study-type"/>
-    <w:p>
-      <w:pPr>
-        <w:pStyle w:val="Heading2"/>
-      </w:pPr>
-      <w:r>
-        <w:t xml:space="preserve">6.1 Factors, ranges and study type</w:t>
-      </w:r>
-    </w:p>
-    <w:p>
-      <w:pPr>
-        <w:pStyle w:val="FirstParagraph"/>
-      </w:pPr>
-      <w:r>
-        <w:t xml:space="preserve">The 5 parameters of the step are listed in</w:t>
-      </w:r>
-      <w:r>
-        <w:t xml:space="preserve"> </w:t>
-      </w:r>
-      <w:hyperlink w:anchor="tbl-params">
-        <w:r>
-          <w:rPr>
-            <w:rStyle w:val="Hyperlink"/>
-          </w:rPr>
-          <w:t xml:space="preserve">Table 7</w:t>
-        </w:r>
-      </w:hyperlink>
-      <w:r>
-        <w:t xml:space="preserve"> </w:t>
-      </w:r>
-      <w:r>
-        <w:t xml:space="preserve">with the set-point, the range to be</w:t>
-      </w:r>
-      <w:r>
-        <w:t xml:space="preserve"> </w:t>
-      </w:r>
-      <w:r>
-        <w:t xml:space="preserve">studied, the normal operating range and the study type.</w:t>
-      </w:r>
-      <w:r>
-        <w:t xml:space="preserve"> </w:t>
-      </w:r>
-      <w:hyperlink w:anchor="tbl-legend">
-        <w:r>
-          <w:rPr>
-            <w:rStyle w:val="Hyperlink"/>
-          </w:rPr>
-          <w:t xml:space="preserve">Table 8</w:t>
-        </w:r>
-      </w:hyperlink>
-      <w:r>
-        <w:t xml:space="preserve"> </w:t>
-      </w:r>
-      <w:r>
-        <w:t xml:space="preserve">gives the letter codes used</w:t>
-      </w:r>
-      <w:r>
-        <w:t xml:space="preserve"> </w:t>
-      </w:r>
-      <w:r>
-        <w:t xml:space="preserve">in the design matrices.</w:t>
-      </w:r>
-    </w:p>
-    <w:tbl>
-      <w:tblPr>
-        <w:tblStyle w:val="Table"/>
-        <w:tblW w:type="pct" w:w="5000"/>
-        <w:tblLayout w:type="fixed"/>
-        <w:tblLook w:firstRow="0" w:lastRow="0" w:firstColumn="0" w:lastColumn="0" w:noHBand="0" w:noVBand="0" w:val="0000"/>
-      </w:tblPr>
-      <w:tblGrid>
-        <w:gridCol w:w="7920"/>
-      </w:tblGrid>
-      <w:tr>
-        <w:tc>
-          <w:tcPr/>
-          <w:bookmarkStart w:id="30" w:name="tbl-params"/>
-          <w:p>
-            <w:pPr>
-              <w:jc w:val="center"/>
-            </w:pPr>
-            <w:pPr>
-              <w:jc w:val="left"/>
-              <w:spacing w:before="200"/>
-              <w:pStyle w:val="ImageCaption"/>
-            </w:pPr>
-            <w:r>
-              <w:t xml:space="preserve">Table 7: Parameters, set-points, characterization ranges and study type.</w:t>
+              <w:t xml:space="preserve">Table 6: Parameters of the cation exchange step, the range each will be studied over, the normal operating range and the assigned study type.</w:t>
             </w:r>
           </w:p>
           <w:tbl>
@@ -5090,7 +3686,7 @@
               </w:tc>
             </w:tr>
           </w:tbl>
-          <w:bookmarkEnd w:id="30"/>
+          <w:bookmarkEnd w:id="29"/>
           <w:p/>
         </w:tc>
       </w:tr>
@@ -5116,7 +3712,7 @@
       <w:tr>
         <w:tc>
           <w:tcPr/>
-          <w:bookmarkStart w:id="31" w:name="tbl-legend"/>
+          <w:bookmarkStart w:id="30" w:name="tbl-legend"/>
           <w:p>
             <w:pPr>
               <w:jc w:val="center"/>
@@ -5127,7 +3723,7 @@
               <w:pStyle w:val="ImageCaption"/>
             </w:pPr>
             <w:r>
-              <w:t xml:space="preserve">Table 8: Factor letter codes used in the planned design matrices.</w:t>
+              <w:t xml:space="preserve">Table 7: Coded factor legend for the screening and response-surface designs.</w:t>
             </w:r>
           </w:p>
           <w:tbl>
@@ -5416,7 +4012,7 @@
               </w:tc>
             </w:tr>
           </w:tbl>
-          <w:bookmarkEnd w:id="31"/>
+          <w:bookmarkEnd w:id="30"/>
           <w:p/>
         </w:tc>
       </w:tr>
@@ -5426,12 +4022,12 @@
         <w:pStyle w:val="BodyText"/>
       </w:pPr>
       <w:r>
-        <w:t xml:space="preserve">By design, each characterization range in</w:t>
+        <w:t xml:space="preserve">The 4 multivariate parameters enter both designs as the factors of</w:t>
       </w:r>
       <w:r>
         <w:t xml:space="preserve"> </w:t>
       </w:r>
-      <w:hyperlink w:anchor="tbl-params">
+      <w:hyperlink w:anchor="tbl-legend">
         <w:r>
           <w:rPr>
             <w:rStyle w:val="Hyperlink"/>
@@ -5440,372 +4036,90 @@
         </w:r>
       </w:hyperlink>
       <w:r>
+        <w:t xml:space="preserve">. The letter codes are used for the model terms in PCR-007 and for the design matrices in Appendix A and Appendix B.</w:t>
+      </w:r>
+    </w:p>
+    <w:bookmarkEnd w:id="31"/>
+    <w:bookmarkStart w:id="32" w:name="screening-design"/>
+    <w:p>
+      <w:pPr>
+        <w:pStyle w:val="Heading2"/>
+      </w:pPr>
+      <w:r>
+        <w:t xml:space="preserve">6.2 Screening design</w:t>
+      </w:r>
+    </w:p>
+    <w:p>
+      <w:pPr>
+        <w:pStyle w:val="FirstParagraph"/>
+      </w:pPr>
+      <w:r>
+        <w:t xml:space="preserve">The screening study is a two level full factorial in the 4 multivariate factors, augmented with 3 centre point runs, giving 19 runs in total. A full factorial was selected rather than a fraction, because the factor count is small and because protein load is expected to interact with each of the other three factors, through the peak broadening that rising ligand occupancy produces. A resolution IV fraction would alias those interactions with each other and would leave the analysis unable to say which of them is active. The design as planned estimates every main effect and every two factor interaction independently.</w:t>
+      </w:r>
+    </w:p>
+    <w:p>
+      <w:pPr>
+        <w:pStyle w:val="BodyText"/>
+      </w:pPr>
+      <w:r>
+        <w:t xml:space="preserve">Runs will be executed in a randomized order, with the centre point runs distributed through the campaign rather than grouped, so that drift in the model or in the feed material appears in the centre point spread rather than in a factor effect. The planned coded design is given in Appendix A. All runs will be performed on a single conditioned feed lot where the available material allows it. Where more than one lot is required, the lot will be recorded with the run and the centre point runs will be balanced across lots.</w:t>
+      </w:r>
+    </w:p>
+    <w:bookmarkEnd w:id="32"/>
+    <w:bookmarkStart w:id="33" w:name="response-surface-design"/>
+    <w:p>
+      <w:pPr>
+        <w:pStyle w:val="Heading2"/>
+      </w:pPr>
+      <w:r>
+        <w:t xml:space="preserve">6.3 Response-surface design</w:t>
+      </w:r>
+    </w:p>
+    <w:p>
+      <w:pPr>
+        <w:pStyle w:val="FirstParagraph"/>
+      </w:pPr>
+      <w:r>
+        <w:t xml:space="preserve">The response surface study is a face centred central composite design in the 4 factors of the screening study, with 16 factorial runs, 8 axial runs and 4 centre point runs, giving 28 runs in total. The axial runs are placed on the faces of the cube rather than beyond them, so that no run is executed outside the studied range of any factor. The studied ranges are already wider than the normal operating ranges, and a rotatable design would require settings outside them for which the step has no prior support.</w:t>
+      </w:r>
+    </w:p>
+    <w:p>
+      <w:pPr>
+        <w:pStyle w:val="BodyText"/>
+      </w:pPr>
+      <w:r>
+        <w:t xml:space="preserve">The response surface design adds the quadratic terms that the screening design cannot estimate. Curvature is expected on elution stop collect and on elution buffer pH. Both change where the pool is cut relative to the aggregate peak, and because that peak has a maximum, equal steps in the cut point add unequal amounts of aggregate to the pool. The planned coded design is given in Appendix B.</w:t>
+      </w:r>
+    </w:p>
+    <w:p>
+      <w:pPr>
+        <w:pStyle w:val="BodyText"/>
+      </w:pPr>
+      <w:r>
+        <w:t xml:space="preserve">The two designs are executed in sequence and are analysed separately. Should the screening analysis identify an active factor that is not carried into the response surface design, the design should be augmented before the operating region is declared, and the augmentation should be documented as a change to this plan under §13.</w:t>
+      </w:r>
+    </w:p>
+    <w:bookmarkEnd w:id="33"/>
+    <w:bookmarkStart w:id="34" w:name="univariate-assessment"/>
+    <w:p>
+      <w:pPr>
+        <w:pStyle w:val="Heading2"/>
+      </w:pPr>
+      <w:r>
+        <w:t xml:space="preserve">6.4 Univariate assessment</w:t>
+      </w:r>
+    </w:p>
+    <w:p>
+      <w:pPr>
+        <w:pStyle w:val="FirstParagraph"/>
+      </w:pPr>
+      <w:r>
+        <w:t xml:space="preserve">Elution flow rate will be assessed one factor at a time. Runs will be executed at the low edge, the set-point and the high edge of the range given in</w:t>
+      </w:r>
+      <w:r>
         <w:t xml:space="preserve"> </w:t>
       </w:r>
-      <w:r>
-        <w:t xml:space="preserve">extends beyond the normal operating range</w:t>
-      </w:r>
-      <w:r>
-        <w:t xml:space="preserve"> </w:t>
-      </w:r>
-      <w:r>
-        <w:t xml:space="preserve">on both sides. A range that stops at the normal operating edge cannot show where performance</w:t>
-      </w:r>
-      <w:r>
-        <w:t xml:space="preserve"> </w:t>
-      </w:r>
-      <w:r>
-        <w:t xml:space="preserve">breaks down, nor can it support a proven acceptable range wider than the one already in use.</w:t>
-      </w:r>
-    </w:p>
-    <w:p>
-      <w:pPr>
-        <w:pStyle w:val="BodyText"/>
-      </w:pPr>
-      <w:r>
-        <w:t xml:space="preserve">The range studied for protein load runs from 10–40 g/L resin against its normal operating range of 18–32, the widest expansion of the five, because the upper</w:t>
-      </w:r>
-      <w:r>
-        <w:t xml:space="preserve"> </w:t>
-      </w:r>
-      <w:r>
-        <w:t xml:space="preserve">edge covers both a campaign in which the capture pool arrives more concentrated than planned</w:t>
-      </w:r>
-      <w:r>
-        <w:t xml:space="preserve"> </w:t>
-      </w:r>
-      <w:r>
-        <w:t xml:space="preserve">and a later increase in column productivity. Load and wash conductivity is studied from</w:t>
-      </w:r>
-      <w:r>
-        <w:t xml:space="preserve"> </w:t>
-      </w:r>
-      <w:r>
-        <w:t xml:space="preserve">3–7 mS/cm against a normal operating range of</w:t>
-      </w:r>
-      <w:r>
-        <w:t xml:space="preserve"> </w:t>
-      </w:r>
-      <w:r>
-        <w:t xml:space="preserve">4–6, a range that covers buffer preparation tolerance and the</w:t>
-      </w:r>
-      <w:r>
-        <w:t xml:space="preserve"> </w:t>
-      </w:r>
-      <w:r>
-        <w:t xml:space="preserve">conductivity the neutralized inactivation pool can carry into the step.</w:t>
-      </w:r>
-    </w:p>
-    <w:p>
-      <w:pPr>
-        <w:pStyle w:val="BodyText"/>
-      </w:pPr>
-      <w:r>
-        <w:t xml:space="preserve">Elution buffer pH is studied from 5.8–6.2 against a normal operating range</w:t>
-      </w:r>
-      <w:r>
-        <w:t xml:space="preserve"> </w:t>
-      </w:r>
-      <w:r>
-        <w:t xml:space="preserve">of 5.85–6.15, which is the narrowest expansion of the five, since a</w:t>
-      </w:r>
-      <w:r>
-        <w:t xml:space="preserve"> </w:t>
-      </w:r>
-      <w:r>
-        <w:t xml:space="preserve">wider range would move the elution outside the platform window and would test a step the</w:t>
-      </w:r>
-      <w:r>
-        <w:t xml:space="preserve"> </w:t>
-      </w:r>
-      <w:r>
-        <w:t xml:space="preserve">process would never run. However, the narrow range also limits what the response-surface model</w:t>
-      </w:r>
-      <w:r>
-        <w:t xml:space="preserve"> </w:t>
-      </w:r>
-      <w:r>
-        <w:t xml:space="preserve">can say about pH, a limit recorded in §12.</w:t>
-      </w:r>
-    </w:p>
-    <w:p>
-      <w:pPr>
-        <w:pStyle w:val="BodyText"/>
-      </w:pPr>
-      <w:r>
-        <w:t xml:space="preserve">The range for elution stop collect runs from 0.5–1.5 OD on the descending side of the peak, against</w:t>
-      </w:r>
-      <w:r>
-        <w:t xml:space="preserve"> </w:t>
-      </w:r>
-      <w:r>
-        <w:t xml:space="preserve">a normal operating range of 0.7–1.3, where</w:t>
-      </w:r>
-      <w:r>
-        <w:t xml:space="preserve"> </w:t>
-      </w:r>
-      <w:r>
-        <w:t xml:space="preserve">the lower edge is a conservative collection that gives up yield for purity and the upper edge</w:t>
-      </w:r>
-      <w:r>
-        <w:t xml:space="preserve"> </w:t>
-      </w:r>
-      <w:r>
-        <w:t xml:space="preserve">collects into the aggregate boundary described in §4.1. For elution flow rate the range runs from 100–300 cm/hr against a normal operating range of 150–250,</w:t>
-      </w:r>
-      <w:r>
-        <w:t xml:space="preserve"> </w:t>
-      </w:r>
-      <w:r>
-        <w:t xml:space="preserve">with the upper edge bounded by the pressure the packed bed tolerates under SOP-2008.</w:t>
-      </w:r>
-    </w:p>
-    <w:bookmarkEnd w:id="32"/>
-    <w:bookmarkStart w:id="33" w:name="screening-design"/>
-    <w:p>
-      <w:pPr>
-        <w:pStyle w:val="Heading2"/>
-      </w:pPr>
-      <w:r>
-        <w:t xml:space="preserve">6.2 Screening design</w:t>
-      </w:r>
-    </w:p>
-    <w:p>
-      <w:pPr>
-        <w:pStyle w:val="FirstParagraph"/>
-      </w:pPr>
-      <w:r>
-        <w:t xml:space="preserve">The 4 multivariate parameters enter a two-level factorial design of</w:t>
-      </w:r>
-      <w:r>
-        <w:t xml:space="preserve"> </w:t>
-      </w:r>
-      <w:r>
-        <w:t xml:space="preserve">16 factorial runs and 3 centre-point replicates,</w:t>
-      </w:r>
-      <w:r>
-        <w:t xml:space="preserve"> </w:t>
-      </w:r>
-      <w:r>
-        <w:t xml:space="preserve">19 runs in total. The design is full in the four factors. Every main effect and every two-factor interaction is</w:t>
-      </w:r>
-      <w:r>
-        <w:t xml:space="preserve"> </w:t>
-      </w:r>
-      <w:r>
-        <w:t xml:space="preserve">therefore estimable without aliasing, as the interaction ranking in §4.3 requires. The planned design matrix is given in Appendix A, in coded factor levels.</w:t>
-      </w:r>
-      <w:r>
-        <w:t xml:space="preserve"> </w:t>
-      </w:r>
-      <w:r>
-        <w:t xml:space="preserve">The purpose of that design is to identify the parameters whose effect on the three</w:t>
-      </w:r>
-      <w:r>
-        <w:t xml:space="preserve"> </w:t>
-      </w:r>
-      <w:r>
-        <w:t xml:space="preserve">responses is largest, after which the parameters identified are carried into the</w:t>
-      </w:r>
-      <w:r>
-        <w:t xml:space="preserve"> </w:t>
-      </w:r>
-      <w:r>
-        <w:t xml:space="preserve">response-surface stage</w:t>
-      </w:r>
-      <w:r>
-        <w:t xml:space="preserve"> </w:t>
-      </w:r>
-      <w:r>
-        <w:t xml:space="preserve">(U.S. Food and Drug Administration 2011)</w:t>
-      </w:r>
-      <w:r>
-        <w:t xml:space="preserve">. A screening design of this size does not estimate curvature,</w:t>
-      </w:r>
-      <w:r>
-        <w:t xml:space="preserve"> </w:t>
-      </w:r>
-      <w:r>
-        <w:t xml:space="preserve">because every factorial point sits at an edge of the range. The centre-point replicates</w:t>
-      </w:r>
-      <w:r>
-        <w:t xml:space="preserve"> </w:t>
-      </w:r>
-      <w:r>
-        <w:t xml:space="preserve">indicate whether curvature is present, without locating it in any one factor.</w:t>
-      </w:r>
-    </w:p>
-    <w:p>
-      <w:pPr>
-        <w:pStyle w:val="BodyText"/>
-      </w:pPr>
-      <w:r>
-        <w:t xml:space="preserve">Although Appendix B is written on the assumption that all four multivariate parameters carry an</w:t>
-      </w:r>
-      <w:r>
-        <w:t xml:space="preserve"> </w:t>
-      </w:r>
-      <w:r>
-        <w:t xml:space="preserve">effect, the screening stage may identify fewer, in which case the matrix will be re-issued</w:t>
-      </w:r>
-      <w:r>
-        <w:t xml:space="preserve"> </w:t>
-      </w:r>
-      <w:r>
-        <w:t xml:space="preserve">before execution as an amendment to this plan.</w:t>
-      </w:r>
-    </w:p>
-    <w:bookmarkEnd w:id="33"/>
-    <w:bookmarkStart w:id="34" w:name="response-surface-design"/>
-    <w:p>
-      <w:pPr>
-        <w:pStyle w:val="Heading2"/>
-      </w:pPr>
-      <w:r>
-        <w:t xml:space="preserve">6.3 Response-surface design</w:t>
-      </w:r>
-    </w:p>
-    <w:p>
-      <w:pPr>
-        <w:pStyle w:val="FirstParagraph"/>
-      </w:pPr>
-      <w:r>
-        <w:t xml:space="preserve">The parameters carried forward from screening enter a face-centred central composite design of</w:t>
-      </w:r>
-      <w:r>
-        <w:t xml:space="preserve"> </w:t>
-      </w:r>
-      <w:r>
-        <w:t xml:space="preserve">16 factorial runs, 8 axial runs and 4</w:t>
-      </w:r>
-      <w:r>
-        <w:t xml:space="preserve"> </w:t>
-      </w:r>
-      <w:r>
-        <w:t xml:space="preserve">centre-point replicates, 28 runs in total. The axial points sit on the faces of the coded cube at ±1, which keeps every run inside the</w:t>
-      </w:r>
-      <w:r>
-        <w:t xml:space="preserve"> </w:t>
-      </w:r>
-      <w:r>
-        <w:t xml:space="preserve">ranges in</w:t>
-      </w:r>
-      <w:r>
-        <w:t xml:space="preserve"> </w:t>
-      </w:r>
       <w:hyperlink w:anchor="tbl-params">
-        <w:r>
-          <w:rPr>
-            <w:rStyle w:val="Hyperlink"/>
-          </w:rPr>
-          <w:t xml:space="preserve">Table 7</w:t>
-        </w:r>
-      </w:hyperlink>
-      <w:r>
-        <w:t xml:space="preserve">. The planned matrix in coded factor levels is given in Appendix B.</w:t>
-      </w:r>
-    </w:p>
-    <w:p>
-      <w:pPr>
-        <w:pStyle w:val="BodyText"/>
-      </w:pPr>
-      <w:r>
-        <w:t xml:space="preserve">At the response-surface stage, the fitted model carries the intercept, the 4 main effects, the 6</w:t>
-      </w:r>
-      <w:r>
-        <w:t xml:space="preserve"> </w:t>
-      </w:r>
-      <w:r>
-        <w:t xml:space="preserve">two-factor interactions and the 4 quadratic terms, with each quadratic term</w:t>
-      </w:r>
-      <w:r>
-        <w:t xml:space="preserve"> </w:t>
-      </w:r>
-      <w:r>
-        <w:t xml:space="preserve">estimated from three levels of the factor. Three levels estimate curvature less precisely than</w:t>
-      </w:r>
-      <w:r>
-        <w:t xml:space="preserve"> </w:t>
-      </w:r>
-      <w:r>
-        <w:t xml:space="preserve">a rotatable design would, which is a real cost of the choice. However, a rotatable design places the axial runs outside the coded cube, where they would fall</w:t>
-      </w:r>
-      <w:r>
-        <w:t xml:space="preserve"> </w:t>
-      </w:r>
-      <w:r>
-        <w:t xml:space="preserve">outside the characterization ranges this plan claims. The faced design was chosen for that</w:t>
-      </w:r>
-      <w:r>
-        <w:t xml:space="preserve"> </w:t>
-      </w:r>
-      <w:r>
-        <w:t xml:space="preserve">reason.</w:t>
-      </w:r>
-    </w:p>
-    <w:bookmarkEnd w:id="34"/>
-    <w:bookmarkStart w:id="35" w:name="univariate-assessment"/>
-    <w:p>
-      <w:pPr>
-        <w:pStyle w:val="Heading2"/>
-      </w:pPr>
-      <w:r>
-        <w:t xml:space="preserve">6.4 Univariate assessment</w:t>
-      </w:r>
-    </w:p>
-    <w:p>
-      <w:pPr>
-        <w:pStyle w:val="FirstParagraph"/>
-      </w:pPr>
-      <w:r>
-        <w:t xml:space="preserve">Elution flow rate is assessed one parameter at a time, at 3 levels: the low</w:t>
-      </w:r>
-      <w:r>
-        <w:t xml:space="preserve"> </w:t>
-      </w:r>
-      <w:r>
-        <w:t xml:space="preserve">edge of the characterization range, the set-point and the high edge (</w:t>
-      </w:r>
-      <w:hyperlink w:anchor="tbl-params">
-        <w:r>
-          <w:rPr>
-            <w:rStyle w:val="Hyperlink"/>
-          </w:rPr>
-          <w:t xml:space="preserve">Table 7</w:t>
-        </w:r>
-      </w:hyperlink>
-      <w:r>
-        <w:t xml:space="preserve">). While flow rate moves, the other four parameters are held at their set-points in</w:t>
-      </w:r>
-      <w:r>
-        <w:t xml:space="preserve"> </w:t>
-      </w:r>
-      <w:hyperlink w:anchor="tbl-params">
-        <w:r>
-          <w:rPr>
-            <w:rStyle w:val="Hyperlink"/>
-          </w:rPr>
-          <w:t xml:space="preserve">Table 7</w:t>
-        </w:r>
-      </w:hyperlink>
-      <w:r>
-        <w:t xml:space="preserve">. Each level is executed in duplicate, which gives 6 runs.</w:t>
-      </w:r>
-    </w:p>
-    <w:p>
-      <w:pPr>
-        <w:pStyle w:val="BodyText"/>
-      </w:pPr>
-      <w:r>
-        <w:t xml:space="preserve">The three levels bracket the normal operating range, with the same three responses measured as</w:t>
-      </w:r>
-      <w:r>
-        <w:t xml:space="preserve"> </w:t>
-      </w:r>
-      <w:r>
-        <w:t xml:space="preserve">in the multivariate designs and under the same methods (</w:t>
-      </w:r>
-      <w:hyperlink w:anchor="tbl-samp">
         <w:r>
           <w:rPr>
             <w:rStyle w:val="Hyperlink"/>
@@ -5814,7 +4128,7 @@
         </w:r>
       </w:hyperlink>
       <w:r>
-        <w:t xml:space="preserve">).</w:t>
+        <w:t xml:space="preserve">, with every other parameter held at its set-point, and the responses of §5.3 will be measured on each. The assessment will establish whether a longer residence time sharpens the elution peak enough to change the aggregate content or the yield of the pool over the studied range, and it will support the range within which flow rate is controlled in manufacture.</w:t>
       </w:r>
     </w:p>
     <w:p>
@@ -5822,108 +4136,64 @@
         <w:pStyle w:val="BodyText"/>
       </w:pPr>
       <w:r>
-        <w:t xml:space="preserve">A univariate design cannot determine an interaction between flow rate and the other parameters,</w:t>
+        <w:t xml:space="preserve">A univariate assessment cannot determine whether flow rate interacts with the other parameters. It is accepted on that basis here because flow rate changes the residence time of the antibody in the pores of the resin and with it the sharpness of the elution peak, and it changes neither the net charge on the antibody nor the ionic strength that sets how strongly the antibody is held, so an interaction with load, conductivity, elution pH or the collection window is not expected. Should the assessment show an effect on any response comparable in size with the effects estimated in the screening study, flow rate should be carried into a multivariate study before the operating region is declared.</w:t>
+      </w:r>
+    </w:p>
+    <w:bookmarkEnd w:id="34"/>
+    <w:bookmarkEnd w:id="35"/>
+    <w:bookmarkStart w:id="37" w:name="acceptance-and-decision-criteria"/>
+    <w:p>
+      <w:pPr>
+        <w:pStyle w:val="Heading1"/>
+      </w:pPr>
+      <w:r>
+        <w:t xml:space="preserve">7. Acceptance and decision criteria</w:t>
+      </w:r>
+    </w:p>
+    <w:p>
+      <w:pPr>
+        <w:pStyle w:val="FirstParagraph"/>
+      </w:pPr>
+      <w:r>
+        <w:t xml:space="preserve">This section states the criteria that will be applied, before any data exist. Four decisions will be made under this plan, and each has its own rule.</w:t>
+      </w:r>
+    </w:p>
+    <w:p>
+      <w:pPr>
+        <w:pStyle w:val="BodyText"/>
+      </w:pPr>
+      <w:r>
+        <w:t xml:space="preserve">The scale-down model is accepted where the qualification of §5.1 finds no statistically significant difference between the model and the commercial step on any of the compared attributes. A model that fails that comparison will not be used for characterization, and the difference should be investigated and resolved first.</w:t>
+      </w:r>
+    </w:p>
+    <w:p>
+      <w:pPr>
+        <w:pStyle w:val="BodyText"/>
+      </w:pPr>
+      <w:r>
+        <w:t xml:space="preserve">A model of a response is accepted as adequate where its overall F test is significant at p &lt; 0.05 and its lack of fit is not significant against pure error at the same level. A response whose model is not adequate will be reported as characterized by its data rather than by a model, and no design space and no proven acceptable range will be derived from it. Where lack of fit is significant, PCR-007 should state whether the cause is a missing term or an outlying run, and should establish that from the residuals rather than from the summary statistics alone.</w:t>
+      </w:r>
+    </w:p>
+    <w:p>
+      <w:pPr>
+        <w:pStyle w:val="BodyText"/>
+      </w:pPr>
+      <w:r>
+        <w:t xml:space="preserve">The quality criteria the pool is judged against are given in</w:t>
       </w:r>
       <w:r>
         <w:t xml:space="preserve"> </w:t>
       </w:r>
-      <w:r>
-        <w:t xml:space="preserve">where the effect of flow rate would depend on the level of the others. That design therefore supports a proven acceptable range for flow rate at the set-points of the</w:t>
-      </w:r>
-      <w:r>
-        <w:t xml:space="preserve"> </w:t>
-      </w:r>
-      <w:r>
-        <w:t xml:space="preserve">other four parameters only. The limit on that range is recorded in §12. Together with the two</w:t>
-      </w:r>
-      <w:r>
-        <w:t xml:space="preserve"> </w:t>
-      </w:r>
-      <w:r>
-        <w:t xml:space="preserve">multivariate designs, the univariate block brings the study to 53</w:t>
-      </w:r>
-      <w:r>
-        <w:t xml:space="preserve"> </w:t>
-      </w:r>
-      <w:r>
-        <w:t xml:space="preserve">characterization runs.</w:t>
-      </w:r>
-    </w:p>
-    <w:bookmarkEnd w:id="35"/>
-    <w:bookmarkEnd w:id="36"/>
-    <w:bookmarkStart w:id="38" w:name="acceptance-and-decision-criteria"/>
-    <w:p>
-      <w:pPr>
-        <w:pStyle w:val="Heading1"/>
-      </w:pPr>
-      <w:r>
-        <w:t xml:space="preserve">7. Acceptance and decision criteria</w:t>
-      </w:r>
-    </w:p>
-    <w:p>
-      <w:pPr>
-        <w:pStyle w:val="FirstParagraph"/>
-      </w:pPr>
-      <w:r>
-        <w:t xml:space="preserve">Two sets of criteria apply to this step in different places, since the drug-substance criteria</w:t>
-      </w:r>
-      <w:r>
-        <w:t xml:space="preserve"> </w:t>
-      </w:r>
-      <w:r>
-        <w:t xml:space="preserve">in</w:t>
-      </w:r>
-      <w:r>
-        <w:t xml:space="preserve"> </w:t>
-      </w:r>
-      <w:hyperlink w:anchor="tbl-cqa">
+      <w:hyperlink w:anchor="tbl-crit">
         <w:r>
           <w:rPr>
             <w:rStyle w:val="Hyperlink"/>
           </w:rPr>
-          <w:t xml:space="preserve">Table 4</w:t>
+          <w:t xml:space="preserve">Table 8</w:t>
         </w:r>
       </w:hyperlink>
       <w:r>
-        <w:t xml:space="preserve"> </w:t>
-      </w:r>
-      <w:r>
-        <w:t xml:space="preserve">apply to the final drug substance after every remaining step of the train, while</w:t>
-      </w:r>
-      <w:r>
-        <w:t xml:space="preserve"> </w:t>
-      </w:r>
-      <w:r>
-        <w:t xml:space="preserve">the criteria in</w:t>
-      </w:r>
-      <w:r>
-        <w:t xml:space="preserve"> </w:t>
-      </w:r>
-      <w:hyperlink w:anchor="tbl-acc">
-        <w:r>
-          <w:rPr>
-            <w:rStyle w:val="Hyperlink"/>
-          </w:rPr>
-          <w:t xml:space="preserve">Table 9</w:t>
-        </w:r>
-      </w:hyperlink>
-      <w:r>
-        <w:t xml:space="preserve"> </w:t>
-      </w:r>
-      <w:r>
-        <w:t xml:space="preserve">apply to the cation exchange pool itself. Every decision rule in this</w:t>
-      </w:r>
-      <w:r>
-        <w:t xml:space="preserve"> </w:t>
-      </w:r>
-      <w:r>
-        <w:t xml:space="preserve">plan is taken against the pool criteria, which are the criteria this step alone can be held</w:t>
-      </w:r>
-      <w:r>
-        <w:t xml:space="preserve"> </w:t>
-      </w:r>
-      <w:r>
-        <w:t xml:space="preserve">to.</w:t>
+        <w:t xml:space="preserve">.</w:t>
       </w:r>
     </w:p>
     <w:tbl>
@@ -5939,7 +4209,7 @@
       <w:tr>
         <w:tc>
           <w:tcPr/>
-          <w:bookmarkStart w:id="37" w:name="tbl-acc"/>
+          <w:bookmarkStart w:id="36" w:name="tbl-crit"/>
           <w:p>
             <w:pPr>
               <w:jc w:val="center"/>
@@ -5950,7 +4220,7 @@
               <w:pStyle w:val="ImageCaption"/>
             </w:pPr>
             <w:r>
-              <w:t xml:space="preserve">Table 9: Acceptance criteria applied to the cation exchange pool, with the drug-substance criteria for reference.</w:t>
+              <w:t xml:space="preserve">Table 8: Acceptance criteria applied to the responses of the study. The in-process criterion is the level the eluate pool of this step must meet.</w:t>
             </w:r>
           </w:p>
           <w:tbl>
@@ -5961,11 +4231,11 @@
               <w:tblLook w:firstRow="1" w:lastRow="0" w:firstColumn="0" w:lastColumn="0" w:noHBand="0" w:noVBand="0" w:val="0020"/>
             </w:tblPr>
             <w:tblGrid>
-              <w:gridCol w:w="1885"/>
-              <w:gridCol w:w="1131"/>
-              <w:gridCol w:w="2112"/>
-              <w:gridCol w:w="1357"/>
-              <w:gridCol w:w="1433"/>
+              <w:gridCol w:w="1309"/>
+              <w:gridCol w:w="1559"/>
+              <w:gridCol w:w="935"/>
+              <w:gridCol w:w="1746"/>
+              <w:gridCol w:w="2369"/>
             </w:tblGrid>
             <w:tr>
               <w:trPr>
@@ -5980,7 +4250,20 @@
                     <w:jc w:val="center"/>
                   </w:pPr>
                   <w:r>
-                    <w:t xml:space="preserve">Attribute</w:t>
+                    <w:t xml:space="preserve">Response</w:t>
+                  </w:r>
+                </w:p>
+              </w:tc>
+              <w:tc>
+                <w:tcPr/>
+                <w:p>
+                  <w:pPr>
+                    <w:pStyle w:val="Compact"/>
+                    <w:jc w:val="left"/>
+                    <w:jc w:val="center"/>
+                  </w:pPr>
+                  <w:r>
+                    <w:t xml:space="preserve">Quality attribute</w:t>
                   </w:r>
                 </w:p>
               </w:tc>
@@ -6019,20 +4302,7 @@
                     <w:jc w:val="center"/>
                   </w:pPr>
                   <w:r>
-                    <w:t xml:space="preserve">Pool criterion</w:t>
-                  </w:r>
-                </w:p>
-              </w:tc>
-              <w:tc>
-                <w:tcPr/>
-                <w:p>
-                  <w:pPr>
-                    <w:pStyle w:val="Compact"/>
-                    <w:jc w:val="left"/>
-                    <w:jc w:val="center"/>
-                  </w:pPr>
-                  <w:r>
-                    <w:t xml:space="preserve">Basis</w:t>
+                    <w:t xml:space="preserve">In-process criterion for this step</w:t>
                   </w:r>
                 </w:p>
               </w:tc>
@@ -6047,6 +4317,19 @@
                     <w:jc w:val="center"/>
                   </w:pPr>
                   <w:r>
+                    <w:t xml:space="preserve">Aggregates (HMW, %)</w:t>
+                  </w:r>
+                </w:p>
+              </w:tc>
+              <w:tc>
+                <w:tcPr/>
+                <w:p>
+                  <w:pPr>
+                    <w:pStyle w:val="Compact"/>
+                    <w:jc w:val="left"/>
+                    <w:jc w:val="center"/>
+                  </w:pPr>
+                  <w:r>
                     <w:t xml:space="preserve">Aggregates (HMW)</w:t>
                   </w:r>
                 </w:p>
@@ -6073,33 +4356,20 @@
                     <w:jc w:val="center"/>
                   </w:pPr>
                   <w:r>
-                    <w:t xml:space="preserve">0–5 % HMW (SEC)</w:t>
-                  </w:r>
-                </w:p>
-              </w:tc>
-              <w:tc>
-                <w:tcPr/>
-                <w:p>
-                  <w:pPr>
-                    <w:pStyle w:val="Compact"/>
-                    <w:jc w:val="left"/>
-                    <w:jc w:val="center"/>
-                  </w:pPr>
-                  <w:r>
-                    <w:t xml:space="preserve">≤ 1</w:t>
-                  </w:r>
-                </w:p>
-              </w:tc>
-              <w:tc>
-                <w:tcPr/>
-                <w:p>
-                  <w:pPr>
-                    <w:pStyle w:val="Compact"/>
-                    <w:jc w:val="left"/>
-                    <w:jc w:val="center"/>
-                  </w:pPr>
-                  <w:r>
-                    <w:t xml:space="preserve">in-process</w:t>
+                    <w:t xml:space="preserve">≤ 5 % HMW (SEC)</w:t>
+                  </w:r>
+                </w:p>
+              </w:tc>
+              <w:tc>
+                <w:tcPr/>
+                <w:p>
+                  <w:pPr>
+                    <w:pStyle w:val="Compact"/>
+                    <w:jc w:val="left"/>
+                    <w:jc w:val="center"/>
+                  </w:pPr>
+                  <w:r>
+                    <w:t xml:space="preserve">≤ 1 % HMW (SEC)</w:t>
                   </w:r>
                 </w:p>
               </w:tc>
@@ -6114,6 +4384,19 @@
                     <w:jc w:val="center"/>
                   </w:pPr>
                   <w:r>
+                    <w:t xml:space="preserve">Pool HCP (ng/mg)</w:t>
+                  </w:r>
+                </w:p>
+              </w:tc>
+              <w:tc>
+                <w:tcPr/>
+                <w:p>
+                  <w:pPr>
+                    <w:pStyle w:val="Compact"/>
+                    <w:jc w:val="left"/>
+                    <w:jc w:val="center"/>
+                  </w:pPr>
+                  <w:r>
                     <w:t xml:space="preserve">Host Cell Protein (HCP)</w:t>
                   </w:r>
                 </w:p>
@@ -6140,173 +4423,26 @@
                     <w:jc w:val="center"/>
                   </w:pPr>
                   <w:r>
-                    <w:t xml:space="preserve">0–100 ng/mg</w:t>
-                  </w:r>
-                </w:p>
-              </w:tc>
-              <w:tc>
-                <w:tcPr/>
-                <w:p>
-                  <w:pPr>
-                    <w:pStyle w:val="Compact"/>
-                    <w:jc w:val="left"/>
-                    <w:jc w:val="center"/>
-                  </w:pPr>
-                  <w:r>
-                    <w:t xml:space="preserve">≤ 193</w:t>
-                  </w:r>
-                </w:p>
-              </w:tc>
-              <w:tc>
-                <w:tcPr/>
-                <w:p>
-                  <w:pPr>
-                    <w:pStyle w:val="Compact"/>
-                    <w:jc w:val="left"/>
-                    <w:jc w:val="center"/>
-                  </w:pPr>
-                  <w:r>
-                    <w:t xml:space="preserve">in-process</w:t>
-                  </w:r>
-                </w:p>
-              </w:tc>
-            </w:tr>
-            <w:tr>
-              <w:tc>
-                <w:tcPr/>
-                <w:p>
-                  <w:pPr>
-                    <w:pStyle w:val="Compact"/>
-                    <w:jc w:val="left"/>
-                    <w:jc w:val="center"/>
-                  </w:pPr>
-                  <w:r>
-                    <w:t xml:space="preserve">Residual DNA</w:t>
-                  </w:r>
-                </w:p>
-              </w:tc>
-              <w:tc>
-                <w:tcPr/>
-                <w:p>
-                  <w:pPr>
-                    <w:pStyle w:val="Compact"/>
-                    <w:jc w:val="left"/>
-                    <w:jc w:val="center"/>
-                  </w:pPr>
-                  <w:r>
-                    <w:t xml:space="preserve">VL</w:t>
-                  </w:r>
-                </w:p>
-              </w:tc>
-              <w:tc>
-                <w:tcPr/>
-                <w:p>
-                  <w:pPr>
-                    <w:pStyle w:val="Compact"/>
-                    <w:jc w:val="left"/>
-                    <w:jc w:val="center"/>
-                  </w:pPr>
-                  <w:r>
-                    <w:t xml:space="preserve">0–0.001 ng/dose</w:t>
-                  </w:r>
-                </w:p>
-              </w:tc>
-              <w:tc>
-                <w:tcPr/>
-                <w:p>
-                  <w:pPr>
-                    <w:pStyle w:val="Compact"/>
-                    <w:jc w:val="left"/>
-                    <w:jc w:val="center"/>
-                  </w:pPr>
-                  <w:r>
-                    <w:t xml:space="preserve">—</w:t>
-                  </w:r>
-                </w:p>
-              </w:tc>
-              <w:tc>
-                <w:tcPr/>
-                <w:p>
-                  <w:pPr>
-                    <w:pStyle w:val="Compact"/>
-                    <w:jc w:val="left"/>
-                    <w:jc w:val="center"/>
-                  </w:pPr>
-                  <w:r>
-                    <w:t xml:space="preserve">confirmation only</w:t>
-                  </w:r>
-                </w:p>
-              </w:tc>
-            </w:tr>
-            <w:tr>
-              <w:tc>
-                <w:tcPr/>
-                <w:p>
-                  <w:pPr>
-                    <w:pStyle w:val="Compact"/>
-                    <w:jc w:val="left"/>
-                    <w:jc w:val="center"/>
-                  </w:pPr>
-                  <w:r>
-                    <w:t xml:space="preserve">Leached Protein A</w:t>
-                  </w:r>
-                </w:p>
-              </w:tc>
-              <w:tc>
-                <w:tcPr/>
-                <w:p>
-                  <w:pPr>
-                    <w:pStyle w:val="Compact"/>
-                    <w:jc w:val="left"/>
-                    <w:jc w:val="center"/>
-                  </w:pPr>
-                  <w:r>
-                    <w:t xml:space="preserve">L-M</w:t>
-                  </w:r>
-                </w:p>
-              </w:tc>
-              <w:tc>
-                <w:tcPr/>
-                <w:p>
-                  <w:pPr>
-                    <w:pStyle w:val="Compact"/>
-                    <w:jc w:val="left"/>
-                    <w:jc w:val="center"/>
-                  </w:pPr>
-                  <w:r>
-                    <w:t xml:space="preserve">0–5 ppm</w:t>
-                  </w:r>
-                </w:p>
-              </w:tc>
-              <w:tc>
-                <w:tcPr/>
-                <w:p>
-                  <w:pPr>
-                    <w:pStyle w:val="Compact"/>
-                    <w:jc w:val="left"/>
-                    <w:jc w:val="center"/>
-                  </w:pPr>
-                  <w:r>
-                    <w:t xml:space="preserve">—</w:t>
-                  </w:r>
-                </w:p>
-              </w:tc>
-              <w:tc>
-                <w:tcPr/>
-                <w:p>
-                  <w:pPr>
-                    <w:pStyle w:val="Compact"/>
-                    <w:jc w:val="left"/>
-                    <w:jc w:val="center"/>
-                  </w:pPr>
-                  <w:r>
-                    <w:t xml:space="preserve">confirmation only</w:t>
+                    <w:t xml:space="preserve">≤ 100 ng/mg</w:t>
+                  </w:r>
+                </w:p>
+              </w:tc>
+              <w:tc>
+                <w:tcPr/>
+                <w:p>
+                  <w:pPr>
+                    <w:pStyle w:val="Compact"/>
+                    <w:jc w:val="left"/>
+                    <w:jc w:val="center"/>
+                  </w:pPr>
+                  <w:r>
+                    <w:t xml:space="preserve">≤ 193 ng/mg</w:t>
                   </w:r>
                 </w:p>
               </w:tc>
             </w:tr>
           </w:tbl>
-          <w:bookmarkEnd w:id="37"/>
+          <w:bookmarkEnd w:id="36"/>
           <w:p/>
         </w:tc>
       </w:tr>
@@ -6316,82 +4452,181 @@
         <w:pStyle w:val="BodyText"/>
       </w:pPr>
       <w:r>
-        <w:t xml:space="preserve">The pool is an intermediate and cannot be judged against a drug-substance criterion where later</w:t>
+        <w:t xml:space="preserve">The drug substance criterion is the level the batch must meet at release. The in-process criterion is the level the eluate pool of this step must meet. For aggregate the in-process criterion is the tighter of the two, because no step downstream of cation exchange dissociates high molecular weight species, so the aggregate that leaves this step reaches the drug substance as aggregate. For host cell protein the in-process criterion is the wider of the two, because the anion exchange step binds host cell protein while the antibody passes through and removes a further part of it before formulation. Each in-process criterion was calculated back from the drug substance criterion through the clearance the downstream steps deliver when the process is operated at its set-points, and each was then divided by a safety factor, 5 for aggregate and 3.2 for host cell protein. The safety factor keeps the pool inside the drug substance criterion where a downstream step delivers less clearance than it delivers at its set-point.</w:t>
+      </w:r>
+    </w:p>
+    <w:p>
+      <w:pPr>
+        <w:pStyle w:val="BodyText"/>
+      </w:pPr>
+      <w:r>
+        <w:t xml:space="preserve">The operating region will be declared where the fitted models predict that both attributes in</w:t>
       </w:r>
       <w:r>
         <w:t xml:space="preserve"> </w:t>
       </w:r>
-      <w:r>
-        <w:t xml:space="preserve">steps still reduce the attribute, as anion exchange does for host cell protein after this step (PCP-008).</w:t>
-      </w:r>
+      <w:hyperlink w:anchor="tbl-crit">
+        <w:r>
+          <w:rPr>
+            <w:rStyle w:val="Hyperlink"/>
+          </w:rPr>
+          <w:t xml:space="preserve">Table 8</w:t>
+        </w:r>
+      </w:hyperlink>
       <w:r>
         <w:t xml:space="preserve"> </w:t>
       </w:r>
       <w:r>
-        <w:t xml:space="preserve">The pool criterion for host cell protein is therefore the drug-substance criterion of 100 ng/mg</w:t>
+        <w:t xml:space="preserve">meet their in-process criteria, evaluated over the studied ranges of the 4 multivariate factors. The declared region will lie inside the ranges studied, and the normal operating ranges will lie inside the declared region. PCR-007 will state the margin between the two and will identify the attribute and the parameter that bound the region most tightly. Where the models predict that a criterion is met across the whole studied range of a parameter, that will be reported as the finding, and the range will not be narrowed to manufacture a margin the data do not require.</w:t>
+      </w:r>
+    </w:p>
+    <w:p>
+      <w:pPr>
+        <w:pStyle w:val="BodyText"/>
+      </w:pPr>
+      <w:r>
+        <w:t xml:space="preserve">Step yield has no quality criterion and does not bound the operating region. It will be reported as a process performance attribute across the region, and a setting that meets every quality criterion at a cost in yield will be described as such rather than excluded.</w:t>
+      </w:r>
+    </w:p>
+    <w:p>
+      <w:pPr>
+        <w:pStyle w:val="BodyText"/>
+      </w:pPr>
+      <w:r>
+        <w:t xml:space="preserve">A parameter will be classified under SOP-4001 from two things together, the size of the effect the study demonstrates on a quality attribute and the risk that the parameter moves outside the declared region in manufacture</w:t>
       </w:r>
       <w:r>
         <w:t xml:space="preserve"> </w:t>
       </w:r>
       <w:r>
-        <w:t xml:space="preserve">carried back through the clearance credited to anion exchange, divided by an assurance margin of</w:t>
+        <w:t xml:space="preserve">(CMC Biotech Working Group 2009)</w:t>
+      </w:r>
+      <w:r>
+        <w:t xml:space="preserve">. A parameter linked to a quality attribute and held comfortably inside the region by the commercial control system is a well-controlled critical process parameter. A parameter linked to a quality attribute whose control is narrow relative to the region is a critical process parameter. A parameter that changes yield or another performance attribute without changing a quality attribute is a key process parameter. A parameter that changes neither over the range studied is a general process parameter. The classifications themselves are outcomes and are reported in PCR-007.</w:t>
+      </w:r>
+    </w:p>
+    <w:bookmarkEnd w:id="37"/>
+    <w:bookmarkStart w:id="38" w:name="X6e399b04be57e9d5f909b4238f9408193405dfd"/>
+    <w:p>
+      <w:pPr>
+        <w:pStyle w:val="Heading1"/>
+      </w:pPr>
+      <w:r>
+        <w:t xml:space="preserve">8. Proven acceptable ranges (planned analysis)</w:t>
+      </w:r>
+    </w:p>
+    <w:p>
+      <w:pPr>
+        <w:pStyle w:val="FirstParagraph"/>
+      </w:pPr>
+      <w:r>
+        <w:t xml:space="preserve">A proven acceptable range will be determined for each parameter of the multivariate design against the aggregate and the host cell protein content of the pool. The criterion applied is the in-process criterion for that attribute in</w:t>
       </w:r>
       <w:r>
         <w:t xml:space="preserve"> </w:t>
       </w:r>
-      <w:r>
-        <w:t xml:space="preserve">3.2. The resulting pool criterion is 193 ng/mg. That criterion works as an in-process control instead</w:t>
+      <w:hyperlink w:anchor="tbl-crit">
+        <w:r>
+          <w:rPr>
+            <w:rStyle w:val="Hyperlink"/>
+          </w:rPr>
+          <w:t xml:space="preserve">Table 8</w:t>
+        </w:r>
+      </w:hyperlink>
+      <w:r>
+        <w:t xml:space="preserve">, so a proven acceptable range in this study is the range of a parameter over which the fitted model predicts that the eluate pool meets the level the step must hand on.</w:t>
+      </w:r>
+    </w:p>
+    <w:p>
+      <w:pPr>
+        <w:pStyle w:val="BodyText"/>
+      </w:pPr>
+      <w:r>
+        <w:t xml:space="preserve">Two analyses will be run for every pair of parameter and attribute, and both will be reported. The first evaluates the response surface model across the studied range of the parameter with the other three factors held at the centre of the design, which for every parameter of this step is its set-point (</w:t>
+      </w:r>
+      <w:hyperlink w:anchor="tbl-params">
+        <w:r>
+          <w:rPr>
+            <w:rStyle w:val="Hyperlink"/>
+          </w:rPr>
+          <w:t xml:space="preserve">Table 6</w:t>
+        </w:r>
+      </w:hyperlink>
+      <w:r>
+        <w:t xml:space="preserve">). It answers what one parameter can do while the rest of the step is at target. The second propagates the normal operating ranges of the other three factors. At each of 81 settings across the studied range of the parameter, 2,000 draws will be taken with the other factors distributed within their normal operating ranges, the model will be evaluated at every draw, and a setting will be accepted only where the predicted values meet the criterion across those draws. The second analysis is the one that bounds routine operation. It will in general return the narrower of the two ranges, because a setting that is acceptable with the rest of the step at target need not be acceptable when the rest of the step sits anywhere inside its normal operating ranges.</w:t>
+      </w:r>
+    </w:p>
+    <w:p>
+      <w:pPr>
+        <w:pStyle w:val="BodyText"/>
+      </w:pPr>
+      <w:r>
+        <w:t xml:space="preserve">The reported proven acceptable range is the contiguous interval containing the set-point over which the criterion is met. Where the acceptable settings are not contiguous, the contiguous part containing the set-point will be reported and PCR-007 will state that this has been done. Where the criterion is met across the whole studied range, the proven acceptable range is the studied range, and the claim is bounded by that range and no wider.</w:t>
+      </w:r>
+    </w:p>
+    <w:p>
+      <w:pPr>
+        <w:pStyle w:val="BodyText"/>
+      </w:pPr>
+      <w:r>
+        <w:t xml:space="preserve">Each of the two attributes will be reported with a plot of the predicted response against the parameter carrying the largest main effect on it, with the acceptable region shaded, the set-point marked and the normal operating range marked. The Monte Carlo component uses the fixed seed 20240724, so a repeat of the analysis on the recorded data returns the same ranges.</w:t>
+      </w:r>
+    </w:p>
+    <w:p>
+      <w:pPr>
+        <w:pStyle w:val="BodyText"/>
+      </w:pPr>
+      <w:r>
+        <w:t xml:space="preserve">A proven acceptable range is a statement about one parameter while the others are held at defined settings. The operating region is a statement about the 4 factors together, and a combination of settings that are each inside their proven acceptable range may still fall outside the region where an interaction is active. Both will be reported, and the control strategy will be built on the region.</w:t>
+      </w:r>
+    </w:p>
+    <w:bookmarkEnd w:id="38"/>
+    <w:bookmarkStart w:id="39" w:name="data-management-and-integrity"/>
+    <w:p>
+      <w:pPr>
+        <w:pStyle w:val="Heading1"/>
+      </w:pPr>
+      <w:r>
+        <w:t xml:space="preserve">9. Data management and integrity</w:t>
+      </w:r>
+    </w:p>
+    <w:p>
+      <w:pPr>
+        <w:pStyle w:val="FirstParagraph"/>
+      </w:pPr>
+      <w:r>
+        <w:t xml:space="preserve">Data generated under this plan will be recorded and retained under the ALCOA+ principles, so that every result is attributable, legible, contemporaneous, original and accurate, and so that the record is complete, consistent, enduring and available. Run conditions and observations will be recorded in the electronic laboratory notebook at the time of execution. Chromatograms and their integration will be retained in the chromatography data system under audit trail. Analytical results will be transferred from the validated instrument systems into the study dataset without manual transcription wherever the systems support it, and any manual entry will be verified by a second person.</w:t>
+      </w:r>
+    </w:p>
+    <w:p>
+      <w:pPr>
+        <w:pStyle w:val="BodyText"/>
+      </w:pPr>
+      <w:r>
+        <w:t xml:space="preserve">The analysis dataset, the analysis scripts and the fitted models will be retained with the report, so that every number in PCR-007 can be traced to the run that produced it. A recorded value may be changed after review only under the correction procedure, with the original value, the reason and the author retained. Deviations from this plan will be recorded as they occur and will be reported in PCR-007 with their investigation, their root cause and their impact on the conclusions, whether or not a conclusion changes as a result.</w:t>
+      </w:r>
+    </w:p>
+    <w:bookmarkEnd w:id="39"/>
+    <w:bookmarkStart w:id="41" w:name="roles-and-responsibilities"/>
+    <w:p>
+      <w:pPr>
+        <w:pStyle w:val="Heading1"/>
+      </w:pPr>
+      <w:r>
+        <w:t xml:space="preserve">10. Roles and responsibilities</w:t>
+      </w:r>
+    </w:p>
+    <w:p>
+      <w:pPr>
+        <w:pStyle w:val="FirstParagraph"/>
+      </w:pPr>
+      <w:r>
+        <w:t xml:space="preserve">Process Development and MSAT own this plan. They design the studies, execute the runs on the scale-down model, analyse the data and author PCR-007. The other functions in</w:t>
       </w:r>
       <w:r>
         <w:t xml:space="preserve"> </w:t>
       </w:r>
-      <w:r>
-        <w:t xml:space="preserve">of a break-even point, because the margin holds it above the value at which the drug substance</w:t>
-      </w:r>
-      <w:r>
-        <w:t xml:space="preserve"> </w:t>
-      </w:r>
-      <w:r>
-        <w:t xml:space="preserve">would depend on every later step delivering nominal clearance exactly.</w:t>
-      </w:r>
-    </w:p>
-    <w:p>
-      <w:pPr>
-        <w:pStyle w:val="BodyText"/>
-      </w:pPr>
-      <w:r>
-        <w:t xml:space="preserve">The aggregate criterion is derived differently, because no later step of the train reduces the</w:t>
-      </w:r>
-      <w:r>
-        <w:t xml:space="preserve"> </w:t>
-      </w:r>
-      <w:r>
-        <w:t xml:space="preserve">level once the pool has been collected. The back calculation for aggregate therefore carries the drug-substance criterion of 5 % HMW through</w:t>
-      </w:r>
-      <w:r>
-        <w:t xml:space="preserve"> </w:t>
-      </w:r>
-      <w:r>
-        <w:t xml:space="preserve">unchanged, which leaves the assurance margin of 5 to account for the whole of the difference.</w:t>
-      </w:r>
-      <w:r>
-        <w:t xml:space="preserve"> </w:t>
-      </w:r>
-      <w:r>
-        <w:t xml:space="preserve">That calculation gives a pool criterion of 1 % HMW.</w:t>
-      </w:r>
-    </w:p>
-    <w:p>
-      <w:pPr>
-        <w:pStyle w:val="BodyText"/>
-      </w:pPr>
-      <w:r>
-        <w:t xml:space="preserve">Residual DNA and leached Protein A carry no pool criterion in</w:t>
-      </w:r>
-      <w:r>
-        <w:t xml:space="preserve"> </w:t>
-      </w:r>
-      <w:hyperlink w:anchor="tbl-acc">
+      <w:hyperlink w:anchor="tbl-roles">
         <w:r>
           <w:rPr>
             <w:rStyle w:val="Hyperlink"/>
@@ -6403,627 +4638,7 @@
         <w:t xml:space="preserve"> </w:t>
       </w:r>
       <w:r>
-        <w:t xml:space="preserve">and enter no decision</w:t>
-      </w:r>
-      <w:r>
-        <w:t xml:space="preserve"> </w:t>
-      </w:r>
-      <w:r>
-        <w:t xml:space="preserve">rule of this plan, being measured against the drug-substance criteria as a confirmation of</w:t>
-      </w:r>
-      <w:r>
-        <w:t xml:space="preserve"> </w:t>
-      </w:r>
-      <w:r>
-        <w:t xml:space="preserve">platform clearance (§5.4).</w:t>
-      </w:r>
-    </w:p>
-    <w:p>
-      <w:pPr>
-        <w:pStyle w:val="BodyText"/>
-      </w:pPr>
-      <w:r>
-        <w:t xml:space="preserve">A response-surface model will be accepted as predictive for a response only where four</w:t>
-      </w:r>
-      <w:r>
-        <w:t xml:space="preserve"> </w:t>
-      </w:r>
-      <w:r>
-        <w:t xml:space="preserve">conditions hold together. The regression of the model is significant at α = 0.05, the lack of fit test</w:t>
-      </w:r>
-      <w:r>
-        <w:t xml:space="preserve"> </w:t>
-      </w:r>
-      <w:r>
-        <w:t xml:space="preserve">against pure error is not significant at α = 0.05, the predicted coefficient of determination</w:t>
-      </w:r>
-      <w:r>
-        <w:t xml:space="preserve"> </w:t>
-      </w:r>
-      <w:r>
-        <w:t xml:space="preserve">stays close to the adjusted value by the numerical rule in SOP-1002, with the residual</w:t>
-      </w:r>
-      <w:r>
-        <w:t xml:space="preserve"> </w:t>
-      </w:r>
-      <w:r>
-        <w:t xml:space="preserve">diagnostics showing no pattern against predicted value or against run order.</w:t>
-      </w:r>
-    </w:p>
-    <w:p>
-      <w:pPr>
-        <w:pStyle w:val="BodyText"/>
-      </w:pPr>
-      <w:r>
-        <w:t xml:space="preserve">Where a model fails any of the four conditions, the response will be reported without a design</w:t>
-      </w:r>
-      <w:r>
-        <w:t xml:space="preserve"> </w:t>
-      </w:r>
-      <w:r>
-        <w:t xml:space="preserve">space claim. The parameters that govern that response will then be held at their normal operating ranges in</w:t>
-      </w:r>
-      <w:r>
-        <w:t xml:space="preserve"> </w:t>
-      </w:r>
-      <w:hyperlink w:anchor="tbl-params">
-        <w:r>
-          <w:rPr>
-            <w:rStyle w:val="Hyperlink"/>
-          </w:rPr>
-          <w:t xml:space="preserve">Table 7</w:t>
-        </w:r>
-      </w:hyperlink>
-      <w:r>
-        <w:t xml:space="preserve">. That response and the reason for the failure will be reported in PCR-007.</w:t>
-      </w:r>
-    </w:p>
-    <w:p>
-      <w:pPr>
-        <w:pStyle w:val="BodyText"/>
-      </w:pPr>
-      <w:r>
-        <w:t xml:space="preserve">The operating region will be declared as the part of the characterized space in which the mean</w:t>
-      </w:r>
-      <w:r>
-        <w:t xml:space="preserve"> </w:t>
-      </w:r>
-      <w:r>
-        <w:t xml:space="preserve">prediction of every accepted model meets the pool criterion in</w:t>
-      </w:r>
-      <w:r>
-        <w:t xml:space="preserve"> </w:t>
-      </w:r>
-      <w:hyperlink w:anchor="tbl-acc">
-        <w:r>
-          <w:rPr>
-            <w:rStyle w:val="Hyperlink"/>
-          </w:rPr>
-          <w:t xml:space="preserve">Table 9</w:t>
-        </w:r>
-      </w:hyperlink>
-      <w:r>
-        <w:t xml:space="preserve">, bounded by the ranges</w:t>
-      </w:r>
-      <w:r>
-        <w:t xml:space="preserve"> </w:t>
-      </w:r>
-      <w:r>
-        <w:t xml:space="preserve">in</w:t>
-      </w:r>
-      <w:r>
-        <w:t xml:space="preserve"> </w:t>
-      </w:r>
-      <w:hyperlink w:anchor="tbl-params">
-        <w:r>
-          <w:rPr>
-            <w:rStyle w:val="Hyperlink"/>
-          </w:rPr>
-          <w:t xml:space="preserve">Table 7</w:t>
-        </w:r>
-      </w:hyperlink>
-      <w:r>
-        <w:t xml:space="preserve"> </w:t>
-      </w:r>
-      <w:r>
-        <w:t xml:space="preserve">and by the scale-down assumptions in §5.1. A mean level model gives roughly even</w:t>
-      </w:r>
-      <w:r>
-        <w:t xml:space="preserve"> </w:t>
-      </w:r>
-      <w:r>
-        <w:t xml:space="preserve">odds of meeting a criterion at the edge of the region, where the variability is symmetric about</w:t>
-      </w:r>
-      <w:r>
-        <w:t xml:space="preserve"> </w:t>
-      </w:r>
-      <w:r>
-        <w:t xml:space="preserve">the mean</w:t>
-      </w:r>
-      <w:r>
-        <w:t xml:space="preserve"> </w:t>
-      </w:r>
-      <w:r>
-        <w:t xml:space="preserve">(CMC Biotech Working Group 2009)</w:t>
-      </w:r>
-      <w:r>
-        <w:t xml:space="preserve">. For this reason the normal operating ranges in</w:t>
-      </w:r>
-      <w:r>
-        <w:t xml:space="preserve"> </w:t>
-      </w:r>
-      <w:hyperlink w:anchor="tbl-params">
-        <w:r>
-          <w:rPr>
-            <w:rStyle w:val="Hyperlink"/>
-          </w:rPr>
-          <w:t xml:space="preserve">Table 7</w:t>
-        </w:r>
-      </w:hyperlink>
-      <w:r>
-        <w:t xml:space="preserve"> </w:t>
-      </w:r>
-      <w:r>
-        <w:t xml:space="preserve">must lie inside the declared region. The</w:t>
-      </w:r>
-      <w:r>
-        <w:t xml:space="preserve"> </w:t>
-      </w:r>
-      <w:r>
-        <w:t xml:space="preserve">same ranges are re-examined in §8 by an analysis that propagates the variation through the</w:t>
-      </w:r>
-      <w:r>
-        <w:t xml:space="preserve"> </w:t>
-      </w:r>
-      <w:r>
-        <w:t xml:space="preserve">model.</w:t>
-      </w:r>
-    </w:p>
-    <w:p>
-      <w:pPr>
-        <w:pStyle w:val="BodyText"/>
-      </w:pPr>
-      <w:r>
-        <w:t xml:space="preserve">Once the analysis is complete, each parameter will be classified under SOP-4001 on the evidence</w:t>
-      </w:r>
-      <w:r>
-        <w:t xml:space="preserve"> </w:t>
-      </w:r>
-      <w:r>
-        <w:t xml:space="preserve">the study produces. A parameter whose variation across the characterization range moves a governed</w:t>
-      </w:r>
-      <w:r>
-        <w:t xml:space="preserve"> </w:t>
-      </w:r>
-      <w:r>
-        <w:t xml:space="preserve">attribute towards the pool criterion will be classified as quality linked. A parameter with no resolvable effect on any governed attribute will be classified as a general</w:t>
-      </w:r>
-      <w:r>
-        <w:t xml:space="preserve"> </w:t>
-      </w:r>
-      <w:r>
-        <w:t xml:space="preserve">process parameter and will be retained in the knowledge space as evidence of robustness. Each parameter classification will be reported in PCR-007 with the</w:t>
-      </w:r>
-      <w:r>
-        <w:t xml:space="preserve"> </w:t>
-      </w:r>
-      <w:r>
-        <w:t xml:space="preserve">reason for it.</w:t>
-      </w:r>
-    </w:p>
-    <w:p>
-      <w:pPr>
-        <w:pStyle w:val="BodyText"/>
-      </w:pPr>
-      <w:r>
-        <w:t xml:space="preserve">The study passes where three conditions hold at the end of execution: the scale-down model is</w:t>
-      </w:r>
-      <w:r>
-        <w:t xml:space="preserve"> </w:t>
-      </w:r>
-      <w:r>
-        <w:t xml:space="preserve">qualified under §5.1, every response either has an accepted model or has a stated reason for</w:t>
-      </w:r>
-      <w:r>
-        <w:t xml:space="preserve"> </w:t>
-      </w:r>
-      <w:r>
-        <w:t xml:space="preserve">the absence of one, with the declared operating region containing the normal operating ranges</w:t>
-      </w:r>
-      <w:r>
-        <w:t xml:space="preserve"> </w:t>
-      </w:r>
-      <w:r>
-        <w:t xml:space="preserve">of all 5 parameters. A failure of any of the three is itself a study outcome</w:t>
-      </w:r>
-      <w:r>
-        <w:t xml:space="preserve"> </w:t>
-      </w:r>
-      <w:r>
-        <w:t xml:space="preserve">and will be reported as such in PCR-007, together with the ranges the data do support.</w:t>
-      </w:r>
-    </w:p>
-    <w:bookmarkEnd w:id="38"/>
-    <w:bookmarkStart w:id="39" w:name="X6e399b04be57e9d5f909b4238f9408193405dfd"/>
-    <w:p>
-      <w:pPr>
-        <w:pStyle w:val="Heading1"/>
-      </w:pPr>
-      <w:r>
-        <w:t xml:space="preserve">8. Proven acceptable ranges (planned analysis)</w:t>
-      </w:r>
-    </w:p>
-    <w:p>
-      <w:pPr>
-        <w:pStyle w:val="FirstParagraph"/>
-      </w:pPr>
-      <w:r>
-        <w:t xml:space="preserve">A proven acceptable range is the range of one parameter over which a governed attribute stays</w:t>
-      </w:r>
-      <w:r>
-        <w:t xml:space="preserve"> </w:t>
-      </w:r>
-      <w:r>
-        <w:t xml:space="preserve">within acceptance, with the other parameters at stated settings</w:t>
-      </w:r>
-      <w:r>
-        <w:t xml:space="preserve"> </w:t>
-      </w:r>
-      <w:r>
-        <w:t xml:space="preserve">(International Council for Harmonisation 2009)</w:t>
-      </w:r>
-      <w:r>
-        <w:t xml:space="preserve">. That range will be determined for each of the 2 governed attributes against each of the 4</w:t>
-      </w:r>
-      <w:r>
-        <w:t xml:space="preserve"> </w:t>
-      </w:r>
-      <w:r>
-        <w:t xml:space="preserve">response-surface parameters, which gives 8 combinations. Each combination is judged against</w:t>
-      </w:r>
-      <w:r>
-        <w:t xml:space="preserve"> </w:t>
-      </w:r>
-      <w:r>
-        <w:t xml:space="preserve">the pool criterion in</w:t>
-      </w:r>
-      <w:r>
-        <w:t xml:space="preserve"> </w:t>
-      </w:r>
-      <w:hyperlink w:anchor="tbl-acc">
-        <w:r>
-          <w:rPr>
-            <w:rStyle w:val="Hyperlink"/>
-          </w:rPr>
-          <w:t xml:space="preserve">Table 9</w:t>
-        </w:r>
-      </w:hyperlink>
-      <w:r>
-        <w:t xml:space="preserve">.</w:t>
-      </w:r>
-    </w:p>
-    <w:p>
-      <w:pPr>
-        <w:pStyle w:val="BodyText"/>
-      </w:pPr>
-      <w:r>
-        <w:t xml:space="preserve">Each combination is covered by two analyses. The first analysis holds the other parameters at</w:t>
-      </w:r>
-      <w:r>
-        <w:t xml:space="preserve"> </w:t>
-      </w:r>
-      <w:r>
-        <w:t xml:space="preserve">their set-points and evaluates the fitted response-surface model across the characterization range of</w:t>
-      </w:r>
-      <w:r>
-        <w:t xml:space="preserve"> </w:t>
-      </w:r>
-      <w:r>
-        <w:t xml:space="preserve">the parameter of interest, on a grid of 201 points. The second analysis varies the other parameters within their normal operating ranges in</w:t>
-      </w:r>
-      <w:r>
-        <w:t xml:space="preserve"> </w:t>
-      </w:r>
-      <w:hyperlink w:anchor="tbl-params">
-        <w:r>
-          <w:rPr>
-            <w:rStyle w:val="Hyperlink"/>
-          </w:rPr>
-          <w:t xml:space="preserve">Table 7</w:t>
-        </w:r>
-      </w:hyperlink>
-      <w:r>
-        <w:t xml:space="preserve"> </w:t>
-      </w:r>
-      <w:r>
-        <w:t xml:space="preserve">and propagates that variation</w:t>
-      </w:r>
-      <w:r>
-        <w:t xml:space="preserve"> </w:t>
-      </w:r>
-      <w:r>
-        <w:t xml:space="preserve">through the same model by Monte-Carlo, on a grid of 81 points.</w:t>
-      </w:r>
-    </w:p>
-    <w:p>
-      <w:pPr>
-        <w:pStyle w:val="BodyText"/>
-      </w:pPr>
-      <w:r>
-        <w:t xml:space="preserve">Each Monte-Carlo grid point draws 2,000 values, in which settings for the</w:t>
-      </w:r>
-      <w:r>
-        <w:t xml:space="preserve"> </w:t>
-      </w:r>
-      <w:r>
-        <w:t xml:space="preserve">other parameters are taken from a normal distribution centred on the set-point, with the normal</w:t>
-      </w:r>
-      <w:r>
-        <w:t xml:space="preserve"> </w:t>
-      </w:r>
-      <w:r>
-        <w:t xml:space="preserve">operating range spanning six standard deviations and each draw clipped to the characterization</w:t>
-      </w:r>
-      <w:r>
-        <w:t xml:space="preserve"> </w:t>
-      </w:r>
-      <w:r>
-        <w:t xml:space="preserve">range. A residual term with the standard deviation of the fitted model is then added to each draw. Each draw therefore carries model error as well as parameter variation. The decision rule</w:t>
-      </w:r>
-      <w:r>
-        <w:t xml:space="preserve"> </w:t>
-      </w:r>
-      <w:r>
-        <w:t xml:space="preserve">differs between the two analyses. Under the first, the parameter range</w:t>
-      </w:r>
-      <w:r>
-        <w:t xml:space="preserve"> </w:t>
-      </w:r>
-      <w:r>
-        <w:t xml:space="preserve">qualifies where the mean prediction meets the pool criterion, while under the second the range</w:t>
-      </w:r>
-      <w:r>
-        <w:t xml:space="preserve"> </w:t>
-      </w:r>
-      <w:r>
-        <w:t xml:space="preserve">qualifies where the 95 % predictive interval meets the same criterion. The second rule is a</w:t>
-      </w:r>
-      <w:r>
-        <w:t xml:space="preserve"> </w:t>
-      </w:r>
-      <w:r>
-        <w:t xml:space="preserve">robustness rule and returns the narrower of the two ranges.</w:t>
-      </w:r>
-    </w:p>
-    <w:p>
-      <w:pPr>
-        <w:pStyle w:val="BodyText"/>
-      </w:pPr>
-      <w:r>
-        <w:t xml:space="preserve">The reported range is the contiguous interval around the set-point over which the rule holds.</w:t>
-      </w:r>
-      <w:r>
-        <w:t xml:space="preserve"> </w:t>
-      </w:r>
-      <w:r>
-        <w:t xml:space="preserve">Where the set-point itself fails the rule, no proven acceptable range is reported for that</w:t>
-      </w:r>
-      <w:r>
-        <w:t xml:space="preserve"> </w:t>
-      </w:r>
-      <w:r>
-        <w:t xml:space="preserve">combination. PCR-007 will state that outcome plainly.</w:t>
-      </w:r>
-    </w:p>
-    <w:p>
-      <w:pPr>
-        <w:pStyle w:val="BodyText"/>
-      </w:pPr>
-      <w:r>
-        <w:t xml:space="preserve">The set-point of each of the 4 response-surface parameters lies at the midpoint of</w:t>
-      </w:r>
-      <w:r>
-        <w:t xml:space="preserve"> </w:t>
-      </w:r>
-      <w:r>
-        <w:t xml:space="preserve">the characterization range in</w:t>
-      </w:r>
-      <w:r>
-        <w:t xml:space="preserve"> </w:t>
-      </w:r>
-      <w:hyperlink w:anchor="tbl-params">
-        <w:r>
-          <w:rPr>
-            <w:rStyle w:val="Hyperlink"/>
-          </w:rPr>
-          <w:t xml:space="preserve">Table 7</w:t>
-        </w:r>
-      </w:hyperlink>
-      <w:r>
-        <w:t xml:space="preserve">, which means the first analysis evaluates the model</w:t>
-      </w:r>
-      <w:r>
-        <w:t xml:space="preserve"> </w:t>
-      </w:r>
-      <w:r>
-        <w:t xml:space="preserve">at the centre of the coded design as well as at the set-points.</w:t>
-      </w:r>
-    </w:p>
-    <w:p>
-      <w:pPr>
-        <w:pStyle w:val="BodyText"/>
-      </w:pPr>
-      <w:r>
-        <w:t xml:space="preserve">Each parameter will be reported against the attribute as a plot, with the acceptable region</w:t>
-      </w:r>
-      <w:r>
-        <w:t xml:space="preserve"> </w:t>
-      </w:r>
-      <w:r>
-        <w:t xml:space="preserve">shaded green and with the set-point and the normal operating range marked. One such plot will be</w:t>
-      </w:r>
-      <w:r>
-        <w:t xml:space="preserve"> </w:t>
-      </w:r>
-      <w:r>
-        <w:t xml:space="preserve">carried in PCR-007 for each governed attribute, against the parameter with the largest main</w:t>
-      </w:r>
-      <w:r>
-        <w:t xml:space="preserve"> </w:t>
-      </w:r>
-      <w:r>
-        <w:t xml:space="preserve">effect on that attribute. The remaining combinations will be reported in tabulated form.</w:t>
-      </w:r>
-    </w:p>
-    <w:p>
-      <w:pPr>
-        <w:pStyle w:val="BodyText"/>
-      </w:pPr>
-      <w:r>
-        <w:t xml:space="preserve">The analysis rests entirely on the fitted response-surface model, which bounds every range it</w:t>
-      </w:r>
-      <w:r>
-        <w:t xml:space="preserve"> </w:t>
-      </w:r>
-      <w:r>
-        <w:t xml:space="preserve">returns. Therefore no proven acceptable range will extend beyond the characterization range in</w:t>
-      </w:r>
-      <w:r>
-        <w:t xml:space="preserve"> </w:t>
-      </w:r>
-      <w:hyperlink w:anchor="tbl-params">
-        <w:r>
-          <w:rPr>
-            <w:rStyle w:val="Hyperlink"/>
-          </w:rPr>
-          <w:t xml:space="preserve">Table 7</w:t>
-        </w:r>
-      </w:hyperlink>
-      <w:r>
-        <w:t xml:space="preserve">, nor beyond the scale-down assumptions of §5.1 and the model assumptions of §7.</w:t>
-      </w:r>
-    </w:p>
-    <w:bookmarkEnd w:id="39"/>
-    <w:bookmarkStart w:id="40" w:name="data-management-and-integrity"/>
-    <w:p>
-      <w:pPr>
-        <w:pStyle w:val="Heading1"/>
-      </w:pPr>
-      <w:r>
-        <w:t xml:space="preserve">9. Data management and integrity</w:t>
-      </w:r>
-    </w:p>
-    <w:p>
-      <w:pPr>
-        <w:pStyle w:val="FirstParagraph"/>
-      </w:pPr>
-      <w:r>
-        <w:t xml:space="preserve">Throughout the study, data are recorded and retained under the Novacyte data integrity</w:t>
-      </w:r>
-      <w:r>
-        <w:t xml:space="preserve"> </w:t>
-      </w:r>
-      <w:r>
-        <w:t xml:space="preserve">procedures, with raw chromatograms, run records and assay results captured in the validated systems that</w:t>
-      </w:r>
-      <w:r>
-        <w:t xml:space="preserve"> </w:t>
-      </w:r>
-      <w:r>
-        <w:t xml:space="preserve">own them and with audit trails enabled. Records follow ALCOA+, which requires each record to be</w:t>
-      </w:r>
-      <w:r>
-        <w:t xml:space="preserve"> </w:t>
-      </w:r>
-      <w:r>
-        <w:t xml:space="preserve">attributable, legible, contemporaneous, original and accurate, as well as complete, consistent,</w:t>
-      </w:r>
-      <w:r>
-        <w:t xml:space="preserve"> </w:t>
-      </w:r>
-      <w:r>
-        <w:t xml:space="preserve">enduring and available.</w:t>
-      </w:r>
-    </w:p>
-    <w:p>
-      <w:pPr>
-        <w:pStyle w:val="BodyText"/>
-      </w:pPr>
-      <w:r>
-        <w:t xml:space="preserve">Before analysis, every design matrix, every executed run order and every dataset is reviewed by</w:t>
-      </w:r>
-      <w:r>
-        <w:t xml:space="preserve"> </w:t>
-      </w:r>
-      <w:r>
-        <w:t xml:space="preserve">a second person. The analysis itself is reviewed by Statistics under SOP-1002.</w:t>
-      </w:r>
-    </w:p>
-    <w:p>
-      <w:pPr>
-        <w:pStyle w:val="BodyText"/>
-      </w:pPr>
-      <w:r>
-        <w:t xml:space="preserve">During execution, deviations from this plan are recorded as they occur and are assessed for</w:t>
-      </w:r>
-      <w:r>
-        <w:t xml:space="preserve"> </w:t>
-      </w:r>
-      <w:r>
-        <w:t xml:space="preserve">impact on the affected design, with PCR-007 stating the disposition of each one. A run excluded from an</w:t>
-      </w:r>
-      <w:r>
-        <w:t xml:space="preserve"> </w:t>
-      </w:r>
-      <w:r>
-        <w:t xml:space="preserve">analysis will be reported with the reason for exclusion, which must be established before the</w:t>
-      </w:r>
-      <w:r>
-        <w:t xml:space="preserve"> </w:t>
-      </w:r>
-      <w:r>
-        <w:t xml:space="preserve">analysis has been seen.</w:t>
-      </w:r>
-    </w:p>
-    <w:bookmarkEnd w:id="40"/>
-    <w:bookmarkStart w:id="42" w:name="roles-and-responsibilities"/>
-    <w:p>
-      <w:pPr>
-        <w:pStyle w:val="Heading1"/>
-      </w:pPr>
-      <w:r>
-        <w:t xml:space="preserve">10. Roles and responsibilities</w:t>
-      </w:r>
-    </w:p>
-    <w:p>
-      <w:pPr>
-        <w:pStyle w:val="FirstParagraph"/>
-      </w:pPr>
-      <w:r>
-        <w:t xml:space="preserve">The functions listed in</w:t>
-      </w:r>
-      <w:r>
-        <w:t xml:space="preserve"> </w:t>
-      </w:r>
-      <w:hyperlink w:anchor="tbl-roles">
-        <w:r>
-          <w:rPr>
-            <w:rStyle w:val="Hyperlink"/>
-          </w:rPr>
-          <w:t xml:space="preserve">Table 10</w:t>
-        </w:r>
-      </w:hyperlink>
-      <w:r>
-        <w:t xml:space="preserve"> </w:t>
-      </w:r>
-      <w:r>
-        <w:t xml:space="preserve">execute this plan, with Process Development owning the plan,</w:t>
-      </w:r>
-      <w:r>
-        <w:t xml:space="preserve"> </w:t>
-      </w:r>
-      <w:r>
-        <w:t xml:space="preserve">the execution and the report.</w:t>
+        <w:t xml:space="preserve">review and approve within their own competence, and no function approves its own work.</w:t>
       </w:r>
     </w:p>
     <w:tbl>
@@ -7039,7 +4654,7 @@
       <w:tr>
         <w:tc>
           <w:tcPr/>
-          <w:bookmarkStart w:id="41" w:name="tbl-roles"/>
+          <w:bookmarkStart w:id="40" w:name="tbl-roles"/>
           <w:p>
             <w:pPr>
               <w:jc w:val="center"/>
@@ -7050,7 +4665,7 @@
               <w:pStyle w:val="ImageCaption"/>
             </w:pPr>
             <w:r>
-              <w:t xml:space="preserve">Table 10: Functions and responsibilities for the execution of this plan.</w:t>
+              <w:t xml:space="preserve">Table 9: Functions and their responsibilities under this plan.</w:t>
             </w:r>
           </w:p>
           <w:tbl>
@@ -7061,8 +4676,8 @@
               <w:tblLook w:firstRow="1" w:lastRow="0" w:firstColumn="0" w:lastColumn="0" w:noHBand="0" w:noVBand="0" w:val="0020"/>
             </w:tblPr>
             <w:tblGrid>
-              <w:gridCol w:w="2286"/>
-              <w:gridCol w:w="5633"/>
+              <w:gridCol w:w="2534"/>
+              <w:gridCol w:w="5385"/>
             </w:tblGrid>
             <w:tr>
               <w:trPr>
@@ -7118,7 +4733,7 @@
                     <w:jc w:val="center"/>
                   </w:pPr>
                   <w:r>
-                    <w:t xml:space="preserve">Owns this plan, executes the runs, writes PCR-007</w:t>
+                    <w:t xml:space="preserve">Owns the plan, designs and executes the studies, analyses the data, authors PCR-007</w:t>
                   </w:r>
                 </w:p>
               </w:tc>
@@ -7133,20 +4748,20 @@
                     <w:jc w:val="center"/>
                   </w:pPr>
                   <w:r>
-                    <w:t xml:space="preserve">Statistics</w:t>
-                  </w:r>
-                </w:p>
-              </w:tc>
-              <w:tc>
-                <w:tcPr/>
-                <w:p>
-                  <w:pPr>
-                    <w:pStyle w:val="Compact"/>
-                    <w:jc w:val="left"/>
-                    <w:jc w:val="center"/>
-                  </w:pPr>
-                  <w:r>
-                    <w:t xml:space="preserve">Generates the designs, performs the analysis, judges model adequacy</w:t>
+                    <w:t xml:space="preserve">Analytical Development</w:t>
+                  </w:r>
+                </w:p>
+              </w:tc>
+              <w:tc>
+                <w:tcPr/>
+                <w:p>
+                  <w:pPr>
+                    <w:pStyle w:val="Compact"/>
+                    <w:jc w:val="left"/>
+                    <w:jc w:val="center"/>
+                  </w:pPr>
+                  <w:r>
+                    <w:t xml:space="preserve">Runs the validated methods, releases results, advises on assay variability</w:t>
                   </w:r>
                 </w:p>
               </w:tc>
@@ -7161,20 +4776,20 @@
                     <w:jc w:val="center"/>
                   </w:pPr>
                   <w:r>
-                    <w:t xml:space="preserve">Analytical Development</w:t>
-                  </w:r>
-                </w:p>
-              </w:tc>
-              <w:tc>
-                <w:tcPr/>
-                <w:p>
-                  <w:pPr>
-                    <w:pStyle w:val="Compact"/>
-                    <w:jc w:val="left"/>
-                    <w:jc w:val="center"/>
-                  </w:pPr>
-                  <w:r>
-                    <w:t xml:space="preserve">Runs the validated methods, reports assay performance</w:t>
+                    <w:t xml:space="preserve">Manufacturing Science (receiving site)</w:t>
+                  </w:r>
+                </w:p>
+              </w:tc>
+              <w:tc>
+                <w:tcPr/>
+                <w:p>
+                  <w:pPr>
+                    <w:pStyle w:val="Compact"/>
+                    <w:jc w:val="left"/>
+                    <w:jc w:val="center"/>
+                  </w:pPr>
+                  <w:r>
+                    <w:t xml:space="preserve">Confirms that the proposed ranges are ranges the commercial equipment can hold</w:t>
                   </w:r>
                 </w:p>
               </w:tc>
@@ -7189,20 +4804,20 @@
                     <w:jc w:val="center"/>
                   </w:pPr>
                   <w:r>
-                    <w:t xml:space="preserve">Manufacturing Science</w:t>
-                  </w:r>
-                </w:p>
-              </w:tc>
-              <w:tc>
-                <w:tcPr/>
-                <w:p>
-                  <w:pPr>
-                    <w:pStyle w:val="Compact"/>
-                    <w:jc w:val="left"/>
-                    <w:jc w:val="center"/>
-                  </w:pPr>
-                  <w:r>
-                    <w:t xml:space="preserve">Supplies commercial-scale data for the scale-down comparison</w:t>
+                    <w:t xml:space="preserve">Statistics</w:t>
+                  </w:r>
+                </w:p>
+              </w:tc>
+              <w:tc>
+                <w:tcPr/>
+                <w:p>
+                  <w:pPr>
+                    <w:pStyle w:val="Compact"/>
+                    <w:jc w:val="left"/>
+                    <w:jc w:val="center"/>
+                  </w:pPr>
+                  <w:r>
+                    <w:t xml:space="preserve">Reviews the designs before execution and the fitted models after it</w:t>
                   </w:r>
                 </w:p>
               </w:tc>
@@ -7230,13 +4845,13 @@
                     <w:jc w:val="center"/>
                   </w:pPr>
                   <w:r>
-                    <w:t xml:space="preserve">Approves this plan, oversees deviations, approves PCR-007</w:t>
+                    <w:t xml:space="preserve">Approves the plan and the report, reviews deviations raised under the plan</w:t>
                   </w:r>
                 </w:p>
               </w:tc>
             </w:tr>
           </w:tbl>
-          <w:bookmarkEnd w:id="41"/>
+          <w:bookmarkEnd w:id="40"/>
           <w:p/>
         </w:tc>
       </w:tr>
@@ -7246,29 +4861,126 @@
         <w:pStyle w:val="BodyText"/>
       </w:pPr>
       <w:r>
-        <w:t xml:space="preserve">Quality Assurance approves this plan before execution begins and approves PCR-007 on completion.</w:t>
+        <w:t xml:space="preserve">A role may be held by more than one person, and one person may hold more than one role, provided that the person who reviews an analysis is not the person who performed it. The names of the individuals holding each role at execution are recorded in the study file rather than in this plan, so that a change of personnel does not require a revision of the plan.</w:t>
+      </w:r>
+    </w:p>
+    <w:bookmarkEnd w:id="41"/>
+    <w:bookmarkStart w:id="42" w:name="deliverables-and-schedule"/>
+    <w:p>
+      <w:pPr>
+        <w:pStyle w:val="Heading1"/>
+      </w:pPr>
+      <w:r>
+        <w:t xml:space="preserve">11. Deliverables and schedule</w:t>
+      </w:r>
+    </w:p>
+    <w:p>
+      <w:pPr>
+        <w:pStyle w:val="FirstParagraph"/>
+      </w:pPr>
+      <w:r>
+        <w:t xml:space="preserve">The deliverable of this plan is PCR-007. It will report the execution of every study described here, the models fitted to the data, the operating region, the proven acceptable ranges, the capability estimate and the classification of each parameter. It will also carry the design matrices as executed, including any run that was repeated, and every deviation recorded during the campaign. PCR-007 rolls up into PCMR-001, which consolidates the characterization of the whole train.</w:t>
+      </w:r>
+    </w:p>
+    <w:p>
+      <w:pPr>
+        <w:pStyle w:val="BodyText"/>
+      </w:pPr>
+      <w:r>
+        <w:t xml:space="preserve">The work runs in five phases. The scale-down model is qualified first, and no characterization run is executed until the model has been accepted. The screening study follows, and its analysis identifies the factors and interactions that change each response. The response surface study follows the screening analysis. The univariate assessment of elution flow rate may run in parallel with either designed study, since it shares no material or equipment constraint with them. Analysis, the proven acceptable range determination and the capability estimate are performed on the complete dataset, and the report is authored last.</w:t>
+      </w:r>
+    </w:p>
+    <w:p>
+      <w:pPr>
+        <w:pStyle w:val="BodyText"/>
+      </w:pPr>
+      <w:r>
+        <w:t xml:space="preserve">No calendar dates are committed here. The schedule is held in PTP-001, which sequences this study against the other characterization studies of the campaign and against the Stage 2 activities that depend on them.</w:t>
+      </w:r>
+    </w:p>
+    <w:bookmarkEnd w:id="42"/>
+    <w:bookmarkStart w:id="43" w:name="risks-and-assumptions"/>
+    <w:p>
+      <w:pPr>
+        <w:pStyle w:val="Heading1"/>
+      </w:pPr>
+      <w:r>
+        <w:t xml:space="preserve">12. Risks and assumptions</w:t>
+      </w:r>
+    </w:p>
+    <w:p>
+      <w:pPr>
+        <w:pStyle w:val="FirstParagraph"/>
+      </w:pPr>
+      <w:r>
+        <w:t xml:space="preserve">Four risks to the study are recognized, and each carries a response.</w:t>
+      </w:r>
+    </w:p>
+    <w:p>
+      <w:pPr>
+        <w:pStyle w:val="BodyText"/>
+      </w:pPr>
+      <w:r>
+        <w:t xml:space="preserve">The scale-down model may fail to represent the commercial column in a respect the qualification does not test. The qualification of §5.1 compares the attributes that enter and leave the step. It does not compare the flow distribution inside the two columns, which plate count and peak asymmetry bound only indirectly. Should a difference in packing quality or flow distribution be identified later, the affected conclusions would have to be revisited at scale.</w:t>
+      </w:r>
+    </w:p>
+    <w:p>
+      <w:pPr>
+        <w:pStyle w:val="BodyText"/>
+      </w:pPr>
+      <w:r>
+        <w:t xml:space="preserve">The feed material may not be representative. The load for these studies is the neutralized pool of the low pH viral inactivation step, and its aggregate and host cell protein content set the starting point of every clearance the study measures. Load attributes will be measured on every run and reported with the results, so that a clearance can be distinguished from a low starting level. Where a lot proves out of trend on any load attribute, the runs performed on it should be identified in PCR-007 and their influence on the fitted models assessed.</w:t>
+      </w:r>
+    </w:p>
+    <w:p>
+      <w:pPr>
+        <w:pStyle w:val="BodyText"/>
+      </w:pPr>
+      <w:r>
+        <w:t xml:space="preserve">The resin may behave differently at a different point in its life cycle. All characterization runs will be performed on resin within the cycle count qualified under SOP-2008, and the conclusions of this study are bounded by that cycle count. Performance at the end of the qualified life is established by the life cycle study and not here.</w:t>
+      </w:r>
+    </w:p>
+    <w:p>
+      <w:pPr>
+        <w:pStyle w:val="BodyText"/>
+      </w:pPr>
+      <w:r>
+        <w:t xml:space="preserve">Assay variability may obscure a small effect. The centre point replicates give the reproducibility of each response under study conditions, and an effect smaller than that spread will not be claimed.</w:t>
+      </w:r>
+    </w:p>
+    <w:p>
+      <w:pPr>
+        <w:pStyle w:val="BodyText"/>
+      </w:pPr>
+      <w:r>
+        <w:t xml:space="preserve">Three assumptions are made. The first is that the platform mechanisms apply to A-Mab at this step, which the model qualification and the centre point performance will confirm rather than assume. The second is that the parameters in</w:t>
       </w:r>
       <w:r>
         <w:t xml:space="preserve"> </w:t>
       </w:r>
-      <w:r>
-        <w:t xml:space="preserve">Statistics is independent of execution, which keeps the analysis separate from the group that</w:t>
-      </w:r>
+      <w:hyperlink w:anchor="tbl-params">
+        <w:r>
+          <w:rPr>
+            <w:rStyle w:val="Hyperlink"/>
+          </w:rPr>
+          <w:t xml:space="preserve">Table 6</w:t>
+        </w:r>
+      </w:hyperlink>
       <w:r>
         <w:t xml:space="preserve"> </w:t>
       </w:r>
       <w:r>
-        <w:t xml:space="preserve">generates the data.</w:t>
-      </w:r>
-    </w:p>
-    <w:bookmarkEnd w:id="42"/>
-    <w:bookmarkStart w:id="43" w:name="deliverables-and-schedule"/>
+        <w:t xml:space="preserve">are the parameters that matter, which RA-001 established and which this study can test only within its own factor set. The third is that a quadratic model describes the responses adequately over the studied ranges, which the lack of fit test in §5.5 tests directly.</w:t>
+      </w:r>
+    </w:p>
+    <w:bookmarkEnd w:id="43"/>
+    <w:bookmarkStart w:id="44" w:name="approvals-1"/>
     <w:p>
       <w:pPr>
         <w:pStyle w:val="Heading1"/>
       </w:pPr>
       <w:r>
-        <w:t xml:space="preserve">11. Deliverables and schedule</w:t>
+        <w:t xml:space="preserve">13. Approvals</w:t>
       </w:r>
     </w:p>
     <w:p>
@@ -7276,194 +4988,44 @@
         <w:pStyle w:val="FirstParagraph"/>
       </w:pPr>
       <w:r>
-        <w:t xml:space="preserve">The deliverable of this plan is PCR-007, the process characterization report for the cation</w:t>
+        <w:t xml:space="preserve">This plan is approved by the functions recorded in</w:t>
       </w:r>
       <w:r>
         <w:t xml:space="preserve"> </w:t>
       </w:r>
-      <w:r>
-        <w:t xml:space="preserve">exchange step, which will report the qualification of the scale-down model, the screening</w:t>
+      <w:hyperlink w:anchor="tbl-appr">
+        <w:r>
+          <w:rPr>
+            <w:rStyle w:val="Hyperlink"/>
+          </w:rPr>
+          <w:t xml:space="preserve">Table 1</w:t>
+        </w:r>
+      </w:hyperlink>
+      <w:r>
+        <w:t xml:space="preserve">. Execution may begin once the plan is approved and the scale-down model has been accepted under §5.1. Any change to the design, to the ranges or to the acceptance criteria after approval requires a revision of this plan carrying the same approvals, and the revision should be approved before the affected runs are executed.</w:t>
+      </w:r>
+    </w:p>
+    <w:bookmarkEnd w:id="44"/>
+    <w:bookmarkStart w:id="46" w:name="Xed705a931fc11475eebaa20eb48e37c412bfb22"/>
+    <w:p>
+      <w:pPr>
+        <w:pStyle w:val="Heading1"/>
+      </w:pPr>
+      <w:r>
+        <w:t xml:space="preserve">14. Appendix A. Planned screening design matrix</w:t>
+      </w:r>
+    </w:p>
+    <w:p>
+      <w:pPr>
+        <w:pStyle w:val="FirstParagraph"/>
+      </w:pPr>
+      <w:r>
+        <w:t xml:space="preserve">The planned screening design, in the coded levels and the letter codes of</w:t>
       </w:r>
       <w:r>
         <w:t xml:space="preserve"> </w:t>
       </w:r>
-      <w:r>
-        <w:t xml:space="preserve">result, the response-surface models, the operating region, the proven acceptable ranges and the</w:t>
-      </w:r>
-      <w:r>
-        <w:t xml:space="preserve"> </w:t>
-      </w:r>
-      <w:r>
-        <w:t xml:space="preserve">parameter classification. PCR-007 in turn rolls up into the master report for the campaign</w:t>
-      </w:r>
-      <w:r>
-        <w:t xml:space="preserve"> </w:t>
-      </w:r>
-      <w:r>
-        <w:t xml:space="preserve">(PCMR-001), which consolidates the operating regions and the classifications of every step.</w:t>
-      </w:r>
-    </w:p>
-    <w:p>
-      <w:pPr>
-        <w:pStyle w:val="BodyText"/>
-      </w:pPr>
-      <w:r>
-        <w:t xml:space="preserve">The work runs in four phases in sequence, beginning with scale-down model qualification,</w:t>
-      </w:r>
-      <w:r>
-        <w:t xml:space="preserve"> </w:t>
-      </w:r>
-      <w:r>
-        <w:t xml:space="preserve">followed by the screening design of 19 runs, then the response-surface design of</w:t>
-      </w:r>
-      <w:r>
-        <w:t xml:space="preserve"> </w:t>
-      </w:r>
-      <w:r>
-        <w:t xml:space="preserve">28 runs, and completed by the univariate assessment of 6</w:t>
-      </w:r>
-      <w:r>
-        <w:t xml:space="preserve"> </w:t>
-      </w:r>
-      <w:r>
-        <w:t xml:space="preserve">runs. The response-surface stage does not begin until the screening result has been reviewed</w:t>
-      </w:r>
-      <w:r>
-        <w:t xml:space="preserve"> </w:t>
-      </w:r>
-      <w:r>
-        <w:t xml:space="preserve">under §6.2. The univariate runs may be executed in parallel with either multivariate block,</w:t>
-      </w:r>
-      <w:r>
-        <w:t xml:space="preserve"> </w:t>
-      </w:r>
-      <w:r>
-        <w:t xml:space="preserve">because the analysis of those runs is independent of both.</w:t>
-      </w:r>
-    </w:p>
-    <w:p>
-      <w:pPr>
-        <w:pStyle w:val="BodyText"/>
-      </w:pPr>
-      <w:r>
-        <w:t xml:space="preserve">No calendar dates are fixed in this plan, because the campaign schedule is held in the transfer</w:t>
-      </w:r>
-      <w:r>
-        <w:t xml:space="preserve"> </w:t>
-      </w:r>
-      <w:r>
-        <w:t xml:space="preserve">plan (PTP-001) and is maintained there.</w:t>
-      </w:r>
-    </w:p>
-    <w:bookmarkEnd w:id="43"/>
-    <w:bookmarkStart w:id="44" w:name="risks-and-assumptions"/>
-    <w:p>
-      <w:pPr>
-        <w:pStyle w:val="Heading1"/>
-      </w:pPr>
-      <w:r>
-        <w:t xml:space="preserve">12. Risks and assumptions</w:t>
-      </w:r>
-    </w:p>
-    <w:p>
-      <w:pPr>
-        <w:pStyle w:val="FirstParagraph"/>
-      </w:pPr>
-      <w:r>
-        <w:t xml:space="preserve">The largest risk to this study is the representativeness of the scale-down model, because a</w:t>
-      </w:r>
-      <w:r>
-        <w:t xml:space="preserve"> </w:t>
-      </w:r>
-      <w:r>
-        <w:t xml:space="preserve">chromatography model that matches bed height, linear velocity and load can still differ from</w:t>
-      </w:r>
-      <w:r>
-        <w:t xml:space="preserve"> </w:t>
-      </w:r>
-      <w:r>
-        <w:t xml:space="preserve">the commercial column in wall effects and in flow distribution. Qualification under §5.1</w:t>
-      </w:r>
-      <w:r>
-        <w:t xml:space="preserve"> </w:t>
-      </w:r>
-      <w:r>
-        <w:t xml:space="preserve">addresses the risk, since a failure at that stage stops the study instead of biasing the</w:t>
-      </w:r>
-      <w:r>
-        <w:t xml:space="preserve"> </w:t>
-      </w:r>
-      <w:r>
-        <w:t xml:space="preserve">result.</w:t>
-      </w:r>
-    </w:p>
-    <w:p>
-      <w:pPr>
-        <w:pStyle w:val="BodyText"/>
-      </w:pPr>
-      <w:r>
-        <w:t xml:space="preserve">The second risk is the supply of representative load material, since every run needs</w:t>
-      </w:r>
-      <w:r>
-        <w:t xml:space="preserve"> </w:t>
-      </w:r>
-      <w:r>
-        <w:t xml:space="preserve">neutralized viral inactivation pool with an aggregate and host cell protein burden typical of</w:t>
-      </w:r>
-      <w:r>
-        <w:t xml:space="preserve"> </w:t>
-      </w:r>
-      <w:r>
-        <w:t xml:space="preserve">commercial operation. Material outside that burden would shift the level of the responses</w:t>
-      </w:r>
-      <w:r>
-        <w:t xml:space="preserve"> </w:t>
-      </w:r>
-      <w:r>
-        <w:t xml:space="preserve">without necessarily changing the effects, which is the risk the load measurement on every run</w:t>
-      </w:r>
-      <w:r>
-        <w:t xml:space="preserve"> </w:t>
-      </w:r>
-      <w:r>
-        <w:t xml:space="preserve">addresses (§5.4). The third risk is analytical, in that aggregate at the level expected in the pool sits low in the</w:t>
-      </w:r>
-      <w:r>
-        <w:t xml:space="preserve"> </w:t>
-      </w:r>
-      <w:r>
-        <w:t xml:space="preserve">working range of the size exclusion method. Assay variability then contributes a large share of the pure error, which the</w:t>
-      </w:r>
-      <w:r>
-        <w:t xml:space="preserve"> </w:t>
-      </w:r>
-      <w:r>
-        <w:t xml:space="preserve">centre-point replicates will quantify.</w:t>
-      </w:r>
-    </w:p>
-    <w:p>
-      <w:pPr>
-        <w:pStyle w:val="BodyText"/>
-      </w:pPr>
-      <w:r>
-        <w:t xml:space="preserve">Four assumptions underlie this plan. The first of those assumptions treats the risk ranking in RA-001 as correct, which means a</w:t>
-      </w:r>
-      <w:r>
-        <w:t xml:space="preserve"> </w:t>
-      </w:r>
-      <w:r>
-        <w:t xml:space="preserve">parameter ranked low there is held at set-point and is not studied here. The</w:t>
-      </w:r>
-      <w:r>
-        <w:t xml:space="preserve"> </w:t>
-      </w:r>
-      <w:r>
-        <w:t xml:space="preserve">characterization ranges in</w:t>
-      </w:r>
-      <w:r>
-        <w:t xml:space="preserve"> </w:t>
-      </w:r>
-      <w:hyperlink w:anchor="tbl-params">
+      <w:hyperlink w:anchor="tbl-legend">
         <w:r>
           <w:rPr>
             <w:rStyle w:val="Hyperlink"/>
@@ -7472,150 +5034,7 @@
         </w:r>
       </w:hyperlink>
       <w:r>
-        <w:t xml:space="preserve"> </w:t>
-      </w:r>
-      <w:r>
-        <w:t xml:space="preserve">are treated as wide enough to expose any edge of failure</w:t>
-      </w:r>
-      <w:r>
-        <w:t xml:space="preserve"> </w:t>
-      </w:r>
-      <w:r>
-        <w:t xml:space="preserve">that matters to the control strategy. One resin lot is treated as representative of the resin used at</w:t>
-      </w:r>
-      <w:r>
-        <w:t xml:space="preserve"> </w:t>
-      </w:r>
-      <w:r>
-        <w:t xml:space="preserve">commercial scale (§5.2). The quadratic model form is treated as adequate over the ranges studied, an assumption</w:t>
-      </w:r>
-      <w:r>
-        <w:t xml:space="preserve"> </w:t>
-      </w:r>
-      <w:r>
-        <w:t xml:space="preserve">that the lack of fit test in §7 exists to test.</w:t>
-      </w:r>
-    </w:p>
-    <w:p>
-      <w:pPr>
-        <w:pStyle w:val="BodyText"/>
-      </w:pPr>
-      <w:r>
-        <w:t xml:space="preserve">Each assumption is recorded here so that PCR-007 can report against it. An assumption that fails</w:t>
-      </w:r>
-      <w:r>
-        <w:t xml:space="preserve"> </w:t>
-      </w:r>
-      <w:r>
-        <w:t xml:space="preserve">during execution becomes a deviation under §9.</w:t>
-      </w:r>
-    </w:p>
-    <w:bookmarkEnd w:id="44"/>
-    <w:bookmarkStart w:id="45" w:name="approvals-1"/>
-    <w:p>
-      <w:pPr>
-        <w:pStyle w:val="Heading1"/>
-      </w:pPr>
-      <w:r>
-        <w:t xml:space="preserve">13. Approvals</w:t>
-      </w:r>
-    </w:p>
-    <w:p>
-      <w:pPr>
-        <w:pStyle w:val="FirstParagraph"/>
-      </w:pPr>
-      <w:r>
-        <w:t xml:space="preserve">This plan takes effect when the approvers named in the approval record at the front of the</w:t>
-      </w:r>
-      <w:r>
-        <w:t xml:space="preserve"> </w:t>
-      </w:r>
-      <w:r>
-        <w:t xml:space="preserve">document have signed it. The signatories are listed there by role. No characterization run may</w:t>
-      </w:r>
-      <w:r>
-        <w:t xml:space="preserve"> </w:t>
-      </w:r>
-      <w:r>
-        <w:t xml:space="preserve">be executed before that record is complete.</w:t>
-      </w:r>
-    </w:p>
-    <w:bookmarkEnd w:id="45"/>
-    <w:bookmarkStart w:id="47" w:name="X7149527b81b82ac7e9fc876cc411d0dd5d45eb6"/>
-    <w:p>
-      <w:pPr>
-        <w:pStyle w:val="Heading1"/>
-      </w:pPr>
-      <w:r>
-        <w:t xml:space="preserve">Appendix A — Planned screening design matrix</w:t>
-      </w:r>
-    </w:p>
-    <w:p>
-      <w:pPr>
-        <w:pStyle w:val="FirstParagraph"/>
-      </w:pPr>
-      <w:r>
-        <w:t xml:space="preserve">The coded matrix of the planned screening design is given in</w:t>
-      </w:r>
-      <w:r>
-        <w:t xml:space="preserve"> </w:t>
-      </w:r>
-      <w:hyperlink w:anchor="tbl-appa-coded">
-        <w:r>
-          <w:rPr>
-            <w:rStyle w:val="Hyperlink"/>
-          </w:rPr>
-          <w:t xml:space="preserve">Table 11</w:t>
-        </w:r>
-      </w:hyperlink>
-      <w:r>
-        <w:t xml:space="preserve">. Factor letters</w:t>
-      </w:r>
-      <w:r>
-        <w:t xml:space="preserve"> </w:t>
-      </w:r>
-      <w:r>
-        <w:t xml:space="preserve">are defined in</w:t>
-      </w:r>
-      <w:r>
-        <w:t xml:space="preserve"> </w:t>
-      </w:r>
-      <w:hyperlink w:anchor="tbl-legend">
-        <w:r>
-          <w:rPr>
-            <w:rStyle w:val="Hyperlink"/>
-          </w:rPr>
-          <w:t xml:space="preserve">Table 8</w:t>
-        </w:r>
-      </w:hyperlink>
-      <w:r>
-        <w:t xml:space="preserve">. The natural value of each coded level follows from the</w:t>
-      </w:r>
-      <w:r>
-        <w:t xml:space="preserve"> </w:t>
-      </w:r>
-      <w:r>
-        <w:t xml:space="preserve">characterization ranges in</w:t>
-      </w:r>
-      <w:r>
-        <w:t xml:space="preserve"> </w:t>
-      </w:r>
-      <w:hyperlink w:anchor="tbl-params">
-        <w:r>
-          <w:rPr>
-            <w:rStyle w:val="Hyperlink"/>
-          </w:rPr>
-          <w:t xml:space="preserve">Table 7</w:t>
-        </w:r>
-      </w:hyperlink>
-      <w:r>
-        <w:t xml:space="preserve">. Response columns are absent because no run has been</w:t>
-      </w:r>
-      <w:r>
-        <w:t xml:space="preserve"> </w:t>
-      </w:r>
-      <w:r>
-        <w:t xml:space="preserve">executed.</w:t>
+        <w:t xml:space="preserve">. Response columns are absent because no run has been executed. The run numbers are labels rather than an execution sequence, since execution order will be randomized.</w:t>
       </w:r>
     </w:p>
     <w:tbl>
@@ -7631,7 +5050,7 @@
       <w:tr>
         <w:tc>
           <w:tcPr/>
-          <w:bookmarkStart w:id="46" w:name="tbl-appa-coded"/>
+          <w:bookmarkStart w:id="45" w:name="tbl-appA"/>
           <w:p>
             <w:pPr>
               <w:jc w:val="center"/>
@@ -7642,7 +5061,7 @@
               <w:pStyle w:val="ImageCaption"/>
             </w:pPr>
             <w:r>
-              <w:t xml:space="preserve">Table 11: Planned screening design, coded factor levels.</w:t>
+              <w:t xml:space="preserve">Table 10: Planned screening design matrix (coded levels; responses not yet measured).</w:t>
             </w:r>
           </w:p>
           <w:tbl>
@@ -9263,19 +6682,19 @@
               </w:tc>
             </w:tr>
           </w:tbl>
-          <w:bookmarkEnd w:id="46"/>
+          <w:bookmarkEnd w:id="45"/>
           <w:p/>
         </w:tc>
       </w:tr>
     </w:tbl>
-    <w:bookmarkEnd w:id="47"/>
-    <w:bookmarkStart w:id="49" w:name="Xd035249cb2928fc67e6106bc8a61a8b12039d8a"/>
+    <w:bookmarkEnd w:id="46"/>
+    <w:bookmarkStart w:id="48" w:name="Xe2b2e0743c03c830a45965d8439f41bc07ed1c1"/>
     <w:p>
       <w:pPr>
         <w:pStyle w:val="Heading1"/>
       </w:pPr>
       <w:r>
-        <w:t xml:space="preserve">Appendix B — Planned response-surface design matrix</w:t>
+        <w:t xml:space="preserve">15. Appendix B. Planned response-surface design matrix</w:t>
       </w:r>
     </w:p>
     <w:p>
@@ -9283,47 +6702,7 @@
         <w:pStyle w:val="FirstParagraph"/>
       </w:pPr>
       <w:r>
-        <w:t xml:space="preserve">The coded matrix of the planned response-surface design is given in</w:t>
-      </w:r>
-      <w:r>
-        <w:t xml:space="preserve"> </w:t>
-      </w:r>
-      <w:hyperlink w:anchor="tbl-appb-coded">
-        <w:r>
-          <w:rPr>
-            <w:rStyle w:val="Hyperlink"/>
-          </w:rPr>
-          <w:t xml:space="preserve">Table 12</w:t>
-        </w:r>
-      </w:hyperlink>
-      <w:r>
-        <w:t xml:space="preserve">, on the</w:t>
-      </w:r>
-      <w:r>
-        <w:t xml:space="preserve"> </w:t>
-      </w:r>
-      <w:r>
-        <w:t xml:space="preserve">same convention as</w:t>
-      </w:r>
-      <w:r>
-        <w:t xml:space="preserve"> </w:t>
-      </w:r>
-      <w:hyperlink w:anchor="tbl-appa-coded">
-        <w:r>
-          <w:rPr>
-            <w:rStyle w:val="Hyperlink"/>
-          </w:rPr>
-          <w:t xml:space="preserve">Table 11</w:t>
-        </w:r>
-      </w:hyperlink>
-      <w:r>
-        <w:t xml:space="preserve">. The matrix is written on the assumption</w:t>
-      </w:r>
-      <w:r>
-        <w:t xml:space="preserve"> </w:t>
-      </w:r>
-      <w:r>
-        <w:t xml:space="preserve">stated in §6.2 and will be re-issued if the screening stage identifies fewer parameters.</w:t>
+        <w:t xml:space="preserve">The planned response surface design, in the same coded levels and letter codes. The factorial runs repeat the corners of the screening design, the axial runs sit on the faces of the cube at the edge of each factor’s studied range, and the centre point runs are executed at the set-point of every factor.</w:t>
       </w:r>
     </w:p>
     <w:tbl>
@@ -9339,7 +6718,7 @@
       <w:tr>
         <w:tc>
           <w:tcPr/>
-          <w:bookmarkStart w:id="48" w:name="tbl-appb-coded"/>
+          <w:bookmarkStart w:id="47" w:name="tbl-appB"/>
           <w:p>
             <w:pPr>
               <w:jc w:val="center"/>
@@ -9350,7 +6729,7 @@
               <w:pStyle w:val="ImageCaption"/>
             </w:pPr>
             <w:r>
-              <w:t xml:space="preserve">Table 12: Planned response-surface design, coded factor levels.</w:t>
+              <w:t xml:space="preserve">Table 11: Planned response-surface design matrix (coded levels; responses not yet measured).</w:t>
             </w:r>
           </w:p>
           <w:tbl>
@@ -11691,13 +9070,13 @@
               </w:tc>
             </w:tr>
           </w:tbl>
-          <w:bookmarkEnd w:id="48"/>
+          <w:bookmarkEnd w:id="47"/>
           <w:p/>
         </w:tc>
       </w:tr>
     </w:tbl>
-    <w:bookmarkEnd w:id="49"/>
-    <w:bookmarkStart w:id="57" w:name="references"/>
+    <w:bookmarkEnd w:id="48"/>
+    <w:bookmarkStart w:id="55" w:name="references"/>
     <w:p>
       <w:pPr>
         <w:pStyle w:val="Heading1"/>
@@ -11706,8 +9085,8 @@
         <w:t xml:space="preserve">References</w:t>
       </w:r>
     </w:p>
-    <w:bookmarkStart w:id="56" w:name="refs"/>
-    <w:bookmarkStart w:id="50" w:name="ref-amab2009"/>
+    <w:bookmarkStart w:id="54" w:name="refs"/>
+    <w:bookmarkStart w:id="49" w:name="ref-amab2009"/>
     <w:p>
       <w:pPr>
         <w:pStyle w:val="Bibliography"/>
@@ -11729,8 +9108,8 @@
         <w:t xml:space="preserve">. CASSS.</w:t>
       </w:r>
     </w:p>
-    <w:bookmarkEnd w:id="50"/>
-    <w:bookmarkStart w:id="51" w:name="ref-ichq8"/>
+    <w:bookmarkEnd w:id="49"/>
+    <w:bookmarkStart w:id="50" w:name="ref-ichq8"/>
     <w:p>
       <w:pPr>
         <w:pStyle w:val="Bibliography"/>
@@ -11752,31 +9131,8 @@
         <w:t xml:space="preserve">. ICH.</w:t>
       </w:r>
     </w:p>
-    <w:bookmarkEnd w:id="51"/>
-    <w:bookmarkStart w:id="52" w:name="ref-ichq11"/>
-    <w:p>
-      <w:pPr>
-        <w:pStyle w:val="Bibliography"/>
-      </w:pPr>
-      <w:r>
-        <w:t xml:space="preserve">International Council for Harmonisation. 2012.</w:t>
-      </w:r>
-      <w:r>
-        <w:t xml:space="preserve"> </w:t>
-      </w:r>
-      <w:r>
-        <w:rPr>
-          <w:i/>
-          <w:iCs/>
-        </w:rPr>
-        <w:t xml:space="preserve">ICH Q11: Development and Manufacture of Drug Substances</w:t>
-      </w:r>
-      <w:r>
-        <w:t xml:space="preserve">. ICH.</w:t>
-      </w:r>
-    </w:p>
-    <w:bookmarkEnd w:id="52"/>
-    <w:bookmarkStart w:id="53" w:name="ref-ichq5a"/>
+    <w:bookmarkEnd w:id="50"/>
+    <w:bookmarkStart w:id="51" w:name="ref-ichq5a"/>
     <w:p>
       <w:pPr>
         <w:pStyle w:val="Bibliography"/>
@@ -11798,8 +9154,8 @@
         <w:t xml:space="preserve">. ICH.</w:t>
       </w:r>
     </w:p>
-    <w:bookmarkEnd w:id="53"/>
-    <w:bookmarkStart w:id="54" w:name="ref-ichq9"/>
+    <w:bookmarkEnd w:id="51"/>
+    <w:bookmarkStart w:id="52" w:name="ref-ichq9"/>
     <w:p>
       <w:pPr>
         <w:pStyle w:val="Bibliography"/>
@@ -11821,8 +9177,8 @@
         <w:t xml:space="preserve">. ICH.</w:t>
       </w:r>
     </w:p>
-    <w:bookmarkEnd w:id="54"/>
-    <w:bookmarkStart w:id="55" w:name="ref-fda2011"/>
+    <w:bookmarkEnd w:id="52"/>
+    <w:bookmarkStart w:id="53" w:name="ref-fda2011"/>
     <w:p>
       <w:pPr>
         <w:pStyle w:val="Bibliography"/>
@@ -11844,9 +9200,9 @@
         <w:t xml:space="preserve">. FDA.</w:t>
       </w:r>
     </w:p>
+    <w:bookmarkEnd w:id="53"/>
+    <w:bookmarkEnd w:id="54"/>
     <w:bookmarkEnd w:id="55"/>
-    <w:bookmarkEnd w:id="56"/>
-    <w:bookmarkEnd w:id="57"/>
     <w:sectPr>
       <w:footnotePr>
         <w:numRestart w:val="eachSect"/>
@@ -11957,6 +9313,91 @@
       </w:pPr>
     </w:lvl>
   </w:abstractNum>
+  <w:abstractNum w:abstractNumId="99411">
+    <w:nsid w:val="00A99411"/>
+    <w:multiLevelType w:val="multilevel"/>
+    <w:lvl w:ilvl="0">
+      <w:start w:val="1"/>
+      <w:numFmt w:val="decimal"/>
+      <w:lvlText w:val="%1."/>
+      <w:lvlJc w:val="left"/>
+      <w:pPr>
+        <w:ind w:left="720" w:hanging="360"/>
+      </w:pPr>
+    </w:lvl>
+    <w:lvl w:ilvl="1">
+      <w:start w:val="1"/>
+      <w:numFmt w:val="decimal"/>
+      <w:lvlText w:val="%2."/>
+      <w:lvlJc w:val="left"/>
+      <w:pPr>
+        <w:ind w:left="1440" w:hanging="360"/>
+      </w:pPr>
+    </w:lvl>
+    <w:lvl w:ilvl="2">
+      <w:start w:val="1"/>
+      <w:numFmt w:val="decimal"/>
+      <w:lvlText w:val="%3."/>
+      <w:lvlJc w:val="left"/>
+      <w:pPr>
+        <w:ind w:left="2160" w:hanging="360"/>
+      </w:pPr>
+    </w:lvl>
+    <w:lvl w:ilvl="3">
+      <w:start w:val="1"/>
+      <w:numFmt w:val="decimal"/>
+      <w:lvlText w:val="%4."/>
+      <w:lvlJc w:val="left"/>
+      <w:pPr>
+        <w:ind w:left="2880" w:hanging="360"/>
+      </w:pPr>
+    </w:lvl>
+    <w:lvl w:ilvl="4">
+      <w:start w:val="1"/>
+      <w:numFmt w:val="decimal"/>
+      <w:lvlText w:val="%5."/>
+      <w:lvlJc w:val="left"/>
+      <w:pPr>
+        <w:ind w:left="3600" w:hanging="360"/>
+      </w:pPr>
+    </w:lvl>
+    <w:lvl w:ilvl="5">
+      <w:start w:val="1"/>
+      <w:numFmt w:val="decimal"/>
+      <w:lvlText w:val="%6."/>
+      <w:lvlJc w:val="left"/>
+      <w:pPr>
+        <w:ind w:left="4320" w:hanging="360"/>
+      </w:pPr>
+    </w:lvl>
+    <w:lvl w:ilvl="6">
+      <w:start w:val="1"/>
+      <w:numFmt w:val="decimal"/>
+      <w:lvlText w:val="%7."/>
+      <w:lvlJc w:val="left"/>
+      <w:pPr>
+        <w:ind w:left="5040" w:hanging="360"/>
+      </w:pPr>
+    </w:lvl>
+    <w:lvl w:ilvl="7">
+      <w:start w:val="1"/>
+      <w:numFmt w:val="decimal"/>
+      <w:lvlText w:val="%8."/>
+      <w:lvlJc w:val="left"/>
+      <w:pPr>
+        <w:ind w:left="5760" w:hanging="360"/>
+      </w:pPr>
+    </w:lvl>
+    <w:lvl w:ilvl="8">
+      <w:start w:val="1"/>
+      <w:numFmt w:val="decimal"/>
+      <w:lvlText w:val="%9."/>
+      <w:lvlJc w:val="left"/>
+      <w:pPr>
+        <w:ind w:left="6480" w:hanging="360"/>
+      </w:pPr>
+    </w:lvl>
+  </w:abstractNum>
   <w:abstractNum w:abstractNumId="991">
     <w:nsid w:val="0000A991"/>
     <w:multiLevelType w:val="multilevel"/>
@@ -12064,6 +9505,36 @@
     <w:abstractNumId w:val="990"/>
   </w:num>
   <w:num w:numId="1001">
+    <w:abstractNumId w:val="99411"/>
+    <w:lvlOverride w:ilvl="0">
+      <w:startOverride w:val="1"/>
+    </w:lvlOverride>
+    <w:lvlOverride w:ilvl="1">
+      <w:startOverride w:val="1"/>
+    </w:lvlOverride>
+    <w:lvlOverride w:ilvl="2">
+      <w:startOverride w:val="1"/>
+    </w:lvlOverride>
+    <w:lvlOverride w:ilvl="3">
+      <w:startOverride w:val="1"/>
+    </w:lvlOverride>
+    <w:lvlOverride w:ilvl="4">
+      <w:startOverride w:val="1"/>
+    </w:lvlOverride>
+    <w:lvlOverride w:ilvl="5">
+      <w:startOverride w:val="1"/>
+    </w:lvlOverride>
+    <w:lvlOverride w:ilvl="6">
+      <w:startOverride w:val="1"/>
+    </w:lvlOverride>
+    <w:lvlOverride w:ilvl="7">
+      <w:startOverride w:val="1"/>
+    </w:lvlOverride>
+    <w:lvlOverride w:ilvl="8">
+      <w:startOverride w:val="1"/>
+    </w:lvlOverride>
+  </w:num>
+  <w:num w:numId="1002">
     <w:abstractNumId w:val="991"/>
   </w:num>
 </w:numbering>
